--- a/spa/docx/56.content.docx
+++ b/spa/docx/56.content.docx
@@ -295,6 +295,21 @@
           <w:b/>
           <w:lang w:val="es_ES" w:bidi="es_ES"/>
         </w:rPr>
+        <w:t>κατὰ πίστιν ἐκλεκτῶν Θεοῦ καὶ ἐπίγνωσιν ἀληθείας</w:t>
+      </w:r>
+    </w:p>
+    <w:p>
+      <w:pPr/>
+      <w:r>
+        <w:rPr>
+          <w:lang w:val="es_ES" w:bidi="es_ES"/>
+        </w:rPr>
+      </w:r>
+      <w:r>
+        <w:rPr>
+          <w:b/>
+          <w:lang w:val="es_ES" w:bidi="es_ES"/>
+        </w:rPr>
         <w:t>"conforme a la fe de los escogidos de Dios y el conocimiento de la verdad".</w:t>
       </w:r>
     </w:p>
@@ -417,6 +432,21 @@
           <w:b/>
           <w:lang w:val="es_ES" w:bidi="es_ES"/>
         </w:rPr>
+        <w:t>ἐκλεκτῶν Θεοῦ</w:t>
+      </w:r>
+    </w:p>
+    <w:p>
+      <w:pPr/>
+      <w:r>
+        <w:rPr>
+          <w:lang w:val="es_ES" w:bidi="es_ES"/>
+        </w:rPr>
+      </w:r>
+      <w:r>
+        <w:rPr>
+          <w:b/>
+          <w:lang w:val="es_ES" w:bidi="es_ES"/>
+        </w:rPr>
         <w:t>"de los escogidos de Dios".</w:t>
       </w:r>
     </w:p>
@@ -500,6 +530,21 @@
           <w:b/>
           <w:lang w:val="es_ES" w:bidi="es_ES"/>
         </w:rPr>
+        <w:t>καὶ ἐπίγνωσιν ἀληθείας</w:t>
+      </w:r>
+    </w:p>
+    <w:p>
+      <w:pPr/>
+      <w:r>
+        <w:rPr>
+          <w:lang w:val="es_ES" w:bidi="es_ES"/>
+        </w:rPr>
+      </w:r>
+      <w:r>
+        <w:rPr>
+          <w:b/>
+          <w:lang w:val="es_ES" w:bidi="es_ES"/>
+        </w:rPr>
         <w:t>"y el conocimiento de la verdad".</w:t>
       </w:r>
     </w:p>
@@ -583,6 +628,21 @@
           <w:b/>
           <w:lang w:val="es_ES" w:bidi="es_ES"/>
         </w:rPr>
+        <w:t>τῆς κατ’ εὐσέβειαν</w:t>
+      </w:r>
+    </w:p>
+    <w:p>
+      <w:pPr/>
+      <w:r>
+        <w:rPr>
+          <w:lang w:val="es_ES" w:bidi="es_ES"/>
+        </w:rPr>
+      </w:r>
+      <w:r>
+        <w:rPr>
+          <w:b/>
+          <w:lang w:val="es_ES" w:bidi="es_ES"/>
+        </w:rPr>
         <w:t>"que conduce a la piedad".</w:t>
       </w:r>
     </w:p>
@@ -679,6 +739,21 @@
           <w:b/>
           <w:lang w:val="es_ES" w:bidi="es_ES"/>
         </w:rPr>
+        <w:t>ἐπ’ ἐλπίδι ζωῆς αἰωνίου</w:t>
+      </w:r>
+    </w:p>
+    <w:p>
+      <w:pPr/>
+      <w:r>
+        <w:rPr>
+          <w:lang w:val="es_ES" w:bidi="es_ES"/>
+        </w:rPr>
+      </w:r>
+      <w:r>
+        <w:rPr>
+          <w:b/>
+          <w:lang w:val="es_ES" w:bidi="es_ES"/>
+        </w:rPr>
         <w:t>"en la esperanza de la vida eterna".</w:t>
       </w:r>
     </w:p>
@@ -801,6 +876,21 @@
           <w:b/>
           <w:lang w:val="es_ES" w:bidi="es_ES"/>
         </w:rPr>
+        <w:t>ἐπ’ ἐλπίδι ζωῆς αἰωνίου</w:t>
+      </w:r>
+    </w:p>
+    <w:p>
+      <w:pPr/>
+      <w:r>
+        <w:rPr>
+          <w:lang w:val="es_ES" w:bidi="es_ES"/>
+        </w:rPr>
+      </w:r>
+      <w:r>
+        <w:rPr>
+          <w:b/>
+          <w:lang w:val="es_ES" w:bidi="es_ES"/>
+        </w:rPr>
         <w:t>"en la esperanza de la vida eterna".</w:t>
       </w:r>
     </w:p>
@@ -897,6 +987,21 @@
           <w:b/>
           <w:lang w:val="es_ES" w:bidi="es_ES"/>
         </w:rPr>
+        <w:t>ὁ ἀψευδὴς Θεὸς</w:t>
+      </w:r>
+    </w:p>
+    <w:p>
+      <w:pPr/>
+      <w:r>
+        <w:rPr>
+          <w:lang w:val="es_ES" w:bidi="es_ES"/>
+        </w:rPr>
+      </w:r>
+      <w:r>
+        <w:rPr>
+          <w:b/>
+          <w:lang w:val="es_ES" w:bidi="es_ES"/>
+        </w:rPr>
         <w:t>"Dios, que no miente".</w:t>
       </w:r>
     </w:p>
@@ -1043,6 +1148,21 @@
           <w:b/>
           <w:lang w:val="es_ES" w:bidi="es_ES"/>
         </w:rPr>
+        <w:t>καιροῖς ἰδίοις</w:t>
+      </w:r>
+    </w:p>
+    <w:p>
+      <w:pPr/>
+      <w:r>
+        <w:rPr>
+          <w:lang w:val="es_ES" w:bidi="es_ES"/>
+        </w:rPr>
+      </w:r>
+      <w:r>
+        <w:rPr>
+          <w:b/>
+          <w:lang w:val="es_ES" w:bidi="es_ES"/>
+        </w:rPr>
         <w:t>"Y a su debido tiempo".</w:t>
       </w:r>
     </w:p>
@@ -1106,6 +1226,21 @@
           <w:b/>
           <w:lang w:val="es_ES" w:bidi="es_ES"/>
         </w:rPr>
+        <w:t>ἐφανέρωσεν &amp; τὸν λόγον αὐτοῦ</w:t>
+      </w:r>
+    </w:p>
+    <w:p>
+      <w:pPr/>
+      <w:r>
+        <w:rPr>
+          <w:lang w:val="es_ES" w:bidi="es_ES"/>
+        </w:rPr>
+      </w:r>
+      <w:r>
+        <w:rPr>
+          <w:b/>
+          <w:lang w:val="es_ES" w:bidi="es_ES"/>
+        </w:rPr>
         <w:t>"Él ha hecho"</w:t>
       </w:r>
       <w:r>
@@ -1202,6 +1337,21 @@
           <w:b/>
           <w:lang w:val="es_ES" w:bidi="es_ES"/>
         </w:rPr>
+        <w:t>ἐν κηρύγματι</w:t>
+      </w:r>
+    </w:p>
+    <w:p>
+      <w:pPr/>
+      <w:r>
+        <w:rPr>
+          <w:lang w:val="es_ES" w:bidi="es_ES"/>
+        </w:rPr>
+      </w:r>
+      <w:r>
+        <w:rPr>
+          <w:b/>
+          <w:lang w:val="es_ES" w:bidi="es_ES"/>
+        </w:rPr>
         <w:t>"de la predicación".</w:t>
       </w:r>
     </w:p>
@@ -1298,6 +1448,21 @@
           <w:b/>
           <w:lang w:val="es_ES" w:bidi="es_ES"/>
         </w:rPr>
+        <w:t>ὃ ἐπιστεύθην ἐγὼ</w:t>
+      </w:r>
+    </w:p>
+    <w:p>
+      <w:pPr/>
+      <w:r>
+        <w:rPr>
+          <w:lang w:val="es_ES" w:bidi="es_ES"/>
+        </w:rPr>
+      </w:r>
+      <w:r>
+        <w:rPr>
+          <w:b/>
+          <w:lang w:val="es_ES" w:bidi="es_ES"/>
+        </w:rPr>
         <w:t>"que me fue encomendada".</w:t>
       </w:r>
     </w:p>
@@ -1381,6 +1546,21 @@
           <w:b/>
           <w:lang w:val="es_ES" w:bidi="es_ES"/>
         </w:rPr>
+        <w:t>ἡμῶν</w:t>
+      </w:r>
+    </w:p>
+    <w:p>
+      <w:pPr/>
+      <w:r>
+        <w:rPr>
+          <w:lang w:val="es_ES" w:bidi="es_ES"/>
+        </w:rPr>
+      </w:r>
+      <w:r>
+        <w:rPr>
+          <w:b/>
+          <w:lang w:val="es_ES" w:bidi="es_ES"/>
+        </w:rPr>
         <w:t>"nuestro".</w:t>
       </w:r>
     </w:p>
@@ -1477,6 +1657,21 @@
           <w:b/>
           <w:lang w:val="es_ES" w:bidi="es_ES"/>
         </w:rPr>
+        <w:t>γνησίῳ τέκνῳ</w:t>
+      </w:r>
+    </w:p>
+    <w:p>
+      <w:pPr/>
+      <w:r>
+        <w:rPr>
+          <w:lang w:val="es_ES" w:bidi="es_ES"/>
+        </w:rPr>
+      </w:r>
+      <w:r>
+        <w:rPr>
+          <w:b/>
+          <w:lang w:val="es_ES" w:bidi="es_ES"/>
+        </w:rPr>
         <w:t>"VERDADERO hijo".</w:t>
       </w:r>
     </w:p>
@@ -1573,6 +1768,21 @@
           <w:b/>
           <w:lang w:val="es_ES" w:bidi="es_ES"/>
         </w:rPr>
+        <w:t>κατὰ κοινὴν πίστιν</w:t>
+      </w:r>
+    </w:p>
+    <w:p>
+      <w:pPr/>
+      <w:r>
+        <w:rPr>
+          <w:lang w:val="es_ES" w:bidi="es_ES"/>
+        </w:rPr>
+      </w:r>
+      <w:r>
+        <w:rPr>
+          <w:b/>
+          <w:lang w:val="es_ES" w:bidi="es_ES"/>
+        </w:rPr>
         <w:t>"en la común fe".</w:t>
       </w:r>
     </w:p>
@@ -1682,6 +1892,21 @@
           <w:b/>
           <w:lang w:val="es_ES" w:bidi="es_ES"/>
         </w:rPr>
+        <w:t>χάρις καὶ εἰρήνη</w:t>
+      </w:r>
+    </w:p>
+    <w:p>
+      <w:pPr/>
+      <w:r>
+        <w:rPr>
+          <w:lang w:val="es_ES" w:bidi="es_ES"/>
+        </w:rPr>
+      </w:r>
+      <w:r>
+        <w:rPr>
+          <w:b/>
+          <w:lang w:val="es_ES" w:bidi="es_ES"/>
+        </w:rPr>
         <w:t>"Gracia, misericordia y paz".</w:t>
       </w:r>
     </w:p>
@@ -1765,6 +1990,21 @@
           <w:b/>
           <w:lang w:val="es_ES" w:bidi="es_ES"/>
         </w:rPr>
+        <w:t>χάρις καὶ εἰρήνη ἀπὸ Θεοῦ Πατρὸς καὶ Χριστοῦ Ἰησοῦ τοῦ Σωτῆρος ἡμῶν</w:t>
+      </w:r>
+    </w:p>
+    <w:p>
+      <w:pPr/>
+      <w:r>
+        <w:rPr>
+          <w:lang w:val="es_ES" w:bidi="es_ES"/>
+        </w:rPr>
+      </w:r>
+      <w:r>
+        <w:rPr>
+          <w:b/>
+          <w:lang w:val="es_ES" w:bidi="es_ES"/>
+        </w:rPr>
         <w:t>"Gracia, misericordia y paz de Dios Padre y del Señor Jesucristo nuestro Salvador".</w:t>
       </w:r>
     </w:p>
@@ -1874,6 +2114,21 @@
           <w:b/>
           <w:lang w:val="es_ES" w:bidi="es_ES"/>
         </w:rPr>
+        <w:t>Χριστοῦ Ἰησοῦ τοῦ Σωτῆρος ἡμῶν</w:t>
+      </w:r>
+    </w:p>
+    <w:p>
+      <w:pPr/>
+      <w:r>
+        <w:rPr>
+          <w:lang w:val="es_ES" w:bidi="es_ES"/>
+        </w:rPr>
+      </w:r>
+      <w:r>
+        <w:rPr>
+          <w:b/>
+          <w:lang w:val="es_ES" w:bidi="es_ES"/>
+        </w:rPr>
         <w:t>"Jesucristo nuestro Salvador".</w:t>
       </w:r>
     </w:p>
@@ -1937,6 +2192,21 @@
           <w:b/>
           <w:lang w:val="es_ES" w:bidi="es_ES"/>
         </w:rPr>
+        <w:t>ἡμῶν</w:t>
+      </w:r>
+    </w:p>
+    <w:p>
+      <w:pPr/>
+      <w:r>
+        <w:rPr>
+          <w:lang w:val="es_ES" w:bidi="es_ES"/>
+        </w:rPr>
+      </w:r>
+      <w:r>
+        <w:rPr>
+          <w:b/>
+          <w:lang w:val="es_ES" w:bidi="es_ES"/>
+        </w:rPr>
         <w:t>"nuestro".</w:t>
       </w:r>
     </w:p>
@@ -2033,6 +2303,21 @@
           <w:b/>
           <w:lang w:val="es_ES" w:bidi="es_ES"/>
         </w:rPr>
+        <w:t>τούτου χάριν</w:t>
+      </w:r>
+    </w:p>
+    <w:p>
+      <w:pPr/>
+      <w:r>
+        <w:rPr>
+          <w:lang w:val="es_ES" w:bidi="es_ES"/>
+        </w:rPr>
+      </w:r>
+      <w:r>
+        <w:rPr>
+          <w:b/>
+          <w:lang w:val="es_ES" w:bidi="es_ES"/>
+        </w:rPr>
         <w:t>"Por esta Causa".</w:t>
       </w:r>
     </w:p>
@@ -2129,6 +2414,21 @@
           <w:b/>
           <w:lang w:val="es_ES" w:bidi="es_ES"/>
         </w:rPr>
+        <w:t>ἀπέλιπόν σε ἐν Κρήτῃ</w:t>
+      </w:r>
+    </w:p>
+    <w:p>
+      <w:pPr/>
+      <w:r>
+        <w:rPr>
+          <w:lang w:val="es_ES" w:bidi="es_ES"/>
+        </w:rPr>
+      </w:r>
+      <w:r>
+        <w:rPr>
+          <w:b/>
+          <w:lang w:val="es_ES" w:bidi="es_ES"/>
+        </w:rPr>
         <w:t>"Te dejé en Creta".</w:t>
       </w:r>
     </w:p>
@@ -2192,6 +2492,21 @@
           <w:b/>
           <w:lang w:val="es_ES" w:bidi="es_ES"/>
         </w:rPr>
+        <w:t>ἵνα τὰ λείποντα ἐπιδιορθώσῃ</w:t>
+      </w:r>
+    </w:p>
+    <w:p>
+      <w:pPr/>
+      <w:r>
+        <w:rPr>
+          <w:lang w:val="es_ES" w:bidi="es_ES"/>
+        </w:rPr>
+      </w:r>
+      <w:r>
+        <w:rPr>
+          <w:b/>
+          <w:lang w:val="es_ES" w:bidi="es_ES"/>
+        </w:rPr>
         <w:t>"para que corrigieses lo deficiente".</w:t>
       </w:r>
     </w:p>
@@ -2255,6 +2570,21 @@
           <w:b/>
           <w:lang w:val="es_ES" w:bidi="es_ES"/>
         </w:rPr>
+        <w:t>καταστήσῃς &amp; πρεσβυτέρους</w:t>
+      </w:r>
+    </w:p>
+    <w:p>
+      <w:pPr/>
+      <w:r>
+        <w:rPr>
+          <w:lang w:val="es_ES" w:bidi="es_ES"/>
+        </w:rPr>
+      </w:r>
+      <w:r>
+        <w:rPr>
+          <w:b/>
+          <w:lang w:val="es_ES" w:bidi="es_ES"/>
+        </w:rPr>
         <w:t>"Y establecieses ancianos".</w:t>
       </w:r>
     </w:p>
@@ -2318,6 +2648,21 @@
           <w:b/>
           <w:lang w:val="es_ES" w:bidi="es_ES"/>
         </w:rPr>
+        <w:t>εἴ τίς ἐστιν ἀνέγκλητος</w:t>
+      </w:r>
+    </w:p>
+    <w:p>
+      <w:pPr/>
+      <w:r>
+        <w:rPr>
+          <w:lang w:val="es_ES" w:bidi="es_ES"/>
+        </w:rPr>
+      </w:r>
+      <w:r>
+        <w:rPr>
+          <w:b/>
+          <w:lang w:val="es_ES" w:bidi="es_ES"/>
+        </w:rPr>
         <w:t>"el que fuere irreprensible".</w:t>
       </w:r>
     </w:p>
@@ -2401,6 +2746,21 @@
           <w:b/>
           <w:lang w:val="es_ES" w:bidi="es_ES"/>
         </w:rPr>
+        <w:t>ἀνέγκλητος</w:t>
+      </w:r>
+    </w:p>
+    <w:p>
+      <w:pPr/>
+      <w:r>
+        <w:rPr>
+          <w:lang w:val="es_ES" w:bidi="es_ES"/>
+        </w:rPr>
+      </w:r>
+      <w:r>
+        <w:rPr>
+          <w:b/>
+          <w:lang w:val="es_ES" w:bidi="es_ES"/>
+        </w:rPr>
         <w:t>"irreprensible".</w:t>
       </w:r>
     </w:p>
@@ -2497,6 +2857,21 @@
           <w:b/>
           <w:lang w:val="es_ES" w:bidi="es_ES"/>
         </w:rPr>
+        <w:t>μιᾶς γυναικὸς ἀνήρ</w:t>
+      </w:r>
+    </w:p>
+    <w:p>
+      <w:pPr/>
+      <w:r>
+        <w:rPr>
+          <w:lang w:val="es_ES" w:bidi="es_ES"/>
+        </w:rPr>
+      </w:r>
+      <w:r>
+        <w:rPr>
+          <w:b/>
+          <w:lang w:val="es_ES" w:bidi="es_ES"/>
+        </w:rPr>
         <w:t>"Marido de una sola Mujer".</w:t>
       </w:r>
     </w:p>
@@ -2593,6 +2968,21 @@
           <w:b/>
           <w:lang w:val="es_ES" w:bidi="es_ES"/>
         </w:rPr>
+        <w:t>τέκνα &amp; πιστά</w:t>
+      </w:r>
+    </w:p>
+    <w:p>
+      <w:pPr/>
+      <w:r>
+        <w:rPr>
+          <w:lang w:val="es_ES" w:bidi="es_ES"/>
+        </w:rPr>
+      </w:r>
+      <w:r>
+        <w:rPr>
+          <w:b/>
+          <w:lang w:val="es_ES" w:bidi="es_ES"/>
+        </w:rPr>
         <w:t>"hijos creyentes".</w:t>
       </w:r>
     </w:p>
@@ -2676,6 +3066,21 @@
           <w:b/>
           <w:lang w:val="es_ES" w:bidi="es_ES"/>
         </w:rPr>
+        <w:t>τὸν ἐπίσκοπον</w:t>
+      </w:r>
+    </w:p>
+    <w:p>
+      <w:pPr/>
+      <w:r>
+        <w:rPr>
+          <w:lang w:val="es_ES" w:bidi="es_ES"/>
+        </w:rPr>
+      </w:r>
+      <w:r>
+        <w:rPr>
+          <w:b/>
+          <w:lang w:val="es_ES" w:bidi="es_ES"/>
+        </w:rPr>
         <w:t>"El obispo".</w:t>
       </w:r>
     </w:p>
@@ -2772,6 +3177,21 @@
           <w:b/>
           <w:lang w:val="es_ES" w:bidi="es_ES"/>
         </w:rPr>
+        <w:t>Θεοῦ οἰκονόμον</w:t>
+      </w:r>
+    </w:p>
+    <w:p>
+      <w:pPr/>
+      <w:r>
+        <w:rPr>
+          <w:lang w:val="es_ES" w:bidi="es_ES"/>
+        </w:rPr>
+      </w:r>
+      <w:r>
+        <w:rPr>
+          <w:b/>
+          <w:lang w:val="es_ES" w:bidi="es_ES"/>
+        </w:rPr>
         <w:t>"como administrador de Dios".</w:t>
       </w:r>
     </w:p>
@@ -2868,6 +3288,21 @@
           <w:b/>
           <w:lang w:val="es_ES" w:bidi="es_ES"/>
         </w:rPr>
+        <w:t>μὴ πάροινον</w:t>
+      </w:r>
+    </w:p>
+    <w:p>
+      <w:pPr/>
+      <w:r>
+        <w:rPr>
+          <w:lang w:val="es_ES" w:bidi="es_ES"/>
+        </w:rPr>
+      </w:r>
+      <w:r>
+        <w:rPr>
+          <w:b/>
+          <w:lang w:val="es_ES" w:bidi="es_ES"/>
+        </w:rPr>
         <w:t>"no dado al vino".</w:t>
       </w:r>
     </w:p>
@@ -2931,6 +3366,21 @@
           <w:b/>
           <w:lang w:val="es_ES" w:bidi="es_ES"/>
         </w:rPr>
+        <w:t>μὴ πλήκτην</w:t>
+      </w:r>
+    </w:p>
+    <w:p>
+      <w:pPr/>
+      <w:r>
+        <w:rPr>
+          <w:lang w:val="es_ES" w:bidi="es_ES"/>
+        </w:rPr>
+      </w:r>
+      <w:r>
+        <w:rPr>
+          <w:b/>
+          <w:lang w:val="es_ES" w:bidi="es_ES"/>
+        </w:rPr>
         <w:t>"no iracundo"</w:t>
       </w:r>
     </w:p>
@@ -2994,6 +3444,21 @@
           <w:b/>
           <w:lang w:val="es_ES" w:bidi="es_ES"/>
         </w:rPr>
+        <w:t>ἀλλὰ</w:t>
+      </w:r>
+    </w:p>
+    <w:p>
+      <w:pPr/>
+      <w:r>
+        <w:rPr>
+          <w:lang w:val="es_ES" w:bidi="es_ES"/>
+        </w:rPr>
+      </w:r>
+      <w:r>
+        <w:rPr>
+          <w:b/>
+          <w:lang w:val="es_ES" w:bidi="es_ES"/>
+        </w:rPr>
         <w:t>"sino".</w:t>
       </w:r>
     </w:p>
@@ -3090,6 +3555,21 @@
           <w:b/>
           <w:lang w:val="es_ES" w:bidi="es_ES"/>
         </w:rPr>
+        <w:t>φιλάγαθον</w:t>
+      </w:r>
+    </w:p>
+    <w:p>
+      <w:pPr/>
+      <w:r>
+        <w:rPr>
+          <w:lang w:val="es_ES" w:bidi="es_ES"/>
+        </w:rPr>
+      </w:r>
+      <w:r>
+        <w:rPr>
+          <w:b/>
+          <w:lang w:val="es_ES" w:bidi="es_ES"/>
+        </w:rPr>
         <w:t>"amante de lo bueno".</w:t>
       </w:r>
     </w:p>
@@ -3196,6 +3676,21 @@
       </w:r>
       <w:r>
         <w:rPr>
+          <w:b/>
+          <w:lang w:val="es_ES" w:bidi="es_ES"/>
+        </w:rPr>
+        <w:t>σώφρονα &amp; ἐγκρατῆ</w:t>
+      </w:r>
+    </w:p>
+    <w:p>
+      <w:pPr/>
+      <w:r>
+        <w:rPr>
+          <w:lang w:val="es_ES" w:bidi="es_ES"/>
+        </w:rPr>
+      </w:r>
+      <w:r>
+        <w:rPr>
           <w:lang w:val="es_ES" w:bidi="es_ES"/>
         </w:rPr>
         <w:t>"</w:t>
@@ -3317,6 +3812,21 @@
       </w:r>
       <w:r>
         <w:rPr>
+          <w:b/>
+          <w:lang w:val="es_ES" w:bidi="es_ES"/>
+        </w:rPr>
+        <w:t>δίκαιον, ὅσιον</w:t>
+      </w:r>
+    </w:p>
+    <w:p>
+      <w:pPr/>
+      <w:r>
+        <w:rPr>
+          <w:lang w:val="es_ES" w:bidi="es_ES"/>
+        </w:rPr>
+      </w:r>
+      <w:r>
+        <w:rPr>
           <w:lang w:val="es_ES" w:bidi="es_ES"/>
         </w:rPr>
         <w:t>"justo, santo".</w:t>
@@ -3428,6 +3938,21 @@
           <w:b/>
           <w:lang w:val="es_ES" w:bidi="es_ES"/>
         </w:rPr>
+        <w:t>ἀντεχόμενον</w:t>
+      </w:r>
+    </w:p>
+    <w:p>
+      <w:pPr/>
+      <w:r>
+        <w:rPr>
+          <w:lang w:val="es_ES" w:bidi="es_ES"/>
+        </w:rPr>
+      </w:r>
+      <w:r>
+        <w:rPr>
+          <w:b/>
+          <w:lang w:val="es_ES" w:bidi="es_ES"/>
+        </w:rPr>
         <w:t>"retenedor de la palabra fiel".</w:t>
       </w:r>
     </w:p>
@@ -3511,6 +4036,21 @@
           <w:b/>
           <w:lang w:val="es_ES" w:bidi="es_ES"/>
         </w:rPr>
+        <w:t>κατὰ τὴν διδαχὴν</w:t>
+      </w:r>
+    </w:p>
+    <w:p>
+      <w:pPr/>
+      <w:r>
+        <w:rPr>
+          <w:lang w:val="es_ES" w:bidi="es_ES"/>
+        </w:rPr>
+      </w:r>
+      <w:r>
+        <w:rPr>
+          <w:b/>
+          <w:lang w:val="es_ES" w:bidi="es_ES"/>
+        </w:rPr>
         <w:t>"tal como ha sido enseñada".</w:t>
       </w:r>
     </w:p>
@@ -3574,6 +4114,21 @@
           <w:b/>
           <w:lang w:val="es_ES" w:bidi="es_ES"/>
         </w:rPr>
+        <w:t>ἵνα</w:t>
+      </w:r>
+    </w:p>
+    <w:p>
+      <w:pPr/>
+      <w:r>
+        <w:rPr>
+          <w:lang w:val="es_ES" w:bidi="es_ES"/>
+        </w:rPr>
+      </w:r>
+      <w:r>
+        <w:rPr>
+          <w:b/>
+          <w:lang w:val="es_ES" w:bidi="es_ES"/>
+        </w:rPr>
         <w:t>"para que".</w:t>
       </w:r>
     </w:p>
@@ -3670,6 +4225,21 @@
           <w:b/>
           <w:lang w:val="es_ES" w:bidi="es_ES"/>
         </w:rPr>
+        <w:t>τῇ διδασκαλίᾳ τῇ ὑγιαινούσῃ</w:t>
+      </w:r>
+    </w:p>
+    <w:p>
+      <w:pPr/>
+      <w:r>
+        <w:rPr>
+          <w:lang w:val="es_ES" w:bidi="es_ES"/>
+        </w:rPr>
+      </w:r>
+      <w:r>
+        <w:rPr>
+          <w:b/>
+          <w:lang w:val="es_ES" w:bidi="es_ES"/>
+        </w:rPr>
         <w:t>"sana enseñanza ".</w:t>
       </w:r>
     </w:p>
@@ -3779,6 +4349,21 @@
           <w:b/>
           <w:lang w:val="es_ES" w:bidi="es_ES"/>
         </w:rPr>
+        <w:t>ματαιολόγοι</w:t>
+      </w:r>
+    </w:p>
+    <w:p>
+      <w:pPr/>
+      <w:r>
+        <w:rPr>
+          <w:lang w:val="es_ES" w:bidi="es_ES"/>
+        </w:rPr>
+      </w:r>
+      <w:r>
+        <w:rPr>
+          <w:b/>
+          <w:lang w:val="es_ES" w:bidi="es_ES"/>
+        </w:rPr>
         <w:t>"habladores de vanidades".</w:t>
       </w:r>
     </w:p>
@@ -3888,6 +4473,21 @@
           <w:b/>
           <w:lang w:val="es_ES" w:bidi="es_ES"/>
         </w:rPr>
+        <w:t>φρεναπάται</w:t>
+      </w:r>
+    </w:p>
+    <w:p>
+      <w:pPr/>
+      <w:r>
+        <w:rPr>
+          <w:lang w:val="es_ES" w:bidi="es_ES"/>
+        </w:rPr>
+      </w:r>
+      <w:r>
+        <w:rPr>
+          <w:b/>
+          <w:lang w:val="es_ES" w:bidi="es_ES"/>
+        </w:rPr>
         <w:t>"engañadores".</w:t>
       </w:r>
     </w:p>
@@ -3981,6 +4581,21 @@
       </w:r>
       <w:r>
         <w:rPr>
+          <w:b/>
+          <w:lang w:val="es_ES" w:bidi="es_ES"/>
+        </w:rPr>
+        <w:t>ματαιολόγοι, καὶ φρεναπάται</w:t>
+      </w:r>
+    </w:p>
+    <w:p>
+      <w:pPr/>
+      <w:r>
+        <w:rPr>
+          <w:lang w:val="es_ES" w:bidi="es_ES"/>
+        </w:rPr>
+      </w:r>
+      <w:r>
+        <w:rPr>
           <w:lang w:val="es_ES" w:bidi="es_ES"/>
         </w:rPr>
         <w:t>"</w:t>
@@ -4112,6 +4727,21 @@
           <w:b/>
           <w:lang w:val="es_ES" w:bidi="es_ES"/>
         </w:rPr>
+        <w:t>οἱ ἐκ τῆς περιτομῆς</w:t>
+      </w:r>
+    </w:p>
+    <w:p>
+      <w:pPr/>
+      <w:r>
+        <w:rPr>
+          <w:lang w:val="es_ES" w:bidi="es_ES"/>
+        </w:rPr>
+      </w:r>
+      <w:r>
+        <w:rPr>
+          <w:b/>
+          <w:lang w:val="es_ES" w:bidi="es_ES"/>
+        </w:rPr>
         <w:t>"mayormente los de la circuncisión".</w:t>
       </w:r>
     </w:p>
@@ -4208,6 +4838,21 @@
           <w:b/>
           <w:lang w:val="es_ES" w:bidi="es_ES"/>
         </w:rPr>
+        <w:t>οὓς δεῖ ἐπιστομίζειν</w:t>
+      </w:r>
+    </w:p>
+    <w:p>
+      <w:pPr/>
+      <w:r>
+        <w:rPr>
+          <w:lang w:val="es_ES" w:bidi="es_ES"/>
+        </w:rPr>
+      </w:r>
+      <w:r>
+        <w:rPr>
+          <w:b/>
+          <w:lang w:val="es_ES" w:bidi="es_ES"/>
+        </w:rPr>
         <w:t>"a los cuales es preciso tapar la boca".</w:t>
       </w:r>
     </w:p>
@@ -4291,6 +4936,21 @@
           <w:b/>
           <w:lang w:val="es_ES" w:bidi="es_ES"/>
         </w:rPr>
+        <w:t>ὅλους οἴκους ἀνατρέπουσιν</w:t>
+      </w:r>
+    </w:p>
+    <w:p>
+      <w:pPr/>
+      <w:r>
+        <w:rPr>
+          <w:lang w:val="es_ES" w:bidi="es_ES"/>
+        </w:rPr>
+      </w:r>
+      <w:r>
+        <w:rPr>
+          <w:b/>
+          <w:lang w:val="es_ES" w:bidi="es_ES"/>
+        </w:rPr>
         <w:t>"que trastornan casas enteras".</w:t>
       </w:r>
     </w:p>
@@ -4374,6 +5034,21 @@
           <w:b/>
           <w:lang w:val="es_ES" w:bidi="es_ES"/>
         </w:rPr>
+        <w:t>αἰσχροῦ κέρδους χάριν</w:t>
+      </w:r>
+    </w:p>
+    <w:p>
+      <w:pPr/>
+      <w:r>
+        <w:rPr>
+          <w:lang w:val="es_ES" w:bidi="es_ES"/>
+        </w:rPr>
+      </w:r>
+      <w:r>
+        <w:rPr>
+          <w:b/>
+          <w:lang w:val="es_ES" w:bidi="es_ES"/>
+        </w:rPr>
         <w:t>"enseñando por ganancia deshonesta".</w:t>
       </w:r>
     </w:p>
@@ -4483,6 +5158,21 @@
           <w:b/>
           <w:lang w:val="es_ES" w:bidi="es_ES"/>
         </w:rPr>
+        <w:t>τις ἐξ αὐτῶν, ἴδιος αὐτῶν προφήτης</w:t>
+      </w:r>
+    </w:p>
+    <w:p>
+      <w:pPr/>
+      <w:r>
+        <w:rPr>
+          <w:lang w:val="es_ES" w:bidi="es_ES"/>
+        </w:rPr>
+      </w:r>
+      <w:r>
+        <w:rPr>
+          <w:b/>
+          <w:lang w:val="es_ES" w:bidi="es_ES"/>
+        </w:rPr>
         <w:t>"Uno de ellos, su propio profeta".</w:t>
       </w:r>
     </w:p>
@@ -4546,6 +5236,21 @@
           <w:b/>
           <w:lang w:val="es_ES" w:bidi="es_ES"/>
         </w:rPr>
+        <w:t>Κρῆτες ἀεὶ ψεῦσται</w:t>
+      </w:r>
+    </w:p>
+    <w:p>
+      <w:pPr/>
+      <w:r>
+        <w:rPr>
+          <w:lang w:val="es_ES" w:bidi="es_ES"/>
+        </w:rPr>
+      </w:r>
+      <w:r>
+        <w:rPr>
+          <w:b/>
+          <w:lang w:val="es_ES" w:bidi="es_ES"/>
+        </w:rPr>
         <w:t>"Los cretenses, siempre mentirosos"</w:t>
       </w:r>
     </w:p>
@@ -4642,6 +5347,21 @@
           <w:b/>
           <w:lang w:val="es_ES" w:bidi="es_ES"/>
         </w:rPr>
+        <w:t>κακὰ θηρία</w:t>
+      </w:r>
+    </w:p>
+    <w:p>
+      <w:pPr/>
+      <w:r>
+        <w:rPr>
+          <w:lang w:val="es_ES" w:bidi="es_ES"/>
+        </w:rPr>
+      </w:r>
+      <w:r>
+        <w:rPr>
+          <w:b/>
+          <w:lang w:val="es_ES" w:bidi="es_ES"/>
+        </w:rPr>
         <w:t>"malas bestias".</w:t>
       </w:r>
     </w:p>
@@ -4751,6 +5471,21 @@
           <w:b/>
           <w:lang w:val="es_ES" w:bidi="es_ES"/>
         </w:rPr>
+        <w:t>γαστέρες ἀργαί</w:t>
+      </w:r>
+    </w:p>
+    <w:p>
+      <w:pPr/>
+      <w:r>
+        <w:rPr>
+          <w:lang w:val="es_ES" w:bidi="es_ES"/>
+        </w:rPr>
+      </w:r>
+      <w:r>
+        <w:rPr>
+          <w:b/>
+          <w:lang w:val="es_ES" w:bidi="es_ES"/>
+        </w:rPr>
         <w:t>"glotones ociosos".</w:t>
       </w:r>
     </w:p>
@@ -4834,6 +5569,21 @@
           <w:b/>
           <w:lang w:val="es_ES" w:bidi="es_ES"/>
         </w:rPr>
+        <w:t>δι’ ἣν αἰτίαν ἔλεγχε αὐτοὺς ἀποτόμως</w:t>
+      </w:r>
+    </w:p>
+    <w:p>
+      <w:pPr/>
+      <w:r>
+        <w:rPr>
+          <w:lang w:val="es_ES" w:bidi="es_ES"/>
+        </w:rPr>
+      </w:r>
+      <w:r>
+        <w:rPr>
+          <w:b/>
+          <w:lang w:val="es_ES" w:bidi="es_ES"/>
+        </w:rPr>
         <w:t>"Por lo tanto, repréndelos duramente".</w:t>
       </w:r>
     </w:p>
@@ -4897,6 +5647,21 @@
           <w:b/>
           <w:lang w:val="es_ES" w:bidi="es_ES"/>
         </w:rPr>
+        <w:t>δι’ ἣν αἰτίαν</w:t>
+      </w:r>
+    </w:p>
+    <w:p>
+      <w:pPr/>
+      <w:r>
+        <w:rPr>
+          <w:lang w:val="es_ES" w:bidi="es_ES"/>
+        </w:rPr>
+      </w:r>
+      <w:r>
+        <w:rPr>
+          <w:b/>
+          <w:lang w:val="es_ES" w:bidi="es_ES"/>
+        </w:rPr>
         <w:t>"Por tanto".</w:t>
       </w:r>
     </w:p>
@@ -4979,6 +5744,21 @@
         <w:rPr>
           <w:lang w:val="es_ES" w:bidi="es_ES"/>
         </w:rPr>
+      </w:r>
+    </w:p>
+    <w:p>
+      <w:pPr/>
+      <w:r>
+        <w:rPr>
+          <w:lang w:val="es_ES" w:bidi="es_ES"/>
+        </w:rPr>
+      </w:r>
+      <w:r>
+        <w:rPr>
+          <w:b/>
+          <w:lang w:val="es_ES" w:bidi="es_ES"/>
+        </w:rPr>
+        <w:t>αὐτοὺς</w:t>
       </w:r>
     </w:p>
     <w:p>
@@ -5142,6 +5922,21 @@
           <w:b/>
           <w:lang w:val="es_ES" w:bidi="es_ES"/>
         </w:rPr>
+        <w:t>ἵνα ὑγιαίνωσιν ἐν τῇ πίστει</w:t>
+      </w:r>
+    </w:p>
+    <w:p>
+      <w:pPr/>
+      <w:r>
+        <w:rPr>
+          <w:lang w:val="es_ES" w:bidi="es_ES"/>
+        </w:rPr>
+      </w:r>
+      <w:r>
+        <w:rPr>
+          <w:b/>
+          <w:lang w:val="es_ES" w:bidi="es_ES"/>
+        </w:rPr>
         <w:t>"para que sean sanos en la fe".</w:t>
       </w:r>
     </w:p>
@@ -5238,6 +6033,21 @@
           <w:b/>
           <w:lang w:val="es_ES" w:bidi="es_ES"/>
         </w:rPr>
+        <w:t>ἵνα</w:t>
+      </w:r>
+    </w:p>
+    <w:p>
+      <w:pPr/>
+      <w:r>
+        <w:rPr>
+          <w:lang w:val="es_ES" w:bidi="es_ES"/>
+        </w:rPr>
+      </w:r>
+      <w:r>
+        <w:rPr>
+          <w:b/>
+          <w:lang w:val="es_ES" w:bidi="es_ES"/>
+        </w:rPr>
         <w:t>"para que"</w:t>
       </w:r>
     </w:p>
@@ -5347,6 +6157,21 @@
           <w:b/>
           <w:lang w:val="es_ES" w:bidi="es_ES"/>
         </w:rPr>
+        <w:t>ἐν τῇ πίστει</w:t>
+      </w:r>
+    </w:p>
+    <w:p>
+      <w:pPr/>
+      <w:r>
+        <w:rPr>
+          <w:lang w:val="es_ES" w:bidi="es_ES"/>
+        </w:rPr>
+      </w:r>
+      <w:r>
+        <w:rPr>
+          <w:b/>
+          <w:lang w:val="es_ES" w:bidi="es_ES"/>
+        </w:rPr>
         <w:t>"en la fe"</w:t>
       </w:r>
     </w:p>
@@ -5443,6 +6268,21 @@
           <w:b/>
           <w:lang w:val="es_ES" w:bidi="es_ES"/>
         </w:rPr>
+        <w:t>Ἰουδαϊκοῖς μύθοις</w:t>
+      </w:r>
+    </w:p>
+    <w:p>
+      <w:pPr/>
+      <w:r>
+        <w:rPr>
+          <w:lang w:val="es_ES" w:bidi="es_ES"/>
+        </w:rPr>
+      </w:r>
+      <w:r>
+        <w:rPr>
+          <w:b/>
+          <w:lang w:val="es_ES" w:bidi="es_ES"/>
+        </w:rPr>
         <w:t>"a mitos judíos"</w:t>
       </w:r>
     </w:p>
@@ -5506,6 +6346,21 @@
           <w:b/>
           <w:lang w:val="es_ES" w:bidi="es_ES"/>
         </w:rPr>
+        <w:t>ἀποστρεφομένων τὴν ἀλήθειαν</w:t>
+      </w:r>
+    </w:p>
+    <w:p>
+      <w:pPr/>
+      <w:r>
+        <w:rPr>
+          <w:lang w:val="es_ES" w:bidi="es_ES"/>
+        </w:rPr>
+      </w:r>
+      <w:r>
+        <w:rPr>
+          <w:b/>
+          <w:lang w:val="es_ES" w:bidi="es_ES"/>
+        </w:rPr>
         <w:t>"quienes han rechazado la verdad"</w:t>
       </w:r>
     </w:p>
@@ -5589,6 +6444,21 @@
           <w:b/>
           <w:lang w:val="es_ES" w:bidi="es_ES"/>
         </w:rPr>
+        <w:t>πάντα καθαρὰ τοῖς καθαροῖς</w:t>
+      </w:r>
+    </w:p>
+    <w:p>
+      <w:pPr/>
+      <w:r>
+        <w:rPr>
+          <w:lang w:val="es_ES" w:bidi="es_ES"/>
+        </w:rPr>
+      </w:r>
+      <w:r>
+        <w:rPr>
+          <w:b/>
+          <w:lang w:val="es_ES" w:bidi="es_ES"/>
+        </w:rPr>
         <w:t>"Para los puros, todas las cosas son puras"</w:t>
       </w:r>
     </w:p>
@@ -5672,6 +6542,21 @@
           <w:b/>
           <w:lang w:val="es_ES" w:bidi="es_ES"/>
         </w:rPr>
+        <w:t>τοῖς καθαροῖς</w:t>
+      </w:r>
+    </w:p>
+    <w:p>
+      <w:pPr/>
+      <w:r>
+        <w:rPr>
+          <w:lang w:val="es_ES" w:bidi="es_ES"/>
+        </w:rPr>
+      </w:r>
+      <w:r>
+        <w:rPr>
+          <w:b/>
+          <w:lang w:val="es_ES" w:bidi="es_ES"/>
+        </w:rPr>
         <w:t>"A los puros"</w:t>
       </w:r>
     </w:p>
@@ -5735,6 +6620,21 @@
           <w:b/>
           <w:lang w:val="es_ES" w:bidi="es_ES"/>
         </w:rPr>
+        <w:t>δὲ</w:t>
+      </w:r>
+    </w:p>
+    <w:p>
+      <w:pPr/>
+      <w:r>
+        <w:rPr>
+          <w:lang w:val="es_ES" w:bidi="es_ES"/>
+        </w:rPr>
+      </w:r>
+      <w:r>
+        <w:rPr>
+          <w:b/>
+          <w:lang w:val="es_ES" w:bidi="es_ES"/>
+        </w:rPr>
         <w:t>"pero"</w:t>
       </w:r>
     </w:p>
@@ -5831,6 +6731,21 @@
           <w:b/>
           <w:lang w:val="es_ES" w:bidi="es_ES"/>
         </w:rPr>
+        <w:t>τοῖς δὲ μεμιαμμένοις καὶ ἀπίστοις, οὐδὲν καθαρόν</w:t>
+      </w:r>
+    </w:p>
+    <w:p>
+      <w:pPr/>
+      <w:r>
+        <w:rPr>
+          <w:lang w:val="es_ES" w:bidi="es_ES"/>
+        </w:rPr>
+      </w:r>
+      <w:r>
+        <w:rPr>
+          <w:b/>
+          <w:lang w:val="es_ES" w:bidi="es_ES"/>
+        </w:rPr>
         <w:t>"pero para los corrompidos e incrédulos nada es puro"</w:t>
       </w:r>
     </w:p>
@@ -5914,6 +6829,21 @@
           <w:b/>
           <w:lang w:val="es_ES" w:bidi="es_ES"/>
         </w:rPr>
+        <w:t>δὲ</w:t>
+      </w:r>
+    </w:p>
+    <w:p>
+      <w:pPr/>
+      <w:r>
+        <w:rPr>
+          <w:lang w:val="es_ES" w:bidi="es_ES"/>
+        </w:rPr>
+      </w:r>
+      <w:r>
+        <w:rPr>
+          <w:b/>
+          <w:lang w:val="es_ES" w:bidi="es_ES"/>
+        </w:rPr>
         <w:t>"pero"</w:t>
       </w:r>
     </w:p>
@@ -6010,6 +6940,21 @@
           <w:b/>
           <w:lang w:val="es_ES" w:bidi="es_ES"/>
         </w:rPr>
+        <w:t>τοῖς &amp; ἔργοις ἀρνοῦνται</w:t>
+      </w:r>
+    </w:p>
+    <w:p>
+      <w:pPr/>
+      <w:r>
+        <w:rPr>
+          <w:lang w:val="es_ES" w:bidi="es_ES"/>
+        </w:rPr>
+      </w:r>
+      <w:r>
+        <w:rPr>
+          <w:b/>
+          <w:lang w:val="es_ES" w:bidi="es_ES"/>
+        </w:rPr>
         <w:t>"por sus"</w:t>
       </w:r>
       <w:r>
@@ -6086,6 +7031,21 @@
           <w:b/>
           <w:lang w:val="es_ES" w:bidi="es_ES"/>
         </w:rPr>
+        <w:t>σὺ δὲ</w:t>
+      </w:r>
+    </w:p>
+    <w:p>
+      <w:pPr/>
+      <w:r>
+        <w:rPr>
+          <w:lang w:val="es_ES" w:bidi="es_ES"/>
+        </w:rPr>
+      </w:r>
+      <w:r>
+        <w:rPr>
+          <w:b/>
+          <w:lang w:val="es_ES" w:bidi="es_ES"/>
+        </w:rPr>
         <w:t>"Pero en cuanto a ti"</w:t>
       </w:r>
     </w:p>
@@ -6182,6 +7142,21 @@
           <w:b/>
           <w:lang w:val="es_ES" w:bidi="es_ES"/>
         </w:rPr>
+        <w:t>τῇ ὑγιαινούσῃ διδασκαλίᾳ</w:t>
+      </w:r>
+    </w:p>
+    <w:p>
+      <w:pPr/>
+      <w:r>
+        <w:rPr>
+          <w:lang w:val="es_ES" w:bidi="es_ES"/>
+        </w:rPr>
+      </w:r>
+      <w:r>
+        <w:rPr>
+          <w:b/>
+          <w:lang w:val="es_ES" w:bidi="es_ES"/>
+        </w:rPr>
         <w:t>"sana doctrina".</w:t>
       </w:r>
     </w:p>
@@ -6278,6 +7253,21 @@
           <w:b/>
           <w:lang w:val="es_ES" w:bidi="es_ES"/>
         </w:rPr>
+        <w:t>πρεσβύτας &amp; εἶναι</w:t>
+      </w:r>
+    </w:p>
+    <w:p>
+      <w:pPr/>
+      <w:r>
+        <w:rPr>
+          <w:lang w:val="es_ES" w:bidi="es_ES"/>
+        </w:rPr>
+      </w:r>
+      <w:r>
+        <w:rPr>
+          <w:b/>
+          <w:lang w:val="es_ES" w:bidi="es_ES"/>
+        </w:rPr>
         <w:t>"Hombres mayores"</w:t>
       </w:r>
       <w:r>
@@ -6374,6 +7364,21 @@
           <w:b/>
           <w:lang w:val="es_ES" w:bidi="es_ES"/>
         </w:rPr>
+        <w:t>νηφαλίους &amp; σεμνούς, σώφρονας</w:t>
+      </w:r>
+    </w:p>
+    <w:p>
+      <w:pPr/>
+      <w:r>
+        <w:rPr>
+          <w:lang w:val="es_ES" w:bidi="es_ES"/>
+        </w:rPr>
+      </w:r>
+      <w:r>
+        <w:rPr>
+          <w:b/>
+          <w:lang w:val="es_ES" w:bidi="es_ES"/>
+        </w:rPr>
         <w:t>"templado"</w:t>
       </w:r>
       <w:r>
@@ -6470,6 +7475,21 @@
           <w:b/>
           <w:lang w:val="es_ES" w:bidi="es_ES"/>
         </w:rPr>
+        <w:t>νηφαλίους</w:t>
+      </w:r>
+    </w:p>
+    <w:p>
+      <w:pPr/>
+      <w:r>
+        <w:rPr>
+          <w:lang w:val="es_ES" w:bidi="es_ES"/>
+        </w:rPr>
+      </w:r>
+      <w:r>
+        <w:rPr>
+          <w:b/>
+          <w:lang w:val="es_ES" w:bidi="es_ES"/>
+        </w:rPr>
         <w:t>"sobrio"</w:t>
       </w:r>
     </w:p>
@@ -6533,6 +7553,21 @@
           <w:b/>
           <w:lang w:val="es_ES" w:bidi="es_ES"/>
         </w:rPr>
+        <w:t>σώφρονας</w:t>
+      </w:r>
+    </w:p>
+    <w:p>
+      <w:pPr/>
+      <w:r>
+        <w:rPr>
+          <w:lang w:val="es_ES" w:bidi="es_ES"/>
+        </w:rPr>
+      </w:r>
+      <w:r>
+        <w:rPr>
+          <w:b/>
+          <w:lang w:val="es_ES" w:bidi="es_ES"/>
+        </w:rPr>
         <w:t>"autocontrolado"</w:t>
       </w:r>
     </w:p>
@@ -6596,6 +7631,21 @@
           <w:b/>
           <w:lang w:val="es_ES" w:bidi="es_ES"/>
         </w:rPr>
+        <w:t>ὑγιαίνοντας τῇ πίστει τῇ ἀγάπῃ, τῇ ὑπομονῇ</w:t>
+      </w:r>
+    </w:p>
+    <w:p>
+      <w:pPr/>
+      <w:r>
+        <w:rPr>
+          <w:lang w:val="es_ES" w:bidi="es_ES"/>
+        </w:rPr>
+      </w:r>
+      <w:r>
+        <w:rPr>
+          <w:b/>
+          <w:lang w:val="es_ES" w:bidi="es_ES"/>
+        </w:rPr>
         <w:t>"y sólidos en la fe, el amor y la perseverancia"</w:t>
       </w:r>
     </w:p>
@@ -6757,6 +7807,21 @@
           <w:b/>
           <w:lang w:val="es_ES" w:bidi="es_ES"/>
         </w:rPr>
+        <w:t>ὑγιαίνοντας τῇ πίστει</w:t>
+      </w:r>
+    </w:p>
+    <w:p>
+      <w:pPr/>
+      <w:r>
+        <w:rPr>
+          <w:lang w:val="es_ES" w:bidi="es_ES"/>
+        </w:rPr>
+      </w:r>
+      <w:r>
+        <w:rPr>
+          <w:b/>
+          <w:lang w:val="es_ES" w:bidi="es_ES"/>
+        </w:rPr>
         <w:t>"y sanos en la fe y"</w:t>
       </w:r>
     </w:p>
@@ -6853,6 +7918,21 @@
           <w:b/>
           <w:lang w:val="es_ES" w:bidi="es_ES"/>
         </w:rPr>
+        <w:t>τῇ ἀγάπῃ</w:t>
+      </w:r>
+    </w:p>
+    <w:p>
+      <w:pPr/>
+      <w:r>
+        <w:rPr>
+          <w:lang w:val="es_ES" w:bidi="es_ES"/>
+        </w:rPr>
+      </w:r>
+      <w:r>
+        <w:rPr>
+          <w:b/>
+          <w:lang w:val="es_ES" w:bidi="es_ES"/>
+        </w:rPr>
         <w:t>"amor y"</w:t>
       </w:r>
     </w:p>
@@ -6949,6 +8029,21 @@
           <w:b/>
           <w:lang w:val="es_ES" w:bidi="es_ES"/>
         </w:rPr>
+        <w:t>τῇ ὑπομονῇ</w:t>
+      </w:r>
+    </w:p>
+    <w:p>
+      <w:pPr/>
+      <w:r>
+        <w:rPr>
+          <w:lang w:val="es_ES" w:bidi="es_ES"/>
+        </w:rPr>
+      </w:r>
+      <w:r>
+        <w:rPr>
+          <w:b/>
+          <w:lang w:val="es_ES" w:bidi="es_ES"/>
+        </w:rPr>
         <w:t>"y perseverancia"</w:t>
       </w:r>
     </w:p>
@@ -7058,6 +8153,21 @@
           <w:b/>
           <w:lang w:val="es_ES" w:bidi="es_ES"/>
         </w:rPr>
+        <w:t>πρεσβύτιδας ὡσαύτως</w:t>
+      </w:r>
+    </w:p>
+    <w:p>
+      <w:pPr/>
+      <w:r>
+        <w:rPr>
+          <w:lang w:val="es_ES" w:bidi="es_ES"/>
+        </w:rPr>
+      </w:r>
+      <w:r>
+        <w:rPr>
+          <w:b/>
+          <w:lang w:val="es_ES" w:bidi="es_ES"/>
+        </w:rPr>
         <w:t>"Las mujeres mayores igualmente"</w:t>
       </w:r>
     </w:p>
@@ -7154,6 +8264,21 @@
           <w:b/>
           <w:lang w:val="es_ES" w:bidi="es_ES"/>
         </w:rPr>
+        <w:t>οἴνῳ πολλῷ δεδουλωμένας</w:t>
+      </w:r>
+    </w:p>
+    <w:p>
+      <w:pPr/>
+      <w:r>
+        <w:rPr>
+          <w:lang w:val="es_ES" w:bidi="es_ES"/>
+        </w:rPr>
+      </w:r>
+      <w:r>
+        <w:rPr>
+          <w:b/>
+          <w:lang w:val="es_ES" w:bidi="es_ES"/>
+        </w:rPr>
         <w:t>"adicto a mucho vino"</w:t>
       </w:r>
     </w:p>
@@ -7237,6 +8362,21 @@
           <w:b/>
           <w:lang w:val="es_ES" w:bidi="es_ES"/>
         </w:rPr>
+        <w:t>οἴνῳ πολλῷ δεδουλωμένας</w:t>
+      </w:r>
+    </w:p>
+    <w:p>
+      <w:pPr/>
+      <w:r>
+        <w:rPr>
+          <w:lang w:val="es_ES" w:bidi="es_ES"/>
+        </w:rPr>
+      </w:r>
+      <w:r>
+        <w:rPr>
+          <w:b/>
+          <w:lang w:val="es_ES" w:bidi="es_ES"/>
+        </w:rPr>
         <w:t>"adicto a mucho vino"</w:t>
       </w:r>
     </w:p>
@@ -7320,6 +8460,21 @@
           <w:b/>
           <w:lang w:val="es_ES" w:bidi="es_ES"/>
         </w:rPr>
+        <w:t>καλοδιδασκάλους</w:t>
+      </w:r>
+    </w:p>
+    <w:p>
+      <w:pPr/>
+      <w:r>
+        <w:rPr>
+          <w:lang w:val="es_ES" w:bidi="es_ES"/>
+        </w:rPr>
+      </w:r>
+      <w:r>
+        <w:rPr>
+          <w:b/>
+          <w:lang w:val="es_ES" w:bidi="es_ES"/>
+        </w:rPr>
         <w:t>"pero maestras del bien"</w:t>
       </w:r>
     </w:p>
@@ -7403,6 +8558,21 @@
           <w:b/>
           <w:lang w:val="es_ES" w:bidi="es_ES"/>
         </w:rPr>
+        <w:t>ἵνα</w:t>
+      </w:r>
+    </w:p>
+    <w:p>
+      <w:pPr/>
+      <w:r>
+        <w:rPr>
+          <w:lang w:val="es_ES" w:bidi="es_ES"/>
+        </w:rPr>
+      </w:r>
+      <w:r>
+        <w:rPr>
+          <w:b/>
+          <w:lang w:val="es_ES" w:bidi="es_ES"/>
+        </w:rPr>
         <w:t>"De esta manera"</w:t>
       </w:r>
     </w:p>
@@ -7525,6 +8695,21 @@
           <w:b/>
           <w:lang w:val="es_ES" w:bidi="es_ES"/>
         </w:rPr>
+        <w:t>φιλάνδρους</w:t>
+      </w:r>
+    </w:p>
+    <w:p>
+      <w:pPr/>
+      <w:r>
+        <w:rPr>
+          <w:lang w:val="es_ES" w:bidi="es_ES"/>
+        </w:rPr>
+      </w:r>
+      <w:r>
+        <w:rPr>
+          <w:b/>
+          <w:lang w:val="es_ES" w:bidi="es_ES"/>
+        </w:rPr>
         <w:t>"aman a sus maridos"</w:t>
       </w:r>
     </w:p>
@@ -7601,6 +8786,21 @@
           <w:b/>
           <w:lang w:val="es_ES" w:bidi="es_ES"/>
         </w:rPr>
+        <w:t>φιλοτέκνους</w:t>
+      </w:r>
+    </w:p>
+    <w:p>
+      <w:pPr/>
+      <w:r>
+        <w:rPr>
+          <w:lang w:val="es_ES" w:bidi="es_ES"/>
+        </w:rPr>
+      </w:r>
+      <w:r>
+        <w:rPr>
+          <w:b/>
+          <w:lang w:val="es_ES" w:bidi="es_ES"/>
+        </w:rPr>
         <w:t>"y niños"</w:t>
       </w:r>
     </w:p>
@@ -7664,6 +8864,21 @@
           <w:b/>
           <w:lang w:val="es_ES" w:bidi="es_ES"/>
         </w:rPr>
+        <w:t>ὑποτασσομένας τοῖς ἰδίοις ἀνδράσιν</w:t>
+      </w:r>
+    </w:p>
+    <w:p>
+      <w:pPr/>
+      <w:r>
+        <w:rPr>
+          <w:lang w:val="es_ES" w:bidi="es_ES"/>
+        </w:rPr>
+      </w:r>
+      <w:r>
+        <w:rPr>
+          <w:b/>
+          <w:lang w:val="es_ES" w:bidi="es_ES"/>
+        </w:rPr>
         <w:t>"y sumisas a sus propios maridos"</w:t>
       </w:r>
     </w:p>
@@ -7727,6 +8942,21 @@
           <w:b/>
           <w:lang w:val="es_ES" w:bidi="es_ES"/>
         </w:rPr>
+        <w:t>ἵνα</w:t>
+      </w:r>
+    </w:p>
+    <w:p>
+      <w:pPr/>
+      <w:r>
+        <w:rPr>
+          <w:lang w:val="es_ES" w:bidi="es_ES"/>
+        </w:rPr>
+      </w:r>
+      <w:r>
+        <w:rPr>
+          <w:b/>
+          <w:lang w:val="es_ES" w:bidi="es_ES"/>
+        </w:rPr>
         <w:t>"para que"</w:t>
       </w:r>
     </w:p>
@@ -7836,6 +9066,21 @@
           <w:b/>
           <w:lang w:val="es_ES" w:bidi="es_ES"/>
         </w:rPr>
+        <w:t>ἵνα μὴ ὁ λόγος τοῦ Θεοῦ βλασφημῆται</w:t>
+      </w:r>
+    </w:p>
+    <w:p>
+      <w:pPr/>
+      <w:r>
+        <w:rPr>
+          <w:lang w:val="es_ES" w:bidi="es_ES"/>
+        </w:rPr>
+      </w:r>
+      <w:r>
+        <w:rPr>
+          <w:b/>
+          <w:lang w:val="es_ES" w:bidi="es_ES"/>
+        </w:rPr>
         <w:t>"para que la palabra de Dios no sea desacreditada"</w:t>
       </w:r>
     </w:p>
@@ -7919,6 +9164,21 @@
           <w:b/>
           <w:lang w:val="es_ES" w:bidi="es_ES"/>
         </w:rPr>
+        <w:t>ὁ λόγος τοῦ Θεοῦ</w:t>
+      </w:r>
+    </w:p>
+    <w:p>
+      <w:pPr/>
+      <w:r>
+        <w:rPr>
+          <w:lang w:val="es_ES" w:bidi="es_ES"/>
+        </w:rPr>
+      </w:r>
+      <w:r>
+        <w:rPr>
+          <w:b/>
+          <w:lang w:val="es_ES" w:bidi="es_ES"/>
+        </w:rPr>
         <w:t>"la palabra de Dios"</w:t>
       </w:r>
     </w:p>
@@ -8015,6 +9275,21 @@
           <w:b/>
           <w:lang w:val="es_ES" w:bidi="es_ES"/>
         </w:rPr>
+        <w:t>ὡσαύτως</w:t>
+      </w:r>
+    </w:p>
+    <w:p>
+      <w:pPr/>
+      <w:r>
+        <w:rPr>
+          <w:lang w:val="es_ES" w:bidi="es_ES"/>
+        </w:rPr>
+      </w:r>
+      <w:r>
+        <w:rPr>
+          <w:b/>
+          <w:lang w:val="es_ES" w:bidi="es_ES"/>
+        </w:rPr>
         <w:t>"De la misma manera".</w:t>
       </w:r>
     </w:p>
@@ -8078,6 +9353,21 @@
           <w:b/>
           <w:lang w:val="es_ES" w:bidi="es_ES"/>
         </w:rPr>
+        <w:t>περὶ πάντα</w:t>
+      </w:r>
+    </w:p>
+    <w:p>
+      <w:pPr/>
+      <w:r>
+        <w:rPr>
+          <w:lang w:val="es_ES" w:bidi="es_ES"/>
+        </w:rPr>
+      </w:r>
+      <w:r>
+        <w:rPr>
+          <w:b/>
+          <w:lang w:val="es_ES" w:bidi="es_ES"/>
+        </w:rPr>
         <w:t>"En todo".</w:t>
       </w:r>
     </w:p>
@@ -8141,6 +9431,21 @@
           <w:b/>
           <w:lang w:val="es_ES" w:bidi="es_ES"/>
         </w:rPr>
+        <w:t>σεαυτὸν παρεχόμενος</w:t>
+      </w:r>
+    </w:p>
+    <w:p>
+      <w:pPr/>
+      <w:r>
+        <w:rPr>
+          <w:lang w:val="es_ES" w:bidi="es_ES"/>
+        </w:rPr>
+      </w:r>
+      <w:r>
+        <w:rPr>
+          <w:b/>
+          <w:lang w:val="es_ES" w:bidi="es_ES"/>
+        </w:rPr>
         <w:t>"preséntate"</w:t>
       </w:r>
     </w:p>
@@ -8204,6 +9509,21 @@
           <w:b/>
           <w:lang w:val="es_ES" w:bidi="es_ES"/>
         </w:rPr>
+        <w:t>τύπον καλῶν ἔργων</w:t>
+      </w:r>
+    </w:p>
+    <w:p>
+      <w:pPr/>
+      <w:r>
+        <w:rPr>
+          <w:lang w:val="es_ES" w:bidi="es_ES"/>
+        </w:rPr>
+      </w:r>
+      <w:r>
+        <w:rPr>
+          <w:b/>
+          <w:lang w:val="es_ES" w:bidi="es_ES"/>
+        </w:rPr>
         <w:t>"ser un ejemplo haciendo buenas obras".</w:t>
       </w:r>
     </w:p>
@@ -8267,6 +9587,21 @@
           <w:b/>
           <w:lang w:val="es_ES" w:bidi="es_ES"/>
         </w:rPr>
+        <w:t>ἐν τῇ διδασκαλίᾳ ἀφθορίαν, σεμνότητα</w:t>
+      </w:r>
+    </w:p>
+    <w:p>
+      <w:pPr/>
+      <w:r>
+        <w:rPr>
+          <w:lang w:val="es_ES" w:bidi="es_ES"/>
+        </w:rPr>
+      </w:r>
+      <w:r>
+        <w:rPr>
+          <w:b/>
+          <w:lang w:val="es_ES" w:bidi="es_ES"/>
+        </w:rPr>
         <w:t>"En tu enseñanza muestra integridad y dignidad".</w:t>
       </w:r>
     </w:p>
@@ -8350,6 +9685,21 @@
           <w:b/>
           <w:lang w:val="es_ES" w:bidi="es_ES"/>
         </w:rPr>
+        <w:t>ἐν τῇ διδασκαλίᾳ ἀφθορίαν, σεμνότητα</w:t>
+      </w:r>
+    </w:p>
+    <w:p>
+      <w:pPr/>
+      <w:r>
+        <w:rPr>
+          <w:lang w:val="es_ES" w:bidi="es_ES"/>
+        </w:rPr>
+      </w:r>
+      <w:r>
+        <w:rPr>
+          <w:b/>
+          <w:lang w:val="es_ES" w:bidi="es_ES"/>
+        </w:rPr>
         <w:t>"En tu enseñanza muestra integridad y dignidad".</w:t>
       </w:r>
     </w:p>
@@ -8459,6 +9809,21 @@
           <w:b/>
           <w:lang w:val="es_ES" w:bidi="es_ES"/>
         </w:rPr>
+        <w:t>ἀφθορίαν</w:t>
+      </w:r>
+    </w:p>
+    <w:p>
+      <w:pPr/>
+      <w:r>
+        <w:rPr>
+          <w:lang w:val="es_ES" w:bidi="es_ES"/>
+        </w:rPr>
+      </w:r>
+      <w:r>
+        <w:rPr>
+          <w:b/>
+          <w:lang w:val="es_ES" w:bidi="es_ES"/>
+        </w:rPr>
         <w:t>"mostrar integridad".</w:t>
       </w:r>
     </w:p>
@@ -8568,6 +9933,21 @@
           <w:b/>
           <w:lang w:val="es_ES" w:bidi="es_ES"/>
         </w:rPr>
+        <w:t>ὑγιῆ</w:t>
+      </w:r>
+    </w:p>
+    <w:p>
+      <w:pPr/>
+      <w:r>
+        <w:rPr>
+          <w:lang w:val="es_ES" w:bidi="es_ES"/>
+        </w:rPr>
+      </w:r>
+      <w:r>
+        <w:rPr>
+          <w:b/>
+          <w:lang w:val="es_ES" w:bidi="es_ES"/>
+        </w:rPr>
         <w:t>"y saludable".</w:t>
       </w:r>
     </w:p>
@@ -8677,6 +10057,21 @@
           <w:b/>
           <w:lang w:val="es_ES" w:bidi="es_ES"/>
         </w:rPr>
+        <w:t>ἵνα</w:t>
+      </w:r>
+    </w:p>
+    <w:p>
+      <w:pPr/>
+      <w:r>
+        <w:rPr>
+          <w:lang w:val="es_ES" w:bidi="es_ES"/>
+        </w:rPr>
+      </w:r>
+      <w:r>
+        <w:rPr>
+          <w:b/>
+          <w:lang w:val="es_ES" w:bidi="es_ES"/>
+        </w:rPr>
         <w:t>"de modo que".</w:t>
       </w:r>
     </w:p>
@@ -8773,6 +10168,21 @@
           <w:b/>
           <w:lang w:val="es_ES" w:bidi="es_ES"/>
         </w:rPr>
+        <w:t>ἵνα ὁ ἐξ ἐναντίας ἐντραπῇ</w:t>
+      </w:r>
+    </w:p>
+    <w:p>
+      <w:pPr/>
+      <w:r>
+        <w:rPr>
+          <w:lang w:val="es_ES" w:bidi="es_ES"/>
+        </w:rPr>
+      </w:r>
+      <w:r>
+        <w:rPr>
+          <w:b/>
+          <w:lang w:val="es_ES" w:bidi="es_ES"/>
+        </w:rPr>
         <w:t>"de modo que el adversario se avergüence".</w:t>
       </w:r>
     </w:p>
@@ -8856,6 +10266,21 @@
           <w:b/>
           <w:lang w:val="es_ES" w:bidi="es_ES"/>
         </w:rPr>
+        <w:t>ἡμῶν</w:t>
+      </w:r>
+    </w:p>
+    <w:p>
+      <w:pPr/>
+      <w:r>
+        <w:rPr>
+          <w:lang w:val="es_ES" w:bidi="es_ES"/>
+        </w:rPr>
+      </w:r>
+      <w:r>
+        <w:rPr>
+          <w:b/>
+          <w:lang w:val="es_ES" w:bidi="es_ES"/>
+        </w:rPr>
         <w:t>"nosotros".</w:t>
       </w:r>
     </w:p>
@@ -8952,6 +10377,21 @@
           <w:b/>
           <w:lang w:val="es_ES" w:bidi="es_ES"/>
         </w:rPr>
+        <w:t>δούλους ἰδίοις δεσπόταις ὑποτάσσεσθαι</w:t>
+      </w:r>
+    </w:p>
+    <w:p>
+      <w:pPr/>
+      <w:r>
+        <w:rPr>
+          <w:lang w:val="es_ES" w:bidi="es_ES"/>
+        </w:rPr>
+      </w:r>
+      <w:r>
+        <w:rPr>
+          <w:b/>
+          <w:lang w:val="es_ES" w:bidi="es_ES"/>
+        </w:rPr>
         <w:t>"Los esclavos deben someterse a sus propios amos"</w:t>
       </w:r>
     </w:p>
@@ -9035,6 +10475,21 @@
           <w:b/>
           <w:lang w:val="es_ES" w:bidi="es_ES"/>
         </w:rPr>
+        <w:t>ἐν πᾶσιν</w:t>
+      </w:r>
+    </w:p>
+    <w:p>
+      <w:pPr/>
+      <w:r>
+        <w:rPr>
+          <w:lang w:val="es_ES" w:bidi="es_ES"/>
+        </w:rPr>
+      </w:r>
+      <w:r>
+        <w:rPr>
+          <w:b/>
+          <w:lang w:val="es_ES" w:bidi="es_ES"/>
+        </w:rPr>
         <w:t>"en todo".</w:t>
       </w:r>
     </w:p>
@@ -9098,6 +10553,21 @@
           <w:b/>
           <w:lang w:val="es_ES" w:bidi="es_ES"/>
         </w:rPr>
+        <w:t>εὐαρέστους εἶναι</w:t>
+      </w:r>
+    </w:p>
+    <w:p>
+      <w:pPr/>
+      <w:r>
+        <w:rPr>
+          <w:lang w:val="es_ES" w:bidi="es_ES"/>
+        </w:rPr>
+      </w:r>
+      <w:r>
+        <w:rPr>
+          <w:b/>
+          <w:lang w:val="es_ES" w:bidi="es_ES"/>
+        </w:rPr>
         <w:t>"que agraden".</w:t>
       </w:r>
     </w:p>
@@ -9181,6 +10651,21 @@
           <w:b/>
           <w:lang w:val="es_ES" w:bidi="es_ES"/>
         </w:rPr>
+        <w:t>μὴ νοσφιζομένους</w:t>
+      </w:r>
+    </w:p>
+    <w:p>
+      <w:pPr/>
+      <w:r>
+        <w:rPr>
+          <w:lang w:val="es_ES" w:bidi="es_ES"/>
+        </w:rPr>
+      </w:r>
+      <w:r>
+        <w:rPr>
+          <w:b/>
+          <w:lang w:val="es_ES" w:bidi="es_ES"/>
+        </w:rPr>
         <w:t>"no les robes".</w:t>
       </w:r>
     </w:p>
@@ -9264,6 +10749,21 @@
           <w:b/>
           <w:lang w:val="es_ES" w:bidi="es_ES"/>
         </w:rPr>
+        <w:t>ἀλλὰ</w:t>
+      </w:r>
+    </w:p>
+    <w:p>
+      <w:pPr/>
+      <w:r>
+        <w:rPr>
+          <w:lang w:val="es_ES" w:bidi="es_ES"/>
+        </w:rPr>
+      </w:r>
+      <w:r>
+        <w:rPr>
+          <w:b/>
+          <w:lang w:val="es_ES" w:bidi="es_ES"/>
+        </w:rPr>
         <w:t>"sino".</w:t>
       </w:r>
     </w:p>
@@ -9360,6 +10860,21 @@
           <w:b/>
           <w:lang w:val="es_ES" w:bidi="es_ES"/>
         </w:rPr>
+        <w:t>πᾶσαν πίστιν ἐνδεικνυμένους ἀγαθήν</w:t>
+      </w:r>
+    </w:p>
+    <w:p>
+      <w:pPr/>
+      <w:r>
+        <w:rPr>
+          <w:lang w:val="es_ES" w:bidi="es_ES"/>
+        </w:rPr>
+      </w:r>
+      <w:r>
+        <w:rPr>
+          <w:b/>
+          <w:lang w:val="es_ES" w:bidi="es_ES"/>
+        </w:rPr>
         <w:t>"mostrándose fieles en todo".</w:t>
       </w:r>
     </w:p>
@@ -9423,6 +10938,21 @@
           <w:b/>
           <w:lang w:val="es_ES" w:bidi="es_ES"/>
         </w:rPr>
+        <w:t>ἵνα</w:t>
+      </w:r>
+    </w:p>
+    <w:p>
+      <w:pPr/>
+      <w:r>
+        <w:rPr>
+          <w:lang w:val="es_ES" w:bidi="es_ES"/>
+        </w:rPr>
+      </w:r>
+      <w:r>
+        <w:rPr>
+          <w:b/>
+          <w:lang w:val="es_ES" w:bidi="es_ES"/>
+        </w:rPr>
         <w:t>"para que".</w:t>
       </w:r>
     </w:p>
@@ -9545,6 +11075,21 @@
           <w:b/>
           <w:lang w:val="es_ES" w:bidi="es_ES"/>
         </w:rPr>
+        <w:t>ἐν πᾶσιν</w:t>
+      </w:r>
+    </w:p>
+    <w:p>
+      <w:pPr/>
+      <w:r>
+        <w:rPr>
+          <w:lang w:val="es_ES" w:bidi="es_ES"/>
+        </w:rPr>
+      </w:r>
+      <w:r>
+        <w:rPr>
+          <w:b/>
+          <w:lang w:val="es_ES" w:bidi="es_ES"/>
+        </w:rPr>
         <w:t>"en todos los aspectos"</w:t>
       </w:r>
     </w:p>
@@ -9608,6 +11153,21 @@
           <w:b/>
           <w:lang w:val="es_ES" w:bidi="es_ES"/>
         </w:rPr>
+        <w:t>τὴν διδασκαλίαν τὴν τοῦ Σωτῆρος ἡμῶν, Θεοῦ, κοσμῶσιν</w:t>
+      </w:r>
+    </w:p>
+    <w:p>
+      <w:pPr/>
+      <w:r>
+        <w:rPr>
+          <w:lang w:val="es_ES" w:bidi="es_ES"/>
+        </w:rPr>
+      </w:r>
+      <w:r>
+        <w:rPr>
+          <w:b/>
+          <w:lang w:val="es_ES" w:bidi="es_ES"/>
+        </w:rPr>
         <w:t>"adornarán la doctrina acerca de Dios nuestro Salvador"</w:t>
       </w:r>
     </w:p>
@@ -9671,6 +11231,21 @@
           <w:b/>
           <w:lang w:val="es_ES" w:bidi="es_ES"/>
         </w:rPr>
+        <w:t>ἡμῶν</w:t>
+      </w:r>
+    </w:p>
+    <w:p>
+      <w:pPr/>
+      <w:r>
+        <w:rPr>
+          <w:lang w:val="es_ES" w:bidi="es_ES"/>
+        </w:rPr>
+      </w:r>
+      <w:r>
+        <w:rPr>
+          <w:b/>
+          <w:lang w:val="es_ES" w:bidi="es_ES"/>
+        </w:rPr>
         <w:t>"nuestro"</w:t>
       </w:r>
     </w:p>
@@ -9773,6 +11348,21 @@
           <w:b/>
           <w:lang w:val="es_ES" w:bidi="es_ES"/>
         </w:rPr>
+        <w:t>γὰρ</w:t>
+      </w:r>
+    </w:p>
+    <w:p>
+      <w:pPr/>
+      <w:r>
+        <w:rPr>
+          <w:lang w:val="es_ES" w:bidi="es_ES"/>
+        </w:rPr>
+      </w:r>
+      <w:r>
+        <w:rPr>
+          <w:b/>
+          <w:lang w:val="es_ES" w:bidi="es_ES"/>
+        </w:rPr>
         <w:t>"Para"</w:t>
       </w:r>
     </w:p>
@@ -9869,6 +11459,21 @@
           <w:b/>
           <w:lang w:val="es_ES" w:bidi="es_ES"/>
         </w:rPr>
+        <w:t>ἐπεφάνη &amp; ἡ χάρις τοῦ Θεοῦ</w:t>
+      </w:r>
+    </w:p>
+    <w:p>
+      <w:pPr/>
+      <w:r>
+        <w:rPr>
+          <w:lang w:val="es_ES" w:bidi="es_ES"/>
+        </w:rPr>
+      </w:r>
+      <w:r>
+        <w:rPr>
+          <w:b/>
+          <w:lang w:val="es_ES" w:bidi="es_ES"/>
+        </w:rPr>
         <w:t>"ha manifestado"</w:t>
       </w:r>
       <w:r>
@@ -9978,6 +11583,21 @@
           <w:b/>
           <w:lang w:val="es_ES" w:bidi="es_ES"/>
         </w:rPr>
+        <w:t>ἐπεφάνη γὰρ ἡ χάρις τοῦ Θεοῦ σωτήριος πᾶσιν ἀνθρώποις</w:t>
+      </w:r>
+    </w:p>
+    <w:p>
+      <w:pPr/>
+      <w:r>
+        <w:rPr>
+          <w:lang w:val="es_ES" w:bidi="es_ES"/>
+        </w:rPr>
+      </w:r>
+      <w:r>
+        <w:rPr>
+          <w:b/>
+          <w:lang w:val="es_ES" w:bidi="es_ES"/>
+        </w:rPr>
         <w:t>"Porque la gracia de Dios se ha manifestado trayendo salvación a todos".</w:t>
       </w:r>
     </w:p>
@@ -10074,6 +11694,21 @@
           <w:b/>
           <w:lang w:val="es_ES" w:bidi="es_ES"/>
         </w:rPr>
+        <w:t>σωτήριος πᾶσιν ἀνθρώποις</w:t>
+      </w:r>
+    </w:p>
+    <w:p>
+      <w:pPr/>
+      <w:r>
+        <w:rPr>
+          <w:lang w:val="es_ES" w:bidi="es_ES"/>
+        </w:rPr>
+      </w:r>
+      <w:r>
+        <w:rPr>
+          <w:b/>
+          <w:lang w:val="es_ES" w:bidi="es_ES"/>
+        </w:rPr>
         <w:t>"trayendo salvación a todos".</w:t>
       </w:r>
     </w:p>
@@ -10183,6 +11818,21 @@
           <w:b/>
           <w:lang w:val="es_ES" w:bidi="es_ES"/>
         </w:rPr>
+        <w:t>πᾶσιν ἀνθρώποις</w:t>
+      </w:r>
+    </w:p>
+    <w:p>
+      <w:pPr/>
+      <w:r>
+        <w:rPr>
+          <w:lang w:val="es_ES" w:bidi="es_ES"/>
+        </w:rPr>
+      </w:r>
+      <w:r>
+        <w:rPr>
+          <w:b/>
+          <w:lang w:val="es_ES" w:bidi="es_ES"/>
+        </w:rPr>
         <w:t>"a todos"</w:t>
       </w:r>
     </w:p>
@@ -10279,6 +11929,21 @@
           <w:b/>
           <w:lang w:val="es_ES" w:bidi="es_ES"/>
         </w:rPr>
+        <w:t>παιδεύουσα ἡμᾶς</w:t>
+      </w:r>
+    </w:p>
+    <w:p>
+      <w:pPr/>
+      <w:r>
+        <w:rPr>
+          <w:lang w:val="es_ES" w:bidi="es_ES"/>
+        </w:rPr>
+      </w:r>
+      <w:r>
+        <w:rPr>
+          <w:b/>
+          <w:lang w:val="es_ES" w:bidi="es_ES"/>
+        </w:rPr>
         <w:t>"Nos enseña".</w:t>
       </w:r>
     </w:p>
@@ -10362,6 +12027,21 @@
           <w:b/>
           <w:lang w:val="es_ES" w:bidi="es_ES"/>
         </w:rPr>
+        <w:t>ἡμᾶς</w:t>
+      </w:r>
+    </w:p>
+    <w:p>
+      <w:pPr/>
+      <w:r>
+        <w:rPr>
+          <w:lang w:val="es_ES" w:bidi="es_ES"/>
+        </w:rPr>
+      </w:r>
+      <w:r>
+        <w:rPr>
+          <w:b/>
+          <w:lang w:val="es_ES" w:bidi="es_ES"/>
+        </w:rPr>
         <w:t>"nosotros".</w:t>
       </w:r>
     </w:p>
@@ -10458,6 +12138,21 @@
           <w:b/>
           <w:lang w:val="es_ES" w:bidi="es_ES"/>
         </w:rPr>
+        <w:t>τὴν ἀσέβειαν</w:t>
+      </w:r>
+    </w:p>
+    <w:p>
+      <w:pPr/>
+      <w:r>
+        <w:rPr>
+          <w:lang w:val="es_ES" w:bidi="es_ES"/>
+        </w:rPr>
+      </w:r>
+      <w:r>
+        <w:rPr>
+          <w:b/>
+          <w:lang w:val="es_ES" w:bidi="es_ES"/>
+        </w:rPr>
         <w:t>"impiedad".</w:t>
       </w:r>
     </w:p>
@@ -10554,6 +12249,21 @@
           <w:b/>
           <w:lang w:val="es_ES" w:bidi="es_ES"/>
         </w:rPr>
+        <w:t>τὰς κοσμικὰς ἐπιθυμίας</w:t>
+      </w:r>
+    </w:p>
+    <w:p>
+      <w:pPr/>
+      <w:r>
+        <w:rPr>
+          <w:lang w:val="es_ES" w:bidi="es_ES"/>
+        </w:rPr>
+      </w:r>
+      <w:r>
+        <w:rPr>
+          <w:b/>
+          <w:lang w:val="es_ES" w:bidi="es_ES"/>
+        </w:rPr>
         <w:t>"pasiones mundanas".</w:t>
       </w:r>
     </w:p>
@@ -10650,6 +12360,21 @@
           <w:b/>
           <w:lang w:val="es_ES" w:bidi="es_ES"/>
         </w:rPr>
+        <w:t>ἀσέβειαν &amp; εὐσεβῶς</w:t>
+      </w:r>
+    </w:p>
+    <w:p>
+      <w:pPr/>
+      <w:r>
+        <w:rPr>
+          <w:lang w:val="es_ES" w:bidi="es_ES"/>
+        </w:rPr>
+      </w:r>
+      <w:r>
+        <w:rPr>
+          <w:b/>
+          <w:lang w:val="es_ES" w:bidi="es_ES"/>
+        </w:rPr>
         <w:t>"impiedad"</w:t>
       </w:r>
       <w:r>
@@ -10726,6 +12451,21 @@
           <w:b/>
           <w:lang w:val="es_ES" w:bidi="es_ES"/>
         </w:rPr>
+        <w:t>ἐν τῷ νῦν αἰῶνι</w:t>
+      </w:r>
+    </w:p>
+    <w:p>
+      <w:pPr/>
+      <w:r>
+        <w:rPr>
+          <w:lang w:val="es_ES" w:bidi="es_ES"/>
+        </w:rPr>
+      </w:r>
+      <w:r>
+        <w:rPr>
+          <w:b/>
+          <w:lang w:val="es_ES" w:bidi="es_ES"/>
+        </w:rPr>
         <w:t>"en este siglo"</w:t>
       </w:r>
     </w:p>
@@ -10789,6 +12529,21 @@
           <w:b/>
           <w:lang w:val="es_ES" w:bidi="es_ES"/>
         </w:rPr>
+        <w:t>προσδεχόμενοι</w:t>
+      </w:r>
+    </w:p>
+    <w:p>
+      <w:pPr/>
+      <w:r>
+        <w:rPr>
+          <w:lang w:val="es_ES" w:bidi="es_ES"/>
+        </w:rPr>
+      </w:r>
+      <w:r>
+        <w:rPr>
+          <w:b/>
+          <w:lang w:val="es_ES" w:bidi="es_ES"/>
+        </w:rPr>
         <w:t>"mientras aguardamos".</w:t>
       </w:r>
     </w:p>
@@ -10852,6 +12607,21 @@
           <w:b/>
           <w:lang w:val="es_ES" w:bidi="es_ES"/>
         </w:rPr>
+        <w:t>τὴν μακαρίαν ἐλπίδα, καὶ ἐπιφάνειαν τῆς δόξης</w:t>
+      </w:r>
+    </w:p>
+    <w:p>
+      <w:pPr/>
+      <w:r>
+        <w:rPr>
+          <w:lang w:val="es_ES" w:bidi="es_ES"/>
+        </w:rPr>
+      </w:r>
+      <w:r>
+        <w:rPr>
+          <w:b/>
+          <w:lang w:val="es_ES" w:bidi="es_ES"/>
+        </w:rPr>
         <w:t>"la esperanza bienaventurada y la manifestación gloriosa".</w:t>
       </w:r>
     </w:p>
@@ -10987,6 +12757,21 @@
           <w:b/>
           <w:lang w:val="es_ES" w:bidi="es_ES"/>
         </w:rPr>
+        <w:t>τὴν μακαρίαν ἐλπίδα, καὶ ἐπιφάνειαν τῆς δόξης</w:t>
+      </w:r>
+    </w:p>
+    <w:p>
+      <w:pPr/>
+      <w:r>
+        <w:rPr>
+          <w:lang w:val="es_ES" w:bidi="es_ES"/>
+        </w:rPr>
+      </w:r>
+      <w:r>
+        <w:rPr>
+          <w:b/>
+          <w:lang w:val="es_ES" w:bidi="es_ES"/>
+        </w:rPr>
         <w:t>"</w:t>
       </w:r>
       <w:r>
@@ -11110,6 +12895,21 @@
           <w:b/>
           <w:lang w:val="es_ES" w:bidi="es_ES"/>
         </w:rPr>
+        <w:t>τὴν μακαρίαν ἐλπίδα, καὶ ἐπιφάνειαν τῆς δόξης τοῦ μεγάλου Θεοῦ καὶ Σωτῆρος ἡμῶν, Ἰησοῦ Χριστοῦ</w:t>
+      </w:r>
+    </w:p>
+    <w:p>
+      <w:pPr/>
+      <w:r>
+        <w:rPr>
+          <w:lang w:val="es_ES" w:bidi="es_ES"/>
+        </w:rPr>
+      </w:r>
+      <w:r>
+        <w:rPr>
+          <w:b/>
+          <w:lang w:val="es_ES" w:bidi="es_ES"/>
+        </w:rPr>
         <w:t>"l</w:t>
       </w:r>
       <w:r>
@@ -11246,6 +13046,21 @@
           <w:b/>
           <w:lang w:val="es_ES" w:bidi="es_ES"/>
         </w:rPr>
+        <w:t>τοῦ μεγάλου Θεοῦ καὶ Σωτῆρος ἡμῶν, Ἰησοῦ Χριστοῦ</w:t>
+      </w:r>
+    </w:p>
+    <w:p>
+      <w:pPr/>
+      <w:r>
+        <w:rPr>
+          <w:lang w:val="es_ES" w:bidi="es_ES"/>
+        </w:rPr>
+      </w:r>
+      <w:r>
+        <w:rPr>
+          <w:b/>
+          <w:lang w:val="es_ES" w:bidi="es_ES"/>
+        </w:rPr>
         <w:t>"de nuestro gran Dios y Salvador Jesucristo"</w:t>
       </w:r>
     </w:p>
@@ -11368,6 +13183,21 @@
           <w:b/>
           <w:lang w:val="es_ES" w:bidi="es_ES"/>
         </w:rPr>
+        <w:t>ὃς ἔδωκεν ἑαυτὸν ὑπὲρ ἡμῶν</w:t>
+      </w:r>
+    </w:p>
+    <w:p>
+      <w:pPr/>
+      <w:r>
+        <w:rPr>
+          <w:lang w:val="es_ES" w:bidi="es_ES"/>
+        </w:rPr>
+      </w:r>
+      <w:r>
+        <w:rPr>
+          <w:b/>
+          <w:lang w:val="es_ES" w:bidi="es_ES"/>
+        </w:rPr>
         <w:t>"se dio a sí mismo por nosotros".</w:t>
       </w:r>
     </w:p>
@@ -11451,6 +13281,21 @@
           <w:b/>
           <w:lang w:val="es_ES" w:bidi="es_ES"/>
         </w:rPr>
+        <w:t>ἡμῶν</w:t>
+      </w:r>
+    </w:p>
+    <w:p>
+      <w:pPr/>
+      <w:r>
+        <w:rPr>
+          <w:lang w:val="es_ES" w:bidi="es_ES"/>
+        </w:rPr>
+      </w:r>
+      <w:r>
+        <w:rPr>
+          <w:b/>
+          <w:lang w:val="es_ES" w:bidi="es_ES"/>
+        </w:rPr>
         <w:t>"nosotros".</w:t>
       </w:r>
     </w:p>
@@ -11547,6 +13392,21 @@
           <w:b/>
           <w:lang w:val="es_ES" w:bidi="es_ES"/>
         </w:rPr>
+        <w:t>λυτρώσηται ἡμᾶς ἀπὸ πάσης ἀνομίας</w:t>
+      </w:r>
+    </w:p>
+    <w:p>
+      <w:pPr/>
+      <w:r>
+        <w:rPr>
+          <w:lang w:val="es_ES" w:bidi="es_ES"/>
+        </w:rPr>
+      </w:r>
+      <w:r>
+        <w:rPr>
+          <w:b/>
+          <w:lang w:val="es_ES" w:bidi="es_ES"/>
+        </w:rPr>
         <w:t>"</w:t>
       </w:r>
       <w:r>
@@ -11657,6 +13517,21 @@
           <w:b/>
           <w:lang w:val="es_ES" w:bidi="es_ES"/>
         </w:rPr>
+        <w:t>ἡμᾶς</w:t>
+      </w:r>
+    </w:p>
+    <w:p>
+      <w:pPr/>
+      <w:r>
+        <w:rPr>
+          <w:lang w:val="es_ES" w:bidi="es_ES"/>
+        </w:rPr>
+      </w:r>
+      <w:r>
+        <w:rPr>
+          <w:b/>
+          <w:lang w:val="es_ES" w:bidi="es_ES"/>
+        </w:rPr>
         <w:t>"nosotros".</w:t>
       </w:r>
     </w:p>
@@ -11753,6 +13628,21 @@
           <w:b/>
           <w:lang w:val="es_ES" w:bidi="es_ES"/>
         </w:rPr>
+        <w:t>λαὸν περιούσιον</w:t>
+      </w:r>
+    </w:p>
+    <w:p>
+      <w:pPr/>
+      <w:r>
+        <w:rPr>
+          <w:lang w:val="es_ES" w:bidi="es_ES"/>
+        </w:rPr>
+      </w:r>
+      <w:r>
+        <w:rPr>
+          <w:b/>
+          <w:lang w:val="es_ES" w:bidi="es_ES"/>
+        </w:rPr>
         <w:t>"para sí un pueblo propio".</w:t>
       </w:r>
     </w:p>
@@ -11836,6 +13726,21 @@
           <w:b/>
           <w:lang w:val="es_ES" w:bidi="es_ES"/>
         </w:rPr>
+        <w:t>ζηλωτὴν καλῶν ἔργων</w:t>
+      </w:r>
+    </w:p>
+    <w:p>
+      <w:pPr/>
+      <w:r>
+        <w:rPr>
+          <w:lang w:val="es_ES" w:bidi="es_ES"/>
+        </w:rPr>
+      </w:r>
+      <w:r>
+        <w:rPr>
+          <w:b/>
+          <w:lang w:val="es_ES" w:bidi="es_ES"/>
+        </w:rPr>
         <w:t>"celoso de buenas obras".</w:t>
       </w:r>
     </w:p>
@@ -11907,6 +13812,21 @@
           <w:b/>
           <w:lang w:val="es_ES" w:bidi="es_ES"/>
         </w:rPr>
+        <w:t>ταῦτα</w:t>
+      </w:r>
+    </w:p>
+    <w:p>
+      <w:pPr/>
+      <w:r>
+        <w:rPr>
+          <w:lang w:val="es_ES" w:bidi="es_ES"/>
+        </w:rPr>
+      </w:r>
+      <w:r>
+        <w:rPr>
+          <w:b/>
+          <w:lang w:val="es_ES" w:bidi="es_ES"/>
+        </w:rPr>
         <w:t>"esto habla".</w:t>
       </w:r>
     </w:p>
@@ -12003,6 +13923,21 @@
           <w:b/>
           <w:lang w:val="es_ES" w:bidi="es_ES"/>
         </w:rPr>
+        <w:t>παρακάλει</w:t>
+      </w:r>
+    </w:p>
+    <w:p>
+      <w:pPr/>
+      <w:r>
+        <w:rPr>
+          <w:lang w:val="es_ES" w:bidi="es_ES"/>
+        </w:rPr>
+      </w:r>
+      <w:r>
+        <w:rPr>
+          <w:b/>
+          <w:lang w:val="es_ES" w:bidi="es_ES"/>
+        </w:rPr>
         <w:t>"exorta".</w:t>
       </w:r>
     </w:p>
@@ -12099,6 +14034,21 @@
           <w:b/>
           <w:lang w:val="es_ES" w:bidi="es_ES"/>
         </w:rPr>
+        <w:t>ἔλεγχε, μετὰ πάσης ἐπιταγῆς</w:t>
+      </w:r>
+    </w:p>
+    <w:p>
+      <w:pPr/>
+      <w:r>
+        <w:rPr>
+          <w:lang w:val="es_ES" w:bidi="es_ES"/>
+        </w:rPr>
+      </w:r>
+      <w:r>
+        <w:rPr>
+          <w:b/>
+          <w:lang w:val="es_ES" w:bidi="es_ES"/>
+        </w:rPr>
         <w:t>"reprende con toda autoridad".</w:t>
       </w:r>
     </w:p>
@@ -12195,6 +14145,21 @@
           <w:b/>
           <w:lang w:val="es_ES" w:bidi="es_ES"/>
         </w:rPr>
+        <w:t>μετὰ πάσης ἐπιταγῆς</w:t>
+      </w:r>
+    </w:p>
+    <w:p>
+      <w:pPr/>
+      <w:r>
+        <w:rPr>
+          <w:lang w:val="es_ES" w:bidi="es_ES"/>
+        </w:rPr>
+      </w:r>
+      <w:r>
+        <w:rPr>
+          <w:b/>
+          <w:lang w:val="es_ES" w:bidi="es_ES"/>
+        </w:rPr>
         <w:t>"con toda autoridad".</w:t>
       </w:r>
     </w:p>
@@ -12291,6 +14256,21 @@
           <w:b/>
           <w:lang w:val="es_ES" w:bidi="es_ES"/>
         </w:rPr>
+        <w:t>μηδείς σου περιφρονείτω</w:t>
+      </w:r>
+    </w:p>
+    <w:p>
+      <w:pPr/>
+      <w:r>
+        <w:rPr>
+          <w:lang w:val="es_ES" w:bidi="es_ES"/>
+        </w:rPr>
+      </w:r>
+      <w:r>
+        <w:rPr>
+          <w:b/>
+          <w:lang w:val="es_ES" w:bidi="es_ES"/>
+        </w:rPr>
         <w:t>"nadie te desprecie".</w:t>
       </w:r>
     </w:p>
@@ -12354,6 +14334,21 @@
           <w:b/>
           <w:lang w:val="es_ES" w:bidi="es_ES"/>
         </w:rPr>
+        <w:t>μηδείς σου περιφρονείτω</w:t>
+      </w:r>
+    </w:p>
+    <w:p>
+      <w:pPr/>
+      <w:r>
+        <w:rPr>
+          <w:lang w:val="es_ES" w:bidi="es_ES"/>
+        </w:rPr>
+      </w:r>
+      <w:r>
+        <w:rPr>
+          <w:b/>
+          <w:lang w:val="es_ES" w:bidi="es_ES"/>
+        </w:rPr>
         <w:t>"nadie te desprecie".</w:t>
       </w:r>
     </w:p>
@@ -12437,6 +14432,21 @@
           <w:b/>
           <w:lang w:val="es_ES" w:bidi="es_ES"/>
         </w:rPr>
+        <w:t>μηδείς σου περιφρονείτω</w:t>
+      </w:r>
+    </w:p>
+    <w:p>
+      <w:pPr/>
+      <w:r>
+        <w:rPr>
+          <w:lang w:val="es_ES" w:bidi="es_ES"/>
+        </w:rPr>
+      </w:r>
+      <w:r>
+        <w:rPr>
+          <w:b/>
+          <w:lang w:val="es_ES" w:bidi="es_ES"/>
+        </w:rPr>
         <w:t>"Nadie te menosprecie".</w:t>
       </w:r>
     </w:p>
@@ -12520,6 +14530,21 @@
           <w:b/>
           <w:lang w:val="es_ES" w:bidi="es_ES"/>
         </w:rPr>
+        <w:t>ὑπομίμνῃσκε αὐτοὺς &amp; ὑποτάσσεσθαι</w:t>
+      </w:r>
+    </w:p>
+    <w:p>
+      <w:pPr/>
+      <w:r>
+        <w:rPr>
+          <w:lang w:val="es_ES" w:bidi="es_ES"/>
+        </w:rPr>
+      </w:r>
+      <w:r>
+        <w:rPr>
+          <w:b/>
+          <w:lang w:val="es_ES" w:bidi="es_ES"/>
+        </w:rPr>
         <w:t>"Recuérdales" - "que se sujeten".</w:t>
       </w:r>
     </w:p>
@@ -12583,6 +14608,21 @@
           <w:b/>
           <w:lang w:val="es_ES" w:bidi="es_ES"/>
         </w:rPr>
+        <w:t>ἀρχαῖς, ἐξουσίαις, ὑποτάσσεσθαι, πειθαρχεῖν</w:t>
+      </w:r>
+    </w:p>
+    <w:p>
+      <w:pPr/>
+      <w:r>
+        <w:rPr>
+          <w:lang w:val="es_ES" w:bidi="es_ES"/>
+        </w:rPr>
+      </w:r>
+      <w:r>
+        <w:rPr>
+          <w:b/>
+          <w:lang w:val="es_ES" w:bidi="es_ES"/>
+        </w:rPr>
         <w:t>"</w:t>
       </w:r>
       <w:r>
@@ -12706,6 +14746,21 @@
           <w:b/>
           <w:lang w:val="es_ES" w:bidi="es_ES"/>
         </w:rPr>
+        <w:t>ἀρχαῖς, ἐξουσίαις</w:t>
+      </w:r>
+    </w:p>
+    <w:p>
+      <w:pPr/>
+      <w:r>
+        <w:rPr>
+          <w:lang w:val="es_ES" w:bidi="es_ES"/>
+        </w:rPr>
+      </w:r>
+      <w:r>
+        <w:rPr>
+          <w:b/>
+          <w:lang w:val="es_ES" w:bidi="es_ES"/>
+        </w:rPr>
         <w:t>"a los gobernantes y autoridades".</w:t>
       </w:r>
     </w:p>
@@ -12815,6 +14870,21 @@
           <w:b/>
           <w:lang w:val="es_ES" w:bidi="es_ES"/>
         </w:rPr>
+        <w:t>πρὸς πᾶν ἔργον ἀγαθὸν ἑτοίμους εἶναι</w:t>
+      </w:r>
+    </w:p>
+    <w:p>
+      <w:pPr/>
+      <w:r>
+        <w:rPr>
+          <w:lang w:val="es_ES" w:bidi="es_ES"/>
+        </w:rPr>
+      </w:r>
+      <w:r>
+        <w:rPr>
+          <w:b/>
+          <w:lang w:val="es_ES" w:bidi="es_ES"/>
+        </w:rPr>
         <w:t>"</w:t>
       </w:r>
       <w:r>
@@ -12892,6 +14962,21 @@
           <w:b/>
           <w:lang w:val="es_ES" w:bidi="es_ES"/>
         </w:rPr>
+        <w:t>βλασφημεῖν</w:t>
+      </w:r>
+    </w:p>
+    <w:p>
+      <w:pPr/>
+      <w:r>
+        <w:rPr>
+          <w:lang w:val="es_ES" w:bidi="es_ES"/>
+        </w:rPr>
+      </w:r>
+      <w:r>
+        <w:rPr>
+          <w:b/>
+          <w:lang w:val="es_ES" w:bidi="es_ES"/>
+        </w:rPr>
         <w:t>"difamen".</w:t>
       </w:r>
     </w:p>
@@ -12955,6 +15040,21 @@
           <w:b/>
           <w:lang w:val="es_ES" w:bidi="es_ES"/>
         </w:rPr>
+        <w:t>ἀμάχους εἶναι</w:t>
+      </w:r>
+    </w:p>
+    <w:p>
+      <w:pPr/>
+      <w:r>
+        <w:rPr>
+          <w:lang w:val="es_ES" w:bidi="es_ES"/>
+        </w:rPr>
+      </w:r>
+      <w:r>
+        <w:rPr>
+          <w:b/>
+          <w:lang w:val="es_ES" w:bidi="es_ES"/>
+        </w:rPr>
         <w:t>"que no sean pendencieros".</w:t>
       </w:r>
     </w:p>
@@ -13064,6 +15164,21 @@
           <w:b/>
           <w:lang w:val="es_ES" w:bidi="es_ES"/>
         </w:rPr>
+        <w:t>πᾶσαν ἐνδεικνυμένους πραΰτητα</w:t>
+      </w:r>
+    </w:p>
+    <w:p>
+      <w:pPr/>
+      <w:r>
+        <w:rPr>
+          <w:lang w:val="es_ES" w:bidi="es_ES"/>
+        </w:rPr>
+      </w:r>
+      <w:r>
+        <w:rPr>
+          <w:b/>
+          <w:lang w:val="es_ES" w:bidi="es_ES"/>
+        </w:rPr>
         <w:t>"mostrando toda mansedumbre".</w:t>
       </w:r>
     </w:p>
@@ -13160,6 +15275,21 @@
           <w:b/>
           <w:lang w:val="es_ES" w:bidi="es_ES"/>
         </w:rPr>
+        <w:t>πρὸς πάντας ἀνθρώπους</w:t>
+      </w:r>
+    </w:p>
+    <w:p>
+      <w:pPr/>
+      <w:r>
+        <w:rPr>
+          <w:lang w:val="es_ES" w:bidi="es_ES"/>
+        </w:rPr>
+      </w:r>
+      <w:r>
+        <w:rPr>
+          <w:b/>
+          <w:lang w:val="es_ES" w:bidi="es_ES"/>
+        </w:rPr>
         <w:t>"para con todos los hombres".</w:t>
       </w:r>
     </w:p>
@@ -13256,6 +15386,21 @@
           <w:b/>
           <w:lang w:val="es_ES" w:bidi="es_ES"/>
         </w:rPr>
+        <w:t>ἦμεν γάρ ποτε καὶ ἡμεῖς</w:t>
+      </w:r>
+    </w:p>
+    <w:p>
+      <w:pPr/>
+      <w:r>
+        <w:rPr>
+          <w:lang w:val="es_ES" w:bidi="es_ES"/>
+        </w:rPr>
+      </w:r>
+      <w:r>
+        <w:rPr>
+          <w:b/>
+          <w:lang w:val="es_ES" w:bidi="es_ES"/>
+        </w:rPr>
         <w:t>"</w:t>
       </w:r>
       <w:r>
@@ -13379,6 +15524,21 @@
           <w:b/>
           <w:lang w:val="es_ES" w:bidi="es_ES"/>
         </w:rPr>
+        <w:t>ποτε</w:t>
+      </w:r>
+    </w:p>
+    <w:p>
+      <w:pPr/>
+      <w:r>
+        <w:rPr>
+          <w:lang w:val="es_ES" w:bidi="es_ES"/>
+        </w:rPr>
+      </w:r>
+      <w:r>
+        <w:rPr>
+          <w:b/>
+          <w:lang w:val="es_ES" w:bidi="es_ES"/>
+        </w:rPr>
         <w:t>"</w:t>
       </w:r>
       <w:r>
@@ -13456,6 +15616,21 @@
           <w:b/>
           <w:lang w:val="es_ES" w:bidi="es_ES"/>
         </w:rPr>
+        <w:t>ἡμεῖς</w:t>
+      </w:r>
+    </w:p>
+    <w:p>
+      <w:pPr/>
+      <w:r>
+        <w:rPr>
+          <w:lang w:val="es_ES" w:bidi="es_ES"/>
+        </w:rPr>
+      </w:r>
+      <w:r>
+        <w:rPr>
+          <w:b/>
+          <w:lang w:val="es_ES" w:bidi="es_ES"/>
+        </w:rPr>
         <w:t>"nosotros".</w:t>
       </w:r>
     </w:p>
@@ -13552,6 +15727,21 @@
           <w:b/>
           <w:lang w:val="es_ES" w:bidi="es_ES"/>
         </w:rPr>
+        <w:t>ἦμεν &amp; ἀνόητοι</w:t>
+      </w:r>
+    </w:p>
+    <w:p>
+      <w:pPr/>
+      <w:r>
+        <w:rPr>
+          <w:lang w:val="es_ES" w:bidi="es_ES"/>
+        </w:rPr>
+      </w:r>
+      <w:r>
+        <w:rPr>
+          <w:b/>
+          <w:lang w:val="es_ES" w:bidi="es_ES"/>
+        </w:rPr>
         <w:t>"éramos" - "insensatos".</w:t>
       </w:r>
     </w:p>
@@ -13615,6 +15805,21 @@
           <w:b/>
           <w:lang w:val="es_ES" w:bidi="es_ES"/>
         </w:rPr>
+        <w:t>πλανώμενοι, δουλεύοντες ἐπιθυμίαις καὶ ἡδοναῖς ποικίλαις</w:t>
+      </w:r>
+    </w:p>
+    <w:p>
+      <w:pPr/>
+      <w:r>
+        <w:rPr>
+          <w:lang w:val="es_ES" w:bidi="es_ES"/>
+        </w:rPr>
+      </w:r>
+      <w:r>
+        <w:rPr>
+          <w:b/>
+          <w:lang w:val="es_ES" w:bidi="es_ES"/>
+        </w:rPr>
         <w:t>"extraviados, esclavos de concupiscencias y deleites diversos</w:t>
       </w:r>
       <w:r>
@@ -13731,6 +15936,21 @@
           <w:b/>
           <w:lang w:val="es_ES" w:bidi="es_ES"/>
         </w:rPr>
+        <w:t>πλανώμενοι, δουλεύοντες ἐπιθυμίαις καὶ ἡδοναῖς ποικίλαις</w:t>
+      </w:r>
+    </w:p>
+    <w:p>
+      <w:pPr/>
+      <w:r>
+        <w:rPr>
+          <w:lang w:val="es_ES" w:bidi="es_ES"/>
+        </w:rPr>
+      </w:r>
+      <w:r>
+        <w:rPr>
+          <w:b/>
+          <w:lang w:val="es_ES" w:bidi="es_ES"/>
+        </w:rPr>
         <w:t>"extraviados, esclavos de concupiscencias y deleites diversos</w:t>
       </w:r>
       <w:r>
@@ -13821,6 +16041,21 @@
           <w:b/>
           <w:lang w:val="es_ES" w:bidi="es_ES"/>
         </w:rPr>
+        <w:t>ἐπιθυμίαις καὶ ἡδοναῖς ποικίλαις</w:t>
+      </w:r>
+    </w:p>
+    <w:p>
+      <w:pPr/>
+      <w:r>
+        <w:rPr>
+          <w:lang w:val="es_ES" w:bidi="es_ES"/>
+        </w:rPr>
+      </w:r>
+      <w:r>
+        <w:rPr>
+          <w:b/>
+          <w:lang w:val="es_ES" w:bidi="es_ES"/>
+        </w:rPr>
         <w:t>"de concupiscencias y deleites diversos"</w:t>
       </w:r>
       <w:r>
@@ -13937,6 +16172,21 @@
           <w:b/>
           <w:lang w:val="es_ES" w:bidi="es_ES"/>
         </w:rPr>
+        <w:t>ἐν κακίᾳ καὶ φθόνῳ διάγοντες</w:t>
+      </w:r>
+    </w:p>
+    <w:p>
+      <w:pPr/>
+      <w:r>
+        <w:rPr>
+          <w:lang w:val="es_ES" w:bidi="es_ES"/>
+        </w:rPr>
+      </w:r>
+      <w:r>
+        <w:rPr>
+          <w:b/>
+          <w:lang w:val="es_ES" w:bidi="es_ES"/>
+        </w:rPr>
         <w:t>"viviendo en malicia y envidia".</w:t>
       </w:r>
     </w:p>
@@ -14098,6 +16348,21 @@
           <w:b/>
           <w:lang w:val="es_ES" w:bidi="es_ES"/>
         </w:rPr>
+        <w:t>στυγητοί</w:t>
+      </w:r>
+    </w:p>
+    <w:p>
+      <w:pPr/>
+      <w:r>
+        <w:rPr>
+          <w:lang w:val="es_ES" w:bidi="es_ES"/>
+        </w:rPr>
+      </w:r>
+      <w:r>
+        <w:rPr>
+          <w:b/>
+          <w:lang w:val="es_ES" w:bidi="es_ES"/>
+        </w:rPr>
         <w:t>"aborrecibles".</w:t>
       </w:r>
     </w:p>
@@ -14161,6 +16426,21 @@
           <w:b/>
           <w:lang w:val="es_ES" w:bidi="es_ES"/>
         </w:rPr>
+        <w:t>δὲ</w:t>
+      </w:r>
+    </w:p>
+    <w:p>
+      <w:pPr/>
+      <w:r>
+        <w:rPr>
+          <w:lang w:val="es_ES" w:bidi="es_ES"/>
+        </w:rPr>
+      </w:r>
+      <w:r>
+        <w:rPr>
+          <w:b/>
+          <w:lang w:val="es_ES" w:bidi="es_ES"/>
+        </w:rPr>
         <w:t>"Pero"</w:t>
       </w:r>
     </w:p>
@@ -14251,6 +16531,21 @@
           <w:b/>
           <w:lang w:val="es_ES" w:bidi="es_ES"/>
         </w:rPr>
+        <w:t>ὅτε &amp; ἡ χρηστότης καὶ ἡ φιλανθρωπία ἐπεφάνη τοῦ Σωτῆρος ἡμῶν, Θεοῦ</w:t>
+      </w:r>
+    </w:p>
+    <w:p>
+      <w:pPr/>
+      <w:r>
+        <w:rPr>
+          <w:lang w:val="es_ES" w:bidi="es_ES"/>
+        </w:rPr>
+      </w:r>
+      <w:r>
+        <w:rPr>
+          <w:b/>
+          <w:lang w:val="es_ES" w:bidi="es_ES"/>
+        </w:rPr>
         <w:t>"cuando" - "</w:t>
       </w:r>
       <w:r>
@@ -14367,6 +16662,21 @@
           <w:b/>
           <w:lang w:val="es_ES" w:bidi="es_ES"/>
         </w:rPr>
+        <w:t>ὅτε &amp; ἡ χρηστότης καὶ ἡ φιλανθρωπία ἐπεφάνη τοῦ Σωτῆρος ἡμῶν, Θεοῦ</w:t>
+      </w:r>
+    </w:p>
+    <w:p>
+      <w:pPr/>
+      <w:r>
+        <w:rPr>
+          <w:lang w:val="es_ES" w:bidi="es_ES"/>
+        </w:rPr>
+      </w:r>
+      <w:r>
+        <w:rPr>
+          <w:b/>
+          <w:lang w:val="es_ES" w:bidi="es_ES"/>
+        </w:rPr>
         <w:t>"cuando"</w:t>
       </w:r>
       <w:r>
@@ -14503,6 +16813,21 @@
           <w:b/>
           <w:lang w:val="es_ES" w:bidi="es_ES"/>
         </w:rPr>
+        <w:t>ἡμῶν</w:t>
+      </w:r>
+    </w:p>
+    <w:p>
+      <w:pPr/>
+      <w:r>
+        <w:rPr>
+          <w:lang w:val="es_ES" w:bidi="es_ES"/>
+        </w:rPr>
+      </w:r>
+      <w:r>
+        <w:rPr>
+          <w:b/>
+          <w:lang w:val="es_ES" w:bidi="es_ES"/>
+        </w:rPr>
         <w:t>"nuestro"</w:t>
       </w:r>
     </w:p>
@@ -14599,6 +16924,21 @@
           <w:b/>
           <w:lang w:val="es_ES" w:bidi="es_ES"/>
         </w:rPr>
+        <w:t>ἔργων τῶν ἐν δικαιοσύνῃ</w:t>
+      </w:r>
+    </w:p>
+    <w:p>
+      <w:pPr/>
+      <w:r>
+        <w:rPr>
+          <w:lang w:val="es_ES" w:bidi="es_ES"/>
+        </w:rPr>
+      </w:r>
+      <w:r>
+        <w:rPr>
+          <w:b/>
+          <w:lang w:val="es_ES" w:bidi="es_ES"/>
+        </w:rPr>
         <w:t>"obras de justicia".</w:t>
       </w:r>
     </w:p>
@@ -14695,6 +17035,21 @@
           <w:b/>
           <w:lang w:val="es_ES" w:bidi="es_ES"/>
         </w:rPr>
+        <w:t>κατὰ τὸ αὐτοῦ ἔλεος</w:t>
+      </w:r>
+    </w:p>
+    <w:p>
+      <w:pPr/>
+      <w:r>
+        <w:rPr>
+          <w:lang w:val="es_ES" w:bidi="es_ES"/>
+        </w:rPr>
+      </w:r>
+      <w:r>
+        <w:rPr>
+          <w:b/>
+          <w:lang w:val="es_ES" w:bidi="es_ES"/>
+        </w:rPr>
         <w:t>"sino por Su misericordia"</w:t>
       </w:r>
     </w:p>
@@ -14791,6 +17146,21 @@
           <w:b/>
           <w:lang w:val="es_ES" w:bidi="es_ES"/>
         </w:rPr>
+        <w:t>λουτροῦ παλινγενεσίας</w:t>
+      </w:r>
+    </w:p>
+    <w:p>
+      <w:pPr/>
+      <w:r>
+        <w:rPr>
+          <w:lang w:val="es_ES" w:bidi="es_ES"/>
+        </w:rPr>
+      </w:r>
+      <w:r>
+        <w:rPr>
+          <w:b/>
+          <w:lang w:val="es_ES" w:bidi="es_ES"/>
+        </w:rPr>
         <w:t>"el lavamiento".</w:t>
       </w:r>
     </w:p>
@@ -14900,6 +17270,21 @@
           <w:b/>
           <w:lang w:val="es_ES" w:bidi="es_ES"/>
         </w:rPr>
+        <w:t>οὗ ἐξέχεεν ἐφ’ ἡμᾶς πλουσίως,</w:t>
+      </w:r>
+    </w:p>
+    <w:p>
+      <w:pPr/>
+      <w:r>
+        <w:rPr>
+          <w:lang w:val="es_ES" w:bidi="es_ES"/>
+        </w:rPr>
+      </w:r>
+      <w:r>
+        <w:rPr>
+          <w:b/>
+          <w:lang w:val="es_ES" w:bidi="es_ES"/>
+        </w:rPr>
         <w:t>"</w:t>
       </w:r>
       <w:r>
@@ -14997,6 +17382,21 @@
           <w:b/>
           <w:lang w:val="es_ES" w:bidi="es_ES"/>
         </w:rPr>
+        <w:t>ἡμᾶς</w:t>
+      </w:r>
+    </w:p>
+    <w:p>
+      <w:pPr/>
+      <w:r>
+        <w:rPr>
+          <w:lang w:val="es_ES" w:bidi="es_ES"/>
+        </w:rPr>
+      </w:r>
+      <w:r>
+        <w:rPr>
+          <w:b/>
+          <w:lang w:val="es_ES" w:bidi="es_ES"/>
+        </w:rPr>
         <w:t>"nosotros".</w:t>
       </w:r>
     </w:p>
@@ -15093,6 +17493,21 @@
           <w:b/>
           <w:lang w:val="es_ES" w:bidi="es_ES"/>
         </w:rPr>
+        <w:t>διὰ Ἰησοῦ Χριστοῦ, τοῦ Σωτῆρος ἡμῶν</w:t>
+      </w:r>
+    </w:p>
+    <w:p>
+      <w:pPr/>
+      <w:r>
+        <w:rPr>
+          <w:lang w:val="es_ES" w:bidi="es_ES"/>
+        </w:rPr>
+      </w:r>
+      <w:r>
+        <w:rPr>
+          <w:b/>
+          <w:lang w:val="es_ES" w:bidi="es_ES"/>
+        </w:rPr>
         <w:t>"</w:t>
       </w:r>
       <w:r>
@@ -15170,6 +17585,21 @@
           <w:b/>
           <w:lang w:val="es_ES" w:bidi="es_ES"/>
         </w:rPr>
+        <w:t>ἡμῶν</w:t>
+      </w:r>
+    </w:p>
+    <w:p>
+      <w:pPr/>
+      <w:r>
+        <w:rPr>
+          <w:lang w:val="es_ES" w:bidi="es_ES"/>
+        </w:rPr>
+      </w:r>
+      <w:r>
+        <w:rPr>
+          <w:b/>
+          <w:lang w:val="es_ES" w:bidi="es_ES"/>
+        </w:rPr>
         <w:t>"nuestro".</w:t>
       </w:r>
     </w:p>
@@ -15266,6 +17696,21 @@
           <w:b/>
           <w:lang w:val="es_ES" w:bidi="es_ES"/>
         </w:rPr>
+        <w:t>ἵνα</w:t>
+      </w:r>
+    </w:p>
+    <w:p>
+      <w:pPr/>
+      <w:r>
+        <w:rPr>
+          <w:lang w:val="es_ES" w:bidi="es_ES"/>
+        </w:rPr>
+      </w:r>
+      <w:r>
+        <w:rPr>
+          <w:b/>
+          <w:lang w:val="es_ES" w:bidi="es_ES"/>
+        </w:rPr>
         <w:t>"para que".</w:t>
       </w:r>
     </w:p>
@@ -15394,6 +17839,21 @@
           <w:b/>
           <w:lang w:val="es_ES" w:bidi="es_ES"/>
         </w:rPr>
+        <w:t>δικαιωθέντες</w:t>
+      </w:r>
+    </w:p>
+    <w:p>
+      <w:pPr/>
+      <w:r>
+        <w:rPr>
+          <w:lang w:val="es_ES" w:bidi="es_ES"/>
+        </w:rPr>
+      </w:r>
+      <w:r>
+        <w:rPr>
+          <w:b/>
+          <w:lang w:val="es_ES" w:bidi="es_ES"/>
+        </w:rPr>
         <w:t>"justificados".</w:t>
       </w:r>
     </w:p>
@@ -15477,6 +17937,21 @@
           <w:b/>
           <w:lang w:val="es_ES" w:bidi="es_ES"/>
         </w:rPr>
+        <w:t>τῇ ἐκείνου χάριτι</w:t>
+      </w:r>
+    </w:p>
+    <w:p>
+      <w:pPr/>
+      <w:r>
+        <w:rPr>
+          <w:lang w:val="es_ES" w:bidi="es_ES"/>
+        </w:rPr>
+      </w:r>
+      <w:r>
+        <w:rPr>
+          <w:b/>
+          <w:lang w:val="es_ES" w:bidi="es_ES"/>
+        </w:rPr>
         <w:t>"por Su gracia".</w:t>
       </w:r>
     </w:p>
@@ -15573,6 +18048,21 @@
           <w:b/>
           <w:lang w:val="es_ES" w:bidi="es_ES"/>
         </w:rPr>
+        <w:t>ἐκείνου</w:t>
+      </w:r>
+    </w:p>
+    <w:p>
+      <w:pPr/>
+      <w:r>
+        <w:rPr>
+          <w:lang w:val="es_ES" w:bidi="es_ES"/>
+        </w:rPr>
+      </w:r>
+      <w:r>
+        <w:rPr>
+          <w:b/>
+          <w:lang w:val="es_ES" w:bidi="es_ES"/>
+        </w:rPr>
         <w:t>"por Su".</w:t>
       </w:r>
     </w:p>
@@ -15669,6 +18159,21 @@
           <w:b/>
           <w:lang w:val="es_ES" w:bidi="es_ES"/>
         </w:rPr>
+        <w:t>κληρονόμοι γενηθῶμεν, κατ’ ἐλπίδα ζωῆς αἰωνίου</w:t>
+      </w:r>
+    </w:p>
+    <w:p>
+      <w:pPr/>
+      <w:r>
+        <w:rPr>
+          <w:lang w:val="es_ES" w:bidi="es_ES"/>
+        </w:rPr>
+      </w:r>
+      <w:r>
+        <w:rPr>
+          <w:b/>
+          <w:lang w:val="es_ES" w:bidi="es_ES"/>
+        </w:rPr>
         <w:t>"</w:t>
       </w:r>
       <w:r>
@@ -15766,6 +18271,21 @@
           <w:b/>
           <w:lang w:val="es_ES" w:bidi="es_ES"/>
         </w:rPr>
+        <w:t>ὁ λόγος</w:t>
+      </w:r>
+    </w:p>
+    <w:p>
+      <w:pPr/>
+      <w:r>
+        <w:rPr>
+          <w:lang w:val="es_ES" w:bidi="es_ES"/>
+        </w:rPr>
+      </w:r>
+      <w:r>
+        <w:rPr>
+          <w:b/>
+          <w:lang w:val="es_ES" w:bidi="es_ES"/>
+        </w:rPr>
         <w:t>"</w:t>
       </w:r>
       <w:r>
@@ -15876,6 +18396,21 @@
           <w:b/>
           <w:lang w:val="es_ES" w:bidi="es_ES"/>
         </w:rPr>
+        <w:t>τούτων</w:t>
+      </w:r>
+    </w:p>
+    <w:p>
+      <w:pPr/>
+      <w:r>
+        <w:rPr>
+          <w:lang w:val="es_ES" w:bidi="es_ES"/>
+        </w:rPr>
+      </w:r>
+      <w:r>
+        <w:rPr>
+          <w:b/>
+          <w:lang w:val="es_ES" w:bidi="es_ES"/>
+        </w:rPr>
         <w:t>"estas cosas".</w:t>
       </w:r>
     </w:p>
@@ -15972,6 +18507,21 @@
           <w:b/>
           <w:lang w:val="es_ES" w:bidi="es_ES"/>
         </w:rPr>
+        <w:t>φροντίζωσιν καλῶν ἔργων, προΐστασθαι</w:t>
+      </w:r>
+    </w:p>
+    <w:p>
+      <w:pPr/>
+      <w:r>
+        <w:rPr>
+          <w:lang w:val="es_ES" w:bidi="es_ES"/>
+        </w:rPr>
+      </w:r>
+      <w:r>
+        <w:rPr>
+          <w:b/>
+          <w:lang w:val="es_ES" w:bidi="es_ES"/>
+        </w:rPr>
         <w:t>"procuren ocuparse en buenas obras".</w:t>
       </w:r>
     </w:p>
@@ -16035,6 +18585,21 @@
           <w:b/>
           <w:lang w:val="es_ES" w:bidi="es_ES"/>
         </w:rPr>
+        <w:t>τοῖς ἀνθρώποις</w:t>
+      </w:r>
+    </w:p>
+    <w:p>
+      <w:pPr/>
+      <w:r>
+        <w:rPr>
+          <w:lang w:val="es_ES" w:bidi="es_ES"/>
+        </w:rPr>
+      </w:r>
+      <w:r>
+        <w:rPr>
+          <w:b/>
+          <w:lang w:val="es_ES" w:bidi="es_ES"/>
+        </w:rPr>
         <w:t>"</w:t>
       </w:r>
       <w:r>
@@ -16145,6 +18710,21 @@
           <w:b/>
           <w:lang w:val="es_ES" w:bidi="es_ES"/>
         </w:rPr>
+        <w:t>δὲ &amp; περιΐστασο</w:t>
+      </w:r>
+    </w:p>
+    <w:p>
+      <w:pPr/>
+      <w:r>
+        <w:rPr>
+          <w:lang w:val="es_ES" w:bidi="es_ES"/>
+        </w:rPr>
+      </w:r>
+      <w:r>
+        <w:rPr>
+          <w:b/>
+          <w:lang w:val="es_ES" w:bidi="es_ES"/>
+        </w:rPr>
         <w:t>"Pero"</w:t>
       </w:r>
       <w:r>
@@ -16254,6 +18834,21 @@
           <w:b/>
           <w:lang w:val="es_ES" w:bidi="es_ES"/>
         </w:rPr>
+        <w:t>μωρὰς &amp; ζητήσεις</w:t>
+      </w:r>
+    </w:p>
+    <w:p>
+      <w:pPr/>
+      <w:r>
+        <w:rPr>
+          <w:lang w:val="es_ES" w:bidi="es_ES"/>
+        </w:rPr>
+      </w:r>
+      <w:r>
+        <w:rPr>
+          <w:b/>
+          <w:lang w:val="es_ES" w:bidi="es_ES"/>
+        </w:rPr>
         <w:t>"necias"</w:t>
       </w:r>
       <w:r>
@@ -16330,6 +18925,21 @@
           <w:b/>
           <w:lang w:val="es_ES" w:bidi="es_ES"/>
         </w:rPr>
+        <w:t>γενεαλογίας</w:t>
+      </w:r>
+    </w:p>
+    <w:p>
+      <w:pPr/>
+      <w:r>
+        <w:rPr>
+          <w:lang w:val="es_ES" w:bidi="es_ES"/>
+        </w:rPr>
+      </w:r>
+      <w:r>
+        <w:rPr>
+          <w:b/>
+          <w:lang w:val="es_ES" w:bidi="es_ES"/>
+        </w:rPr>
         <w:t>"genealogías".</w:t>
       </w:r>
     </w:p>
@@ -16426,6 +19036,21 @@
           <w:b/>
           <w:lang w:val="es_ES" w:bidi="es_ES"/>
         </w:rPr>
+        <w:t>ἔρεις</w:t>
+      </w:r>
+    </w:p>
+    <w:p>
+      <w:pPr/>
+      <w:r>
+        <w:rPr>
+          <w:lang w:val="es_ES" w:bidi="es_ES"/>
+        </w:rPr>
+      </w:r>
+      <w:r>
+        <w:rPr>
+          <w:b/>
+          <w:lang w:val="es_ES" w:bidi="es_ES"/>
+        </w:rPr>
         <w:t>"contenciones".</w:t>
       </w:r>
     </w:p>
@@ -16522,6 +19147,21 @@
           <w:b/>
           <w:lang w:val="es_ES" w:bidi="es_ES"/>
         </w:rPr>
+        <w:t>νομικὰς</w:t>
+      </w:r>
+    </w:p>
+    <w:p>
+      <w:pPr/>
+      <w:r>
+        <w:rPr>
+          <w:lang w:val="es_ES" w:bidi="es_ES"/>
+        </w:rPr>
+      </w:r>
+      <w:r>
+        <w:rPr>
+          <w:b/>
+          <w:lang w:val="es_ES" w:bidi="es_ES"/>
+        </w:rPr>
         <w:t>"acerca de la ley".</w:t>
       </w:r>
     </w:p>
@@ -16605,6 +19245,21 @@
           <w:b/>
           <w:lang w:val="es_ES" w:bidi="es_ES"/>
         </w:rPr>
+        <w:t>αἱρετικὸν ἄνθρωπον &amp; παραιτοῦ</w:t>
+      </w:r>
+    </w:p>
+    <w:p>
+      <w:pPr/>
+      <w:r>
+        <w:rPr>
+          <w:lang w:val="es_ES" w:bidi="es_ES"/>
+        </w:rPr>
+      </w:r>
+      <w:r>
+        <w:rPr>
+          <w:b/>
+          <w:lang w:val="es_ES" w:bidi="es_ES"/>
+        </w:rPr>
         <w:t>"al hombre que cause divisiones"</w:t>
       </w:r>
       <w:r>
@@ -16715,6 +19370,21 @@
           <w:b/>
           <w:lang w:val="es_ES" w:bidi="es_ES"/>
         </w:rPr>
+        <w:t>μετὰ μίαν καὶ δευτέραν νουθεσίαν</w:t>
+      </w:r>
+    </w:p>
+    <w:p>
+      <w:pPr/>
+      <w:r>
+        <w:rPr>
+          <w:lang w:val="es_ES" w:bidi="es_ES"/>
+        </w:rPr>
+      </w:r>
+      <w:r>
+        <w:rPr>
+          <w:b/>
+          <w:lang w:val="es_ES" w:bidi="es_ES"/>
+        </w:rPr>
         <w:t>"</w:t>
       </w:r>
       <w:r>
@@ -16812,6 +19482,21 @@
           <w:b/>
           <w:lang w:val="es_ES" w:bidi="es_ES"/>
         </w:rPr>
+        <w:t>ὁ τοιοῦτος</w:t>
+      </w:r>
+    </w:p>
+    <w:p>
+      <w:pPr/>
+      <w:r>
+        <w:rPr>
+          <w:lang w:val="es_ES" w:bidi="es_ES"/>
+        </w:rPr>
+      </w:r>
+      <w:r>
+        <w:rPr>
+          <w:b/>
+          <w:lang w:val="es_ES" w:bidi="es_ES"/>
+        </w:rPr>
         <w:t>"</w:t>
       </w:r>
       <w:r>
@@ -16889,6 +19574,21 @@
           <w:b/>
           <w:lang w:val="es_ES" w:bidi="es_ES"/>
         </w:rPr>
+        <w:t>ἐξέστραπται</w:t>
+      </w:r>
+    </w:p>
+    <w:p>
+      <w:pPr/>
+      <w:r>
+        <w:rPr>
+          <w:lang w:val="es_ES" w:bidi="es_ES"/>
+        </w:rPr>
+      </w:r>
+      <w:r>
+        <w:rPr>
+          <w:b/>
+          <w:lang w:val="es_ES" w:bidi="es_ES"/>
+        </w:rPr>
         <w:t>"</w:t>
       </w:r>
       <w:r>
@@ -16999,6 +19699,21 @@
           <w:b/>
           <w:lang w:val="es_ES" w:bidi="es_ES"/>
         </w:rPr>
+        <w:t>ὢν αὐτοκατάκριτος</w:t>
+      </w:r>
+    </w:p>
+    <w:p>
+      <w:pPr/>
+      <w:r>
+        <w:rPr>
+          <w:lang w:val="es_ES" w:bidi="es_ES"/>
+        </w:rPr>
+      </w:r>
+      <w:r>
+        <w:rPr>
+          <w:b/>
+          <w:lang w:val="es_ES" w:bidi="es_ES"/>
+        </w:rPr>
         <w:t>"</w:t>
       </w:r>
       <w:r>
@@ -17076,6 +19791,21 @@
           <w:b/>
           <w:lang w:val="es_ES" w:bidi="es_ES"/>
         </w:rPr>
+        <w:t>ὅταν πέμψω Ἀρτεμᾶν πρὸς σὲ ἢ Τυχικόν</w:t>
+      </w:r>
+    </w:p>
+    <w:p>
+      <w:pPr/>
+      <w:r>
+        <w:rPr>
+          <w:lang w:val="es_ES" w:bidi="es_ES"/>
+        </w:rPr>
+      </w:r>
+      <w:r>
+        <w:rPr>
+          <w:b/>
+          <w:lang w:val="es_ES" w:bidi="es_ES"/>
+        </w:rPr>
         <w:t>"</w:t>
       </w:r>
       <w:r>
@@ -17173,6 +19903,21 @@
           <w:b/>
           <w:lang w:val="es_ES" w:bidi="es_ES"/>
         </w:rPr>
+        <w:t>Ἀρτεμᾶν &amp; Τυχικόν</w:t>
+      </w:r>
+    </w:p>
+    <w:p>
+      <w:pPr/>
+      <w:r>
+        <w:rPr>
+          <w:lang w:val="es_ES" w:bidi="es_ES"/>
+        </w:rPr>
+      </w:r>
+      <w:r>
+        <w:rPr>
+          <w:b/>
+          <w:lang w:val="es_ES" w:bidi="es_ES"/>
+        </w:rPr>
         <w:t>"Artemas"</w:t>
       </w:r>
       <w:r>
@@ -17289,6 +20034,21 @@
           <w:b/>
           <w:lang w:val="es_ES" w:bidi="es_ES"/>
         </w:rPr>
+        <w:t>σπούδασον ἐλθεῖν</w:t>
+      </w:r>
+    </w:p>
+    <w:p>
+      <w:pPr/>
+      <w:r>
+        <w:rPr>
+          <w:lang w:val="es_ES" w:bidi="es_ES"/>
+        </w:rPr>
+      </w:r>
+      <w:r>
+        <w:rPr>
+          <w:b/>
+          <w:lang w:val="es_ES" w:bidi="es_ES"/>
+        </w:rPr>
         <w:t>"</w:t>
       </w:r>
       <w:r>
@@ -17366,6 +20126,21 @@
           <w:b/>
           <w:lang w:val="es_ES" w:bidi="es_ES"/>
         </w:rPr>
+        <w:t>σπούδασον</w:t>
+      </w:r>
+    </w:p>
+    <w:p>
+      <w:pPr/>
+      <w:r>
+        <w:rPr>
+          <w:lang w:val="es_ES" w:bidi="es_ES"/>
+        </w:rPr>
+      </w:r>
+      <w:r>
+        <w:rPr>
+          <w:b/>
+          <w:lang w:val="es_ES" w:bidi="es_ES"/>
+        </w:rPr>
         <w:t>"</w:t>
       </w:r>
       <w:r>
@@ -17476,6 +20251,21 @@
           <w:b/>
           <w:lang w:val="es_ES" w:bidi="es_ES"/>
         </w:rPr>
+        <w:t>σπουδαίως πρόπεμψον</w:t>
+      </w:r>
+    </w:p>
+    <w:p>
+      <w:pPr/>
+      <w:r>
+        <w:rPr>
+          <w:lang w:val="es_ES" w:bidi="es_ES"/>
+        </w:rPr>
+      </w:r>
+      <w:r>
+        <w:rPr>
+          <w:b/>
+          <w:lang w:val="es_ES" w:bidi="es_ES"/>
+        </w:rPr>
         <w:t>"</w:t>
       </w:r>
       <w:r>
@@ -17586,6 +20376,21 @@
           <w:b/>
           <w:lang w:val="es_ES" w:bidi="es_ES"/>
         </w:rPr>
+        <w:t>Ζηνᾶν &amp; Ἀπολλῶν</w:t>
+      </w:r>
+    </w:p>
+    <w:p>
+      <w:pPr/>
+      <w:r>
+        <w:rPr>
+          <w:lang w:val="es_ES" w:bidi="es_ES"/>
+        </w:rPr>
+      </w:r>
+      <w:r>
+        <w:rPr>
+          <w:b/>
+          <w:lang w:val="es_ES" w:bidi="es_ES"/>
+        </w:rPr>
         <w:t>"Zenas"</w:t>
       </w:r>
       <w:r>
@@ -17702,6 +20507,21 @@
           <w:b/>
           <w:lang w:val="es_ES" w:bidi="es_ES"/>
         </w:rPr>
+        <w:t>καὶ Ἀπολλῶν</w:t>
+      </w:r>
+    </w:p>
+    <w:p>
+      <w:pPr/>
+      <w:r>
+        <w:rPr>
+          <w:lang w:val="es_ES" w:bidi="es_ES"/>
+        </w:rPr>
+      </w:r>
+      <w:r>
+        <w:rPr>
+          <w:b/>
+          <w:lang w:val="es_ES" w:bidi="es_ES"/>
+        </w:rPr>
         <w:t>"y a Apolos".</w:t>
       </w:r>
     </w:p>
@@ -17765,6 +20585,21 @@
           <w:b/>
           <w:lang w:val="es_ES" w:bidi="es_ES"/>
         </w:rPr>
+        <w:t>ἵνα μηδὲν αὐτοῖς λείπῃ</w:t>
+      </w:r>
+    </w:p>
+    <w:p>
+      <w:pPr/>
+      <w:r>
+        <w:rPr>
+          <w:lang w:val="es_ES" w:bidi="es_ES"/>
+        </w:rPr>
+      </w:r>
+      <w:r>
+        <w:rPr>
+          <w:b/>
+          <w:lang w:val="es_ES" w:bidi="es_ES"/>
+        </w:rPr>
         <w:t>"</w:t>
       </w:r>
       <w:r>
@@ -17875,6 +20710,21 @@
           <w:b/>
           <w:lang w:val="es_ES" w:bidi="es_ES"/>
         </w:rPr>
+        <w:t>ἵνα μηδὲν αὐτοῖς λείπῃ</w:t>
+      </w:r>
+    </w:p>
+    <w:p>
+      <w:pPr/>
+      <w:r>
+        <w:rPr>
+          <w:lang w:val="es_ES" w:bidi="es_ES"/>
+        </w:rPr>
+      </w:r>
+      <w:r>
+        <w:rPr>
+          <w:b/>
+          <w:lang w:val="es_ES" w:bidi="es_ES"/>
+        </w:rPr>
         <w:t>"</w:t>
       </w:r>
       <w:r>
@@ -17972,6 +20822,21 @@
           <w:b/>
           <w:lang w:val="es_ES" w:bidi="es_ES"/>
         </w:rPr>
+        <w:t>οἱ ἡμέτεροι</w:t>
+      </w:r>
+    </w:p>
+    <w:p>
+      <w:pPr/>
+      <w:r>
+        <w:rPr>
+          <w:lang w:val="es_ES" w:bidi="es_ES"/>
+        </w:rPr>
+      </w:r>
+      <w:r>
+        <w:rPr>
+          <w:b/>
+          <w:lang w:val="es_ES" w:bidi="es_ES"/>
+        </w:rPr>
         <w:t>"</w:t>
       </w:r>
       <w:r>
@@ -18082,6 +20947,21 @@
           <w:b/>
           <w:lang w:val="es_ES" w:bidi="es_ES"/>
         </w:rPr>
+        <w:t>οἱ ἡμέτεροι</w:t>
+      </w:r>
+    </w:p>
+    <w:p>
+      <w:pPr/>
+      <w:r>
+        <w:rPr>
+          <w:lang w:val="es_ES" w:bidi="es_ES"/>
+        </w:rPr>
+      </w:r>
+      <w:r>
+        <w:rPr>
+          <w:b/>
+          <w:lang w:val="es_ES" w:bidi="es_ES"/>
+        </w:rPr>
         <w:t>"</w:t>
       </w:r>
       <w:r>
@@ -18192,6 +21072,21 @@
           <w:b/>
           <w:lang w:val="es_ES" w:bidi="es_ES"/>
         </w:rPr>
+        <w:t>εἰς τὰς ἀναγκαίας χρείας</w:t>
+      </w:r>
+    </w:p>
+    <w:p>
+      <w:pPr/>
+      <w:r>
+        <w:rPr>
+          <w:lang w:val="es_ES" w:bidi="es_ES"/>
+        </w:rPr>
+      </w:r>
+      <w:r>
+        <w:rPr>
+          <w:b/>
+          <w:lang w:val="es_ES" w:bidi="es_ES"/>
+        </w:rPr>
         <w:t>"</w:t>
       </w:r>
       <w:r>
@@ -18302,6 +21197,21 @@
           <w:b/>
           <w:lang w:val="es_ES" w:bidi="es_ES"/>
         </w:rPr>
+        <w:t>ἵνα μὴ ὦσιν ἄκαρποι</w:t>
+      </w:r>
+    </w:p>
+    <w:p>
+      <w:pPr/>
+      <w:r>
+        <w:rPr>
+          <w:lang w:val="es_ES" w:bidi="es_ES"/>
+        </w:rPr>
+      </w:r>
+      <w:r>
+        <w:rPr>
+          <w:b/>
+          <w:lang w:val="es_ES" w:bidi="es_ES"/>
+        </w:rPr>
         <w:t>"</w:t>
       </w:r>
       <w:r>
@@ -18392,6 +21302,21 @@
           <w:b/>
           <w:lang w:val="es_ES" w:bidi="es_ES"/>
         </w:rPr>
+        <w:t>ἵνα μὴ ὦσιν ἄκαρποι</w:t>
+      </w:r>
+    </w:p>
+    <w:p>
+      <w:pPr/>
+      <w:r>
+        <w:rPr>
+          <w:lang w:val="es_ES" w:bidi="es_ES"/>
+        </w:rPr>
+      </w:r>
+      <w:r>
+        <w:rPr>
+          <w:b/>
+          <w:lang w:val="es_ES" w:bidi="es_ES"/>
+        </w:rPr>
         <w:t>"</w:t>
       </w:r>
       <w:r>
@@ -18489,6 +21414,21 @@
           <w:b/>
           <w:lang w:val="es_ES" w:bidi="es_ES"/>
         </w:rPr>
+        <w:t>ἀσπάζονταί σε</w:t>
+      </w:r>
+    </w:p>
+    <w:p>
+      <w:pPr/>
+      <w:r>
+        <w:rPr>
+          <w:lang w:val="es_ES" w:bidi="es_ES"/>
+        </w:rPr>
+      </w:r>
+      <w:r>
+        <w:rPr>
+          <w:b/>
+          <w:lang w:val="es_ES" w:bidi="es_ES"/>
+        </w:rPr>
         <w:t>"</w:t>
       </w:r>
       <w:r>
@@ -18599,6 +21539,21 @@
           <w:b/>
           <w:lang w:val="es_ES" w:bidi="es_ES"/>
         </w:rPr>
+        <w:t>οἱ μετ’ ἐμοῦ πάντες</w:t>
+      </w:r>
+    </w:p>
+    <w:p>
+      <w:pPr/>
+      <w:r>
+        <w:rPr>
+          <w:lang w:val="es_ES" w:bidi="es_ES"/>
+        </w:rPr>
+      </w:r>
+      <w:r>
+        <w:rPr>
+          <w:b/>
+          <w:lang w:val="es_ES" w:bidi="es_ES"/>
+        </w:rPr>
         <w:t>"</w:t>
       </w:r>
       <w:r>
@@ -18696,6 +21651,21 @@
           <w:b/>
           <w:lang w:val="es_ES" w:bidi="es_ES"/>
         </w:rPr>
+        <w:t>τοὺς φιλοῦντας ἡμᾶς ἐν πίστει</w:t>
+      </w:r>
+    </w:p>
+    <w:p>
+      <w:pPr/>
+      <w:r>
+        <w:rPr>
+          <w:lang w:val="es_ES" w:bidi="es_ES"/>
+        </w:rPr>
+      </w:r>
+      <w:r>
+        <w:rPr>
+          <w:b/>
+          <w:lang w:val="es_ES" w:bidi="es_ES"/>
+        </w:rPr>
         <w:t>"</w:t>
       </w:r>
       <w:r>
@@ -18799,6 +21769,21 @@
           <w:b/>
           <w:lang w:val="es_ES" w:bidi="es_ES"/>
         </w:rPr>
+        <w:t>ἡμᾶς</w:t>
+      </w:r>
+    </w:p>
+    <w:p>
+      <w:pPr/>
+      <w:r>
+        <w:rPr>
+          <w:lang w:val="es_ES" w:bidi="es_ES"/>
+        </w:rPr>
+      </w:r>
+      <w:r>
+        <w:rPr>
+          <w:b/>
+          <w:lang w:val="es_ES" w:bidi="es_ES"/>
+        </w:rPr>
         <w:t>"</w:t>
       </w:r>
       <w:r>
@@ -18909,6 +21894,21 @@
           <w:b/>
           <w:lang w:val="es_ES" w:bidi="es_ES"/>
         </w:rPr>
+        <w:t>ἡ χάρις μετὰ πάντων ὑμῶν</w:t>
+      </w:r>
+    </w:p>
+    <w:p>
+      <w:pPr/>
+      <w:r>
+        <w:rPr>
+          <w:lang w:val="es_ES" w:bidi="es_ES"/>
+        </w:rPr>
+      </w:r>
+      <w:r>
+        <w:rPr>
+          <w:b/>
+          <w:lang w:val="es_ES" w:bidi="es_ES"/>
+        </w:rPr>
         <w:t>"</w:t>
       </w:r>
       <w:r>
@@ -18985,6 +21985,21 @@
         <w:rPr>
           <w:lang w:val="es_ES" w:bidi="es_ES"/>
         </w:rPr>
+      </w:r>
+    </w:p>
+    <w:p>
+      <w:pPr/>
+      <w:r>
+        <w:rPr>
+          <w:lang w:val="es_ES" w:bidi="es_ES"/>
+        </w:rPr>
+      </w:r>
+      <w:r>
+        <w:rPr>
+          <w:b/>
+          <w:lang w:val="es_ES" w:bidi="es_ES"/>
+        </w:rPr>
+        <w:t>ὑμῶν</w:t>
       </w:r>
     </w:p>
     <w:p>

--- a/spa/docx/56.content.docx
+++ b/spa/docx/56.content.docx
@@ -28,49 +28,15 @@
       </w:r>
     </w:p>
     <w:p>
-      <w:pPr>
-        <w:pStyle w:val="Heading2"/>
-      </w:pPr>
-      <w:r>
-        <w:rPr>
-          <w:lang w:val="es_ES" w:bidi="es_ES"/>
-        </w:rPr>
-        <w:t>License Information</w:t>
-      </w:r>
-      <w:r>
-        <w:rPr>
-          <w:lang w:val="es_ES" w:bidi="es_ES"/>
-        </w:rPr>
-      </w:r>
-    </w:p>
-    <w:p>
-      <w:pPr/>
-      <w:r>
-        <w:rPr>
-          <w:lang w:val="es_ES" w:bidi="es_ES"/>
-        </w:rPr>
-      </w:r>
-      <w:r>
-        <w:rPr>
-          <w:b/>
-          <w:lang w:val="es_ES" w:bidi="es_ES"/>
-        </w:rPr>
-        <w:t>Notas de Traducción (unfoldingWord)</w:t>
-      </w:r>
-      <w:r>
-        <w:rPr>
-          <w:lang w:val="es_ES" w:bidi="es_ES"/>
-        </w:rPr>
-        <w:t xml:space="preserve"> (Spanish) is based on</w:t>
-      </w:r>
-      <w:r>
-        <w:rPr>
-          <w:lang w:val="es_ES" w:bidi="es_ES"/>
-        </w:rPr>
-        <w:t xml:space="preserve">: </w:t>
-      </w:r>
-      <w:r>
-        <w:rPr>
+      <w:pPr/>
+      <w:r>
+        <w:rPr>
+          <w:lang w:val="es_ES" w:bidi="es_ES"/>
+        </w:rPr>
+      </w:r>
+      <w:r>
+        <w:rPr>
+          <w:b/>
           <w:lang w:val="es_ES" w:bidi="es_ES"/>
         </w:rPr>
         <w:t>unfoldingWord® Translation Notes</w:t>
@@ -79,62 +45,31 @@
         <w:rPr>
           <w:lang w:val="es_ES" w:bidi="es_ES"/>
         </w:rPr>
-        <w:t xml:space="preserve">, </w:t>
-      </w:r>
-      <w:hyperlink r:id="rId13">
-        <w:r>
-          <w:rPr>
-            <w:lang w:val="es_ES" w:bidi="es_ES"/>
-          </w:rPr>
-          <w:rPr>
-            <w:color w:val="0000EE"/>
-            <w:u w:val="single"/>
-          </w:rPr>
-          <w:t>unfoldingWord</w:t>
-        </w:r>
-      </w:hyperlink>
-      <w:r>
-        <w:rPr>
-          <w:lang w:val="es_ES" w:bidi="es_ES"/>
-        </w:rPr>
-        <w:t xml:space="preserve">, 2022, which is licensed under a </w:t>
-      </w:r>
-      <w:hyperlink r:id="rId14">
-        <w:r>
-          <w:rPr>
-            <w:lang w:val="es_ES" w:bidi="es_ES"/>
-          </w:rPr>
-          <w:rPr>
-            <w:color w:val="0000EE"/>
-            <w:u w:val="single"/>
-          </w:rPr>
-          <w:t>CC BY-SA 4.0 license</w:t>
-        </w:r>
-      </w:hyperlink>
-      <w:r>
-        <w:rPr>
-          <w:lang w:val="es_ES" w:bidi="es_ES"/>
-        </w:rPr>
-        <w:t>.</w:t>
-      </w:r>
-      <w:r>
-        <w:rPr>
-          <w:lang w:val="es_ES" w:bidi="es_ES"/>
-        </w:rPr>
-      </w:r>
-    </w:p>
-    <w:p>
-      <w:pPr/>
-      <w:r>
-        <w:rPr>
-          <w:lang w:val="es_ES" w:bidi="es_ES"/>
-        </w:rPr>
-      </w:r>
-      <w:r>
-        <w:rPr>
-          <w:lang w:val="es_ES" w:bidi="es_ES"/>
-        </w:rPr>
-        <w:t>This PDF version is provided under the same license.</w:t>
+        <w:t xml:space="preserve"> © 2022 unfoldingWord. Released under CC BY-SA 4.0 license. </w:t>
+      </w:r>
+      <w:r>
+        <w:rPr>
+          <w:lang w:val="es_ES" w:bidi="es_ES"/>
+        </w:rPr>
+        <w:t>unfoldingWord® Translation Notes</w:t>
+      </w:r>
+      <w:r>
+        <w:rPr>
+          <w:lang w:val="es_ES" w:bidi="es_ES"/>
+        </w:rPr>
+        <w:t xml:space="preserve"> has been adapted in the following languages: Tok Pisin, Arabic (عربي), French (Français), Hindi (हिंदी), Indonesian (Bahasa Indonesia), Portuguese (Português), Russian (Русский), Spanish (Español), Swahili (Kiswahili), and Simplified Chinese (简体中文) from </w:t>
+      </w:r>
+      <w:r>
+        <w:rPr>
+          <w:lang w:val="es_ES" w:bidi="es_ES"/>
+        </w:rPr>
+        <w:t>unfoldingWord® Translation Notes</w:t>
+      </w:r>
+      <w:r>
+        <w:rPr>
+          <w:lang w:val="es_ES" w:bidi="es_ES"/>
+        </w:rPr>
+        <w:t xml:space="preserve"> © 2022 unfoldingWord. Released under CC BY-SA 4.0 license by Mission Mutual</w:t>
       </w:r>
       <w:r>
         <w:rPr>
@@ -295,21 +230,6 @@
           <w:b/>
           <w:lang w:val="es_ES" w:bidi="es_ES"/>
         </w:rPr>
-        <w:t>κατὰ πίστιν ἐκλεκτῶν Θεοῦ καὶ ἐπίγνωσιν ἀληθείας</w:t>
-      </w:r>
-    </w:p>
-    <w:p>
-      <w:pPr/>
-      <w:r>
-        <w:rPr>
-          <w:lang w:val="es_ES" w:bidi="es_ES"/>
-        </w:rPr>
-      </w:r>
-      <w:r>
-        <w:rPr>
-          <w:b/>
-          <w:lang w:val="es_ES" w:bidi="es_ES"/>
-        </w:rPr>
         <w:t>"conforme a la fe de los escogidos de Dios y el conocimiento de la verdad".</w:t>
       </w:r>
     </w:p>
@@ -432,21 +352,6 @@
           <w:b/>
           <w:lang w:val="es_ES" w:bidi="es_ES"/>
         </w:rPr>
-        <w:t>ἐκλεκτῶν Θεοῦ</w:t>
-      </w:r>
-    </w:p>
-    <w:p>
-      <w:pPr/>
-      <w:r>
-        <w:rPr>
-          <w:lang w:val="es_ES" w:bidi="es_ES"/>
-        </w:rPr>
-      </w:r>
-      <w:r>
-        <w:rPr>
-          <w:b/>
-          <w:lang w:val="es_ES" w:bidi="es_ES"/>
-        </w:rPr>
         <w:t>"de los escogidos de Dios".</w:t>
       </w:r>
     </w:p>
@@ -530,21 +435,6 @@
           <w:b/>
           <w:lang w:val="es_ES" w:bidi="es_ES"/>
         </w:rPr>
-        <w:t>καὶ ἐπίγνωσιν ἀληθείας</w:t>
-      </w:r>
-    </w:p>
-    <w:p>
-      <w:pPr/>
-      <w:r>
-        <w:rPr>
-          <w:lang w:val="es_ES" w:bidi="es_ES"/>
-        </w:rPr>
-      </w:r>
-      <w:r>
-        <w:rPr>
-          <w:b/>
-          <w:lang w:val="es_ES" w:bidi="es_ES"/>
-        </w:rPr>
         <w:t>"y el conocimiento de la verdad".</w:t>
       </w:r>
     </w:p>
@@ -628,21 +518,6 @@
           <w:b/>
           <w:lang w:val="es_ES" w:bidi="es_ES"/>
         </w:rPr>
-        <w:t>τῆς κατ’ εὐσέβειαν</w:t>
-      </w:r>
-    </w:p>
-    <w:p>
-      <w:pPr/>
-      <w:r>
-        <w:rPr>
-          <w:lang w:val="es_ES" w:bidi="es_ES"/>
-        </w:rPr>
-      </w:r>
-      <w:r>
-        <w:rPr>
-          <w:b/>
-          <w:lang w:val="es_ES" w:bidi="es_ES"/>
-        </w:rPr>
         <w:t>"que conduce a la piedad".</w:t>
       </w:r>
     </w:p>
@@ -739,21 +614,6 @@
           <w:b/>
           <w:lang w:val="es_ES" w:bidi="es_ES"/>
         </w:rPr>
-        <w:t>ἐπ’ ἐλπίδι ζωῆς αἰωνίου</w:t>
-      </w:r>
-    </w:p>
-    <w:p>
-      <w:pPr/>
-      <w:r>
-        <w:rPr>
-          <w:lang w:val="es_ES" w:bidi="es_ES"/>
-        </w:rPr>
-      </w:r>
-      <w:r>
-        <w:rPr>
-          <w:b/>
-          <w:lang w:val="es_ES" w:bidi="es_ES"/>
-        </w:rPr>
         <w:t>"en la esperanza de la vida eterna".</w:t>
       </w:r>
     </w:p>
@@ -876,21 +736,6 @@
           <w:b/>
           <w:lang w:val="es_ES" w:bidi="es_ES"/>
         </w:rPr>
-        <w:t>ἐπ’ ἐλπίδι ζωῆς αἰωνίου</w:t>
-      </w:r>
-    </w:p>
-    <w:p>
-      <w:pPr/>
-      <w:r>
-        <w:rPr>
-          <w:lang w:val="es_ES" w:bidi="es_ES"/>
-        </w:rPr>
-      </w:r>
-      <w:r>
-        <w:rPr>
-          <w:b/>
-          <w:lang w:val="es_ES" w:bidi="es_ES"/>
-        </w:rPr>
         <w:t>"en la esperanza de la vida eterna".</w:t>
       </w:r>
     </w:p>
@@ -987,21 +832,6 @@
           <w:b/>
           <w:lang w:val="es_ES" w:bidi="es_ES"/>
         </w:rPr>
-        <w:t>ὁ ἀψευδὴς Θεὸς</w:t>
-      </w:r>
-    </w:p>
-    <w:p>
-      <w:pPr/>
-      <w:r>
-        <w:rPr>
-          <w:lang w:val="es_ES" w:bidi="es_ES"/>
-        </w:rPr>
-      </w:r>
-      <w:r>
-        <w:rPr>
-          <w:b/>
-          <w:lang w:val="es_ES" w:bidi="es_ES"/>
-        </w:rPr>
         <w:t>"Dios, que no miente".</w:t>
       </w:r>
     </w:p>
@@ -1148,21 +978,6 @@
           <w:b/>
           <w:lang w:val="es_ES" w:bidi="es_ES"/>
         </w:rPr>
-        <w:t>καιροῖς ἰδίοις</w:t>
-      </w:r>
-    </w:p>
-    <w:p>
-      <w:pPr/>
-      <w:r>
-        <w:rPr>
-          <w:lang w:val="es_ES" w:bidi="es_ES"/>
-        </w:rPr>
-      </w:r>
-      <w:r>
-        <w:rPr>
-          <w:b/>
-          <w:lang w:val="es_ES" w:bidi="es_ES"/>
-        </w:rPr>
         <w:t>"Y a su debido tiempo".</w:t>
       </w:r>
     </w:p>
@@ -1226,21 +1041,6 @@
           <w:b/>
           <w:lang w:val="es_ES" w:bidi="es_ES"/>
         </w:rPr>
-        <w:t>ἐφανέρωσεν &amp; τὸν λόγον αὐτοῦ</w:t>
-      </w:r>
-    </w:p>
-    <w:p>
-      <w:pPr/>
-      <w:r>
-        <w:rPr>
-          <w:lang w:val="es_ES" w:bidi="es_ES"/>
-        </w:rPr>
-      </w:r>
-      <w:r>
-        <w:rPr>
-          <w:b/>
-          <w:lang w:val="es_ES" w:bidi="es_ES"/>
-        </w:rPr>
         <w:t>"Él ha hecho"</w:t>
       </w:r>
       <w:r>
@@ -1337,21 +1137,6 @@
           <w:b/>
           <w:lang w:val="es_ES" w:bidi="es_ES"/>
         </w:rPr>
-        <w:t>ἐν κηρύγματι</w:t>
-      </w:r>
-    </w:p>
-    <w:p>
-      <w:pPr/>
-      <w:r>
-        <w:rPr>
-          <w:lang w:val="es_ES" w:bidi="es_ES"/>
-        </w:rPr>
-      </w:r>
-      <w:r>
-        <w:rPr>
-          <w:b/>
-          <w:lang w:val="es_ES" w:bidi="es_ES"/>
-        </w:rPr>
         <w:t>"de la predicación".</w:t>
       </w:r>
     </w:p>
@@ -1448,21 +1233,6 @@
           <w:b/>
           <w:lang w:val="es_ES" w:bidi="es_ES"/>
         </w:rPr>
-        <w:t>ὃ ἐπιστεύθην ἐγὼ</w:t>
-      </w:r>
-    </w:p>
-    <w:p>
-      <w:pPr/>
-      <w:r>
-        <w:rPr>
-          <w:lang w:val="es_ES" w:bidi="es_ES"/>
-        </w:rPr>
-      </w:r>
-      <w:r>
-        <w:rPr>
-          <w:b/>
-          <w:lang w:val="es_ES" w:bidi="es_ES"/>
-        </w:rPr>
         <w:t>"que me fue encomendada".</w:t>
       </w:r>
     </w:p>
@@ -1546,21 +1316,6 @@
           <w:b/>
           <w:lang w:val="es_ES" w:bidi="es_ES"/>
         </w:rPr>
-        <w:t>ἡμῶν</w:t>
-      </w:r>
-    </w:p>
-    <w:p>
-      <w:pPr/>
-      <w:r>
-        <w:rPr>
-          <w:lang w:val="es_ES" w:bidi="es_ES"/>
-        </w:rPr>
-      </w:r>
-      <w:r>
-        <w:rPr>
-          <w:b/>
-          <w:lang w:val="es_ES" w:bidi="es_ES"/>
-        </w:rPr>
         <w:t>"nuestro".</w:t>
       </w:r>
     </w:p>
@@ -1657,21 +1412,6 @@
           <w:b/>
           <w:lang w:val="es_ES" w:bidi="es_ES"/>
         </w:rPr>
-        <w:t>γνησίῳ τέκνῳ</w:t>
-      </w:r>
-    </w:p>
-    <w:p>
-      <w:pPr/>
-      <w:r>
-        <w:rPr>
-          <w:lang w:val="es_ES" w:bidi="es_ES"/>
-        </w:rPr>
-      </w:r>
-      <w:r>
-        <w:rPr>
-          <w:b/>
-          <w:lang w:val="es_ES" w:bidi="es_ES"/>
-        </w:rPr>
         <w:t>"VERDADERO hijo".</w:t>
       </w:r>
     </w:p>
@@ -1768,21 +1508,6 @@
           <w:b/>
           <w:lang w:val="es_ES" w:bidi="es_ES"/>
         </w:rPr>
-        <w:t>κατὰ κοινὴν πίστιν</w:t>
-      </w:r>
-    </w:p>
-    <w:p>
-      <w:pPr/>
-      <w:r>
-        <w:rPr>
-          <w:lang w:val="es_ES" w:bidi="es_ES"/>
-        </w:rPr>
-      </w:r>
-      <w:r>
-        <w:rPr>
-          <w:b/>
-          <w:lang w:val="es_ES" w:bidi="es_ES"/>
-        </w:rPr>
         <w:t>"en la común fe".</w:t>
       </w:r>
     </w:p>
@@ -1892,21 +1617,6 @@
           <w:b/>
           <w:lang w:val="es_ES" w:bidi="es_ES"/>
         </w:rPr>
-        <w:t>χάρις καὶ εἰρήνη</w:t>
-      </w:r>
-    </w:p>
-    <w:p>
-      <w:pPr/>
-      <w:r>
-        <w:rPr>
-          <w:lang w:val="es_ES" w:bidi="es_ES"/>
-        </w:rPr>
-      </w:r>
-      <w:r>
-        <w:rPr>
-          <w:b/>
-          <w:lang w:val="es_ES" w:bidi="es_ES"/>
-        </w:rPr>
         <w:t>"Gracia, misericordia y paz".</w:t>
       </w:r>
     </w:p>
@@ -1990,21 +1700,6 @@
           <w:b/>
           <w:lang w:val="es_ES" w:bidi="es_ES"/>
         </w:rPr>
-        <w:t>χάρις καὶ εἰρήνη ἀπὸ Θεοῦ Πατρὸς καὶ Χριστοῦ Ἰησοῦ τοῦ Σωτῆρος ἡμῶν</w:t>
-      </w:r>
-    </w:p>
-    <w:p>
-      <w:pPr/>
-      <w:r>
-        <w:rPr>
-          <w:lang w:val="es_ES" w:bidi="es_ES"/>
-        </w:rPr>
-      </w:r>
-      <w:r>
-        <w:rPr>
-          <w:b/>
-          <w:lang w:val="es_ES" w:bidi="es_ES"/>
-        </w:rPr>
         <w:t>"Gracia, misericordia y paz de Dios Padre y del Señor Jesucristo nuestro Salvador".</w:t>
       </w:r>
     </w:p>
@@ -2114,21 +1809,6 @@
           <w:b/>
           <w:lang w:val="es_ES" w:bidi="es_ES"/>
         </w:rPr>
-        <w:t>Χριστοῦ Ἰησοῦ τοῦ Σωτῆρος ἡμῶν</w:t>
-      </w:r>
-    </w:p>
-    <w:p>
-      <w:pPr/>
-      <w:r>
-        <w:rPr>
-          <w:lang w:val="es_ES" w:bidi="es_ES"/>
-        </w:rPr>
-      </w:r>
-      <w:r>
-        <w:rPr>
-          <w:b/>
-          <w:lang w:val="es_ES" w:bidi="es_ES"/>
-        </w:rPr>
         <w:t>"Jesucristo nuestro Salvador".</w:t>
       </w:r>
     </w:p>
@@ -2192,21 +1872,6 @@
           <w:b/>
           <w:lang w:val="es_ES" w:bidi="es_ES"/>
         </w:rPr>
-        <w:t>ἡμῶν</w:t>
-      </w:r>
-    </w:p>
-    <w:p>
-      <w:pPr/>
-      <w:r>
-        <w:rPr>
-          <w:lang w:val="es_ES" w:bidi="es_ES"/>
-        </w:rPr>
-      </w:r>
-      <w:r>
-        <w:rPr>
-          <w:b/>
-          <w:lang w:val="es_ES" w:bidi="es_ES"/>
-        </w:rPr>
         <w:t>"nuestro".</w:t>
       </w:r>
     </w:p>
@@ -2303,21 +1968,6 @@
           <w:b/>
           <w:lang w:val="es_ES" w:bidi="es_ES"/>
         </w:rPr>
-        <w:t>τούτου χάριν</w:t>
-      </w:r>
-    </w:p>
-    <w:p>
-      <w:pPr/>
-      <w:r>
-        <w:rPr>
-          <w:lang w:val="es_ES" w:bidi="es_ES"/>
-        </w:rPr>
-      </w:r>
-      <w:r>
-        <w:rPr>
-          <w:b/>
-          <w:lang w:val="es_ES" w:bidi="es_ES"/>
-        </w:rPr>
         <w:t>"Por esta Causa".</w:t>
       </w:r>
     </w:p>
@@ -2414,21 +2064,6 @@
           <w:b/>
           <w:lang w:val="es_ES" w:bidi="es_ES"/>
         </w:rPr>
-        <w:t>ἀπέλιπόν σε ἐν Κρήτῃ</w:t>
-      </w:r>
-    </w:p>
-    <w:p>
-      <w:pPr/>
-      <w:r>
-        <w:rPr>
-          <w:lang w:val="es_ES" w:bidi="es_ES"/>
-        </w:rPr>
-      </w:r>
-      <w:r>
-        <w:rPr>
-          <w:b/>
-          <w:lang w:val="es_ES" w:bidi="es_ES"/>
-        </w:rPr>
         <w:t>"Te dejé en Creta".</w:t>
       </w:r>
     </w:p>
@@ -2492,21 +2127,6 @@
           <w:b/>
           <w:lang w:val="es_ES" w:bidi="es_ES"/>
         </w:rPr>
-        <w:t>ἵνα τὰ λείποντα ἐπιδιορθώσῃ</w:t>
-      </w:r>
-    </w:p>
-    <w:p>
-      <w:pPr/>
-      <w:r>
-        <w:rPr>
-          <w:lang w:val="es_ES" w:bidi="es_ES"/>
-        </w:rPr>
-      </w:r>
-      <w:r>
-        <w:rPr>
-          <w:b/>
-          <w:lang w:val="es_ES" w:bidi="es_ES"/>
-        </w:rPr>
         <w:t>"para que corrigieses lo deficiente".</w:t>
       </w:r>
     </w:p>
@@ -2570,21 +2190,6 @@
           <w:b/>
           <w:lang w:val="es_ES" w:bidi="es_ES"/>
         </w:rPr>
-        <w:t>καταστήσῃς &amp; πρεσβυτέρους</w:t>
-      </w:r>
-    </w:p>
-    <w:p>
-      <w:pPr/>
-      <w:r>
-        <w:rPr>
-          <w:lang w:val="es_ES" w:bidi="es_ES"/>
-        </w:rPr>
-      </w:r>
-      <w:r>
-        <w:rPr>
-          <w:b/>
-          <w:lang w:val="es_ES" w:bidi="es_ES"/>
-        </w:rPr>
         <w:t>"Y establecieses ancianos".</w:t>
       </w:r>
     </w:p>
@@ -2648,21 +2253,6 @@
           <w:b/>
           <w:lang w:val="es_ES" w:bidi="es_ES"/>
         </w:rPr>
-        <w:t>εἴ τίς ἐστιν ἀνέγκλητος</w:t>
-      </w:r>
-    </w:p>
-    <w:p>
-      <w:pPr/>
-      <w:r>
-        <w:rPr>
-          <w:lang w:val="es_ES" w:bidi="es_ES"/>
-        </w:rPr>
-      </w:r>
-      <w:r>
-        <w:rPr>
-          <w:b/>
-          <w:lang w:val="es_ES" w:bidi="es_ES"/>
-        </w:rPr>
         <w:t>"el que fuere irreprensible".</w:t>
       </w:r>
     </w:p>
@@ -2746,21 +2336,6 @@
           <w:b/>
           <w:lang w:val="es_ES" w:bidi="es_ES"/>
         </w:rPr>
-        <w:t>ἀνέγκλητος</w:t>
-      </w:r>
-    </w:p>
-    <w:p>
-      <w:pPr/>
-      <w:r>
-        <w:rPr>
-          <w:lang w:val="es_ES" w:bidi="es_ES"/>
-        </w:rPr>
-      </w:r>
-      <w:r>
-        <w:rPr>
-          <w:b/>
-          <w:lang w:val="es_ES" w:bidi="es_ES"/>
-        </w:rPr>
         <w:t>"irreprensible".</w:t>
       </w:r>
     </w:p>
@@ -2857,21 +2432,6 @@
           <w:b/>
           <w:lang w:val="es_ES" w:bidi="es_ES"/>
         </w:rPr>
-        <w:t>μιᾶς γυναικὸς ἀνήρ</w:t>
-      </w:r>
-    </w:p>
-    <w:p>
-      <w:pPr/>
-      <w:r>
-        <w:rPr>
-          <w:lang w:val="es_ES" w:bidi="es_ES"/>
-        </w:rPr>
-      </w:r>
-      <w:r>
-        <w:rPr>
-          <w:b/>
-          <w:lang w:val="es_ES" w:bidi="es_ES"/>
-        </w:rPr>
         <w:t>"Marido de una sola Mujer".</w:t>
       </w:r>
     </w:p>
@@ -2968,21 +2528,6 @@
           <w:b/>
           <w:lang w:val="es_ES" w:bidi="es_ES"/>
         </w:rPr>
-        <w:t>τέκνα &amp; πιστά</w:t>
-      </w:r>
-    </w:p>
-    <w:p>
-      <w:pPr/>
-      <w:r>
-        <w:rPr>
-          <w:lang w:val="es_ES" w:bidi="es_ES"/>
-        </w:rPr>
-      </w:r>
-      <w:r>
-        <w:rPr>
-          <w:b/>
-          <w:lang w:val="es_ES" w:bidi="es_ES"/>
-        </w:rPr>
         <w:t>"hijos creyentes".</w:t>
       </w:r>
     </w:p>
@@ -3066,21 +2611,6 @@
           <w:b/>
           <w:lang w:val="es_ES" w:bidi="es_ES"/>
         </w:rPr>
-        <w:t>τὸν ἐπίσκοπον</w:t>
-      </w:r>
-    </w:p>
-    <w:p>
-      <w:pPr/>
-      <w:r>
-        <w:rPr>
-          <w:lang w:val="es_ES" w:bidi="es_ES"/>
-        </w:rPr>
-      </w:r>
-      <w:r>
-        <w:rPr>
-          <w:b/>
-          <w:lang w:val="es_ES" w:bidi="es_ES"/>
-        </w:rPr>
         <w:t>"El obispo".</w:t>
       </w:r>
     </w:p>
@@ -3177,21 +2707,6 @@
           <w:b/>
           <w:lang w:val="es_ES" w:bidi="es_ES"/>
         </w:rPr>
-        <w:t>Θεοῦ οἰκονόμον</w:t>
-      </w:r>
-    </w:p>
-    <w:p>
-      <w:pPr/>
-      <w:r>
-        <w:rPr>
-          <w:lang w:val="es_ES" w:bidi="es_ES"/>
-        </w:rPr>
-      </w:r>
-      <w:r>
-        <w:rPr>
-          <w:b/>
-          <w:lang w:val="es_ES" w:bidi="es_ES"/>
-        </w:rPr>
         <w:t>"como administrador de Dios".</w:t>
       </w:r>
     </w:p>
@@ -3288,21 +2803,6 @@
           <w:b/>
           <w:lang w:val="es_ES" w:bidi="es_ES"/>
         </w:rPr>
-        <w:t>μὴ πάροινον</w:t>
-      </w:r>
-    </w:p>
-    <w:p>
-      <w:pPr/>
-      <w:r>
-        <w:rPr>
-          <w:lang w:val="es_ES" w:bidi="es_ES"/>
-        </w:rPr>
-      </w:r>
-      <w:r>
-        <w:rPr>
-          <w:b/>
-          <w:lang w:val="es_ES" w:bidi="es_ES"/>
-        </w:rPr>
         <w:t>"no dado al vino".</w:t>
       </w:r>
     </w:p>
@@ -3366,21 +2866,6 @@
           <w:b/>
           <w:lang w:val="es_ES" w:bidi="es_ES"/>
         </w:rPr>
-        <w:t>μὴ πλήκτην</w:t>
-      </w:r>
-    </w:p>
-    <w:p>
-      <w:pPr/>
-      <w:r>
-        <w:rPr>
-          <w:lang w:val="es_ES" w:bidi="es_ES"/>
-        </w:rPr>
-      </w:r>
-      <w:r>
-        <w:rPr>
-          <w:b/>
-          <w:lang w:val="es_ES" w:bidi="es_ES"/>
-        </w:rPr>
         <w:t>"no iracundo"</w:t>
       </w:r>
     </w:p>
@@ -3444,21 +2929,6 @@
           <w:b/>
           <w:lang w:val="es_ES" w:bidi="es_ES"/>
         </w:rPr>
-        <w:t>ἀλλὰ</w:t>
-      </w:r>
-    </w:p>
-    <w:p>
-      <w:pPr/>
-      <w:r>
-        <w:rPr>
-          <w:lang w:val="es_ES" w:bidi="es_ES"/>
-        </w:rPr>
-      </w:r>
-      <w:r>
-        <w:rPr>
-          <w:b/>
-          <w:lang w:val="es_ES" w:bidi="es_ES"/>
-        </w:rPr>
         <w:t>"sino".</w:t>
       </w:r>
     </w:p>
@@ -3555,21 +3025,6 @@
           <w:b/>
           <w:lang w:val="es_ES" w:bidi="es_ES"/>
         </w:rPr>
-        <w:t>φιλάγαθον</w:t>
-      </w:r>
-    </w:p>
-    <w:p>
-      <w:pPr/>
-      <w:r>
-        <w:rPr>
-          <w:lang w:val="es_ES" w:bidi="es_ES"/>
-        </w:rPr>
-      </w:r>
-      <w:r>
-        <w:rPr>
-          <w:b/>
-          <w:lang w:val="es_ES" w:bidi="es_ES"/>
-        </w:rPr>
         <w:t>"amante de lo bueno".</w:t>
       </w:r>
     </w:p>
@@ -3676,21 +3131,6 @@
       </w:r>
       <w:r>
         <w:rPr>
-          <w:b/>
-          <w:lang w:val="es_ES" w:bidi="es_ES"/>
-        </w:rPr>
-        <w:t>σώφρονα &amp; ἐγκρατῆ</w:t>
-      </w:r>
-    </w:p>
-    <w:p>
-      <w:pPr/>
-      <w:r>
-        <w:rPr>
-          <w:lang w:val="es_ES" w:bidi="es_ES"/>
-        </w:rPr>
-      </w:r>
-      <w:r>
-        <w:rPr>
           <w:lang w:val="es_ES" w:bidi="es_ES"/>
         </w:rPr>
         <w:t>"</w:t>
@@ -3812,21 +3252,6 @@
       </w:r>
       <w:r>
         <w:rPr>
-          <w:b/>
-          <w:lang w:val="es_ES" w:bidi="es_ES"/>
-        </w:rPr>
-        <w:t>δίκαιον, ὅσιον</w:t>
-      </w:r>
-    </w:p>
-    <w:p>
-      <w:pPr/>
-      <w:r>
-        <w:rPr>
-          <w:lang w:val="es_ES" w:bidi="es_ES"/>
-        </w:rPr>
-      </w:r>
-      <w:r>
-        <w:rPr>
           <w:lang w:val="es_ES" w:bidi="es_ES"/>
         </w:rPr>
         <w:t>"justo, santo".</w:t>
@@ -3938,21 +3363,6 @@
           <w:b/>
           <w:lang w:val="es_ES" w:bidi="es_ES"/>
         </w:rPr>
-        <w:t>ἀντεχόμενον</w:t>
-      </w:r>
-    </w:p>
-    <w:p>
-      <w:pPr/>
-      <w:r>
-        <w:rPr>
-          <w:lang w:val="es_ES" w:bidi="es_ES"/>
-        </w:rPr>
-      </w:r>
-      <w:r>
-        <w:rPr>
-          <w:b/>
-          <w:lang w:val="es_ES" w:bidi="es_ES"/>
-        </w:rPr>
         <w:t>"retenedor de la palabra fiel".</w:t>
       </w:r>
     </w:p>
@@ -4036,21 +3446,6 @@
           <w:b/>
           <w:lang w:val="es_ES" w:bidi="es_ES"/>
         </w:rPr>
-        <w:t>κατὰ τὴν διδαχὴν</w:t>
-      </w:r>
-    </w:p>
-    <w:p>
-      <w:pPr/>
-      <w:r>
-        <w:rPr>
-          <w:lang w:val="es_ES" w:bidi="es_ES"/>
-        </w:rPr>
-      </w:r>
-      <w:r>
-        <w:rPr>
-          <w:b/>
-          <w:lang w:val="es_ES" w:bidi="es_ES"/>
-        </w:rPr>
         <w:t>"tal como ha sido enseñada".</w:t>
       </w:r>
     </w:p>
@@ -4114,21 +3509,6 @@
           <w:b/>
           <w:lang w:val="es_ES" w:bidi="es_ES"/>
         </w:rPr>
-        <w:t>ἵνα</w:t>
-      </w:r>
-    </w:p>
-    <w:p>
-      <w:pPr/>
-      <w:r>
-        <w:rPr>
-          <w:lang w:val="es_ES" w:bidi="es_ES"/>
-        </w:rPr>
-      </w:r>
-      <w:r>
-        <w:rPr>
-          <w:b/>
-          <w:lang w:val="es_ES" w:bidi="es_ES"/>
-        </w:rPr>
         <w:t>"para que".</w:t>
       </w:r>
     </w:p>
@@ -4225,21 +3605,6 @@
           <w:b/>
           <w:lang w:val="es_ES" w:bidi="es_ES"/>
         </w:rPr>
-        <w:t>τῇ διδασκαλίᾳ τῇ ὑγιαινούσῃ</w:t>
-      </w:r>
-    </w:p>
-    <w:p>
-      <w:pPr/>
-      <w:r>
-        <w:rPr>
-          <w:lang w:val="es_ES" w:bidi="es_ES"/>
-        </w:rPr>
-      </w:r>
-      <w:r>
-        <w:rPr>
-          <w:b/>
-          <w:lang w:val="es_ES" w:bidi="es_ES"/>
-        </w:rPr>
         <w:t>"sana enseñanza ".</w:t>
       </w:r>
     </w:p>
@@ -4349,21 +3714,6 @@
           <w:b/>
           <w:lang w:val="es_ES" w:bidi="es_ES"/>
         </w:rPr>
-        <w:t>ματαιολόγοι</w:t>
-      </w:r>
-    </w:p>
-    <w:p>
-      <w:pPr/>
-      <w:r>
-        <w:rPr>
-          <w:lang w:val="es_ES" w:bidi="es_ES"/>
-        </w:rPr>
-      </w:r>
-      <w:r>
-        <w:rPr>
-          <w:b/>
-          <w:lang w:val="es_ES" w:bidi="es_ES"/>
-        </w:rPr>
         <w:t>"habladores de vanidades".</w:t>
       </w:r>
     </w:p>
@@ -4473,21 +3823,6 @@
           <w:b/>
           <w:lang w:val="es_ES" w:bidi="es_ES"/>
         </w:rPr>
-        <w:t>φρεναπάται</w:t>
-      </w:r>
-    </w:p>
-    <w:p>
-      <w:pPr/>
-      <w:r>
-        <w:rPr>
-          <w:lang w:val="es_ES" w:bidi="es_ES"/>
-        </w:rPr>
-      </w:r>
-      <w:r>
-        <w:rPr>
-          <w:b/>
-          <w:lang w:val="es_ES" w:bidi="es_ES"/>
-        </w:rPr>
         <w:t>"engañadores".</w:t>
       </w:r>
     </w:p>
@@ -4581,21 +3916,6 @@
       </w:r>
       <w:r>
         <w:rPr>
-          <w:b/>
-          <w:lang w:val="es_ES" w:bidi="es_ES"/>
-        </w:rPr>
-        <w:t>ματαιολόγοι, καὶ φρεναπάται</w:t>
-      </w:r>
-    </w:p>
-    <w:p>
-      <w:pPr/>
-      <w:r>
-        <w:rPr>
-          <w:lang w:val="es_ES" w:bidi="es_ES"/>
-        </w:rPr>
-      </w:r>
-      <w:r>
-        <w:rPr>
           <w:lang w:val="es_ES" w:bidi="es_ES"/>
         </w:rPr>
         <w:t>"</w:t>
@@ -4727,21 +4047,6 @@
           <w:b/>
           <w:lang w:val="es_ES" w:bidi="es_ES"/>
         </w:rPr>
-        <w:t>οἱ ἐκ τῆς περιτομῆς</w:t>
-      </w:r>
-    </w:p>
-    <w:p>
-      <w:pPr/>
-      <w:r>
-        <w:rPr>
-          <w:lang w:val="es_ES" w:bidi="es_ES"/>
-        </w:rPr>
-      </w:r>
-      <w:r>
-        <w:rPr>
-          <w:b/>
-          <w:lang w:val="es_ES" w:bidi="es_ES"/>
-        </w:rPr>
         <w:t>"mayormente los de la circuncisión".</w:t>
       </w:r>
     </w:p>
@@ -4838,21 +4143,6 @@
           <w:b/>
           <w:lang w:val="es_ES" w:bidi="es_ES"/>
         </w:rPr>
-        <w:t>οὓς δεῖ ἐπιστομίζειν</w:t>
-      </w:r>
-    </w:p>
-    <w:p>
-      <w:pPr/>
-      <w:r>
-        <w:rPr>
-          <w:lang w:val="es_ES" w:bidi="es_ES"/>
-        </w:rPr>
-      </w:r>
-      <w:r>
-        <w:rPr>
-          <w:b/>
-          <w:lang w:val="es_ES" w:bidi="es_ES"/>
-        </w:rPr>
         <w:t>"a los cuales es preciso tapar la boca".</w:t>
       </w:r>
     </w:p>
@@ -4936,21 +4226,6 @@
           <w:b/>
           <w:lang w:val="es_ES" w:bidi="es_ES"/>
         </w:rPr>
-        <w:t>ὅλους οἴκους ἀνατρέπουσιν</w:t>
-      </w:r>
-    </w:p>
-    <w:p>
-      <w:pPr/>
-      <w:r>
-        <w:rPr>
-          <w:lang w:val="es_ES" w:bidi="es_ES"/>
-        </w:rPr>
-      </w:r>
-      <w:r>
-        <w:rPr>
-          <w:b/>
-          <w:lang w:val="es_ES" w:bidi="es_ES"/>
-        </w:rPr>
         <w:t>"que trastornan casas enteras".</w:t>
       </w:r>
     </w:p>
@@ -5034,21 +4309,6 @@
           <w:b/>
           <w:lang w:val="es_ES" w:bidi="es_ES"/>
         </w:rPr>
-        <w:t>αἰσχροῦ κέρδους χάριν</w:t>
-      </w:r>
-    </w:p>
-    <w:p>
-      <w:pPr/>
-      <w:r>
-        <w:rPr>
-          <w:lang w:val="es_ES" w:bidi="es_ES"/>
-        </w:rPr>
-      </w:r>
-      <w:r>
-        <w:rPr>
-          <w:b/>
-          <w:lang w:val="es_ES" w:bidi="es_ES"/>
-        </w:rPr>
         <w:t>"enseñando por ganancia deshonesta".</w:t>
       </w:r>
     </w:p>
@@ -5158,21 +4418,6 @@
           <w:b/>
           <w:lang w:val="es_ES" w:bidi="es_ES"/>
         </w:rPr>
-        <w:t>τις ἐξ αὐτῶν, ἴδιος αὐτῶν προφήτης</w:t>
-      </w:r>
-    </w:p>
-    <w:p>
-      <w:pPr/>
-      <w:r>
-        <w:rPr>
-          <w:lang w:val="es_ES" w:bidi="es_ES"/>
-        </w:rPr>
-      </w:r>
-      <w:r>
-        <w:rPr>
-          <w:b/>
-          <w:lang w:val="es_ES" w:bidi="es_ES"/>
-        </w:rPr>
         <w:t>"Uno de ellos, su propio profeta".</w:t>
       </w:r>
     </w:p>
@@ -5236,21 +4481,6 @@
           <w:b/>
           <w:lang w:val="es_ES" w:bidi="es_ES"/>
         </w:rPr>
-        <w:t>Κρῆτες ἀεὶ ψεῦσται</w:t>
-      </w:r>
-    </w:p>
-    <w:p>
-      <w:pPr/>
-      <w:r>
-        <w:rPr>
-          <w:lang w:val="es_ES" w:bidi="es_ES"/>
-        </w:rPr>
-      </w:r>
-      <w:r>
-        <w:rPr>
-          <w:b/>
-          <w:lang w:val="es_ES" w:bidi="es_ES"/>
-        </w:rPr>
         <w:t>"Los cretenses, siempre mentirosos"</w:t>
       </w:r>
     </w:p>
@@ -5347,21 +4577,6 @@
           <w:b/>
           <w:lang w:val="es_ES" w:bidi="es_ES"/>
         </w:rPr>
-        <w:t>κακὰ θηρία</w:t>
-      </w:r>
-    </w:p>
-    <w:p>
-      <w:pPr/>
-      <w:r>
-        <w:rPr>
-          <w:lang w:val="es_ES" w:bidi="es_ES"/>
-        </w:rPr>
-      </w:r>
-      <w:r>
-        <w:rPr>
-          <w:b/>
-          <w:lang w:val="es_ES" w:bidi="es_ES"/>
-        </w:rPr>
         <w:t>"malas bestias".</w:t>
       </w:r>
     </w:p>
@@ -5471,21 +4686,6 @@
           <w:b/>
           <w:lang w:val="es_ES" w:bidi="es_ES"/>
         </w:rPr>
-        <w:t>γαστέρες ἀργαί</w:t>
-      </w:r>
-    </w:p>
-    <w:p>
-      <w:pPr/>
-      <w:r>
-        <w:rPr>
-          <w:lang w:val="es_ES" w:bidi="es_ES"/>
-        </w:rPr>
-      </w:r>
-      <w:r>
-        <w:rPr>
-          <w:b/>
-          <w:lang w:val="es_ES" w:bidi="es_ES"/>
-        </w:rPr>
         <w:t>"glotones ociosos".</w:t>
       </w:r>
     </w:p>
@@ -5569,21 +4769,6 @@
           <w:b/>
           <w:lang w:val="es_ES" w:bidi="es_ES"/>
         </w:rPr>
-        <w:t>δι’ ἣν αἰτίαν ἔλεγχε αὐτοὺς ἀποτόμως</w:t>
-      </w:r>
-    </w:p>
-    <w:p>
-      <w:pPr/>
-      <w:r>
-        <w:rPr>
-          <w:lang w:val="es_ES" w:bidi="es_ES"/>
-        </w:rPr>
-      </w:r>
-      <w:r>
-        <w:rPr>
-          <w:b/>
-          <w:lang w:val="es_ES" w:bidi="es_ES"/>
-        </w:rPr>
         <w:t>"Por lo tanto, repréndelos duramente".</w:t>
       </w:r>
     </w:p>
@@ -5647,21 +4832,6 @@
           <w:b/>
           <w:lang w:val="es_ES" w:bidi="es_ES"/>
         </w:rPr>
-        <w:t>δι’ ἣν αἰτίαν</w:t>
-      </w:r>
-    </w:p>
-    <w:p>
-      <w:pPr/>
-      <w:r>
-        <w:rPr>
-          <w:lang w:val="es_ES" w:bidi="es_ES"/>
-        </w:rPr>
-      </w:r>
-      <w:r>
-        <w:rPr>
-          <w:b/>
-          <w:lang w:val="es_ES" w:bidi="es_ES"/>
-        </w:rPr>
         <w:t>"Por tanto".</w:t>
       </w:r>
     </w:p>
@@ -5744,21 +4914,6 @@
         <w:rPr>
           <w:lang w:val="es_ES" w:bidi="es_ES"/>
         </w:rPr>
-      </w:r>
-    </w:p>
-    <w:p>
-      <w:pPr/>
-      <w:r>
-        <w:rPr>
-          <w:lang w:val="es_ES" w:bidi="es_ES"/>
-        </w:rPr>
-      </w:r>
-      <w:r>
-        <w:rPr>
-          <w:b/>
-          <w:lang w:val="es_ES" w:bidi="es_ES"/>
-        </w:rPr>
-        <w:t>αὐτοὺς</w:t>
       </w:r>
     </w:p>
     <w:p>
@@ -5922,21 +5077,6 @@
           <w:b/>
           <w:lang w:val="es_ES" w:bidi="es_ES"/>
         </w:rPr>
-        <w:t>ἵνα ὑγιαίνωσιν ἐν τῇ πίστει</w:t>
-      </w:r>
-    </w:p>
-    <w:p>
-      <w:pPr/>
-      <w:r>
-        <w:rPr>
-          <w:lang w:val="es_ES" w:bidi="es_ES"/>
-        </w:rPr>
-      </w:r>
-      <w:r>
-        <w:rPr>
-          <w:b/>
-          <w:lang w:val="es_ES" w:bidi="es_ES"/>
-        </w:rPr>
         <w:t>"para que sean sanos en la fe".</w:t>
       </w:r>
     </w:p>
@@ -6033,21 +5173,6 @@
           <w:b/>
           <w:lang w:val="es_ES" w:bidi="es_ES"/>
         </w:rPr>
-        <w:t>ἵνα</w:t>
-      </w:r>
-    </w:p>
-    <w:p>
-      <w:pPr/>
-      <w:r>
-        <w:rPr>
-          <w:lang w:val="es_ES" w:bidi="es_ES"/>
-        </w:rPr>
-      </w:r>
-      <w:r>
-        <w:rPr>
-          <w:b/>
-          <w:lang w:val="es_ES" w:bidi="es_ES"/>
-        </w:rPr>
         <w:t>"para que"</w:t>
       </w:r>
     </w:p>
@@ -6157,21 +5282,6 @@
           <w:b/>
           <w:lang w:val="es_ES" w:bidi="es_ES"/>
         </w:rPr>
-        <w:t>ἐν τῇ πίστει</w:t>
-      </w:r>
-    </w:p>
-    <w:p>
-      <w:pPr/>
-      <w:r>
-        <w:rPr>
-          <w:lang w:val="es_ES" w:bidi="es_ES"/>
-        </w:rPr>
-      </w:r>
-      <w:r>
-        <w:rPr>
-          <w:b/>
-          <w:lang w:val="es_ES" w:bidi="es_ES"/>
-        </w:rPr>
         <w:t>"en la fe"</w:t>
       </w:r>
     </w:p>
@@ -6268,21 +5378,6 @@
           <w:b/>
           <w:lang w:val="es_ES" w:bidi="es_ES"/>
         </w:rPr>
-        <w:t>Ἰουδαϊκοῖς μύθοις</w:t>
-      </w:r>
-    </w:p>
-    <w:p>
-      <w:pPr/>
-      <w:r>
-        <w:rPr>
-          <w:lang w:val="es_ES" w:bidi="es_ES"/>
-        </w:rPr>
-      </w:r>
-      <w:r>
-        <w:rPr>
-          <w:b/>
-          <w:lang w:val="es_ES" w:bidi="es_ES"/>
-        </w:rPr>
         <w:t>"a mitos judíos"</w:t>
       </w:r>
     </w:p>
@@ -6346,21 +5441,6 @@
           <w:b/>
           <w:lang w:val="es_ES" w:bidi="es_ES"/>
         </w:rPr>
-        <w:t>ἀποστρεφομένων τὴν ἀλήθειαν</w:t>
-      </w:r>
-    </w:p>
-    <w:p>
-      <w:pPr/>
-      <w:r>
-        <w:rPr>
-          <w:lang w:val="es_ES" w:bidi="es_ES"/>
-        </w:rPr>
-      </w:r>
-      <w:r>
-        <w:rPr>
-          <w:b/>
-          <w:lang w:val="es_ES" w:bidi="es_ES"/>
-        </w:rPr>
         <w:t>"quienes han rechazado la verdad"</w:t>
       </w:r>
     </w:p>
@@ -6444,21 +5524,6 @@
           <w:b/>
           <w:lang w:val="es_ES" w:bidi="es_ES"/>
         </w:rPr>
-        <w:t>πάντα καθαρὰ τοῖς καθαροῖς</w:t>
-      </w:r>
-    </w:p>
-    <w:p>
-      <w:pPr/>
-      <w:r>
-        <w:rPr>
-          <w:lang w:val="es_ES" w:bidi="es_ES"/>
-        </w:rPr>
-      </w:r>
-      <w:r>
-        <w:rPr>
-          <w:b/>
-          <w:lang w:val="es_ES" w:bidi="es_ES"/>
-        </w:rPr>
         <w:t>"Para los puros, todas las cosas son puras"</w:t>
       </w:r>
     </w:p>
@@ -6542,21 +5607,6 @@
           <w:b/>
           <w:lang w:val="es_ES" w:bidi="es_ES"/>
         </w:rPr>
-        <w:t>τοῖς καθαροῖς</w:t>
-      </w:r>
-    </w:p>
-    <w:p>
-      <w:pPr/>
-      <w:r>
-        <w:rPr>
-          <w:lang w:val="es_ES" w:bidi="es_ES"/>
-        </w:rPr>
-      </w:r>
-      <w:r>
-        <w:rPr>
-          <w:b/>
-          <w:lang w:val="es_ES" w:bidi="es_ES"/>
-        </w:rPr>
         <w:t>"A los puros"</w:t>
       </w:r>
     </w:p>
@@ -6620,21 +5670,6 @@
           <w:b/>
           <w:lang w:val="es_ES" w:bidi="es_ES"/>
         </w:rPr>
-        <w:t>δὲ</w:t>
-      </w:r>
-    </w:p>
-    <w:p>
-      <w:pPr/>
-      <w:r>
-        <w:rPr>
-          <w:lang w:val="es_ES" w:bidi="es_ES"/>
-        </w:rPr>
-      </w:r>
-      <w:r>
-        <w:rPr>
-          <w:b/>
-          <w:lang w:val="es_ES" w:bidi="es_ES"/>
-        </w:rPr>
         <w:t>"pero"</w:t>
       </w:r>
     </w:p>
@@ -6731,21 +5766,6 @@
           <w:b/>
           <w:lang w:val="es_ES" w:bidi="es_ES"/>
         </w:rPr>
-        <w:t>τοῖς δὲ μεμιαμμένοις καὶ ἀπίστοις, οὐδὲν καθαρόν</w:t>
-      </w:r>
-    </w:p>
-    <w:p>
-      <w:pPr/>
-      <w:r>
-        <w:rPr>
-          <w:lang w:val="es_ES" w:bidi="es_ES"/>
-        </w:rPr>
-      </w:r>
-      <w:r>
-        <w:rPr>
-          <w:b/>
-          <w:lang w:val="es_ES" w:bidi="es_ES"/>
-        </w:rPr>
         <w:t>"pero para los corrompidos e incrédulos nada es puro"</w:t>
       </w:r>
     </w:p>
@@ -6829,21 +5849,6 @@
           <w:b/>
           <w:lang w:val="es_ES" w:bidi="es_ES"/>
         </w:rPr>
-        <w:t>δὲ</w:t>
-      </w:r>
-    </w:p>
-    <w:p>
-      <w:pPr/>
-      <w:r>
-        <w:rPr>
-          <w:lang w:val="es_ES" w:bidi="es_ES"/>
-        </w:rPr>
-      </w:r>
-      <w:r>
-        <w:rPr>
-          <w:b/>
-          <w:lang w:val="es_ES" w:bidi="es_ES"/>
-        </w:rPr>
         <w:t>"pero"</w:t>
       </w:r>
     </w:p>
@@ -6940,21 +5945,6 @@
           <w:b/>
           <w:lang w:val="es_ES" w:bidi="es_ES"/>
         </w:rPr>
-        <w:t>τοῖς &amp; ἔργοις ἀρνοῦνται</w:t>
-      </w:r>
-    </w:p>
-    <w:p>
-      <w:pPr/>
-      <w:r>
-        <w:rPr>
-          <w:lang w:val="es_ES" w:bidi="es_ES"/>
-        </w:rPr>
-      </w:r>
-      <w:r>
-        <w:rPr>
-          <w:b/>
-          <w:lang w:val="es_ES" w:bidi="es_ES"/>
-        </w:rPr>
         <w:t>"por sus"</w:t>
       </w:r>
       <w:r>
@@ -7031,21 +6021,6 @@
           <w:b/>
           <w:lang w:val="es_ES" w:bidi="es_ES"/>
         </w:rPr>
-        <w:t>σὺ δὲ</w:t>
-      </w:r>
-    </w:p>
-    <w:p>
-      <w:pPr/>
-      <w:r>
-        <w:rPr>
-          <w:lang w:val="es_ES" w:bidi="es_ES"/>
-        </w:rPr>
-      </w:r>
-      <w:r>
-        <w:rPr>
-          <w:b/>
-          <w:lang w:val="es_ES" w:bidi="es_ES"/>
-        </w:rPr>
         <w:t>"Pero en cuanto a ti"</w:t>
       </w:r>
     </w:p>
@@ -7142,21 +6117,6 @@
           <w:b/>
           <w:lang w:val="es_ES" w:bidi="es_ES"/>
         </w:rPr>
-        <w:t>τῇ ὑγιαινούσῃ διδασκαλίᾳ</w:t>
-      </w:r>
-    </w:p>
-    <w:p>
-      <w:pPr/>
-      <w:r>
-        <w:rPr>
-          <w:lang w:val="es_ES" w:bidi="es_ES"/>
-        </w:rPr>
-      </w:r>
-      <w:r>
-        <w:rPr>
-          <w:b/>
-          <w:lang w:val="es_ES" w:bidi="es_ES"/>
-        </w:rPr>
         <w:t>"sana doctrina".</w:t>
       </w:r>
     </w:p>
@@ -7253,21 +6213,6 @@
           <w:b/>
           <w:lang w:val="es_ES" w:bidi="es_ES"/>
         </w:rPr>
-        <w:t>πρεσβύτας &amp; εἶναι</w:t>
-      </w:r>
-    </w:p>
-    <w:p>
-      <w:pPr/>
-      <w:r>
-        <w:rPr>
-          <w:lang w:val="es_ES" w:bidi="es_ES"/>
-        </w:rPr>
-      </w:r>
-      <w:r>
-        <w:rPr>
-          <w:b/>
-          <w:lang w:val="es_ES" w:bidi="es_ES"/>
-        </w:rPr>
         <w:t>"Hombres mayores"</w:t>
       </w:r>
       <w:r>
@@ -7364,21 +6309,6 @@
           <w:b/>
           <w:lang w:val="es_ES" w:bidi="es_ES"/>
         </w:rPr>
-        <w:t>νηφαλίους &amp; σεμνούς, σώφρονας</w:t>
-      </w:r>
-    </w:p>
-    <w:p>
-      <w:pPr/>
-      <w:r>
-        <w:rPr>
-          <w:lang w:val="es_ES" w:bidi="es_ES"/>
-        </w:rPr>
-      </w:r>
-      <w:r>
-        <w:rPr>
-          <w:b/>
-          <w:lang w:val="es_ES" w:bidi="es_ES"/>
-        </w:rPr>
         <w:t>"templado"</w:t>
       </w:r>
       <w:r>
@@ -7475,21 +6405,6 @@
           <w:b/>
           <w:lang w:val="es_ES" w:bidi="es_ES"/>
         </w:rPr>
-        <w:t>νηφαλίους</w:t>
-      </w:r>
-    </w:p>
-    <w:p>
-      <w:pPr/>
-      <w:r>
-        <w:rPr>
-          <w:lang w:val="es_ES" w:bidi="es_ES"/>
-        </w:rPr>
-      </w:r>
-      <w:r>
-        <w:rPr>
-          <w:b/>
-          <w:lang w:val="es_ES" w:bidi="es_ES"/>
-        </w:rPr>
         <w:t>"sobrio"</w:t>
       </w:r>
     </w:p>
@@ -7553,21 +6468,6 @@
           <w:b/>
           <w:lang w:val="es_ES" w:bidi="es_ES"/>
         </w:rPr>
-        <w:t>σώφρονας</w:t>
-      </w:r>
-    </w:p>
-    <w:p>
-      <w:pPr/>
-      <w:r>
-        <w:rPr>
-          <w:lang w:val="es_ES" w:bidi="es_ES"/>
-        </w:rPr>
-      </w:r>
-      <w:r>
-        <w:rPr>
-          <w:b/>
-          <w:lang w:val="es_ES" w:bidi="es_ES"/>
-        </w:rPr>
         <w:t>"autocontrolado"</w:t>
       </w:r>
     </w:p>
@@ -7631,21 +6531,6 @@
           <w:b/>
           <w:lang w:val="es_ES" w:bidi="es_ES"/>
         </w:rPr>
-        <w:t>ὑγιαίνοντας τῇ πίστει τῇ ἀγάπῃ, τῇ ὑπομονῇ</w:t>
-      </w:r>
-    </w:p>
-    <w:p>
-      <w:pPr/>
-      <w:r>
-        <w:rPr>
-          <w:lang w:val="es_ES" w:bidi="es_ES"/>
-        </w:rPr>
-      </w:r>
-      <w:r>
-        <w:rPr>
-          <w:b/>
-          <w:lang w:val="es_ES" w:bidi="es_ES"/>
-        </w:rPr>
         <w:t>"y sólidos en la fe, el amor y la perseverancia"</w:t>
       </w:r>
     </w:p>
@@ -7807,21 +6692,6 @@
           <w:b/>
           <w:lang w:val="es_ES" w:bidi="es_ES"/>
         </w:rPr>
-        <w:t>ὑγιαίνοντας τῇ πίστει</w:t>
-      </w:r>
-    </w:p>
-    <w:p>
-      <w:pPr/>
-      <w:r>
-        <w:rPr>
-          <w:lang w:val="es_ES" w:bidi="es_ES"/>
-        </w:rPr>
-      </w:r>
-      <w:r>
-        <w:rPr>
-          <w:b/>
-          <w:lang w:val="es_ES" w:bidi="es_ES"/>
-        </w:rPr>
         <w:t>"y sanos en la fe y"</w:t>
       </w:r>
     </w:p>
@@ -7918,21 +6788,6 @@
           <w:b/>
           <w:lang w:val="es_ES" w:bidi="es_ES"/>
         </w:rPr>
-        <w:t>τῇ ἀγάπῃ</w:t>
-      </w:r>
-    </w:p>
-    <w:p>
-      <w:pPr/>
-      <w:r>
-        <w:rPr>
-          <w:lang w:val="es_ES" w:bidi="es_ES"/>
-        </w:rPr>
-      </w:r>
-      <w:r>
-        <w:rPr>
-          <w:b/>
-          <w:lang w:val="es_ES" w:bidi="es_ES"/>
-        </w:rPr>
         <w:t>"amor y"</w:t>
       </w:r>
     </w:p>
@@ -8029,21 +6884,6 @@
           <w:b/>
           <w:lang w:val="es_ES" w:bidi="es_ES"/>
         </w:rPr>
-        <w:t>τῇ ὑπομονῇ</w:t>
-      </w:r>
-    </w:p>
-    <w:p>
-      <w:pPr/>
-      <w:r>
-        <w:rPr>
-          <w:lang w:val="es_ES" w:bidi="es_ES"/>
-        </w:rPr>
-      </w:r>
-      <w:r>
-        <w:rPr>
-          <w:b/>
-          <w:lang w:val="es_ES" w:bidi="es_ES"/>
-        </w:rPr>
         <w:t>"y perseverancia"</w:t>
       </w:r>
     </w:p>
@@ -8153,21 +6993,6 @@
           <w:b/>
           <w:lang w:val="es_ES" w:bidi="es_ES"/>
         </w:rPr>
-        <w:t>πρεσβύτιδας ὡσαύτως</w:t>
-      </w:r>
-    </w:p>
-    <w:p>
-      <w:pPr/>
-      <w:r>
-        <w:rPr>
-          <w:lang w:val="es_ES" w:bidi="es_ES"/>
-        </w:rPr>
-      </w:r>
-      <w:r>
-        <w:rPr>
-          <w:b/>
-          <w:lang w:val="es_ES" w:bidi="es_ES"/>
-        </w:rPr>
         <w:t>"Las mujeres mayores igualmente"</w:t>
       </w:r>
     </w:p>
@@ -8264,21 +7089,6 @@
           <w:b/>
           <w:lang w:val="es_ES" w:bidi="es_ES"/>
         </w:rPr>
-        <w:t>οἴνῳ πολλῷ δεδουλωμένας</w:t>
-      </w:r>
-    </w:p>
-    <w:p>
-      <w:pPr/>
-      <w:r>
-        <w:rPr>
-          <w:lang w:val="es_ES" w:bidi="es_ES"/>
-        </w:rPr>
-      </w:r>
-      <w:r>
-        <w:rPr>
-          <w:b/>
-          <w:lang w:val="es_ES" w:bidi="es_ES"/>
-        </w:rPr>
         <w:t>"adicto a mucho vino"</w:t>
       </w:r>
     </w:p>
@@ -8362,21 +7172,6 @@
           <w:b/>
           <w:lang w:val="es_ES" w:bidi="es_ES"/>
         </w:rPr>
-        <w:t>οἴνῳ πολλῷ δεδουλωμένας</w:t>
-      </w:r>
-    </w:p>
-    <w:p>
-      <w:pPr/>
-      <w:r>
-        <w:rPr>
-          <w:lang w:val="es_ES" w:bidi="es_ES"/>
-        </w:rPr>
-      </w:r>
-      <w:r>
-        <w:rPr>
-          <w:b/>
-          <w:lang w:val="es_ES" w:bidi="es_ES"/>
-        </w:rPr>
         <w:t>"adicto a mucho vino"</w:t>
       </w:r>
     </w:p>
@@ -8460,21 +7255,6 @@
           <w:b/>
           <w:lang w:val="es_ES" w:bidi="es_ES"/>
         </w:rPr>
-        <w:t>καλοδιδασκάλους</w:t>
-      </w:r>
-    </w:p>
-    <w:p>
-      <w:pPr/>
-      <w:r>
-        <w:rPr>
-          <w:lang w:val="es_ES" w:bidi="es_ES"/>
-        </w:rPr>
-      </w:r>
-      <w:r>
-        <w:rPr>
-          <w:b/>
-          <w:lang w:val="es_ES" w:bidi="es_ES"/>
-        </w:rPr>
         <w:t>"pero maestras del bien"</w:t>
       </w:r>
     </w:p>
@@ -8558,21 +7338,6 @@
           <w:b/>
           <w:lang w:val="es_ES" w:bidi="es_ES"/>
         </w:rPr>
-        <w:t>ἵνα</w:t>
-      </w:r>
-    </w:p>
-    <w:p>
-      <w:pPr/>
-      <w:r>
-        <w:rPr>
-          <w:lang w:val="es_ES" w:bidi="es_ES"/>
-        </w:rPr>
-      </w:r>
-      <w:r>
-        <w:rPr>
-          <w:b/>
-          <w:lang w:val="es_ES" w:bidi="es_ES"/>
-        </w:rPr>
         <w:t>"De esta manera"</w:t>
       </w:r>
     </w:p>
@@ -8695,21 +7460,6 @@
           <w:b/>
           <w:lang w:val="es_ES" w:bidi="es_ES"/>
         </w:rPr>
-        <w:t>φιλάνδρους</w:t>
-      </w:r>
-    </w:p>
-    <w:p>
-      <w:pPr/>
-      <w:r>
-        <w:rPr>
-          <w:lang w:val="es_ES" w:bidi="es_ES"/>
-        </w:rPr>
-      </w:r>
-      <w:r>
-        <w:rPr>
-          <w:b/>
-          <w:lang w:val="es_ES" w:bidi="es_ES"/>
-        </w:rPr>
         <w:t>"aman a sus maridos"</w:t>
       </w:r>
     </w:p>
@@ -8786,21 +7536,6 @@
           <w:b/>
           <w:lang w:val="es_ES" w:bidi="es_ES"/>
         </w:rPr>
-        <w:t>φιλοτέκνους</w:t>
-      </w:r>
-    </w:p>
-    <w:p>
-      <w:pPr/>
-      <w:r>
-        <w:rPr>
-          <w:lang w:val="es_ES" w:bidi="es_ES"/>
-        </w:rPr>
-      </w:r>
-      <w:r>
-        <w:rPr>
-          <w:b/>
-          <w:lang w:val="es_ES" w:bidi="es_ES"/>
-        </w:rPr>
         <w:t>"y niños"</w:t>
       </w:r>
     </w:p>
@@ -8864,21 +7599,6 @@
           <w:b/>
           <w:lang w:val="es_ES" w:bidi="es_ES"/>
         </w:rPr>
-        <w:t>ὑποτασσομένας τοῖς ἰδίοις ἀνδράσιν</w:t>
-      </w:r>
-    </w:p>
-    <w:p>
-      <w:pPr/>
-      <w:r>
-        <w:rPr>
-          <w:lang w:val="es_ES" w:bidi="es_ES"/>
-        </w:rPr>
-      </w:r>
-      <w:r>
-        <w:rPr>
-          <w:b/>
-          <w:lang w:val="es_ES" w:bidi="es_ES"/>
-        </w:rPr>
         <w:t>"y sumisas a sus propios maridos"</w:t>
       </w:r>
     </w:p>
@@ -8942,21 +7662,6 @@
           <w:b/>
           <w:lang w:val="es_ES" w:bidi="es_ES"/>
         </w:rPr>
-        <w:t>ἵνα</w:t>
-      </w:r>
-    </w:p>
-    <w:p>
-      <w:pPr/>
-      <w:r>
-        <w:rPr>
-          <w:lang w:val="es_ES" w:bidi="es_ES"/>
-        </w:rPr>
-      </w:r>
-      <w:r>
-        <w:rPr>
-          <w:b/>
-          <w:lang w:val="es_ES" w:bidi="es_ES"/>
-        </w:rPr>
         <w:t>"para que"</w:t>
       </w:r>
     </w:p>
@@ -9066,21 +7771,6 @@
           <w:b/>
           <w:lang w:val="es_ES" w:bidi="es_ES"/>
         </w:rPr>
-        <w:t>ἵνα μὴ ὁ λόγος τοῦ Θεοῦ βλασφημῆται</w:t>
-      </w:r>
-    </w:p>
-    <w:p>
-      <w:pPr/>
-      <w:r>
-        <w:rPr>
-          <w:lang w:val="es_ES" w:bidi="es_ES"/>
-        </w:rPr>
-      </w:r>
-      <w:r>
-        <w:rPr>
-          <w:b/>
-          <w:lang w:val="es_ES" w:bidi="es_ES"/>
-        </w:rPr>
         <w:t>"para que la palabra de Dios no sea desacreditada"</w:t>
       </w:r>
     </w:p>
@@ -9164,21 +7854,6 @@
           <w:b/>
           <w:lang w:val="es_ES" w:bidi="es_ES"/>
         </w:rPr>
-        <w:t>ὁ λόγος τοῦ Θεοῦ</w:t>
-      </w:r>
-    </w:p>
-    <w:p>
-      <w:pPr/>
-      <w:r>
-        <w:rPr>
-          <w:lang w:val="es_ES" w:bidi="es_ES"/>
-        </w:rPr>
-      </w:r>
-      <w:r>
-        <w:rPr>
-          <w:b/>
-          <w:lang w:val="es_ES" w:bidi="es_ES"/>
-        </w:rPr>
         <w:t>"la palabra de Dios"</w:t>
       </w:r>
     </w:p>
@@ -9275,21 +7950,6 @@
           <w:b/>
           <w:lang w:val="es_ES" w:bidi="es_ES"/>
         </w:rPr>
-        <w:t>ὡσαύτως</w:t>
-      </w:r>
-    </w:p>
-    <w:p>
-      <w:pPr/>
-      <w:r>
-        <w:rPr>
-          <w:lang w:val="es_ES" w:bidi="es_ES"/>
-        </w:rPr>
-      </w:r>
-      <w:r>
-        <w:rPr>
-          <w:b/>
-          <w:lang w:val="es_ES" w:bidi="es_ES"/>
-        </w:rPr>
         <w:t>"De la misma manera".</w:t>
       </w:r>
     </w:p>
@@ -9353,21 +8013,6 @@
           <w:b/>
           <w:lang w:val="es_ES" w:bidi="es_ES"/>
         </w:rPr>
-        <w:t>περὶ πάντα</w:t>
-      </w:r>
-    </w:p>
-    <w:p>
-      <w:pPr/>
-      <w:r>
-        <w:rPr>
-          <w:lang w:val="es_ES" w:bidi="es_ES"/>
-        </w:rPr>
-      </w:r>
-      <w:r>
-        <w:rPr>
-          <w:b/>
-          <w:lang w:val="es_ES" w:bidi="es_ES"/>
-        </w:rPr>
         <w:t>"En todo".</w:t>
       </w:r>
     </w:p>
@@ -9431,21 +8076,6 @@
           <w:b/>
           <w:lang w:val="es_ES" w:bidi="es_ES"/>
         </w:rPr>
-        <w:t>σεαυτὸν παρεχόμενος</w:t>
-      </w:r>
-    </w:p>
-    <w:p>
-      <w:pPr/>
-      <w:r>
-        <w:rPr>
-          <w:lang w:val="es_ES" w:bidi="es_ES"/>
-        </w:rPr>
-      </w:r>
-      <w:r>
-        <w:rPr>
-          <w:b/>
-          <w:lang w:val="es_ES" w:bidi="es_ES"/>
-        </w:rPr>
         <w:t>"preséntate"</w:t>
       </w:r>
     </w:p>
@@ -9509,21 +8139,6 @@
           <w:b/>
           <w:lang w:val="es_ES" w:bidi="es_ES"/>
         </w:rPr>
-        <w:t>τύπον καλῶν ἔργων</w:t>
-      </w:r>
-    </w:p>
-    <w:p>
-      <w:pPr/>
-      <w:r>
-        <w:rPr>
-          <w:lang w:val="es_ES" w:bidi="es_ES"/>
-        </w:rPr>
-      </w:r>
-      <w:r>
-        <w:rPr>
-          <w:b/>
-          <w:lang w:val="es_ES" w:bidi="es_ES"/>
-        </w:rPr>
         <w:t>"ser un ejemplo haciendo buenas obras".</w:t>
       </w:r>
     </w:p>
@@ -9587,21 +8202,6 @@
           <w:b/>
           <w:lang w:val="es_ES" w:bidi="es_ES"/>
         </w:rPr>
-        <w:t>ἐν τῇ διδασκαλίᾳ ἀφθορίαν, σεμνότητα</w:t>
-      </w:r>
-    </w:p>
-    <w:p>
-      <w:pPr/>
-      <w:r>
-        <w:rPr>
-          <w:lang w:val="es_ES" w:bidi="es_ES"/>
-        </w:rPr>
-      </w:r>
-      <w:r>
-        <w:rPr>
-          <w:b/>
-          <w:lang w:val="es_ES" w:bidi="es_ES"/>
-        </w:rPr>
         <w:t>"En tu enseñanza muestra integridad y dignidad".</w:t>
       </w:r>
     </w:p>
@@ -9685,21 +8285,6 @@
           <w:b/>
           <w:lang w:val="es_ES" w:bidi="es_ES"/>
         </w:rPr>
-        <w:t>ἐν τῇ διδασκαλίᾳ ἀφθορίαν, σεμνότητα</w:t>
-      </w:r>
-    </w:p>
-    <w:p>
-      <w:pPr/>
-      <w:r>
-        <w:rPr>
-          <w:lang w:val="es_ES" w:bidi="es_ES"/>
-        </w:rPr>
-      </w:r>
-      <w:r>
-        <w:rPr>
-          <w:b/>
-          <w:lang w:val="es_ES" w:bidi="es_ES"/>
-        </w:rPr>
         <w:t>"En tu enseñanza muestra integridad y dignidad".</w:t>
       </w:r>
     </w:p>
@@ -9809,21 +8394,6 @@
           <w:b/>
           <w:lang w:val="es_ES" w:bidi="es_ES"/>
         </w:rPr>
-        <w:t>ἀφθορίαν</w:t>
-      </w:r>
-    </w:p>
-    <w:p>
-      <w:pPr/>
-      <w:r>
-        <w:rPr>
-          <w:lang w:val="es_ES" w:bidi="es_ES"/>
-        </w:rPr>
-      </w:r>
-      <w:r>
-        <w:rPr>
-          <w:b/>
-          <w:lang w:val="es_ES" w:bidi="es_ES"/>
-        </w:rPr>
         <w:t>"mostrar integridad".</w:t>
       </w:r>
     </w:p>
@@ -9933,21 +8503,6 @@
           <w:b/>
           <w:lang w:val="es_ES" w:bidi="es_ES"/>
         </w:rPr>
-        <w:t>ὑγιῆ</w:t>
-      </w:r>
-    </w:p>
-    <w:p>
-      <w:pPr/>
-      <w:r>
-        <w:rPr>
-          <w:lang w:val="es_ES" w:bidi="es_ES"/>
-        </w:rPr>
-      </w:r>
-      <w:r>
-        <w:rPr>
-          <w:b/>
-          <w:lang w:val="es_ES" w:bidi="es_ES"/>
-        </w:rPr>
         <w:t>"y saludable".</w:t>
       </w:r>
     </w:p>
@@ -10057,21 +8612,6 @@
           <w:b/>
           <w:lang w:val="es_ES" w:bidi="es_ES"/>
         </w:rPr>
-        <w:t>ἵνα</w:t>
-      </w:r>
-    </w:p>
-    <w:p>
-      <w:pPr/>
-      <w:r>
-        <w:rPr>
-          <w:lang w:val="es_ES" w:bidi="es_ES"/>
-        </w:rPr>
-      </w:r>
-      <w:r>
-        <w:rPr>
-          <w:b/>
-          <w:lang w:val="es_ES" w:bidi="es_ES"/>
-        </w:rPr>
         <w:t>"de modo que".</w:t>
       </w:r>
     </w:p>
@@ -10168,21 +8708,6 @@
           <w:b/>
           <w:lang w:val="es_ES" w:bidi="es_ES"/>
         </w:rPr>
-        <w:t>ἵνα ὁ ἐξ ἐναντίας ἐντραπῇ</w:t>
-      </w:r>
-    </w:p>
-    <w:p>
-      <w:pPr/>
-      <w:r>
-        <w:rPr>
-          <w:lang w:val="es_ES" w:bidi="es_ES"/>
-        </w:rPr>
-      </w:r>
-      <w:r>
-        <w:rPr>
-          <w:b/>
-          <w:lang w:val="es_ES" w:bidi="es_ES"/>
-        </w:rPr>
         <w:t>"de modo que el adversario se avergüence".</w:t>
       </w:r>
     </w:p>
@@ -10266,21 +8791,6 @@
           <w:b/>
           <w:lang w:val="es_ES" w:bidi="es_ES"/>
         </w:rPr>
-        <w:t>ἡμῶν</w:t>
-      </w:r>
-    </w:p>
-    <w:p>
-      <w:pPr/>
-      <w:r>
-        <w:rPr>
-          <w:lang w:val="es_ES" w:bidi="es_ES"/>
-        </w:rPr>
-      </w:r>
-      <w:r>
-        <w:rPr>
-          <w:b/>
-          <w:lang w:val="es_ES" w:bidi="es_ES"/>
-        </w:rPr>
         <w:t>"nosotros".</w:t>
       </w:r>
     </w:p>
@@ -10377,21 +8887,6 @@
           <w:b/>
           <w:lang w:val="es_ES" w:bidi="es_ES"/>
         </w:rPr>
-        <w:t>δούλους ἰδίοις δεσπόταις ὑποτάσσεσθαι</w:t>
-      </w:r>
-    </w:p>
-    <w:p>
-      <w:pPr/>
-      <w:r>
-        <w:rPr>
-          <w:lang w:val="es_ES" w:bidi="es_ES"/>
-        </w:rPr>
-      </w:r>
-      <w:r>
-        <w:rPr>
-          <w:b/>
-          <w:lang w:val="es_ES" w:bidi="es_ES"/>
-        </w:rPr>
         <w:t>"Los esclavos deben someterse a sus propios amos"</w:t>
       </w:r>
     </w:p>
@@ -10475,21 +8970,6 @@
           <w:b/>
           <w:lang w:val="es_ES" w:bidi="es_ES"/>
         </w:rPr>
-        <w:t>ἐν πᾶσιν</w:t>
-      </w:r>
-    </w:p>
-    <w:p>
-      <w:pPr/>
-      <w:r>
-        <w:rPr>
-          <w:lang w:val="es_ES" w:bidi="es_ES"/>
-        </w:rPr>
-      </w:r>
-      <w:r>
-        <w:rPr>
-          <w:b/>
-          <w:lang w:val="es_ES" w:bidi="es_ES"/>
-        </w:rPr>
         <w:t>"en todo".</w:t>
       </w:r>
     </w:p>
@@ -10553,21 +9033,6 @@
           <w:b/>
           <w:lang w:val="es_ES" w:bidi="es_ES"/>
         </w:rPr>
-        <w:t>εὐαρέστους εἶναι</w:t>
-      </w:r>
-    </w:p>
-    <w:p>
-      <w:pPr/>
-      <w:r>
-        <w:rPr>
-          <w:lang w:val="es_ES" w:bidi="es_ES"/>
-        </w:rPr>
-      </w:r>
-      <w:r>
-        <w:rPr>
-          <w:b/>
-          <w:lang w:val="es_ES" w:bidi="es_ES"/>
-        </w:rPr>
         <w:t>"que agraden".</w:t>
       </w:r>
     </w:p>
@@ -10651,21 +9116,6 @@
           <w:b/>
           <w:lang w:val="es_ES" w:bidi="es_ES"/>
         </w:rPr>
-        <w:t>μὴ νοσφιζομένους</w:t>
-      </w:r>
-    </w:p>
-    <w:p>
-      <w:pPr/>
-      <w:r>
-        <w:rPr>
-          <w:lang w:val="es_ES" w:bidi="es_ES"/>
-        </w:rPr>
-      </w:r>
-      <w:r>
-        <w:rPr>
-          <w:b/>
-          <w:lang w:val="es_ES" w:bidi="es_ES"/>
-        </w:rPr>
         <w:t>"no les robes".</w:t>
       </w:r>
     </w:p>
@@ -10749,21 +9199,6 @@
           <w:b/>
           <w:lang w:val="es_ES" w:bidi="es_ES"/>
         </w:rPr>
-        <w:t>ἀλλὰ</w:t>
-      </w:r>
-    </w:p>
-    <w:p>
-      <w:pPr/>
-      <w:r>
-        <w:rPr>
-          <w:lang w:val="es_ES" w:bidi="es_ES"/>
-        </w:rPr>
-      </w:r>
-      <w:r>
-        <w:rPr>
-          <w:b/>
-          <w:lang w:val="es_ES" w:bidi="es_ES"/>
-        </w:rPr>
         <w:t>"sino".</w:t>
       </w:r>
     </w:p>
@@ -10860,21 +9295,6 @@
           <w:b/>
           <w:lang w:val="es_ES" w:bidi="es_ES"/>
         </w:rPr>
-        <w:t>πᾶσαν πίστιν ἐνδεικνυμένους ἀγαθήν</w:t>
-      </w:r>
-    </w:p>
-    <w:p>
-      <w:pPr/>
-      <w:r>
-        <w:rPr>
-          <w:lang w:val="es_ES" w:bidi="es_ES"/>
-        </w:rPr>
-      </w:r>
-      <w:r>
-        <w:rPr>
-          <w:b/>
-          <w:lang w:val="es_ES" w:bidi="es_ES"/>
-        </w:rPr>
         <w:t>"mostrándose fieles en todo".</w:t>
       </w:r>
     </w:p>
@@ -10938,21 +9358,6 @@
           <w:b/>
           <w:lang w:val="es_ES" w:bidi="es_ES"/>
         </w:rPr>
-        <w:t>ἵνα</w:t>
-      </w:r>
-    </w:p>
-    <w:p>
-      <w:pPr/>
-      <w:r>
-        <w:rPr>
-          <w:lang w:val="es_ES" w:bidi="es_ES"/>
-        </w:rPr>
-      </w:r>
-      <w:r>
-        <w:rPr>
-          <w:b/>
-          <w:lang w:val="es_ES" w:bidi="es_ES"/>
-        </w:rPr>
         <w:t>"para que".</w:t>
       </w:r>
     </w:p>
@@ -11075,21 +9480,6 @@
           <w:b/>
           <w:lang w:val="es_ES" w:bidi="es_ES"/>
         </w:rPr>
-        <w:t>ἐν πᾶσιν</w:t>
-      </w:r>
-    </w:p>
-    <w:p>
-      <w:pPr/>
-      <w:r>
-        <w:rPr>
-          <w:lang w:val="es_ES" w:bidi="es_ES"/>
-        </w:rPr>
-      </w:r>
-      <w:r>
-        <w:rPr>
-          <w:b/>
-          <w:lang w:val="es_ES" w:bidi="es_ES"/>
-        </w:rPr>
         <w:t>"en todos los aspectos"</w:t>
       </w:r>
     </w:p>
@@ -11153,21 +9543,6 @@
           <w:b/>
           <w:lang w:val="es_ES" w:bidi="es_ES"/>
         </w:rPr>
-        <w:t>τὴν διδασκαλίαν τὴν τοῦ Σωτῆρος ἡμῶν, Θεοῦ, κοσμῶσιν</w:t>
-      </w:r>
-    </w:p>
-    <w:p>
-      <w:pPr/>
-      <w:r>
-        <w:rPr>
-          <w:lang w:val="es_ES" w:bidi="es_ES"/>
-        </w:rPr>
-      </w:r>
-      <w:r>
-        <w:rPr>
-          <w:b/>
-          <w:lang w:val="es_ES" w:bidi="es_ES"/>
-        </w:rPr>
         <w:t>"adornarán la doctrina acerca de Dios nuestro Salvador"</w:t>
       </w:r>
     </w:p>
@@ -11231,21 +9606,6 @@
           <w:b/>
           <w:lang w:val="es_ES" w:bidi="es_ES"/>
         </w:rPr>
-        <w:t>ἡμῶν</w:t>
-      </w:r>
-    </w:p>
-    <w:p>
-      <w:pPr/>
-      <w:r>
-        <w:rPr>
-          <w:lang w:val="es_ES" w:bidi="es_ES"/>
-        </w:rPr>
-      </w:r>
-      <w:r>
-        <w:rPr>
-          <w:b/>
-          <w:lang w:val="es_ES" w:bidi="es_ES"/>
-        </w:rPr>
         <w:t>"nuestro"</w:t>
       </w:r>
     </w:p>
@@ -11348,21 +9708,6 @@
           <w:b/>
           <w:lang w:val="es_ES" w:bidi="es_ES"/>
         </w:rPr>
-        <w:t>γὰρ</w:t>
-      </w:r>
-    </w:p>
-    <w:p>
-      <w:pPr/>
-      <w:r>
-        <w:rPr>
-          <w:lang w:val="es_ES" w:bidi="es_ES"/>
-        </w:rPr>
-      </w:r>
-      <w:r>
-        <w:rPr>
-          <w:b/>
-          <w:lang w:val="es_ES" w:bidi="es_ES"/>
-        </w:rPr>
         <w:t>"Para"</w:t>
       </w:r>
     </w:p>
@@ -11459,21 +9804,6 @@
           <w:b/>
           <w:lang w:val="es_ES" w:bidi="es_ES"/>
         </w:rPr>
-        <w:t>ἐπεφάνη &amp; ἡ χάρις τοῦ Θεοῦ</w:t>
-      </w:r>
-    </w:p>
-    <w:p>
-      <w:pPr/>
-      <w:r>
-        <w:rPr>
-          <w:lang w:val="es_ES" w:bidi="es_ES"/>
-        </w:rPr>
-      </w:r>
-      <w:r>
-        <w:rPr>
-          <w:b/>
-          <w:lang w:val="es_ES" w:bidi="es_ES"/>
-        </w:rPr>
         <w:t>"ha manifestado"</w:t>
       </w:r>
       <w:r>
@@ -11583,21 +9913,6 @@
           <w:b/>
           <w:lang w:val="es_ES" w:bidi="es_ES"/>
         </w:rPr>
-        <w:t>ἐπεφάνη γὰρ ἡ χάρις τοῦ Θεοῦ σωτήριος πᾶσιν ἀνθρώποις</w:t>
-      </w:r>
-    </w:p>
-    <w:p>
-      <w:pPr/>
-      <w:r>
-        <w:rPr>
-          <w:lang w:val="es_ES" w:bidi="es_ES"/>
-        </w:rPr>
-      </w:r>
-      <w:r>
-        <w:rPr>
-          <w:b/>
-          <w:lang w:val="es_ES" w:bidi="es_ES"/>
-        </w:rPr>
         <w:t>"Porque la gracia de Dios se ha manifestado trayendo salvación a todos".</w:t>
       </w:r>
     </w:p>
@@ -11694,21 +10009,6 @@
           <w:b/>
           <w:lang w:val="es_ES" w:bidi="es_ES"/>
         </w:rPr>
-        <w:t>σωτήριος πᾶσιν ἀνθρώποις</w:t>
-      </w:r>
-    </w:p>
-    <w:p>
-      <w:pPr/>
-      <w:r>
-        <w:rPr>
-          <w:lang w:val="es_ES" w:bidi="es_ES"/>
-        </w:rPr>
-      </w:r>
-      <w:r>
-        <w:rPr>
-          <w:b/>
-          <w:lang w:val="es_ES" w:bidi="es_ES"/>
-        </w:rPr>
         <w:t>"trayendo salvación a todos".</w:t>
       </w:r>
     </w:p>
@@ -11818,21 +10118,6 @@
           <w:b/>
           <w:lang w:val="es_ES" w:bidi="es_ES"/>
         </w:rPr>
-        <w:t>πᾶσιν ἀνθρώποις</w:t>
-      </w:r>
-    </w:p>
-    <w:p>
-      <w:pPr/>
-      <w:r>
-        <w:rPr>
-          <w:lang w:val="es_ES" w:bidi="es_ES"/>
-        </w:rPr>
-      </w:r>
-      <w:r>
-        <w:rPr>
-          <w:b/>
-          <w:lang w:val="es_ES" w:bidi="es_ES"/>
-        </w:rPr>
         <w:t>"a todos"</w:t>
       </w:r>
     </w:p>
@@ -11929,21 +10214,6 @@
           <w:b/>
           <w:lang w:val="es_ES" w:bidi="es_ES"/>
         </w:rPr>
-        <w:t>παιδεύουσα ἡμᾶς</w:t>
-      </w:r>
-    </w:p>
-    <w:p>
-      <w:pPr/>
-      <w:r>
-        <w:rPr>
-          <w:lang w:val="es_ES" w:bidi="es_ES"/>
-        </w:rPr>
-      </w:r>
-      <w:r>
-        <w:rPr>
-          <w:b/>
-          <w:lang w:val="es_ES" w:bidi="es_ES"/>
-        </w:rPr>
         <w:t>"Nos enseña".</w:t>
       </w:r>
     </w:p>
@@ -12027,21 +10297,6 @@
           <w:b/>
           <w:lang w:val="es_ES" w:bidi="es_ES"/>
         </w:rPr>
-        <w:t>ἡμᾶς</w:t>
-      </w:r>
-    </w:p>
-    <w:p>
-      <w:pPr/>
-      <w:r>
-        <w:rPr>
-          <w:lang w:val="es_ES" w:bidi="es_ES"/>
-        </w:rPr>
-      </w:r>
-      <w:r>
-        <w:rPr>
-          <w:b/>
-          <w:lang w:val="es_ES" w:bidi="es_ES"/>
-        </w:rPr>
         <w:t>"nosotros".</w:t>
       </w:r>
     </w:p>
@@ -12138,21 +10393,6 @@
           <w:b/>
           <w:lang w:val="es_ES" w:bidi="es_ES"/>
         </w:rPr>
-        <w:t>τὴν ἀσέβειαν</w:t>
-      </w:r>
-    </w:p>
-    <w:p>
-      <w:pPr/>
-      <w:r>
-        <w:rPr>
-          <w:lang w:val="es_ES" w:bidi="es_ES"/>
-        </w:rPr>
-      </w:r>
-      <w:r>
-        <w:rPr>
-          <w:b/>
-          <w:lang w:val="es_ES" w:bidi="es_ES"/>
-        </w:rPr>
         <w:t>"impiedad".</w:t>
       </w:r>
     </w:p>
@@ -12249,21 +10489,6 @@
           <w:b/>
           <w:lang w:val="es_ES" w:bidi="es_ES"/>
         </w:rPr>
-        <w:t>τὰς κοσμικὰς ἐπιθυμίας</w:t>
-      </w:r>
-    </w:p>
-    <w:p>
-      <w:pPr/>
-      <w:r>
-        <w:rPr>
-          <w:lang w:val="es_ES" w:bidi="es_ES"/>
-        </w:rPr>
-      </w:r>
-      <w:r>
-        <w:rPr>
-          <w:b/>
-          <w:lang w:val="es_ES" w:bidi="es_ES"/>
-        </w:rPr>
         <w:t>"pasiones mundanas".</w:t>
       </w:r>
     </w:p>
@@ -12360,21 +10585,6 @@
           <w:b/>
           <w:lang w:val="es_ES" w:bidi="es_ES"/>
         </w:rPr>
-        <w:t>ἀσέβειαν &amp; εὐσεβῶς</w:t>
-      </w:r>
-    </w:p>
-    <w:p>
-      <w:pPr/>
-      <w:r>
-        <w:rPr>
-          <w:lang w:val="es_ES" w:bidi="es_ES"/>
-        </w:rPr>
-      </w:r>
-      <w:r>
-        <w:rPr>
-          <w:b/>
-          <w:lang w:val="es_ES" w:bidi="es_ES"/>
-        </w:rPr>
         <w:t>"impiedad"</w:t>
       </w:r>
       <w:r>
@@ -12451,21 +10661,6 @@
           <w:b/>
           <w:lang w:val="es_ES" w:bidi="es_ES"/>
         </w:rPr>
-        <w:t>ἐν τῷ νῦν αἰῶνι</w:t>
-      </w:r>
-    </w:p>
-    <w:p>
-      <w:pPr/>
-      <w:r>
-        <w:rPr>
-          <w:lang w:val="es_ES" w:bidi="es_ES"/>
-        </w:rPr>
-      </w:r>
-      <w:r>
-        <w:rPr>
-          <w:b/>
-          <w:lang w:val="es_ES" w:bidi="es_ES"/>
-        </w:rPr>
         <w:t>"en este siglo"</w:t>
       </w:r>
     </w:p>
@@ -12529,21 +10724,6 @@
           <w:b/>
           <w:lang w:val="es_ES" w:bidi="es_ES"/>
         </w:rPr>
-        <w:t>προσδεχόμενοι</w:t>
-      </w:r>
-    </w:p>
-    <w:p>
-      <w:pPr/>
-      <w:r>
-        <w:rPr>
-          <w:lang w:val="es_ES" w:bidi="es_ES"/>
-        </w:rPr>
-      </w:r>
-      <w:r>
-        <w:rPr>
-          <w:b/>
-          <w:lang w:val="es_ES" w:bidi="es_ES"/>
-        </w:rPr>
         <w:t>"mientras aguardamos".</w:t>
       </w:r>
     </w:p>
@@ -12607,21 +10787,6 @@
           <w:b/>
           <w:lang w:val="es_ES" w:bidi="es_ES"/>
         </w:rPr>
-        <w:t>τὴν μακαρίαν ἐλπίδα, καὶ ἐπιφάνειαν τῆς δόξης</w:t>
-      </w:r>
-    </w:p>
-    <w:p>
-      <w:pPr/>
-      <w:r>
-        <w:rPr>
-          <w:lang w:val="es_ES" w:bidi="es_ES"/>
-        </w:rPr>
-      </w:r>
-      <w:r>
-        <w:rPr>
-          <w:b/>
-          <w:lang w:val="es_ES" w:bidi="es_ES"/>
-        </w:rPr>
         <w:t>"la esperanza bienaventurada y la manifestación gloriosa".</w:t>
       </w:r>
     </w:p>
@@ -12757,21 +10922,6 @@
           <w:b/>
           <w:lang w:val="es_ES" w:bidi="es_ES"/>
         </w:rPr>
-        <w:t>τὴν μακαρίαν ἐλπίδα, καὶ ἐπιφάνειαν τῆς δόξης</w:t>
-      </w:r>
-    </w:p>
-    <w:p>
-      <w:pPr/>
-      <w:r>
-        <w:rPr>
-          <w:lang w:val="es_ES" w:bidi="es_ES"/>
-        </w:rPr>
-      </w:r>
-      <w:r>
-        <w:rPr>
-          <w:b/>
-          <w:lang w:val="es_ES" w:bidi="es_ES"/>
-        </w:rPr>
         <w:t>"</w:t>
       </w:r>
       <w:r>
@@ -12895,21 +11045,6 @@
           <w:b/>
           <w:lang w:val="es_ES" w:bidi="es_ES"/>
         </w:rPr>
-        <w:t>τὴν μακαρίαν ἐλπίδα, καὶ ἐπιφάνειαν τῆς δόξης τοῦ μεγάλου Θεοῦ καὶ Σωτῆρος ἡμῶν, Ἰησοῦ Χριστοῦ</w:t>
-      </w:r>
-    </w:p>
-    <w:p>
-      <w:pPr/>
-      <w:r>
-        <w:rPr>
-          <w:lang w:val="es_ES" w:bidi="es_ES"/>
-        </w:rPr>
-      </w:r>
-      <w:r>
-        <w:rPr>
-          <w:b/>
-          <w:lang w:val="es_ES" w:bidi="es_ES"/>
-        </w:rPr>
         <w:t>"l</w:t>
       </w:r>
       <w:r>
@@ -13046,21 +11181,6 @@
           <w:b/>
           <w:lang w:val="es_ES" w:bidi="es_ES"/>
         </w:rPr>
-        <w:t>τοῦ μεγάλου Θεοῦ καὶ Σωτῆρος ἡμῶν, Ἰησοῦ Χριστοῦ</w:t>
-      </w:r>
-    </w:p>
-    <w:p>
-      <w:pPr/>
-      <w:r>
-        <w:rPr>
-          <w:lang w:val="es_ES" w:bidi="es_ES"/>
-        </w:rPr>
-      </w:r>
-      <w:r>
-        <w:rPr>
-          <w:b/>
-          <w:lang w:val="es_ES" w:bidi="es_ES"/>
-        </w:rPr>
         <w:t>"de nuestro gran Dios y Salvador Jesucristo"</w:t>
       </w:r>
     </w:p>
@@ -13183,21 +11303,6 @@
           <w:b/>
           <w:lang w:val="es_ES" w:bidi="es_ES"/>
         </w:rPr>
-        <w:t>ὃς ἔδωκεν ἑαυτὸν ὑπὲρ ἡμῶν</w:t>
-      </w:r>
-    </w:p>
-    <w:p>
-      <w:pPr/>
-      <w:r>
-        <w:rPr>
-          <w:lang w:val="es_ES" w:bidi="es_ES"/>
-        </w:rPr>
-      </w:r>
-      <w:r>
-        <w:rPr>
-          <w:b/>
-          <w:lang w:val="es_ES" w:bidi="es_ES"/>
-        </w:rPr>
         <w:t>"se dio a sí mismo por nosotros".</w:t>
       </w:r>
     </w:p>
@@ -13281,21 +11386,6 @@
           <w:b/>
           <w:lang w:val="es_ES" w:bidi="es_ES"/>
         </w:rPr>
-        <w:t>ἡμῶν</w:t>
-      </w:r>
-    </w:p>
-    <w:p>
-      <w:pPr/>
-      <w:r>
-        <w:rPr>
-          <w:lang w:val="es_ES" w:bidi="es_ES"/>
-        </w:rPr>
-      </w:r>
-      <w:r>
-        <w:rPr>
-          <w:b/>
-          <w:lang w:val="es_ES" w:bidi="es_ES"/>
-        </w:rPr>
         <w:t>"nosotros".</w:t>
       </w:r>
     </w:p>
@@ -13392,21 +11482,6 @@
           <w:b/>
           <w:lang w:val="es_ES" w:bidi="es_ES"/>
         </w:rPr>
-        <w:t>λυτρώσηται ἡμᾶς ἀπὸ πάσης ἀνομίας</w:t>
-      </w:r>
-    </w:p>
-    <w:p>
-      <w:pPr/>
-      <w:r>
-        <w:rPr>
-          <w:lang w:val="es_ES" w:bidi="es_ES"/>
-        </w:rPr>
-      </w:r>
-      <w:r>
-        <w:rPr>
-          <w:b/>
-          <w:lang w:val="es_ES" w:bidi="es_ES"/>
-        </w:rPr>
         <w:t>"</w:t>
       </w:r>
       <w:r>
@@ -13517,21 +11592,6 @@
           <w:b/>
           <w:lang w:val="es_ES" w:bidi="es_ES"/>
         </w:rPr>
-        <w:t>ἡμᾶς</w:t>
-      </w:r>
-    </w:p>
-    <w:p>
-      <w:pPr/>
-      <w:r>
-        <w:rPr>
-          <w:lang w:val="es_ES" w:bidi="es_ES"/>
-        </w:rPr>
-      </w:r>
-      <w:r>
-        <w:rPr>
-          <w:b/>
-          <w:lang w:val="es_ES" w:bidi="es_ES"/>
-        </w:rPr>
         <w:t>"nosotros".</w:t>
       </w:r>
     </w:p>
@@ -13628,21 +11688,6 @@
           <w:b/>
           <w:lang w:val="es_ES" w:bidi="es_ES"/>
         </w:rPr>
-        <w:t>λαὸν περιούσιον</w:t>
-      </w:r>
-    </w:p>
-    <w:p>
-      <w:pPr/>
-      <w:r>
-        <w:rPr>
-          <w:lang w:val="es_ES" w:bidi="es_ES"/>
-        </w:rPr>
-      </w:r>
-      <w:r>
-        <w:rPr>
-          <w:b/>
-          <w:lang w:val="es_ES" w:bidi="es_ES"/>
-        </w:rPr>
         <w:t>"para sí un pueblo propio".</w:t>
       </w:r>
     </w:p>
@@ -13726,21 +11771,6 @@
           <w:b/>
           <w:lang w:val="es_ES" w:bidi="es_ES"/>
         </w:rPr>
-        <w:t>ζηλωτὴν καλῶν ἔργων</w:t>
-      </w:r>
-    </w:p>
-    <w:p>
-      <w:pPr/>
-      <w:r>
-        <w:rPr>
-          <w:lang w:val="es_ES" w:bidi="es_ES"/>
-        </w:rPr>
-      </w:r>
-      <w:r>
-        <w:rPr>
-          <w:b/>
-          <w:lang w:val="es_ES" w:bidi="es_ES"/>
-        </w:rPr>
         <w:t>"celoso de buenas obras".</w:t>
       </w:r>
     </w:p>
@@ -13812,21 +11842,6 @@
           <w:b/>
           <w:lang w:val="es_ES" w:bidi="es_ES"/>
         </w:rPr>
-        <w:t>ταῦτα</w:t>
-      </w:r>
-    </w:p>
-    <w:p>
-      <w:pPr/>
-      <w:r>
-        <w:rPr>
-          <w:lang w:val="es_ES" w:bidi="es_ES"/>
-        </w:rPr>
-      </w:r>
-      <w:r>
-        <w:rPr>
-          <w:b/>
-          <w:lang w:val="es_ES" w:bidi="es_ES"/>
-        </w:rPr>
         <w:t>"esto habla".</w:t>
       </w:r>
     </w:p>
@@ -13923,21 +11938,6 @@
           <w:b/>
           <w:lang w:val="es_ES" w:bidi="es_ES"/>
         </w:rPr>
-        <w:t>παρακάλει</w:t>
-      </w:r>
-    </w:p>
-    <w:p>
-      <w:pPr/>
-      <w:r>
-        <w:rPr>
-          <w:lang w:val="es_ES" w:bidi="es_ES"/>
-        </w:rPr>
-      </w:r>
-      <w:r>
-        <w:rPr>
-          <w:b/>
-          <w:lang w:val="es_ES" w:bidi="es_ES"/>
-        </w:rPr>
         <w:t>"exorta".</w:t>
       </w:r>
     </w:p>
@@ -14034,21 +12034,6 @@
           <w:b/>
           <w:lang w:val="es_ES" w:bidi="es_ES"/>
         </w:rPr>
-        <w:t>ἔλεγχε, μετὰ πάσης ἐπιταγῆς</w:t>
-      </w:r>
-    </w:p>
-    <w:p>
-      <w:pPr/>
-      <w:r>
-        <w:rPr>
-          <w:lang w:val="es_ES" w:bidi="es_ES"/>
-        </w:rPr>
-      </w:r>
-      <w:r>
-        <w:rPr>
-          <w:b/>
-          <w:lang w:val="es_ES" w:bidi="es_ES"/>
-        </w:rPr>
         <w:t>"reprende con toda autoridad".</w:t>
       </w:r>
     </w:p>
@@ -14145,21 +12130,6 @@
           <w:b/>
           <w:lang w:val="es_ES" w:bidi="es_ES"/>
         </w:rPr>
-        <w:t>μετὰ πάσης ἐπιταγῆς</w:t>
-      </w:r>
-    </w:p>
-    <w:p>
-      <w:pPr/>
-      <w:r>
-        <w:rPr>
-          <w:lang w:val="es_ES" w:bidi="es_ES"/>
-        </w:rPr>
-      </w:r>
-      <w:r>
-        <w:rPr>
-          <w:b/>
-          <w:lang w:val="es_ES" w:bidi="es_ES"/>
-        </w:rPr>
         <w:t>"con toda autoridad".</w:t>
       </w:r>
     </w:p>
@@ -14256,21 +12226,6 @@
           <w:b/>
           <w:lang w:val="es_ES" w:bidi="es_ES"/>
         </w:rPr>
-        <w:t>μηδείς σου περιφρονείτω</w:t>
-      </w:r>
-    </w:p>
-    <w:p>
-      <w:pPr/>
-      <w:r>
-        <w:rPr>
-          <w:lang w:val="es_ES" w:bidi="es_ES"/>
-        </w:rPr>
-      </w:r>
-      <w:r>
-        <w:rPr>
-          <w:b/>
-          <w:lang w:val="es_ES" w:bidi="es_ES"/>
-        </w:rPr>
         <w:t>"nadie te desprecie".</w:t>
       </w:r>
     </w:p>
@@ -14334,21 +12289,6 @@
           <w:b/>
           <w:lang w:val="es_ES" w:bidi="es_ES"/>
         </w:rPr>
-        <w:t>μηδείς σου περιφρονείτω</w:t>
-      </w:r>
-    </w:p>
-    <w:p>
-      <w:pPr/>
-      <w:r>
-        <w:rPr>
-          <w:lang w:val="es_ES" w:bidi="es_ES"/>
-        </w:rPr>
-      </w:r>
-      <w:r>
-        <w:rPr>
-          <w:b/>
-          <w:lang w:val="es_ES" w:bidi="es_ES"/>
-        </w:rPr>
         <w:t>"nadie te desprecie".</w:t>
       </w:r>
     </w:p>
@@ -14432,21 +12372,6 @@
           <w:b/>
           <w:lang w:val="es_ES" w:bidi="es_ES"/>
         </w:rPr>
-        <w:t>μηδείς σου περιφρονείτω</w:t>
-      </w:r>
-    </w:p>
-    <w:p>
-      <w:pPr/>
-      <w:r>
-        <w:rPr>
-          <w:lang w:val="es_ES" w:bidi="es_ES"/>
-        </w:rPr>
-      </w:r>
-      <w:r>
-        <w:rPr>
-          <w:b/>
-          <w:lang w:val="es_ES" w:bidi="es_ES"/>
-        </w:rPr>
         <w:t>"Nadie te menosprecie".</w:t>
       </w:r>
     </w:p>
@@ -14530,21 +12455,6 @@
           <w:b/>
           <w:lang w:val="es_ES" w:bidi="es_ES"/>
         </w:rPr>
-        <w:t>ὑπομίμνῃσκε αὐτοὺς &amp; ὑποτάσσεσθαι</w:t>
-      </w:r>
-    </w:p>
-    <w:p>
-      <w:pPr/>
-      <w:r>
-        <w:rPr>
-          <w:lang w:val="es_ES" w:bidi="es_ES"/>
-        </w:rPr>
-      </w:r>
-      <w:r>
-        <w:rPr>
-          <w:b/>
-          <w:lang w:val="es_ES" w:bidi="es_ES"/>
-        </w:rPr>
         <w:t>"Recuérdales" - "que se sujeten".</w:t>
       </w:r>
     </w:p>
@@ -14608,21 +12518,6 @@
           <w:b/>
           <w:lang w:val="es_ES" w:bidi="es_ES"/>
         </w:rPr>
-        <w:t>ἀρχαῖς, ἐξουσίαις, ὑποτάσσεσθαι, πειθαρχεῖν</w:t>
-      </w:r>
-    </w:p>
-    <w:p>
-      <w:pPr/>
-      <w:r>
-        <w:rPr>
-          <w:lang w:val="es_ES" w:bidi="es_ES"/>
-        </w:rPr>
-      </w:r>
-      <w:r>
-        <w:rPr>
-          <w:b/>
-          <w:lang w:val="es_ES" w:bidi="es_ES"/>
-        </w:rPr>
         <w:t>"</w:t>
       </w:r>
       <w:r>
@@ -14746,21 +12641,6 @@
           <w:b/>
           <w:lang w:val="es_ES" w:bidi="es_ES"/>
         </w:rPr>
-        <w:t>ἀρχαῖς, ἐξουσίαις</w:t>
-      </w:r>
-    </w:p>
-    <w:p>
-      <w:pPr/>
-      <w:r>
-        <w:rPr>
-          <w:lang w:val="es_ES" w:bidi="es_ES"/>
-        </w:rPr>
-      </w:r>
-      <w:r>
-        <w:rPr>
-          <w:b/>
-          <w:lang w:val="es_ES" w:bidi="es_ES"/>
-        </w:rPr>
         <w:t>"a los gobernantes y autoridades".</w:t>
       </w:r>
     </w:p>
@@ -14870,21 +12750,6 @@
           <w:b/>
           <w:lang w:val="es_ES" w:bidi="es_ES"/>
         </w:rPr>
-        <w:t>πρὸς πᾶν ἔργον ἀγαθὸν ἑτοίμους εἶναι</w:t>
-      </w:r>
-    </w:p>
-    <w:p>
-      <w:pPr/>
-      <w:r>
-        <w:rPr>
-          <w:lang w:val="es_ES" w:bidi="es_ES"/>
-        </w:rPr>
-      </w:r>
-      <w:r>
-        <w:rPr>
-          <w:b/>
-          <w:lang w:val="es_ES" w:bidi="es_ES"/>
-        </w:rPr>
         <w:t>"</w:t>
       </w:r>
       <w:r>
@@ -14962,21 +12827,6 @@
           <w:b/>
           <w:lang w:val="es_ES" w:bidi="es_ES"/>
         </w:rPr>
-        <w:t>βλασφημεῖν</w:t>
-      </w:r>
-    </w:p>
-    <w:p>
-      <w:pPr/>
-      <w:r>
-        <w:rPr>
-          <w:lang w:val="es_ES" w:bidi="es_ES"/>
-        </w:rPr>
-      </w:r>
-      <w:r>
-        <w:rPr>
-          <w:b/>
-          <w:lang w:val="es_ES" w:bidi="es_ES"/>
-        </w:rPr>
         <w:t>"difamen".</w:t>
       </w:r>
     </w:p>
@@ -15040,21 +12890,6 @@
           <w:b/>
           <w:lang w:val="es_ES" w:bidi="es_ES"/>
         </w:rPr>
-        <w:t>ἀμάχους εἶναι</w:t>
-      </w:r>
-    </w:p>
-    <w:p>
-      <w:pPr/>
-      <w:r>
-        <w:rPr>
-          <w:lang w:val="es_ES" w:bidi="es_ES"/>
-        </w:rPr>
-      </w:r>
-      <w:r>
-        <w:rPr>
-          <w:b/>
-          <w:lang w:val="es_ES" w:bidi="es_ES"/>
-        </w:rPr>
         <w:t>"que no sean pendencieros".</w:t>
       </w:r>
     </w:p>
@@ -15164,21 +12999,6 @@
           <w:b/>
           <w:lang w:val="es_ES" w:bidi="es_ES"/>
         </w:rPr>
-        <w:t>πᾶσαν ἐνδεικνυμένους πραΰτητα</w:t>
-      </w:r>
-    </w:p>
-    <w:p>
-      <w:pPr/>
-      <w:r>
-        <w:rPr>
-          <w:lang w:val="es_ES" w:bidi="es_ES"/>
-        </w:rPr>
-      </w:r>
-      <w:r>
-        <w:rPr>
-          <w:b/>
-          <w:lang w:val="es_ES" w:bidi="es_ES"/>
-        </w:rPr>
         <w:t>"mostrando toda mansedumbre".</w:t>
       </w:r>
     </w:p>
@@ -15275,21 +13095,6 @@
           <w:b/>
           <w:lang w:val="es_ES" w:bidi="es_ES"/>
         </w:rPr>
-        <w:t>πρὸς πάντας ἀνθρώπους</w:t>
-      </w:r>
-    </w:p>
-    <w:p>
-      <w:pPr/>
-      <w:r>
-        <w:rPr>
-          <w:lang w:val="es_ES" w:bidi="es_ES"/>
-        </w:rPr>
-      </w:r>
-      <w:r>
-        <w:rPr>
-          <w:b/>
-          <w:lang w:val="es_ES" w:bidi="es_ES"/>
-        </w:rPr>
         <w:t>"para con todos los hombres".</w:t>
       </w:r>
     </w:p>
@@ -15386,21 +13191,6 @@
           <w:b/>
           <w:lang w:val="es_ES" w:bidi="es_ES"/>
         </w:rPr>
-        <w:t>ἦμεν γάρ ποτε καὶ ἡμεῖς</w:t>
-      </w:r>
-    </w:p>
-    <w:p>
-      <w:pPr/>
-      <w:r>
-        <w:rPr>
-          <w:lang w:val="es_ES" w:bidi="es_ES"/>
-        </w:rPr>
-      </w:r>
-      <w:r>
-        <w:rPr>
-          <w:b/>
-          <w:lang w:val="es_ES" w:bidi="es_ES"/>
-        </w:rPr>
         <w:t>"</w:t>
       </w:r>
       <w:r>
@@ -15524,21 +13314,6 @@
           <w:b/>
           <w:lang w:val="es_ES" w:bidi="es_ES"/>
         </w:rPr>
-        <w:t>ποτε</w:t>
-      </w:r>
-    </w:p>
-    <w:p>
-      <w:pPr/>
-      <w:r>
-        <w:rPr>
-          <w:lang w:val="es_ES" w:bidi="es_ES"/>
-        </w:rPr>
-      </w:r>
-      <w:r>
-        <w:rPr>
-          <w:b/>
-          <w:lang w:val="es_ES" w:bidi="es_ES"/>
-        </w:rPr>
         <w:t>"</w:t>
       </w:r>
       <w:r>
@@ -15616,21 +13391,6 @@
           <w:b/>
           <w:lang w:val="es_ES" w:bidi="es_ES"/>
         </w:rPr>
-        <w:t>ἡμεῖς</w:t>
-      </w:r>
-    </w:p>
-    <w:p>
-      <w:pPr/>
-      <w:r>
-        <w:rPr>
-          <w:lang w:val="es_ES" w:bidi="es_ES"/>
-        </w:rPr>
-      </w:r>
-      <w:r>
-        <w:rPr>
-          <w:b/>
-          <w:lang w:val="es_ES" w:bidi="es_ES"/>
-        </w:rPr>
         <w:t>"nosotros".</w:t>
       </w:r>
     </w:p>
@@ -15727,21 +13487,6 @@
           <w:b/>
           <w:lang w:val="es_ES" w:bidi="es_ES"/>
         </w:rPr>
-        <w:t>ἦμεν &amp; ἀνόητοι</w:t>
-      </w:r>
-    </w:p>
-    <w:p>
-      <w:pPr/>
-      <w:r>
-        <w:rPr>
-          <w:lang w:val="es_ES" w:bidi="es_ES"/>
-        </w:rPr>
-      </w:r>
-      <w:r>
-        <w:rPr>
-          <w:b/>
-          <w:lang w:val="es_ES" w:bidi="es_ES"/>
-        </w:rPr>
         <w:t>"éramos" - "insensatos".</w:t>
       </w:r>
     </w:p>
@@ -15805,21 +13550,6 @@
           <w:b/>
           <w:lang w:val="es_ES" w:bidi="es_ES"/>
         </w:rPr>
-        <w:t>πλανώμενοι, δουλεύοντες ἐπιθυμίαις καὶ ἡδοναῖς ποικίλαις</w:t>
-      </w:r>
-    </w:p>
-    <w:p>
-      <w:pPr/>
-      <w:r>
-        <w:rPr>
-          <w:lang w:val="es_ES" w:bidi="es_ES"/>
-        </w:rPr>
-      </w:r>
-      <w:r>
-        <w:rPr>
-          <w:b/>
-          <w:lang w:val="es_ES" w:bidi="es_ES"/>
-        </w:rPr>
         <w:t>"extraviados, esclavos de concupiscencias y deleites diversos</w:t>
       </w:r>
       <w:r>
@@ -15936,21 +13666,6 @@
           <w:b/>
           <w:lang w:val="es_ES" w:bidi="es_ES"/>
         </w:rPr>
-        <w:t>πλανώμενοι, δουλεύοντες ἐπιθυμίαις καὶ ἡδοναῖς ποικίλαις</w:t>
-      </w:r>
-    </w:p>
-    <w:p>
-      <w:pPr/>
-      <w:r>
-        <w:rPr>
-          <w:lang w:val="es_ES" w:bidi="es_ES"/>
-        </w:rPr>
-      </w:r>
-      <w:r>
-        <w:rPr>
-          <w:b/>
-          <w:lang w:val="es_ES" w:bidi="es_ES"/>
-        </w:rPr>
         <w:t>"extraviados, esclavos de concupiscencias y deleites diversos</w:t>
       </w:r>
       <w:r>
@@ -16041,21 +13756,6 @@
           <w:b/>
           <w:lang w:val="es_ES" w:bidi="es_ES"/>
         </w:rPr>
-        <w:t>ἐπιθυμίαις καὶ ἡδοναῖς ποικίλαις</w:t>
-      </w:r>
-    </w:p>
-    <w:p>
-      <w:pPr/>
-      <w:r>
-        <w:rPr>
-          <w:lang w:val="es_ES" w:bidi="es_ES"/>
-        </w:rPr>
-      </w:r>
-      <w:r>
-        <w:rPr>
-          <w:b/>
-          <w:lang w:val="es_ES" w:bidi="es_ES"/>
-        </w:rPr>
         <w:t>"de concupiscencias y deleites diversos"</w:t>
       </w:r>
       <w:r>
@@ -16172,21 +13872,6 @@
           <w:b/>
           <w:lang w:val="es_ES" w:bidi="es_ES"/>
         </w:rPr>
-        <w:t>ἐν κακίᾳ καὶ φθόνῳ διάγοντες</w:t>
-      </w:r>
-    </w:p>
-    <w:p>
-      <w:pPr/>
-      <w:r>
-        <w:rPr>
-          <w:lang w:val="es_ES" w:bidi="es_ES"/>
-        </w:rPr>
-      </w:r>
-      <w:r>
-        <w:rPr>
-          <w:b/>
-          <w:lang w:val="es_ES" w:bidi="es_ES"/>
-        </w:rPr>
         <w:t>"viviendo en malicia y envidia".</w:t>
       </w:r>
     </w:p>
@@ -16348,21 +14033,6 @@
           <w:b/>
           <w:lang w:val="es_ES" w:bidi="es_ES"/>
         </w:rPr>
-        <w:t>στυγητοί</w:t>
-      </w:r>
-    </w:p>
-    <w:p>
-      <w:pPr/>
-      <w:r>
-        <w:rPr>
-          <w:lang w:val="es_ES" w:bidi="es_ES"/>
-        </w:rPr>
-      </w:r>
-      <w:r>
-        <w:rPr>
-          <w:b/>
-          <w:lang w:val="es_ES" w:bidi="es_ES"/>
-        </w:rPr>
         <w:t>"aborrecibles".</w:t>
       </w:r>
     </w:p>
@@ -16426,21 +14096,6 @@
           <w:b/>
           <w:lang w:val="es_ES" w:bidi="es_ES"/>
         </w:rPr>
-        <w:t>δὲ</w:t>
-      </w:r>
-    </w:p>
-    <w:p>
-      <w:pPr/>
-      <w:r>
-        <w:rPr>
-          <w:lang w:val="es_ES" w:bidi="es_ES"/>
-        </w:rPr>
-      </w:r>
-      <w:r>
-        <w:rPr>
-          <w:b/>
-          <w:lang w:val="es_ES" w:bidi="es_ES"/>
-        </w:rPr>
         <w:t>"Pero"</w:t>
       </w:r>
     </w:p>
@@ -16531,21 +14186,6 @@
           <w:b/>
           <w:lang w:val="es_ES" w:bidi="es_ES"/>
         </w:rPr>
-        <w:t>ὅτε &amp; ἡ χρηστότης καὶ ἡ φιλανθρωπία ἐπεφάνη τοῦ Σωτῆρος ἡμῶν, Θεοῦ</w:t>
-      </w:r>
-    </w:p>
-    <w:p>
-      <w:pPr/>
-      <w:r>
-        <w:rPr>
-          <w:lang w:val="es_ES" w:bidi="es_ES"/>
-        </w:rPr>
-      </w:r>
-      <w:r>
-        <w:rPr>
-          <w:b/>
-          <w:lang w:val="es_ES" w:bidi="es_ES"/>
-        </w:rPr>
         <w:t>"cuando" - "</w:t>
       </w:r>
       <w:r>
@@ -16662,21 +14302,6 @@
           <w:b/>
           <w:lang w:val="es_ES" w:bidi="es_ES"/>
         </w:rPr>
-        <w:t>ὅτε &amp; ἡ χρηστότης καὶ ἡ φιλανθρωπία ἐπεφάνη τοῦ Σωτῆρος ἡμῶν, Θεοῦ</w:t>
-      </w:r>
-    </w:p>
-    <w:p>
-      <w:pPr/>
-      <w:r>
-        <w:rPr>
-          <w:lang w:val="es_ES" w:bidi="es_ES"/>
-        </w:rPr>
-      </w:r>
-      <w:r>
-        <w:rPr>
-          <w:b/>
-          <w:lang w:val="es_ES" w:bidi="es_ES"/>
-        </w:rPr>
         <w:t>"cuando"</w:t>
       </w:r>
       <w:r>
@@ -16813,21 +14438,6 @@
           <w:b/>
           <w:lang w:val="es_ES" w:bidi="es_ES"/>
         </w:rPr>
-        <w:t>ἡμῶν</w:t>
-      </w:r>
-    </w:p>
-    <w:p>
-      <w:pPr/>
-      <w:r>
-        <w:rPr>
-          <w:lang w:val="es_ES" w:bidi="es_ES"/>
-        </w:rPr>
-      </w:r>
-      <w:r>
-        <w:rPr>
-          <w:b/>
-          <w:lang w:val="es_ES" w:bidi="es_ES"/>
-        </w:rPr>
         <w:t>"nuestro"</w:t>
       </w:r>
     </w:p>
@@ -16924,21 +14534,6 @@
           <w:b/>
           <w:lang w:val="es_ES" w:bidi="es_ES"/>
         </w:rPr>
-        <w:t>ἔργων τῶν ἐν δικαιοσύνῃ</w:t>
-      </w:r>
-    </w:p>
-    <w:p>
-      <w:pPr/>
-      <w:r>
-        <w:rPr>
-          <w:lang w:val="es_ES" w:bidi="es_ES"/>
-        </w:rPr>
-      </w:r>
-      <w:r>
-        <w:rPr>
-          <w:b/>
-          <w:lang w:val="es_ES" w:bidi="es_ES"/>
-        </w:rPr>
         <w:t>"obras de justicia".</w:t>
       </w:r>
     </w:p>
@@ -17035,21 +14630,6 @@
           <w:b/>
           <w:lang w:val="es_ES" w:bidi="es_ES"/>
         </w:rPr>
-        <w:t>κατὰ τὸ αὐτοῦ ἔλεος</w:t>
-      </w:r>
-    </w:p>
-    <w:p>
-      <w:pPr/>
-      <w:r>
-        <w:rPr>
-          <w:lang w:val="es_ES" w:bidi="es_ES"/>
-        </w:rPr>
-      </w:r>
-      <w:r>
-        <w:rPr>
-          <w:b/>
-          <w:lang w:val="es_ES" w:bidi="es_ES"/>
-        </w:rPr>
         <w:t>"sino por Su misericordia"</w:t>
       </w:r>
     </w:p>
@@ -17146,21 +14726,6 @@
           <w:b/>
           <w:lang w:val="es_ES" w:bidi="es_ES"/>
         </w:rPr>
-        <w:t>λουτροῦ παλινγενεσίας</w:t>
-      </w:r>
-    </w:p>
-    <w:p>
-      <w:pPr/>
-      <w:r>
-        <w:rPr>
-          <w:lang w:val="es_ES" w:bidi="es_ES"/>
-        </w:rPr>
-      </w:r>
-      <w:r>
-        <w:rPr>
-          <w:b/>
-          <w:lang w:val="es_ES" w:bidi="es_ES"/>
-        </w:rPr>
         <w:t>"el lavamiento".</w:t>
       </w:r>
     </w:p>
@@ -17270,21 +14835,6 @@
           <w:b/>
           <w:lang w:val="es_ES" w:bidi="es_ES"/>
         </w:rPr>
-        <w:t>οὗ ἐξέχεεν ἐφ’ ἡμᾶς πλουσίως,</w:t>
-      </w:r>
-    </w:p>
-    <w:p>
-      <w:pPr/>
-      <w:r>
-        <w:rPr>
-          <w:lang w:val="es_ES" w:bidi="es_ES"/>
-        </w:rPr>
-      </w:r>
-      <w:r>
-        <w:rPr>
-          <w:b/>
-          <w:lang w:val="es_ES" w:bidi="es_ES"/>
-        </w:rPr>
         <w:t>"</w:t>
       </w:r>
       <w:r>
@@ -17382,21 +14932,6 @@
           <w:b/>
           <w:lang w:val="es_ES" w:bidi="es_ES"/>
         </w:rPr>
-        <w:t>ἡμᾶς</w:t>
-      </w:r>
-    </w:p>
-    <w:p>
-      <w:pPr/>
-      <w:r>
-        <w:rPr>
-          <w:lang w:val="es_ES" w:bidi="es_ES"/>
-        </w:rPr>
-      </w:r>
-      <w:r>
-        <w:rPr>
-          <w:b/>
-          <w:lang w:val="es_ES" w:bidi="es_ES"/>
-        </w:rPr>
         <w:t>"nosotros".</w:t>
       </w:r>
     </w:p>
@@ -17493,21 +15028,6 @@
           <w:b/>
           <w:lang w:val="es_ES" w:bidi="es_ES"/>
         </w:rPr>
-        <w:t>διὰ Ἰησοῦ Χριστοῦ, τοῦ Σωτῆρος ἡμῶν</w:t>
-      </w:r>
-    </w:p>
-    <w:p>
-      <w:pPr/>
-      <w:r>
-        <w:rPr>
-          <w:lang w:val="es_ES" w:bidi="es_ES"/>
-        </w:rPr>
-      </w:r>
-      <w:r>
-        <w:rPr>
-          <w:b/>
-          <w:lang w:val="es_ES" w:bidi="es_ES"/>
-        </w:rPr>
         <w:t>"</w:t>
       </w:r>
       <w:r>
@@ -17585,21 +15105,6 @@
           <w:b/>
           <w:lang w:val="es_ES" w:bidi="es_ES"/>
         </w:rPr>
-        <w:t>ἡμῶν</w:t>
-      </w:r>
-    </w:p>
-    <w:p>
-      <w:pPr/>
-      <w:r>
-        <w:rPr>
-          <w:lang w:val="es_ES" w:bidi="es_ES"/>
-        </w:rPr>
-      </w:r>
-      <w:r>
-        <w:rPr>
-          <w:b/>
-          <w:lang w:val="es_ES" w:bidi="es_ES"/>
-        </w:rPr>
         <w:t>"nuestro".</w:t>
       </w:r>
     </w:p>
@@ -17696,21 +15201,6 @@
           <w:b/>
           <w:lang w:val="es_ES" w:bidi="es_ES"/>
         </w:rPr>
-        <w:t>ἵνα</w:t>
-      </w:r>
-    </w:p>
-    <w:p>
-      <w:pPr/>
-      <w:r>
-        <w:rPr>
-          <w:lang w:val="es_ES" w:bidi="es_ES"/>
-        </w:rPr>
-      </w:r>
-      <w:r>
-        <w:rPr>
-          <w:b/>
-          <w:lang w:val="es_ES" w:bidi="es_ES"/>
-        </w:rPr>
         <w:t>"para que".</w:t>
       </w:r>
     </w:p>
@@ -17839,21 +15329,6 @@
           <w:b/>
           <w:lang w:val="es_ES" w:bidi="es_ES"/>
         </w:rPr>
-        <w:t>δικαιωθέντες</w:t>
-      </w:r>
-    </w:p>
-    <w:p>
-      <w:pPr/>
-      <w:r>
-        <w:rPr>
-          <w:lang w:val="es_ES" w:bidi="es_ES"/>
-        </w:rPr>
-      </w:r>
-      <w:r>
-        <w:rPr>
-          <w:b/>
-          <w:lang w:val="es_ES" w:bidi="es_ES"/>
-        </w:rPr>
         <w:t>"justificados".</w:t>
       </w:r>
     </w:p>
@@ -17937,21 +15412,6 @@
           <w:b/>
           <w:lang w:val="es_ES" w:bidi="es_ES"/>
         </w:rPr>
-        <w:t>τῇ ἐκείνου χάριτι</w:t>
-      </w:r>
-    </w:p>
-    <w:p>
-      <w:pPr/>
-      <w:r>
-        <w:rPr>
-          <w:lang w:val="es_ES" w:bidi="es_ES"/>
-        </w:rPr>
-      </w:r>
-      <w:r>
-        <w:rPr>
-          <w:b/>
-          <w:lang w:val="es_ES" w:bidi="es_ES"/>
-        </w:rPr>
         <w:t>"por Su gracia".</w:t>
       </w:r>
     </w:p>
@@ -18048,21 +15508,6 @@
           <w:b/>
           <w:lang w:val="es_ES" w:bidi="es_ES"/>
         </w:rPr>
-        <w:t>ἐκείνου</w:t>
-      </w:r>
-    </w:p>
-    <w:p>
-      <w:pPr/>
-      <w:r>
-        <w:rPr>
-          <w:lang w:val="es_ES" w:bidi="es_ES"/>
-        </w:rPr>
-      </w:r>
-      <w:r>
-        <w:rPr>
-          <w:b/>
-          <w:lang w:val="es_ES" w:bidi="es_ES"/>
-        </w:rPr>
         <w:t>"por Su".</w:t>
       </w:r>
     </w:p>
@@ -18159,21 +15604,6 @@
           <w:b/>
           <w:lang w:val="es_ES" w:bidi="es_ES"/>
         </w:rPr>
-        <w:t>κληρονόμοι γενηθῶμεν, κατ’ ἐλπίδα ζωῆς αἰωνίου</w:t>
-      </w:r>
-    </w:p>
-    <w:p>
-      <w:pPr/>
-      <w:r>
-        <w:rPr>
-          <w:lang w:val="es_ES" w:bidi="es_ES"/>
-        </w:rPr>
-      </w:r>
-      <w:r>
-        <w:rPr>
-          <w:b/>
-          <w:lang w:val="es_ES" w:bidi="es_ES"/>
-        </w:rPr>
         <w:t>"</w:t>
       </w:r>
       <w:r>
@@ -18271,21 +15701,6 @@
           <w:b/>
           <w:lang w:val="es_ES" w:bidi="es_ES"/>
         </w:rPr>
-        <w:t>ὁ λόγος</w:t>
-      </w:r>
-    </w:p>
-    <w:p>
-      <w:pPr/>
-      <w:r>
-        <w:rPr>
-          <w:lang w:val="es_ES" w:bidi="es_ES"/>
-        </w:rPr>
-      </w:r>
-      <w:r>
-        <w:rPr>
-          <w:b/>
-          <w:lang w:val="es_ES" w:bidi="es_ES"/>
-        </w:rPr>
         <w:t>"</w:t>
       </w:r>
       <w:r>
@@ -18396,21 +15811,6 @@
           <w:b/>
           <w:lang w:val="es_ES" w:bidi="es_ES"/>
         </w:rPr>
-        <w:t>τούτων</w:t>
-      </w:r>
-    </w:p>
-    <w:p>
-      <w:pPr/>
-      <w:r>
-        <w:rPr>
-          <w:lang w:val="es_ES" w:bidi="es_ES"/>
-        </w:rPr>
-      </w:r>
-      <w:r>
-        <w:rPr>
-          <w:b/>
-          <w:lang w:val="es_ES" w:bidi="es_ES"/>
-        </w:rPr>
         <w:t>"estas cosas".</w:t>
       </w:r>
     </w:p>
@@ -18507,21 +15907,6 @@
           <w:b/>
           <w:lang w:val="es_ES" w:bidi="es_ES"/>
         </w:rPr>
-        <w:t>φροντίζωσιν καλῶν ἔργων, προΐστασθαι</w:t>
-      </w:r>
-    </w:p>
-    <w:p>
-      <w:pPr/>
-      <w:r>
-        <w:rPr>
-          <w:lang w:val="es_ES" w:bidi="es_ES"/>
-        </w:rPr>
-      </w:r>
-      <w:r>
-        <w:rPr>
-          <w:b/>
-          <w:lang w:val="es_ES" w:bidi="es_ES"/>
-        </w:rPr>
         <w:t>"procuren ocuparse en buenas obras".</w:t>
       </w:r>
     </w:p>
@@ -18585,21 +15970,6 @@
           <w:b/>
           <w:lang w:val="es_ES" w:bidi="es_ES"/>
         </w:rPr>
-        <w:t>τοῖς ἀνθρώποις</w:t>
-      </w:r>
-    </w:p>
-    <w:p>
-      <w:pPr/>
-      <w:r>
-        <w:rPr>
-          <w:lang w:val="es_ES" w:bidi="es_ES"/>
-        </w:rPr>
-      </w:r>
-      <w:r>
-        <w:rPr>
-          <w:b/>
-          <w:lang w:val="es_ES" w:bidi="es_ES"/>
-        </w:rPr>
         <w:t>"</w:t>
       </w:r>
       <w:r>
@@ -18710,21 +16080,6 @@
           <w:b/>
           <w:lang w:val="es_ES" w:bidi="es_ES"/>
         </w:rPr>
-        <w:t>δὲ &amp; περιΐστασο</w:t>
-      </w:r>
-    </w:p>
-    <w:p>
-      <w:pPr/>
-      <w:r>
-        <w:rPr>
-          <w:lang w:val="es_ES" w:bidi="es_ES"/>
-        </w:rPr>
-      </w:r>
-      <w:r>
-        <w:rPr>
-          <w:b/>
-          <w:lang w:val="es_ES" w:bidi="es_ES"/>
-        </w:rPr>
         <w:t>"Pero"</w:t>
       </w:r>
       <w:r>
@@ -18834,21 +16189,6 @@
           <w:b/>
           <w:lang w:val="es_ES" w:bidi="es_ES"/>
         </w:rPr>
-        <w:t>μωρὰς &amp; ζητήσεις</w:t>
-      </w:r>
-    </w:p>
-    <w:p>
-      <w:pPr/>
-      <w:r>
-        <w:rPr>
-          <w:lang w:val="es_ES" w:bidi="es_ES"/>
-        </w:rPr>
-      </w:r>
-      <w:r>
-        <w:rPr>
-          <w:b/>
-          <w:lang w:val="es_ES" w:bidi="es_ES"/>
-        </w:rPr>
         <w:t>"necias"</w:t>
       </w:r>
       <w:r>
@@ -18925,21 +16265,6 @@
           <w:b/>
           <w:lang w:val="es_ES" w:bidi="es_ES"/>
         </w:rPr>
-        <w:t>γενεαλογίας</w:t>
-      </w:r>
-    </w:p>
-    <w:p>
-      <w:pPr/>
-      <w:r>
-        <w:rPr>
-          <w:lang w:val="es_ES" w:bidi="es_ES"/>
-        </w:rPr>
-      </w:r>
-      <w:r>
-        <w:rPr>
-          <w:b/>
-          <w:lang w:val="es_ES" w:bidi="es_ES"/>
-        </w:rPr>
         <w:t>"genealogías".</w:t>
       </w:r>
     </w:p>
@@ -19036,21 +16361,6 @@
           <w:b/>
           <w:lang w:val="es_ES" w:bidi="es_ES"/>
         </w:rPr>
-        <w:t>ἔρεις</w:t>
-      </w:r>
-    </w:p>
-    <w:p>
-      <w:pPr/>
-      <w:r>
-        <w:rPr>
-          <w:lang w:val="es_ES" w:bidi="es_ES"/>
-        </w:rPr>
-      </w:r>
-      <w:r>
-        <w:rPr>
-          <w:b/>
-          <w:lang w:val="es_ES" w:bidi="es_ES"/>
-        </w:rPr>
         <w:t>"contenciones".</w:t>
       </w:r>
     </w:p>
@@ -19147,21 +16457,6 @@
           <w:b/>
           <w:lang w:val="es_ES" w:bidi="es_ES"/>
         </w:rPr>
-        <w:t>νομικὰς</w:t>
-      </w:r>
-    </w:p>
-    <w:p>
-      <w:pPr/>
-      <w:r>
-        <w:rPr>
-          <w:lang w:val="es_ES" w:bidi="es_ES"/>
-        </w:rPr>
-      </w:r>
-      <w:r>
-        <w:rPr>
-          <w:b/>
-          <w:lang w:val="es_ES" w:bidi="es_ES"/>
-        </w:rPr>
         <w:t>"acerca de la ley".</w:t>
       </w:r>
     </w:p>
@@ -19245,21 +16540,6 @@
           <w:b/>
           <w:lang w:val="es_ES" w:bidi="es_ES"/>
         </w:rPr>
-        <w:t>αἱρετικὸν ἄνθρωπον &amp; παραιτοῦ</w:t>
-      </w:r>
-    </w:p>
-    <w:p>
-      <w:pPr/>
-      <w:r>
-        <w:rPr>
-          <w:lang w:val="es_ES" w:bidi="es_ES"/>
-        </w:rPr>
-      </w:r>
-      <w:r>
-        <w:rPr>
-          <w:b/>
-          <w:lang w:val="es_ES" w:bidi="es_ES"/>
-        </w:rPr>
         <w:t>"al hombre que cause divisiones"</w:t>
       </w:r>
       <w:r>
@@ -19370,21 +16650,6 @@
           <w:b/>
           <w:lang w:val="es_ES" w:bidi="es_ES"/>
         </w:rPr>
-        <w:t>μετὰ μίαν καὶ δευτέραν νουθεσίαν</w:t>
-      </w:r>
-    </w:p>
-    <w:p>
-      <w:pPr/>
-      <w:r>
-        <w:rPr>
-          <w:lang w:val="es_ES" w:bidi="es_ES"/>
-        </w:rPr>
-      </w:r>
-      <w:r>
-        <w:rPr>
-          <w:b/>
-          <w:lang w:val="es_ES" w:bidi="es_ES"/>
-        </w:rPr>
         <w:t>"</w:t>
       </w:r>
       <w:r>
@@ -19482,21 +16747,6 @@
           <w:b/>
           <w:lang w:val="es_ES" w:bidi="es_ES"/>
         </w:rPr>
-        <w:t>ὁ τοιοῦτος</w:t>
-      </w:r>
-    </w:p>
-    <w:p>
-      <w:pPr/>
-      <w:r>
-        <w:rPr>
-          <w:lang w:val="es_ES" w:bidi="es_ES"/>
-        </w:rPr>
-      </w:r>
-      <w:r>
-        <w:rPr>
-          <w:b/>
-          <w:lang w:val="es_ES" w:bidi="es_ES"/>
-        </w:rPr>
         <w:t>"</w:t>
       </w:r>
       <w:r>
@@ -19574,21 +16824,6 @@
           <w:b/>
           <w:lang w:val="es_ES" w:bidi="es_ES"/>
         </w:rPr>
-        <w:t>ἐξέστραπται</w:t>
-      </w:r>
-    </w:p>
-    <w:p>
-      <w:pPr/>
-      <w:r>
-        <w:rPr>
-          <w:lang w:val="es_ES" w:bidi="es_ES"/>
-        </w:rPr>
-      </w:r>
-      <w:r>
-        <w:rPr>
-          <w:b/>
-          <w:lang w:val="es_ES" w:bidi="es_ES"/>
-        </w:rPr>
         <w:t>"</w:t>
       </w:r>
       <w:r>
@@ -19699,21 +16934,6 @@
           <w:b/>
           <w:lang w:val="es_ES" w:bidi="es_ES"/>
         </w:rPr>
-        <w:t>ὢν αὐτοκατάκριτος</w:t>
-      </w:r>
-    </w:p>
-    <w:p>
-      <w:pPr/>
-      <w:r>
-        <w:rPr>
-          <w:lang w:val="es_ES" w:bidi="es_ES"/>
-        </w:rPr>
-      </w:r>
-      <w:r>
-        <w:rPr>
-          <w:b/>
-          <w:lang w:val="es_ES" w:bidi="es_ES"/>
-        </w:rPr>
         <w:t>"</w:t>
       </w:r>
       <w:r>
@@ -19791,21 +17011,6 @@
           <w:b/>
           <w:lang w:val="es_ES" w:bidi="es_ES"/>
         </w:rPr>
-        <w:t>ὅταν πέμψω Ἀρτεμᾶν πρὸς σὲ ἢ Τυχικόν</w:t>
-      </w:r>
-    </w:p>
-    <w:p>
-      <w:pPr/>
-      <w:r>
-        <w:rPr>
-          <w:lang w:val="es_ES" w:bidi="es_ES"/>
-        </w:rPr>
-      </w:r>
-      <w:r>
-        <w:rPr>
-          <w:b/>
-          <w:lang w:val="es_ES" w:bidi="es_ES"/>
-        </w:rPr>
         <w:t>"</w:t>
       </w:r>
       <w:r>
@@ -19903,21 +17108,6 @@
           <w:b/>
           <w:lang w:val="es_ES" w:bidi="es_ES"/>
         </w:rPr>
-        <w:t>Ἀρτεμᾶν &amp; Τυχικόν</w:t>
-      </w:r>
-    </w:p>
-    <w:p>
-      <w:pPr/>
-      <w:r>
-        <w:rPr>
-          <w:lang w:val="es_ES" w:bidi="es_ES"/>
-        </w:rPr>
-      </w:r>
-      <w:r>
-        <w:rPr>
-          <w:b/>
-          <w:lang w:val="es_ES" w:bidi="es_ES"/>
-        </w:rPr>
         <w:t>"Artemas"</w:t>
       </w:r>
       <w:r>
@@ -20034,21 +17224,6 @@
           <w:b/>
           <w:lang w:val="es_ES" w:bidi="es_ES"/>
         </w:rPr>
-        <w:t>σπούδασον ἐλθεῖν</w:t>
-      </w:r>
-    </w:p>
-    <w:p>
-      <w:pPr/>
-      <w:r>
-        <w:rPr>
-          <w:lang w:val="es_ES" w:bidi="es_ES"/>
-        </w:rPr>
-      </w:r>
-      <w:r>
-        <w:rPr>
-          <w:b/>
-          <w:lang w:val="es_ES" w:bidi="es_ES"/>
-        </w:rPr>
         <w:t>"</w:t>
       </w:r>
       <w:r>
@@ -20126,21 +17301,6 @@
           <w:b/>
           <w:lang w:val="es_ES" w:bidi="es_ES"/>
         </w:rPr>
-        <w:t>σπούδασον</w:t>
-      </w:r>
-    </w:p>
-    <w:p>
-      <w:pPr/>
-      <w:r>
-        <w:rPr>
-          <w:lang w:val="es_ES" w:bidi="es_ES"/>
-        </w:rPr>
-      </w:r>
-      <w:r>
-        <w:rPr>
-          <w:b/>
-          <w:lang w:val="es_ES" w:bidi="es_ES"/>
-        </w:rPr>
         <w:t>"</w:t>
       </w:r>
       <w:r>
@@ -20251,21 +17411,6 @@
           <w:b/>
           <w:lang w:val="es_ES" w:bidi="es_ES"/>
         </w:rPr>
-        <w:t>σπουδαίως πρόπεμψον</w:t>
-      </w:r>
-    </w:p>
-    <w:p>
-      <w:pPr/>
-      <w:r>
-        <w:rPr>
-          <w:lang w:val="es_ES" w:bidi="es_ES"/>
-        </w:rPr>
-      </w:r>
-      <w:r>
-        <w:rPr>
-          <w:b/>
-          <w:lang w:val="es_ES" w:bidi="es_ES"/>
-        </w:rPr>
         <w:t>"</w:t>
       </w:r>
       <w:r>
@@ -20376,21 +17521,6 @@
           <w:b/>
           <w:lang w:val="es_ES" w:bidi="es_ES"/>
         </w:rPr>
-        <w:t>Ζηνᾶν &amp; Ἀπολλῶν</w:t>
-      </w:r>
-    </w:p>
-    <w:p>
-      <w:pPr/>
-      <w:r>
-        <w:rPr>
-          <w:lang w:val="es_ES" w:bidi="es_ES"/>
-        </w:rPr>
-      </w:r>
-      <w:r>
-        <w:rPr>
-          <w:b/>
-          <w:lang w:val="es_ES" w:bidi="es_ES"/>
-        </w:rPr>
         <w:t>"Zenas"</w:t>
       </w:r>
       <w:r>
@@ -20507,21 +17637,6 @@
           <w:b/>
           <w:lang w:val="es_ES" w:bidi="es_ES"/>
         </w:rPr>
-        <w:t>καὶ Ἀπολλῶν</w:t>
-      </w:r>
-    </w:p>
-    <w:p>
-      <w:pPr/>
-      <w:r>
-        <w:rPr>
-          <w:lang w:val="es_ES" w:bidi="es_ES"/>
-        </w:rPr>
-      </w:r>
-      <w:r>
-        <w:rPr>
-          <w:b/>
-          <w:lang w:val="es_ES" w:bidi="es_ES"/>
-        </w:rPr>
         <w:t>"y a Apolos".</w:t>
       </w:r>
     </w:p>
@@ -20585,21 +17700,6 @@
           <w:b/>
           <w:lang w:val="es_ES" w:bidi="es_ES"/>
         </w:rPr>
-        <w:t>ἵνα μηδὲν αὐτοῖς λείπῃ</w:t>
-      </w:r>
-    </w:p>
-    <w:p>
-      <w:pPr/>
-      <w:r>
-        <w:rPr>
-          <w:lang w:val="es_ES" w:bidi="es_ES"/>
-        </w:rPr>
-      </w:r>
-      <w:r>
-        <w:rPr>
-          <w:b/>
-          <w:lang w:val="es_ES" w:bidi="es_ES"/>
-        </w:rPr>
         <w:t>"</w:t>
       </w:r>
       <w:r>
@@ -20710,21 +17810,6 @@
           <w:b/>
           <w:lang w:val="es_ES" w:bidi="es_ES"/>
         </w:rPr>
-        <w:t>ἵνα μηδὲν αὐτοῖς λείπῃ</w:t>
-      </w:r>
-    </w:p>
-    <w:p>
-      <w:pPr/>
-      <w:r>
-        <w:rPr>
-          <w:lang w:val="es_ES" w:bidi="es_ES"/>
-        </w:rPr>
-      </w:r>
-      <w:r>
-        <w:rPr>
-          <w:b/>
-          <w:lang w:val="es_ES" w:bidi="es_ES"/>
-        </w:rPr>
         <w:t>"</w:t>
       </w:r>
       <w:r>
@@ -20822,21 +17907,6 @@
           <w:b/>
           <w:lang w:val="es_ES" w:bidi="es_ES"/>
         </w:rPr>
-        <w:t>οἱ ἡμέτεροι</w:t>
-      </w:r>
-    </w:p>
-    <w:p>
-      <w:pPr/>
-      <w:r>
-        <w:rPr>
-          <w:lang w:val="es_ES" w:bidi="es_ES"/>
-        </w:rPr>
-      </w:r>
-      <w:r>
-        <w:rPr>
-          <w:b/>
-          <w:lang w:val="es_ES" w:bidi="es_ES"/>
-        </w:rPr>
         <w:t>"</w:t>
       </w:r>
       <w:r>
@@ -20947,21 +18017,6 @@
           <w:b/>
           <w:lang w:val="es_ES" w:bidi="es_ES"/>
         </w:rPr>
-        <w:t>οἱ ἡμέτεροι</w:t>
-      </w:r>
-    </w:p>
-    <w:p>
-      <w:pPr/>
-      <w:r>
-        <w:rPr>
-          <w:lang w:val="es_ES" w:bidi="es_ES"/>
-        </w:rPr>
-      </w:r>
-      <w:r>
-        <w:rPr>
-          <w:b/>
-          <w:lang w:val="es_ES" w:bidi="es_ES"/>
-        </w:rPr>
         <w:t>"</w:t>
       </w:r>
       <w:r>
@@ -21072,21 +18127,6 @@
           <w:b/>
           <w:lang w:val="es_ES" w:bidi="es_ES"/>
         </w:rPr>
-        <w:t>εἰς τὰς ἀναγκαίας χρείας</w:t>
-      </w:r>
-    </w:p>
-    <w:p>
-      <w:pPr/>
-      <w:r>
-        <w:rPr>
-          <w:lang w:val="es_ES" w:bidi="es_ES"/>
-        </w:rPr>
-      </w:r>
-      <w:r>
-        <w:rPr>
-          <w:b/>
-          <w:lang w:val="es_ES" w:bidi="es_ES"/>
-        </w:rPr>
         <w:t>"</w:t>
       </w:r>
       <w:r>
@@ -21197,21 +18237,6 @@
           <w:b/>
           <w:lang w:val="es_ES" w:bidi="es_ES"/>
         </w:rPr>
-        <w:t>ἵνα μὴ ὦσιν ἄκαρποι</w:t>
-      </w:r>
-    </w:p>
-    <w:p>
-      <w:pPr/>
-      <w:r>
-        <w:rPr>
-          <w:lang w:val="es_ES" w:bidi="es_ES"/>
-        </w:rPr>
-      </w:r>
-      <w:r>
-        <w:rPr>
-          <w:b/>
-          <w:lang w:val="es_ES" w:bidi="es_ES"/>
-        </w:rPr>
         <w:t>"</w:t>
       </w:r>
       <w:r>
@@ -21302,21 +18327,6 @@
           <w:b/>
           <w:lang w:val="es_ES" w:bidi="es_ES"/>
         </w:rPr>
-        <w:t>ἵνα μὴ ὦσιν ἄκαρποι</w:t>
-      </w:r>
-    </w:p>
-    <w:p>
-      <w:pPr/>
-      <w:r>
-        <w:rPr>
-          <w:lang w:val="es_ES" w:bidi="es_ES"/>
-        </w:rPr>
-      </w:r>
-      <w:r>
-        <w:rPr>
-          <w:b/>
-          <w:lang w:val="es_ES" w:bidi="es_ES"/>
-        </w:rPr>
         <w:t>"</w:t>
       </w:r>
       <w:r>
@@ -21414,21 +18424,6 @@
           <w:b/>
           <w:lang w:val="es_ES" w:bidi="es_ES"/>
         </w:rPr>
-        <w:t>ἀσπάζονταί σε</w:t>
-      </w:r>
-    </w:p>
-    <w:p>
-      <w:pPr/>
-      <w:r>
-        <w:rPr>
-          <w:lang w:val="es_ES" w:bidi="es_ES"/>
-        </w:rPr>
-      </w:r>
-      <w:r>
-        <w:rPr>
-          <w:b/>
-          <w:lang w:val="es_ES" w:bidi="es_ES"/>
-        </w:rPr>
         <w:t>"</w:t>
       </w:r>
       <w:r>
@@ -21539,21 +18534,6 @@
           <w:b/>
           <w:lang w:val="es_ES" w:bidi="es_ES"/>
         </w:rPr>
-        <w:t>οἱ μετ’ ἐμοῦ πάντες</w:t>
-      </w:r>
-    </w:p>
-    <w:p>
-      <w:pPr/>
-      <w:r>
-        <w:rPr>
-          <w:lang w:val="es_ES" w:bidi="es_ES"/>
-        </w:rPr>
-      </w:r>
-      <w:r>
-        <w:rPr>
-          <w:b/>
-          <w:lang w:val="es_ES" w:bidi="es_ES"/>
-        </w:rPr>
         <w:t>"</w:t>
       </w:r>
       <w:r>
@@ -21651,21 +18631,6 @@
           <w:b/>
           <w:lang w:val="es_ES" w:bidi="es_ES"/>
         </w:rPr>
-        <w:t>τοὺς φιλοῦντας ἡμᾶς ἐν πίστει</w:t>
-      </w:r>
-    </w:p>
-    <w:p>
-      <w:pPr/>
-      <w:r>
-        <w:rPr>
-          <w:lang w:val="es_ES" w:bidi="es_ES"/>
-        </w:rPr>
-      </w:r>
-      <w:r>
-        <w:rPr>
-          <w:b/>
-          <w:lang w:val="es_ES" w:bidi="es_ES"/>
-        </w:rPr>
         <w:t>"</w:t>
       </w:r>
       <w:r>
@@ -21769,21 +18734,6 @@
           <w:b/>
           <w:lang w:val="es_ES" w:bidi="es_ES"/>
         </w:rPr>
-        <w:t>ἡμᾶς</w:t>
-      </w:r>
-    </w:p>
-    <w:p>
-      <w:pPr/>
-      <w:r>
-        <w:rPr>
-          <w:lang w:val="es_ES" w:bidi="es_ES"/>
-        </w:rPr>
-      </w:r>
-      <w:r>
-        <w:rPr>
-          <w:b/>
-          <w:lang w:val="es_ES" w:bidi="es_ES"/>
-        </w:rPr>
         <w:t>"</w:t>
       </w:r>
       <w:r>
@@ -21894,21 +18844,6 @@
           <w:b/>
           <w:lang w:val="es_ES" w:bidi="es_ES"/>
         </w:rPr>
-        <w:t>ἡ χάρις μετὰ πάντων ὑμῶν</w:t>
-      </w:r>
-    </w:p>
-    <w:p>
-      <w:pPr/>
-      <w:r>
-        <w:rPr>
-          <w:lang w:val="es_ES" w:bidi="es_ES"/>
-        </w:rPr>
-      </w:r>
-      <w:r>
-        <w:rPr>
-          <w:b/>
-          <w:lang w:val="es_ES" w:bidi="es_ES"/>
-        </w:rPr>
         <w:t>"</w:t>
       </w:r>
       <w:r>
@@ -21985,21 +18920,6 @@
         <w:rPr>
           <w:lang w:val="es_ES" w:bidi="es_ES"/>
         </w:rPr>
-      </w:r>
-    </w:p>
-    <w:p>
-      <w:pPr/>
-      <w:r>
-        <w:rPr>
-          <w:lang w:val="es_ES" w:bidi="es_ES"/>
-        </w:rPr>
-      </w:r>
-      <w:r>
-        <w:rPr>
-          <w:b/>
-          <w:lang w:val="es_ES" w:bidi="es_ES"/>
-        </w:rPr>
-        <w:t>ὑμῶν</w:t>
       </w:r>
     </w:p>
     <w:p>

--- a/spa/docx/56.content.docx
+++ b/spa/docx/56.content.docx
@@ -28,15 +28,49 @@
       </w:r>
     </w:p>
     <w:p>
-      <w:pPr/>
-      <w:r>
-        <w:rPr>
-          <w:lang w:val="es_ES" w:bidi="es_ES"/>
-        </w:rPr>
-      </w:r>
-      <w:r>
-        <w:rPr>
-          <w:b/>
+      <w:pPr>
+        <w:pStyle w:val="Heading2"/>
+      </w:pPr>
+      <w:r>
+        <w:rPr>
+          <w:lang w:val="es_ES" w:bidi="es_ES"/>
+        </w:rPr>
+        <w:t>License Information</w:t>
+      </w:r>
+      <w:r>
+        <w:rPr>
+          <w:lang w:val="es_ES" w:bidi="es_ES"/>
+        </w:rPr>
+      </w:r>
+    </w:p>
+    <w:p>
+      <w:pPr/>
+      <w:r>
+        <w:rPr>
+          <w:lang w:val="es_ES" w:bidi="es_ES"/>
+        </w:rPr>
+      </w:r>
+      <w:r>
+        <w:rPr>
+          <w:b/>
+          <w:lang w:val="es_ES" w:bidi="es_ES"/>
+        </w:rPr>
+        <w:t>Notas de Traducción (unfoldingWord)</w:t>
+      </w:r>
+      <w:r>
+        <w:rPr>
+          <w:lang w:val="es_ES" w:bidi="es_ES"/>
+        </w:rPr>
+        <w:t xml:space="preserve"> (Spanish) is based on</w:t>
+      </w:r>
+      <w:r>
+        <w:rPr>
+          <w:lang w:val="es_ES" w:bidi="es_ES"/>
+        </w:rPr>
+        <w:t xml:space="preserve">: </w:t>
+      </w:r>
+      <w:r>
+        <w:rPr>
           <w:lang w:val="es_ES" w:bidi="es_ES"/>
         </w:rPr>
         <w:t>unfoldingWord® Translation Notes</w:t>
@@ -45,31 +79,62 @@
         <w:rPr>
           <w:lang w:val="es_ES" w:bidi="es_ES"/>
         </w:rPr>
-        <w:t xml:space="preserve"> © 2022 unfoldingWord. Released under CC BY-SA 4.0 license. </w:t>
-      </w:r>
-      <w:r>
-        <w:rPr>
-          <w:lang w:val="es_ES" w:bidi="es_ES"/>
-        </w:rPr>
-        <w:t>unfoldingWord® Translation Notes</w:t>
-      </w:r>
-      <w:r>
-        <w:rPr>
-          <w:lang w:val="es_ES" w:bidi="es_ES"/>
-        </w:rPr>
-        <w:t xml:space="preserve"> has been adapted in the following languages: Tok Pisin, Arabic (عربي), French (Français), Hindi (हिंदी), Indonesian (Bahasa Indonesia), Portuguese (Português), Russian (Русский), Spanish (Español), Swahili (Kiswahili), and Simplified Chinese (简体中文) from </w:t>
-      </w:r>
-      <w:r>
-        <w:rPr>
-          <w:lang w:val="es_ES" w:bidi="es_ES"/>
-        </w:rPr>
-        <w:t>unfoldingWord® Translation Notes</w:t>
-      </w:r>
-      <w:r>
-        <w:rPr>
-          <w:lang w:val="es_ES" w:bidi="es_ES"/>
-        </w:rPr>
-        <w:t xml:space="preserve"> © 2022 unfoldingWord. Released under CC BY-SA 4.0 license by Mission Mutual</w:t>
+        <w:t xml:space="preserve">, </w:t>
+      </w:r>
+      <w:hyperlink r:id="rId13">
+        <w:r>
+          <w:rPr>
+            <w:lang w:val="es_ES" w:bidi="es_ES"/>
+          </w:rPr>
+          <w:rPr>
+            <w:color w:val="0000EE"/>
+            <w:u w:val="single"/>
+          </w:rPr>
+          <w:t>unfoldingWord</w:t>
+        </w:r>
+      </w:hyperlink>
+      <w:r>
+        <w:rPr>
+          <w:lang w:val="es_ES" w:bidi="es_ES"/>
+        </w:rPr>
+        <w:t xml:space="preserve">, 2022, which is licensed under a </w:t>
+      </w:r>
+      <w:hyperlink r:id="rId14">
+        <w:r>
+          <w:rPr>
+            <w:lang w:val="es_ES" w:bidi="es_ES"/>
+          </w:rPr>
+          <w:rPr>
+            <w:color w:val="0000EE"/>
+            <w:u w:val="single"/>
+          </w:rPr>
+          <w:t>CC BY-SA 4.0 license</w:t>
+        </w:r>
+      </w:hyperlink>
+      <w:r>
+        <w:rPr>
+          <w:lang w:val="es_ES" w:bidi="es_ES"/>
+        </w:rPr>
+        <w:t>.</w:t>
+      </w:r>
+      <w:r>
+        <w:rPr>
+          <w:lang w:val="es_ES" w:bidi="es_ES"/>
+        </w:rPr>
+      </w:r>
+    </w:p>
+    <w:p>
+      <w:pPr/>
+      <w:r>
+        <w:rPr>
+          <w:lang w:val="es_ES" w:bidi="es_ES"/>
+        </w:rPr>
+      </w:r>
+      <w:r>
+        <w:rPr>
+          <w:lang w:val="es_ES" w:bidi="es_ES"/>
+        </w:rPr>
+        <w:t>This PDF version is provided under the same license.</w:t>
       </w:r>
       <w:r>
         <w:rPr>
@@ -230,6 +295,21 @@
           <w:b/>
           <w:lang w:val="es_ES" w:bidi="es_ES"/>
         </w:rPr>
+        <w:t>κατὰ πίστιν ἐκλεκτῶν Θεοῦ καὶ ἐπίγνωσιν ἀληθείας</w:t>
+      </w:r>
+    </w:p>
+    <w:p>
+      <w:pPr/>
+      <w:r>
+        <w:rPr>
+          <w:lang w:val="es_ES" w:bidi="es_ES"/>
+        </w:rPr>
+      </w:r>
+      <w:r>
+        <w:rPr>
+          <w:b/>
+          <w:lang w:val="es_ES" w:bidi="es_ES"/>
+        </w:rPr>
         <w:t>"conforme a la fe de los escogidos de Dios y el conocimiento de la verdad".</w:t>
       </w:r>
     </w:p>
@@ -352,6 +432,21 @@
           <w:b/>
           <w:lang w:val="es_ES" w:bidi="es_ES"/>
         </w:rPr>
+        <w:t>ἐκλεκτῶν Θεοῦ</w:t>
+      </w:r>
+    </w:p>
+    <w:p>
+      <w:pPr/>
+      <w:r>
+        <w:rPr>
+          <w:lang w:val="es_ES" w:bidi="es_ES"/>
+        </w:rPr>
+      </w:r>
+      <w:r>
+        <w:rPr>
+          <w:b/>
+          <w:lang w:val="es_ES" w:bidi="es_ES"/>
+        </w:rPr>
         <w:t>"de los escogidos de Dios".</w:t>
       </w:r>
     </w:p>
@@ -435,6 +530,21 @@
           <w:b/>
           <w:lang w:val="es_ES" w:bidi="es_ES"/>
         </w:rPr>
+        <w:t>καὶ ἐπίγνωσιν ἀληθείας</w:t>
+      </w:r>
+    </w:p>
+    <w:p>
+      <w:pPr/>
+      <w:r>
+        <w:rPr>
+          <w:lang w:val="es_ES" w:bidi="es_ES"/>
+        </w:rPr>
+      </w:r>
+      <w:r>
+        <w:rPr>
+          <w:b/>
+          <w:lang w:val="es_ES" w:bidi="es_ES"/>
+        </w:rPr>
         <w:t>"y el conocimiento de la verdad".</w:t>
       </w:r>
     </w:p>
@@ -518,6 +628,21 @@
           <w:b/>
           <w:lang w:val="es_ES" w:bidi="es_ES"/>
         </w:rPr>
+        <w:t>τῆς κατ’ εὐσέβειαν</w:t>
+      </w:r>
+    </w:p>
+    <w:p>
+      <w:pPr/>
+      <w:r>
+        <w:rPr>
+          <w:lang w:val="es_ES" w:bidi="es_ES"/>
+        </w:rPr>
+      </w:r>
+      <w:r>
+        <w:rPr>
+          <w:b/>
+          <w:lang w:val="es_ES" w:bidi="es_ES"/>
+        </w:rPr>
         <w:t>"que conduce a la piedad".</w:t>
       </w:r>
     </w:p>
@@ -614,6 +739,21 @@
           <w:b/>
           <w:lang w:val="es_ES" w:bidi="es_ES"/>
         </w:rPr>
+        <w:t>ἐπ’ ἐλπίδι ζωῆς αἰωνίου</w:t>
+      </w:r>
+    </w:p>
+    <w:p>
+      <w:pPr/>
+      <w:r>
+        <w:rPr>
+          <w:lang w:val="es_ES" w:bidi="es_ES"/>
+        </w:rPr>
+      </w:r>
+      <w:r>
+        <w:rPr>
+          <w:b/>
+          <w:lang w:val="es_ES" w:bidi="es_ES"/>
+        </w:rPr>
         <w:t>"en la esperanza de la vida eterna".</w:t>
       </w:r>
     </w:p>
@@ -736,6 +876,21 @@
           <w:b/>
           <w:lang w:val="es_ES" w:bidi="es_ES"/>
         </w:rPr>
+        <w:t>ἐπ’ ἐλπίδι ζωῆς αἰωνίου</w:t>
+      </w:r>
+    </w:p>
+    <w:p>
+      <w:pPr/>
+      <w:r>
+        <w:rPr>
+          <w:lang w:val="es_ES" w:bidi="es_ES"/>
+        </w:rPr>
+      </w:r>
+      <w:r>
+        <w:rPr>
+          <w:b/>
+          <w:lang w:val="es_ES" w:bidi="es_ES"/>
+        </w:rPr>
         <w:t>"en la esperanza de la vida eterna".</w:t>
       </w:r>
     </w:p>
@@ -832,6 +987,21 @@
           <w:b/>
           <w:lang w:val="es_ES" w:bidi="es_ES"/>
         </w:rPr>
+        <w:t>ὁ ἀψευδὴς Θεὸς</w:t>
+      </w:r>
+    </w:p>
+    <w:p>
+      <w:pPr/>
+      <w:r>
+        <w:rPr>
+          <w:lang w:val="es_ES" w:bidi="es_ES"/>
+        </w:rPr>
+      </w:r>
+      <w:r>
+        <w:rPr>
+          <w:b/>
+          <w:lang w:val="es_ES" w:bidi="es_ES"/>
+        </w:rPr>
         <w:t>"Dios, que no miente".</w:t>
       </w:r>
     </w:p>
@@ -978,6 +1148,21 @@
           <w:b/>
           <w:lang w:val="es_ES" w:bidi="es_ES"/>
         </w:rPr>
+        <w:t>καιροῖς ἰδίοις</w:t>
+      </w:r>
+    </w:p>
+    <w:p>
+      <w:pPr/>
+      <w:r>
+        <w:rPr>
+          <w:lang w:val="es_ES" w:bidi="es_ES"/>
+        </w:rPr>
+      </w:r>
+      <w:r>
+        <w:rPr>
+          <w:b/>
+          <w:lang w:val="es_ES" w:bidi="es_ES"/>
+        </w:rPr>
         <w:t>"Y a su debido tiempo".</w:t>
       </w:r>
     </w:p>
@@ -1041,6 +1226,21 @@
           <w:b/>
           <w:lang w:val="es_ES" w:bidi="es_ES"/>
         </w:rPr>
+        <w:t>ἐφανέρωσεν &amp; τὸν λόγον αὐτοῦ</w:t>
+      </w:r>
+    </w:p>
+    <w:p>
+      <w:pPr/>
+      <w:r>
+        <w:rPr>
+          <w:lang w:val="es_ES" w:bidi="es_ES"/>
+        </w:rPr>
+      </w:r>
+      <w:r>
+        <w:rPr>
+          <w:b/>
+          <w:lang w:val="es_ES" w:bidi="es_ES"/>
+        </w:rPr>
         <w:t>"Él ha hecho"</w:t>
       </w:r>
       <w:r>
@@ -1137,6 +1337,21 @@
           <w:b/>
           <w:lang w:val="es_ES" w:bidi="es_ES"/>
         </w:rPr>
+        <w:t>ἐν κηρύγματι</w:t>
+      </w:r>
+    </w:p>
+    <w:p>
+      <w:pPr/>
+      <w:r>
+        <w:rPr>
+          <w:lang w:val="es_ES" w:bidi="es_ES"/>
+        </w:rPr>
+      </w:r>
+      <w:r>
+        <w:rPr>
+          <w:b/>
+          <w:lang w:val="es_ES" w:bidi="es_ES"/>
+        </w:rPr>
         <w:t>"de la predicación".</w:t>
       </w:r>
     </w:p>
@@ -1233,6 +1448,21 @@
           <w:b/>
           <w:lang w:val="es_ES" w:bidi="es_ES"/>
         </w:rPr>
+        <w:t>ὃ ἐπιστεύθην ἐγὼ</w:t>
+      </w:r>
+    </w:p>
+    <w:p>
+      <w:pPr/>
+      <w:r>
+        <w:rPr>
+          <w:lang w:val="es_ES" w:bidi="es_ES"/>
+        </w:rPr>
+      </w:r>
+      <w:r>
+        <w:rPr>
+          <w:b/>
+          <w:lang w:val="es_ES" w:bidi="es_ES"/>
+        </w:rPr>
         <w:t>"que me fue encomendada".</w:t>
       </w:r>
     </w:p>
@@ -1316,6 +1546,21 @@
           <w:b/>
           <w:lang w:val="es_ES" w:bidi="es_ES"/>
         </w:rPr>
+        <w:t>ἡμῶν</w:t>
+      </w:r>
+    </w:p>
+    <w:p>
+      <w:pPr/>
+      <w:r>
+        <w:rPr>
+          <w:lang w:val="es_ES" w:bidi="es_ES"/>
+        </w:rPr>
+      </w:r>
+      <w:r>
+        <w:rPr>
+          <w:b/>
+          <w:lang w:val="es_ES" w:bidi="es_ES"/>
+        </w:rPr>
         <w:t>"nuestro".</w:t>
       </w:r>
     </w:p>
@@ -1412,6 +1657,21 @@
           <w:b/>
           <w:lang w:val="es_ES" w:bidi="es_ES"/>
         </w:rPr>
+        <w:t>γνησίῳ τέκνῳ</w:t>
+      </w:r>
+    </w:p>
+    <w:p>
+      <w:pPr/>
+      <w:r>
+        <w:rPr>
+          <w:lang w:val="es_ES" w:bidi="es_ES"/>
+        </w:rPr>
+      </w:r>
+      <w:r>
+        <w:rPr>
+          <w:b/>
+          <w:lang w:val="es_ES" w:bidi="es_ES"/>
+        </w:rPr>
         <w:t>"VERDADERO hijo".</w:t>
       </w:r>
     </w:p>
@@ -1508,6 +1768,21 @@
           <w:b/>
           <w:lang w:val="es_ES" w:bidi="es_ES"/>
         </w:rPr>
+        <w:t>κατὰ κοινὴν πίστιν</w:t>
+      </w:r>
+    </w:p>
+    <w:p>
+      <w:pPr/>
+      <w:r>
+        <w:rPr>
+          <w:lang w:val="es_ES" w:bidi="es_ES"/>
+        </w:rPr>
+      </w:r>
+      <w:r>
+        <w:rPr>
+          <w:b/>
+          <w:lang w:val="es_ES" w:bidi="es_ES"/>
+        </w:rPr>
         <w:t>"en la común fe".</w:t>
       </w:r>
     </w:p>
@@ -1617,6 +1892,21 @@
           <w:b/>
           <w:lang w:val="es_ES" w:bidi="es_ES"/>
         </w:rPr>
+        <w:t>χάρις καὶ εἰρήνη</w:t>
+      </w:r>
+    </w:p>
+    <w:p>
+      <w:pPr/>
+      <w:r>
+        <w:rPr>
+          <w:lang w:val="es_ES" w:bidi="es_ES"/>
+        </w:rPr>
+      </w:r>
+      <w:r>
+        <w:rPr>
+          <w:b/>
+          <w:lang w:val="es_ES" w:bidi="es_ES"/>
+        </w:rPr>
         <w:t>"Gracia, misericordia y paz".</w:t>
       </w:r>
     </w:p>
@@ -1700,6 +1990,21 @@
           <w:b/>
           <w:lang w:val="es_ES" w:bidi="es_ES"/>
         </w:rPr>
+        <w:t>χάρις καὶ εἰρήνη ἀπὸ Θεοῦ Πατρὸς καὶ Χριστοῦ Ἰησοῦ τοῦ Σωτῆρος ἡμῶν</w:t>
+      </w:r>
+    </w:p>
+    <w:p>
+      <w:pPr/>
+      <w:r>
+        <w:rPr>
+          <w:lang w:val="es_ES" w:bidi="es_ES"/>
+        </w:rPr>
+      </w:r>
+      <w:r>
+        <w:rPr>
+          <w:b/>
+          <w:lang w:val="es_ES" w:bidi="es_ES"/>
+        </w:rPr>
         <w:t>"Gracia, misericordia y paz de Dios Padre y del Señor Jesucristo nuestro Salvador".</w:t>
       </w:r>
     </w:p>
@@ -1809,6 +2114,21 @@
           <w:b/>
           <w:lang w:val="es_ES" w:bidi="es_ES"/>
         </w:rPr>
+        <w:t>Χριστοῦ Ἰησοῦ τοῦ Σωτῆρος ἡμῶν</w:t>
+      </w:r>
+    </w:p>
+    <w:p>
+      <w:pPr/>
+      <w:r>
+        <w:rPr>
+          <w:lang w:val="es_ES" w:bidi="es_ES"/>
+        </w:rPr>
+      </w:r>
+      <w:r>
+        <w:rPr>
+          <w:b/>
+          <w:lang w:val="es_ES" w:bidi="es_ES"/>
+        </w:rPr>
         <w:t>"Jesucristo nuestro Salvador".</w:t>
       </w:r>
     </w:p>
@@ -1872,6 +2192,21 @@
           <w:b/>
           <w:lang w:val="es_ES" w:bidi="es_ES"/>
         </w:rPr>
+        <w:t>ἡμῶν</w:t>
+      </w:r>
+    </w:p>
+    <w:p>
+      <w:pPr/>
+      <w:r>
+        <w:rPr>
+          <w:lang w:val="es_ES" w:bidi="es_ES"/>
+        </w:rPr>
+      </w:r>
+      <w:r>
+        <w:rPr>
+          <w:b/>
+          <w:lang w:val="es_ES" w:bidi="es_ES"/>
+        </w:rPr>
         <w:t>"nuestro".</w:t>
       </w:r>
     </w:p>
@@ -1968,6 +2303,21 @@
           <w:b/>
           <w:lang w:val="es_ES" w:bidi="es_ES"/>
         </w:rPr>
+        <w:t>τούτου χάριν</w:t>
+      </w:r>
+    </w:p>
+    <w:p>
+      <w:pPr/>
+      <w:r>
+        <w:rPr>
+          <w:lang w:val="es_ES" w:bidi="es_ES"/>
+        </w:rPr>
+      </w:r>
+      <w:r>
+        <w:rPr>
+          <w:b/>
+          <w:lang w:val="es_ES" w:bidi="es_ES"/>
+        </w:rPr>
         <w:t>"Por esta Causa".</w:t>
       </w:r>
     </w:p>
@@ -2064,6 +2414,21 @@
           <w:b/>
           <w:lang w:val="es_ES" w:bidi="es_ES"/>
         </w:rPr>
+        <w:t>ἀπέλιπόν σε ἐν Κρήτῃ</w:t>
+      </w:r>
+    </w:p>
+    <w:p>
+      <w:pPr/>
+      <w:r>
+        <w:rPr>
+          <w:lang w:val="es_ES" w:bidi="es_ES"/>
+        </w:rPr>
+      </w:r>
+      <w:r>
+        <w:rPr>
+          <w:b/>
+          <w:lang w:val="es_ES" w:bidi="es_ES"/>
+        </w:rPr>
         <w:t>"Te dejé en Creta".</w:t>
       </w:r>
     </w:p>
@@ -2127,6 +2492,21 @@
           <w:b/>
           <w:lang w:val="es_ES" w:bidi="es_ES"/>
         </w:rPr>
+        <w:t>ἵνα τὰ λείποντα ἐπιδιορθώσῃ</w:t>
+      </w:r>
+    </w:p>
+    <w:p>
+      <w:pPr/>
+      <w:r>
+        <w:rPr>
+          <w:lang w:val="es_ES" w:bidi="es_ES"/>
+        </w:rPr>
+      </w:r>
+      <w:r>
+        <w:rPr>
+          <w:b/>
+          <w:lang w:val="es_ES" w:bidi="es_ES"/>
+        </w:rPr>
         <w:t>"para que corrigieses lo deficiente".</w:t>
       </w:r>
     </w:p>
@@ -2190,6 +2570,21 @@
           <w:b/>
           <w:lang w:val="es_ES" w:bidi="es_ES"/>
         </w:rPr>
+        <w:t>καταστήσῃς &amp; πρεσβυτέρους</w:t>
+      </w:r>
+    </w:p>
+    <w:p>
+      <w:pPr/>
+      <w:r>
+        <w:rPr>
+          <w:lang w:val="es_ES" w:bidi="es_ES"/>
+        </w:rPr>
+      </w:r>
+      <w:r>
+        <w:rPr>
+          <w:b/>
+          <w:lang w:val="es_ES" w:bidi="es_ES"/>
+        </w:rPr>
         <w:t>"Y establecieses ancianos".</w:t>
       </w:r>
     </w:p>
@@ -2253,6 +2648,21 @@
           <w:b/>
           <w:lang w:val="es_ES" w:bidi="es_ES"/>
         </w:rPr>
+        <w:t>εἴ τίς ἐστιν ἀνέγκλητος</w:t>
+      </w:r>
+    </w:p>
+    <w:p>
+      <w:pPr/>
+      <w:r>
+        <w:rPr>
+          <w:lang w:val="es_ES" w:bidi="es_ES"/>
+        </w:rPr>
+      </w:r>
+      <w:r>
+        <w:rPr>
+          <w:b/>
+          <w:lang w:val="es_ES" w:bidi="es_ES"/>
+        </w:rPr>
         <w:t>"el que fuere irreprensible".</w:t>
       </w:r>
     </w:p>
@@ -2336,6 +2746,21 @@
           <w:b/>
           <w:lang w:val="es_ES" w:bidi="es_ES"/>
         </w:rPr>
+        <w:t>ἀνέγκλητος</w:t>
+      </w:r>
+    </w:p>
+    <w:p>
+      <w:pPr/>
+      <w:r>
+        <w:rPr>
+          <w:lang w:val="es_ES" w:bidi="es_ES"/>
+        </w:rPr>
+      </w:r>
+      <w:r>
+        <w:rPr>
+          <w:b/>
+          <w:lang w:val="es_ES" w:bidi="es_ES"/>
+        </w:rPr>
         <w:t>"irreprensible".</w:t>
       </w:r>
     </w:p>
@@ -2432,6 +2857,21 @@
           <w:b/>
           <w:lang w:val="es_ES" w:bidi="es_ES"/>
         </w:rPr>
+        <w:t>μιᾶς γυναικὸς ἀνήρ</w:t>
+      </w:r>
+    </w:p>
+    <w:p>
+      <w:pPr/>
+      <w:r>
+        <w:rPr>
+          <w:lang w:val="es_ES" w:bidi="es_ES"/>
+        </w:rPr>
+      </w:r>
+      <w:r>
+        <w:rPr>
+          <w:b/>
+          <w:lang w:val="es_ES" w:bidi="es_ES"/>
+        </w:rPr>
         <w:t>"Marido de una sola Mujer".</w:t>
       </w:r>
     </w:p>
@@ -2528,6 +2968,21 @@
           <w:b/>
           <w:lang w:val="es_ES" w:bidi="es_ES"/>
         </w:rPr>
+        <w:t>τέκνα &amp; πιστά</w:t>
+      </w:r>
+    </w:p>
+    <w:p>
+      <w:pPr/>
+      <w:r>
+        <w:rPr>
+          <w:lang w:val="es_ES" w:bidi="es_ES"/>
+        </w:rPr>
+      </w:r>
+      <w:r>
+        <w:rPr>
+          <w:b/>
+          <w:lang w:val="es_ES" w:bidi="es_ES"/>
+        </w:rPr>
         <w:t>"hijos creyentes".</w:t>
       </w:r>
     </w:p>
@@ -2611,6 +3066,21 @@
           <w:b/>
           <w:lang w:val="es_ES" w:bidi="es_ES"/>
         </w:rPr>
+        <w:t>τὸν ἐπίσκοπον</w:t>
+      </w:r>
+    </w:p>
+    <w:p>
+      <w:pPr/>
+      <w:r>
+        <w:rPr>
+          <w:lang w:val="es_ES" w:bidi="es_ES"/>
+        </w:rPr>
+      </w:r>
+      <w:r>
+        <w:rPr>
+          <w:b/>
+          <w:lang w:val="es_ES" w:bidi="es_ES"/>
+        </w:rPr>
         <w:t>"El obispo".</w:t>
       </w:r>
     </w:p>
@@ -2707,6 +3177,21 @@
           <w:b/>
           <w:lang w:val="es_ES" w:bidi="es_ES"/>
         </w:rPr>
+        <w:t>Θεοῦ οἰκονόμον</w:t>
+      </w:r>
+    </w:p>
+    <w:p>
+      <w:pPr/>
+      <w:r>
+        <w:rPr>
+          <w:lang w:val="es_ES" w:bidi="es_ES"/>
+        </w:rPr>
+      </w:r>
+      <w:r>
+        <w:rPr>
+          <w:b/>
+          <w:lang w:val="es_ES" w:bidi="es_ES"/>
+        </w:rPr>
         <w:t>"como administrador de Dios".</w:t>
       </w:r>
     </w:p>
@@ -2803,6 +3288,21 @@
           <w:b/>
           <w:lang w:val="es_ES" w:bidi="es_ES"/>
         </w:rPr>
+        <w:t>μὴ πάροινον</w:t>
+      </w:r>
+    </w:p>
+    <w:p>
+      <w:pPr/>
+      <w:r>
+        <w:rPr>
+          <w:lang w:val="es_ES" w:bidi="es_ES"/>
+        </w:rPr>
+      </w:r>
+      <w:r>
+        <w:rPr>
+          <w:b/>
+          <w:lang w:val="es_ES" w:bidi="es_ES"/>
+        </w:rPr>
         <w:t>"no dado al vino".</w:t>
       </w:r>
     </w:p>
@@ -2866,6 +3366,21 @@
           <w:b/>
           <w:lang w:val="es_ES" w:bidi="es_ES"/>
         </w:rPr>
+        <w:t>μὴ πλήκτην</w:t>
+      </w:r>
+    </w:p>
+    <w:p>
+      <w:pPr/>
+      <w:r>
+        <w:rPr>
+          <w:lang w:val="es_ES" w:bidi="es_ES"/>
+        </w:rPr>
+      </w:r>
+      <w:r>
+        <w:rPr>
+          <w:b/>
+          <w:lang w:val="es_ES" w:bidi="es_ES"/>
+        </w:rPr>
         <w:t>"no iracundo"</w:t>
       </w:r>
     </w:p>
@@ -2929,6 +3444,21 @@
           <w:b/>
           <w:lang w:val="es_ES" w:bidi="es_ES"/>
         </w:rPr>
+        <w:t>ἀλλὰ</w:t>
+      </w:r>
+    </w:p>
+    <w:p>
+      <w:pPr/>
+      <w:r>
+        <w:rPr>
+          <w:lang w:val="es_ES" w:bidi="es_ES"/>
+        </w:rPr>
+      </w:r>
+      <w:r>
+        <w:rPr>
+          <w:b/>
+          <w:lang w:val="es_ES" w:bidi="es_ES"/>
+        </w:rPr>
         <w:t>"sino".</w:t>
       </w:r>
     </w:p>
@@ -3025,6 +3555,21 @@
           <w:b/>
           <w:lang w:val="es_ES" w:bidi="es_ES"/>
         </w:rPr>
+        <w:t>φιλάγαθον</w:t>
+      </w:r>
+    </w:p>
+    <w:p>
+      <w:pPr/>
+      <w:r>
+        <w:rPr>
+          <w:lang w:val="es_ES" w:bidi="es_ES"/>
+        </w:rPr>
+      </w:r>
+      <w:r>
+        <w:rPr>
+          <w:b/>
+          <w:lang w:val="es_ES" w:bidi="es_ES"/>
+        </w:rPr>
         <w:t>"amante de lo bueno".</w:t>
       </w:r>
     </w:p>
@@ -3131,6 +3676,21 @@
       </w:r>
       <w:r>
         <w:rPr>
+          <w:b/>
+          <w:lang w:val="es_ES" w:bidi="es_ES"/>
+        </w:rPr>
+        <w:t>σώφρονα &amp; ἐγκρατῆ</w:t>
+      </w:r>
+    </w:p>
+    <w:p>
+      <w:pPr/>
+      <w:r>
+        <w:rPr>
+          <w:lang w:val="es_ES" w:bidi="es_ES"/>
+        </w:rPr>
+      </w:r>
+      <w:r>
+        <w:rPr>
           <w:lang w:val="es_ES" w:bidi="es_ES"/>
         </w:rPr>
         <w:t>"</w:t>
@@ -3252,6 +3812,21 @@
       </w:r>
       <w:r>
         <w:rPr>
+          <w:b/>
+          <w:lang w:val="es_ES" w:bidi="es_ES"/>
+        </w:rPr>
+        <w:t>δίκαιον, ὅσιον</w:t>
+      </w:r>
+    </w:p>
+    <w:p>
+      <w:pPr/>
+      <w:r>
+        <w:rPr>
+          <w:lang w:val="es_ES" w:bidi="es_ES"/>
+        </w:rPr>
+      </w:r>
+      <w:r>
+        <w:rPr>
           <w:lang w:val="es_ES" w:bidi="es_ES"/>
         </w:rPr>
         <w:t>"justo, santo".</w:t>
@@ -3363,6 +3938,21 @@
           <w:b/>
           <w:lang w:val="es_ES" w:bidi="es_ES"/>
         </w:rPr>
+        <w:t>ἀντεχόμενον</w:t>
+      </w:r>
+    </w:p>
+    <w:p>
+      <w:pPr/>
+      <w:r>
+        <w:rPr>
+          <w:lang w:val="es_ES" w:bidi="es_ES"/>
+        </w:rPr>
+      </w:r>
+      <w:r>
+        <w:rPr>
+          <w:b/>
+          <w:lang w:val="es_ES" w:bidi="es_ES"/>
+        </w:rPr>
         <w:t>"retenedor de la palabra fiel".</w:t>
       </w:r>
     </w:p>
@@ -3446,6 +4036,21 @@
           <w:b/>
           <w:lang w:val="es_ES" w:bidi="es_ES"/>
         </w:rPr>
+        <w:t>κατὰ τὴν διδαχὴν</w:t>
+      </w:r>
+    </w:p>
+    <w:p>
+      <w:pPr/>
+      <w:r>
+        <w:rPr>
+          <w:lang w:val="es_ES" w:bidi="es_ES"/>
+        </w:rPr>
+      </w:r>
+      <w:r>
+        <w:rPr>
+          <w:b/>
+          <w:lang w:val="es_ES" w:bidi="es_ES"/>
+        </w:rPr>
         <w:t>"tal como ha sido enseñada".</w:t>
       </w:r>
     </w:p>
@@ -3509,6 +4114,21 @@
           <w:b/>
           <w:lang w:val="es_ES" w:bidi="es_ES"/>
         </w:rPr>
+        <w:t>ἵνα</w:t>
+      </w:r>
+    </w:p>
+    <w:p>
+      <w:pPr/>
+      <w:r>
+        <w:rPr>
+          <w:lang w:val="es_ES" w:bidi="es_ES"/>
+        </w:rPr>
+      </w:r>
+      <w:r>
+        <w:rPr>
+          <w:b/>
+          <w:lang w:val="es_ES" w:bidi="es_ES"/>
+        </w:rPr>
         <w:t>"para que".</w:t>
       </w:r>
     </w:p>
@@ -3605,6 +4225,21 @@
           <w:b/>
           <w:lang w:val="es_ES" w:bidi="es_ES"/>
         </w:rPr>
+        <w:t>τῇ διδασκαλίᾳ τῇ ὑγιαινούσῃ</w:t>
+      </w:r>
+    </w:p>
+    <w:p>
+      <w:pPr/>
+      <w:r>
+        <w:rPr>
+          <w:lang w:val="es_ES" w:bidi="es_ES"/>
+        </w:rPr>
+      </w:r>
+      <w:r>
+        <w:rPr>
+          <w:b/>
+          <w:lang w:val="es_ES" w:bidi="es_ES"/>
+        </w:rPr>
         <w:t>"sana enseñanza ".</w:t>
       </w:r>
     </w:p>
@@ -3714,6 +4349,21 @@
           <w:b/>
           <w:lang w:val="es_ES" w:bidi="es_ES"/>
         </w:rPr>
+        <w:t>ματαιολόγοι</w:t>
+      </w:r>
+    </w:p>
+    <w:p>
+      <w:pPr/>
+      <w:r>
+        <w:rPr>
+          <w:lang w:val="es_ES" w:bidi="es_ES"/>
+        </w:rPr>
+      </w:r>
+      <w:r>
+        <w:rPr>
+          <w:b/>
+          <w:lang w:val="es_ES" w:bidi="es_ES"/>
+        </w:rPr>
         <w:t>"habladores de vanidades".</w:t>
       </w:r>
     </w:p>
@@ -3823,6 +4473,21 @@
           <w:b/>
           <w:lang w:val="es_ES" w:bidi="es_ES"/>
         </w:rPr>
+        <w:t>φρεναπάται</w:t>
+      </w:r>
+    </w:p>
+    <w:p>
+      <w:pPr/>
+      <w:r>
+        <w:rPr>
+          <w:lang w:val="es_ES" w:bidi="es_ES"/>
+        </w:rPr>
+      </w:r>
+      <w:r>
+        <w:rPr>
+          <w:b/>
+          <w:lang w:val="es_ES" w:bidi="es_ES"/>
+        </w:rPr>
         <w:t>"engañadores".</w:t>
       </w:r>
     </w:p>
@@ -3916,6 +4581,21 @@
       </w:r>
       <w:r>
         <w:rPr>
+          <w:b/>
+          <w:lang w:val="es_ES" w:bidi="es_ES"/>
+        </w:rPr>
+        <w:t>ματαιολόγοι, καὶ φρεναπάται</w:t>
+      </w:r>
+    </w:p>
+    <w:p>
+      <w:pPr/>
+      <w:r>
+        <w:rPr>
+          <w:lang w:val="es_ES" w:bidi="es_ES"/>
+        </w:rPr>
+      </w:r>
+      <w:r>
+        <w:rPr>
           <w:lang w:val="es_ES" w:bidi="es_ES"/>
         </w:rPr>
         <w:t>"</w:t>
@@ -4047,6 +4727,21 @@
           <w:b/>
           <w:lang w:val="es_ES" w:bidi="es_ES"/>
         </w:rPr>
+        <w:t>οἱ ἐκ τῆς περιτομῆς</w:t>
+      </w:r>
+    </w:p>
+    <w:p>
+      <w:pPr/>
+      <w:r>
+        <w:rPr>
+          <w:lang w:val="es_ES" w:bidi="es_ES"/>
+        </w:rPr>
+      </w:r>
+      <w:r>
+        <w:rPr>
+          <w:b/>
+          <w:lang w:val="es_ES" w:bidi="es_ES"/>
+        </w:rPr>
         <w:t>"mayormente los de la circuncisión".</w:t>
       </w:r>
     </w:p>
@@ -4143,6 +4838,21 @@
           <w:b/>
           <w:lang w:val="es_ES" w:bidi="es_ES"/>
         </w:rPr>
+        <w:t>οὓς δεῖ ἐπιστομίζειν</w:t>
+      </w:r>
+    </w:p>
+    <w:p>
+      <w:pPr/>
+      <w:r>
+        <w:rPr>
+          <w:lang w:val="es_ES" w:bidi="es_ES"/>
+        </w:rPr>
+      </w:r>
+      <w:r>
+        <w:rPr>
+          <w:b/>
+          <w:lang w:val="es_ES" w:bidi="es_ES"/>
+        </w:rPr>
         <w:t>"a los cuales es preciso tapar la boca".</w:t>
       </w:r>
     </w:p>
@@ -4226,6 +4936,21 @@
           <w:b/>
           <w:lang w:val="es_ES" w:bidi="es_ES"/>
         </w:rPr>
+        <w:t>ὅλους οἴκους ἀνατρέπουσιν</w:t>
+      </w:r>
+    </w:p>
+    <w:p>
+      <w:pPr/>
+      <w:r>
+        <w:rPr>
+          <w:lang w:val="es_ES" w:bidi="es_ES"/>
+        </w:rPr>
+      </w:r>
+      <w:r>
+        <w:rPr>
+          <w:b/>
+          <w:lang w:val="es_ES" w:bidi="es_ES"/>
+        </w:rPr>
         <w:t>"que trastornan casas enteras".</w:t>
       </w:r>
     </w:p>
@@ -4309,6 +5034,21 @@
           <w:b/>
           <w:lang w:val="es_ES" w:bidi="es_ES"/>
         </w:rPr>
+        <w:t>αἰσχροῦ κέρδους χάριν</w:t>
+      </w:r>
+    </w:p>
+    <w:p>
+      <w:pPr/>
+      <w:r>
+        <w:rPr>
+          <w:lang w:val="es_ES" w:bidi="es_ES"/>
+        </w:rPr>
+      </w:r>
+      <w:r>
+        <w:rPr>
+          <w:b/>
+          <w:lang w:val="es_ES" w:bidi="es_ES"/>
+        </w:rPr>
         <w:t>"enseñando por ganancia deshonesta".</w:t>
       </w:r>
     </w:p>
@@ -4418,6 +5158,21 @@
           <w:b/>
           <w:lang w:val="es_ES" w:bidi="es_ES"/>
         </w:rPr>
+        <w:t>τις ἐξ αὐτῶν, ἴδιος αὐτῶν προφήτης</w:t>
+      </w:r>
+    </w:p>
+    <w:p>
+      <w:pPr/>
+      <w:r>
+        <w:rPr>
+          <w:lang w:val="es_ES" w:bidi="es_ES"/>
+        </w:rPr>
+      </w:r>
+      <w:r>
+        <w:rPr>
+          <w:b/>
+          <w:lang w:val="es_ES" w:bidi="es_ES"/>
+        </w:rPr>
         <w:t>"Uno de ellos, su propio profeta".</w:t>
       </w:r>
     </w:p>
@@ -4481,6 +5236,21 @@
           <w:b/>
           <w:lang w:val="es_ES" w:bidi="es_ES"/>
         </w:rPr>
+        <w:t>Κρῆτες ἀεὶ ψεῦσται</w:t>
+      </w:r>
+    </w:p>
+    <w:p>
+      <w:pPr/>
+      <w:r>
+        <w:rPr>
+          <w:lang w:val="es_ES" w:bidi="es_ES"/>
+        </w:rPr>
+      </w:r>
+      <w:r>
+        <w:rPr>
+          <w:b/>
+          <w:lang w:val="es_ES" w:bidi="es_ES"/>
+        </w:rPr>
         <w:t>"Los cretenses, siempre mentirosos"</w:t>
       </w:r>
     </w:p>
@@ -4577,6 +5347,21 @@
           <w:b/>
           <w:lang w:val="es_ES" w:bidi="es_ES"/>
         </w:rPr>
+        <w:t>κακὰ θηρία</w:t>
+      </w:r>
+    </w:p>
+    <w:p>
+      <w:pPr/>
+      <w:r>
+        <w:rPr>
+          <w:lang w:val="es_ES" w:bidi="es_ES"/>
+        </w:rPr>
+      </w:r>
+      <w:r>
+        <w:rPr>
+          <w:b/>
+          <w:lang w:val="es_ES" w:bidi="es_ES"/>
+        </w:rPr>
         <w:t>"malas bestias".</w:t>
       </w:r>
     </w:p>
@@ -4686,6 +5471,21 @@
           <w:b/>
           <w:lang w:val="es_ES" w:bidi="es_ES"/>
         </w:rPr>
+        <w:t>γαστέρες ἀργαί</w:t>
+      </w:r>
+    </w:p>
+    <w:p>
+      <w:pPr/>
+      <w:r>
+        <w:rPr>
+          <w:lang w:val="es_ES" w:bidi="es_ES"/>
+        </w:rPr>
+      </w:r>
+      <w:r>
+        <w:rPr>
+          <w:b/>
+          <w:lang w:val="es_ES" w:bidi="es_ES"/>
+        </w:rPr>
         <w:t>"glotones ociosos".</w:t>
       </w:r>
     </w:p>
@@ -4769,6 +5569,21 @@
           <w:b/>
           <w:lang w:val="es_ES" w:bidi="es_ES"/>
         </w:rPr>
+        <w:t>δι’ ἣν αἰτίαν ἔλεγχε αὐτοὺς ἀποτόμως</w:t>
+      </w:r>
+    </w:p>
+    <w:p>
+      <w:pPr/>
+      <w:r>
+        <w:rPr>
+          <w:lang w:val="es_ES" w:bidi="es_ES"/>
+        </w:rPr>
+      </w:r>
+      <w:r>
+        <w:rPr>
+          <w:b/>
+          <w:lang w:val="es_ES" w:bidi="es_ES"/>
+        </w:rPr>
         <w:t>"Por lo tanto, repréndelos duramente".</w:t>
       </w:r>
     </w:p>
@@ -4832,6 +5647,21 @@
           <w:b/>
           <w:lang w:val="es_ES" w:bidi="es_ES"/>
         </w:rPr>
+        <w:t>δι’ ἣν αἰτίαν</w:t>
+      </w:r>
+    </w:p>
+    <w:p>
+      <w:pPr/>
+      <w:r>
+        <w:rPr>
+          <w:lang w:val="es_ES" w:bidi="es_ES"/>
+        </w:rPr>
+      </w:r>
+      <w:r>
+        <w:rPr>
+          <w:b/>
+          <w:lang w:val="es_ES" w:bidi="es_ES"/>
+        </w:rPr>
         <w:t>"Por tanto".</w:t>
       </w:r>
     </w:p>
@@ -4914,6 +5744,21 @@
         <w:rPr>
           <w:lang w:val="es_ES" w:bidi="es_ES"/>
         </w:rPr>
+      </w:r>
+    </w:p>
+    <w:p>
+      <w:pPr/>
+      <w:r>
+        <w:rPr>
+          <w:lang w:val="es_ES" w:bidi="es_ES"/>
+        </w:rPr>
+      </w:r>
+      <w:r>
+        <w:rPr>
+          <w:b/>
+          <w:lang w:val="es_ES" w:bidi="es_ES"/>
+        </w:rPr>
+        <w:t>αὐτοὺς</w:t>
       </w:r>
     </w:p>
     <w:p>
@@ -5077,6 +5922,21 @@
           <w:b/>
           <w:lang w:val="es_ES" w:bidi="es_ES"/>
         </w:rPr>
+        <w:t>ἵνα ὑγιαίνωσιν ἐν τῇ πίστει</w:t>
+      </w:r>
+    </w:p>
+    <w:p>
+      <w:pPr/>
+      <w:r>
+        <w:rPr>
+          <w:lang w:val="es_ES" w:bidi="es_ES"/>
+        </w:rPr>
+      </w:r>
+      <w:r>
+        <w:rPr>
+          <w:b/>
+          <w:lang w:val="es_ES" w:bidi="es_ES"/>
+        </w:rPr>
         <w:t>"para que sean sanos en la fe".</w:t>
       </w:r>
     </w:p>
@@ -5173,6 +6033,21 @@
           <w:b/>
           <w:lang w:val="es_ES" w:bidi="es_ES"/>
         </w:rPr>
+        <w:t>ἵνα</w:t>
+      </w:r>
+    </w:p>
+    <w:p>
+      <w:pPr/>
+      <w:r>
+        <w:rPr>
+          <w:lang w:val="es_ES" w:bidi="es_ES"/>
+        </w:rPr>
+      </w:r>
+      <w:r>
+        <w:rPr>
+          <w:b/>
+          <w:lang w:val="es_ES" w:bidi="es_ES"/>
+        </w:rPr>
         <w:t>"para que"</w:t>
       </w:r>
     </w:p>
@@ -5282,6 +6157,21 @@
           <w:b/>
           <w:lang w:val="es_ES" w:bidi="es_ES"/>
         </w:rPr>
+        <w:t>ἐν τῇ πίστει</w:t>
+      </w:r>
+    </w:p>
+    <w:p>
+      <w:pPr/>
+      <w:r>
+        <w:rPr>
+          <w:lang w:val="es_ES" w:bidi="es_ES"/>
+        </w:rPr>
+      </w:r>
+      <w:r>
+        <w:rPr>
+          <w:b/>
+          <w:lang w:val="es_ES" w:bidi="es_ES"/>
+        </w:rPr>
         <w:t>"en la fe"</w:t>
       </w:r>
     </w:p>
@@ -5378,6 +6268,21 @@
           <w:b/>
           <w:lang w:val="es_ES" w:bidi="es_ES"/>
         </w:rPr>
+        <w:t>Ἰουδαϊκοῖς μύθοις</w:t>
+      </w:r>
+    </w:p>
+    <w:p>
+      <w:pPr/>
+      <w:r>
+        <w:rPr>
+          <w:lang w:val="es_ES" w:bidi="es_ES"/>
+        </w:rPr>
+      </w:r>
+      <w:r>
+        <w:rPr>
+          <w:b/>
+          <w:lang w:val="es_ES" w:bidi="es_ES"/>
+        </w:rPr>
         <w:t>"a mitos judíos"</w:t>
       </w:r>
     </w:p>
@@ -5441,6 +6346,21 @@
           <w:b/>
           <w:lang w:val="es_ES" w:bidi="es_ES"/>
         </w:rPr>
+        <w:t>ἀποστρεφομένων τὴν ἀλήθειαν</w:t>
+      </w:r>
+    </w:p>
+    <w:p>
+      <w:pPr/>
+      <w:r>
+        <w:rPr>
+          <w:lang w:val="es_ES" w:bidi="es_ES"/>
+        </w:rPr>
+      </w:r>
+      <w:r>
+        <w:rPr>
+          <w:b/>
+          <w:lang w:val="es_ES" w:bidi="es_ES"/>
+        </w:rPr>
         <w:t>"quienes han rechazado la verdad"</w:t>
       </w:r>
     </w:p>
@@ -5524,6 +6444,21 @@
           <w:b/>
           <w:lang w:val="es_ES" w:bidi="es_ES"/>
         </w:rPr>
+        <w:t>πάντα καθαρὰ τοῖς καθαροῖς</w:t>
+      </w:r>
+    </w:p>
+    <w:p>
+      <w:pPr/>
+      <w:r>
+        <w:rPr>
+          <w:lang w:val="es_ES" w:bidi="es_ES"/>
+        </w:rPr>
+      </w:r>
+      <w:r>
+        <w:rPr>
+          <w:b/>
+          <w:lang w:val="es_ES" w:bidi="es_ES"/>
+        </w:rPr>
         <w:t>"Para los puros, todas las cosas son puras"</w:t>
       </w:r>
     </w:p>
@@ -5607,6 +6542,21 @@
           <w:b/>
           <w:lang w:val="es_ES" w:bidi="es_ES"/>
         </w:rPr>
+        <w:t>τοῖς καθαροῖς</w:t>
+      </w:r>
+    </w:p>
+    <w:p>
+      <w:pPr/>
+      <w:r>
+        <w:rPr>
+          <w:lang w:val="es_ES" w:bidi="es_ES"/>
+        </w:rPr>
+      </w:r>
+      <w:r>
+        <w:rPr>
+          <w:b/>
+          <w:lang w:val="es_ES" w:bidi="es_ES"/>
+        </w:rPr>
         <w:t>"A los puros"</w:t>
       </w:r>
     </w:p>
@@ -5670,6 +6620,21 @@
           <w:b/>
           <w:lang w:val="es_ES" w:bidi="es_ES"/>
         </w:rPr>
+        <w:t>δὲ</w:t>
+      </w:r>
+    </w:p>
+    <w:p>
+      <w:pPr/>
+      <w:r>
+        <w:rPr>
+          <w:lang w:val="es_ES" w:bidi="es_ES"/>
+        </w:rPr>
+      </w:r>
+      <w:r>
+        <w:rPr>
+          <w:b/>
+          <w:lang w:val="es_ES" w:bidi="es_ES"/>
+        </w:rPr>
         <w:t>"pero"</w:t>
       </w:r>
     </w:p>
@@ -5766,6 +6731,21 @@
           <w:b/>
           <w:lang w:val="es_ES" w:bidi="es_ES"/>
         </w:rPr>
+        <w:t>τοῖς δὲ μεμιαμμένοις καὶ ἀπίστοις, οὐδὲν καθαρόν</w:t>
+      </w:r>
+    </w:p>
+    <w:p>
+      <w:pPr/>
+      <w:r>
+        <w:rPr>
+          <w:lang w:val="es_ES" w:bidi="es_ES"/>
+        </w:rPr>
+      </w:r>
+      <w:r>
+        <w:rPr>
+          <w:b/>
+          <w:lang w:val="es_ES" w:bidi="es_ES"/>
+        </w:rPr>
         <w:t>"pero para los corrompidos e incrédulos nada es puro"</w:t>
       </w:r>
     </w:p>
@@ -5849,6 +6829,21 @@
           <w:b/>
           <w:lang w:val="es_ES" w:bidi="es_ES"/>
         </w:rPr>
+        <w:t>δὲ</w:t>
+      </w:r>
+    </w:p>
+    <w:p>
+      <w:pPr/>
+      <w:r>
+        <w:rPr>
+          <w:lang w:val="es_ES" w:bidi="es_ES"/>
+        </w:rPr>
+      </w:r>
+      <w:r>
+        <w:rPr>
+          <w:b/>
+          <w:lang w:val="es_ES" w:bidi="es_ES"/>
+        </w:rPr>
         <w:t>"pero"</w:t>
       </w:r>
     </w:p>
@@ -5945,6 +6940,21 @@
           <w:b/>
           <w:lang w:val="es_ES" w:bidi="es_ES"/>
         </w:rPr>
+        <w:t>τοῖς &amp; ἔργοις ἀρνοῦνται</w:t>
+      </w:r>
+    </w:p>
+    <w:p>
+      <w:pPr/>
+      <w:r>
+        <w:rPr>
+          <w:lang w:val="es_ES" w:bidi="es_ES"/>
+        </w:rPr>
+      </w:r>
+      <w:r>
+        <w:rPr>
+          <w:b/>
+          <w:lang w:val="es_ES" w:bidi="es_ES"/>
+        </w:rPr>
         <w:t>"por sus"</w:t>
       </w:r>
       <w:r>
@@ -6021,6 +7031,21 @@
           <w:b/>
           <w:lang w:val="es_ES" w:bidi="es_ES"/>
         </w:rPr>
+        <w:t>σὺ δὲ</w:t>
+      </w:r>
+    </w:p>
+    <w:p>
+      <w:pPr/>
+      <w:r>
+        <w:rPr>
+          <w:lang w:val="es_ES" w:bidi="es_ES"/>
+        </w:rPr>
+      </w:r>
+      <w:r>
+        <w:rPr>
+          <w:b/>
+          <w:lang w:val="es_ES" w:bidi="es_ES"/>
+        </w:rPr>
         <w:t>"Pero en cuanto a ti"</w:t>
       </w:r>
     </w:p>
@@ -6117,6 +7142,21 @@
           <w:b/>
           <w:lang w:val="es_ES" w:bidi="es_ES"/>
         </w:rPr>
+        <w:t>τῇ ὑγιαινούσῃ διδασκαλίᾳ</w:t>
+      </w:r>
+    </w:p>
+    <w:p>
+      <w:pPr/>
+      <w:r>
+        <w:rPr>
+          <w:lang w:val="es_ES" w:bidi="es_ES"/>
+        </w:rPr>
+      </w:r>
+      <w:r>
+        <w:rPr>
+          <w:b/>
+          <w:lang w:val="es_ES" w:bidi="es_ES"/>
+        </w:rPr>
         <w:t>"sana doctrina".</w:t>
       </w:r>
     </w:p>
@@ -6213,6 +7253,21 @@
           <w:b/>
           <w:lang w:val="es_ES" w:bidi="es_ES"/>
         </w:rPr>
+        <w:t>πρεσβύτας &amp; εἶναι</w:t>
+      </w:r>
+    </w:p>
+    <w:p>
+      <w:pPr/>
+      <w:r>
+        <w:rPr>
+          <w:lang w:val="es_ES" w:bidi="es_ES"/>
+        </w:rPr>
+      </w:r>
+      <w:r>
+        <w:rPr>
+          <w:b/>
+          <w:lang w:val="es_ES" w:bidi="es_ES"/>
+        </w:rPr>
         <w:t>"Hombres mayores"</w:t>
       </w:r>
       <w:r>
@@ -6309,6 +7364,21 @@
           <w:b/>
           <w:lang w:val="es_ES" w:bidi="es_ES"/>
         </w:rPr>
+        <w:t>νηφαλίους &amp; σεμνούς, σώφρονας</w:t>
+      </w:r>
+    </w:p>
+    <w:p>
+      <w:pPr/>
+      <w:r>
+        <w:rPr>
+          <w:lang w:val="es_ES" w:bidi="es_ES"/>
+        </w:rPr>
+      </w:r>
+      <w:r>
+        <w:rPr>
+          <w:b/>
+          <w:lang w:val="es_ES" w:bidi="es_ES"/>
+        </w:rPr>
         <w:t>"templado"</w:t>
       </w:r>
       <w:r>
@@ -6405,6 +7475,21 @@
           <w:b/>
           <w:lang w:val="es_ES" w:bidi="es_ES"/>
         </w:rPr>
+        <w:t>νηφαλίους</w:t>
+      </w:r>
+    </w:p>
+    <w:p>
+      <w:pPr/>
+      <w:r>
+        <w:rPr>
+          <w:lang w:val="es_ES" w:bidi="es_ES"/>
+        </w:rPr>
+      </w:r>
+      <w:r>
+        <w:rPr>
+          <w:b/>
+          <w:lang w:val="es_ES" w:bidi="es_ES"/>
+        </w:rPr>
         <w:t>"sobrio"</w:t>
       </w:r>
     </w:p>
@@ -6468,6 +7553,21 @@
           <w:b/>
           <w:lang w:val="es_ES" w:bidi="es_ES"/>
         </w:rPr>
+        <w:t>σώφρονας</w:t>
+      </w:r>
+    </w:p>
+    <w:p>
+      <w:pPr/>
+      <w:r>
+        <w:rPr>
+          <w:lang w:val="es_ES" w:bidi="es_ES"/>
+        </w:rPr>
+      </w:r>
+      <w:r>
+        <w:rPr>
+          <w:b/>
+          <w:lang w:val="es_ES" w:bidi="es_ES"/>
+        </w:rPr>
         <w:t>"autocontrolado"</w:t>
       </w:r>
     </w:p>
@@ -6531,6 +7631,21 @@
           <w:b/>
           <w:lang w:val="es_ES" w:bidi="es_ES"/>
         </w:rPr>
+        <w:t>ὑγιαίνοντας τῇ πίστει τῇ ἀγάπῃ, τῇ ὑπομονῇ</w:t>
+      </w:r>
+    </w:p>
+    <w:p>
+      <w:pPr/>
+      <w:r>
+        <w:rPr>
+          <w:lang w:val="es_ES" w:bidi="es_ES"/>
+        </w:rPr>
+      </w:r>
+      <w:r>
+        <w:rPr>
+          <w:b/>
+          <w:lang w:val="es_ES" w:bidi="es_ES"/>
+        </w:rPr>
         <w:t>"y sólidos en la fe, el amor y la perseverancia"</w:t>
       </w:r>
     </w:p>
@@ -6692,6 +7807,21 @@
           <w:b/>
           <w:lang w:val="es_ES" w:bidi="es_ES"/>
         </w:rPr>
+        <w:t>ὑγιαίνοντας τῇ πίστει</w:t>
+      </w:r>
+    </w:p>
+    <w:p>
+      <w:pPr/>
+      <w:r>
+        <w:rPr>
+          <w:lang w:val="es_ES" w:bidi="es_ES"/>
+        </w:rPr>
+      </w:r>
+      <w:r>
+        <w:rPr>
+          <w:b/>
+          <w:lang w:val="es_ES" w:bidi="es_ES"/>
+        </w:rPr>
         <w:t>"y sanos en la fe y"</w:t>
       </w:r>
     </w:p>
@@ -6788,6 +7918,21 @@
           <w:b/>
           <w:lang w:val="es_ES" w:bidi="es_ES"/>
         </w:rPr>
+        <w:t>τῇ ἀγάπῃ</w:t>
+      </w:r>
+    </w:p>
+    <w:p>
+      <w:pPr/>
+      <w:r>
+        <w:rPr>
+          <w:lang w:val="es_ES" w:bidi="es_ES"/>
+        </w:rPr>
+      </w:r>
+      <w:r>
+        <w:rPr>
+          <w:b/>
+          <w:lang w:val="es_ES" w:bidi="es_ES"/>
+        </w:rPr>
         <w:t>"amor y"</w:t>
       </w:r>
     </w:p>
@@ -6884,6 +8029,21 @@
           <w:b/>
           <w:lang w:val="es_ES" w:bidi="es_ES"/>
         </w:rPr>
+        <w:t>τῇ ὑπομονῇ</w:t>
+      </w:r>
+    </w:p>
+    <w:p>
+      <w:pPr/>
+      <w:r>
+        <w:rPr>
+          <w:lang w:val="es_ES" w:bidi="es_ES"/>
+        </w:rPr>
+      </w:r>
+      <w:r>
+        <w:rPr>
+          <w:b/>
+          <w:lang w:val="es_ES" w:bidi="es_ES"/>
+        </w:rPr>
         <w:t>"y perseverancia"</w:t>
       </w:r>
     </w:p>
@@ -6993,6 +8153,21 @@
           <w:b/>
           <w:lang w:val="es_ES" w:bidi="es_ES"/>
         </w:rPr>
+        <w:t>πρεσβύτιδας ὡσαύτως</w:t>
+      </w:r>
+    </w:p>
+    <w:p>
+      <w:pPr/>
+      <w:r>
+        <w:rPr>
+          <w:lang w:val="es_ES" w:bidi="es_ES"/>
+        </w:rPr>
+      </w:r>
+      <w:r>
+        <w:rPr>
+          <w:b/>
+          <w:lang w:val="es_ES" w:bidi="es_ES"/>
+        </w:rPr>
         <w:t>"Las mujeres mayores igualmente"</w:t>
       </w:r>
     </w:p>
@@ -7089,6 +8264,21 @@
           <w:b/>
           <w:lang w:val="es_ES" w:bidi="es_ES"/>
         </w:rPr>
+        <w:t>οἴνῳ πολλῷ δεδουλωμένας</w:t>
+      </w:r>
+    </w:p>
+    <w:p>
+      <w:pPr/>
+      <w:r>
+        <w:rPr>
+          <w:lang w:val="es_ES" w:bidi="es_ES"/>
+        </w:rPr>
+      </w:r>
+      <w:r>
+        <w:rPr>
+          <w:b/>
+          <w:lang w:val="es_ES" w:bidi="es_ES"/>
+        </w:rPr>
         <w:t>"adicto a mucho vino"</w:t>
       </w:r>
     </w:p>
@@ -7172,6 +8362,21 @@
           <w:b/>
           <w:lang w:val="es_ES" w:bidi="es_ES"/>
         </w:rPr>
+        <w:t>οἴνῳ πολλῷ δεδουλωμένας</w:t>
+      </w:r>
+    </w:p>
+    <w:p>
+      <w:pPr/>
+      <w:r>
+        <w:rPr>
+          <w:lang w:val="es_ES" w:bidi="es_ES"/>
+        </w:rPr>
+      </w:r>
+      <w:r>
+        <w:rPr>
+          <w:b/>
+          <w:lang w:val="es_ES" w:bidi="es_ES"/>
+        </w:rPr>
         <w:t>"adicto a mucho vino"</w:t>
       </w:r>
     </w:p>
@@ -7255,6 +8460,21 @@
           <w:b/>
           <w:lang w:val="es_ES" w:bidi="es_ES"/>
         </w:rPr>
+        <w:t>καλοδιδασκάλους</w:t>
+      </w:r>
+    </w:p>
+    <w:p>
+      <w:pPr/>
+      <w:r>
+        <w:rPr>
+          <w:lang w:val="es_ES" w:bidi="es_ES"/>
+        </w:rPr>
+      </w:r>
+      <w:r>
+        <w:rPr>
+          <w:b/>
+          <w:lang w:val="es_ES" w:bidi="es_ES"/>
+        </w:rPr>
         <w:t>"pero maestras del bien"</w:t>
       </w:r>
     </w:p>
@@ -7338,6 +8558,21 @@
           <w:b/>
           <w:lang w:val="es_ES" w:bidi="es_ES"/>
         </w:rPr>
+        <w:t>ἵνα</w:t>
+      </w:r>
+    </w:p>
+    <w:p>
+      <w:pPr/>
+      <w:r>
+        <w:rPr>
+          <w:lang w:val="es_ES" w:bidi="es_ES"/>
+        </w:rPr>
+      </w:r>
+      <w:r>
+        <w:rPr>
+          <w:b/>
+          <w:lang w:val="es_ES" w:bidi="es_ES"/>
+        </w:rPr>
         <w:t>"De esta manera"</w:t>
       </w:r>
     </w:p>
@@ -7460,6 +8695,21 @@
           <w:b/>
           <w:lang w:val="es_ES" w:bidi="es_ES"/>
         </w:rPr>
+        <w:t>φιλάνδρους</w:t>
+      </w:r>
+    </w:p>
+    <w:p>
+      <w:pPr/>
+      <w:r>
+        <w:rPr>
+          <w:lang w:val="es_ES" w:bidi="es_ES"/>
+        </w:rPr>
+      </w:r>
+      <w:r>
+        <w:rPr>
+          <w:b/>
+          <w:lang w:val="es_ES" w:bidi="es_ES"/>
+        </w:rPr>
         <w:t>"aman a sus maridos"</w:t>
       </w:r>
     </w:p>
@@ -7536,6 +8786,21 @@
           <w:b/>
           <w:lang w:val="es_ES" w:bidi="es_ES"/>
         </w:rPr>
+        <w:t>φιλοτέκνους</w:t>
+      </w:r>
+    </w:p>
+    <w:p>
+      <w:pPr/>
+      <w:r>
+        <w:rPr>
+          <w:lang w:val="es_ES" w:bidi="es_ES"/>
+        </w:rPr>
+      </w:r>
+      <w:r>
+        <w:rPr>
+          <w:b/>
+          <w:lang w:val="es_ES" w:bidi="es_ES"/>
+        </w:rPr>
         <w:t>"y niños"</w:t>
       </w:r>
     </w:p>
@@ -7599,6 +8864,21 @@
           <w:b/>
           <w:lang w:val="es_ES" w:bidi="es_ES"/>
         </w:rPr>
+        <w:t>ὑποτασσομένας τοῖς ἰδίοις ἀνδράσιν</w:t>
+      </w:r>
+    </w:p>
+    <w:p>
+      <w:pPr/>
+      <w:r>
+        <w:rPr>
+          <w:lang w:val="es_ES" w:bidi="es_ES"/>
+        </w:rPr>
+      </w:r>
+      <w:r>
+        <w:rPr>
+          <w:b/>
+          <w:lang w:val="es_ES" w:bidi="es_ES"/>
+        </w:rPr>
         <w:t>"y sumisas a sus propios maridos"</w:t>
       </w:r>
     </w:p>
@@ -7662,6 +8942,21 @@
           <w:b/>
           <w:lang w:val="es_ES" w:bidi="es_ES"/>
         </w:rPr>
+        <w:t>ἵνα</w:t>
+      </w:r>
+    </w:p>
+    <w:p>
+      <w:pPr/>
+      <w:r>
+        <w:rPr>
+          <w:lang w:val="es_ES" w:bidi="es_ES"/>
+        </w:rPr>
+      </w:r>
+      <w:r>
+        <w:rPr>
+          <w:b/>
+          <w:lang w:val="es_ES" w:bidi="es_ES"/>
+        </w:rPr>
         <w:t>"para que"</w:t>
       </w:r>
     </w:p>
@@ -7771,6 +9066,21 @@
           <w:b/>
           <w:lang w:val="es_ES" w:bidi="es_ES"/>
         </w:rPr>
+        <w:t>ἵνα μὴ ὁ λόγος τοῦ Θεοῦ βλασφημῆται</w:t>
+      </w:r>
+    </w:p>
+    <w:p>
+      <w:pPr/>
+      <w:r>
+        <w:rPr>
+          <w:lang w:val="es_ES" w:bidi="es_ES"/>
+        </w:rPr>
+      </w:r>
+      <w:r>
+        <w:rPr>
+          <w:b/>
+          <w:lang w:val="es_ES" w:bidi="es_ES"/>
+        </w:rPr>
         <w:t>"para que la palabra de Dios no sea desacreditada"</w:t>
       </w:r>
     </w:p>
@@ -7854,6 +9164,21 @@
           <w:b/>
           <w:lang w:val="es_ES" w:bidi="es_ES"/>
         </w:rPr>
+        <w:t>ὁ λόγος τοῦ Θεοῦ</w:t>
+      </w:r>
+    </w:p>
+    <w:p>
+      <w:pPr/>
+      <w:r>
+        <w:rPr>
+          <w:lang w:val="es_ES" w:bidi="es_ES"/>
+        </w:rPr>
+      </w:r>
+      <w:r>
+        <w:rPr>
+          <w:b/>
+          <w:lang w:val="es_ES" w:bidi="es_ES"/>
+        </w:rPr>
         <w:t>"la palabra de Dios"</w:t>
       </w:r>
     </w:p>
@@ -7950,6 +9275,21 @@
           <w:b/>
           <w:lang w:val="es_ES" w:bidi="es_ES"/>
         </w:rPr>
+        <w:t>ὡσαύτως</w:t>
+      </w:r>
+    </w:p>
+    <w:p>
+      <w:pPr/>
+      <w:r>
+        <w:rPr>
+          <w:lang w:val="es_ES" w:bidi="es_ES"/>
+        </w:rPr>
+      </w:r>
+      <w:r>
+        <w:rPr>
+          <w:b/>
+          <w:lang w:val="es_ES" w:bidi="es_ES"/>
+        </w:rPr>
         <w:t>"De la misma manera".</w:t>
       </w:r>
     </w:p>
@@ -8013,6 +9353,21 @@
           <w:b/>
           <w:lang w:val="es_ES" w:bidi="es_ES"/>
         </w:rPr>
+        <w:t>περὶ πάντα</w:t>
+      </w:r>
+    </w:p>
+    <w:p>
+      <w:pPr/>
+      <w:r>
+        <w:rPr>
+          <w:lang w:val="es_ES" w:bidi="es_ES"/>
+        </w:rPr>
+      </w:r>
+      <w:r>
+        <w:rPr>
+          <w:b/>
+          <w:lang w:val="es_ES" w:bidi="es_ES"/>
+        </w:rPr>
         <w:t>"En todo".</w:t>
       </w:r>
     </w:p>
@@ -8076,6 +9431,21 @@
           <w:b/>
           <w:lang w:val="es_ES" w:bidi="es_ES"/>
         </w:rPr>
+        <w:t>σεαυτὸν παρεχόμενος</w:t>
+      </w:r>
+    </w:p>
+    <w:p>
+      <w:pPr/>
+      <w:r>
+        <w:rPr>
+          <w:lang w:val="es_ES" w:bidi="es_ES"/>
+        </w:rPr>
+      </w:r>
+      <w:r>
+        <w:rPr>
+          <w:b/>
+          <w:lang w:val="es_ES" w:bidi="es_ES"/>
+        </w:rPr>
         <w:t>"preséntate"</w:t>
       </w:r>
     </w:p>
@@ -8139,6 +9509,21 @@
           <w:b/>
           <w:lang w:val="es_ES" w:bidi="es_ES"/>
         </w:rPr>
+        <w:t>τύπον καλῶν ἔργων</w:t>
+      </w:r>
+    </w:p>
+    <w:p>
+      <w:pPr/>
+      <w:r>
+        <w:rPr>
+          <w:lang w:val="es_ES" w:bidi="es_ES"/>
+        </w:rPr>
+      </w:r>
+      <w:r>
+        <w:rPr>
+          <w:b/>
+          <w:lang w:val="es_ES" w:bidi="es_ES"/>
+        </w:rPr>
         <w:t>"ser un ejemplo haciendo buenas obras".</w:t>
       </w:r>
     </w:p>
@@ -8202,6 +9587,21 @@
           <w:b/>
           <w:lang w:val="es_ES" w:bidi="es_ES"/>
         </w:rPr>
+        <w:t>ἐν τῇ διδασκαλίᾳ ἀφθορίαν, σεμνότητα</w:t>
+      </w:r>
+    </w:p>
+    <w:p>
+      <w:pPr/>
+      <w:r>
+        <w:rPr>
+          <w:lang w:val="es_ES" w:bidi="es_ES"/>
+        </w:rPr>
+      </w:r>
+      <w:r>
+        <w:rPr>
+          <w:b/>
+          <w:lang w:val="es_ES" w:bidi="es_ES"/>
+        </w:rPr>
         <w:t>"En tu enseñanza muestra integridad y dignidad".</w:t>
       </w:r>
     </w:p>
@@ -8285,6 +9685,21 @@
           <w:b/>
           <w:lang w:val="es_ES" w:bidi="es_ES"/>
         </w:rPr>
+        <w:t>ἐν τῇ διδασκαλίᾳ ἀφθορίαν, σεμνότητα</w:t>
+      </w:r>
+    </w:p>
+    <w:p>
+      <w:pPr/>
+      <w:r>
+        <w:rPr>
+          <w:lang w:val="es_ES" w:bidi="es_ES"/>
+        </w:rPr>
+      </w:r>
+      <w:r>
+        <w:rPr>
+          <w:b/>
+          <w:lang w:val="es_ES" w:bidi="es_ES"/>
+        </w:rPr>
         <w:t>"En tu enseñanza muestra integridad y dignidad".</w:t>
       </w:r>
     </w:p>
@@ -8394,6 +9809,21 @@
           <w:b/>
           <w:lang w:val="es_ES" w:bidi="es_ES"/>
         </w:rPr>
+        <w:t>ἀφθορίαν</w:t>
+      </w:r>
+    </w:p>
+    <w:p>
+      <w:pPr/>
+      <w:r>
+        <w:rPr>
+          <w:lang w:val="es_ES" w:bidi="es_ES"/>
+        </w:rPr>
+      </w:r>
+      <w:r>
+        <w:rPr>
+          <w:b/>
+          <w:lang w:val="es_ES" w:bidi="es_ES"/>
+        </w:rPr>
         <w:t>"mostrar integridad".</w:t>
       </w:r>
     </w:p>
@@ -8503,6 +9933,21 @@
           <w:b/>
           <w:lang w:val="es_ES" w:bidi="es_ES"/>
         </w:rPr>
+        <w:t>ὑγιῆ</w:t>
+      </w:r>
+    </w:p>
+    <w:p>
+      <w:pPr/>
+      <w:r>
+        <w:rPr>
+          <w:lang w:val="es_ES" w:bidi="es_ES"/>
+        </w:rPr>
+      </w:r>
+      <w:r>
+        <w:rPr>
+          <w:b/>
+          <w:lang w:val="es_ES" w:bidi="es_ES"/>
+        </w:rPr>
         <w:t>"y saludable".</w:t>
       </w:r>
     </w:p>
@@ -8612,6 +10057,21 @@
           <w:b/>
           <w:lang w:val="es_ES" w:bidi="es_ES"/>
         </w:rPr>
+        <w:t>ἵνα</w:t>
+      </w:r>
+    </w:p>
+    <w:p>
+      <w:pPr/>
+      <w:r>
+        <w:rPr>
+          <w:lang w:val="es_ES" w:bidi="es_ES"/>
+        </w:rPr>
+      </w:r>
+      <w:r>
+        <w:rPr>
+          <w:b/>
+          <w:lang w:val="es_ES" w:bidi="es_ES"/>
+        </w:rPr>
         <w:t>"de modo que".</w:t>
       </w:r>
     </w:p>
@@ -8708,6 +10168,21 @@
           <w:b/>
           <w:lang w:val="es_ES" w:bidi="es_ES"/>
         </w:rPr>
+        <w:t>ἵνα ὁ ἐξ ἐναντίας ἐντραπῇ</w:t>
+      </w:r>
+    </w:p>
+    <w:p>
+      <w:pPr/>
+      <w:r>
+        <w:rPr>
+          <w:lang w:val="es_ES" w:bidi="es_ES"/>
+        </w:rPr>
+      </w:r>
+      <w:r>
+        <w:rPr>
+          <w:b/>
+          <w:lang w:val="es_ES" w:bidi="es_ES"/>
+        </w:rPr>
         <w:t>"de modo que el adversario se avergüence".</w:t>
       </w:r>
     </w:p>
@@ -8791,6 +10266,21 @@
           <w:b/>
           <w:lang w:val="es_ES" w:bidi="es_ES"/>
         </w:rPr>
+        <w:t>ἡμῶν</w:t>
+      </w:r>
+    </w:p>
+    <w:p>
+      <w:pPr/>
+      <w:r>
+        <w:rPr>
+          <w:lang w:val="es_ES" w:bidi="es_ES"/>
+        </w:rPr>
+      </w:r>
+      <w:r>
+        <w:rPr>
+          <w:b/>
+          <w:lang w:val="es_ES" w:bidi="es_ES"/>
+        </w:rPr>
         <w:t>"nosotros".</w:t>
       </w:r>
     </w:p>
@@ -8887,6 +10377,21 @@
           <w:b/>
           <w:lang w:val="es_ES" w:bidi="es_ES"/>
         </w:rPr>
+        <w:t>δούλους ἰδίοις δεσπόταις ὑποτάσσεσθαι</w:t>
+      </w:r>
+    </w:p>
+    <w:p>
+      <w:pPr/>
+      <w:r>
+        <w:rPr>
+          <w:lang w:val="es_ES" w:bidi="es_ES"/>
+        </w:rPr>
+      </w:r>
+      <w:r>
+        <w:rPr>
+          <w:b/>
+          <w:lang w:val="es_ES" w:bidi="es_ES"/>
+        </w:rPr>
         <w:t>"Los esclavos deben someterse a sus propios amos"</w:t>
       </w:r>
     </w:p>
@@ -8970,6 +10475,21 @@
           <w:b/>
           <w:lang w:val="es_ES" w:bidi="es_ES"/>
         </w:rPr>
+        <w:t>ἐν πᾶσιν</w:t>
+      </w:r>
+    </w:p>
+    <w:p>
+      <w:pPr/>
+      <w:r>
+        <w:rPr>
+          <w:lang w:val="es_ES" w:bidi="es_ES"/>
+        </w:rPr>
+      </w:r>
+      <w:r>
+        <w:rPr>
+          <w:b/>
+          <w:lang w:val="es_ES" w:bidi="es_ES"/>
+        </w:rPr>
         <w:t>"en todo".</w:t>
       </w:r>
     </w:p>
@@ -9033,6 +10553,21 @@
           <w:b/>
           <w:lang w:val="es_ES" w:bidi="es_ES"/>
         </w:rPr>
+        <w:t>εὐαρέστους εἶναι</w:t>
+      </w:r>
+    </w:p>
+    <w:p>
+      <w:pPr/>
+      <w:r>
+        <w:rPr>
+          <w:lang w:val="es_ES" w:bidi="es_ES"/>
+        </w:rPr>
+      </w:r>
+      <w:r>
+        <w:rPr>
+          <w:b/>
+          <w:lang w:val="es_ES" w:bidi="es_ES"/>
+        </w:rPr>
         <w:t>"que agraden".</w:t>
       </w:r>
     </w:p>
@@ -9116,6 +10651,21 @@
           <w:b/>
           <w:lang w:val="es_ES" w:bidi="es_ES"/>
         </w:rPr>
+        <w:t>μὴ νοσφιζομένους</w:t>
+      </w:r>
+    </w:p>
+    <w:p>
+      <w:pPr/>
+      <w:r>
+        <w:rPr>
+          <w:lang w:val="es_ES" w:bidi="es_ES"/>
+        </w:rPr>
+      </w:r>
+      <w:r>
+        <w:rPr>
+          <w:b/>
+          <w:lang w:val="es_ES" w:bidi="es_ES"/>
+        </w:rPr>
         <w:t>"no les robes".</w:t>
       </w:r>
     </w:p>
@@ -9199,6 +10749,21 @@
           <w:b/>
           <w:lang w:val="es_ES" w:bidi="es_ES"/>
         </w:rPr>
+        <w:t>ἀλλὰ</w:t>
+      </w:r>
+    </w:p>
+    <w:p>
+      <w:pPr/>
+      <w:r>
+        <w:rPr>
+          <w:lang w:val="es_ES" w:bidi="es_ES"/>
+        </w:rPr>
+      </w:r>
+      <w:r>
+        <w:rPr>
+          <w:b/>
+          <w:lang w:val="es_ES" w:bidi="es_ES"/>
+        </w:rPr>
         <w:t>"sino".</w:t>
       </w:r>
     </w:p>
@@ -9295,6 +10860,21 @@
           <w:b/>
           <w:lang w:val="es_ES" w:bidi="es_ES"/>
         </w:rPr>
+        <w:t>πᾶσαν πίστιν ἐνδεικνυμένους ἀγαθήν</w:t>
+      </w:r>
+    </w:p>
+    <w:p>
+      <w:pPr/>
+      <w:r>
+        <w:rPr>
+          <w:lang w:val="es_ES" w:bidi="es_ES"/>
+        </w:rPr>
+      </w:r>
+      <w:r>
+        <w:rPr>
+          <w:b/>
+          <w:lang w:val="es_ES" w:bidi="es_ES"/>
+        </w:rPr>
         <w:t>"mostrándose fieles en todo".</w:t>
       </w:r>
     </w:p>
@@ -9358,6 +10938,21 @@
           <w:b/>
           <w:lang w:val="es_ES" w:bidi="es_ES"/>
         </w:rPr>
+        <w:t>ἵνα</w:t>
+      </w:r>
+    </w:p>
+    <w:p>
+      <w:pPr/>
+      <w:r>
+        <w:rPr>
+          <w:lang w:val="es_ES" w:bidi="es_ES"/>
+        </w:rPr>
+      </w:r>
+      <w:r>
+        <w:rPr>
+          <w:b/>
+          <w:lang w:val="es_ES" w:bidi="es_ES"/>
+        </w:rPr>
         <w:t>"para que".</w:t>
       </w:r>
     </w:p>
@@ -9480,6 +11075,21 @@
           <w:b/>
           <w:lang w:val="es_ES" w:bidi="es_ES"/>
         </w:rPr>
+        <w:t>ἐν πᾶσιν</w:t>
+      </w:r>
+    </w:p>
+    <w:p>
+      <w:pPr/>
+      <w:r>
+        <w:rPr>
+          <w:lang w:val="es_ES" w:bidi="es_ES"/>
+        </w:rPr>
+      </w:r>
+      <w:r>
+        <w:rPr>
+          <w:b/>
+          <w:lang w:val="es_ES" w:bidi="es_ES"/>
+        </w:rPr>
         <w:t>"en todos los aspectos"</w:t>
       </w:r>
     </w:p>
@@ -9543,6 +11153,21 @@
           <w:b/>
           <w:lang w:val="es_ES" w:bidi="es_ES"/>
         </w:rPr>
+        <w:t>τὴν διδασκαλίαν τὴν τοῦ Σωτῆρος ἡμῶν, Θεοῦ, κοσμῶσιν</w:t>
+      </w:r>
+    </w:p>
+    <w:p>
+      <w:pPr/>
+      <w:r>
+        <w:rPr>
+          <w:lang w:val="es_ES" w:bidi="es_ES"/>
+        </w:rPr>
+      </w:r>
+      <w:r>
+        <w:rPr>
+          <w:b/>
+          <w:lang w:val="es_ES" w:bidi="es_ES"/>
+        </w:rPr>
         <w:t>"adornarán la doctrina acerca de Dios nuestro Salvador"</w:t>
       </w:r>
     </w:p>
@@ -9606,6 +11231,21 @@
           <w:b/>
           <w:lang w:val="es_ES" w:bidi="es_ES"/>
         </w:rPr>
+        <w:t>ἡμῶν</w:t>
+      </w:r>
+    </w:p>
+    <w:p>
+      <w:pPr/>
+      <w:r>
+        <w:rPr>
+          <w:lang w:val="es_ES" w:bidi="es_ES"/>
+        </w:rPr>
+      </w:r>
+      <w:r>
+        <w:rPr>
+          <w:b/>
+          <w:lang w:val="es_ES" w:bidi="es_ES"/>
+        </w:rPr>
         <w:t>"nuestro"</w:t>
       </w:r>
     </w:p>
@@ -9708,6 +11348,21 @@
           <w:b/>
           <w:lang w:val="es_ES" w:bidi="es_ES"/>
         </w:rPr>
+        <w:t>γὰρ</w:t>
+      </w:r>
+    </w:p>
+    <w:p>
+      <w:pPr/>
+      <w:r>
+        <w:rPr>
+          <w:lang w:val="es_ES" w:bidi="es_ES"/>
+        </w:rPr>
+      </w:r>
+      <w:r>
+        <w:rPr>
+          <w:b/>
+          <w:lang w:val="es_ES" w:bidi="es_ES"/>
+        </w:rPr>
         <w:t>"Para"</w:t>
       </w:r>
     </w:p>
@@ -9804,6 +11459,21 @@
           <w:b/>
           <w:lang w:val="es_ES" w:bidi="es_ES"/>
         </w:rPr>
+        <w:t>ἐπεφάνη &amp; ἡ χάρις τοῦ Θεοῦ</w:t>
+      </w:r>
+    </w:p>
+    <w:p>
+      <w:pPr/>
+      <w:r>
+        <w:rPr>
+          <w:lang w:val="es_ES" w:bidi="es_ES"/>
+        </w:rPr>
+      </w:r>
+      <w:r>
+        <w:rPr>
+          <w:b/>
+          <w:lang w:val="es_ES" w:bidi="es_ES"/>
+        </w:rPr>
         <w:t>"ha manifestado"</w:t>
       </w:r>
       <w:r>
@@ -9913,6 +11583,21 @@
           <w:b/>
           <w:lang w:val="es_ES" w:bidi="es_ES"/>
         </w:rPr>
+        <w:t>ἐπεφάνη γὰρ ἡ χάρις τοῦ Θεοῦ σωτήριος πᾶσιν ἀνθρώποις</w:t>
+      </w:r>
+    </w:p>
+    <w:p>
+      <w:pPr/>
+      <w:r>
+        <w:rPr>
+          <w:lang w:val="es_ES" w:bidi="es_ES"/>
+        </w:rPr>
+      </w:r>
+      <w:r>
+        <w:rPr>
+          <w:b/>
+          <w:lang w:val="es_ES" w:bidi="es_ES"/>
+        </w:rPr>
         <w:t>"Porque la gracia de Dios se ha manifestado trayendo salvación a todos".</w:t>
       </w:r>
     </w:p>
@@ -10009,6 +11694,21 @@
           <w:b/>
           <w:lang w:val="es_ES" w:bidi="es_ES"/>
         </w:rPr>
+        <w:t>σωτήριος πᾶσιν ἀνθρώποις</w:t>
+      </w:r>
+    </w:p>
+    <w:p>
+      <w:pPr/>
+      <w:r>
+        <w:rPr>
+          <w:lang w:val="es_ES" w:bidi="es_ES"/>
+        </w:rPr>
+      </w:r>
+      <w:r>
+        <w:rPr>
+          <w:b/>
+          <w:lang w:val="es_ES" w:bidi="es_ES"/>
+        </w:rPr>
         <w:t>"trayendo salvación a todos".</w:t>
       </w:r>
     </w:p>
@@ -10118,6 +11818,21 @@
           <w:b/>
           <w:lang w:val="es_ES" w:bidi="es_ES"/>
         </w:rPr>
+        <w:t>πᾶσιν ἀνθρώποις</w:t>
+      </w:r>
+    </w:p>
+    <w:p>
+      <w:pPr/>
+      <w:r>
+        <w:rPr>
+          <w:lang w:val="es_ES" w:bidi="es_ES"/>
+        </w:rPr>
+      </w:r>
+      <w:r>
+        <w:rPr>
+          <w:b/>
+          <w:lang w:val="es_ES" w:bidi="es_ES"/>
+        </w:rPr>
         <w:t>"a todos"</w:t>
       </w:r>
     </w:p>
@@ -10214,6 +11929,21 @@
           <w:b/>
           <w:lang w:val="es_ES" w:bidi="es_ES"/>
         </w:rPr>
+        <w:t>παιδεύουσα ἡμᾶς</w:t>
+      </w:r>
+    </w:p>
+    <w:p>
+      <w:pPr/>
+      <w:r>
+        <w:rPr>
+          <w:lang w:val="es_ES" w:bidi="es_ES"/>
+        </w:rPr>
+      </w:r>
+      <w:r>
+        <w:rPr>
+          <w:b/>
+          <w:lang w:val="es_ES" w:bidi="es_ES"/>
+        </w:rPr>
         <w:t>"Nos enseña".</w:t>
       </w:r>
     </w:p>
@@ -10297,6 +12027,21 @@
           <w:b/>
           <w:lang w:val="es_ES" w:bidi="es_ES"/>
         </w:rPr>
+        <w:t>ἡμᾶς</w:t>
+      </w:r>
+    </w:p>
+    <w:p>
+      <w:pPr/>
+      <w:r>
+        <w:rPr>
+          <w:lang w:val="es_ES" w:bidi="es_ES"/>
+        </w:rPr>
+      </w:r>
+      <w:r>
+        <w:rPr>
+          <w:b/>
+          <w:lang w:val="es_ES" w:bidi="es_ES"/>
+        </w:rPr>
         <w:t>"nosotros".</w:t>
       </w:r>
     </w:p>
@@ -10393,6 +12138,21 @@
           <w:b/>
           <w:lang w:val="es_ES" w:bidi="es_ES"/>
         </w:rPr>
+        <w:t>τὴν ἀσέβειαν</w:t>
+      </w:r>
+    </w:p>
+    <w:p>
+      <w:pPr/>
+      <w:r>
+        <w:rPr>
+          <w:lang w:val="es_ES" w:bidi="es_ES"/>
+        </w:rPr>
+      </w:r>
+      <w:r>
+        <w:rPr>
+          <w:b/>
+          <w:lang w:val="es_ES" w:bidi="es_ES"/>
+        </w:rPr>
         <w:t>"impiedad".</w:t>
       </w:r>
     </w:p>
@@ -10489,6 +12249,21 @@
           <w:b/>
           <w:lang w:val="es_ES" w:bidi="es_ES"/>
         </w:rPr>
+        <w:t>τὰς κοσμικὰς ἐπιθυμίας</w:t>
+      </w:r>
+    </w:p>
+    <w:p>
+      <w:pPr/>
+      <w:r>
+        <w:rPr>
+          <w:lang w:val="es_ES" w:bidi="es_ES"/>
+        </w:rPr>
+      </w:r>
+      <w:r>
+        <w:rPr>
+          <w:b/>
+          <w:lang w:val="es_ES" w:bidi="es_ES"/>
+        </w:rPr>
         <w:t>"pasiones mundanas".</w:t>
       </w:r>
     </w:p>
@@ -10585,6 +12360,21 @@
           <w:b/>
           <w:lang w:val="es_ES" w:bidi="es_ES"/>
         </w:rPr>
+        <w:t>ἀσέβειαν &amp; εὐσεβῶς</w:t>
+      </w:r>
+    </w:p>
+    <w:p>
+      <w:pPr/>
+      <w:r>
+        <w:rPr>
+          <w:lang w:val="es_ES" w:bidi="es_ES"/>
+        </w:rPr>
+      </w:r>
+      <w:r>
+        <w:rPr>
+          <w:b/>
+          <w:lang w:val="es_ES" w:bidi="es_ES"/>
+        </w:rPr>
         <w:t>"impiedad"</w:t>
       </w:r>
       <w:r>
@@ -10661,6 +12451,21 @@
           <w:b/>
           <w:lang w:val="es_ES" w:bidi="es_ES"/>
         </w:rPr>
+        <w:t>ἐν τῷ νῦν αἰῶνι</w:t>
+      </w:r>
+    </w:p>
+    <w:p>
+      <w:pPr/>
+      <w:r>
+        <w:rPr>
+          <w:lang w:val="es_ES" w:bidi="es_ES"/>
+        </w:rPr>
+      </w:r>
+      <w:r>
+        <w:rPr>
+          <w:b/>
+          <w:lang w:val="es_ES" w:bidi="es_ES"/>
+        </w:rPr>
         <w:t>"en este siglo"</w:t>
       </w:r>
     </w:p>
@@ -10724,6 +12529,21 @@
           <w:b/>
           <w:lang w:val="es_ES" w:bidi="es_ES"/>
         </w:rPr>
+        <w:t>προσδεχόμενοι</w:t>
+      </w:r>
+    </w:p>
+    <w:p>
+      <w:pPr/>
+      <w:r>
+        <w:rPr>
+          <w:lang w:val="es_ES" w:bidi="es_ES"/>
+        </w:rPr>
+      </w:r>
+      <w:r>
+        <w:rPr>
+          <w:b/>
+          <w:lang w:val="es_ES" w:bidi="es_ES"/>
+        </w:rPr>
         <w:t>"mientras aguardamos".</w:t>
       </w:r>
     </w:p>
@@ -10787,6 +12607,21 @@
           <w:b/>
           <w:lang w:val="es_ES" w:bidi="es_ES"/>
         </w:rPr>
+        <w:t>τὴν μακαρίαν ἐλπίδα, καὶ ἐπιφάνειαν τῆς δόξης</w:t>
+      </w:r>
+    </w:p>
+    <w:p>
+      <w:pPr/>
+      <w:r>
+        <w:rPr>
+          <w:lang w:val="es_ES" w:bidi="es_ES"/>
+        </w:rPr>
+      </w:r>
+      <w:r>
+        <w:rPr>
+          <w:b/>
+          <w:lang w:val="es_ES" w:bidi="es_ES"/>
+        </w:rPr>
         <w:t>"la esperanza bienaventurada y la manifestación gloriosa".</w:t>
       </w:r>
     </w:p>
@@ -10922,6 +12757,21 @@
           <w:b/>
           <w:lang w:val="es_ES" w:bidi="es_ES"/>
         </w:rPr>
+        <w:t>τὴν μακαρίαν ἐλπίδα, καὶ ἐπιφάνειαν τῆς δόξης</w:t>
+      </w:r>
+    </w:p>
+    <w:p>
+      <w:pPr/>
+      <w:r>
+        <w:rPr>
+          <w:lang w:val="es_ES" w:bidi="es_ES"/>
+        </w:rPr>
+      </w:r>
+      <w:r>
+        <w:rPr>
+          <w:b/>
+          <w:lang w:val="es_ES" w:bidi="es_ES"/>
+        </w:rPr>
         <w:t>"</w:t>
       </w:r>
       <w:r>
@@ -11045,6 +12895,21 @@
           <w:b/>
           <w:lang w:val="es_ES" w:bidi="es_ES"/>
         </w:rPr>
+        <w:t>τὴν μακαρίαν ἐλπίδα, καὶ ἐπιφάνειαν τῆς δόξης τοῦ μεγάλου Θεοῦ καὶ Σωτῆρος ἡμῶν, Ἰησοῦ Χριστοῦ</w:t>
+      </w:r>
+    </w:p>
+    <w:p>
+      <w:pPr/>
+      <w:r>
+        <w:rPr>
+          <w:lang w:val="es_ES" w:bidi="es_ES"/>
+        </w:rPr>
+      </w:r>
+      <w:r>
+        <w:rPr>
+          <w:b/>
+          <w:lang w:val="es_ES" w:bidi="es_ES"/>
+        </w:rPr>
         <w:t>"l</w:t>
       </w:r>
       <w:r>
@@ -11181,6 +13046,21 @@
           <w:b/>
           <w:lang w:val="es_ES" w:bidi="es_ES"/>
         </w:rPr>
+        <w:t>τοῦ μεγάλου Θεοῦ καὶ Σωτῆρος ἡμῶν, Ἰησοῦ Χριστοῦ</w:t>
+      </w:r>
+    </w:p>
+    <w:p>
+      <w:pPr/>
+      <w:r>
+        <w:rPr>
+          <w:lang w:val="es_ES" w:bidi="es_ES"/>
+        </w:rPr>
+      </w:r>
+      <w:r>
+        <w:rPr>
+          <w:b/>
+          <w:lang w:val="es_ES" w:bidi="es_ES"/>
+        </w:rPr>
         <w:t>"de nuestro gran Dios y Salvador Jesucristo"</w:t>
       </w:r>
     </w:p>
@@ -11303,6 +13183,21 @@
           <w:b/>
           <w:lang w:val="es_ES" w:bidi="es_ES"/>
         </w:rPr>
+        <w:t>ὃς ἔδωκεν ἑαυτὸν ὑπὲρ ἡμῶν</w:t>
+      </w:r>
+    </w:p>
+    <w:p>
+      <w:pPr/>
+      <w:r>
+        <w:rPr>
+          <w:lang w:val="es_ES" w:bidi="es_ES"/>
+        </w:rPr>
+      </w:r>
+      <w:r>
+        <w:rPr>
+          <w:b/>
+          <w:lang w:val="es_ES" w:bidi="es_ES"/>
+        </w:rPr>
         <w:t>"se dio a sí mismo por nosotros".</w:t>
       </w:r>
     </w:p>
@@ -11386,6 +13281,21 @@
           <w:b/>
           <w:lang w:val="es_ES" w:bidi="es_ES"/>
         </w:rPr>
+        <w:t>ἡμῶν</w:t>
+      </w:r>
+    </w:p>
+    <w:p>
+      <w:pPr/>
+      <w:r>
+        <w:rPr>
+          <w:lang w:val="es_ES" w:bidi="es_ES"/>
+        </w:rPr>
+      </w:r>
+      <w:r>
+        <w:rPr>
+          <w:b/>
+          <w:lang w:val="es_ES" w:bidi="es_ES"/>
+        </w:rPr>
         <w:t>"nosotros".</w:t>
       </w:r>
     </w:p>
@@ -11482,6 +13392,21 @@
           <w:b/>
           <w:lang w:val="es_ES" w:bidi="es_ES"/>
         </w:rPr>
+        <w:t>λυτρώσηται ἡμᾶς ἀπὸ πάσης ἀνομίας</w:t>
+      </w:r>
+    </w:p>
+    <w:p>
+      <w:pPr/>
+      <w:r>
+        <w:rPr>
+          <w:lang w:val="es_ES" w:bidi="es_ES"/>
+        </w:rPr>
+      </w:r>
+      <w:r>
+        <w:rPr>
+          <w:b/>
+          <w:lang w:val="es_ES" w:bidi="es_ES"/>
+        </w:rPr>
         <w:t>"</w:t>
       </w:r>
       <w:r>
@@ -11592,6 +13517,21 @@
           <w:b/>
           <w:lang w:val="es_ES" w:bidi="es_ES"/>
         </w:rPr>
+        <w:t>ἡμᾶς</w:t>
+      </w:r>
+    </w:p>
+    <w:p>
+      <w:pPr/>
+      <w:r>
+        <w:rPr>
+          <w:lang w:val="es_ES" w:bidi="es_ES"/>
+        </w:rPr>
+      </w:r>
+      <w:r>
+        <w:rPr>
+          <w:b/>
+          <w:lang w:val="es_ES" w:bidi="es_ES"/>
+        </w:rPr>
         <w:t>"nosotros".</w:t>
       </w:r>
     </w:p>
@@ -11688,6 +13628,21 @@
           <w:b/>
           <w:lang w:val="es_ES" w:bidi="es_ES"/>
         </w:rPr>
+        <w:t>λαὸν περιούσιον</w:t>
+      </w:r>
+    </w:p>
+    <w:p>
+      <w:pPr/>
+      <w:r>
+        <w:rPr>
+          <w:lang w:val="es_ES" w:bidi="es_ES"/>
+        </w:rPr>
+      </w:r>
+      <w:r>
+        <w:rPr>
+          <w:b/>
+          <w:lang w:val="es_ES" w:bidi="es_ES"/>
+        </w:rPr>
         <w:t>"para sí un pueblo propio".</w:t>
       </w:r>
     </w:p>
@@ -11771,6 +13726,21 @@
           <w:b/>
           <w:lang w:val="es_ES" w:bidi="es_ES"/>
         </w:rPr>
+        <w:t>ζηλωτὴν καλῶν ἔργων</w:t>
+      </w:r>
+    </w:p>
+    <w:p>
+      <w:pPr/>
+      <w:r>
+        <w:rPr>
+          <w:lang w:val="es_ES" w:bidi="es_ES"/>
+        </w:rPr>
+      </w:r>
+      <w:r>
+        <w:rPr>
+          <w:b/>
+          <w:lang w:val="es_ES" w:bidi="es_ES"/>
+        </w:rPr>
         <w:t>"celoso de buenas obras".</w:t>
       </w:r>
     </w:p>
@@ -11842,6 +13812,21 @@
           <w:b/>
           <w:lang w:val="es_ES" w:bidi="es_ES"/>
         </w:rPr>
+        <w:t>ταῦτα</w:t>
+      </w:r>
+    </w:p>
+    <w:p>
+      <w:pPr/>
+      <w:r>
+        <w:rPr>
+          <w:lang w:val="es_ES" w:bidi="es_ES"/>
+        </w:rPr>
+      </w:r>
+      <w:r>
+        <w:rPr>
+          <w:b/>
+          <w:lang w:val="es_ES" w:bidi="es_ES"/>
+        </w:rPr>
         <w:t>"esto habla".</w:t>
       </w:r>
     </w:p>
@@ -11938,6 +13923,21 @@
           <w:b/>
           <w:lang w:val="es_ES" w:bidi="es_ES"/>
         </w:rPr>
+        <w:t>παρακάλει</w:t>
+      </w:r>
+    </w:p>
+    <w:p>
+      <w:pPr/>
+      <w:r>
+        <w:rPr>
+          <w:lang w:val="es_ES" w:bidi="es_ES"/>
+        </w:rPr>
+      </w:r>
+      <w:r>
+        <w:rPr>
+          <w:b/>
+          <w:lang w:val="es_ES" w:bidi="es_ES"/>
+        </w:rPr>
         <w:t>"exorta".</w:t>
       </w:r>
     </w:p>
@@ -12034,6 +14034,21 @@
           <w:b/>
           <w:lang w:val="es_ES" w:bidi="es_ES"/>
         </w:rPr>
+        <w:t>ἔλεγχε, μετὰ πάσης ἐπιταγῆς</w:t>
+      </w:r>
+    </w:p>
+    <w:p>
+      <w:pPr/>
+      <w:r>
+        <w:rPr>
+          <w:lang w:val="es_ES" w:bidi="es_ES"/>
+        </w:rPr>
+      </w:r>
+      <w:r>
+        <w:rPr>
+          <w:b/>
+          <w:lang w:val="es_ES" w:bidi="es_ES"/>
+        </w:rPr>
         <w:t>"reprende con toda autoridad".</w:t>
       </w:r>
     </w:p>
@@ -12130,6 +14145,21 @@
           <w:b/>
           <w:lang w:val="es_ES" w:bidi="es_ES"/>
         </w:rPr>
+        <w:t>μετὰ πάσης ἐπιταγῆς</w:t>
+      </w:r>
+    </w:p>
+    <w:p>
+      <w:pPr/>
+      <w:r>
+        <w:rPr>
+          <w:lang w:val="es_ES" w:bidi="es_ES"/>
+        </w:rPr>
+      </w:r>
+      <w:r>
+        <w:rPr>
+          <w:b/>
+          <w:lang w:val="es_ES" w:bidi="es_ES"/>
+        </w:rPr>
         <w:t>"con toda autoridad".</w:t>
       </w:r>
     </w:p>
@@ -12226,6 +14256,21 @@
           <w:b/>
           <w:lang w:val="es_ES" w:bidi="es_ES"/>
         </w:rPr>
+        <w:t>μηδείς σου περιφρονείτω</w:t>
+      </w:r>
+    </w:p>
+    <w:p>
+      <w:pPr/>
+      <w:r>
+        <w:rPr>
+          <w:lang w:val="es_ES" w:bidi="es_ES"/>
+        </w:rPr>
+      </w:r>
+      <w:r>
+        <w:rPr>
+          <w:b/>
+          <w:lang w:val="es_ES" w:bidi="es_ES"/>
+        </w:rPr>
         <w:t>"nadie te desprecie".</w:t>
       </w:r>
     </w:p>
@@ -12289,6 +14334,21 @@
           <w:b/>
           <w:lang w:val="es_ES" w:bidi="es_ES"/>
         </w:rPr>
+        <w:t>μηδείς σου περιφρονείτω</w:t>
+      </w:r>
+    </w:p>
+    <w:p>
+      <w:pPr/>
+      <w:r>
+        <w:rPr>
+          <w:lang w:val="es_ES" w:bidi="es_ES"/>
+        </w:rPr>
+      </w:r>
+      <w:r>
+        <w:rPr>
+          <w:b/>
+          <w:lang w:val="es_ES" w:bidi="es_ES"/>
+        </w:rPr>
         <w:t>"nadie te desprecie".</w:t>
       </w:r>
     </w:p>
@@ -12372,6 +14432,21 @@
           <w:b/>
           <w:lang w:val="es_ES" w:bidi="es_ES"/>
         </w:rPr>
+        <w:t>μηδείς σου περιφρονείτω</w:t>
+      </w:r>
+    </w:p>
+    <w:p>
+      <w:pPr/>
+      <w:r>
+        <w:rPr>
+          <w:lang w:val="es_ES" w:bidi="es_ES"/>
+        </w:rPr>
+      </w:r>
+      <w:r>
+        <w:rPr>
+          <w:b/>
+          <w:lang w:val="es_ES" w:bidi="es_ES"/>
+        </w:rPr>
         <w:t>"Nadie te menosprecie".</w:t>
       </w:r>
     </w:p>
@@ -12455,6 +14530,21 @@
           <w:b/>
           <w:lang w:val="es_ES" w:bidi="es_ES"/>
         </w:rPr>
+        <w:t>ὑπομίμνῃσκε αὐτοὺς &amp; ὑποτάσσεσθαι</w:t>
+      </w:r>
+    </w:p>
+    <w:p>
+      <w:pPr/>
+      <w:r>
+        <w:rPr>
+          <w:lang w:val="es_ES" w:bidi="es_ES"/>
+        </w:rPr>
+      </w:r>
+      <w:r>
+        <w:rPr>
+          <w:b/>
+          <w:lang w:val="es_ES" w:bidi="es_ES"/>
+        </w:rPr>
         <w:t>"Recuérdales" - "que se sujeten".</w:t>
       </w:r>
     </w:p>
@@ -12518,6 +14608,21 @@
           <w:b/>
           <w:lang w:val="es_ES" w:bidi="es_ES"/>
         </w:rPr>
+        <w:t>ἀρχαῖς, ἐξουσίαις, ὑποτάσσεσθαι, πειθαρχεῖν</w:t>
+      </w:r>
+    </w:p>
+    <w:p>
+      <w:pPr/>
+      <w:r>
+        <w:rPr>
+          <w:lang w:val="es_ES" w:bidi="es_ES"/>
+        </w:rPr>
+      </w:r>
+      <w:r>
+        <w:rPr>
+          <w:b/>
+          <w:lang w:val="es_ES" w:bidi="es_ES"/>
+        </w:rPr>
         <w:t>"</w:t>
       </w:r>
       <w:r>
@@ -12641,6 +14746,21 @@
           <w:b/>
           <w:lang w:val="es_ES" w:bidi="es_ES"/>
         </w:rPr>
+        <w:t>ἀρχαῖς, ἐξουσίαις</w:t>
+      </w:r>
+    </w:p>
+    <w:p>
+      <w:pPr/>
+      <w:r>
+        <w:rPr>
+          <w:lang w:val="es_ES" w:bidi="es_ES"/>
+        </w:rPr>
+      </w:r>
+      <w:r>
+        <w:rPr>
+          <w:b/>
+          <w:lang w:val="es_ES" w:bidi="es_ES"/>
+        </w:rPr>
         <w:t>"a los gobernantes y autoridades".</w:t>
       </w:r>
     </w:p>
@@ -12750,6 +14870,21 @@
           <w:b/>
           <w:lang w:val="es_ES" w:bidi="es_ES"/>
         </w:rPr>
+        <w:t>πρὸς πᾶν ἔργον ἀγαθὸν ἑτοίμους εἶναι</w:t>
+      </w:r>
+    </w:p>
+    <w:p>
+      <w:pPr/>
+      <w:r>
+        <w:rPr>
+          <w:lang w:val="es_ES" w:bidi="es_ES"/>
+        </w:rPr>
+      </w:r>
+      <w:r>
+        <w:rPr>
+          <w:b/>
+          <w:lang w:val="es_ES" w:bidi="es_ES"/>
+        </w:rPr>
         <w:t>"</w:t>
       </w:r>
       <w:r>
@@ -12827,6 +14962,21 @@
           <w:b/>
           <w:lang w:val="es_ES" w:bidi="es_ES"/>
         </w:rPr>
+        <w:t>βλασφημεῖν</w:t>
+      </w:r>
+    </w:p>
+    <w:p>
+      <w:pPr/>
+      <w:r>
+        <w:rPr>
+          <w:lang w:val="es_ES" w:bidi="es_ES"/>
+        </w:rPr>
+      </w:r>
+      <w:r>
+        <w:rPr>
+          <w:b/>
+          <w:lang w:val="es_ES" w:bidi="es_ES"/>
+        </w:rPr>
         <w:t>"difamen".</w:t>
       </w:r>
     </w:p>
@@ -12890,6 +15040,21 @@
           <w:b/>
           <w:lang w:val="es_ES" w:bidi="es_ES"/>
         </w:rPr>
+        <w:t>ἀμάχους εἶναι</w:t>
+      </w:r>
+    </w:p>
+    <w:p>
+      <w:pPr/>
+      <w:r>
+        <w:rPr>
+          <w:lang w:val="es_ES" w:bidi="es_ES"/>
+        </w:rPr>
+      </w:r>
+      <w:r>
+        <w:rPr>
+          <w:b/>
+          <w:lang w:val="es_ES" w:bidi="es_ES"/>
+        </w:rPr>
         <w:t>"que no sean pendencieros".</w:t>
       </w:r>
     </w:p>
@@ -12999,6 +15164,21 @@
           <w:b/>
           <w:lang w:val="es_ES" w:bidi="es_ES"/>
         </w:rPr>
+        <w:t>πᾶσαν ἐνδεικνυμένους πραΰτητα</w:t>
+      </w:r>
+    </w:p>
+    <w:p>
+      <w:pPr/>
+      <w:r>
+        <w:rPr>
+          <w:lang w:val="es_ES" w:bidi="es_ES"/>
+        </w:rPr>
+      </w:r>
+      <w:r>
+        <w:rPr>
+          <w:b/>
+          <w:lang w:val="es_ES" w:bidi="es_ES"/>
+        </w:rPr>
         <w:t>"mostrando toda mansedumbre".</w:t>
       </w:r>
     </w:p>
@@ -13095,6 +15275,21 @@
           <w:b/>
           <w:lang w:val="es_ES" w:bidi="es_ES"/>
         </w:rPr>
+        <w:t>πρὸς πάντας ἀνθρώπους</w:t>
+      </w:r>
+    </w:p>
+    <w:p>
+      <w:pPr/>
+      <w:r>
+        <w:rPr>
+          <w:lang w:val="es_ES" w:bidi="es_ES"/>
+        </w:rPr>
+      </w:r>
+      <w:r>
+        <w:rPr>
+          <w:b/>
+          <w:lang w:val="es_ES" w:bidi="es_ES"/>
+        </w:rPr>
         <w:t>"para con todos los hombres".</w:t>
       </w:r>
     </w:p>
@@ -13191,6 +15386,21 @@
           <w:b/>
           <w:lang w:val="es_ES" w:bidi="es_ES"/>
         </w:rPr>
+        <w:t>ἦμεν γάρ ποτε καὶ ἡμεῖς</w:t>
+      </w:r>
+    </w:p>
+    <w:p>
+      <w:pPr/>
+      <w:r>
+        <w:rPr>
+          <w:lang w:val="es_ES" w:bidi="es_ES"/>
+        </w:rPr>
+      </w:r>
+      <w:r>
+        <w:rPr>
+          <w:b/>
+          <w:lang w:val="es_ES" w:bidi="es_ES"/>
+        </w:rPr>
         <w:t>"</w:t>
       </w:r>
       <w:r>
@@ -13314,6 +15524,21 @@
           <w:b/>
           <w:lang w:val="es_ES" w:bidi="es_ES"/>
         </w:rPr>
+        <w:t>ποτε</w:t>
+      </w:r>
+    </w:p>
+    <w:p>
+      <w:pPr/>
+      <w:r>
+        <w:rPr>
+          <w:lang w:val="es_ES" w:bidi="es_ES"/>
+        </w:rPr>
+      </w:r>
+      <w:r>
+        <w:rPr>
+          <w:b/>
+          <w:lang w:val="es_ES" w:bidi="es_ES"/>
+        </w:rPr>
         <w:t>"</w:t>
       </w:r>
       <w:r>
@@ -13391,6 +15616,21 @@
           <w:b/>
           <w:lang w:val="es_ES" w:bidi="es_ES"/>
         </w:rPr>
+        <w:t>ἡμεῖς</w:t>
+      </w:r>
+    </w:p>
+    <w:p>
+      <w:pPr/>
+      <w:r>
+        <w:rPr>
+          <w:lang w:val="es_ES" w:bidi="es_ES"/>
+        </w:rPr>
+      </w:r>
+      <w:r>
+        <w:rPr>
+          <w:b/>
+          <w:lang w:val="es_ES" w:bidi="es_ES"/>
+        </w:rPr>
         <w:t>"nosotros".</w:t>
       </w:r>
     </w:p>
@@ -13487,6 +15727,21 @@
           <w:b/>
           <w:lang w:val="es_ES" w:bidi="es_ES"/>
         </w:rPr>
+        <w:t>ἦμεν &amp; ἀνόητοι</w:t>
+      </w:r>
+    </w:p>
+    <w:p>
+      <w:pPr/>
+      <w:r>
+        <w:rPr>
+          <w:lang w:val="es_ES" w:bidi="es_ES"/>
+        </w:rPr>
+      </w:r>
+      <w:r>
+        <w:rPr>
+          <w:b/>
+          <w:lang w:val="es_ES" w:bidi="es_ES"/>
+        </w:rPr>
         <w:t>"éramos" - "insensatos".</w:t>
       </w:r>
     </w:p>
@@ -13550,6 +15805,21 @@
           <w:b/>
           <w:lang w:val="es_ES" w:bidi="es_ES"/>
         </w:rPr>
+        <w:t>πλανώμενοι, δουλεύοντες ἐπιθυμίαις καὶ ἡδοναῖς ποικίλαις</w:t>
+      </w:r>
+    </w:p>
+    <w:p>
+      <w:pPr/>
+      <w:r>
+        <w:rPr>
+          <w:lang w:val="es_ES" w:bidi="es_ES"/>
+        </w:rPr>
+      </w:r>
+      <w:r>
+        <w:rPr>
+          <w:b/>
+          <w:lang w:val="es_ES" w:bidi="es_ES"/>
+        </w:rPr>
         <w:t>"extraviados, esclavos de concupiscencias y deleites diversos</w:t>
       </w:r>
       <w:r>
@@ -13666,6 +15936,21 @@
           <w:b/>
           <w:lang w:val="es_ES" w:bidi="es_ES"/>
         </w:rPr>
+        <w:t>πλανώμενοι, δουλεύοντες ἐπιθυμίαις καὶ ἡδοναῖς ποικίλαις</w:t>
+      </w:r>
+    </w:p>
+    <w:p>
+      <w:pPr/>
+      <w:r>
+        <w:rPr>
+          <w:lang w:val="es_ES" w:bidi="es_ES"/>
+        </w:rPr>
+      </w:r>
+      <w:r>
+        <w:rPr>
+          <w:b/>
+          <w:lang w:val="es_ES" w:bidi="es_ES"/>
+        </w:rPr>
         <w:t>"extraviados, esclavos de concupiscencias y deleites diversos</w:t>
       </w:r>
       <w:r>
@@ -13756,6 +16041,21 @@
           <w:b/>
           <w:lang w:val="es_ES" w:bidi="es_ES"/>
         </w:rPr>
+        <w:t>ἐπιθυμίαις καὶ ἡδοναῖς ποικίλαις</w:t>
+      </w:r>
+    </w:p>
+    <w:p>
+      <w:pPr/>
+      <w:r>
+        <w:rPr>
+          <w:lang w:val="es_ES" w:bidi="es_ES"/>
+        </w:rPr>
+      </w:r>
+      <w:r>
+        <w:rPr>
+          <w:b/>
+          <w:lang w:val="es_ES" w:bidi="es_ES"/>
+        </w:rPr>
         <w:t>"de concupiscencias y deleites diversos"</w:t>
       </w:r>
       <w:r>
@@ -13872,6 +16172,21 @@
           <w:b/>
           <w:lang w:val="es_ES" w:bidi="es_ES"/>
         </w:rPr>
+        <w:t>ἐν κακίᾳ καὶ φθόνῳ διάγοντες</w:t>
+      </w:r>
+    </w:p>
+    <w:p>
+      <w:pPr/>
+      <w:r>
+        <w:rPr>
+          <w:lang w:val="es_ES" w:bidi="es_ES"/>
+        </w:rPr>
+      </w:r>
+      <w:r>
+        <w:rPr>
+          <w:b/>
+          <w:lang w:val="es_ES" w:bidi="es_ES"/>
+        </w:rPr>
         <w:t>"viviendo en malicia y envidia".</w:t>
       </w:r>
     </w:p>
@@ -14033,6 +16348,21 @@
           <w:b/>
           <w:lang w:val="es_ES" w:bidi="es_ES"/>
         </w:rPr>
+        <w:t>στυγητοί</w:t>
+      </w:r>
+    </w:p>
+    <w:p>
+      <w:pPr/>
+      <w:r>
+        <w:rPr>
+          <w:lang w:val="es_ES" w:bidi="es_ES"/>
+        </w:rPr>
+      </w:r>
+      <w:r>
+        <w:rPr>
+          <w:b/>
+          <w:lang w:val="es_ES" w:bidi="es_ES"/>
+        </w:rPr>
         <w:t>"aborrecibles".</w:t>
       </w:r>
     </w:p>
@@ -14096,6 +16426,21 @@
           <w:b/>
           <w:lang w:val="es_ES" w:bidi="es_ES"/>
         </w:rPr>
+        <w:t>δὲ</w:t>
+      </w:r>
+    </w:p>
+    <w:p>
+      <w:pPr/>
+      <w:r>
+        <w:rPr>
+          <w:lang w:val="es_ES" w:bidi="es_ES"/>
+        </w:rPr>
+      </w:r>
+      <w:r>
+        <w:rPr>
+          <w:b/>
+          <w:lang w:val="es_ES" w:bidi="es_ES"/>
+        </w:rPr>
         <w:t>"Pero"</w:t>
       </w:r>
     </w:p>
@@ -14186,6 +16531,21 @@
           <w:b/>
           <w:lang w:val="es_ES" w:bidi="es_ES"/>
         </w:rPr>
+        <w:t>ὅτε &amp; ἡ χρηστότης καὶ ἡ φιλανθρωπία ἐπεφάνη τοῦ Σωτῆρος ἡμῶν, Θεοῦ</w:t>
+      </w:r>
+    </w:p>
+    <w:p>
+      <w:pPr/>
+      <w:r>
+        <w:rPr>
+          <w:lang w:val="es_ES" w:bidi="es_ES"/>
+        </w:rPr>
+      </w:r>
+      <w:r>
+        <w:rPr>
+          <w:b/>
+          <w:lang w:val="es_ES" w:bidi="es_ES"/>
+        </w:rPr>
         <w:t>"cuando" - "</w:t>
       </w:r>
       <w:r>
@@ -14302,6 +16662,21 @@
           <w:b/>
           <w:lang w:val="es_ES" w:bidi="es_ES"/>
         </w:rPr>
+        <w:t>ὅτε &amp; ἡ χρηστότης καὶ ἡ φιλανθρωπία ἐπεφάνη τοῦ Σωτῆρος ἡμῶν, Θεοῦ</w:t>
+      </w:r>
+    </w:p>
+    <w:p>
+      <w:pPr/>
+      <w:r>
+        <w:rPr>
+          <w:lang w:val="es_ES" w:bidi="es_ES"/>
+        </w:rPr>
+      </w:r>
+      <w:r>
+        <w:rPr>
+          <w:b/>
+          <w:lang w:val="es_ES" w:bidi="es_ES"/>
+        </w:rPr>
         <w:t>"cuando"</w:t>
       </w:r>
       <w:r>
@@ -14438,6 +16813,21 @@
           <w:b/>
           <w:lang w:val="es_ES" w:bidi="es_ES"/>
         </w:rPr>
+        <w:t>ἡμῶν</w:t>
+      </w:r>
+    </w:p>
+    <w:p>
+      <w:pPr/>
+      <w:r>
+        <w:rPr>
+          <w:lang w:val="es_ES" w:bidi="es_ES"/>
+        </w:rPr>
+      </w:r>
+      <w:r>
+        <w:rPr>
+          <w:b/>
+          <w:lang w:val="es_ES" w:bidi="es_ES"/>
+        </w:rPr>
         <w:t>"nuestro"</w:t>
       </w:r>
     </w:p>
@@ -14534,6 +16924,21 @@
           <w:b/>
           <w:lang w:val="es_ES" w:bidi="es_ES"/>
         </w:rPr>
+        <w:t>ἔργων τῶν ἐν δικαιοσύνῃ</w:t>
+      </w:r>
+    </w:p>
+    <w:p>
+      <w:pPr/>
+      <w:r>
+        <w:rPr>
+          <w:lang w:val="es_ES" w:bidi="es_ES"/>
+        </w:rPr>
+      </w:r>
+      <w:r>
+        <w:rPr>
+          <w:b/>
+          <w:lang w:val="es_ES" w:bidi="es_ES"/>
+        </w:rPr>
         <w:t>"obras de justicia".</w:t>
       </w:r>
     </w:p>
@@ -14630,6 +17035,21 @@
           <w:b/>
           <w:lang w:val="es_ES" w:bidi="es_ES"/>
         </w:rPr>
+        <w:t>κατὰ τὸ αὐτοῦ ἔλεος</w:t>
+      </w:r>
+    </w:p>
+    <w:p>
+      <w:pPr/>
+      <w:r>
+        <w:rPr>
+          <w:lang w:val="es_ES" w:bidi="es_ES"/>
+        </w:rPr>
+      </w:r>
+      <w:r>
+        <w:rPr>
+          <w:b/>
+          <w:lang w:val="es_ES" w:bidi="es_ES"/>
+        </w:rPr>
         <w:t>"sino por Su misericordia"</w:t>
       </w:r>
     </w:p>
@@ -14726,6 +17146,21 @@
           <w:b/>
           <w:lang w:val="es_ES" w:bidi="es_ES"/>
         </w:rPr>
+        <w:t>λουτροῦ παλινγενεσίας</w:t>
+      </w:r>
+    </w:p>
+    <w:p>
+      <w:pPr/>
+      <w:r>
+        <w:rPr>
+          <w:lang w:val="es_ES" w:bidi="es_ES"/>
+        </w:rPr>
+      </w:r>
+      <w:r>
+        <w:rPr>
+          <w:b/>
+          <w:lang w:val="es_ES" w:bidi="es_ES"/>
+        </w:rPr>
         <w:t>"el lavamiento".</w:t>
       </w:r>
     </w:p>
@@ -14835,6 +17270,21 @@
           <w:b/>
           <w:lang w:val="es_ES" w:bidi="es_ES"/>
         </w:rPr>
+        <w:t>οὗ ἐξέχεεν ἐφ’ ἡμᾶς πλουσίως,</w:t>
+      </w:r>
+    </w:p>
+    <w:p>
+      <w:pPr/>
+      <w:r>
+        <w:rPr>
+          <w:lang w:val="es_ES" w:bidi="es_ES"/>
+        </w:rPr>
+      </w:r>
+      <w:r>
+        <w:rPr>
+          <w:b/>
+          <w:lang w:val="es_ES" w:bidi="es_ES"/>
+        </w:rPr>
         <w:t>"</w:t>
       </w:r>
       <w:r>
@@ -14932,6 +17382,21 @@
           <w:b/>
           <w:lang w:val="es_ES" w:bidi="es_ES"/>
         </w:rPr>
+        <w:t>ἡμᾶς</w:t>
+      </w:r>
+    </w:p>
+    <w:p>
+      <w:pPr/>
+      <w:r>
+        <w:rPr>
+          <w:lang w:val="es_ES" w:bidi="es_ES"/>
+        </w:rPr>
+      </w:r>
+      <w:r>
+        <w:rPr>
+          <w:b/>
+          <w:lang w:val="es_ES" w:bidi="es_ES"/>
+        </w:rPr>
         <w:t>"nosotros".</w:t>
       </w:r>
     </w:p>
@@ -15028,6 +17493,21 @@
           <w:b/>
           <w:lang w:val="es_ES" w:bidi="es_ES"/>
         </w:rPr>
+        <w:t>διὰ Ἰησοῦ Χριστοῦ, τοῦ Σωτῆρος ἡμῶν</w:t>
+      </w:r>
+    </w:p>
+    <w:p>
+      <w:pPr/>
+      <w:r>
+        <w:rPr>
+          <w:lang w:val="es_ES" w:bidi="es_ES"/>
+        </w:rPr>
+      </w:r>
+      <w:r>
+        <w:rPr>
+          <w:b/>
+          <w:lang w:val="es_ES" w:bidi="es_ES"/>
+        </w:rPr>
         <w:t>"</w:t>
       </w:r>
       <w:r>
@@ -15105,6 +17585,21 @@
           <w:b/>
           <w:lang w:val="es_ES" w:bidi="es_ES"/>
         </w:rPr>
+        <w:t>ἡμῶν</w:t>
+      </w:r>
+    </w:p>
+    <w:p>
+      <w:pPr/>
+      <w:r>
+        <w:rPr>
+          <w:lang w:val="es_ES" w:bidi="es_ES"/>
+        </w:rPr>
+      </w:r>
+      <w:r>
+        <w:rPr>
+          <w:b/>
+          <w:lang w:val="es_ES" w:bidi="es_ES"/>
+        </w:rPr>
         <w:t>"nuestro".</w:t>
       </w:r>
     </w:p>
@@ -15201,6 +17696,21 @@
           <w:b/>
           <w:lang w:val="es_ES" w:bidi="es_ES"/>
         </w:rPr>
+        <w:t>ἵνα</w:t>
+      </w:r>
+    </w:p>
+    <w:p>
+      <w:pPr/>
+      <w:r>
+        <w:rPr>
+          <w:lang w:val="es_ES" w:bidi="es_ES"/>
+        </w:rPr>
+      </w:r>
+      <w:r>
+        <w:rPr>
+          <w:b/>
+          <w:lang w:val="es_ES" w:bidi="es_ES"/>
+        </w:rPr>
         <w:t>"para que".</w:t>
       </w:r>
     </w:p>
@@ -15329,6 +17839,21 @@
           <w:b/>
           <w:lang w:val="es_ES" w:bidi="es_ES"/>
         </w:rPr>
+        <w:t>δικαιωθέντες</w:t>
+      </w:r>
+    </w:p>
+    <w:p>
+      <w:pPr/>
+      <w:r>
+        <w:rPr>
+          <w:lang w:val="es_ES" w:bidi="es_ES"/>
+        </w:rPr>
+      </w:r>
+      <w:r>
+        <w:rPr>
+          <w:b/>
+          <w:lang w:val="es_ES" w:bidi="es_ES"/>
+        </w:rPr>
         <w:t>"justificados".</w:t>
       </w:r>
     </w:p>
@@ -15412,6 +17937,21 @@
           <w:b/>
           <w:lang w:val="es_ES" w:bidi="es_ES"/>
         </w:rPr>
+        <w:t>τῇ ἐκείνου χάριτι</w:t>
+      </w:r>
+    </w:p>
+    <w:p>
+      <w:pPr/>
+      <w:r>
+        <w:rPr>
+          <w:lang w:val="es_ES" w:bidi="es_ES"/>
+        </w:rPr>
+      </w:r>
+      <w:r>
+        <w:rPr>
+          <w:b/>
+          <w:lang w:val="es_ES" w:bidi="es_ES"/>
+        </w:rPr>
         <w:t>"por Su gracia".</w:t>
       </w:r>
     </w:p>
@@ -15508,6 +18048,21 @@
           <w:b/>
           <w:lang w:val="es_ES" w:bidi="es_ES"/>
         </w:rPr>
+        <w:t>ἐκείνου</w:t>
+      </w:r>
+    </w:p>
+    <w:p>
+      <w:pPr/>
+      <w:r>
+        <w:rPr>
+          <w:lang w:val="es_ES" w:bidi="es_ES"/>
+        </w:rPr>
+      </w:r>
+      <w:r>
+        <w:rPr>
+          <w:b/>
+          <w:lang w:val="es_ES" w:bidi="es_ES"/>
+        </w:rPr>
         <w:t>"por Su".</w:t>
       </w:r>
     </w:p>
@@ -15604,6 +18159,21 @@
           <w:b/>
           <w:lang w:val="es_ES" w:bidi="es_ES"/>
         </w:rPr>
+        <w:t>κληρονόμοι γενηθῶμεν, κατ’ ἐλπίδα ζωῆς αἰωνίου</w:t>
+      </w:r>
+    </w:p>
+    <w:p>
+      <w:pPr/>
+      <w:r>
+        <w:rPr>
+          <w:lang w:val="es_ES" w:bidi="es_ES"/>
+        </w:rPr>
+      </w:r>
+      <w:r>
+        <w:rPr>
+          <w:b/>
+          <w:lang w:val="es_ES" w:bidi="es_ES"/>
+        </w:rPr>
         <w:t>"</w:t>
       </w:r>
       <w:r>
@@ -15701,6 +18271,21 @@
           <w:b/>
           <w:lang w:val="es_ES" w:bidi="es_ES"/>
         </w:rPr>
+        <w:t>ὁ λόγος</w:t>
+      </w:r>
+    </w:p>
+    <w:p>
+      <w:pPr/>
+      <w:r>
+        <w:rPr>
+          <w:lang w:val="es_ES" w:bidi="es_ES"/>
+        </w:rPr>
+      </w:r>
+      <w:r>
+        <w:rPr>
+          <w:b/>
+          <w:lang w:val="es_ES" w:bidi="es_ES"/>
+        </w:rPr>
         <w:t>"</w:t>
       </w:r>
       <w:r>
@@ -15811,6 +18396,21 @@
           <w:b/>
           <w:lang w:val="es_ES" w:bidi="es_ES"/>
         </w:rPr>
+        <w:t>τούτων</w:t>
+      </w:r>
+    </w:p>
+    <w:p>
+      <w:pPr/>
+      <w:r>
+        <w:rPr>
+          <w:lang w:val="es_ES" w:bidi="es_ES"/>
+        </w:rPr>
+      </w:r>
+      <w:r>
+        <w:rPr>
+          <w:b/>
+          <w:lang w:val="es_ES" w:bidi="es_ES"/>
+        </w:rPr>
         <w:t>"estas cosas".</w:t>
       </w:r>
     </w:p>
@@ -15907,6 +18507,21 @@
           <w:b/>
           <w:lang w:val="es_ES" w:bidi="es_ES"/>
         </w:rPr>
+        <w:t>φροντίζωσιν καλῶν ἔργων, προΐστασθαι</w:t>
+      </w:r>
+    </w:p>
+    <w:p>
+      <w:pPr/>
+      <w:r>
+        <w:rPr>
+          <w:lang w:val="es_ES" w:bidi="es_ES"/>
+        </w:rPr>
+      </w:r>
+      <w:r>
+        <w:rPr>
+          <w:b/>
+          <w:lang w:val="es_ES" w:bidi="es_ES"/>
+        </w:rPr>
         <w:t>"procuren ocuparse en buenas obras".</w:t>
       </w:r>
     </w:p>
@@ -15970,6 +18585,21 @@
           <w:b/>
           <w:lang w:val="es_ES" w:bidi="es_ES"/>
         </w:rPr>
+        <w:t>τοῖς ἀνθρώποις</w:t>
+      </w:r>
+    </w:p>
+    <w:p>
+      <w:pPr/>
+      <w:r>
+        <w:rPr>
+          <w:lang w:val="es_ES" w:bidi="es_ES"/>
+        </w:rPr>
+      </w:r>
+      <w:r>
+        <w:rPr>
+          <w:b/>
+          <w:lang w:val="es_ES" w:bidi="es_ES"/>
+        </w:rPr>
         <w:t>"</w:t>
       </w:r>
       <w:r>
@@ -16080,6 +18710,21 @@
           <w:b/>
           <w:lang w:val="es_ES" w:bidi="es_ES"/>
         </w:rPr>
+        <w:t>δὲ &amp; περιΐστασο</w:t>
+      </w:r>
+    </w:p>
+    <w:p>
+      <w:pPr/>
+      <w:r>
+        <w:rPr>
+          <w:lang w:val="es_ES" w:bidi="es_ES"/>
+        </w:rPr>
+      </w:r>
+      <w:r>
+        <w:rPr>
+          <w:b/>
+          <w:lang w:val="es_ES" w:bidi="es_ES"/>
+        </w:rPr>
         <w:t>"Pero"</w:t>
       </w:r>
       <w:r>
@@ -16189,6 +18834,21 @@
           <w:b/>
           <w:lang w:val="es_ES" w:bidi="es_ES"/>
         </w:rPr>
+        <w:t>μωρὰς &amp; ζητήσεις</w:t>
+      </w:r>
+    </w:p>
+    <w:p>
+      <w:pPr/>
+      <w:r>
+        <w:rPr>
+          <w:lang w:val="es_ES" w:bidi="es_ES"/>
+        </w:rPr>
+      </w:r>
+      <w:r>
+        <w:rPr>
+          <w:b/>
+          <w:lang w:val="es_ES" w:bidi="es_ES"/>
+        </w:rPr>
         <w:t>"necias"</w:t>
       </w:r>
       <w:r>
@@ -16265,6 +18925,21 @@
           <w:b/>
           <w:lang w:val="es_ES" w:bidi="es_ES"/>
         </w:rPr>
+        <w:t>γενεαλογίας</w:t>
+      </w:r>
+    </w:p>
+    <w:p>
+      <w:pPr/>
+      <w:r>
+        <w:rPr>
+          <w:lang w:val="es_ES" w:bidi="es_ES"/>
+        </w:rPr>
+      </w:r>
+      <w:r>
+        <w:rPr>
+          <w:b/>
+          <w:lang w:val="es_ES" w:bidi="es_ES"/>
+        </w:rPr>
         <w:t>"genealogías".</w:t>
       </w:r>
     </w:p>
@@ -16361,6 +19036,21 @@
           <w:b/>
           <w:lang w:val="es_ES" w:bidi="es_ES"/>
         </w:rPr>
+        <w:t>ἔρεις</w:t>
+      </w:r>
+    </w:p>
+    <w:p>
+      <w:pPr/>
+      <w:r>
+        <w:rPr>
+          <w:lang w:val="es_ES" w:bidi="es_ES"/>
+        </w:rPr>
+      </w:r>
+      <w:r>
+        <w:rPr>
+          <w:b/>
+          <w:lang w:val="es_ES" w:bidi="es_ES"/>
+        </w:rPr>
         <w:t>"contenciones".</w:t>
       </w:r>
     </w:p>
@@ -16457,6 +19147,21 @@
           <w:b/>
           <w:lang w:val="es_ES" w:bidi="es_ES"/>
         </w:rPr>
+        <w:t>νομικὰς</w:t>
+      </w:r>
+    </w:p>
+    <w:p>
+      <w:pPr/>
+      <w:r>
+        <w:rPr>
+          <w:lang w:val="es_ES" w:bidi="es_ES"/>
+        </w:rPr>
+      </w:r>
+      <w:r>
+        <w:rPr>
+          <w:b/>
+          <w:lang w:val="es_ES" w:bidi="es_ES"/>
+        </w:rPr>
         <w:t>"acerca de la ley".</w:t>
       </w:r>
     </w:p>
@@ -16540,6 +19245,21 @@
           <w:b/>
           <w:lang w:val="es_ES" w:bidi="es_ES"/>
         </w:rPr>
+        <w:t>αἱρετικὸν ἄνθρωπον &amp; παραιτοῦ</w:t>
+      </w:r>
+    </w:p>
+    <w:p>
+      <w:pPr/>
+      <w:r>
+        <w:rPr>
+          <w:lang w:val="es_ES" w:bidi="es_ES"/>
+        </w:rPr>
+      </w:r>
+      <w:r>
+        <w:rPr>
+          <w:b/>
+          <w:lang w:val="es_ES" w:bidi="es_ES"/>
+        </w:rPr>
         <w:t>"al hombre que cause divisiones"</w:t>
       </w:r>
       <w:r>
@@ -16650,6 +19370,21 @@
           <w:b/>
           <w:lang w:val="es_ES" w:bidi="es_ES"/>
         </w:rPr>
+        <w:t>μετὰ μίαν καὶ δευτέραν νουθεσίαν</w:t>
+      </w:r>
+    </w:p>
+    <w:p>
+      <w:pPr/>
+      <w:r>
+        <w:rPr>
+          <w:lang w:val="es_ES" w:bidi="es_ES"/>
+        </w:rPr>
+      </w:r>
+      <w:r>
+        <w:rPr>
+          <w:b/>
+          <w:lang w:val="es_ES" w:bidi="es_ES"/>
+        </w:rPr>
         <w:t>"</w:t>
       </w:r>
       <w:r>
@@ -16747,6 +19482,21 @@
           <w:b/>
           <w:lang w:val="es_ES" w:bidi="es_ES"/>
         </w:rPr>
+        <w:t>ὁ τοιοῦτος</w:t>
+      </w:r>
+    </w:p>
+    <w:p>
+      <w:pPr/>
+      <w:r>
+        <w:rPr>
+          <w:lang w:val="es_ES" w:bidi="es_ES"/>
+        </w:rPr>
+      </w:r>
+      <w:r>
+        <w:rPr>
+          <w:b/>
+          <w:lang w:val="es_ES" w:bidi="es_ES"/>
+        </w:rPr>
         <w:t>"</w:t>
       </w:r>
       <w:r>
@@ -16824,6 +19574,21 @@
           <w:b/>
           <w:lang w:val="es_ES" w:bidi="es_ES"/>
         </w:rPr>
+        <w:t>ἐξέστραπται</w:t>
+      </w:r>
+    </w:p>
+    <w:p>
+      <w:pPr/>
+      <w:r>
+        <w:rPr>
+          <w:lang w:val="es_ES" w:bidi="es_ES"/>
+        </w:rPr>
+      </w:r>
+      <w:r>
+        <w:rPr>
+          <w:b/>
+          <w:lang w:val="es_ES" w:bidi="es_ES"/>
+        </w:rPr>
         <w:t>"</w:t>
       </w:r>
       <w:r>
@@ -16934,6 +19699,21 @@
           <w:b/>
           <w:lang w:val="es_ES" w:bidi="es_ES"/>
         </w:rPr>
+        <w:t>ὢν αὐτοκατάκριτος</w:t>
+      </w:r>
+    </w:p>
+    <w:p>
+      <w:pPr/>
+      <w:r>
+        <w:rPr>
+          <w:lang w:val="es_ES" w:bidi="es_ES"/>
+        </w:rPr>
+      </w:r>
+      <w:r>
+        <w:rPr>
+          <w:b/>
+          <w:lang w:val="es_ES" w:bidi="es_ES"/>
+        </w:rPr>
         <w:t>"</w:t>
       </w:r>
       <w:r>
@@ -17011,6 +19791,21 @@
           <w:b/>
           <w:lang w:val="es_ES" w:bidi="es_ES"/>
         </w:rPr>
+        <w:t>ὅταν πέμψω Ἀρτεμᾶν πρὸς σὲ ἢ Τυχικόν</w:t>
+      </w:r>
+    </w:p>
+    <w:p>
+      <w:pPr/>
+      <w:r>
+        <w:rPr>
+          <w:lang w:val="es_ES" w:bidi="es_ES"/>
+        </w:rPr>
+      </w:r>
+      <w:r>
+        <w:rPr>
+          <w:b/>
+          <w:lang w:val="es_ES" w:bidi="es_ES"/>
+        </w:rPr>
         <w:t>"</w:t>
       </w:r>
       <w:r>
@@ -17108,6 +19903,21 @@
           <w:b/>
           <w:lang w:val="es_ES" w:bidi="es_ES"/>
         </w:rPr>
+        <w:t>Ἀρτεμᾶν &amp; Τυχικόν</w:t>
+      </w:r>
+    </w:p>
+    <w:p>
+      <w:pPr/>
+      <w:r>
+        <w:rPr>
+          <w:lang w:val="es_ES" w:bidi="es_ES"/>
+        </w:rPr>
+      </w:r>
+      <w:r>
+        <w:rPr>
+          <w:b/>
+          <w:lang w:val="es_ES" w:bidi="es_ES"/>
+        </w:rPr>
         <w:t>"Artemas"</w:t>
       </w:r>
       <w:r>
@@ -17224,6 +20034,21 @@
           <w:b/>
           <w:lang w:val="es_ES" w:bidi="es_ES"/>
         </w:rPr>
+        <w:t>σπούδασον ἐλθεῖν</w:t>
+      </w:r>
+    </w:p>
+    <w:p>
+      <w:pPr/>
+      <w:r>
+        <w:rPr>
+          <w:lang w:val="es_ES" w:bidi="es_ES"/>
+        </w:rPr>
+      </w:r>
+      <w:r>
+        <w:rPr>
+          <w:b/>
+          <w:lang w:val="es_ES" w:bidi="es_ES"/>
+        </w:rPr>
         <w:t>"</w:t>
       </w:r>
       <w:r>
@@ -17301,6 +20126,21 @@
           <w:b/>
           <w:lang w:val="es_ES" w:bidi="es_ES"/>
         </w:rPr>
+        <w:t>σπούδασον</w:t>
+      </w:r>
+    </w:p>
+    <w:p>
+      <w:pPr/>
+      <w:r>
+        <w:rPr>
+          <w:lang w:val="es_ES" w:bidi="es_ES"/>
+        </w:rPr>
+      </w:r>
+      <w:r>
+        <w:rPr>
+          <w:b/>
+          <w:lang w:val="es_ES" w:bidi="es_ES"/>
+        </w:rPr>
         <w:t>"</w:t>
       </w:r>
       <w:r>
@@ -17411,6 +20251,21 @@
           <w:b/>
           <w:lang w:val="es_ES" w:bidi="es_ES"/>
         </w:rPr>
+        <w:t>σπουδαίως πρόπεμψον</w:t>
+      </w:r>
+    </w:p>
+    <w:p>
+      <w:pPr/>
+      <w:r>
+        <w:rPr>
+          <w:lang w:val="es_ES" w:bidi="es_ES"/>
+        </w:rPr>
+      </w:r>
+      <w:r>
+        <w:rPr>
+          <w:b/>
+          <w:lang w:val="es_ES" w:bidi="es_ES"/>
+        </w:rPr>
         <w:t>"</w:t>
       </w:r>
       <w:r>
@@ -17521,6 +20376,21 @@
           <w:b/>
           <w:lang w:val="es_ES" w:bidi="es_ES"/>
         </w:rPr>
+        <w:t>Ζηνᾶν &amp; Ἀπολλῶν</w:t>
+      </w:r>
+    </w:p>
+    <w:p>
+      <w:pPr/>
+      <w:r>
+        <w:rPr>
+          <w:lang w:val="es_ES" w:bidi="es_ES"/>
+        </w:rPr>
+      </w:r>
+      <w:r>
+        <w:rPr>
+          <w:b/>
+          <w:lang w:val="es_ES" w:bidi="es_ES"/>
+        </w:rPr>
         <w:t>"Zenas"</w:t>
       </w:r>
       <w:r>
@@ -17637,6 +20507,21 @@
           <w:b/>
           <w:lang w:val="es_ES" w:bidi="es_ES"/>
         </w:rPr>
+        <w:t>καὶ Ἀπολλῶν</w:t>
+      </w:r>
+    </w:p>
+    <w:p>
+      <w:pPr/>
+      <w:r>
+        <w:rPr>
+          <w:lang w:val="es_ES" w:bidi="es_ES"/>
+        </w:rPr>
+      </w:r>
+      <w:r>
+        <w:rPr>
+          <w:b/>
+          <w:lang w:val="es_ES" w:bidi="es_ES"/>
+        </w:rPr>
         <w:t>"y a Apolos".</w:t>
       </w:r>
     </w:p>
@@ -17700,6 +20585,21 @@
           <w:b/>
           <w:lang w:val="es_ES" w:bidi="es_ES"/>
         </w:rPr>
+        <w:t>ἵνα μηδὲν αὐτοῖς λείπῃ</w:t>
+      </w:r>
+    </w:p>
+    <w:p>
+      <w:pPr/>
+      <w:r>
+        <w:rPr>
+          <w:lang w:val="es_ES" w:bidi="es_ES"/>
+        </w:rPr>
+      </w:r>
+      <w:r>
+        <w:rPr>
+          <w:b/>
+          <w:lang w:val="es_ES" w:bidi="es_ES"/>
+        </w:rPr>
         <w:t>"</w:t>
       </w:r>
       <w:r>
@@ -17810,6 +20710,21 @@
           <w:b/>
           <w:lang w:val="es_ES" w:bidi="es_ES"/>
         </w:rPr>
+        <w:t>ἵνα μηδὲν αὐτοῖς λείπῃ</w:t>
+      </w:r>
+    </w:p>
+    <w:p>
+      <w:pPr/>
+      <w:r>
+        <w:rPr>
+          <w:lang w:val="es_ES" w:bidi="es_ES"/>
+        </w:rPr>
+      </w:r>
+      <w:r>
+        <w:rPr>
+          <w:b/>
+          <w:lang w:val="es_ES" w:bidi="es_ES"/>
+        </w:rPr>
         <w:t>"</w:t>
       </w:r>
       <w:r>
@@ -17907,6 +20822,21 @@
           <w:b/>
           <w:lang w:val="es_ES" w:bidi="es_ES"/>
         </w:rPr>
+        <w:t>οἱ ἡμέτεροι</w:t>
+      </w:r>
+    </w:p>
+    <w:p>
+      <w:pPr/>
+      <w:r>
+        <w:rPr>
+          <w:lang w:val="es_ES" w:bidi="es_ES"/>
+        </w:rPr>
+      </w:r>
+      <w:r>
+        <w:rPr>
+          <w:b/>
+          <w:lang w:val="es_ES" w:bidi="es_ES"/>
+        </w:rPr>
         <w:t>"</w:t>
       </w:r>
       <w:r>
@@ -18017,6 +20947,21 @@
           <w:b/>
           <w:lang w:val="es_ES" w:bidi="es_ES"/>
         </w:rPr>
+        <w:t>οἱ ἡμέτεροι</w:t>
+      </w:r>
+    </w:p>
+    <w:p>
+      <w:pPr/>
+      <w:r>
+        <w:rPr>
+          <w:lang w:val="es_ES" w:bidi="es_ES"/>
+        </w:rPr>
+      </w:r>
+      <w:r>
+        <w:rPr>
+          <w:b/>
+          <w:lang w:val="es_ES" w:bidi="es_ES"/>
+        </w:rPr>
         <w:t>"</w:t>
       </w:r>
       <w:r>
@@ -18127,6 +21072,21 @@
           <w:b/>
           <w:lang w:val="es_ES" w:bidi="es_ES"/>
         </w:rPr>
+        <w:t>εἰς τὰς ἀναγκαίας χρείας</w:t>
+      </w:r>
+    </w:p>
+    <w:p>
+      <w:pPr/>
+      <w:r>
+        <w:rPr>
+          <w:lang w:val="es_ES" w:bidi="es_ES"/>
+        </w:rPr>
+      </w:r>
+      <w:r>
+        <w:rPr>
+          <w:b/>
+          <w:lang w:val="es_ES" w:bidi="es_ES"/>
+        </w:rPr>
         <w:t>"</w:t>
       </w:r>
       <w:r>
@@ -18237,6 +21197,21 @@
           <w:b/>
           <w:lang w:val="es_ES" w:bidi="es_ES"/>
         </w:rPr>
+        <w:t>ἵνα μὴ ὦσιν ἄκαρποι</w:t>
+      </w:r>
+    </w:p>
+    <w:p>
+      <w:pPr/>
+      <w:r>
+        <w:rPr>
+          <w:lang w:val="es_ES" w:bidi="es_ES"/>
+        </w:rPr>
+      </w:r>
+      <w:r>
+        <w:rPr>
+          <w:b/>
+          <w:lang w:val="es_ES" w:bidi="es_ES"/>
+        </w:rPr>
         <w:t>"</w:t>
       </w:r>
       <w:r>
@@ -18327,6 +21302,21 @@
           <w:b/>
           <w:lang w:val="es_ES" w:bidi="es_ES"/>
         </w:rPr>
+        <w:t>ἵνα μὴ ὦσιν ἄκαρποι</w:t>
+      </w:r>
+    </w:p>
+    <w:p>
+      <w:pPr/>
+      <w:r>
+        <w:rPr>
+          <w:lang w:val="es_ES" w:bidi="es_ES"/>
+        </w:rPr>
+      </w:r>
+      <w:r>
+        <w:rPr>
+          <w:b/>
+          <w:lang w:val="es_ES" w:bidi="es_ES"/>
+        </w:rPr>
         <w:t>"</w:t>
       </w:r>
       <w:r>
@@ -18424,6 +21414,21 @@
           <w:b/>
           <w:lang w:val="es_ES" w:bidi="es_ES"/>
         </w:rPr>
+        <w:t>ἀσπάζονταί σε</w:t>
+      </w:r>
+    </w:p>
+    <w:p>
+      <w:pPr/>
+      <w:r>
+        <w:rPr>
+          <w:lang w:val="es_ES" w:bidi="es_ES"/>
+        </w:rPr>
+      </w:r>
+      <w:r>
+        <w:rPr>
+          <w:b/>
+          <w:lang w:val="es_ES" w:bidi="es_ES"/>
+        </w:rPr>
         <w:t>"</w:t>
       </w:r>
       <w:r>
@@ -18534,6 +21539,21 @@
           <w:b/>
           <w:lang w:val="es_ES" w:bidi="es_ES"/>
         </w:rPr>
+        <w:t>οἱ μετ’ ἐμοῦ πάντες</w:t>
+      </w:r>
+    </w:p>
+    <w:p>
+      <w:pPr/>
+      <w:r>
+        <w:rPr>
+          <w:lang w:val="es_ES" w:bidi="es_ES"/>
+        </w:rPr>
+      </w:r>
+      <w:r>
+        <w:rPr>
+          <w:b/>
+          <w:lang w:val="es_ES" w:bidi="es_ES"/>
+        </w:rPr>
         <w:t>"</w:t>
       </w:r>
       <w:r>
@@ -18631,6 +21651,21 @@
           <w:b/>
           <w:lang w:val="es_ES" w:bidi="es_ES"/>
         </w:rPr>
+        <w:t>τοὺς φιλοῦντας ἡμᾶς ἐν πίστει</w:t>
+      </w:r>
+    </w:p>
+    <w:p>
+      <w:pPr/>
+      <w:r>
+        <w:rPr>
+          <w:lang w:val="es_ES" w:bidi="es_ES"/>
+        </w:rPr>
+      </w:r>
+      <w:r>
+        <w:rPr>
+          <w:b/>
+          <w:lang w:val="es_ES" w:bidi="es_ES"/>
+        </w:rPr>
         <w:t>"</w:t>
       </w:r>
       <w:r>
@@ -18734,6 +21769,21 @@
           <w:b/>
           <w:lang w:val="es_ES" w:bidi="es_ES"/>
         </w:rPr>
+        <w:t>ἡμᾶς</w:t>
+      </w:r>
+    </w:p>
+    <w:p>
+      <w:pPr/>
+      <w:r>
+        <w:rPr>
+          <w:lang w:val="es_ES" w:bidi="es_ES"/>
+        </w:rPr>
+      </w:r>
+      <w:r>
+        <w:rPr>
+          <w:b/>
+          <w:lang w:val="es_ES" w:bidi="es_ES"/>
+        </w:rPr>
         <w:t>"</w:t>
       </w:r>
       <w:r>
@@ -18844,6 +21894,21 @@
           <w:b/>
           <w:lang w:val="es_ES" w:bidi="es_ES"/>
         </w:rPr>
+        <w:t>ἡ χάρις μετὰ πάντων ὑμῶν</w:t>
+      </w:r>
+    </w:p>
+    <w:p>
+      <w:pPr/>
+      <w:r>
+        <w:rPr>
+          <w:lang w:val="es_ES" w:bidi="es_ES"/>
+        </w:rPr>
+      </w:r>
+      <w:r>
+        <w:rPr>
+          <w:b/>
+          <w:lang w:val="es_ES" w:bidi="es_ES"/>
+        </w:rPr>
         <w:t>"</w:t>
       </w:r>
       <w:r>
@@ -18920,6 +21985,21 @@
         <w:rPr>
           <w:lang w:val="es_ES" w:bidi="es_ES"/>
         </w:rPr>
+      </w:r>
+    </w:p>
+    <w:p>
+      <w:pPr/>
+      <w:r>
+        <w:rPr>
+          <w:lang w:val="es_ES" w:bidi="es_ES"/>
+        </w:rPr>
+      </w:r>
+      <w:r>
+        <w:rPr>
+          <w:b/>
+          <w:lang w:val="es_ES" w:bidi="es_ES"/>
+        </w:rPr>
+        <w:t>ὑμῶν</w:t>
       </w:r>
     </w:p>
     <w:p>

--- a/spa/docx/56.content.docx
+++ b/spa/docx/56.content.docx
@@ -230,6 +230,21 @@
           <w:b/>
           <w:lang w:val="es_ES" w:bidi="es_ES"/>
         </w:rPr>
+        <w:t>κατὰ πίστιν ἐκλεκτῶν Θεοῦ καὶ ἐπίγνωσιν ἀληθείας</w:t>
+      </w:r>
+    </w:p>
+    <w:p>
+      <w:pPr/>
+      <w:r>
+        <w:rPr>
+          <w:lang w:val="es_ES" w:bidi="es_ES"/>
+        </w:rPr>
+      </w:r>
+      <w:r>
+        <w:rPr>
+          <w:b/>
+          <w:lang w:val="es_ES" w:bidi="es_ES"/>
+        </w:rPr>
         <w:t>"conforme a la fe de los escogidos de Dios y el conocimiento de la verdad".</w:t>
       </w:r>
     </w:p>
@@ -352,6 +367,21 @@
           <w:b/>
           <w:lang w:val="es_ES" w:bidi="es_ES"/>
         </w:rPr>
+        <w:t>ἐκλεκτῶν Θεοῦ</w:t>
+      </w:r>
+    </w:p>
+    <w:p>
+      <w:pPr/>
+      <w:r>
+        <w:rPr>
+          <w:lang w:val="es_ES" w:bidi="es_ES"/>
+        </w:rPr>
+      </w:r>
+      <w:r>
+        <w:rPr>
+          <w:b/>
+          <w:lang w:val="es_ES" w:bidi="es_ES"/>
+        </w:rPr>
         <w:t>"de los escogidos de Dios".</w:t>
       </w:r>
     </w:p>
@@ -435,6 +465,21 @@
           <w:b/>
           <w:lang w:val="es_ES" w:bidi="es_ES"/>
         </w:rPr>
+        <w:t>καὶ ἐπίγνωσιν ἀληθείας</w:t>
+      </w:r>
+    </w:p>
+    <w:p>
+      <w:pPr/>
+      <w:r>
+        <w:rPr>
+          <w:lang w:val="es_ES" w:bidi="es_ES"/>
+        </w:rPr>
+      </w:r>
+      <w:r>
+        <w:rPr>
+          <w:b/>
+          <w:lang w:val="es_ES" w:bidi="es_ES"/>
+        </w:rPr>
         <w:t>"y el conocimiento de la verdad".</w:t>
       </w:r>
     </w:p>
@@ -518,6 +563,21 @@
           <w:b/>
           <w:lang w:val="es_ES" w:bidi="es_ES"/>
         </w:rPr>
+        <w:t>τῆς κατ’ εὐσέβειαν</w:t>
+      </w:r>
+    </w:p>
+    <w:p>
+      <w:pPr/>
+      <w:r>
+        <w:rPr>
+          <w:lang w:val="es_ES" w:bidi="es_ES"/>
+        </w:rPr>
+      </w:r>
+      <w:r>
+        <w:rPr>
+          <w:b/>
+          <w:lang w:val="es_ES" w:bidi="es_ES"/>
+        </w:rPr>
         <w:t>"que conduce a la piedad".</w:t>
       </w:r>
     </w:p>
@@ -614,6 +674,21 @@
           <w:b/>
           <w:lang w:val="es_ES" w:bidi="es_ES"/>
         </w:rPr>
+        <w:t>ἐπ’ ἐλπίδι ζωῆς αἰωνίου</w:t>
+      </w:r>
+    </w:p>
+    <w:p>
+      <w:pPr/>
+      <w:r>
+        <w:rPr>
+          <w:lang w:val="es_ES" w:bidi="es_ES"/>
+        </w:rPr>
+      </w:r>
+      <w:r>
+        <w:rPr>
+          <w:b/>
+          <w:lang w:val="es_ES" w:bidi="es_ES"/>
+        </w:rPr>
         <w:t>"en la esperanza de la vida eterna".</w:t>
       </w:r>
     </w:p>
@@ -736,6 +811,21 @@
           <w:b/>
           <w:lang w:val="es_ES" w:bidi="es_ES"/>
         </w:rPr>
+        <w:t>ἐπ’ ἐλπίδι ζωῆς αἰωνίου</w:t>
+      </w:r>
+    </w:p>
+    <w:p>
+      <w:pPr/>
+      <w:r>
+        <w:rPr>
+          <w:lang w:val="es_ES" w:bidi="es_ES"/>
+        </w:rPr>
+      </w:r>
+      <w:r>
+        <w:rPr>
+          <w:b/>
+          <w:lang w:val="es_ES" w:bidi="es_ES"/>
+        </w:rPr>
         <w:t>"en la esperanza de la vida eterna".</w:t>
       </w:r>
     </w:p>
@@ -832,6 +922,21 @@
           <w:b/>
           <w:lang w:val="es_ES" w:bidi="es_ES"/>
         </w:rPr>
+        <w:t>ὁ ἀψευδὴς Θεὸς</w:t>
+      </w:r>
+    </w:p>
+    <w:p>
+      <w:pPr/>
+      <w:r>
+        <w:rPr>
+          <w:lang w:val="es_ES" w:bidi="es_ES"/>
+        </w:rPr>
+      </w:r>
+      <w:r>
+        <w:rPr>
+          <w:b/>
+          <w:lang w:val="es_ES" w:bidi="es_ES"/>
+        </w:rPr>
         <w:t>"Dios, que no miente".</w:t>
       </w:r>
     </w:p>
@@ -978,6 +1083,21 @@
           <w:b/>
           <w:lang w:val="es_ES" w:bidi="es_ES"/>
         </w:rPr>
+        <w:t>καιροῖς ἰδίοις</w:t>
+      </w:r>
+    </w:p>
+    <w:p>
+      <w:pPr/>
+      <w:r>
+        <w:rPr>
+          <w:lang w:val="es_ES" w:bidi="es_ES"/>
+        </w:rPr>
+      </w:r>
+      <w:r>
+        <w:rPr>
+          <w:b/>
+          <w:lang w:val="es_ES" w:bidi="es_ES"/>
+        </w:rPr>
         <w:t>"Y a su debido tiempo".</w:t>
       </w:r>
     </w:p>
@@ -1041,6 +1161,21 @@
           <w:b/>
           <w:lang w:val="es_ES" w:bidi="es_ES"/>
         </w:rPr>
+        <w:t>ἐφανέρωσεν &amp; τὸν λόγον αὐτοῦ</w:t>
+      </w:r>
+    </w:p>
+    <w:p>
+      <w:pPr/>
+      <w:r>
+        <w:rPr>
+          <w:lang w:val="es_ES" w:bidi="es_ES"/>
+        </w:rPr>
+      </w:r>
+      <w:r>
+        <w:rPr>
+          <w:b/>
+          <w:lang w:val="es_ES" w:bidi="es_ES"/>
+        </w:rPr>
         <w:t>"Él ha hecho"</w:t>
       </w:r>
       <w:r>
@@ -1137,6 +1272,21 @@
           <w:b/>
           <w:lang w:val="es_ES" w:bidi="es_ES"/>
         </w:rPr>
+        <w:t>ἐν κηρύγματι</w:t>
+      </w:r>
+    </w:p>
+    <w:p>
+      <w:pPr/>
+      <w:r>
+        <w:rPr>
+          <w:lang w:val="es_ES" w:bidi="es_ES"/>
+        </w:rPr>
+      </w:r>
+      <w:r>
+        <w:rPr>
+          <w:b/>
+          <w:lang w:val="es_ES" w:bidi="es_ES"/>
+        </w:rPr>
         <w:t>"de la predicación".</w:t>
       </w:r>
     </w:p>
@@ -1233,6 +1383,21 @@
           <w:b/>
           <w:lang w:val="es_ES" w:bidi="es_ES"/>
         </w:rPr>
+        <w:t>ὃ ἐπιστεύθην ἐγὼ</w:t>
+      </w:r>
+    </w:p>
+    <w:p>
+      <w:pPr/>
+      <w:r>
+        <w:rPr>
+          <w:lang w:val="es_ES" w:bidi="es_ES"/>
+        </w:rPr>
+      </w:r>
+      <w:r>
+        <w:rPr>
+          <w:b/>
+          <w:lang w:val="es_ES" w:bidi="es_ES"/>
+        </w:rPr>
         <w:t>"que me fue encomendada".</w:t>
       </w:r>
     </w:p>
@@ -1316,6 +1481,21 @@
           <w:b/>
           <w:lang w:val="es_ES" w:bidi="es_ES"/>
         </w:rPr>
+        <w:t>ἡμῶν</w:t>
+      </w:r>
+    </w:p>
+    <w:p>
+      <w:pPr/>
+      <w:r>
+        <w:rPr>
+          <w:lang w:val="es_ES" w:bidi="es_ES"/>
+        </w:rPr>
+      </w:r>
+      <w:r>
+        <w:rPr>
+          <w:b/>
+          <w:lang w:val="es_ES" w:bidi="es_ES"/>
+        </w:rPr>
         <w:t>"nuestro".</w:t>
       </w:r>
     </w:p>
@@ -1412,6 +1592,21 @@
           <w:b/>
           <w:lang w:val="es_ES" w:bidi="es_ES"/>
         </w:rPr>
+        <w:t>γνησίῳ τέκνῳ</w:t>
+      </w:r>
+    </w:p>
+    <w:p>
+      <w:pPr/>
+      <w:r>
+        <w:rPr>
+          <w:lang w:val="es_ES" w:bidi="es_ES"/>
+        </w:rPr>
+      </w:r>
+      <w:r>
+        <w:rPr>
+          <w:b/>
+          <w:lang w:val="es_ES" w:bidi="es_ES"/>
+        </w:rPr>
         <w:t>"VERDADERO hijo".</w:t>
       </w:r>
     </w:p>
@@ -1508,6 +1703,21 @@
           <w:b/>
           <w:lang w:val="es_ES" w:bidi="es_ES"/>
         </w:rPr>
+        <w:t>κατὰ κοινὴν πίστιν</w:t>
+      </w:r>
+    </w:p>
+    <w:p>
+      <w:pPr/>
+      <w:r>
+        <w:rPr>
+          <w:lang w:val="es_ES" w:bidi="es_ES"/>
+        </w:rPr>
+      </w:r>
+      <w:r>
+        <w:rPr>
+          <w:b/>
+          <w:lang w:val="es_ES" w:bidi="es_ES"/>
+        </w:rPr>
         <w:t>"en la común fe".</w:t>
       </w:r>
     </w:p>
@@ -1617,6 +1827,21 @@
           <w:b/>
           <w:lang w:val="es_ES" w:bidi="es_ES"/>
         </w:rPr>
+        <w:t>χάρις καὶ εἰρήνη</w:t>
+      </w:r>
+    </w:p>
+    <w:p>
+      <w:pPr/>
+      <w:r>
+        <w:rPr>
+          <w:lang w:val="es_ES" w:bidi="es_ES"/>
+        </w:rPr>
+      </w:r>
+      <w:r>
+        <w:rPr>
+          <w:b/>
+          <w:lang w:val="es_ES" w:bidi="es_ES"/>
+        </w:rPr>
         <w:t>"Gracia, misericordia y paz".</w:t>
       </w:r>
     </w:p>
@@ -1700,6 +1925,21 @@
           <w:b/>
           <w:lang w:val="es_ES" w:bidi="es_ES"/>
         </w:rPr>
+        <w:t>χάρις καὶ εἰρήνη ἀπὸ Θεοῦ Πατρὸς καὶ Χριστοῦ Ἰησοῦ τοῦ Σωτῆρος ἡμῶν</w:t>
+      </w:r>
+    </w:p>
+    <w:p>
+      <w:pPr/>
+      <w:r>
+        <w:rPr>
+          <w:lang w:val="es_ES" w:bidi="es_ES"/>
+        </w:rPr>
+      </w:r>
+      <w:r>
+        <w:rPr>
+          <w:b/>
+          <w:lang w:val="es_ES" w:bidi="es_ES"/>
+        </w:rPr>
         <w:t>"Gracia, misericordia y paz de Dios Padre y del Señor Jesucristo nuestro Salvador".</w:t>
       </w:r>
     </w:p>
@@ -1809,6 +2049,21 @@
           <w:b/>
           <w:lang w:val="es_ES" w:bidi="es_ES"/>
         </w:rPr>
+        <w:t>Χριστοῦ Ἰησοῦ τοῦ Σωτῆρος ἡμῶν</w:t>
+      </w:r>
+    </w:p>
+    <w:p>
+      <w:pPr/>
+      <w:r>
+        <w:rPr>
+          <w:lang w:val="es_ES" w:bidi="es_ES"/>
+        </w:rPr>
+      </w:r>
+      <w:r>
+        <w:rPr>
+          <w:b/>
+          <w:lang w:val="es_ES" w:bidi="es_ES"/>
+        </w:rPr>
         <w:t>"Jesucristo nuestro Salvador".</w:t>
       </w:r>
     </w:p>
@@ -1872,6 +2127,21 @@
           <w:b/>
           <w:lang w:val="es_ES" w:bidi="es_ES"/>
         </w:rPr>
+        <w:t>ἡμῶν</w:t>
+      </w:r>
+    </w:p>
+    <w:p>
+      <w:pPr/>
+      <w:r>
+        <w:rPr>
+          <w:lang w:val="es_ES" w:bidi="es_ES"/>
+        </w:rPr>
+      </w:r>
+      <w:r>
+        <w:rPr>
+          <w:b/>
+          <w:lang w:val="es_ES" w:bidi="es_ES"/>
+        </w:rPr>
         <w:t>"nuestro".</w:t>
       </w:r>
     </w:p>
@@ -1968,6 +2238,21 @@
           <w:b/>
           <w:lang w:val="es_ES" w:bidi="es_ES"/>
         </w:rPr>
+        <w:t>τούτου χάριν</w:t>
+      </w:r>
+    </w:p>
+    <w:p>
+      <w:pPr/>
+      <w:r>
+        <w:rPr>
+          <w:lang w:val="es_ES" w:bidi="es_ES"/>
+        </w:rPr>
+      </w:r>
+      <w:r>
+        <w:rPr>
+          <w:b/>
+          <w:lang w:val="es_ES" w:bidi="es_ES"/>
+        </w:rPr>
         <w:t>"Por esta Causa".</w:t>
       </w:r>
     </w:p>
@@ -2064,6 +2349,21 @@
           <w:b/>
           <w:lang w:val="es_ES" w:bidi="es_ES"/>
         </w:rPr>
+        <w:t>ἀπέλιπόν σε ἐν Κρήτῃ</w:t>
+      </w:r>
+    </w:p>
+    <w:p>
+      <w:pPr/>
+      <w:r>
+        <w:rPr>
+          <w:lang w:val="es_ES" w:bidi="es_ES"/>
+        </w:rPr>
+      </w:r>
+      <w:r>
+        <w:rPr>
+          <w:b/>
+          <w:lang w:val="es_ES" w:bidi="es_ES"/>
+        </w:rPr>
         <w:t>"Te dejé en Creta".</w:t>
       </w:r>
     </w:p>
@@ -2127,6 +2427,21 @@
           <w:b/>
           <w:lang w:val="es_ES" w:bidi="es_ES"/>
         </w:rPr>
+        <w:t>ἵνα τὰ λείποντα ἐπιδιορθώσῃ</w:t>
+      </w:r>
+    </w:p>
+    <w:p>
+      <w:pPr/>
+      <w:r>
+        <w:rPr>
+          <w:lang w:val="es_ES" w:bidi="es_ES"/>
+        </w:rPr>
+      </w:r>
+      <w:r>
+        <w:rPr>
+          <w:b/>
+          <w:lang w:val="es_ES" w:bidi="es_ES"/>
+        </w:rPr>
         <w:t>"para que corrigieses lo deficiente".</w:t>
       </w:r>
     </w:p>
@@ -2190,6 +2505,21 @@
           <w:b/>
           <w:lang w:val="es_ES" w:bidi="es_ES"/>
         </w:rPr>
+        <w:t>καταστήσῃς &amp; πρεσβυτέρους</w:t>
+      </w:r>
+    </w:p>
+    <w:p>
+      <w:pPr/>
+      <w:r>
+        <w:rPr>
+          <w:lang w:val="es_ES" w:bidi="es_ES"/>
+        </w:rPr>
+      </w:r>
+      <w:r>
+        <w:rPr>
+          <w:b/>
+          <w:lang w:val="es_ES" w:bidi="es_ES"/>
+        </w:rPr>
         <w:t>"Y establecieses ancianos".</w:t>
       </w:r>
     </w:p>
@@ -2253,6 +2583,21 @@
           <w:b/>
           <w:lang w:val="es_ES" w:bidi="es_ES"/>
         </w:rPr>
+        <w:t>εἴ τίς ἐστιν ἀνέγκλητος</w:t>
+      </w:r>
+    </w:p>
+    <w:p>
+      <w:pPr/>
+      <w:r>
+        <w:rPr>
+          <w:lang w:val="es_ES" w:bidi="es_ES"/>
+        </w:rPr>
+      </w:r>
+      <w:r>
+        <w:rPr>
+          <w:b/>
+          <w:lang w:val="es_ES" w:bidi="es_ES"/>
+        </w:rPr>
         <w:t>"el que fuere irreprensible".</w:t>
       </w:r>
     </w:p>
@@ -2336,6 +2681,21 @@
           <w:b/>
           <w:lang w:val="es_ES" w:bidi="es_ES"/>
         </w:rPr>
+        <w:t>ἀνέγκλητος</w:t>
+      </w:r>
+    </w:p>
+    <w:p>
+      <w:pPr/>
+      <w:r>
+        <w:rPr>
+          <w:lang w:val="es_ES" w:bidi="es_ES"/>
+        </w:rPr>
+      </w:r>
+      <w:r>
+        <w:rPr>
+          <w:b/>
+          <w:lang w:val="es_ES" w:bidi="es_ES"/>
+        </w:rPr>
         <w:t>"irreprensible".</w:t>
       </w:r>
     </w:p>
@@ -2432,6 +2792,21 @@
           <w:b/>
           <w:lang w:val="es_ES" w:bidi="es_ES"/>
         </w:rPr>
+        <w:t>μιᾶς γυναικὸς ἀνήρ</w:t>
+      </w:r>
+    </w:p>
+    <w:p>
+      <w:pPr/>
+      <w:r>
+        <w:rPr>
+          <w:lang w:val="es_ES" w:bidi="es_ES"/>
+        </w:rPr>
+      </w:r>
+      <w:r>
+        <w:rPr>
+          <w:b/>
+          <w:lang w:val="es_ES" w:bidi="es_ES"/>
+        </w:rPr>
         <w:t>"Marido de una sola Mujer".</w:t>
       </w:r>
     </w:p>
@@ -2528,6 +2903,21 @@
           <w:b/>
           <w:lang w:val="es_ES" w:bidi="es_ES"/>
         </w:rPr>
+        <w:t>τέκνα &amp; πιστά</w:t>
+      </w:r>
+    </w:p>
+    <w:p>
+      <w:pPr/>
+      <w:r>
+        <w:rPr>
+          <w:lang w:val="es_ES" w:bidi="es_ES"/>
+        </w:rPr>
+      </w:r>
+      <w:r>
+        <w:rPr>
+          <w:b/>
+          <w:lang w:val="es_ES" w:bidi="es_ES"/>
+        </w:rPr>
         <w:t>"hijos creyentes".</w:t>
       </w:r>
     </w:p>
@@ -2611,6 +3001,21 @@
           <w:b/>
           <w:lang w:val="es_ES" w:bidi="es_ES"/>
         </w:rPr>
+        <w:t>τὸν ἐπίσκοπον</w:t>
+      </w:r>
+    </w:p>
+    <w:p>
+      <w:pPr/>
+      <w:r>
+        <w:rPr>
+          <w:lang w:val="es_ES" w:bidi="es_ES"/>
+        </w:rPr>
+      </w:r>
+      <w:r>
+        <w:rPr>
+          <w:b/>
+          <w:lang w:val="es_ES" w:bidi="es_ES"/>
+        </w:rPr>
         <w:t>"El obispo".</w:t>
       </w:r>
     </w:p>
@@ -2707,6 +3112,21 @@
           <w:b/>
           <w:lang w:val="es_ES" w:bidi="es_ES"/>
         </w:rPr>
+        <w:t>Θεοῦ οἰκονόμον</w:t>
+      </w:r>
+    </w:p>
+    <w:p>
+      <w:pPr/>
+      <w:r>
+        <w:rPr>
+          <w:lang w:val="es_ES" w:bidi="es_ES"/>
+        </w:rPr>
+      </w:r>
+      <w:r>
+        <w:rPr>
+          <w:b/>
+          <w:lang w:val="es_ES" w:bidi="es_ES"/>
+        </w:rPr>
         <w:t>"como administrador de Dios".</w:t>
       </w:r>
     </w:p>
@@ -2803,6 +3223,21 @@
           <w:b/>
           <w:lang w:val="es_ES" w:bidi="es_ES"/>
         </w:rPr>
+        <w:t>μὴ πάροινον</w:t>
+      </w:r>
+    </w:p>
+    <w:p>
+      <w:pPr/>
+      <w:r>
+        <w:rPr>
+          <w:lang w:val="es_ES" w:bidi="es_ES"/>
+        </w:rPr>
+      </w:r>
+      <w:r>
+        <w:rPr>
+          <w:b/>
+          <w:lang w:val="es_ES" w:bidi="es_ES"/>
+        </w:rPr>
         <w:t>"no dado al vino".</w:t>
       </w:r>
     </w:p>
@@ -2866,6 +3301,21 @@
           <w:b/>
           <w:lang w:val="es_ES" w:bidi="es_ES"/>
         </w:rPr>
+        <w:t>μὴ πλήκτην</w:t>
+      </w:r>
+    </w:p>
+    <w:p>
+      <w:pPr/>
+      <w:r>
+        <w:rPr>
+          <w:lang w:val="es_ES" w:bidi="es_ES"/>
+        </w:rPr>
+      </w:r>
+      <w:r>
+        <w:rPr>
+          <w:b/>
+          <w:lang w:val="es_ES" w:bidi="es_ES"/>
+        </w:rPr>
         <w:t>"no iracundo"</w:t>
       </w:r>
     </w:p>
@@ -2929,6 +3379,21 @@
           <w:b/>
           <w:lang w:val="es_ES" w:bidi="es_ES"/>
         </w:rPr>
+        <w:t>ἀλλὰ</w:t>
+      </w:r>
+    </w:p>
+    <w:p>
+      <w:pPr/>
+      <w:r>
+        <w:rPr>
+          <w:lang w:val="es_ES" w:bidi="es_ES"/>
+        </w:rPr>
+      </w:r>
+      <w:r>
+        <w:rPr>
+          <w:b/>
+          <w:lang w:val="es_ES" w:bidi="es_ES"/>
+        </w:rPr>
         <w:t>"sino".</w:t>
       </w:r>
     </w:p>
@@ -3025,6 +3490,21 @@
           <w:b/>
           <w:lang w:val="es_ES" w:bidi="es_ES"/>
         </w:rPr>
+        <w:t>φιλάγαθον</w:t>
+      </w:r>
+    </w:p>
+    <w:p>
+      <w:pPr/>
+      <w:r>
+        <w:rPr>
+          <w:lang w:val="es_ES" w:bidi="es_ES"/>
+        </w:rPr>
+      </w:r>
+      <w:r>
+        <w:rPr>
+          <w:b/>
+          <w:lang w:val="es_ES" w:bidi="es_ES"/>
+        </w:rPr>
         <w:t>"amante de lo bueno".</w:t>
       </w:r>
     </w:p>
@@ -3131,6 +3611,21 @@
       </w:r>
       <w:r>
         <w:rPr>
+          <w:b/>
+          <w:lang w:val="es_ES" w:bidi="es_ES"/>
+        </w:rPr>
+        <w:t>σώφρονα &amp; ἐγκρατῆ</w:t>
+      </w:r>
+    </w:p>
+    <w:p>
+      <w:pPr/>
+      <w:r>
+        <w:rPr>
+          <w:lang w:val="es_ES" w:bidi="es_ES"/>
+        </w:rPr>
+      </w:r>
+      <w:r>
+        <w:rPr>
           <w:lang w:val="es_ES" w:bidi="es_ES"/>
         </w:rPr>
         <w:t>"</w:t>
@@ -3252,6 +3747,21 @@
       </w:r>
       <w:r>
         <w:rPr>
+          <w:b/>
+          <w:lang w:val="es_ES" w:bidi="es_ES"/>
+        </w:rPr>
+        <w:t>δίκαιον, ὅσιον</w:t>
+      </w:r>
+    </w:p>
+    <w:p>
+      <w:pPr/>
+      <w:r>
+        <w:rPr>
+          <w:lang w:val="es_ES" w:bidi="es_ES"/>
+        </w:rPr>
+      </w:r>
+      <w:r>
+        <w:rPr>
           <w:lang w:val="es_ES" w:bidi="es_ES"/>
         </w:rPr>
         <w:t>"justo, santo".</w:t>
@@ -3363,6 +3873,21 @@
           <w:b/>
           <w:lang w:val="es_ES" w:bidi="es_ES"/>
         </w:rPr>
+        <w:t>ἀντεχόμενον</w:t>
+      </w:r>
+    </w:p>
+    <w:p>
+      <w:pPr/>
+      <w:r>
+        <w:rPr>
+          <w:lang w:val="es_ES" w:bidi="es_ES"/>
+        </w:rPr>
+      </w:r>
+      <w:r>
+        <w:rPr>
+          <w:b/>
+          <w:lang w:val="es_ES" w:bidi="es_ES"/>
+        </w:rPr>
         <w:t>"retenedor de la palabra fiel".</w:t>
       </w:r>
     </w:p>
@@ -3446,6 +3971,21 @@
           <w:b/>
           <w:lang w:val="es_ES" w:bidi="es_ES"/>
         </w:rPr>
+        <w:t>κατὰ τὴν διδαχὴν</w:t>
+      </w:r>
+    </w:p>
+    <w:p>
+      <w:pPr/>
+      <w:r>
+        <w:rPr>
+          <w:lang w:val="es_ES" w:bidi="es_ES"/>
+        </w:rPr>
+      </w:r>
+      <w:r>
+        <w:rPr>
+          <w:b/>
+          <w:lang w:val="es_ES" w:bidi="es_ES"/>
+        </w:rPr>
         <w:t>"tal como ha sido enseñada".</w:t>
       </w:r>
     </w:p>
@@ -3509,6 +4049,21 @@
           <w:b/>
           <w:lang w:val="es_ES" w:bidi="es_ES"/>
         </w:rPr>
+        <w:t>ἵνα</w:t>
+      </w:r>
+    </w:p>
+    <w:p>
+      <w:pPr/>
+      <w:r>
+        <w:rPr>
+          <w:lang w:val="es_ES" w:bidi="es_ES"/>
+        </w:rPr>
+      </w:r>
+      <w:r>
+        <w:rPr>
+          <w:b/>
+          <w:lang w:val="es_ES" w:bidi="es_ES"/>
+        </w:rPr>
         <w:t>"para que".</w:t>
       </w:r>
     </w:p>
@@ -3605,6 +4160,21 @@
           <w:b/>
           <w:lang w:val="es_ES" w:bidi="es_ES"/>
         </w:rPr>
+        <w:t>τῇ διδασκαλίᾳ τῇ ὑγιαινούσῃ</w:t>
+      </w:r>
+    </w:p>
+    <w:p>
+      <w:pPr/>
+      <w:r>
+        <w:rPr>
+          <w:lang w:val="es_ES" w:bidi="es_ES"/>
+        </w:rPr>
+      </w:r>
+      <w:r>
+        <w:rPr>
+          <w:b/>
+          <w:lang w:val="es_ES" w:bidi="es_ES"/>
+        </w:rPr>
         <w:t>"sana enseñanza ".</w:t>
       </w:r>
     </w:p>
@@ -3714,6 +4284,21 @@
           <w:b/>
           <w:lang w:val="es_ES" w:bidi="es_ES"/>
         </w:rPr>
+        <w:t>ματαιολόγοι</w:t>
+      </w:r>
+    </w:p>
+    <w:p>
+      <w:pPr/>
+      <w:r>
+        <w:rPr>
+          <w:lang w:val="es_ES" w:bidi="es_ES"/>
+        </w:rPr>
+      </w:r>
+      <w:r>
+        <w:rPr>
+          <w:b/>
+          <w:lang w:val="es_ES" w:bidi="es_ES"/>
+        </w:rPr>
         <w:t>"habladores de vanidades".</w:t>
       </w:r>
     </w:p>
@@ -3823,6 +4408,21 @@
           <w:b/>
           <w:lang w:val="es_ES" w:bidi="es_ES"/>
         </w:rPr>
+        <w:t>φρεναπάται</w:t>
+      </w:r>
+    </w:p>
+    <w:p>
+      <w:pPr/>
+      <w:r>
+        <w:rPr>
+          <w:lang w:val="es_ES" w:bidi="es_ES"/>
+        </w:rPr>
+      </w:r>
+      <w:r>
+        <w:rPr>
+          <w:b/>
+          <w:lang w:val="es_ES" w:bidi="es_ES"/>
+        </w:rPr>
         <w:t>"engañadores".</w:t>
       </w:r>
     </w:p>
@@ -3916,6 +4516,21 @@
       </w:r>
       <w:r>
         <w:rPr>
+          <w:b/>
+          <w:lang w:val="es_ES" w:bidi="es_ES"/>
+        </w:rPr>
+        <w:t>ματαιολόγοι, καὶ φρεναπάται</w:t>
+      </w:r>
+    </w:p>
+    <w:p>
+      <w:pPr/>
+      <w:r>
+        <w:rPr>
+          <w:lang w:val="es_ES" w:bidi="es_ES"/>
+        </w:rPr>
+      </w:r>
+      <w:r>
+        <w:rPr>
           <w:lang w:val="es_ES" w:bidi="es_ES"/>
         </w:rPr>
         <w:t>"</w:t>
@@ -4047,6 +4662,21 @@
           <w:b/>
           <w:lang w:val="es_ES" w:bidi="es_ES"/>
         </w:rPr>
+        <w:t>οἱ ἐκ τῆς περιτομῆς</w:t>
+      </w:r>
+    </w:p>
+    <w:p>
+      <w:pPr/>
+      <w:r>
+        <w:rPr>
+          <w:lang w:val="es_ES" w:bidi="es_ES"/>
+        </w:rPr>
+      </w:r>
+      <w:r>
+        <w:rPr>
+          <w:b/>
+          <w:lang w:val="es_ES" w:bidi="es_ES"/>
+        </w:rPr>
         <w:t>"mayormente los de la circuncisión".</w:t>
       </w:r>
     </w:p>
@@ -4143,6 +4773,21 @@
           <w:b/>
           <w:lang w:val="es_ES" w:bidi="es_ES"/>
         </w:rPr>
+        <w:t>οὓς δεῖ ἐπιστομίζειν</w:t>
+      </w:r>
+    </w:p>
+    <w:p>
+      <w:pPr/>
+      <w:r>
+        <w:rPr>
+          <w:lang w:val="es_ES" w:bidi="es_ES"/>
+        </w:rPr>
+      </w:r>
+      <w:r>
+        <w:rPr>
+          <w:b/>
+          <w:lang w:val="es_ES" w:bidi="es_ES"/>
+        </w:rPr>
         <w:t>"a los cuales es preciso tapar la boca".</w:t>
       </w:r>
     </w:p>
@@ -4226,6 +4871,21 @@
           <w:b/>
           <w:lang w:val="es_ES" w:bidi="es_ES"/>
         </w:rPr>
+        <w:t>ὅλους οἴκους ἀνατρέπουσιν</w:t>
+      </w:r>
+    </w:p>
+    <w:p>
+      <w:pPr/>
+      <w:r>
+        <w:rPr>
+          <w:lang w:val="es_ES" w:bidi="es_ES"/>
+        </w:rPr>
+      </w:r>
+      <w:r>
+        <w:rPr>
+          <w:b/>
+          <w:lang w:val="es_ES" w:bidi="es_ES"/>
+        </w:rPr>
         <w:t>"que trastornan casas enteras".</w:t>
       </w:r>
     </w:p>
@@ -4309,6 +4969,21 @@
           <w:b/>
           <w:lang w:val="es_ES" w:bidi="es_ES"/>
         </w:rPr>
+        <w:t>αἰσχροῦ κέρδους χάριν</w:t>
+      </w:r>
+    </w:p>
+    <w:p>
+      <w:pPr/>
+      <w:r>
+        <w:rPr>
+          <w:lang w:val="es_ES" w:bidi="es_ES"/>
+        </w:rPr>
+      </w:r>
+      <w:r>
+        <w:rPr>
+          <w:b/>
+          <w:lang w:val="es_ES" w:bidi="es_ES"/>
+        </w:rPr>
         <w:t>"enseñando por ganancia deshonesta".</w:t>
       </w:r>
     </w:p>
@@ -4418,6 +5093,21 @@
           <w:b/>
           <w:lang w:val="es_ES" w:bidi="es_ES"/>
         </w:rPr>
+        <w:t>τις ἐξ αὐτῶν, ἴδιος αὐτῶν προφήτης</w:t>
+      </w:r>
+    </w:p>
+    <w:p>
+      <w:pPr/>
+      <w:r>
+        <w:rPr>
+          <w:lang w:val="es_ES" w:bidi="es_ES"/>
+        </w:rPr>
+      </w:r>
+      <w:r>
+        <w:rPr>
+          <w:b/>
+          <w:lang w:val="es_ES" w:bidi="es_ES"/>
+        </w:rPr>
         <w:t>"Uno de ellos, su propio profeta".</w:t>
       </w:r>
     </w:p>
@@ -4481,6 +5171,21 @@
           <w:b/>
           <w:lang w:val="es_ES" w:bidi="es_ES"/>
         </w:rPr>
+        <w:t>Κρῆτες ἀεὶ ψεῦσται</w:t>
+      </w:r>
+    </w:p>
+    <w:p>
+      <w:pPr/>
+      <w:r>
+        <w:rPr>
+          <w:lang w:val="es_ES" w:bidi="es_ES"/>
+        </w:rPr>
+      </w:r>
+      <w:r>
+        <w:rPr>
+          <w:b/>
+          <w:lang w:val="es_ES" w:bidi="es_ES"/>
+        </w:rPr>
         <w:t>"Los cretenses, siempre mentirosos"</w:t>
       </w:r>
     </w:p>
@@ -4577,6 +5282,21 @@
           <w:b/>
           <w:lang w:val="es_ES" w:bidi="es_ES"/>
         </w:rPr>
+        <w:t>κακὰ θηρία</w:t>
+      </w:r>
+    </w:p>
+    <w:p>
+      <w:pPr/>
+      <w:r>
+        <w:rPr>
+          <w:lang w:val="es_ES" w:bidi="es_ES"/>
+        </w:rPr>
+      </w:r>
+      <w:r>
+        <w:rPr>
+          <w:b/>
+          <w:lang w:val="es_ES" w:bidi="es_ES"/>
+        </w:rPr>
         <w:t>"malas bestias".</w:t>
       </w:r>
     </w:p>
@@ -4686,6 +5406,21 @@
           <w:b/>
           <w:lang w:val="es_ES" w:bidi="es_ES"/>
         </w:rPr>
+        <w:t>γαστέρες ἀργαί</w:t>
+      </w:r>
+    </w:p>
+    <w:p>
+      <w:pPr/>
+      <w:r>
+        <w:rPr>
+          <w:lang w:val="es_ES" w:bidi="es_ES"/>
+        </w:rPr>
+      </w:r>
+      <w:r>
+        <w:rPr>
+          <w:b/>
+          <w:lang w:val="es_ES" w:bidi="es_ES"/>
+        </w:rPr>
         <w:t>"glotones ociosos".</w:t>
       </w:r>
     </w:p>
@@ -4769,6 +5504,21 @@
           <w:b/>
           <w:lang w:val="es_ES" w:bidi="es_ES"/>
         </w:rPr>
+        <w:t>δι’ ἣν αἰτίαν ἔλεγχε αὐτοὺς ἀποτόμως</w:t>
+      </w:r>
+    </w:p>
+    <w:p>
+      <w:pPr/>
+      <w:r>
+        <w:rPr>
+          <w:lang w:val="es_ES" w:bidi="es_ES"/>
+        </w:rPr>
+      </w:r>
+      <w:r>
+        <w:rPr>
+          <w:b/>
+          <w:lang w:val="es_ES" w:bidi="es_ES"/>
+        </w:rPr>
         <w:t>"Por lo tanto, repréndelos duramente".</w:t>
       </w:r>
     </w:p>
@@ -4832,6 +5582,21 @@
           <w:b/>
           <w:lang w:val="es_ES" w:bidi="es_ES"/>
         </w:rPr>
+        <w:t>δι’ ἣν αἰτίαν</w:t>
+      </w:r>
+    </w:p>
+    <w:p>
+      <w:pPr/>
+      <w:r>
+        <w:rPr>
+          <w:lang w:val="es_ES" w:bidi="es_ES"/>
+        </w:rPr>
+      </w:r>
+      <w:r>
+        <w:rPr>
+          <w:b/>
+          <w:lang w:val="es_ES" w:bidi="es_ES"/>
+        </w:rPr>
         <w:t>"Por tanto".</w:t>
       </w:r>
     </w:p>
@@ -4914,6 +5679,21 @@
         <w:rPr>
           <w:lang w:val="es_ES" w:bidi="es_ES"/>
         </w:rPr>
+      </w:r>
+    </w:p>
+    <w:p>
+      <w:pPr/>
+      <w:r>
+        <w:rPr>
+          <w:lang w:val="es_ES" w:bidi="es_ES"/>
+        </w:rPr>
+      </w:r>
+      <w:r>
+        <w:rPr>
+          <w:b/>
+          <w:lang w:val="es_ES" w:bidi="es_ES"/>
+        </w:rPr>
+        <w:t>αὐτοὺς</w:t>
       </w:r>
     </w:p>
     <w:p>
@@ -5077,6 +5857,21 @@
           <w:b/>
           <w:lang w:val="es_ES" w:bidi="es_ES"/>
         </w:rPr>
+        <w:t>ἵνα ὑγιαίνωσιν ἐν τῇ πίστει</w:t>
+      </w:r>
+    </w:p>
+    <w:p>
+      <w:pPr/>
+      <w:r>
+        <w:rPr>
+          <w:lang w:val="es_ES" w:bidi="es_ES"/>
+        </w:rPr>
+      </w:r>
+      <w:r>
+        <w:rPr>
+          <w:b/>
+          <w:lang w:val="es_ES" w:bidi="es_ES"/>
+        </w:rPr>
         <w:t>"para que sean sanos en la fe".</w:t>
       </w:r>
     </w:p>
@@ -5173,6 +5968,21 @@
           <w:b/>
           <w:lang w:val="es_ES" w:bidi="es_ES"/>
         </w:rPr>
+        <w:t>ἵνα</w:t>
+      </w:r>
+    </w:p>
+    <w:p>
+      <w:pPr/>
+      <w:r>
+        <w:rPr>
+          <w:lang w:val="es_ES" w:bidi="es_ES"/>
+        </w:rPr>
+      </w:r>
+      <w:r>
+        <w:rPr>
+          <w:b/>
+          <w:lang w:val="es_ES" w:bidi="es_ES"/>
+        </w:rPr>
         <w:t>"para que"</w:t>
       </w:r>
     </w:p>
@@ -5282,6 +6092,21 @@
           <w:b/>
           <w:lang w:val="es_ES" w:bidi="es_ES"/>
         </w:rPr>
+        <w:t>ἐν τῇ πίστει</w:t>
+      </w:r>
+    </w:p>
+    <w:p>
+      <w:pPr/>
+      <w:r>
+        <w:rPr>
+          <w:lang w:val="es_ES" w:bidi="es_ES"/>
+        </w:rPr>
+      </w:r>
+      <w:r>
+        <w:rPr>
+          <w:b/>
+          <w:lang w:val="es_ES" w:bidi="es_ES"/>
+        </w:rPr>
         <w:t>"en la fe"</w:t>
       </w:r>
     </w:p>
@@ -5378,6 +6203,21 @@
           <w:b/>
           <w:lang w:val="es_ES" w:bidi="es_ES"/>
         </w:rPr>
+        <w:t>Ἰουδαϊκοῖς μύθοις</w:t>
+      </w:r>
+    </w:p>
+    <w:p>
+      <w:pPr/>
+      <w:r>
+        <w:rPr>
+          <w:lang w:val="es_ES" w:bidi="es_ES"/>
+        </w:rPr>
+      </w:r>
+      <w:r>
+        <w:rPr>
+          <w:b/>
+          <w:lang w:val="es_ES" w:bidi="es_ES"/>
+        </w:rPr>
         <w:t>"a mitos judíos"</w:t>
       </w:r>
     </w:p>
@@ -5441,6 +6281,21 @@
           <w:b/>
           <w:lang w:val="es_ES" w:bidi="es_ES"/>
         </w:rPr>
+        <w:t>ἀποστρεφομένων τὴν ἀλήθειαν</w:t>
+      </w:r>
+    </w:p>
+    <w:p>
+      <w:pPr/>
+      <w:r>
+        <w:rPr>
+          <w:lang w:val="es_ES" w:bidi="es_ES"/>
+        </w:rPr>
+      </w:r>
+      <w:r>
+        <w:rPr>
+          <w:b/>
+          <w:lang w:val="es_ES" w:bidi="es_ES"/>
+        </w:rPr>
         <w:t>"quienes han rechazado la verdad"</w:t>
       </w:r>
     </w:p>
@@ -5524,6 +6379,21 @@
           <w:b/>
           <w:lang w:val="es_ES" w:bidi="es_ES"/>
         </w:rPr>
+        <w:t>πάντα καθαρὰ τοῖς καθαροῖς</w:t>
+      </w:r>
+    </w:p>
+    <w:p>
+      <w:pPr/>
+      <w:r>
+        <w:rPr>
+          <w:lang w:val="es_ES" w:bidi="es_ES"/>
+        </w:rPr>
+      </w:r>
+      <w:r>
+        <w:rPr>
+          <w:b/>
+          <w:lang w:val="es_ES" w:bidi="es_ES"/>
+        </w:rPr>
         <w:t>"Para los puros, todas las cosas son puras"</w:t>
       </w:r>
     </w:p>
@@ -5607,6 +6477,21 @@
           <w:b/>
           <w:lang w:val="es_ES" w:bidi="es_ES"/>
         </w:rPr>
+        <w:t>τοῖς καθαροῖς</w:t>
+      </w:r>
+    </w:p>
+    <w:p>
+      <w:pPr/>
+      <w:r>
+        <w:rPr>
+          <w:lang w:val="es_ES" w:bidi="es_ES"/>
+        </w:rPr>
+      </w:r>
+      <w:r>
+        <w:rPr>
+          <w:b/>
+          <w:lang w:val="es_ES" w:bidi="es_ES"/>
+        </w:rPr>
         <w:t>"A los puros"</w:t>
       </w:r>
     </w:p>
@@ -5670,6 +6555,21 @@
           <w:b/>
           <w:lang w:val="es_ES" w:bidi="es_ES"/>
         </w:rPr>
+        <w:t>δὲ</w:t>
+      </w:r>
+    </w:p>
+    <w:p>
+      <w:pPr/>
+      <w:r>
+        <w:rPr>
+          <w:lang w:val="es_ES" w:bidi="es_ES"/>
+        </w:rPr>
+      </w:r>
+      <w:r>
+        <w:rPr>
+          <w:b/>
+          <w:lang w:val="es_ES" w:bidi="es_ES"/>
+        </w:rPr>
         <w:t>"pero"</w:t>
       </w:r>
     </w:p>
@@ -5766,6 +6666,21 @@
           <w:b/>
           <w:lang w:val="es_ES" w:bidi="es_ES"/>
         </w:rPr>
+        <w:t>τοῖς δὲ μεμιαμμένοις καὶ ἀπίστοις, οὐδὲν καθαρόν</w:t>
+      </w:r>
+    </w:p>
+    <w:p>
+      <w:pPr/>
+      <w:r>
+        <w:rPr>
+          <w:lang w:val="es_ES" w:bidi="es_ES"/>
+        </w:rPr>
+      </w:r>
+      <w:r>
+        <w:rPr>
+          <w:b/>
+          <w:lang w:val="es_ES" w:bidi="es_ES"/>
+        </w:rPr>
         <w:t>"pero para los corrompidos e incrédulos nada es puro"</w:t>
       </w:r>
     </w:p>
@@ -5849,6 +6764,21 @@
           <w:b/>
           <w:lang w:val="es_ES" w:bidi="es_ES"/>
         </w:rPr>
+        <w:t>δὲ</w:t>
+      </w:r>
+    </w:p>
+    <w:p>
+      <w:pPr/>
+      <w:r>
+        <w:rPr>
+          <w:lang w:val="es_ES" w:bidi="es_ES"/>
+        </w:rPr>
+      </w:r>
+      <w:r>
+        <w:rPr>
+          <w:b/>
+          <w:lang w:val="es_ES" w:bidi="es_ES"/>
+        </w:rPr>
         <w:t>"pero"</w:t>
       </w:r>
     </w:p>
@@ -5945,6 +6875,21 @@
           <w:b/>
           <w:lang w:val="es_ES" w:bidi="es_ES"/>
         </w:rPr>
+        <w:t>τοῖς &amp; ἔργοις ἀρνοῦνται</w:t>
+      </w:r>
+    </w:p>
+    <w:p>
+      <w:pPr/>
+      <w:r>
+        <w:rPr>
+          <w:lang w:val="es_ES" w:bidi="es_ES"/>
+        </w:rPr>
+      </w:r>
+      <w:r>
+        <w:rPr>
+          <w:b/>
+          <w:lang w:val="es_ES" w:bidi="es_ES"/>
+        </w:rPr>
         <w:t>"por sus"</w:t>
       </w:r>
       <w:r>
@@ -6021,6 +6966,21 @@
           <w:b/>
           <w:lang w:val="es_ES" w:bidi="es_ES"/>
         </w:rPr>
+        <w:t>σὺ δὲ</w:t>
+      </w:r>
+    </w:p>
+    <w:p>
+      <w:pPr/>
+      <w:r>
+        <w:rPr>
+          <w:lang w:val="es_ES" w:bidi="es_ES"/>
+        </w:rPr>
+      </w:r>
+      <w:r>
+        <w:rPr>
+          <w:b/>
+          <w:lang w:val="es_ES" w:bidi="es_ES"/>
+        </w:rPr>
         <w:t>"Pero en cuanto a ti"</w:t>
       </w:r>
     </w:p>
@@ -6117,6 +7077,21 @@
           <w:b/>
           <w:lang w:val="es_ES" w:bidi="es_ES"/>
         </w:rPr>
+        <w:t>τῇ ὑγιαινούσῃ διδασκαλίᾳ</w:t>
+      </w:r>
+    </w:p>
+    <w:p>
+      <w:pPr/>
+      <w:r>
+        <w:rPr>
+          <w:lang w:val="es_ES" w:bidi="es_ES"/>
+        </w:rPr>
+      </w:r>
+      <w:r>
+        <w:rPr>
+          <w:b/>
+          <w:lang w:val="es_ES" w:bidi="es_ES"/>
+        </w:rPr>
         <w:t>"sana doctrina".</w:t>
       </w:r>
     </w:p>
@@ -6213,6 +7188,21 @@
           <w:b/>
           <w:lang w:val="es_ES" w:bidi="es_ES"/>
         </w:rPr>
+        <w:t>πρεσβύτας &amp; εἶναι</w:t>
+      </w:r>
+    </w:p>
+    <w:p>
+      <w:pPr/>
+      <w:r>
+        <w:rPr>
+          <w:lang w:val="es_ES" w:bidi="es_ES"/>
+        </w:rPr>
+      </w:r>
+      <w:r>
+        <w:rPr>
+          <w:b/>
+          <w:lang w:val="es_ES" w:bidi="es_ES"/>
+        </w:rPr>
         <w:t>"Hombres mayores"</w:t>
       </w:r>
       <w:r>
@@ -6309,6 +7299,21 @@
           <w:b/>
           <w:lang w:val="es_ES" w:bidi="es_ES"/>
         </w:rPr>
+        <w:t>νηφαλίους &amp; σεμνούς, σώφρονας</w:t>
+      </w:r>
+    </w:p>
+    <w:p>
+      <w:pPr/>
+      <w:r>
+        <w:rPr>
+          <w:lang w:val="es_ES" w:bidi="es_ES"/>
+        </w:rPr>
+      </w:r>
+      <w:r>
+        <w:rPr>
+          <w:b/>
+          <w:lang w:val="es_ES" w:bidi="es_ES"/>
+        </w:rPr>
         <w:t>"templado"</w:t>
       </w:r>
       <w:r>
@@ -6405,6 +7410,21 @@
           <w:b/>
           <w:lang w:val="es_ES" w:bidi="es_ES"/>
         </w:rPr>
+        <w:t>νηφαλίους</w:t>
+      </w:r>
+    </w:p>
+    <w:p>
+      <w:pPr/>
+      <w:r>
+        <w:rPr>
+          <w:lang w:val="es_ES" w:bidi="es_ES"/>
+        </w:rPr>
+      </w:r>
+      <w:r>
+        <w:rPr>
+          <w:b/>
+          <w:lang w:val="es_ES" w:bidi="es_ES"/>
+        </w:rPr>
         <w:t>"sobrio"</w:t>
       </w:r>
     </w:p>
@@ -6468,6 +7488,21 @@
           <w:b/>
           <w:lang w:val="es_ES" w:bidi="es_ES"/>
         </w:rPr>
+        <w:t>σώφρονας</w:t>
+      </w:r>
+    </w:p>
+    <w:p>
+      <w:pPr/>
+      <w:r>
+        <w:rPr>
+          <w:lang w:val="es_ES" w:bidi="es_ES"/>
+        </w:rPr>
+      </w:r>
+      <w:r>
+        <w:rPr>
+          <w:b/>
+          <w:lang w:val="es_ES" w:bidi="es_ES"/>
+        </w:rPr>
         <w:t>"autocontrolado"</w:t>
       </w:r>
     </w:p>
@@ -6531,6 +7566,21 @@
           <w:b/>
           <w:lang w:val="es_ES" w:bidi="es_ES"/>
         </w:rPr>
+        <w:t>ὑγιαίνοντας τῇ πίστει τῇ ἀγάπῃ, τῇ ὑπομονῇ</w:t>
+      </w:r>
+    </w:p>
+    <w:p>
+      <w:pPr/>
+      <w:r>
+        <w:rPr>
+          <w:lang w:val="es_ES" w:bidi="es_ES"/>
+        </w:rPr>
+      </w:r>
+      <w:r>
+        <w:rPr>
+          <w:b/>
+          <w:lang w:val="es_ES" w:bidi="es_ES"/>
+        </w:rPr>
         <w:t>"y sólidos en la fe, el amor y la perseverancia"</w:t>
       </w:r>
     </w:p>
@@ -6692,6 +7742,21 @@
           <w:b/>
           <w:lang w:val="es_ES" w:bidi="es_ES"/>
         </w:rPr>
+        <w:t>ὑγιαίνοντας τῇ πίστει</w:t>
+      </w:r>
+    </w:p>
+    <w:p>
+      <w:pPr/>
+      <w:r>
+        <w:rPr>
+          <w:lang w:val="es_ES" w:bidi="es_ES"/>
+        </w:rPr>
+      </w:r>
+      <w:r>
+        <w:rPr>
+          <w:b/>
+          <w:lang w:val="es_ES" w:bidi="es_ES"/>
+        </w:rPr>
         <w:t>"y sanos en la fe y"</w:t>
       </w:r>
     </w:p>
@@ -6788,6 +7853,21 @@
           <w:b/>
           <w:lang w:val="es_ES" w:bidi="es_ES"/>
         </w:rPr>
+        <w:t>τῇ ἀγάπῃ</w:t>
+      </w:r>
+    </w:p>
+    <w:p>
+      <w:pPr/>
+      <w:r>
+        <w:rPr>
+          <w:lang w:val="es_ES" w:bidi="es_ES"/>
+        </w:rPr>
+      </w:r>
+      <w:r>
+        <w:rPr>
+          <w:b/>
+          <w:lang w:val="es_ES" w:bidi="es_ES"/>
+        </w:rPr>
         <w:t>"amor y"</w:t>
       </w:r>
     </w:p>
@@ -6884,6 +7964,21 @@
           <w:b/>
           <w:lang w:val="es_ES" w:bidi="es_ES"/>
         </w:rPr>
+        <w:t>τῇ ὑπομονῇ</w:t>
+      </w:r>
+    </w:p>
+    <w:p>
+      <w:pPr/>
+      <w:r>
+        <w:rPr>
+          <w:lang w:val="es_ES" w:bidi="es_ES"/>
+        </w:rPr>
+      </w:r>
+      <w:r>
+        <w:rPr>
+          <w:b/>
+          <w:lang w:val="es_ES" w:bidi="es_ES"/>
+        </w:rPr>
         <w:t>"y perseverancia"</w:t>
       </w:r>
     </w:p>
@@ -6993,6 +8088,21 @@
           <w:b/>
           <w:lang w:val="es_ES" w:bidi="es_ES"/>
         </w:rPr>
+        <w:t>πρεσβύτιδας ὡσαύτως</w:t>
+      </w:r>
+    </w:p>
+    <w:p>
+      <w:pPr/>
+      <w:r>
+        <w:rPr>
+          <w:lang w:val="es_ES" w:bidi="es_ES"/>
+        </w:rPr>
+      </w:r>
+      <w:r>
+        <w:rPr>
+          <w:b/>
+          <w:lang w:val="es_ES" w:bidi="es_ES"/>
+        </w:rPr>
         <w:t>"Las mujeres mayores igualmente"</w:t>
       </w:r>
     </w:p>
@@ -7089,6 +8199,21 @@
           <w:b/>
           <w:lang w:val="es_ES" w:bidi="es_ES"/>
         </w:rPr>
+        <w:t>οἴνῳ πολλῷ δεδουλωμένας</w:t>
+      </w:r>
+    </w:p>
+    <w:p>
+      <w:pPr/>
+      <w:r>
+        <w:rPr>
+          <w:lang w:val="es_ES" w:bidi="es_ES"/>
+        </w:rPr>
+      </w:r>
+      <w:r>
+        <w:rPr>
+          <w:b/>
+          <w:lang w:val="es_ES" w:bidi="es_ES"/>
+        </w:rPr>
         <w:t>"adicto a mucho vino"</w:t>
       </w:r>
     </w:p>
@@ -7172,6 +8297,21 @@
           <w:b/>
           <w:lang w:val="es_ES" w:bidi="es_ES"/>
         </w:rPr>
+        <w:t>οἴνῳ πολλῷ δεδουλωμένας</w:t>
+      </w:r>
+    </w:p>
+    <w:p>
+      <w:pPr/>
+      <w:r>
+        <w:rPr>
+          <w:lang w:val="es_ES" w:bidi="es_ES"/>
+        </w:rPr>
+      </w:r>
+      <w:r>
+        <w:rPr>
+          <w:b/>
+          <w:lang w:val="es_ES" w:bidi="es_ES"/>
+        </w:rPr>
         <w:t>"adicto a mucho vino"</w:t>
       </w:r>
     </w:p>
@@ -7255,6 +8395,21 @@
           <w:b/>
           <w:lang w:val="es_ES" w:bidi="es_ES"/>
         </w:rPr>
+        <w:t>καλοδιδασκάλους</w:t>
+      </w:r>
+    </w:p>
+    <w:p>
+      <w:pPr/>
+      <w:r>
+        <w:rPr>
+          <w:lang w:val="es_ES" w:bidi="es_ES"/>
+        </w:rPr>
+      </w:r>
+      <w:r>
+        <w:rPr>
+          <w:b/>
+          <w:lang w:val="es_ES" w:bidi="es_ES"/>
+        </w:rPr>
         <w:t>"pero maestras del bien"</w:t>
       </w:r>
     </w:p>
@@ -7338,6 +8493,21 @@
           <w:b/>
           <w:lang w:val="es_ES" w:bidi="es_ES"/>
         </w:rPr>
+        <w:t>ἵνα</w:t>
+      </w:r>
+    </w:p>
+    <w:p>
+      <w:pPr/>
+      <w:r>
+        <w:rPr>
+          <w:lang w:val="es_ES" w:bidi="es_ES"/>
+        </w:rPr>
+      </w:r>
+      <w:r>
+        <w:rPr>
+          <w:b/>
+          <w:lang w:val="es_ES" w:bidi="es_ES"/>
+        </w:rPr>
         <w:t>"De esta manera"</w:t>
       </w:r>
     </w:p>
@@ -7460,6 +8630,21 @@
           <w:b/>
           <w:lang w:val="es_ES" w:bidi="es_ES"/>
         </w:rPr>
+        <w:t>φιλάνδρους</w:t>
+      </w:r>
+    </w:p>
+    <w:p>
+      <w:pPr/>
+      <w:r>
+        <w:rPr>
+          <w:lang w:val="es_ES" w:bidi="es_ES"/>
+        </w:rPr>
+      </w:r>
+      <w:r>
+        <w:rPr>
+          <w:b/>
+          <w:lang w:val="es_ES" w:bidi="es_ES"/>
+        </w:rPr>
         <w:t>"aman a sus maridos"</w:t>
       </w:r>
     </w:p>
@@ -7536,6 +8721,21 @@
           <w:b/>
           <w:lang w:val="es_ES" w:bidi="es_ES"/>
         </w:rPr>
+        <w:t>φιλοτέκνους</w:t>
+      </w:r>
+    </w:p>
+    <w:p>
+      <w:pPr/>
+      <w:r>
+        <w:rPr>
+          <w:lang w:val="es_ES" w:bidi="es_ES"/>
+        </w:rPr>
+      </w:r>
+      <w:r>
+        <w:rPr>
+          <w:b/>
+          <w:lang w:val="es_ES" w:bidi="es_ES"/>
+        </w:rPr>
         <w:t>"y niños"</w:t>
       </w:r>
     </w:p>
@@ -7599,6 +8799,21 @@
           <w:b/>
           <w:lang w:val="es_ES" w:bidi="es_ES"/>
         </w:rPr>
+        <w:t>ὑποτασσομένας τοῖς ἰδίοις ἀνδράσιν</w:t>
+      </w:r>
+    </w:p>
+    <w:p>
+      <w:pPr/>
+      <w:r>
+        <w:rPr>
+          <w:lang w:val="es_ES" w:bidi="es_ES"/>
+        </w:rPr>
+      </w:r>
+      <w:r>
+        <w:rPr>
+          <w:b/>
+          <w:lang w:val="es_ES" w:bidi="es_ES"/>
+        </w:rPr>
         <w:t>"y sumisas a sus propios maridos"</w:t>
       </w:r>
     </w:p>
@@ -7662,6 +8877,21 @@
           <w:b/>
           <w:lang w:val="es_ES" w:bidi="es_ES"/>
         </w:rPr>
+        <w:t>ἵνα</w:t>
+      </w:r>
+    </w:p>
+    <w:p>
+      <w:pPr/>
+      <w:r>
+        <w:rPr>
+          <w:lang w:val="es_ES" w:bidi="es_ES"/>
+        </w:rPr>
+      </w:r>
+      <w:r>
+        <w:rPr>
+          <w:b/>
+          <w:lang w:val="es_ES" w:bidi="es_ES"/>
+        </w:rPr>
         <w:t>"para que"</w:t>
       </w:r>
     </w:p>
@@ -7771,6 +9001,21 @@
           <w:b/>
           <w:lang w:val="es_ES" w:bidi="es_ES"/>
         </w:rPr>
+        <w:t>ἵνα μὴ ὁ λόγος τοῦ Θεοῦ βλασφημῆται</w:t>
+      </w:r>
+    </w:p>
+    <w:p>
+      <w:pPr/>
+      <w:r>
+        <w:rPr>
+          <w:lang w:val="es_ES" w:bidi="es_ES"/>
+        </w:rPr>
+      </w:r>
+      <w:r>
+        <w:rPr>
+          <w:b/>
+          <w:lang w:val="es_ES" w:bidi="es_ES"/>
+        </w:rPr>
         <w:t>"para que la palabra de Dios no sea desacreditada"</w:t>
       </w:r>
     </w:p>
@@ -7854,6 +9099,21 @@
           <w:b/>
           <w:lang w:val="es_ES" w:bidi="es_ES"/>
         </w:rPr>
+        <w:t>ὁ λόγος τοῦ Θεοῦ</w:t>
+      </w:r>
+    </w:p>
+    <w:p>
+      <w:pPr/>
+      <w:r>
+        <w:rPr>
+          <w:lang w:val="es_ES" w:bidi="es_ES"/>
+        </w:rPr>
+      </w:r>
+      <w:r>
+        <w:rPr>
+          <w:b/>
+          <w:lang w:val="es_ES" w:bidi="es_ES"/>
+        </w:rPr>
         <w:t>"la palabra de Dios"</w:t>
       </w:r>
     </w:p>
@@ -7950,6 +9210,21 @@
           <w:b/>
           <w:lang w:val="es_ES" w:bidi="es_ES"/>
         </w:rPr>
+        <w:t>ὡσαύτως</w:t>
+      </w:r>
+    </w:p>
+    <w:p>
+      <w:pPr/>
+      <w:r>
+        <w:rPr>
+          <w:lang w:val="es_ES" w:bidi="es_ES"/>
+        </w:rPr>
+      </w:r>
+      <w:r>
+        <w:rPr>
+          <w:b/>
+          <w:lang w:val="es_ES" w:bidi="es_ES"/>
+        </w:rPr>
         <w:t>"De la misma manera".</w:t>
       </w:r>
     </w:p>
@@ -8013,6 +9288,21 @@
           <w:b/>
           <w:lang w:val="es_ES" w:bidi="es_ES"/>
         </w:rPr>
+        <w:t>περὶ πάντα</w:t>
+      </w:r>
+    </w:p>
+    <w:p>
+      <w:pPr/>
+      <w:r>
+        <w:rPr>
+          <w:lang w:val="es_ES" w:bidi="es_ES"/>
+        </w:rPr>
+      </w:r>
+      <w:r>
+        <w:rPr>
+          <w:b/>
+          <w:lang w:val="es_ES" w:bidi="es_ES"/>
+        </w:rPr>
         <w:t>"En todo".</w:t>
       </w:r>
     </w:p>
@@ -8076,6 +9366,21 @@
           <w:b/>
           <w:lang w:val="es_ES" w:bidi="es_ES"/>
         </w:rPr>
+        <w:t>σεαυτὸν παρεχόμενος</w:t>
+      </w:r>
+    </w:p>
+    <w:p>
+      <w:pPr/>
+      <w:r>
+        <w:rPr>
+          <w:lang w:val="es_ES" w:bidi="es_ES"/>
+        </w:rPr>
+      </w:r>
+      <w:r>
+        <w:rPr>
+          <w:b/>
+          <w:lang w:val="es_ES" w:bidi="es_ES"/>
+        </w:rPr>
         <w:t>"preséntate"</w:t>
       </w:r>
     </w:p>
@@ -8139,6 +9444,21 @@
           <w:b/>
           <w:lang w:val="es_ES" w:bidi="es_ES"/>
         </w:rPr>
+        <w:t>τύπον καλῶν ἔργων</w:t>
+      </w:r>
+    </w:p>
+    <w:p>
+      <w:pPr/>
+      <w:r>
+        <w:rPr>
+          <w:lang w:val="es_ES" w:bidi="es_ES"/>
+        </w:rPr>
+      </w:r>
+      <w:r>
+        <w:rPr>
+          <w:b/>
+          <w:lang w:val="es_ES" w:bidi="es_ES"/>
+        </w:rPr>
         <w:t>"ser un ejemplo haciendo buenas obras".</w:t>
       </w:r>
     </w:p>
@@ -8202,6 +9522,21 @@
           <w:b/>
           <w:lang w:val="es_ES" w:bidi="es_ES"/>
         </w:rPr>
+        <w:t>ἐν τῇ διδασκαλίᾳ ἀφθορίαν, σεμνότητα</w:t>
+      </w:r>
+    </w:p>
+    <w:p>
+      <w:pPr/>
+      <w:r>
+        <w:rPr>
+          <w:lang w:val="es_ES" w:bidi="es_ES"/>
+        </w:rPr>
+      </w:r>
+      <w:r>
+        <w:rPr>
+          <w:b/>
+          <w:lang w:val="es_ES" w:bidi="es_ES"/>
+        </w:rPr>
         <w:t>"En tu enseñanza muestra integridad y dignidad".</w:t>
       </w:r>
     </w:p>
@@ -8285,6 +9620,21 @@
           <w:b/>
           <w:lang w:val="es_ES" w:bidi="es_ES"/>
         </w:rPr>
+        <w:t>ἐν τῇ διδασκαλίᾳ ἀφθορίαν, σεμνότητα</w:t>
+      </w:r>
+    </w:p>
+    <w:p>
+      <w:pPr/>
+      <w:r>
+        <w:rPr>
+          <w:lang w:val="es_ES" w:bidi="es_ES"/>
+        </w:rPr>
+      </w:r>
+      <w:r>
+        <w:rPr>
+          <w:b/>
+          <w:lang w:val="es_ES" w:bidi="es_ES"/>
+        </w:rPr>
         <w:t>"En tu enseñanza muestra integridad y dignidad".</w:t>
       </w:r>
     </w:p>
@@ -8394,6 +9744,21 @@
           <w:b/>
           <w:lang w:val="es_ES" w:bidi="es_ES"/>
         </w:rPr>
+        <w:t>ἀφθορίαν</w:t>
+      </w:r>
+    </w:p>
+    <w:p>
+      <w:pPr/>
+      <w:r>
+        <w:rPr>
+          <w:lang w:val="es_ES" w:bidi="es_ES"/>
+        </w:rPr>
+      </w:r>
+      <w:r>
+        <w:rPr>
+          <w:b/>
+          <w:lang w:val="es_ES" w:bidi="es_ES"/>
+        </w:rPr>
         <w:t>"mostrar integridad".</w:t>
       </w:r>
     </w:p>
@@ -8503,6 +9868,21 @@
           <w:b/>
           <w:lang w:val="es_ES" w:bidi="es_ES"/>
         </w:rPr>
+        <w:t>ὑγιῆ</w:t>
+      </w:r>
+    </w:p>
+    <w:p>
+      <w:pPr/>
+      <w:r>
+        <w:rPr>
+          <w:lang w:val="es_ES" w:bidi="es_ES"/>
+        </w:rPr>
+      </w:r>
+      <w:r>
+        <w:rPr>
+          <w:b/>
+          <w:lang w:val="es_ES" w:bidi="es_ES"/>
+        </w:rPr>
         <w:t>"y saludable".</w:t>
       </w:r>
     </w:p>
@@ -8612,6 +9992,21 @@
           <w:b/>
           <w:lang w:val="es_ES" w:bidi="es_ES"/>
         </w:rPr>
+        <w:t>ἵνα</w:t>
+      </w:r>
+    </w:p>
+    <w:p>
+      <w:pPr/>
+      <w:r>
+        <w:rPr>
+          <w:lang w:val="es_ES" w:bidi="es_ES"/>
+        </w:rPr>
+      </w:r>
+      <w:r>
+        <w:rPr>
+          <w:b/>
+          <w:lang w:val="es_ES" w:bidi="es_ES"/>
+        </w:rPr>
         <w:t>"de modo que".</w:t>
       </w:r>
     </w:p>
@@ -8708,6 +10103,21 @@
           <w:b/>
           <w:lang w:val="es_ES" w:bidi="es_ES"/>
         </w:rPr>
+        <w:t>ἵνα ὁ ἐξ ἐναντίας ἐντραπῇ</w:t>
+      </w:r>
+    </w:p>
+    <w:p>
+      <w:pPr/>
+      <w:r>
+        <w:rPr>
+          <w:lang w:val="es_ES" w:bidi="es_ES"/>
+        </w:rPr>
+      </w:r>
+      <w:r>
+        <w:rPr>
+          <w:b/>
+          <w:lang w:val="es_ES" w:bidi="es_ES"/>
+        </w:rPr>
         <w:t>"de modo que el adversario se avergüence".</w:t>
       </w:r>
     </w:p>
@@ -8791,6 +10201,21 @@
           <w:b/>
           <w:lang w:val="es_ES" w:bidi="es_ES"/>
         </w:rPr>
+        <w:t>ἡμῶν</w:t>
+      </w:r>
+    </w:p>
+    <w:p>
+      <w:pPr/>
+      <w:r>
+        <w:rPr>
+          <w:lang w:val="es_ES" w:bidi="es_ES"/>
+        </w:rPr>
+      </w:r>
+      <w:r>
+        <w:rPr>
+          <w:b/>
+          <w:lang w:val="es_ES" w:bidi="es_ES"/>
+        </w:rPr>
         <w:t>"nosotros".</w:t>
       </w:r>
     </w:p>
@@ -8887,6 +10312,21 @@
           <w:b/>
           <w:lang w:val="es_ES" w:bidi="es_ES"/>
         </w:rPr>
+        <w:t>δούλους ἰδίοις δεσπόταις ὑποτάσσεσθαι</w:t>
+      </w:r>
+    </w:p>
+    <w:p>
+      <w:pPr/>
+      <w:r>
+        <w:rPr>
+          <w:lang w:val="es_ES" w:bidi="es_ES"/>
+        </w:rPr>
+      </w:r>
+      <w:r>
+        <w:rPr>
+          <w:b/>
+          <w:lang w:val="es_ES" w:bidi="es_ES"/>
+        </w:rPr>
         <w:t>"Los esclavos deben someterse a sus propios amos"</w:t>
       </w:r>
     </w:p>
@@ -8970,6 +10410,21 @@
           <w:b/>
           <w:lang w:val="es_ES" w:bidi="es_ES"/>
         </w:rPr>
+        <w:t>ἐν πᾶσιν</w:t>
+      </w:r>
+    </w:p>
+    <w:p>
+      <w:pPr/>
+      <w:r>
+        <w:rPr>
+          <w:lang w:val="es_ES" w:bidi="es_ES"/>
+        </w:rPr>
+      </w:r>
+      <w:r>
+        <w:rPr>
+          <w:b/>
+          <w:lang w:val="es_ES" w:bidi="es_ES"/>
+        </w:rPr>
         <w:t>"en todo".</w:t>
       </w:r>
     </w:p>
@@ -9033,6 +10488,21 @@
           <w:b/>
           <w:lang w:val="es_ES" w:bidi="es_ES"/>
         </w:rPr>
+        <w:t>εὐαρέστους εἶναι</w:t>
+      </w:r>
+    </w:p>
+    <w:p>
+      <w:pPr/>
+      <w:r>
+        <w:rPr>
+          <w:lang w:val="es_ES" w:bidi="es_ES"/>
+        </w:rPr>
+      </w:r>
+      <w:r>
+        <w:rPr>
+          <w:b/>
+          <w:lang w:val="es_ES" w:bidi="es_ES"/>
+        </w:rPr>
         <w:t>"que agraden".</w:t>
       </w:r>
     </w:p>
@@ -9116,6 +10586,21 @@
           <w:b/>
           <w:lang w:val="es_ES" w:bidi="es_ES"/>
         </w:rPr>
+        <w:t>μὴ νοσφιζομένους</w:t>
+      </w:r>
+    </w:p>
+    <w:p>
+      <w:pPr/>
+      <w:r>
+        <w:rPr>
+          <w:lang w:val="es_ES" w:bidi="es_ES"/>
+        </w:rPr>
+      </w:r>
+      <w:r>
+        <w:rPr>
+          <w:b/>
+          <w:lang w:val="es_ES" w:bidi="es_ES"/>
+        </w:rPr>
         <w:t>"no les robes".</w:t>
       </w:r>
     </w:p>
@@ -9199,6 +10684,21 @@
           <w:b/>
           <w:lang w:val="es_ES" w:bidi="es_ES"/>
         </w:rPr>
+        <w:t>ἀλλὰ</w:t>
+      </w:r>
+    </w:p>
+    <w:p>
+      <w:pPr/>
+      <w:r>
+        <w:rPr>
+          <w:lang w:val="es_ES" w:bidi="es_ES"/>
+        </w:rPr>
+      </w:r>
+      <w:r>
+        <w:rPr>
+          <w:b/>
+          <w:lang w:val="es_ES" w:bidi="es_ES"/>
+        </w:rPr>
         <w:t>"sino".</w:t>
       </w:r>
     </w:p>
@@ -9295,6 +10795,21 @@
           <w:b/>
           <w:lang w:val="es_ES" w:bidi="es_ES"/>
         </w:rPr>
+        <w:t>πᾶσαν πίστιν ἐνδεικνυμένους ἀγαθήν</w:t>
+      </w:r>
+    </w:p>
+    <w:p>
+      <w:pPr/>
+      <w:r>
+        <w:rPr>
+          <w:lang w:val="es_ES" w:bidi="es_ES"/>
+        </w:rPr>
+      </w:r>
+      <w:r>
+        <w:rPr>
+          <w:b/>
+          <w:lang w:val="es_ES" w:bidi="es_ES"/>
+        </w:rPr>
         <w:t>"mostrándose fieles en todo".</w:t>
       </w:r>
     </w:p>
@@ -9358,6 +10873,21 @@
           <w:b/>
           <w:lang w:val="es_ES" w:bidi="es_ES"/>
         </w:rPr>
+        <w:t>ἵνα</w:t>
+      </w:r>
+    </w:p>
+    <w:p>
+      <w:pPr/>
+      <w:r>
+        <w:rPr>
+          <w:lang w:val="es_ES" w:bidi="es_ES"/>
+        </w:rPr>
+      </w:r>
+      <w:r>
+        <w:rPr>
+          <w:b/>
+          <w:lang w:val="es_ES" w:bidi="es_ES"/>
+        </w:rPr>
         <w:t>"para que".</w:t>
       </w:r>
     </w:p>
@@ -9480,6 +11010,21 @@
           <w:b/>
           <w:lang w:val="es_ES" w:bidi="es_ES"/>
         </w:rPr>
+        <w:t>ἐν πᾶσιν</w:t>
+      </w:r>
+    </w:p>
+    <w:p>
+      <w:pPr/>
+      <w:r>
+        <w:rPr>
+          <w:lang w:val="es_ES" w:bidi="es_ES"/>
+        </w:rPr>
+      </w:r>
+      <w:r>
+        <w:rPr>
+          <w:b/>
+          <w:lang w:val="es_ES" w:bidi="es_ES"/>
+        </w:rPr>
         <w:t>"en todos los aspectos"</w:t>
       </w:r>
     </w:p>
@@ -9543,6 +11088,21 @@
           <w:b/>
           <w:lang w:val="es_ES" w:bidi="es_ES"/>
         </w:rPr>
+        <w:t>τὴν διδασκαλίαν τὴν τοῦ Σωτῆρος ἡμῶν, Θεοῦ, κοσμῶσιν</w:t>
+      </w:r>
+    </w:p>
+    <w:p>
+      <w:pPr/>
+      <w:r>
+        <w:rPr>
+          <w:lang w:val="es_ES" w:bidi="es_ES"/>
+        </w:rPr>
+      </w:r>
+      <w:r>
+        <w:rPr>
+          <w:b/>
+          <w:lang w:val="es_ES" w:bidi="es_ES"/>
+        </w:rPr>
         <w:t>"adornarán la doctrina acerca de Dios nuestro Salvador"</w:t>
       </w:r>
     </w:p>
@@ -9606,6 +11166,21 @@
           <w:b/>
           <w:lang w:val="es_ES" w:bidi="es_ES"/>
         </w:rPr>
+        <w:t>ἡμῶν</w:t>
+      </w:r>
+    </w:p>
+    <w:p>
+      <w:pPr/>
+      <w:r>
+        <w:rPr>
+          <w:lang w:val="es_ES" w:bidi="es_ES"/>
+        </w:rPr>
+      </w:r>
+      <w:r>
+        <w:rPr>
+          <w:b/>
+          <w:lang w:val="es_ES" w:bidi="es_ES"/>
+        </w:rPr>
         <w:t>"nuestro"</w:t>
       </w:r>
     </w:p>
@@ -9708,6 +11283,21 @@
           <w:b/>
           <w:lang w:val="es_ES" w:bidi="es_ES"/>
         </w:rPr>
+        <w:t>γὰρ</w:t>
+      </w:r>
+    </w:p>
+    <w:p>
+      <w:pPr/>
+      <w:r>
+        <w:rPr>
+          <w:lang w:val="es_ES" w:bidi="es_ES"/>
+        </w:rPr>
+      </w:r>
+      <w:r>
+        <w:rPr>
+          <w:b/>
+          <w:lang w:val="es_ES" w:bidi="es_ES"/>
+        </w:rPr>
         <w:t>"Para"</w:t>
       </w:r>
     </w:p>
@@ -9804,6 +11394,21 @@
           <w:b/>
           <w:lang w:val="es_ES" w:bidi="es_ES"/>
         </w:rPr>
+        <w:t>ἐπεφάνη &amp; ἡ χάρις τοῦ Θεοῦ</w:t>
+      </w:r>
+    </w:p>
+    <w:p>
+      <w:pPr/>
+      <w:r>
+        <w:rPr>
+          <w:lang w:val="es_ES" w:bidi="es_ES"/>
+        </w:rPr>
+      </w:r>
+      <w:r>
+        <w:rPr>
+          <w:b/>
+          <w:lang w:val="es_ES" w:bidi="es_ES"/>
+        </w:rPr>
         <w:t>"ha manifestado"</w:t>
       </w:r>
       <w:r>
@@ -9913,6 +11518,21 @@
           <w:b/>
           <w:lang w:val="es_ES" w:bidi="es_ES"/>
         </w:rPr>
+        <w:t>ἐπεφάνη γὰρ ἡ χάρις τοῦ Θεοῦ σωτήριος πᾶσιν ἀνθρώποις</w:t>
+      </w:r>
+    </w:p>
+    <w:p>
+      <w:pPr/>
+      <w:r>
+        <w:rPr>
+          <w:lang w:val="es_ES" w:bidi="es_ES"/>
+        </w:rPr>
+      </w:r>
+      <w:r>
+        <w:rPr>
+          <w:b/>
+          <w:lang w:val="es_ES" w:bidi="es_ES"/>
+        </w:rPr>
         <w:t>"Porque la gracia de Dios se ha manifestado trayendo salvación a todos".</w:t>
       </w:r>
     </w:p>
@@ -10009,6 +11629,21 @@
           <w:b/>
           <w:lang w:val="es_ES" w:bidi="es_ES"/>
         </w:rPr>
+        <w:t>σωτήριος πᾶσιν ἀνθρώποις</w:t>
+      </w:r>
+    </w:p>
+    <w:p>
+      <w:pPr/>
+      <w:r>
+        <w:rPr>
+          <w:lang w:val="es_ES" w:bidi="es_ES"/>
+        </w:rPr>
+      </w:r>
+      <w:r>
+        <w:rPr>
+          <w:b/>
+          <w:lang w:val="es_ES" w:bidi="es_ES"/>
+        </w:rPr>
         <w:t>"trayendo salvación a todos".</w:t>
       </w:r>
     </w:p>
@@ -10118,6 +11753,21 @@
           <w:b/>
           <w:lang w:val="es_ES" w:bidi="es_ES"/>
         </w:rPr>
+        <w:t>πᾶσιν ἀνθρώποις</w:t>
+      </w:r>
+    </w:p>
+    <w:p>
+      <w:pPr/>
+      <w:r>
+        <w:rPr>
+          <w:lang w:val="es_ES" w:bidi="es_ES"/>
+        </w:rPr>
+      </w:r>
+      <w:r>
+        <w:rPr>
+          <w:b/>
+          <w:lang w:val="es_ES" w:bidi="es_ES"/>
+        </w:rPr>
         <w:t>"a todos"</w:t>
       </w:r>
     </w:p>
@@ -10214,6 +11864,21 @@
           <w:b/>
           <w:lang w:val="es_ES" w:bidi="es_ES"/>
         </w:rPr>
+        <w:t>παιδεύουσα ἡμᾶς</w:t>
+      </w:r>
+    </w:p>
+    <w:p>
+      <w:pPr/>
+      <w:r>
+        <w:rPr>
+          <w:lang w:val="es_ES" w:bidi="es_ES"/>
+        </w:rPr>
+      </w:r>
+      <w:r>
+        <w:rPr>
+          <w:b/>
+          <w:lang w:val="es_ES" w:bidi="es_ES"/>
+        </w:rPr>
         <w:t>"Nos enseña".</w:t>
       </w:r>
     </w:p>
@@ -10297,6 +11962,21 @@
           <w:b/>
           <w:lang w:val="es_ES" w:bidi="es_ES"/>
         </w:rPr>
+        <w:t>ἡμᾶς</w:t>
+      </w:r>
+    </w:p>
+    <w:p>
+      <w:pPr/>
+      <w:r>
+        <w:rPr>
+          <w:lang w:val="es_ES" w:bidi="es_ES"/>
+        </w:rPr>
+      </w:r>
+      <w:r>
+        <w:rPr>
+          <w:b/>
+          <w:lang w:val="es_ES" w:bidi="es_ES"/>
+        </w:rPr>
         <w:t>"nosotros".</w:t>
       </w:r>
     </w:p>
@@ -10393,6 +12073,21 @@
           <w:b/>
           <w:lang w:val="es_ES" w:bidi="es_ES"/>
         </w:rPr>
+        <w:t>τὴν ἀσέβειαν</w:t>
+      </w:r>
+    </w:p>
+    <w:p>
+      <w:pPr/>
+      <w:r>
+        <w:rPr>
+          <w:lang w:val="es_ES" w:bidi="es_ES"/>
+        </w:rPr>
+      </w:r>
+      <w:r>
+        <w:rPr>
+          <w:b/>
+          <w:lang w:val="es_ES" w:bidi="es_ES"/>
+        </w:rPr>
         <w:t>"impiedad".</w:t>
       </w:r>
     </w:p>
@@ -10489,6 +12184,21 @@
           <w:b/>
           <w:lang w:val="es_ES" w:bidi="es_ES"/>
         </w:rPr>
+        <w:t>τὰς κοσμικὰς ἐπιθυμίας</w:t>
+      </w:r>
+    </w:p>
+    <w:p>
+      <w:pPr/>
+      <w:r>
+        <w:rPr>
+          <w:lang w:val="es_ES" w:bidi="es_ES"/>
+        </w:rPr>
+      </w:r>
+      <w:r>
+        <w:rPr>
+          <w:b/>
+          <w:lang w:val="es_ES" w:bidi="es_ES"/>
+        </w:rPr>
         <w:t>"pasiones mundanas".</w:t>
       </w:r>
     </w:p>
@@ -10585,6 +12295,21 @@
           <w:b/>
           <w:lang w:val="es_ES" w:bidi="es_ES"/>
         </w:rPr>
+        <w:t>ἀσέβειαν &amp; εὐσεβῶς</w:t>
+      </w:r>
+    </w:p>
+    <w:p>
+      <w:pPr/>
+      <w:r>
+        <w:rPr>
+          <w:lang w:val="es_ES" w:bidi="es_ES"/>
+        </w:rPr>
+      </w:r>
+      <w:r>
+        <w:rPr>
+          <w:b/>
+          <w:lang w:val="es_ES" w:bidi="es_ES"/>
+        </w:rPr>
         <w:t>"impiedad"</w:t>
       </w:r>
       <w:r>
@@ -10661,6 +12386,21 @@
           <w:b/>
           <w:lang w:val="es_ES" w:bidi="es_ES"/>
         </w:rPr>
+        <w:t>ἐν τῷ νῦν αἰῶνι</w:t>
+      </w:r>
+    </w:p>
+    <w:p>
+      <w:pPr/>
+      <w:r>
+        <w:rPr>
+          <w:lang w:val="es_ES" w:bidi="es_ES"/>
+        </w:rPr>
+      </w:r>
+      <w:r>
+        <w:rPr>
+          <w:b/>
+          <w:lang w:val="es_ES" w:bidi="es_ES"/>
+        </w:rPr>
         <w:t>"en este siglo"</w:t>
       </w:r>
     </w:p>
@@ -10724,6 +12464,21 @@
           <w:b/>
           <w:lang w:val="es_ES" w:bidi="es_ES"/>
         </w:rPr>
+        <w:t>προσδεχόμενοι</w:t>
+      </w:r>
+    </w:p>
+    <w:p>
+      <w:pPr/>
+      <w:r>
+        <w:rPr>
+          <w:lang w:val="es_ES" w:bidi="es_ES"/>
+        </w:rPr>
+      </w:r>
+      <w:r>
+        <w:rPr>
+          <w:b/>
+          <w:lang w:val="es_ES" w:bidi="es_ES"/>
+        </w:rPr>
         <w:t>"mientras aguardamos".</w:t>
       </w:r>
     </w:p>
@@ -10787,6 +12542,21 @@
           <w:b/>
           <w:lang w:val="es_ES" w:bidi="es_ES"/>
         </w:rPr>
+        <w:t>τὴν μακαρίαν ἐλπίδα, καὶ ἐπιφάνειαν τῆς δόξης</w:t>
+      </w:r>
+    </w:p>
+    <w:p>
+      <w:pPr/>
+      <w:r>
+        <w:rPr>
+          <w:lang w:val="es_ES" w:bidi="es_ES"/>
+        </w:rPr>
+      </w:r>
+      <w:r>
+        <w:rPr>
+          <w:b/>
+          <w:lang w:val="es_ES" w:bidi="es_ES"/>
+        </w:rPr>
         <w:t>"la esperanza bienaventurada y la manifestación gloriosa".</w:t>
       </w:r>
     </w:p>
@@ -10922,6 +12692,21 @@
           <w:b/>
           <w:lang w:val="es_ES" w:bidi="es_ES"/>
         </w:rPr>
+        <w:t>τὴν μακαρίαν ἐλπίδα, καὶ ἐπιφάνειαν τῆς δόξης</w:t>
+      </w:r>
+    </w:p>
+    <w:p>
+      <w:pPr/>
+      <w:r>
+        <w:rPr>
+          <w:lang w:val="es_ES" w:bidi="es_ES"/>
+        </w:rPr>
+      </w:r>
+      <w:r>
+        <w:rPr>
+          <w:b/>
+          <w:lang w:val="es_ES" w:bidi="es_ES"/>
+        </w:rPr>
         <w:t>"</w:t>
       </w:r>
       <w:r>
@@ -11045,6 +12830,21 @@
           <w:b/>
           <w:lang w:val="es_ES" w:bidi="es_ES"/>
         </w:rPr>
+        <w:t>τὴν μακαρίαν ἐλπίδα, καὶ ἐπιφάνειαν τῆς δόξης τοῦ μεγάλου Θεοῦ καὶ Σωτῆρος ἡμῶν, Ἰησοῦ Χριστοῦ</w:t>
+      </w:r>
+    </w:p>
+    <w:p>
+      <w:pPr/>
+      <w:r>
+        <w:rPr>
+          <w:lang w:val="es_ES" w:bidi="es_ES"/>
+        </w:rPr>
+      </w:r>
+      <w:r>
+        <w:rPr>
+          <w:b/>
+          <w:lang w:val="es_ES" w:bidi="es_ES"/>
+        </w:rPr>
         <w:t>"l</w:t>
       </w:r>
       <w:r>
@@ -11181,6 +12981,21 @@
           <w:b/>
           <w:lang w:val="es_ES" w:bidi="es_ES"/>
         </w:rPr>
+        <w:t>τοῦ μεγάλου Θεοῦ καὶ Σωτῆρος ἡμῶν, Ἰησοῦ Χριστοῦ</w:t>
+      </w:r>
+    </w:p>
+    <w:p>
+      <w:pPr/>
+      <w:r>
+        <w:rPr>
+          <w:lang w:val="es_ES" w:bidi="es_ES"/>
+        </w:rPr>
+      </w:r>
+      <w:r>
+        <w:rPr>
+          <w:b/>
+          <w:lang w:val="es_ES" w:bidi="es_ES"/>
+        </w:rPr>
         <w:t>"de nuestro gran Dios y Salvador Jesucristo"</w:t>
       </w:r>
     </w:p>
@@ -11303,6 +13118,21 @@
           <w:b/>
           <w:lang w:val="es_ES" w:bidi="es_ES"/>
         </w:rPr>
+        <w:t>ὃς ἔδωκεν ἑαυτὸν ὑπὲρ ἡμῶν</w:t>
+      </w:r>
+    </w:p>
+    <w:p>
+      <w:pPr/>
+      <w:r>
+        <w:rPr>
+          <w:lang w:val="es_ES" w:bidi="es_ES"/>
+        </w:rPr>
+      </w:r>
+      <w:r>
+        <w:rPr>
+          <w:b/>
+          <w:lang w:val="es_ES" w:bidi="es_ES"/>
+        </w:rPr>
         <w:t>"se dio a sí mismo por nosotros".</w:t>
       </w:r>
     </w:p>
@@ -11386,6 +13216,21 @@
           <w:b/>
           <w:lang w:val="es_ES" w:bidi="es_ES"/>
         </w:rPr>
+        <w:t>ἡμῶν</w:t>
+      </w:r>
+    </w:p>
+    <w:p>
+      <w:pPr/>
+      <w:r>
+        <w:rPr>
+          <w:lang w:val="es_ES" w:bidi="es_ES"/>
+        </w:rPr>
+      </w:r>
+      <w:r>
+        <w:rPr>
+          <w:b/>
+          <w:lang w:val="es_ES" w:bidi="es_ES"/>
+        </w:rPr>
         <w:t>"nosotros".</w:t>
       </w:r>
     </w:p>
@@ -11482,6 +13327,21 @@
           <w:b/>
           <w:lang w:val="es_ES" w:bidi="es_ES"/>
         </w:rPr>
+        <w:t>λυτρώσηται ἡμᾶς ἀπὸ πάσης ἀνομίας</w:t>
+      </w:r>
+    </w:p>
+    <w:p>
+      <w:pPr/>
+      <w:r>
+        <w:rPr>
+          <w:lang w:val="es_ES" w:bidi="es_ES"/>
+        </w:rPr>
+      </w:r>
+      <w:r>
+        <w:rPr>
+          <w:b/>
+          <w:lang w:val="es_ES" w:bidi="es_ES"/>
+        </w:rPr>
         <w:t>"</w:t>
       </w:r>
       <w:r>
@@ -11592,6 +13452,21 @@
           <w:b/>
           <w:lang w:val="es_ES" w:bidi="es_ES"/>
         </w:rPr>
+        <w:t>ἡμᾶς</w:t>
+      </w:r>
+    </w:p>
+    <w:p>
+      <w:pPr/>
+      <w:r>
+        <w:rPr>
+          <w:lang w:val="es_ES" w:bidi="es_ES"/>
+        </w:rPr>
+      </w:r>
+      <w:r>
+        <w:rPr>
+          <w:b/>
+          <w:lang w:val="es_ES" w:bidi="es_ES"/>
+        </w:rPr>
         <w:t>"nosotros".</w:t>
       </w:r>
     </w:p>
@@ -11688,6 +13563,21 @@
           <w:b/>
           <w:lang w:val="es_ES" w:bidi="es_ES"/>
         </w:rPr>
+        <w:t>λαὸν περιούσιον</w:t>
+      </w:r>
+    </w:p>
+    <w:p>
+      <w:pPr/>
+      <w:r>
+        <w:rPr>
+          <w:lang w:val="es_ES" w:bidi="es_ES"/>
+        </w:rPr>
+      </w:r>
+      <w:r>
+        <w:rPr>
+          <w:b/>
+          <w:lang w:val="es_ES" w:bidi="es_ES"/>
+        </w:rPr>
         <w:t>"para sí un pueblo propio".</w:t>
       </w:r>
     </w:p>
@@ -11771,6 +13661,21 @@
           <w:b/>
           <w:lang w:val="es_ES" w:bidi="es_ES"/>
         </w:rPr>
+        <w:t>ζηλωτὴν καλῶν ἔργων</w:t>
+      </w:r>
+    </w:p>
+    <w:p>
+      <w:pPr/>
+      <w:r>
+        <w:rPr>
+          <w:lang w:val="es_ES" w:bidi="es_ES"/>
+        </w:rPr>
+      </w:r>
+      <w:r>
+        <w:rPr>
+          <w:b/>
+          <w:lang w:val="es_ES" w:bidi="es_ES"/>
+        </w:rPr>
         <w:t>"celoso de buenas obras".</w:t>
       </w:r>
     </w:p>
@@ -11842,6 +13747,21 @@
           <w:b/>
           <w:lang w:val="es_ES" w:bidi="es_ES"/>
         </w:rPr>
+        <w:t>ταῦτα</w:t>
+      </w:r>
+    </w:p>
+    <w:p>
+      <w:pPr/>
+      <w:r>
+        <w:rPr>
+          <w:lang w:val="es_ES" w:bidi="es_ES"/>
+        </w:rPr>
+      </w:r>
+      <w:r>
+        <w:rPr>
+          <w:b/>
+          <w:lang w:val="es_ES" w:bidi="es_ES"/>
+        </w:rPr>
         <w:t>"esto habla".</w:t>
       </w:r>
     </w:p>
@@ -11938,6 +13858,21 @@
           <w:b/>
           <w:lang w:val="es_ES" w:bidi="es_ES"/>
         </w:rPr>
+        <w:t>παρακάλει</w:t>
+      </w:r>
+    </w:p>
+    <w:p>
+      <w:pPr/>
+      <w:r>
+        <w:rPr>
+          <w:lang w:val="es_ES" w:bidi="es_ES"/>
+        </w:rPr>
+      </w:r>
+      <w:r>
+        <w:rPr>
+          <w:b/>
+          <w:lang w:val="es_ES" w:bidi="es_ES"/>
+        </w:rPr>
         <w:t>"exorta".</w:t>
       </w:r>
     </w:p>
@@ -12034,6 +13969,21 @@
           <w:b/>
           <w:lang w:val="es_ES" w:bidi="es_ES"/>
         </w:rPr>
+        <w:t>ἔλεγχε, μετὰ πάσης ἐπιταγῆς</w:t>
+      </w:r>
+    </w:p>
+    <w:p>
+      <w:pPr/>
+      <w:r>
+        <w:rPr>
+          <w:lang w:val="es_ES" w:bidi="es_ES"/>
+        </w:rPr>
+      </w:r>
+      <w:r>
+        <w:rPr>
+          <w:b/>
+          <w:lang w:val="es_ES" w:bidi="es_ES"/>
+        </w:rPr>
         <w:t>"reprende con toda autoridad".</w:t>
       </w:r>
     </w:p>
@@ -12130,6 +14080,21 @@
           <w:b/>
           <w:lang w:val="es_ES" w:bidi="es_ES"/>
         </w:rPr>
+        <w:t>μετὰ πάσης ἐπιταγῆς</w:t>
+      </w:r>
+    </w:p>
+    <w:p>
+      <w:pPr/>
+      <w:r>
+        <w:rPr>
+          <w:lang w:val="es_ES" w:bidi="es_ES"/>
+        </w:rPr>
+      </w:r>
+      <w:r>
+        <w:rPr>
+          <w:b/>
+          <w:lang w:val="es_ES" w:bidi="es_ES"/>
+        </w:rPr>
         <w:t>"con toda autoridad".</w:t>
       </w:r>
     </w:p>
@@ -12226,6 +14191,21 @@
           <w:b/>
           <w:lang w:val="es_ES" w:bidi="es_ES"/>
         </w:rPr>
+        <w:t>μηδείς σου περιφρονείτω</w:t>
+      </w:r>
+    </w:p>
+    <w:p>
+      <w:pPr/>
+      <w:r>
+        <w:rPr>
+          <w:lang w:val="es_ES" w:bidi="es_ES"/>
+        </w:rPr>
+      </w:r>
+      <w:r>
+        <w:rPr>
+          <w:b/>
+          <w:lang w:val="es_ES" w:bidi="es_ES"/>
+        </w:rPr>
         <w:t>"nadie te desprecie".</w:t>
       </w:r>
     </w:p>
@@ -12289,6 +14269,21 @@
           <w:b/>
           <w:lang w:val="es_ES" w:bidi="es_ES"/>
         </w:rPr>
+        <w:t>μηδείς σου περιφρονείτω</w:t>
+      </w:r>
+    </w:p>
+    <w:p>
+      <w:pPr/>
+      <w:r>
+        <w:rPr>
+          <w:lang w:val="es_ES" w:bidi="es_ES"/>
+        </w:rPr>
+      </w:r>
+      <w:r>
+        <w:rPr>
+          <w:b/>
+          <w:lang w:val="es_ES" w:bidi="es_ES"/>
+        </w:rPr>
         <w:t>"nadie te desprecie".</w:t>
       </w:r>
     </w:p>
@@ -12372,6 +14367,21 @@
           <w:b/>
           <w:lang w:val="es_ES" w:bidi="es_ES"/>
         </w:rPr>
+        <w:t>μηδείς σου περιφρονείτω</w:t>
+      </w:r>
+    </w:p>
+    <w:p>
+      <w:pPr/>
+      <w:r>
+        <w:rPr>
+          <w:lang w:val="es_ES" w:bidi="es_ES"/>
+        </w:rPr>
+      </w:r>
+      <w:r>
+        <w:rPr>
+          <w:b/>
+          <w:lang w:val="es_ES" w:bidi="es_ES"/>
+        </w:rPr>
         <w:t>"Nadie te menosprecie".</w:t>
       </w:r>
     </w:p>
@@ -12455,6 +14465,21 @@
           <w:b/>
           <w:lang w:val="es_ES" w:bidi="es_ES"/>
         </w:rPr>
+        <w:t>ὑπομίμνῃσκε αὐτοὺς &amp; ὑποτάσσεσθαι</w:t>
+      </w:r>
+    </w:p>
+    <w:p>
+      <w:pPr/>
+      <w:r>
+        <w:rPr>
+          <w:lang w:val="es_ES" w:bidi="es_ES"/>
+        </w:rPr>
+      </w:r>
+      <w:r>
+        <w:rPr>
+          <w:b/>
+          <w:lang w:val="es_ES" w:bidi="es_ES"/>
+        </w:rPr>
         <w:t>"Recuérdales" - "que se sujeten".</w:t>
       </w:r>
     </w:p>
@@ -12518,6 +14543,21 @@
           <w:b/>
           <w:lang w:val="es_ES" w:bidi="es_ES"/>
         </w:rPr>
+        <w:t>ἀρχαῖς, ἐξουσίαις, ὑποτάσσεσθαι, πειθαρχεῖν</w:t>
+      </w:r>
+    </w:p>
+    <w:p>
+      <w:pPr/>
+      <w:r>
+        <w:rPr>
+          <w:lang w:val="es_ES" w:bidi="es_ES"/>
+        </w:rPr>
+      </w:r>
+      <w:r>
+        <w:rPr>
+          <w:b/>
+          <w:lang w:val="es_ES" w:bidi="es_ES"/>
+        </w:rPr>
         <w:t>"</w:t>
       </w:r>
       <w:r>
@@ -12641,6 +14681,21 @@
           <w:b/>
           <w:lang w:val="es_ES" w:bidi="es_ES"/>
         </w:rPr>
+        <w:t>ἀρχαῖς, ἐξουσίαις</w:t>
+      </w:r>
+    </w:p>
+    <w:p>
+      <w:pPr/>
+      <w:r>
+        <w:rPr>
+          <w:lang w:val="es_ES" w:bidi="es_ES"/>
+        </w:rPr>
+      </w:r>
+      <w:r>
+        <w:rPr>
+          <w:b/>
+          <w:lang w:val="es_ES" w:bidi="es_ES"/>
+        </w:rPr>
         <w:t>"a los gobernantes y autoridades".</w:t>
       </w:r>
     </w:p>
@@ -12750,6 +14805,21 @@
           <w:b/>
           <w:lang w:val="es_ES" w:bidi="es_ES"/>
         </w:rPr>
+        <w:t>πρὸς πᾶν ἔργον ἀγαθὸν ἑτοίμους εἶναι</w:t>
+      </w:r>
+    </w:p>
+    <w:p>
+      <w:pPr/>
+      <w:r>
+        <w:rPr>
+          <w:lang w:val="es_ES" w:bidi="es_ES"/>
+        </w:rPr>
+      </w:r>
+      <w:r>
+        <w:rPr>
+          <w:b/>
+          <w:lang w:val="es_ES" w:bidi="es_ES"/>
+        </w:rPr>
         <w:t>"</w:t>
       </w:r>
       <w:r>
@@ -12827,6 +14897,21 @@
           <w:b/>
           <w:lang w:val="es_ES" w:bidi="es_ES"/>
         </w:rPr>
+        <w:t>βλασφημεῖν</w:t>
+      </w:r>
+    </w:p>
+    <w:p>
+      <w:pPr/>
+      <w:r>
+        <w:rPr>
+          <w:lang w:val="es_ES" w:bidi="es_ES"/>
+        </w:rPr>
+      </w:r>
+      <w:r>
+        <w:rPr>
+          <w:b/>
+          <w:lang w:val="es_ES" w:bidi="es_ES"/>
+        </w:rPr>
         <w:t>"difamen".</w:t>
       </w:r>
     </w:p>
@@ -12890,6 +14975,21 @@
           <w:b/>
           <w:lang w:val="es_ES" w:bidi="es_ES"/>
         </w:rPr>
+        <w:t>ἀμάχους εἶναι</w:t>
+      </w:r>
+    </w:p>
+    <w:p>
+      <w:pPr/>
+      <w:r>
+        <w:rPr>
+          <w:lang w:val="es_ES" w:bidi="es_ES"/>
+        </w:rPr>
+      </w:r>
+      <w:r>
+        <w:rPr>
+          <w:b/>
+          <w:lang w:val="es_ES" w:bidi="es_ES"/>
+        </w:rPr>
         <w:t>"que no sean pendencieros".</w:t>
       </w:r>
     </w:p>
@@ -12999,6 +15099,21 @@
           <w:b/>
           <w:lang w:val="es_ES" w:bidi="es_ES"/>
         </w:rPr>
+        <w:t>πᾶσαν ἐνδεικνυμένους πραΰτητα</w:t>
+      </w:r>
+    </w:p>
+    <w:p>
+      <w:pPr/>
+      <w:r>
+        <w:rPr>
+          <w:lang w:val="es_ES" w:bidi="es_ES"/>
+        </w:rPr>
+      </w:r>
+      <w:r>
+        <w:rPr>
+          <w:b/>
+          <w:lang w:val="es_ES" w:bidi="es_ES"/>
+        </w:rPr>
         <w:t>"mostrando toda mansedumbre".</w:t>
       </w:r>
     </w:p>
@@ -13095,6 +15210,21 @@
           <w:b/>
           <w:lang w:val="es_ES" w:bidi="es_ES"/>
         </w:rPr>
+        <w:t>πρὸς πάντας ἀνθρώπους</w:t>
+      </w:r>
+    </w:p>
+    <w:p>
+      <w:pPr/>
+      <w:r>
+        <w:rPr>
+          <w:lang w:val="es_ES" w:bidi="es_ES"/>
+        </w:rPr>
+      </w:r>
+      <w:r>
+        <w:rPr>
+          <w:b/>
+          <w:lang w:val="es_ES" w:bidi="es_ES"/>
+        </w:rPr>
         <w:t>"para con todos los hombres".</w:t>
       </w:r>
     </w:p>
@@ -13191,6 +15321,21 @@
           <w:b/>
           <w:lang w:val="es_ES" w:bidi="es_ES"/>
         </w:rPr>
+        <w:t>ἦμεν γάρ ποτε καὶ ἡμεῖς</w:t>
+      </w:r>
+    </w:p>
+    <w:p>
+      <w:pPr/>
+      <w:r>
+        <w:rPr>
+          <w:lang w:val="es_ES" w:bidi="es_ES"/>
+        </w:rPr>
+      </w:r>
+      <w:r>
+        <w:rPr>
+          <w:b/>
+          <w:lang w:val="es_ES" w:bidi="es_ES"/>
+        </w:rPr>
         <w:t>"</w:t>
       </w:r>
       <w:r>
@@ -13314,6 +15459,21 @@
           <w:b/>
           <w:lang w:val="es_ES" w:bidi="es_ES"/>
         </w:rPr>
+        <w:t>ποτε</w:t>
+      </w:r>
+    </w:p>
+    <w:p>
+      <w:pPr/>
+      <w:r>
+        <w:rPr>
+          <w:lang w:val="es_ES" w:bidi="es_ES"/>
+        </w:rPr>
+      </w:r>
+      <w:r>
+        <w:rPr>
+          <w:b/>
+          <w:lang w:val="es_ES" w:bidi="es_ES"/>
+        </w:rPr>
         <w:t>"</w:t>
       </w:r>
       <w:r>
@@ -13391,6 +15551,21 @@
           <w:b/>
           <w:lang w:val="es_ES" w:bidi="es_ES"/>
         </w:rPr>
+        <w:t>ἡμεῖς</w:t>
+      </w:r>
+    </w:p>
+    <w:p>
+      <w:pPr/>
+      <w:r>
+        <w:rPr>
+          <w:lang w:val="es_ES" w:bidi="es_ES"/>
+        </w:rPr>
+      </w:r>
+      <w:r>
+        <w:rPr>
+          <w:b/>
+          <w:lang w:val="es_ES" w:bidi="es_ES"/>
+        </w:rPr>
         <w:t>"nosotros".</w:t>
       </w:r>
     </w:p>
@@ -13487,6 +15662,21 @@
           <w:b/>
           <w:lang w:val="es_ES" w:bidi="es_ES"/>
         </w:rPr>
+        <w:t>ἦμεν &amp; ἀνόητοι</w:t>
+      </w:r>
+    </w:p>
+    <w:p>
+      <w:pPr/>
+      <w:r>
+        <w:rPr>
+          <w:lang w:val="es_ES" w:bidi="es_ES"/>
+        </w:rPr>
+      </w:r>
+      <w:r>
+        <w:rPr>
+          <w:b/>
+          <w:lang w:val="es_ES" w:bidi="es_ES"/>
+        </w:rPr>
         <w:t>"éramos" - "insensatos".</w:t>
       </w:r>
     </w:p>
@@ -13550,6 +15740,21 @@
           <w:b/>
           <w:lang w:val="es_ES" w:bidi="es_ES"/>
         </w:rPr>
+        <w:t>πλανώμενοι, δουλεύοντες ἐπιθυμίαις καὶ ἡδοναῖς ποικίλαις</w:t>
+      </w:r>
+    </w:p>
+    <w:p>
+      <w:pPr/>
+      <w:r>
+        <w:rPr>
+          <w:lang w:val="es_ES" w:bidi="es_ES"/>
+        </w:rPr>
+      </w:r>
+      <w:r>
+        <w:rPr>
+          <w:b/>
+          <w:lang w:val="es_ES" w:bidi="es_ES"/>
+        </w:rPr>
         <w:t>"extraviados, esclavos de concupiscencias y deleites diversos</w:t>
       </w:r>
       <w:r>
@@ -13666,6 +15871,21 @@
           <w:b/>
           <w:lang w:val="es_ES" w:bidi="es_ES"/>
         </w:rPr>
+        <w:t>πλανώμενοι, δουλεύοντες ἐπιθυμίαις καὶ ἡδοναῖς ποικίλαις</w:t>
+      </w:r>
+    </w:p>
+    <w:p>
+      <w:pPr/>
+      <w:r>
+        <w:rPr>
+          <w:lang w:val="es_ES" w:bidi="es_ES"/>
+        </w:rPr>
+      </w:r>
+      <w:r>
+        <w:rPr>
+          <w:b/>
+          <w:lang w:val="es_ES" w:bidi="es_ES"/>
+        </w:rPr>
         <w:t>"extraviados, esclavos de concupiscencias y deleites diversos</w:t>
       </w:r>
       <w:r>
@@ -13756,6 +15976,21 @@
           <w:b/>
           <w:lang w:val="es_ES" w:bidi="es_ES"/>
         </w:rPr>
+        <w:t>ἐπιθυμίαις καὶ ἡδοναῖς ποικίλαις</w:t>
+      </w:r>
+    </w:p>
+    <w:p>
+      <w:pPr/>
+      <w:r>
+        <w:rPr>
+          <w:lang w:val="es_ES" w:bidi="es_ES"/>
+        </w:rPr>
+      </w:r>
+      <w:r>
+        <w:rPr>
+          <w:b/>
+          <w:lang w:val="es_ES" w:bidi="es_ES"/>
+        </w:rPr>
         <w:t>"de concupiscencias y deleites diversos"</w:t>
       </w:r>
       <w:r>
@@ -13872,6 +16107,21 @@
           <w:b/>
           <w:lang w:val="es_ES" w:bidi="es_ES"/>
         </w:rPr>
+        <w:t>ἐν κακίᾳ καὶ φθόνῳ διάγοντες</w:t>
+      </w:r>
+    </w:p>
+    <w:p>
+      <w:pPr/>
+      <w:r>
+        <w:rPr>
+          <w:lang w:val="es_ES" w:bidi="es_ES"/>
+        </w:rPr>
+      </w:r>
+      <w:r>
+        <w:rPr>
+          <w:b/>
+          <w:lang w:val="es_ES" w:bidi="es_ES"/>
+        </w:rPr>
         <w:t>"viviendo en malicia y envidia".</w:t>
       </w:r>
     </w:p>
@@ -14033,6 +16283,21 @@
           <w:b/>
           <w:lang w:val="es_ES" w:bidi="es_ES"/>
         </w:rPr>
+        <w:t>στυγητοί</w:t>
+      </w:r>
+    </w:p>
+    <w:p>
+      <w:pPr/>
+      <w:r>
+        <w:rPr>
+          <w:lang w:val="es_ES" w:bidi="es_ES"/>
+        </w:rPr>
+      </w:r>
+      <w:r>
+        <w:rPr>
+          <w:b/>
+          <w:lang w:val="es_ES" w:bidi="es_ES"/>
+        </w:rPr>
         <w:t>"aborrecibles".</w:t>
       </w:r>
     </w:p>
@@ -14096,6 +16361,21 @@
           <w:b/>
           <w:lang w:val="es_ES" w:bidi="es_ES"/>
         </w:rPr>
+        <w:t>δὲ</w:t>
+      </w:r>
+    </w:p>
+    <w:p>
+      <w:pPr/>
+      <w:r>
+        <w:rPr>
+          <w:lang w:val="es_ES" w:bidi="es_ES"/>
+        </w:rPr>
+      </w:r>
+      <w:r>
+        <w:rPr>
+          <w:b/>
+          <w:lang w:val="es_ES" w:bidi="es_ES"/>
+        </w:rPr>
         <w:t>"Pero"</w:t>
       </w:r>
     </w:p>
@@ -14186,6 +16466,21 @@
           <w:b/>
           <w:lang w:val="es_ES" w:bidi="es_ES"/>
         </w:rPr>
+        <w:t>ὅτε &amp; ἡ χρηστότης καὶ ἡ φιλανθρωπία ἐπεφάνη τοῦ Σωτῆρος ἡμῶν, Θεοῦ</w:t>
+      </w:r>
+    </w:p>
+    <w:p>
+      <w:pPr/>
+      <w:r>
+        <w:rPr>
+          <w:lang w:val="es_ES" w:bidi="es_ES"/>
+        </w:rPr>
+      </w:r>
+      <w:r>
+        <w:rPr>
+          <w:b/>
+          <w:lang w:val="es_ES" w:bidi="es_ES"/>
+        </w:rPr>
         <w:t>"cuando" - "</w:t>
       </w:r>
       <w:r>
@@ -14302,6 +16597,21 @@
           <w:b/>
           <w:lang w:val="es_ES" w:bidi="es_ES"/>
         </w:rPr>
+        <w:t>ὅτε &amp; ἡ χρηστότης καὶ ἡ φιλανθρωπία ἐπεφάνη τοῦ Σωτῆρος ἡμῶν, Θεοῦ</w:t>
+      </w:r>
+    </w:p>
+    <w:p>
+      <w:pPr/>
+      <w:r>
+        <w:rPr>
+          <w:lang w:val="es_ES" w:bidi="es_ES"/>
+        </w:rPr>
+      </w:r>
+      <w:r>
+        <w:rPr>
+          <w:b/>
+          <w:lang w:val="es_ES" w:bidi="es_ES"/>
+        </w:rPr>
         <w:t>"cuando"</w:t>
       </w:r>
       <w:r>
@@ -14438,6 +16748,21 @@
           <w:b/>
           <w:lang w:val="es_ES" w:bidi="es_ES"/>
         </w:rPr>
+        <w:t>ἡμῶν</w:t>
+      </w:r>
+    </w:p>
+    <w:p>
+      <w:pPr/>
+      <w:r>
+        <w:rPr>
+          <w:lang w:val="es_ES" w:bidi="es_ES"/>
+        </w:rPr>
+      </w:r>
+      <w:r>
+        <w:rPr>
+          <w:b/>
+          <w:lang w:val="es_ES" w:bidi="es_ES"/>
+        </w:rPr>
         <w:t>"nuestro"</w:t>
       </w:r>
     </w:p>
@@ -14534,6 +16859,21 @@
           <w:b/>
           <w:lang w:val="es_ES" w:bidi="es_ES"/>
         </w:rPr>
+        <w:t>ἔργων τῶν ἐν δικαιοσύνῃ</w:t>
+      </w:r>
+    </w:p>
+    <w:p>
+      <w:pPr/>
+      <w:r>
+        <w:rPr>
+          <w:lang w:val="es_ES" w:bidi="es_ES"/>
+        </w:rPr>
+      </w:r>
+      <w:r>
+        <w:rPr>
+          <w:b/>
+          <w:lang w:val="es_ES" w:bidi="es_ES"/>
+        </w:rPr>
         <w:t>"obras de justicia".</w:t>
       </w:r>
     </w:p>
@@ -14630,6 +16970,21 @@
           <w:b/>
           <w:lang w:val="es_ES" w:bidi="es_ES"/>
         </w:rPr>
+        <w:t>κατὰ τὸ αὐτοῦ ἔλεος</w:t>
+      </w:r>
+    </w:p>
+    <w:p>
+      <w:pPr/>
+      <w:r>
+        <w:rPr>
+          <w:lang w:val="es_ES" w:bidi="es_ES"/>
+        </w:rPr>
+      </w:r>
+      <w:r>
+        <w:rPr>
+          <w:b/>
+          <w:lang w:val="es_ES" w:bidi="es_ES"/>
+        </w:rPr>
         <w:t>"sino por Su misericordia"</w:t>
       </w:r>
     </w:p>
@@ -14726,6 +17081,21 @@
           <w:b/>
           <w:lang w:val="es_ES" w:bidi="es_ES"/>
         </w:rPr>
+        <w:t>λουτροῦ παλινγενεσίας</w:t>
+      </w:r>
+    </w:p>
+    <w:p>
+      <w:pPr/>
+      <w:r>
+        <w:rPr>
+          <w:lang w:val="es_ES" w:bidi="es_ES"/>
+        </w:rPr>
+      </w:r>
+      <w:r>
+        <w:rPr>
+          <w:b/>
+          <w:lang w:val="es_ES" w:bidi="es_ES"/>
+        </w:rPr>
         <w:t>"el lavamiento".</w:t>
       </w:r>
     </w:p>
@@ -14835,6 +17205,21 @@
           <w:b/>
           <w:lang w:val="es_ES" w:bidi="es_ES"/>
         </w:rPr>
+        <w:t>οὗ ἐξέχεεν ἐφ’ ἡμᾶς πλουσίως,</w:t>
+      </w:r>
+    </w:p>
+    <w:p>
+      <w:pPr/>
+      <w:r>
+        <w:rPr>
+          <w:lang w:val="es_ES" w:bidi="es_ES"/>
+        </w:rPr>
+      </w:r>
+      <w:r>
+        <w:rPr>
+          <w:b/>
+          <w:lang w:val="es_ES" w:bidi="es_ES"/>
+        </w:rPr>
         <w:t>"</w:t>
       </w:r>
       <w:r>
@@ -14932,6 +17317,21 @@
           <w:b/>
           <w:lang w:val="es_ES" w:bidi="es_ES"/>
         </w:rPr>
+        <w:t>ἡμᾶς</w:t>
+      </w:r>
+    </w:p>
+    <w:p>
+      <w:pPr/>
+      <w:r>
+        <w:rPr>
+          <w:lang w:val="es_ES" w:bidi="es_ES"/>
+        </w:rPr>
+      </w:r>
+      <w:r>
+        <w:rPr>
+          <w:b/>
+          <w:lang w:val="es_ES" w:bidi="es_ES"/>
+        </w:rPr>
         <w:t>"nosotros".</w:t>
       </w:r>
     </w:p>
@@ -15028,6 +17428,21 @@
           <w:b/>
           <w:lang w:val="es_ES" w:bidi="es_ES"/>
         </w:rPr>
+        <w:t>διὰ Ἰησοῦ Χριστοῦ, τοῦ Σωτῆρος ἡμῶν</w:t>
+      </w:r>
+    </w:p>
+    <w:p>
+      <w:pPr/>
+      <w:r>
+        <w:rPr>
+          <w:lang w:val="es_ES" w:bidi="es_ES"/>
+        </w:rPr>
+      </w:r>
+      <w:r>
+        <w:rPr>
+          <w:b/>
+          <w:lang w:val="es_ES" w:bidi="es_ES"/>
+        </w:rPr>
         <w:t>"</w:t>
       </w:r>
       <w:r>
@@ -15105,6 +17520,21 @@
           <w:b/>
           <w:lang w:val="es_ES" w:bidi="es_ES"/>
         </w:rPr>
+        <w:t>ἡμῶν</w:t>
+      </w:r>
+    </w:p>
+    <w:p>
+      <w:pPr/>
+      <w:r>
+        <w:rPr>
+          <w:lang w:val="es_ES" w:bidi="es_ES"/>
+        </w:rPr>
+      </w:r>
+      <w:r>
+        <w:rPr>
+          <w:b/>
+          <w:lang w:val="es_ES" w:bidi="es_ES"/>
+        </w:rPr>
         <w:t>"nuestro".</w:t>
       </w:r>
     </w:p>
@@ -15201,6 +17631,21 @@
           <w:b/>
           <w:lang w:val="es_ES" w:bidi="es_ES"/>
         </w:rPr>
+        <w:t>ἵνα</w:t>
+      </w:r>
+    </w:p>
+    <w:p>
+      <w:pPr/>
+      <w:r>
+        <w:rPr>
+          <w:lang w:val="es_ES" w:bidi="es_ES"/>
+        </w:rPr>
+      </w:r>
+      <w:r>
+        <w:rPr>
+          <w:b/>
+          <w:lang w:val="es_ES" w:bidi="es_ES"/>
+        </w:rPr>
         <w:t>"para que".</w:t>
       </w:r>
     </w:p>
@@ -15329,6 +17774,21 @@
           <w:b/>
           <w:lang w:val="es_ES" w:bidi="es_ES"/>
         </w:rPr>
+        <w:t>δικαιωθέντες</w:t>
+      </w:r>
+    </w:p>
+    <w:p>
+      <w:pPr/>
+      <w:r>
+        <w:rPr>
+          <w:lang w:val="es_ES" w:bidi="es_ES"/>
+        </w:rPr>
+      </w:r>
+      <w:r>
+        <w:rPr>
+          <w:b/>
+          <w:lang w:val="es_ES" w:bidi="es_ES"/>
+        </w:rPr>
         <w:t>"justificados".</w:t>
       </w:r>
     </w:p>
@@ -15412,6 +17872,21 @@
           <w:b/>
           <w:lang w:val="es_ES" w:bidi="es_ES"/>
         </w:rPr>
+        <w:t>τῇ ἐκείνου χάριτι</w:t>
+      </w:r>
+    </w:p>
+    <w:p>
+      <w:pPr/>
+      <w:r>
+        <w:rPr>
+          <w:lang w:val="es_ES" w:bidi="es_ES"/>
+        </w:rPr>
+      </w:r>
+      <w:r>
+        <w:rPr>
+          <w:b/>
+          <w:lang w:val="es_ES" w:bidi="es_ES"/>
+        </w:rPr>
         <w:t>"por Su gracia".</w:t>
       </w:r>
     </w:p>
@@ -15508,6 +17983,21 @@
           <w:b/>
           <w:lang w:val="es_ES" w:bidi="es_ES"/>
         </w:rPr>
+        <w:t>ἐκείνου</w:t>
+      </w:r>
+    </w:p>
+    <w:p>
+      <w:pPr/>
+      <w:r>
+        <w:rPr>
+          <w:lang w:val="es_ES" w:bidi="es_ES"/>
+        </w:rPr>
+      </w:r>
+      <w:r>
+        <w:rPr>
+          <w:b/>
+          <w:lang w:val="es_ES" w:bidi="es_ES"/>
+        </w:rPr>
         <w:t>"por Su".</w:t>
       </w:r>
     </w:p>
@@ -15604,6 +18094,21 @@
           <w:b/>
           <w:lang w:val="es_ES" w:bidi="es_ES"/>
         </w:rPr>
+        <w:t>κληρονόμοι γενηθῶμεν, κατ’ ἐλπίδα ζωῆς αἰωνίου</w:t>
+      </w:r>
+    </w:p>
+    <w:p>
+      <w:pPr/>
+      <w:r>
+        <w:rPr>
+          <w:lang w:val="es_ES" w:bidi="es_ES"/>
+        </w:rPr>
+      </w:r>
+      <w:r>
+        <w:rPr>
+          <w:b/>
+          <w:lang w:val="es_ES" w:bidi="es_ES"/>
+        </w:rPr>
         <w:t>"</w:t>
       </w:r>
       <w:r>
@@ -15701,6 +18206,21 @@
           <w:b/>
           <w:lang w:val="es_ES" w:bidi="es_ES"/>
         </w:rPr>
+        <w:t>ὁ λόγος</w:t>
+      </w:r>
+    </w:p>
+    <w:p>
+      <w:pPr/>
+      <w:r>
+        <w:rPr>
+          <w:lang w:val="es_ES" w:bidi="es_ES"/>
+        </w:rPr>
+      </w:r>
+      <w:r>
+        <w:rPr>
+          <w:b/>
+          <w:lang w:val="es_ES" w:bidi="es_ES"/>
+        </w:rPr>
         <w:t>"</w:t>
       </w:r>
       <w:r>
@@ -15811,6 +18331,21 @@
           <w:b/>
           <w:lang w:val="es_ES" w:bidi="es_ES"/>
         </w:rPr>
+        <w:t>τούτων</w:t>
+      </w:r>
+    </w:p>
+    <w:p>
+      <w:pPr/>
+      <w:r>
+        <w:rPr>
+          <w:lang w:val="es_ES" w:bidi="es_ES"/>
+        </w:rPr>
+      </w:r>
+      <w:r>
+        <w:rPr>
+          <w:b/>
+          <w:lang w:val="es_ES" w:bidi="es_ES"/>
+        </w:rPr>
         <w:t>"estas cosas".</w:t>
       </w:r>
     </w:p>
@@ -15907,6 +18442,21 @@
           <w:b/>
           <w:lang w:val="es_ES" w:bidi="es_ES"/>
         </w:rPr>
+        <w:t>φροντίζωσιν καλῶν ἔργων, προΐστασθαι</w:t>
+      </w:r>
+    </w:p>
+    <w:p>
+      <w:pPr/>
+      <w:r>
+        <w:rPr>
+          <w:lang w:val="es_ES" w:bidi="es_ES"/>
+        </w:rPr>
+      </w:r>
+      <w:r>
+        <w:rPr>
+          <w:b/>
+          <w:lang w:val="es_ES" w:bidi="es_ES"/>
+        </w:rPr>
         <w:t>"procuren ocuparse en buenas obras".</w:t>
       </w:r>
     </w:p>
@@ -15970,6 +18520,21 @@
           <w:b/>
           <w:lang w:val="es_ES" w:bidi="es_ES"/>
         </w:rPr>
+        <w:t>τοῖς ἀνθρώποις</w:t>
+      </w:r>
+    </w:p>
+    <w:p>
+      <w:pPr/>
+      <w:r>
+        <w:rPr>
+          <w:lang w:val="es_ES" w:bidi="es_ES"/>
+        </w:rPr>
+      </w:r>
+      <w:r>
+        <w:rPr>
+          <w:b/>
+          <w:lang w:val="es_ES" w:bidi="es_ES"/>
+        </w:rPr>
         <w:t>"</w:t>
       </w:r>
       <w:r>
@@ -16080,6 +18645,21 @@
           <w:b/>
           <w:lang w:val="es_ES" w:bidi="es_ES"/>
         </w:rPr>
+        <w:t>δὲ &amp; περιΐστασο</w:t>
+      </w:r>
+    </w:p>
+    <w:p>
+      <w:pPr/>
+      <w:r>
+        <w:rPr>
+          <w:lang w:val="es_ES" w:bidi="es_ES"/>
+        </w:rPr>
+      </w:r>
+      <w:r>
+        <w:rPr>
+          <w:b/>
+          <w:lang w:val="es_ES" w:bidi="es_ES"/>
+        </w:rPr>
         <w:t>"Pero"</w:t>
       </w:r>
       <w:r>
@@ -16189,6 +18769,21 @@
           <w:b/>
           <w:lang w:val="es_ES" w:bidi="es_ES"/>
         </w:rPr>
+        <w:t>μωρὰς &amp; ζητήσεις</w:t>
+      </w:r>
+    </w:p>
+    <w:p>
+      <w:pPr/>
+      <w:r>
+        <w:rPr>
+          <w:lang w:val="es_ES" w:bidi="es_ES"/>
+        </w:rPr>
+      </w:r>
+      <w:r>
+        <w:rPr>
+          <w:b/>
+          <w:lang w:val="es_ES" w:bidi="es_ES"/>
+        </w:rPr>
         <w:t>"necias"</w:t>
       </w:r>
       <w:r>
@@ -16265,6 +18860,21 @@
           <w:b/>
           <w:lang w:val="es_ES" w:bidi="es_ES"/>
         </w:rPr>
+        <w:t>γενεαλογίας</w:t>
+      </w:r>
+    </w:p>
+    <w:p>
+      <w:pPr/>
+      <w:r>
+        <w:rPr>
+          <w:lang w:val="es_ES" w:bidi="es_ES"/>
+        </w:rPr>
+      </w:r>
+      <w:r>
+        <w:rPr>
+          <w:b/>
+          <w:lang w:val="es_ES" w:bidi="es_ES"/>
+        </w:rPr>
         <w:t>"genealogías".</w:t>
       </w:r>
     </w:p>
@@ -16361,6 +18971,21 @@
           <w:b/>
           <w:lang w:val="es_ES" w:bidi="es_ES"/>
         </w:rPr>
+        <w:t>ἔρεις</w:t>
+      </w:r>
+    </w:p>
+    <w:p>
+      <w:pPr/>
+      <w:r>
+        <w:rPr>
+          <w:lang w:val="es_ES" w:bidi="es_ES"/>
+        </w:rPr>
+      </w:r>
+      <w:r>
+        <w:rPr>
+          <w:b/>
+          <w:lang w:val="es_ES" w:bidi="es_ES"/>
+        </w:rPr>
         <w:t>"contenciones".</w:t>
       </w:r>
     </w:p>
@@ -16457,6 +19082,21 @@
           <w:b/>
           <w:lang w:val="es_ES" w:bidi="es_ES"/>
         </w:rPr>
+        <w:t>νομικὰς</w:t>
+      </w:r>
+    </w:p>
+    <w:p>
+      <w:pPr/>
+      <w:r>
+        <w:rPr>
+          <w:lang w:val="es_ES" w:bidi="es_ES"/>
+        </w:rPr>
+      </w:r>
+      <w:r>
+        <w:rPr>
+          <w:b/>
+          <w:lang w:val="es_ES" w:bidi="es_ES"/>
+        </w:rPr>
         <w:t>"acerca de la ley".</w:t>
       </w:r>
     </w:p>
@@ -16540,6 +19180,21 @@
           <w:b/>
           <w:lang w:val="es_ES" w:bidi="es_ES"/>
         </w:rPr>
+        <w:t>αἱρετικὸν ἄνθρωπον &amp; παραιτοῦ</w:t>
+      </w:r>
+    </w:p>
+    <w:p>
+      <w:pPr/>
+      <w:r>
+        <w:rPr>
+          <w:lang w:val="es_ES" w:bidi="es_ES"/>
+        </w:rPr>
+      </w:r>
+      <w:r>
+        <w:rPr>
+          <w:b/>
+          <w:lang w:val="es_ES" w:bidi="es_ES"/>
+        </w:rPr>
         <w:t>"al hombre que cause divisiones"</w:t>
       </w:r>
       <w:r>
@@ -16650,6 +19305,21 @@
           <w:b/>
           <w:lang w:val="es_ES" w:bidi="es_ES"/>
         </w:rPr>
+        <w:t>μετὰ μίαν καὶ δευτέραν νουθεσίαν</w:t>
+      </w:r>
+    </w:p>
+    <w:p>
+      <w:pPr/>
+      <w:r>
+        <w:rPr>
+          <w:lang w:val="es_ES" w:bidi="es_ES"/>
+        </w:rPr>
+      </w:r>
+      <w:r>
+        <w:rPr>
+          <w:b/>
+          <w:lang w:val="es_ES" w:bidi="es_ES"/>
+        </w:rPr>
         <w:t>"</w:t>
       </w:r>
       <w:r>
@@ -16747,6 +19417,21 @@
           <w:b/>
           <w:lang w:val="es_ES" w:bidi="es_ES"/>
         </w:rPr>
+        <w:t>ὁ τοιοῦτος</w:t>
+      </w:r>
+    </w:p>
+    <w:p>
+      <w:pPr/>
+      <w:r>
+        <w:rPr>
+          <w:lang w:val="es_ES" w:bidi="es_ES"/>
+        </w:rPr>
+      </w:r>
+      <w:r>
+        <w:rPr>
+          <w:b/>
+          <w:lang w:val="es_ES" w:bidi="es_ES"/>
+        </w:rPr>
         <w:t>"</w:t>
       </w:r>
       <w:r>
@@ -16824,6 +19509,21 @@
           <w:b/>
           <w:lang w:val="es_ES" w:bidi="es_ES"/>
         </w:rPr>
+        <w:t>ἐξέστραπται</w:t>
+      </w:r>
+    </w:p>
+    <w:p>
+      <w:pPr/>
+      <w:r>
+        <w:rPr>
+          <w:lang w:val="es_ES" w:bidi="es_ES"/>
+        </w:rPr>
+      </w:r>
+      <w:r>
+        <w:rPr>
+          <w:b/>
+          <w:lang w:val="es_ES" w:bidi="es_ES"/>
+        </w:rPr>
         <w:t>"</w:t>
       </w:r>
       <w:r>
@@ -16934,6 +19634,21 @@
           <w:b/>
           <w:lang w:val="es_ES" w:bidi="es_ES"/>
         </w:rPr>
+        <w:t>ὢν αὐτοκατάκριτος</w:t>
+      </w:r>
+    </w:p>
+    <w:p>
+      <w:pPr/>
+      <w:r>
+        <w:rPr>
+          <w:lang w:val="es_ES" w:bidi="es_ES"/>
+        </w:rPr>
+      </w:r>
+      <w:r>
+        <w:rPr>
+          <w:b/>
+          <w:lang w:val="es_ES" w:bidi="es_ES"/>
+        </w:rPr>
         <w:t>"</w:t>
       </w:r>
       <w:r>
@@ -17011,6 +19726,21 @@
           <w:b/>
           <w:lang w:val="es_ES" w:bidi="es_ES"/>
         </w:rPr>
+        <w:t>ὅταν πέμψω Ἀρτεμᾶν πρὸς σὲ ἢ Τυχικόν</w:t>
+      </w:r>
+    </w:p>
+    <w:p>
+      <w:pPr/>
+      <w:r>
+        <w:rPr>
+          <w:lang w:val="es_ES" w:bidi="es_ES"/>
+        </w:rPr>
+      </w:r>
+      <w:r>
+        <w:rPr>
+          <w:b/>
+          <w:lang w:val="es_ES" w:bidi="es_ES"/>
+        </w:rPr>
         <w:t>"</w:t>
       </w:r>
       <w:r>
@@ -17108,6 +19838,21 @@
           <w:b/>
           <w:lang w:val="es_ES" w:bidi="es_ES"/>
         </w:rPr>
+        <w:t>Ἀρτεμᾶν &amp; Τυχικόν</w:t>
+      </w:r>
+    </w:p>
+    <w:p>
+      <w:pPr/>
+      <w:r>
+        <w:rPr>
+          <w:lang w:val="es_ES" w:bidi="es_ES"/>
+        </w:rPr>
+      </w:r>
+      <w:r>
+        <w:rPr>
+          <w:b/>
+          <w:lang w:val="es_ES" w:bidi="es_ES"/>
+        </w:rPr>
         <w:t>"Artemas"</w:t>
       </w:r>
       <w:r>
@@ -17224,6 +19969,21 @@
           <w:b/>
           <w:lang w:val="es_ES" w:bidi="es_ES"/>
         </w:rPr>
+        <w:t>σπούδασον ἐλθεῖν</w:t>
+      </w:r>
+    </w:p>
+    <w:p>
+      <w:pPr/>
+      <w:r>
+        <w:rPr>
+          <w:lang w:val="es_ES" w:bidi="es_ES"/>
+        </w:rPr>
+      </w:r>
+      <w:r>
+        <w:rPr>
+          <w:b/>
+          <w:lang w:val="es_ES" w:bidi="es_ES"/>
+        </w:rPr>
         <w:t>"</w:t>
       </w:r>
       <w:r>
@@ -17301,6 +20061,21 @@
           <w:b/>
           <w:lang w:val="es_ES" w:bidi="es_ES"/>
         </w:rPr>
+        <w:t>σπούδασον</w:t>
+      </w:r>
+    </w:p>
+    <w:p>
+      <w:pPr/>
+      <w:r>
+        <w:rPr>
+          <w:lang w:val="es_ES" w:bidi="es_ES"/>
+        </w:rPr>
+      </w:r>
+      <w:r>
+        <w:rPr>
+          <w:b/>
+          <w:lang w:val="es_ES" w:bidi="es_ES"/>
+        </w:rPr>
         <w:t>"</w:t>
       </w:r>
       <w:r>
@@ -17411,6 +20186,21 @@
           <w:b/>
           <w:lang w:val="es_ES" w:bidi="es_ES"/>
         </w:rPr>
+        <w:t>σπουδαίως πρόπεμψον</w:t>
+      </w:r>
+    </w:p>
+    <w:p>
+      <w:pPr/>
+      <w:r>
+        <w:rPr>
+          <w:lang w:val="es_ES" w:bidi="es_ES"/>
+        </w:rPr>
+      </w:r>
+      <w:r>
+        <w:rPr>
+          <w:b/>
+          <w:lang w:val="es_ES" w:bidi="es_ES"/>
+        </w:rPr>
         <w:t>"</w:t>
       </w:r>
       <w:r>
@@ -17521,6 +20311,21 @@
           <w:b/>
           <w:lang w:val="es_ES" w:bidi="es_ES"/>
         </w:rPr>
+        <w:t>Ζηνᾶν &amp; Ἀπολλῶν</w:t>
+      </w:r>
+    </w:p>
+    <w:p>
+      <w:pPr/>
+      <w:r>
+        <w:rPr>
+          <w:lang w:val="es_ES" w:bidi="es_ES"/>
+        </w:rPr>
+      </w:r>
+      <w:r>
+        <w:rPr>
+          <w:b/>
+          <w:lang w:val="es_ES" w:bidi="es_ES"/>
+        </w:rPr>
         <w:t>"Zenas"</w:t>
       </w:r>
       <w:r>
@@ -17637,6 +20442,21 @@
           <w:b/>
           <w:lang w:val="es_ES" w:bidi="es_ES"/>
         </w:rPr>
+        <w:t>καὶ Ἀπολλῶν</w:t>
+      </w:r>
+    </w:p>
+    <w:p>
+      <w:pPr/>
+      <w:r>
+        <w:rPr>
+          <w:lang w:val="es_ES" w:bidi="es_ES"/>
+        </w:rPr>
+      </w:r>
+      <w:r>
+        <w:rPr>
+          <w:b/>
+          <w:lang w:val="es_ES" w:bidi="es_ES"/>
+        </w:rPr>
         <w:t>"y a Apolos".</w:t>
       </w:r>
     </w:p>
@@ -17700,6 +20520,21 @@
           <w:b/>
           <w:lang w:val="es_ES" w:bidi="es_ES"/>
         </w:rPr>
+        <w:t>ἵνα μηδὲν αὐτοῖς λείπῃ</w:t>
+      </w:r>
+    </w:p>
+    <w:p>
+      <w:pPr/>
+      <w:r>
+        <w:rPr>
+          <w:lang w:val="es_ES" w:bidi="es_ES"/>
+        </w:rPr>
+      </w:r>
+      <w:r>
+        <w:rPr>
+          <w:b/>
+          <w:lang w:val="es_ES" w:bidi="es_ES"/>
+        </w:rPr>
         <w:t>"</w:t>
       </w:r>
       <w:r>
@@ -17810,6 +20645,21 @@
           <w:b/>
           <w:lang w:val="es_ES" w:bidi="es_ES"/>
         </w:rPr>
+        <w:t>ἵνα μηδὲν αὐτοῖς λείπῃ</w:t>
+      </w:r>
+    </w:p>
+    <w:p>
+      <w:pPr/>
+      <w:r>
+        <w:rPr>
+          <w:lang w:val="es_ES" w:bidi="es_ES"/>
+        </w:rPr>
+      </w:r>
+      <w:r>
+        <w:rPr>
+          <w:b/>
+          <w:lang w:val="es_ES" w:bidi="es_ES"/>
+        </w:rPr>
         <w:t>"</w:t>
       </w:r>
       <w:r>
@@ -17907,6 +20757,21 @@
           <w:b/>
           <w:lang w:val="es_ES" w:bidi="es_ES"/>
         </w:rPr>
+        <w:t>οἱ ἡμέτεροι</w:t>
+      </w:r>
+    </w:p>
+    <w:p>
+      <w:pPr/>
+      <w:r>
+        <w:rPr>
+          <w:lang w:val="es_ES" w:bidi="es_ES"/>
+        </w:rPr>
+      </w:r>
+      <w:r>
+        <w:rPr>
+          <w:b/>
+          <w:lang w:val="es_ES" w:bidi="es_ES"/>
+        </w:rPr>
         <w:t>"</w:t>
       </w:r>
       <w:r>
@@ -18017,6 +20882,21 @@
           <w:b/>
           <w:lang w:val="es_ES" w:bidi="es_ES"/>
         </w:rPr>
+        <w:t>οἱ ἡμέτεροι</w:t>
+      </w:r>
+    </w:p>
+    <w:p>
+      <w:pPr/>
+      <w:r>
+        <w:rPr>
+          <w:lang w:val="es_ES" w:bidi="es_ES"/>
+        </w:rPr>
+      </w:r>
+      <w:r>
+        <w:rPr>
+          <w:b/>
+          <w:lang w:val="es_ES" w:bidi="es_ES"/>
+        </w:rPr>
         <w:t>"</w:t>
       </w:r>
       <w:r>
@@ -18127,6 +21007,21 @@
           <w:b/>
           <w:lang w:val="es_ES" w:bidi="es_ES"/>
         </w:rPr>
+        <w:t>εἰς τὰς ἀναγκαίας χρείας</w:t>
+      </w:r>
+    </w:p>
+    <w:p>
+      <w:pPr/>
+      <w:r>
+        <w:rPr>
+          <w:lang w:val="es_ES" w:bidi="es_ES"/>
+        </w:rPr>
+      </w:r>
+      <w:r>
+        <w:rPr>
+          <w:b/>
+          <w:lang w:val="es_ES" w:bidi="es_ES"/>
+        </w:rPr>
         <w:t>"</w:t>
       </w:r>
       <w:r>
@@ -18237,6 +21132,21 @@
           <w:b/>
           <w:lang w:val="es_ES" w:bidi="es_ES"/>
         </w:rPr>
+        <w:t>ἵνα μὴ ὦσιν ἄκαρποι</w:t>
+      </w:r>
+    </w:p>
+    <w:p>
+      <w:pPr/>
+      <w:r>
+        <w:rPr>
+          <w:lang w:val="es_ES" w:bidi="es_ES"/>
+        </w:rPr>
+      </w:r>
+      <w:r>
+        <w:rPr>
+          <w:b/>
+          <w:lang w:val="es_ES" w:bidi="es_ES"/>
+        </w:rPr>
         <w:t>"</w:t>
       </w:r>
       <w:r>
@@ -18327,6 +21237,21 @@
           <w:b/>
           <w:lang w:val="es_ES" w:bidi="es_ES"/>
         </w:rPr>
+        <w:t>ἵνα μὴ ὦσιν ἄκαρποι</w:t>
+      </w:r>
+    </w:p>
+    <w:p>
+      <w:pPr/>
+      <w:r>
+        <w:rPr>
+          <w:lang w:val="es_ES" w:bidi="es_ES"/>
+        </w:rPr>
+      </w:r>
+      <w:r>
+        <w:rPr>
+          <w:b/>
+          <w:lang w:val="es_ES" w:bidi="es_ES"/>
+        </w:rPr>
         <w:t>"</w:t>
       </w:r>
       <w:r>
@@ -18424,6 +21349,21 @@
           <w:b/>
           <w:lang w:val="es_ES" w:bidi="es_ES"/>
         </w:rPr>
+        <w:t>ἀσπάζονταί σε</w:t>
+      </w:r>
+    </w:p>
+    <w:p>
+      <w:pPr/>
+      <w:r>
+        <w:rPr>
+          <w:lang w:val="es_ES" w:bidi="es_ES"/>
+        </w:rPr>
+      </w:r>
+      <w:r>
+        <w:rPr>
+          <w:b/>
+          <w:lang w:val="es_ES" w:bidi="es_ES"/>
+        </w:rPr>
         <w:t>"</w:t>
       </w:r>
       <w:r>
@@ -18534,6 +21474,21 @@
           <w:b/>
           <w:lang w:val="es_ES" w:bidi="es_ES"/>
         </w:rPr>
+        <w:t>οἱ μετ’ ἐμοῦ πάντες</w:t>
+      </w:r>
+    </w:p>
+    <w:p>
+      <w:pPr/>
+      <w:r>
+        <w:rPr>
+          <w:lang w:val="es_ES" w:bidi="es_ES"/>
+        </w:rPr>
+      </w:r>
+      <w:r>
+        <w:rPr>
+          <w:b/>
+          <w:lang w:val="es_ES" w:bidi="es_ES"/>
+        </w:rPr>
         <w:t>"</w:t>
       </w:r>
       <w:r>
@@ -18631,6 +21586,21 @@
           <w:b/>
           <w:lang w:val="es_ES" w:bidi="es_ES"/>
         </w:rPr>
+        <w:t>τοὺς φιλοῦντας ἡμᾶς ἐν πίστει</w:t>
+      </w:r>
+    </w:p>
+    <w:p>
+      <w:pPr/>
+      <w:r>
+        <w:rPr>
+          <w:lang w:val="es_ES" w:bidi="es_ES"/>
+        </w:rPr>
+      </w:r>
+      <w:r>
+        <w:rPr>
+          <w:b/>
+          <w:lang w:val="es_ES" w:bidi="es_ES"/>
+        </w:rPr>
         <w:t>"</w:t>
       </w:r>
       <w:r>
@@ -18734,6 +21704,21 @@
           <w:b/>
           <w:lang w:val="es_ES" w:bidi="es_ES"/>
         </w:rPr>
+        <w:t>ἡμᾶς</w:t>
+      </w:r>
+    </w:p>
+    <w:p>
+      <w:pPr/>
+      <w:r>
+        <w:rPr>
+          <w:lang w:val="es_ES" w:bidi="es_ES"/>
+        </w:rPr>
+      </w:r>
+      <w:r>
+        <w:rPr>
+          <w:b/>
+          <w:lang w:val="es_ES" w:bidi="es_ES"/>
+        </w:rPr>
         <w:t>"</w:t>
       </w:r>
       <w:r>
@@ -18844,6 +21829,21 @@
           <w:b/>
           <w:lang w:val="es_ES" w:bidi="es_ES"/>
         </w:rPr>
+        <w:t>ἡ χάρις μετὰ πάντων ὑμῶν</w:t>
+      </w:r>
+    </w:p>
+    <w:p>
+      <w:pPr/>
+      <w:r>
+        <w:rPr>
+          <w:lang w:val="es_ES" w:bidi="es_ES"/>
+        </w:rPr>
+      </w:r>
+      <w:r>
+        <w:rPr>
+          <w:b/>
+          <w:lang w:val="es_ES" w:bidi="es_ES"/>
+        </w:rPr>
         <w:t>"</w:t>
       </w:r>
       <w:r>
@@ -18920,6 +21920,21 @@
         <w:rPr>
           <w:lang w:val="es_ES" w:bidi="es_ES"/>
         </w:rPr>
+      </w:r>
+    </w:p>
+    <w:p>
+      <w:pPr/>
+      <w:r>
+        <w:rPr>
+          <w:lang w:val="es_ES" w:bidi="es_ES"/>
+        </w:rPr>
+      </w:r>
+      <w:r>
+        <w:rPr>
+          <w:b/>
+          <w:lang w:val="es_ES" w:bidi="es_ES"/>
+        </w:rPr>
+        <w:t>ὑμῶν</w:t>
       </w:r>
     </w:p>
     <w:p>

--- a/spa/docx/56.content.docx
+++ b/spa/docx/56.content.docx
@@ -28,49 +28,15 @@
       </w:r>
     </w:p>
     <w:p>
-      <w:pPr>
-        <w:pStyle w:val="Heading2"/>
-      </w:pPr>
-      <w:r>
-        <w:rPr>
-          <w:lang w:val="es_ES" w:bidi="es_ES"/>
-        </w:rPr>
-        <w:t>License Information</w:t>
-      </w:r>
-      <w:r>
-        <w:rPr>
-          <w:lang w:val="es_ES" w:bidi="es_ES"/>
-        </w:rPr>
-      </w:r>
-    </w:p>
-    <w:p>
-      <w:pPr/>
-      <w:r>
-        <w:rPr>
-          <w:lang w:val="es_ES" w:bidi="es_ES"/>
-        </w:rPr>
-      </w:r>
-      <w:r>
-        <w:rPr>
-          <w:b/>
-          <w:lang w:val="es_ES" w:bidi="es_ES"/>
-        </w:rPr>
-        <w:t>Notas de Traducción (unfoldingWord)</w:t>
-      </w:r>
-      <w:r>
-        <w:rPr>
-          <w:lang w:val="es_ES" w:bidi="es_ES"/>
-        </w:rPr>
-        <w:t xml:space="preserve"> (Spanish) is based on</w:t>
-      </w:r>
-      <w:r>
-        <w:rPr>
-          <w:lang w:val="es_ES" w:bidi="es_ES"/>
-        </w:rPr>
-        <w:t xml:space="preserve">: </w:t>
-      </w:r>
-      <w:r>
-        <w:rPr>
+      <w:pPr/>
+      <w:r>
+        <w:rPr>
+          <w:lang w:val="es_ES" w:bidi="es_ES"/>
+        </w:rPr>
+      </w:r>
+      <w:r>
+        <w:rPr>
+          <w:b/>
           <w:lang w:val="es_ES" w:bidi="es_ES"/>
         </w:rPr>
         <w:t>unfoldingWord® Translation Notes</w:t>
@@ -79,62 +45,31 @@
         <w:rPr>
           <w:lang w:val="es_ES" w:bidi="es_ES"/>
         </w:rPr>
-        <w:t xml:space="preserve">, </w:t>
-      </w:r>
-      <w:hyperlink r:id="rId13">
-        <w:r>
-          <w:rPr>
-            <w:lang w:val="es_ES" w:bidi="es_ES"/>
-          </w:rPr>
-          <w:rPr>
-            <w:color w:val="0000EE"/>
-            <w:u w:val="single"/>
-          </w:rPr>
-          <w:t>unfoldingWord</w:t>
-        </w:r>
-      </w:hyperlink>
-      <w:r>
-        <w:rPr>
-          <w:lang w:val="es_ES" w:bidi="es_ES"/>
-        </w:rPr>
-        <w:t xml:space="preserve">, 2022, which is licensed under a </w:t>
-      </w:r>
-      <w:hyperlink r:id="rId14">
-        <w:r>
-          <w:rPr>
-            <w:lang w:val="es_ES" w:bidi="es_ES"/>
-          </w:rPr>
-          <w:rPr>
-            <w:color w:val="0000EE"/>
-            <w:u w:val="single"/>
-          </w:rPr>
-          <w:t>CC BY-SA 4.0 license</w:t>
-        </w:r>
-      </w:hyperlink>
-      <w:r>
-        <w:rPr>
-          <w:lang w:val="es_ES" w:bidi="es_ES"/>
-        </w:rPr>
-        <w:t>.</w:t>
-      </w:r>
-      <w:r>
-        <w:rPr>
-          <w:lang w:val="es_ES" w:bidi="es_ES"/>
-        </w:rPr>
-      </w:r>
-    </w:p>
-    <w:p>
-      <w:pPr/>
-      <w:r>
-        <w:rPr>
-          <w:lang w:val="es_ES" w:bidi="es_ES"/>
-        </w:rPr>
-      </w:r>
-      <w:r>
-        <w:rPr>
-          <w:lang w:val="es_ES" w:bidi="es_ES"/>
-        </w:rPr>
-        <w:t>This PDF version is provided under the same license.</w:t>
+        <w:t xml:space="preserve"> © 2022 unfoldingWord. Released under CC BY-SA 4.0 license. </w:t>
+      </w:r>
+      <w:r>
+        <w:rPr>
+          <w:lang w:val="es_ES" w:bidi="es_ES"/>
+        </w:rPr>
+        <w:t>unfoldingWord® Translation Notes</w:t>
+      </w:r>
+      <w:r>
+        <w:rPr>
+          <w:lang w:val="es_ES" w:bidi="es_ES"/>
+        </w:rPr>
+        <w:t xml:space="preserve"> has been adapted in the following languages: Tok Pisin, Arabic (عربي), French (Français), Hindi (हिंदी), Indonesian (Bahasa Indonesia), Portuguese (Português), Russian (Русский), Spanish (Español), Swahili (Kiswahili), and Simplified Chinese (简体中文) from </w:t>
+      </w:r>
+      <w:r>
+        <w:rPr>
+          <w:lang w:val="es_ES" w:bidi="es_ES"/>
+        </w:rPr>
+        <w:t>unfoldingWord® Translation Notes</w:t>
+      </w:r>
+      <w:r>
+        <w:rPr>
+          <w:lang w:val="es_ES" w:bidi="es_ES"/>
+        </w:rPr>
+        <w:t xml:space="preserve"> © 2022 unfoldingWord. Released under CC BY-SA 4.0 license by Mission Mutual</w:t>
       </w:r>
       <w:r>
         <w:rPr>

--- a/spa/docx/56.content.docx
+++ b/spa/docx/56.content.docx
@@ -141,13 +141,6 @@
         <w:rPr>
           <w:lang w:val="es_ES" w:bidi="es_ES"/>
         </w:rPr>
-      </w:r>
-      <w:r>
-        <w:rPr>
-          <w:i/>
-          <w:lang w:val="es_ES" w:bidi="es_ES"/>
-        </w:rPr>
-        <w:t>Tito 1:1 (#1), Tito 1:1 (#2), Tito 1:1 (#3), Tito 1:1 (#4), Tito 1:2 (#1), Tito 1:2 (#2), Tito 1:2 (#3), Tito 1:2 (#4), Tito 1:3 (#1), Tito 1:3 (#2), Tito 1:3 (#3), Tito 1:3 (#4), Tito 1:3 (#5), Tito 1:4 (#1), Tito 1:4 (#2), Tito 1:4 (#3), Tito 1:4 (#4), Tito 1:4 (#5), Tito 1:4 (#6), Tito 1:5 (#1), Tito 1:5 (#2), Tito 1:5 (#3), Tito 1:5 (#4), Tito 1:6 (#1), Tito 1:6 (#2), Tito 1:6 (#3), Tito 1:6 (#4), Tito 1:7 (#1), Tito 1:7 (#2), Tito 1:7 (#3), Tito 1:7 (#4), Tito 1:8 (#1), Tito 1:8 (#2), Tito 1:8 (#3), Tito 1:8 (#4), Tito 1:9 (#1), Tito 1:9 (#2), Tito 1:9 (#3), Tito 1:9 (#4), Tito 1:10 (#1), Tito 1:10 (#2), Tito 1:10 (#3), Tito 1:10 (#4), Tito 1:11 (#1), Tito 1:11 (#2), Tito 1:11 (#3), Tito 1:12 (#1), Tito 1:12 (#2), Tito 1:12 (#3), Tito 1:12 (#4), Tito 1:13 (#1), Tito 1:13 (#2), Tito 1:13 (#3), Tito 1:13 (#4), Tito 1:13 (#5), Tito 1:13 (#6), Tito 1:14 (#1), Tito 1:14 (#2), Tito 1:15 (#1), Tito 1:15 (#2), Tito 1:15 (#3), Tito 1:15 (#4), Tito 1:16 (#1), Tito 1:16 (#2), Tito 2:1 (#1), Tito 2:1 (#2), Tito 2:2 (#1), Tito 2:2 (#2), Tito 2:2 (#3), Tito 2:2 (#4), Tito 2:2 (#5), Tito 2:2 (#6), Tito 2:2 (#7), Tito 2:2 (#8), Tito 2:3 (#1), Tito 2:3 (#2), Tito 2:3 (#3), Tito 2:3 (#4), Tito 2:4 (#1), Tito 2:4 (#2), Tito 2:4 (#3), Tito 2:5 (#1), Tito 2:5 (#2), Tito 2:5 (#3), Tito 2:5 (#4), Tito 2:6 (#1), Tito 2:7 (#1), Tito 2:7 (#2), Tito 2:7 (#3), Tito 2:7 (#4), Tito 2:7 (#5), Tito 2:7 (#6), Tito 2:8 (#1), Tito 2:8 (#2), Tito 2:8 (#3), Tito 2:8 (#4), Tito 2:9 (#1), Tito 2:9 (#2), Tito 2:9 (#3), Tito 2:10 (#1), Tito 2:10 (#2), Tito 2:10 (#3), Tito 2:10 (#4), Tito 2:10 (#5), Tito 2:10 (#6), Tito 2:10 (#7), Tito 2:11 (#1), Tito 2:11 (#2), Tito 2:11 (#3), Tito 2:11 (#4), Tito 2:11 (#5), Tito 2:12 (#1), Tito 2:12 (#2), Tito 2:12 (#3), Tito 2:12 (#4), Tito 2:12 (#5), Tito 2:12 (#6), Tito 2:13 (#1), Tito 2:13 (#2), Tito 2:13 (#3), Tito 2:13 (#4), Tito 2:13 (#5), Tito 2:14 (#1), Tito 2:14 (#2), Tito 2:14 (#3), Tito 2:14 (#4), Tito 2:14 (#5), Tito 2:14 (#6), Tito 2:15 (#1), Tito 2:15 (#2), Tito 2:15 (#3), Tito 2:15 (#4), Tito 2:15 (#5), Tito 2:15 (#6), Tito 2:15 (#7), Tito 3:1 (#1), Tito 3:1 (#2), Tito 3:1 (#3), Tito 3:1 (#4), Tito 3:2 (#1), Tito 3:2 (#2), Tito 3:2 (#3), Tito 3:2 (#4), Tito 3:3 (#1), Tito 3:3 (#2), Tito 3:3 (#3), Tito 3:3 (#4), Tito 3:3 (#5), Tito 3:3 (#6), Tito 3:3 (#7), Tito 3:3 (#8), Tito 3:3 (#9), Tito 3:4 (#1), Tito 3:4 (#2), Tito 3:4 (#3), Tito 3:4 (#4), Tito 3:5 (#1), Tito 3:5 (#2), Tito 3:5 (#3), Tito 3:6 (#1), Tito 3:6 (#2), Tito 3:6 (#3), Tito 3:6 (#4), Tito 3:7 (#1), Tito 3:7 (#2), Tito 3:7 (#3), Tito 3:7 (#4), Tito 3:7 (#5), Tito 3:8 (#1), Tito 3:8 (#2), Tito 3:8 (#3), Tito 3:8 (#4), Tito 3:9 (#1), Tito 3:9 (#2), Tito 3:9 (#3), Tito 3:9 (#4), Tito 3:9 (#5), Tito 3:10 (#1), Tito 3:10 (#2), Tito 3:11 (#1), Tito 3:11 (#2), Tito 3:11 (#3), Tito 3:12 (#1), Tito 3:12 (#2), Tito 3:12 (#3), Tito 3:12 (#4), Tito 3:13 (#1), Tito 3:13 (#2), Tito 3:13 (#3), Tito 3:13 (#4), Tito 3:13 (#5), Tito 3:14 (#1), Tito 3:14 (#2), Tito 3:14 (#3), Tito 3:14 (#4), Tito 3:14 (#5), Tito 3:15 (#1), Tito 3:15 (#2), Tito 3:15 (#3), Tito 3:15 (#4), Tito 3:15 (#5), Tito 3:15 (#6)</w:t>
       </w:r>
       <w:r>
         <w:rPr>

--- a/spa/docx/56.content.docx
+++ b/spa/docx/56.content.docx
@@ -146,19 +146,6 @@
         <w:rPr>
           <w:lang w:val="es_ES" w:bidi="es_ES"/>
         </w:rPr>
-      </w:r>
-    </w:p>
-    <w:p>
-      <w:pPr/>
-      <w:r>
-        <w:rPr>
-          <w:lang w:val="es_ES" w:bidi="es_ES"/>
-        </w:rPr>
-      </w:r>
-      <w:r>
-        <w:rPr>
-          <w:lang w:val="es_ES" w:bidi="es_ES"/>
-        </w:rPr>
         <w:t xml:space="preserve"> </w:t>
       </w:r>
       <w:r>
@@ -223,21 +210,6 @@
           <w:b/>
           <w:lang w:val="es_ES" w:bidi="es_ES"/>
         </w:rPr>
-        <w:t>κατὰ πίστιν ἐκλεκτῶν Θεοῦ καὶ ἐπίγνωσιν ἀληθείας</w:t>
-      </w:r>
-    </w:p>
-    <w:p>
-      <w:pPr/>
-      <w:r>
-        <w:rPr>
-          <w:lang w:val="es_ES" w:bidi="es_ES"/>
-        </w:rPr>
-      </w:r>
-      <w:r>
-        <w:rPr>
-          <w:b/>
-          <w:lang w:val="es_ES" w:bidi="es_ES"/>
-        </w:rPr>
         <w:t>"conforme a la fe de los escogidos de Dios y el conocimiento de la verdad".</w:t>
       </w:r>
     </w:p>
@@ -360,21 +332,6 @@
           <w:b/>
           <w:lang w:val="es_ES" w:bidi="es_ES"/>
         </w:rPr>
-        <w:t>ἐκλεκτῶν Θεοῦ</w:t>
-      </w:r>
-    </w:p>
-    <w:p>
-      <w:pPr/>
-      <w:r>
-        <w:rPr>
-          <w:lang w:val="es_ES" w:bidi="es_ES"/>
-        </w:rPr>
-      </w:r>
-      <w:r>
-        <w:rPr>
-          <w:b/>
-          <w:lang w:val="es_ES" w:bidi="es_ES"/>
-        </w:rPr>
         <w:t>"de los escogidos de Dios".</w:t>
       </w:r>
     </w:p>
@@ -458,21 +415,6 @@
           <w:b/>
           <w:lang w:val="es_ES" w:bidi="es_ES"/>
         </w:rPr>
-        <w:t>καὶ ἐπίγνωσιν ἀληθείας</w:t>
-      </w:r>
-    </w:p>
-    <w:p>
-      <w:pPr/>
-      <w:r>
-        <w:rPr>
-          <w:lang w:val="es_ES" w:bidi="es_ES"/>
-        </w:rPr>
-      </w:r>
-      <w:r>
-        <w:rPr>
-          <w:b/>
-          <w:lang w:val="es_ES" w:bidi="es_ES"/>
-        </w:rPr>
         <w:t>"y el conocimiento de la verdad".</w:t>
       </w:r>
     </w:p>
@@ -556,21 +498,6 @@
           <w:b/>
           <w:lang w:val="es_ES" w:bidi="es_ES"/>
         </w:rPr>
-        <w:t>τῆς κατ’ εὐσέβειαν</w:t>
-      </w:r>
-    </w:p>
-    <w:p>
-      <w:pPr/>
-      <w:r>
-        <w:rPr>
-          <w:lang w:val="es_ES" w:bidi="es_ES"/>
-        </w:rPr>
-      </w:r>
-      <w:r>
-        <w:rPr>
-          <w:b/>
-          <w:lang w:val="es_ES" w:bidi="es_ES"/>
-        </w:rPr>
         <w:t>"que conduce a la piedad".</w:t>
       </w:r>
     </w:p>
@@ -667,21 +594,6 @@
           <w:b/>
           <w:lang w:val="es_ES" w:bidi="es_ES"/>
         </w:rPr>
-        <w:t>ἐπ’ ἐλπίδι ζωῆς αἰωνίου</w:t>
-      </w:r>
-    </w:p>
-    <w:p>
-      <w:pPr/>
-      <w:r>
-        <w:rPr>
-          <w:lang w:val="es_ES" w:bidi="es_ES"/>
-        </w:rPr>
-      </w:r>
-      <w:r>
-        <w:rPr>
-          <w:b/>
-          <w:lang w:val="es_ES" w:bidi="es_ES"/>
-        </w:rPr>
         <w:t>"en la esperanza de la vida eterna".</w:t>
       </w:r>
     </w:p>
@@ -804,21 +716,6 @@
           <w:b/>
           <w:lang w:val="es_ES" w:bidi="es_ES"/>
         </w:rPr>
-        <w:t>ἐπ’ ἐλπίδι ζωῆς αἰωνίου</w:t>
-      </w:r>
-    </w:p>
-    <w:p>
-      <w:pPr/>
-      <w:r>
-        <w:rPr>
-          <w:lang w:val="es_ES" w:bidi="es_ES"/>
-        </w:rPr>
-      </w:r>
-      <w:r>
-        <w:rPr>
-          <w:b/>
-          <w:lang w:val="es_ES" w:bidi="es_ES"/>
-        </w:rPr>
         <w:t>"en la esperanza de la vida eterna".</w:t>
       </w:r>
     </w:p>
@@ -915,21 +812,6 @@
           <w:b/>
           <w:lang w:val="es_ES" w:bidi="es_ES"/>
         </w:rPr>
-        <w:t>ὁ ἀψευδὴς Θεὸς</w:t>
-      </w:r>
-    </w:p>
-    <w:p>
-      <w:pPr/>
-      <w:r>
-        <w:rPr>
-          <w:lang w:val="es_ES" w:bidi="es_ES"/>
-        </w:rPr>
-      </w:r>
-      <w:r>
-        <w:rPr>
-          <w:b/>
-          <w:lang w:val="es_ES" w:bidi="es_ES"/>
-        </w:rPr>
         <w:t>"Dios, que no miente".</w:t>
       </w:r>
     </w:p>
@@ -1076,21 +958,6 @@
           <w:b/>
           <w:lang w:val="es_ES" w:bidi="es_ES"/>
         </w:rPr>
-        <w:t>καιροῖς ἰδίοις</w:t>
-      </w:r>
-    </w:p>
-    <w:p>
-      <w:pPr/>
-      <w:r>
-        <w:rPr>
-          <w:lang w:val="es_ES" w:bidi="es_ES"/>
-        </w:rPr>
-      </w:r>
-      <w:r>
-        <w:rPr>
-          <w:b/>
-          <w:lang w:val="es_ES" w:bidi="es_ES"/>
-        </w:rPr>
         <w:t>"Y a su debido tiempo".</w:t>
       </w:r>
     </w:p>
@@ -1154,21 +1021,6 @@
           <w:b/>
           <w:lang w:val="es_ES" w:bidi="es_ES"/>
         </w:rPr>
-        <w:t>ἐφανέρωσεν &amp; τὸν λόγον αὐτοῦ</w:t>
-      </w:r>
-    </w:p>
-    <w:p>
-      <w:pPr/>
-      <w:r>
-        <w:rPr>
-          <w:lang w:val="es_ES" w:bidi="es_ES"/>
-        </w:rPr>
-      </w:r>
-      <w:r>
-        <w:rPr>
-          <w:b/>
-          <w:lang w:val="es_ES" w:bidi="es_ES"/>
-        </w:rPr>
         <w:t>"Él ha hecho"</w:t>
       </w:r>
       <w:r>
@@ -1265,21 +1117,6 @@
           <w:b/>
           <w:lang w:val="es_ES" w:bidi="es_ES"/>
         </w:rPr>
-        <w:t>ἐν κηρύγματι</w:t>
-      </w:r>
-    </w:p>
-    <w:p>
-      <w:pPr/>
-      <w:r>
-        <w:rPr>
-          <w:lang w:val="es_ES" w:bidi="es_ES"/>
-        </w:rPr>
-      </w:r>
-      <w:r>
-        <w:rPr>
-          <w:b/>
-          <w:lang w:val="es_ES" w:bidi="es_ES"/>
-        </w:rPr>
         <w:t>"de la predicación".</w:t>
       </w:r>
     </w:p>
@@ -1376,21 +1213,6 @@
           <w:b/>
           <w:lang w:val="es_ES" w:bidi="es_ES"/>
         </w:rPr>
-        <w:t>ὃ ἐπιστεύθην ἐγὼ</w:t>
-      </w:r>
-    </w:p>
-    <w:p>
-      <w:pPr/>
-      <w:r>
-        <w:rPr>
-          <w:lang w:val="es_ES" w:bidi="es_ES"/>
-        </w:rPr>
-      </w:r>
-      <w:r>
-        <w:rPr>
-          <w:b/>
-          <w:lang w:val="es_ES" w:bidi="es_ES"/>
-        </w:rPr>
         <w:t>"que me fue encomendada".</w:t>
       </w:r>
     </w:p>
@@ -1474,21 +1296,6 @@
           <w:b/>
           <w:lang w:val="es_ES" w:bidi="es_ES"/>
         </w:rPr>
-        <w:t>ἡμῶν</w:t>
-      </w:r>
-    </w:p>
-    <w:p>
-      <w:pPr/>
-      <w:r>
-        <w:rPr>
-          <w:lang w:val="es_ES" w:bidi="es_ES"/>
-        </w:rPr>
-      </w:r>
-      <w:r>
-        <w:rPr>
-          <w:b/>
-          <w:lang w:val="es_ES" w:bidi="es_ES"/>
-        </w:rPr>
         <w:t>"nuestro".</w:t>
       </w:r>
     </w:p>
@@ -1585,21 +1392,6 @@
           <w:b/>
           <w:lang w:val="es_ES" w:bidi="es_ES"/>
         </w:rPr>
-        <w:t>γνησίῳ τέκνῳ</w:t>
-      </w:r>
-    </w:p>
-    <w:p>
-      <w:pPr/>
-      <w:r>
-        <w:rPr>
-          <w:lang w:val="es_ES" w:bidi="es_ES"/>
-        </w:rPr>
-      </w:r>
-      <w:r>
-        <w:rPr>
-          <w:b/>
-          <w:lang w:val="es_ES" w:bidi="es_ES"/>
-        </w:rPr>
         <w:t>"VERDADERO hijo".</w:t>
       </w:r>
     </w:p>
@@ -1696,21 +1488,6 @@
           <w:b/>
           <w:lang w:val="es_ES" w:bidi="es_ES"/>
         </w:rPr>
-        <w:t>κατὰ κοινὴν πίστιν</w:t>
-      </w:r>
-    </w:p>
-    <w:p>
-      <w:pPr/>
-      <w:r>
-        <w:rPr>
-          <w:lang w:val="es_ES" w:bidi="es_ES"/>
-        </w:rPr>
-      </w:r>
-      <w:r>
-        <w:rPr>
-          <w:b/>
-          <w:lang w:val="es_ES" w:bidi="es_ES"/>
-        </w:rPr>
         <w:t>"en la común fe".</w:t>
       </w:r>
     </w:p>
@@ -1820,21 +1597,6 @@
           <w:b/>
           <w:lang w:val="es_ES" w:bidi="es_ES"/>
         </w:rPr>
-        <w:t>χάρις καὶ εἰρήνη</w:t>
-      </w:r>
-    </w:p>
-    <w:p>
-      <w:pPr/>
-      <w:r>
-        <w:rPr>
-          <w:lang w:val="es_ES" w:bidi="es_ES"/>
-        </w:rPr>
-      </w:r>
-      <w:r>
-        <w:rPr>
-          <w:b/>
-          <w:lang w:val="es_ES" w:bidi="es_ES"/>
-        </w:rPr>
         <w:t>"Gracia, misericordia y paz".</w:t>
       </w:r>
     </w:p>
@@ -1918,21 +1680,6 @@
           <w:b/>
           <w:lang w:val="es_ES" w:bidi="es_ES"/>
         </w:rPr>
-        <w:t>χάρις καὶ εἰρήνη ἀπὸ Θεοῦ Πατρὸς καὶ Χριστοῦ Ἰησοῦ τοῦ Σωτῆρος ἡμῶν</w:t>
-      </w:r>
-    </w:p>
-    <w:p>
-      <w:pPr/>
-      <w:r>
-        <w:rPr>
-          <w:lang w:val="es_ES" w:bidi="es_ES"/>
-        </w:rPr>
-      </w:r>
-      <w:r>
-        <w:rPr>
-          <w:b/>
-          <w:lang w:val="es_ES" w:bidi="es_ES"/>
-        </w:rPr>
         <w:t>"Gracia, misericordia y paz de Dios Padre y del Señor Jesucristo nuestro Salvador".</w:t>
       </w:r>
     </w:p>
@@ -2042,21 +1789,6 @@
           <w:b/>
           <w:lang w:val="es_ES" w:bidi="es_ES"/>
         </w:rPr>
-        <w:t>Χριστοῦ Ἰησοῦ τοῦ Σωτῆρος ἡμῶν</w:t>
-      </w:r>
-    </w:p>
-    <w:p>
-      <w:pPr/>
-      <w:r>
-        <w:rPr>
-          <w:lang w:val="es_ES" w:bidi="es_ES"/>
-        </w:rPr>
-      </w:r>
-      <w:r>
-        <w:rPr>
-          <w:b/>
-          <w:lang w:val="es_ES" w:bidi="es_ES"/>
-        </w:rPr>
         <w:t>"Jesucristo nuestro Salvador".</w:t>
       </w:r>
     </w:p>
@@ -2120,21 +1852,6 @@
           <w:b/>
           <w:lang w:val="es_ES" w:bidi="es_ES"/>
         </w:rPr>
-        <w:t>ἡμῶν</w:t>
-      </w:r>
-    </w:p>
-    <w:p>
-      <w:pPr/>
-      <w:r>
-        <w:rPr>
-          <w:lang w:val="es_ES" w:bidi="es_ES"/>
-        </w:rPr>
-      </w:r>
-      <w:r>
-        <w:rPr>
-          <w:b/>
-          <w:lang w:val="es_ES" w:bidi="es_ES"/>
-        </w:rPr>
         <w:t>"nuestro".</w:t>
       </w:r>
     </w:p>
@@ -2231,21 +1948,6 @@
           <w:b/>
           <w:lang w:val="es_ES" w:bidi="es_ES"/>
         </w:rPr>
-        <w:t>τούτου χάριν</w:t>
-      </w:r>
-    </w:p>
-    <w:p>
-      <w:pPr/>
-      <w:r>
-        <w:rPr>
-          <w:lang w:val="es_ES" w:bidi="es_ES"/>
-        </w:rPr>
-      </w:r>
-      <w:r>
-        <w:rPr>
-          <w:b/>
-          <w:lang w:val="es_ES" w:bidi="es_ES"/>
-        </w:rPr>
         <w:t>"Por esta Causa".</w:t>
       </w:r>
     </w:p>
@@ -2342,21 +2044,6 @@
           <w:b/>
           <w:lang w:val="es_ES" w:bidi="es_ES"/>
         </w:rPr>
-        <w:t>ἀπέλιπόν σε ἐν Κρήτῃ</w:t>
-      </w:r>
-    </w:p>
-    <w:p>
-      <w:pPr/>
-      <w:r>
-        <w:rPr>
-          <w:lang w:val="es_ES" w:bidi="es_ES"/>
-        </w:rPr>
-      </w:r>
-      <w:r>
-        <w:rPr>
-          <w:b/>
-          <w:lang w:val="es_ES" w:bidi="es_ES"/>
-        </w:rPr>
         <w:t>"Te dejé en Creta".</w:t>
       </w:r>
     </w:p>
@@ -2420,21 +2107,6 @@
           <w:b/>
           <w:lang w:val="es_ES" w:bidi="es_ES"/>
         </w:rPr>
-        <w:t>ἵνα τὰ λείποντα ἐπιδιορθώσῃ</w:t>
-      </w:r>
-    </w:p>
-    <w:p>
-      <w:pPr/>
-      <w:r>
-        <w:rPr>
-          <w:lang w:val="es_ES" w:bidi="es_ES"/>
-        </w:rPr>
-      </w:r>
-      <w:r>
-        <w:rPr>
-          <w:b/>
-          <w:lang w:val="es_ES" w:bidi="es_ES"/>
-        </w:rPr>
         <w:t>"para que corrigieses lo deficiente".</w:t>
       </w:r>
     </w:p>
@@ -2498,21 +2170,6 @@
           <w:b/>
           <w:lang w:val="es_ES" w:bidi="es_ES"/>
         </w:rPr>
-        <w:t>καταστήσῃς &amp; πρεσβυτέρους</w:t>
-      </w:r>
-    </w:p>
-    <w:p>
-      <w:pPr/>
-      <w:r>
-        <w:rPr>
-          <w:lang w:val="es_ES" w:bidi="es_ES"/>
-        </w:rPr>
-      </w:r>
-      <w:r>
-        <w:rPr>
-          <w:b/>
-          <w:lang w:val="es_ES" w:bidi="es_ES"/>
-        </w:rPr>
         <w:t>"Y establecieses ancianos".</w:t>
       </w:r>
     </w:p>
@@ -2576,21 +2233,6 @@
           <w:b/>
           <w:lang w:val="es_ES" w:bidi="es_ES"/>
         </w:rPr>
-        <w:t>εἴ τίς ἐστιν ἀνέγκλητος</w:t>
-      </w:r>
-    </w:p>
-    <w:p>
-      <w:pPr/>
-      <w:r>
-        <w:rPr>
-          <w:lang w:val="es_ES" w:bidi="es_ES"/>
-        </w:rPr>
-      </w:r>
-      <w:r>
-        <w:rPr>
-          <w:b/>
-          <w:lang w:val="es_ES" w:bidi="es_ES"/>
-        </w:rPr>
         <w:t>"el que fuere irreprensible".</w:t>
       </w:r>
     </w:p>
@@ -2674,21 +2316,6 @@
           <w:b/>
           <w:lang w:val="es_ES" w:bidi="es_ES"/>
         </w:rPr>
-        <w:t>ἀνέγκλητος</w:t>
-      </w:r>
-    </w:p>
-    <w:p>
-      <w:pPr/>
-      <w:r>
-        <w:rPr>
-          <w:lang w:val="es_ES" w:bidi="es_ES"/>
-        </w:rPr>
-      </w:r>
-      <w:r>
-        <w:rPr>
-          <w:b/>
-          <w:lang w:val="es_ES" w:bidi="es_ES"/>
-        </w:rPr>
         <w:t>"irreprensible".</w:t>
       </w:r>
     </w:p>
@@ -2785,21 +2412,6 @@
           <w:b/>
           <w:lang w:val="es_ES" w:bidi="es_ES"/>
         </w:rPr>
-        <w:t>μιᾶς γυναικὸς ἀνήρ</w:t>
-      </w:r>
-    </w:p>
-    <w:p>
-      <w:pPr/>
-      <w:r>
-        <w:rPr>
-          <w:lang w:val="es_ES" w:bidi="es_ES"/>
-        </w:rPr>
-      </w:r>
-      <w:r>
-        <w:rPr>
-          <w:b/>
-          <w:lang w:val="es_ES" w:bidi="es_ES"/>
-        </w:rPr>
         <w:t>"Marido de una sola Mujer".</w:t>
       </w:r>
     </w:p>
@@ -2896,21 +2508,6 @@
           <w:b/>
           <w:lang w:val="es_ES" w:bidi="es_ES"/>
         </w:rPr>
-        <w:t>τέκνα &amp; πιστά</w:t>
-      </w:r>
-    </w:p>
-    <w:p>
-      <w:pPr/>
-      <w:r>
-        <w:rPr>
-          <w:lang w:val="es_ES" w:bidi="es_ES"/>
-        </w:rPr>
-      </w:r>
-      <w:r>
-        <w:rPr>
-          <w:b/>
-          <w:lang w:val="es_ES" w:bidi="es_ES"/>
-        </w:rPr>
         <w:t>"hijos creyentes".</w:t>
       </w:r>
     </w:p>
@@ -2994,21 +2591,6 @@
           <w:b/>
           <w:lang w:val="es_ES" w:bidi="es_ES"/>
         </w:rPr>
-        <w:t>τὸν ἐπίσκοπον</w:t>
-      </w:r>
-    </w:p>
-    <w:p>
-      <w:pPr/>
-      <w:r>
-        <w:rPr>
-          <w:lang w:val="es_ES" w:bidi="es_ES"/>
-        </w:rPr>
-      </w:r>
-      <w:r>
-        <w:rPr>
-          <w:b/>
-          <w:lang w:val="es_ES" w:bidi="es_ES"/>
-        </w:rPr>
         <w:t>"El obispo".</w:t>
       </w:r>
     </w:p>
@@ -3105,21 +2687,6 @@
           <w:b/>
           <w:lang w:val="es_ES" w:bidi="es_ES"/>
         </w:rPr>
-        <w:t>Θεοῦ οἰκονόμον</w:t>
-      </w:r>
-    </w:p>
-    <w:p>
-      <w:pPr/>
-      <w:r>
-        <w:rPr>
-          <w:lang w:val="es_ES" w:bidi="es_ES"/>
-        </w:rPr>
-      </w:r>
-      <w:r>
-        <w:rPr>
-          <w:b/>
-          <w:lang w:val="es_ES" w:bidi="es_ES"/>
-        </w:rPr>
         <w:t>"como administrador de Dios".</w:t>
       </w:r>
     </w:p>
@@ -3216,21 +2783,6 @@
           <w:b/>
           <w:lang w:val="es_ES" w:bidi="es_ES"/>
         </w:rPr>
-        <w:t>μὴ πάροινον</w:t>
-      </w:r>
-    </w:p>
-    <w:p>
-      <w:pPr/>
-      <w:r>
-        <w:rPr>
-          <w:lang w:val="es_ES" w:bidi="es_ES"/>
-        </w:rPr>
-      </w:r>
-      <w:r>
-        <w:rPr>
-          <w:b/>
-          <w:lang w:val="es_ES" w:bidi="es_ES"/>
-        </w:rPr>
         <w:t>"no dado al vino".</w:t>
       </w:r>
     </w:p>
@@ -3294,21 +2846,6 @@
           <w:b/>
           <w:lang w:val="es_ES" w:bidi="es_ES"/>
         </w:rPr>
-        <w:t>μὴ πλήκτην</w:t>
-      </w:r>
-    </w:p>
-    <w:p>
-      <w:pPr/>
-      <w:r>
-        <w:rPr>
-          <w:lang w:val="es_ES" w:bidi="es_ES"/>
-        </w:rPr>
-      </w:r>
-      <w:r>
-        <w:rPr>
-          <w:b/>
-          <w:lang w:val="es_ES" w:bidi="es_ES"/>
-        </w:rPr>
         <w:t>"no iracundo"</w:t>
       </w:r>
     </w:p>
@@ -3372,21 +2909,6 @@
           <w:b/>
           <w:lang w:val="es_ES" w:bidi="es_ES"/>
         </w:rPr>
-        <w:t>ἀλλὰ</w:t>
-      </w:r>
-    </w:p>
-    <w:p>
-      <w:pPr/>
-      <w:r>
-        <w:rPr>
-          <w:lang w:val="es_ES" w:bidi="es_ES"/>
-        </w:rPr>
-      </w:r>
-      <w:r>
-        <w:rPr>
-          <w:b/>
-          <w:lang w:val="es_ES" w:bidi="es_ES"/>
-        </w:rPr>
         <w:t>"sino".</w:t>
       </w:r>
     </w:p>
@@ -3483,21 +3005,6 @@
           <w:b/>
           <w:lang w:val="es_ES" w:bidi="es_ES"/>
         </w:rPr>
-        <w:t>φιλάγαθον</w:t>
-      </w:r>
-    </w:p>
-    <w:p>
-      <w:pPr/>
-      <w:r>
-        <w:rPr>
-          <w:lang w:val="es_ES" w:bidi="es_ES"/>
-        </w:rPr>
-      </w:r>
-      <w:r>
-        <w:rPr>
-          <w:b/>
-          <w:lang w:val="es_ES" w:bidi="es_ES"/>
-        </w:rPr>
         <w:t>"amante de lo bueno".</w:t>
       </w:r>
     </w:p>
@@ -3604,21 +3111,6 @@
       </w:r>
       <w:r>
         <w:rPr>
-          <w:b/>
-          <w:lang w:val="es_ES" w:bidi="es_ES"/>
-        </w:rPr>
-        <w:t>σώφρονα &amp; ἐγκρατῆ</w:t>
-      </w:r>
-    </w:p>
-    <w:p>
-      <w:pPr/>
-      <w:r>
-        <w:rPr>
-          <w:lang w:val="es_ES" w:bidi="es_ES"/>
-        </w:rPr>
-      </w:r>
-      <w:r>
-        <w:rPr>
           <w:lang w:val="es_ES" w:bidi="es_ES"/>
         </w:rPr>
         <w:t>"</w:t>
@@ -3740,21 +3232,6 @@
       </w:r>
       <w:r>
         <w:rPr>
-          <w:b/>
-          <w:lang w:val="es_ES" w:bidi="es_ES"/>
-        </w:rPr>
-        <w:t>δίκαιον, ὅσιον</w:t>
-      </w:r>
-    </w:p>
-    <w:p>
-      <w:pPr/>
-      <w:r>
-        <w:rPr>
-          <w:lang w:val="es_ES" w:bidi="es_ES"/>
-        </w:rPr>
-      </w:r>
-      <w:r>
-        <w:rPr>
           <w:lang w:val="es_ES" w:bidi="es_ES"/>
         </w:rPr>
         <w:t>"justo, santo".</w:t>
@@ -3866,21 +3343,6 @@
           <w:b/>
           <w:lang w:val="es_ES" w:bidi="es_ES"/>
         </w:rPr>
-        <w:t>ἀντεχόμενον</w:t>
-      </w:r>
-    </w:p>
-    <w:p>
-      <w:pPr/>
-      <w:r>
-        <w:rPr>
-          <w:lang w:val="es_ES" w:bidi="es_ES"/>
-        </w:rPr>
-      </w:r>
-      <w:r>
-        <w:rPr>
-          <w:b/>
-          <w:lang w:val="es_ES" w:bidi="es_ES"/>
-        </w:rPr>
         <w:t>"retenedor de la palabra fiel".</w:t>
       </w:r>
     </w:p>
@@ -3964,21 +3426,6 @@
           <w:b/>
           <w:lang w:val="es_ES" w:bidi="es_ES"/>
         </w:rPr>
-        <w:t>κατὰ τὴν διδαχὴν</w:t>
-      </w:r>
-    </w:p>
-    <w:p>
-      <w:pPr/>
-      <w:r>
-        <w:rPr>
-          <w:lang w:val="es_ES" w:bidi="es_ES"/>
-        </w:rPr>
-      </w:r>
-      <w:r>
-        <w:rPr>
-          <w:b/>
-          <w:lang w:val="es_ES" w:bidi="es_ES"/>
-        </w:rPr>
         <w:t>"tal como ha sido enseñada".</w:t>
       </w:r>
     </w:p>
@@ -4042,21 +3489,6 @@
           <w:b/>
           <w:lang w:val="es_ES" w:bidi="es_ES"/>
         </w:rPr>
-        <w:t>ἵνα</w:t>
-      </w:r>
-    </w:p>
-    <w:p>
-      <w:pPr/>
-      <w:r>
-        <w:rPr>
-          <w:lang w:val="es_ES" w:bidi="es_ES"/>
-        </w:rPr>
-      </w:r>
-      <w:r>
-        <w:rPr>
-          <w:b/>
-          <w:lang w:val="es_ES" w:bidi="es_ES"/>
-        </w:rPr>
         <w:t>"para que".</w:t>
       </w:r>
     </w:p>
@@ -4153,21 +3585,6 @@
           <w:b/>
           <w:lang w:val="es_ES" w:bidi="es_ES"/>
         </w:rPr>
-        <w:t>τῇ διδασκαλίᾳ τῇ ὑγιαινούσῃ</w:t>
-      </w:r>
-    </w:p>
-    <w:p>
-      <w:pPr/>
-      <w:r>
-        <w:rPr>
-          <w:lang w:val="es_ES" w:bidi="es_ES"/>
-        </w:rPr>
-      </w:r>
-      <w:r>
-        <w:rPr>
-          <w:b/>
-          <w:lang w:val="es_ES" w:bidi="es_ES"/>
-        </w:rPr>
         <w:t>"sana enseñanza ".</w:t>
       </w:r>
     </w:p>
@@ -4277,21 +3694,6 @@
           <w:b/>
           <w:lang w:val="es_ES" w:bidi="es_ES"/>
         </w:rPr>
-        <w:t>ματαιολόγοι</w:t>
-      </w:r>
-    </w:p>
-    <w:p>
-      <w:pPr/>
-      <w:r>
-        <w:rPr>
-          <w:lang w:val="es_ES" w:bidi="es_ES"/>
-        </w:rPr>
-      </w:r>
-      <w:r>
-        <w:rPr>
-          <w:b/>
-          <w:lang w:val="es_ES" w:bidi="es_ES"/>
-        </w:rPr>
         <w:t>"habladores de vanidades".</w:t>
       </w:r>
     </w:p>
@@ -4401,21 +3803,6 @@
           <w:b/>
           <w:lang w:val="es_ES" w:bidi="es_ES"/>
         </w:rPr>
-        <w:t>φρεναπάται</w:t>
-      </w:r>
-    </w:p>
-    <w:p>
-      <w:pPr/>
-      <w:r>
-        <w:rPr>
-          <w:lang w:val="es_ES" w:bidi="es_ES"/>
-        </w:rPr>
-      </w:r>
-      <w:r>
-        <w:rPr>
-          <w:b/>
-          <w:lang w:val="es_ES" w:bidi="es_ES"/>
-        </w:rPr>
         <w:t>"engañadores".</w:t>
       </w:r>
     </w:p>
@@ -4509,21 +3896,6 @@
       </w:r>
       <w:r>
         <w:rPr>
-          <w:b/>
-          <w:lang w:val="es_ES" w:bidi="es_ES"/>
-        </w:rPr>
-        <w:t>ματαιολόγοι, καὶ φρεναπάται</w:t>
-      </w:r>
-    </w:p>
-    <w:p>
-      <w:pPr/>
-      <w:r>
-        <w:rPr>
-          <w:lang w:val="es_ES" w:bidi="es_ES"/>
-        </w:rPr>
-      </w:r>
-      <w:r>
-        <w:rPr>
           <w:lang w:val="es_ES" w:bidi="es_ES"/>
         </w:rPr>
         <w:t>"</w:t>
@@ -4655,21 +4027,6 @@
           <w:b/>
           <w:lang w:val="es_ES" w:bidi="es_ES"/>
         </w:rPr>
-        <w:t>οἱ ἐκ τῆς περιτομῆς</w:t>
-      </w:r>
-    </w:p>
-    <w:p>
-      <w:pPr/>
-      <w:r>
-        <w:rPr>
-          <w:lang w:val="es_ES" w:bidi="es_ES"/>
-        </w:rPr>
-      </w:r>
-      <w:r>
-        <w:rPr>
-          <w:b/>
-          <w:lang w:val="es_ES" w:bidi="es_ES"/>
-        </w:rPr>
         <w:t>"mayormente los de la circuncisión".</w:t>
       </w:r>
     </w:p>
@@ -4766,21 +4123,6 @@
           <w:b/>
           <w:lang w:val="es_ES" w:bidi="es_ES"/>
         </w:rPr>
-        <w:t>οὓς δεῖ ἐπιστομίζειν</w:t>
-      </w:r>
-    </w:p>
-    <w:p>
-      <w:pPr/>
-      <w:r>
-        <w:rPr>
-          <w:lang w:val="es_ES" w:bidi="es_ES"/>
-        </w:rPr>
-      </w:r>
-      <w:r>
-        <w:rPr>
-          <w:b/>
-          <w:lang w:val="es_ES" w:bidi="es_ES"/>
-        </w:rPr>
         <w:t>"a los cuales es preciso tapar la boca".</w:t>
       </w:r>
     </w:p>
@@ -4864,21 +4206,6 @@
           <w:b/>
           <w:lang w:val="es_ES" w:bidi="es_ES"/>
         </w:rPr>
-        <w:t>ὅλους οἴκους ἀνατρέπουσιν</w:t>
-      </w:r>
-    </w:p>
-    <w:p>
-      <w:pPr/>
-      <w:r>
-        <w:rPr>
-          <w:lang w:val="es_ES" w:bidi="es_ES"/>
-        </w:rPr>
-      </w:r>
-      <w:r>
-        <w:rPr>
-          <w:b/>
-          <w:lang w:val="es_ES" w:bidi="es_ES"/>
-        </w:rPr>
         <w:t>"que trastornan casas enteras".</w:t>
       </w:r>
     </w:p>
@@ -4962,21 +4289,6 @@
           <w:b/>
           <w:lang w:val="es_ES" w:bidi="es_ES"/>
         </w:rPr>
-        <w:t>αἰσχροῦ κέρδους χάριν</w:t>
-      </w:r>
-    </w:p>
-    <w:p>
-      <w:pPr/>
-      <w:r>
-        <w:rPr>
-          <w:lang w:val="es_ES" w:bidi="es_ES"/>
-        </w:rPr>
-      </w:r>
-      <w:r>
-        <w:rPr>
-          <w:b/>
-          <w:lang w:val="es_ES" w:bidi="es_ES"/>
-        </w:rPr>
         <w:t>"enseñando por ganancia deshonesta".</w:t>
       </w:r>
     </w:p>
@@ -5086,21 +4398,6 @@
           <w:b/>
           <w:lang w:val="es_ES" w:bidi="es_ES"/>
         </w:rPr>
-        <w:t>τις ἐξ αὐτῶν, ἴδιος αὐτῶν προφήτης</w:t>
-      </w:r>
-    </w:p>
-    <w:p>
-      <w:pPr/>
-      <w:r>
-        <w:rPr>
-          <w:lang w:val="es_ES" w:bidi="es_ES"/>
-        </w:rPr>
-      </w:r>
-      <w:r>
-        <w:rPr>
-          <w:b/>
-          <w:lang w:val="es_ES" w:bidi="es_ES"/>
-        </w:rPr>
         <w:t>"Uno de ellos, su propio profeta".</w:t>
       </w:r>
     </w:p>
@@ -5164,21 +4461,6 @@
           <w:b/>
           <w:lang w:val="es_ES" w:bidi="es_ES"/>
         </w:rPr>
-        <w:t>Κρῆτες ἀεὶ ψεῦσται</w:t>
-      </w:r>
-    </w:p>
-    <w:p>
-      <w:pPr/>
-      <w:r>
-        <w:rPr>
-          <w:lang w:val="es_ES" w:bidi="es_ES"/>
-        </w:rPr>
-      </w:r>
-      <w:r>
-        <w:rPr>
-          <w:b/>
-          <w:lang w:val="es_ES" w:bidi="es_ES"/>
-        </w:rPr>
         <w:t>"Los cretenses, siempre mentirosos"</w:t>
       </w:r>
     </w:p>
@@ -5275,21 +4557,6 @@
           <w:b/>
           <w:lang w:val="es_ES" w:bidi="es_ES"/>
         </w:rPr>
-        <w:t>κακὰ θηρία</w:t>
-      </w:r>
-    </w:p>
-    <w:p>
-      <w:pPr/>
-      <w:r>
-        <w:rPr>
-          <w:lang w:val="es_ES" w:bidi="es_ES"/>
-        </w:rPr>
-      </w:r>
-      <w:r>
-        <w:rPr>
-          <w:b/>
-          <w:lang w:val="es_ES" w:bidi="es_ES"/>
-        </w:rPr>
         <w:t>"malas bestias".</w:t>
       </w:r>
     </w:p>
@@ -5399,21 +4666,6 @@
           <w:b/>
           <w:lang w:val="es_ES" w:bidi="es_ES"/>
         </w:rPr>
-        <w:t>γαστέρες ἀργαί</w:t>
-      </w:r>
-    </w:p>
-    <w:p>
-      <w:pPr/>
-      <w:r>
-        <w:rPr>
-          <w:lang w:val="es_ES" w:bidi="es_ES"/>
-        </w:rPr>
-      </w:r>
-      <w:r>
-        <w:rPr>
-          <w:b/>
-          <w:lang w:val="es_ES" w:bidi="es_ES"/>
-        </w:rPr>
         <w:t>"glotones ociosos".</w:t>
       </w:r>
     </w:p>
@@ -5497,21 +4749,6 @@
           <w:b/>
           <w:lang w:val="es_ES" w:bidi="es_ES"/>
         </w:rPr>
-        <w:t>δι’ ἣν αἰτίαν ἔλεγχε αὐτοὺς ἀποτόμως</w:t>
-      </w:r>
-    </w:p>
-    <w:p>
-      <w:pPr/>
-      <w:r>
-        <w:rPr>
-          <w:lang w:val="es_ES" w:bidi="es_ES"/>
-        </w:rPr>
-      </w:r>
-      <w:r>
-        <w:rPr>
-          <w:b/>
-          <w:lang w:val="es_ES" w:bidi="es_ES"/>
-        </w:rPr>
         <w:t>"Por lo tanto, repréndelos duramente".</w:t>
       </w:r>
     </w:p>
@@ -5575,21 +4812,6 @@
           <w:b/>
           <w:lang w:val="es_ES" w:bidi="es_ES"/>
         </w:rPr>
-        <w:t>δι’ ἣν αἰτίαν</w:t>
-      </w:r>
-    </w:p>
-    <w:p>
-      <w:pPr/>
-      <w:r>
-        <w:rPr>
-          <w:lang w:val="es_ES" w:bidi="es_ES"/>
-        </w:rPr>
-      </w:r>
-      <w:r>
-        <w:rPr>
-          <w:b/>
-          <w:lang w:val="es_ES" w:bidi="es_ES"/>
-        </w:rPr>
         <w:t>"Por tanto".</w:t>
       </w:r>
     </w:p>
@@ -5672,21 +4894,6 @@
         <w:rPr>
           <w:lang w:val="es_ES" w:bidi="es_ES"/>
         </w:rPr>
-      </w:r>
-    </w:p>
-    <w:p>
-      <w:pPr/>
-      <w:r>
-        <w:rPr>
-          <w:lang w:val="es_ES" w:bidi="es_ES"/>
-        </w:rPr>
-      </w:r>
-      <w:r>
-        <w:rPr>
-          <w:b/>
-          <w:lang w:val="es_ES" w:bidi="es_ES"/>
-        </w:rPr>
-        <w:t>αὐτοὺς</w:t>
       </w:r>
     </w:p>
     <w:p>
@@ -5850,21 +5057,6 @@
           <w:b/>
           <w:lang w:val="es_ES" w:bidi="es_ES"/>
         </w:rPr>
-        <w:t>ἵνα ὑγιαίνωσιν ἐν τῇ πίστει</w:t>
-      </w:r>
-    </w:p>
-    <w:p>
-      <w:pPr/>
-      <w:r>
-        <w:rPr>
-          <w:lang w:val="es_ES" w:bidi="es_ES"/>
-        </w:rPr>
-      </w:r>
-      <w:r>
-        <w:rPr>
-          <w:b/>
-          <w:lang w:val="es_ES" w:bidi="es_ES"/>
-        </w:rPr>
         <w:t>"para que sean sanos en la fe".</w:t>
       </w:r>
     </w:p>
@@ -5961,21 +5153,6 @@
           <w:b/>
           <w:lang w:val="es_ES" w:bidi="es_ES"/>
         </w:rPr>
-        <w:t>ἵνα</w:t>
-      </w:r>
-    </w:p>
-    <w:p>
-      <w:pPr/>
-      <w:r>
-        <w:rPr>
-          <w:lang w:val="es_ES" w:bidi="es_ES"/>
-        </w:rPr>
-      </w:r>
-      <w:r>
-        <w:rPr>
-          <w:b/>
-          <w:lang w:val="es_ES" w:bidi="es_ES"/>
-        </w:rPr>
         <w:t>"para que"</w:t>
       </w:r>
     </w:p>
@@ -6085,21 +5262,6 @@
           <w:b/>
           <w:lang w:val="es_ES" w:bidi="es_ES"/>
         </w:rPr>
-        <w:t>ἐν τῇ πίστει</w:t>
-      </w:r>
-    </w:p>
-    <w:p>
-      <w:pPr/>
-      <w:r>
-        <w:rPr>
-          <w:lang w:val="es_ES" w:bidi="es_ES"/>
-        </w:rPr>
-      </w:r>
-      <w:r>
-        <w:rPr>
-          <w:b/>
-          <w:lang w:val="es_ES" w:bidi="es_ES"/>
-        </w:rPr>
         <w:t>"en la fe"</w:t>
       </w:r>
     </w:p>
@@ -6196,21 +5358,6 @@
           <w:b/>
           <w:lang w:val="es_ES" w:bidi="es_ES"/>
         </w:rPr>
-        <w:t>Ἰουδαϊκοῖς μύθοις</w:t>
-      </w:r>
-    </w:p>
-    <w:p>
-      <w:pPr/>
-      <w:r>
-        <w:rPr>
-          <w:lang w:val="es_ES" w:bidi="es_ES"/>
-        </w:rPr>
-      </w:r>
-      <w:r>
-        <w:rPr>
-          <w:b/>
-          <w:lang w:val="es_ES" w:bidi="es_ES"/>
-        </w:rPr>
         <w:t>"a mitos judíos"</w:t>
       </w:r>
     </w:p>
@@ -6274,21 +5421,6 @@
           <w:b/>
           <w:lang w:val="es_ES" w:bidi="es_ES"/>
         </w:rPr>
-        <w:t>ἀποστρεφομένων τὴν ἀλήθειαν</w:t>
-      </w:r>
-    </w:p>
-    <w:p>
-      <w:pPr/>
-      <w:r>
-        <w:rPr>
-          <w:lang w:val="es_ES" w:bidi="es_ES"/>
-        </w:rPr>
-      </w:r>
-      <w:r>
-        <w:rPr>
-          <w:b/>
-          <w:lang w:val="es_ES" w:bidi="es_ES"/>
-        </w:rPr>
         <w:t>"quienes han rechazado la verdad"</w:t>
       </w:r>
     </w:p>
@@ -6372,21 +5504,6 @@
           <w:b/>
           <w:lang w:val="es_ES" w:bidi="es_ES"/>
         </w:rPr>
-        <w:t>πάντα καθαρὰ τοῖς καθαροῖς</w:t>
-      </w:r>
-    </w:p>
-    <w:p>
-      <w:pPr/>
-      <w:r>
-        <w:rPr>
-          <w:lang w:val="es_ES" w:bidi="es_ES"/>
-        </w:rPr>
-      </w:r>
-      <w:r>
-        <w:rPr>
-          <w:b/>
-          <w:lang w:val="es_ES" w:bidi="es_ES"/>
-        </w:rPr>
         <w:t>"Para los puros, todas las cosas son puras"</w:t>
       </w:r>
     </w:p>
@@ -6470,21 +5587,6 @@
           <w:b/>
           <w:lang w:val="es_ES" w:bidi="es_ES"/>
         </w:rPr>
-        <w:t>τοῖς καθαροῖς</w:t>
-      </w:r>
-    </w:p>
-    <w:p>
-      <w:pPr/>
-      <w:r>
-        <w:rPr>
-          <w:lang w:val="es_ES" w:bidi="es_ES"/>
-        </w:rPr>
-      </w:r>
-      <w:r>
-        <w:rPr>
-          <w:b/>
-          <w:lang w:val="es_ES" w:bidi="es_ES"/>
-        </w:rPr>
         <w:t>"A los puros"</w:t>
       </w:r>
     </w:p>
@@ -6548,21 +5650,6 @@
           <w:b/>
           <w:lang w:val="es_ES" w:bidi="es_ES"/>
         </w:rPr>
-        <w:t>δὲ</w:t>
-      </w:r>
-    </w:p>
-    <w:p>
-      <w:pPr/>
-      <w:r>
-        <w:rPr>
-          <w:lang w:val="es_ES" w:bidi="es_ES"/>
-        </w:rPr>
-      </w:r>
-      <w:r>
-        <w:rPr>
-          <w:b/>
-          <w:lang w:val="es_ES" w:bidi="es_ES"/>
-        </w:rPr>
         <w:t>"pero"</w:t>
       </w:r>
     </w:p>
@@ -6659,21 +5746,6 @@
           <w:b/>
           <w:lang w:val="es_ES" w:bidi="es_ES"/>
         </w:rPr>
-        <w:t>τοῖς δὲ μεμιαμμένοις καὶ ἀπίστοις, οὐδὲν καθαρόν</w:t>
-      </w:r>
-    </w:p>
-    <w:p>
-      <w:pPr/>
-      <w:r>
-        <w:rPr>
-          <w:lang w:val="es_ES" w:bidi="es_ES"/>
-        </w:rPr>
-      </w:r>
-      <w:r>
-        <w:rPr>
-          <w:b/>
-          <w:lang w:val="es_ES" w:bidi="es_ES"/>
-        </w:rPr>
         <w:t>"pero para los corrompidos e incrédulos nada es puro"</w:t>
       </w:r>
     </w:p>
@@ -6757,21 +5829,6 @@
           <w:b/>
           <w:lang w:val="es_ES" w:bidi="es_ES"/>
         </w:rPr>
-        <w:t>δὲ</w:t>
-      </w:r>
-    </w:p>
-    <w:p>
-      <w:pPr/>
-      <w:r>
-        <w:rPr>
-          <w:lang w:val="es_ES" w:bidi="es_ES"/>
-        </w:rPr>
-      </w:r>
-      <w:r>
-        <w:rPr>
-          <w:b/>
-          <w:lang w:val="es_ES" w:bidi="es_ES"/>
-        </w:rPr>
         <w:t>"pero"</w:t>
       </w:r>
     </w:p>
@@ -6868,21 +5925,6 @@
           <w:b/>
           <w:lang w:val="es_ES" w:bidi="es_ES"/>
         </w:rPr>
-        <w:t>τοῖς &amp; ἔργοις ἀρνοῦνται</w:t>
-      </w:r>
-    </w:p>
-    <w:p>
-      <w:pPr/>
-      <w:r>
-        <w:rPr>
-          <w:lang w:val="es_ES" w:bidi="es_ES"/>
-        </w:rPr>
-      </w:r>
-      <w:r>
-        <w:rPr>
-          <w:b/>
-          <w:lang w:val="es_ES" w:bidi="es_ES"/>
-        </w:rPr>
         <w:t>"por sus"</w:t>
       </w:r>
       <w:r>
@@ -6959,21 +6001,6 @@
           <w:b/>
           <w:lang w:val="es_ES" w:bidi="es_ES"/>
         </w:rPr>
-        <w:t>σὺ δὲ</w:t>
-      </w:r>
-    </w:p>
-    <w:p>
-      <w:pPr/>
-      <w:r>
-        <w:rPr>
-          <w:lang w:val="es_ES" w:bidi="es_ES"/>
-        </w:rPr>
-      </w:r>
-      <w:r>
-        <w:rPr>
-          <w:b/>
-          <w:lang w:val="es_ES" w:bidi="es_ES"/>
-        </w:rPr>
         <w:t>"Pero en cuanto a ti"</w:t>
       </w:r>
     </w:p>
@@ -7070,21 +6097,6 @@
           <w:b/>
           <w:lang w:val="es_ES" w:bidi="es_ES"/>
         </w:rPr>
-        <w:t>τῇ ὑγιαινούσῃ διδασκαλίᾳ</w:t>
-      </w:r>
-    </w:p>
-    <w:p>
-      <w:pPr/>
-      <w:r>
-        <w:rPr>
-          <w:lang w:val="es_ES" w:bidi="es_ES"/>
-        </w:rPr>
-      </w:r>
-      <w:r>
-        <w:rPr>
-          <w:b/>
-          <w:lang w:val="es_ES" w:bidi="es_ES"/>
-        </w:rPr>
         <w:t>"sana doctrina".</w:t>
       </w:r>
     </w:p>
@@ -7181,21 +6193,6 @@
           <w:b/>
           <w:lang w:val="es_ES" w:bidi="es_ES"/>
         </w:rPr>
-        <w:t>πρεσβύτας &amp; εἶναι</w:t>
-      </w:r>
-    </w:p>
-    <w:p>
-      <w:pPr/>
-      <w:r>
-        <w:rPr>
-          <w:lang w:val="es_ES" w:bidi="es_ES"/>
-        </w:rPr>
-      </w:r>
-      <w:r>
-        <w:rPr>
-          <w:b/>
-          <w:lang w:val="es_ES" w:bidi="es_ES"/>
-        </w:rPr>
         <w:t>"Hombres mayores"</w:t>
       </w:r>
       <w:r>
@@ -7292,21 +6289,6 @@
           <w:b/>
           <w:lang w:val="es_ES" w:bidi="es_ES"/>
         </w:rPr>
-        <w:t>νηφαλίους &amp; σεμνούς, σώφρονας</w:t>
-      </w:r>
-    </w:p>
-    <w:p>
-      <w:pPr/>
-      <w:r>
-        <w:rPr>
-          <w:lang w:val="es_ES" w:bidi="es_ES"/>
-        </w:rPr>
-      </w:r>
-      <w:r>
-        <w:rPr>
-          <w:b/>
-          <w:lang w:val="es_ES" w:bidi="es_ES"/>
-        </w:rPr>
         <w:t>"templado"</w:t>
       </w:r>
       <w:r>
@@ -7403,21 +6385,6 @@
           <w:b/>
           <w:lang w:val="es_ES" w:bidi="es_ES"/>
         </w:rPr>
-        <w:t>νηφαλίους</w:t>
-      </w:r>
-    </w:p>
-    <w:p>
-      <w:pPr/>
-      <w:r>
-        <w:rPr>
-          <w:lang w:val="es_ES" w:bidi="es_ES"/>
-        </w:rPr>
-      </w:r>
-      <w:r>
-        <w:rPr>
-          <w:b/>
-          <w:lang w:val="es_ES" w:bidi="es_ES"/>
-        </w:rPr>
         <w:t>"sobrio"</w:t>
       </w:r>
     </w:p>
@@ -7481,21 +6448,6 @@
           <w:b/>
           <w:lang w:val="es_ES" w:bidi="es_ES"/>
         </w:rPr>
-        <w:t>σώφρονας</w:t>
-      </w:r>
-    </w:p>
-    <w:p>
-      <w:pPr/>
-      <w:r>
-        <w:rPr>
-          <w:lang w:val="es_ES" w:bidi="es_ES"/>
-        </w:rPr>
-      </w:r>
-      <w:r>
-        <w:rPr>
-          <w:b/>
-          <w:lang w:val="es_ES" w:bidi="es_ES"/>
-        </w:rPr>
         <w:t>"autocontrolado"</w:t>
       </w:r>
     </w:p>
@@ -7559,21 +6511,6 @@
           <w:b/>
           <w:lang w:val="es_ES" w:bidi="es_ES"/>
         </w:rPr>
-        <w:t>ὑγιαίνοντας τῇ πίστει τῇ ἀγάπῃ, τῇ ὑπομονῇ</w:t>
-      </w:r>
-    </w:p>
-    <w:p>
-      <w:pPr/>
-      <w:r>
-        <w:rPr>
-          <w:lang w:val="es_ES" w:bidi="es_ES"/>
-        </w:rPr>
-      </w:r>
-      <w:r>
-        <w:rPr>
-          <w:b/>
-          <w:lang w:val="es_ES" w:bidi="es_ES"/>
-        </w:rPr>
         <w:t>"y sólidos en la fe, el amor y la perseverancia"</w:t>
       </w:r>
     </w:p>
@@ -7735,21 +6672,6 @@
           <w:b/>
           <w:lang w:val="es_ES" w:bidi="es_ES"/>
         </w:rPr>
-        <w:t>ὑγιαίνοντας τῇ πίστει</w:t>
-      </w:r>
-    </w:p>
-    <w:p>
-      <w:pPr/>
-      <w:r>
-        <w:rPr>
-          <w:lang w:val="es_ES" w:bidi="es_ES"/>
-        </w:rPr>
-      </w:r>
-      <w:r>
-        <w:rPr>
-          <w:b/>
-          <w:lang w:val="es_ES" w:bidi="es_ES"/>
-        </w:rPr>
         <w:t>"y sanos en la fe y"</w:t>
       </w:r>
     </w:p>
@@ -7846,21 +6768,6 @@
           <w:b/>
           <w:lang w:val="es_ES" w:bidi="es_ES"/>
         </w:rPr>
-        <w:t>τῇ ἀγάπῃ</w:t>
-      </w:r>
-    </w:p>
-    <w:p>
-      <w:pPr/>
-      <w:r>
-        <w:rPr>
-          <w:lang w:val="es_ES" w:bidi="es_ES"/>
-        </w:rPr>
-      </w:r>
-      <w:r>
-        <w:rPr>
-          <w:b/>
-          <w:lang w:val="es_ES" w:bidi="es_ES"/>
-        </w:rPr>
         <w:t>"amor y"</w:t>
       </w:r>
     </w:p>
@@ -7957,21 +6864,6 @@
           <w:b/>
           <w:lang w:val="es_ES" w:bidi="es_ES"/>
         </w:rPr>
-        <w:t>τῇ ὑπομονῇ</w:t>
-      </w:r>
-    </w:p>
-    <w:p>
-      <w:pPr/>
-      <w:r>
-        <w:rPr>
-          <w:lang w:val="es_ES" w:bidi="es_ES"/>
-        </w:rPr>
-      </w:r>
-      <w:r>
-        <w:rPr>
-          <w:b/>
-          <w:lang w:val="es_ES" w:bidi="es_ES"/>
-        </w:rPr>
         <w:t>"y perseverancia"</w:t>
       </w:r>
     </w:p>
@@ -8081,21 +6973,6 @@
           <w:b/>
           <w:lang w:val="es_ES" w:bidi="es_ES"/>
         </w:rPr>
-        <w:t>πρεσβύτιδας ὡσαύτως</w:t>
-      </w:r>
-    </w:p>
-    <w:p>
-      <w:pPr/>
-      <w:r>
-        <w:rPr>
-          <w:lang w:val="es_ES" w:bidi="es_ES"/>
-        </w:rPr>
-      </w:r>
-      <w:r>
-        <w:rPr>
-          <w:b/>
-          <w:lang w:val="es_ES" w:bidi="es_ES"/>
-        </w:rPr>
         <w:t>"Las mujeres mayores igualmente"</w:t>
       </w:r>
     </w:p>
@@ -8192,21 +7069,6 @@
           <w:b/>
           <w:lang w:val="es_ES" w:bidi="es_ES"/>
         </w:rPr>
-        <w:t>οἴνῳ πολλῷ δεδουλωμένας</w:t>
-      </w:r>
-    </w:p>
-    <w:p>
-      <w:pPr/>
-      <w:r>
-        <w:rPr>
-          <w:lang w:val="es_ES" w:bidi="es_ES"/>
-        </w:rPr>
-      </w:r>
-      <w:r>
-        <w:rPr>
-          <w:b/>
-          <w:lang w:val="es_ES" w:bidi="es_ES"/>
-        </w:rPr>
         <w:t>"adicto a mucho vino"</w:t>
       </w:r>
     </w:p>
@@ -8290,21 +7152,6 @@
           <w:b/>
           <w:lang w:val="es_ES" w:bidi="es_ES"/>
         </w:rPr>
-        <w:t>οἴνῳ πολλῷ δεδουλωμένας</w:t>
-      </w:r>
-    </w:p>
-    <w:p>
-      <w:pPr/>
-      <w:r>
-        <w:rPr>
-          <w:lang w:val="es_ES" w:bidi="es_ES"/>
-        </w:rPr>
-      </w:r>
-      <w:r>
-        <w:rPr>
-          <w:b/>
-          <w:lang w:val="es_ES" w:bidi="es_ES"/>
-        </w:rPr>
         <w:t>"adicto a mucho vino"</w:t>
       </w:r>
     </w:p>
@@ -8388,21 +7235,6 @@
           <w:b/>
           <w:lang w:val="es_ES" w:bidi="es_ES"/>
         </w:rPr>
-        <w:t>καλοδιδασκάλους</w:t>
-      </w:r>
-    </w:p>
-    <w:p>
-      <w:pPr/>
-      <w:r>
-        <w:rPr>
-          <w:lang w:val="es_ES" w:bidi="es_ES"/>
-        </w:rPr>
-      </w:r>
-      <w:r>
-        <w:rPr>
-          <w:b/>
-          <w:lang w:val="es_ES" w:bidi="es_ES"/>
-        </w:rPr>
         <w:t>"pero maestras del bien"</w:t>
       </w:r>
     </w:p>
@@ -8486,21 +7318,6 @@
           <w:b/>
           <w:lang w:val="es_ES" w:bidi="es_ES"/>
         </w:rPr>
-        <w:t>ἵνα</w:t>
-      </w:r>
-    </w:p>
-    <w:p>
-      <w:pPr/>
-      <w:r>
-        <w:rPr>
-          <w:lang w:val="es_ES" w:bidi="es_ES"/>
-        </w:rPr>
-      </w:r>
-      <w:r>
-        <w:rPr>
-          <w:b/>
-          <w:lang w:val="es_ES" w:bidi="es_ES"/>
-        </w:rPr>
         <w:t>"De esta manera"</w:t>
       </w:r>
     </w:p>
@@ -8623,21 +7440,6 @@
           <w:b/>
           <w:lang w:val="es_ES" w:bidi="es_ES"/>
         </w:rPr>
-        <w:t>φιλάνδρους</w:t>
-      </w:r>
-    </w:p>
-    <w:p>
-      <w:pPr/>
-      <w:r>
-        <w:rPr>
-          <w:lang w:val="es_ES" w:bidi="es_ES"/>
-        </w:rPr>
-      </w:r>
-      <w:r>
-        <w:rPr>
-          <w:b/>
-          <w:lang w:val="es_ES" w:bidi="es_ES"/>
-        </w:rPr>
         <w:t>"aman a sus maridos"</w:t>
       </w:r>
     </w:p>
@@ -8714,21 +7516,6 @@
           <w:b/>
           <w:lang w:val="es_ES" w:bidi="es_ES"/>
         </w:rPr>
-        <w:t>φιλοτέκνους</w:t>
-      </w:r>
-    </w:p>
-    <w:p>
-      <w:pPr/>
-      <w:r>
-        <w:rPr>
-          <w:lang w:val="es_ES" w:bidi="es_ES"/>
-        </w:rPr>
-      </w:r>
-      <w:r>
-        <w:rPr>
-          <w:b/>
-          <w:lang w:val="es_ES" w:bidi="es_ES"/>
-        </w:rPr>
         <w:t>"y niños"</w:t>
       </w:r>
     </w:p>
@@ -8792,21 +7579,6 @@
           <w:b/>
           <w:lang w:val="es_ES" w:bidi="es_ES"/>
         </w:rPr>
-        <w:t>ὑποτασσομένας τοῖς ἰδίοις ἀνδράσιν</w:t>
-      </w:r>
-    </w:p>
-    <w:p>
-      <w:pPr/>
-      <w:r>
-        <w:rPr>
-          <w:lang w:val="es_ES" w:bidi="es_ES"/>
-        </w:rPr>
-      </w:r>
-      <w:r>
-        <w:rPr>
-          <w:b/>
-          <w:lang w:val="es_ES" w:bidi="es_ES"/>
-        </w:rPr>
         <w:t>"y sumisas a sus propios maridos"</w:t>
       </w:r>
     </w:p>
@@ -8870,21 +7642,6 @@
           <w:b/>
           <w:lang w:val="es_ES" w:bidi="es_ES"/>
         </w:rPr>
-        <w:t>ἵνα</w:t>
-      </w:r>
-    </w:p>
-    <w:p>
-      <w:pPr/>
-      <w:r>
-        <w:rPr>
-          <w:lang w:val="es_ES" w:bidi="es_ES"/>
-        </w:rPr>
-      </w:r>
-      <w:r>
-        <w:rPr>
-          <w:b/>
-          <w:lang w:val="es_ES" w:bidi="es_ES"/>
-        </w:rPr>
         <w:t>"para que"</w:t>
       </w:r>
     </w:p>
@@ -8994,21 +7751,6 @@
           <w:b/>
           <w:lang w:val="es_ES" w:bidi="es_ES"/>
         </w:rPr>
-        <w:t>ἵνα μὴ ὁ λόγος τοῦ Θεοῦ βλασφημῆται</w:t>
-      </w:r>
-    </w:p>
-    <w:p>
-      <w:pPr/>
-      <w:r>
-        <w:rPr>
-          <w:lang w:val="es_ES" w:bidi="es_ES"/>
-        </w:rPr>
-      </w:r>
-      <w:r>
-        <w:rPr>
-          <w:b/>
-          <w:lang w:val="es_ES" w:bidi="es_ES"/>
-        </w:rPr>
         <w:t>"para que la palabra de Dios no sea desacreditada"</w:t>
       </w:r>
     </w:p>
@@ -9092,21 +7834,6 @@
           <w:b/>
           <w:lang w:val="es_ES" w:bidi="es_ES"/>
         </w:rPr>
-        <w:t>ὁ λόγος τοῦ Θεοῦ</w:t>
-      </w:r>
-    </w:p>
-    <w:p>
-      <w:pPr/>
-      <w:r>
-        <w:rPr>
-          <w:lang w:val="es_ES" w:bidi="es_ES"/>
-        </w:rPr>
-      </w:r>
-      <w:r>
-        <w:rPr>
-          <w:b/>
-          <w:lang w:val="es_ES" w:bidi="es_ES"/>
-        </w:rPr>
         <w:t>"la palabra de Dios"</w:t>
       </w:r>
     </w:p>
@@ -9203,21 +7930,6 @@
           <w:b/>
           <w:lang w:val="es_ES" w:bidi="es_ES"/>
         </w:rPr>
-        <w:t>ὡσαύτως</w:t>
-      </w:r>
-    </w:p>
-    <w:p>
-      <w:pPr/>
-      <w:r>
-        <w:rPr>
-          <w:lang w:val="es_ES" w:bidi="es_ES"/>
-        </w:rPr>
-      </w:r>
-      <w:r>
-        <w:rPr>
-          <w:b/>
-          <w:lang w:val="es_ES" w:bidi="es_ES"/>
-        </w:rPr>
         <w:t>"De la misma manera".</w:t>
       </w:r>
     </w:p>
@@ -9281,21 +7993,6 @@
           <w:b/>
           <w:lang w:val="es_ES" w:bidi="es_ES"/>
         </w:rPr>
-        <w:t>περὶ πάντα</w:t>
-      </w:r>
-    </w:p>
-    <w:p>
-      <w:pPr/>
-      <w:r>
-        <w:rPr>
-          <w:lang w:val="es_ES" w:bidi="es_ES"/>
-        </w:rPr>
-      </w:r>
-      <w:r>
-        <w:rPr>
-          <w:b/>
-          <w:lang w:val="es_ES" w:bidi="es_ES"/>
-        </w:rPr>
         <w:t>"En todo".</w:t>
       </w:r>
     </w:p>
@@ -9359,21 +8056,6 @@
           <w:b/>
           <w:lang w:val="es_ES" w:bidi="es_ES"/>
         </w:rPr>
-        <w:t>σεαυτὸν παρεχόμενος</w:t>
-      </w:r>
-    </w:p>
-    <w:p>
-      <w:pPr/>
-      <w:r>
-        <w:rPr>
-          <w:lang w:val="es_ES" w:bidi="es_ES"/>
-        </w:rPr>
-      </w:r>
-      <w:r>
-        <w:rPr>
-          <w:b/>
-          <w:lang w:val="es_ES" w:bidi="es_ES"/>
-        </w:rPr>
         <w:t>"preséntate"</w:t>
       </w:r>
     </w:p>
@@ -9437,21 +8119,6 @@
           <w:b/>
           <w:lang w:val="es_ES" w:bidi="es_ES"/>
         </w:rPr>
-        <w:t>τύπον καλῶν ἔργων</w:t>
-      </w:r>
-    </w:p>
-    <w:p>
-      <w:pPr/>
-      <w:r>
-        <w:rPr>
-          <w:lang w:val="es_ES" w:bidi="es_ES"/>
-        </w:rPr>
-      </w:r>
-      <w:r>
-        <w:rPr>
-          <w:b/>
-          <w:lang w:val="es_ES" w:bidi="es_ES"/>
-        </w:rPr>
         <w:t>"ser un ejemplo haciendo buenas obras".</w:t>
       </w:r>
     </w:p>
@@ -9515,21 +8182,6 @@
           <w:b/>
           <w:lang w:val="es_ES" w:bidi="es_ES"/>
         </w:rPr>
-        <w:t>ἐν τῇ διδασκαλίᾳ ἀφθορίαν, σεμνότητα</w:t>
-      </w:r>
-    </w:p>
-    <w:p>
-      <w:pPr/>
-      <w:r>
-        <w:rPr>
-          <w:lang w:val="es_ES" w:bidi="es_ES"/>
-        </w:rPr>
-      </w:r>
-      <w:r>
-        <w:rPr>
-          <w:b/>
-          <w:lang w:val="es_ES" w:bidi="es_ES"/>
-        </w:rPr>
         <w:t>"En tu enseñanza muestra integridad y dignidad".</w:t>
       </w:r>
     </w:p>
@@ -9613,21 +8265,6 @@
           <w:b/>
           <w:lang w:val="es_ES" w:bidi="es_ES"/>
         </w:rPr>
-        <w:t>ἐν τῇ διδασκαλίᾳ ἀφθορίαν, σεμνότητα</w:t>
-      </w:r>
-    </w:p>
-    <w:p>
-      <w:pPr/>
-      <w:r>
-        <w:rPr>
-          <w:lang w:val="es_ES" w:bidi="es_ES"/>
-        </w:rPr>
-      </w:r>
-      <w:r>
-        <w:rPr>
-          <w:b/>
-          <w:lang w:val="es_ES" w:bidi="es_ES"/>
-        </w:rPr>
         <w:t>"En tu enseñanza muestra integridad y dignidad".</w:t>
       </w:r>
     </w:p>
@@ -9737,21 +8374,6 @@
           <w:b/>
           <w:lang w:val="es_ES" w:bidi="es_ES"/>
         </w:rPr>
-        <w:t>ἀφθορίαν</w:t>
-      </w:r>
-    </w:p>
-    <w:p>
-      <w:pPr/>
-      <w:r>
-        <w:rPr>
-          <w:lang w:val="es_ES" w:bidi="es_ES"/>
-        </w:rPr>
-      </w:r>
-      <w:r>
-        <w:rPr>
-          <w:b/>
-          <w:lang w:val="es_ES" w:bidi="es_ES"/>
-        </w:rPr>
         <w:t>"mostrar integridad".</w:t>
       </w:r>
     </w:p>
@@ -9861,21 +8483,6 @@
           <w:b/>
           <w:lang w:val="es_ES" w:bidi="es_ES"/>
         </w:rPr>
-        <w:t>ὑγιῆ</w:t>
-      </w:r>
-    </w:p>
-    <w:p>
-      <w:pPr/>
-      <w:r>
-        <w:rPr>
-          <w:lang w:val="es_ES" w:bidi="es_ES"/>
-        </w:rPr>
-      </w:r>
-      <w:r>
-        <w:rPr>
-          <w:b/>
-          <w:lang w:val="es_ES" w:bidi="es_ES"/>
-        </w:rPr>
         <w:t>"y saludable".</w:t>
       </w:r>
     </w:p>
@@ -9985,21 +8592,6 @@
           <w:b/>
           <w:lang w:val="es_ES" w:bidi="es_ES"/>
         </w:rPr>
-        <w:t>ἵνα</w:t>
-      </w:r>
-    </w:p>
-    <w:p>
-      <w:pPr/>
-      <w:r>
-        <w:rPr>
-          <w:lang w:val="es_ES" w:bidi="es_ES"/>
-        </w:rPr>
-      </w:r>
-      <w:r>
-        <w:rPr>
-          <w:b/>
-          <w:lang w:val="es_ES" w:bidi="es_ES"/>
-        </w:rPr>
         <w:t>"de modo que".</w:t>
       </w:r>
     </w:p>
@@ -10096,21 +8688,6 @@
           <w:b/>
           <w:lang w:val="es_ES" w:bidi="es_ES"/>
         </w:rPr>
-        <w:t>ἵνα ὁ ἐξ ἐναντίας ἐντραπῇ</w:t>
-      </w:r>
-    </w:p>
-    <w:p>
-      <w:pPr/>
-      <w:r>
-        <w:rPr>
-          <w:lang w:val="es_ES" w:bidi="es_ES"/>
-        </w:rPr>
-      </w:r>
-      <w:r>
-        <w:rPr>
-          <w:b/>
-          <w:lang w:val="es_ES" w:bidi="es_ES"/>
-        </w:rPr>
         <w:t>"de modo que el adversario se avergüence".</w:t>
       </w:r>
     </w:p>
@@ -10194,21 +8771,6 @@
           <w:b/>
           <w:lang w:val="es_ES" w:bidi="es_ES"/>
         </w:rPr>
-        <w:t>ἡμῶν</w:t>
-      </w:r>
-    </w:p>
-    <w:p>
-      <w:pPr/>
-      <w:r>
-        <w:rPr>
-          <w:lang w:val="es_ES" w:bidi="es_ES"/>
-        </w:rPr>
-      </w:r>
-      <w:r>
-        <w:rPr>
-          <w:b/>
-          <w:lang w:val="es_ES" w:bidi="es_ES"/>
-        </w:rPr>
         <w:t>"nosotros".</w:t>
       </w:r>
     </w:p>
@@ -10305,21 +8867,6 @@
           <w:b/>
           <w:lang w:val="es_ES" w:bidi="es_ES"/>
         </w:rPr>
-        <w:t>δούλους ἰδίοις δεσπόταις ὑποτάσσεσθαι</w:t>
-      </w:r>
-    </w:p>
-    <w:p>
-      <w:pPr/>
-      <w:r>
-        <w:rPr>
-          <w:lang w:val="es_ES" w:bidi="es_ES"/>
-        </w:rPr>
-      </w:r>
-      <w:r>
-        <w:rPr>
-          <w:b/>
-          <w:lang w:val="es_ES" w:bidi="es_ES"/>
-        </w:rPr>
         <w:t>"Los esclavos deben someterse a sus propios amos"</w:t>
       </w:r>
     </w:p>
@@ -10403,21 +8950,6 @@
           <w:b/>
           <w:lang w:val="es_ES" w:bidi="es_ES"/>
         </w:rPr>
-        <w:t>ἐν πᾶσιν</w:t>
-      </w:r>
-    </w:p>
-    <w:p>
-      <w:pPr/>
-      <w:r>
-        <w:rPr>
-          <w:lang w:val="es_ES" w:bidi="es_ES"/>
-        </w:rPr>
-      </w:r>
-      <w:r>
-        <w:rPr>
-          <w:b/>
-          <w:lang w:val="es_ES" w:bidi="es_ES"/>
-        </w:rPr>
         <w:t>"en todo".</w:t>
       </w:r>
     </w:p>
@@ -10481,21 +9013,6 @@
           <w:b/>
           <w:lang w:val="es_ES" w:bidi="es_ES"/>
         </w:rPr>
-        <w:t>εὐαρέστους εἶναι</w:t>
-      </w:r>
-    </w:p>
-    <w:p>
-      <w:pPr/>
-      <w:r>
-        <w:rPr>
-          <w:lang w:val="es_ES" w:bidi="es_ES"/>
-        </w:rPr>
-      </w:r>
-      <w:r>
-        <w:rPr>
-          <w:b/>
-          <w:lang w:val="es_ES" w:bidi="es_ES"/>
-        </w:rPr>
         <w:t>"que agraden".</w:t>
       </w:r>
     </w:p>
@@ -10579,21 +9096,6 @@
           <w:b/>
           <w:lang w:val="es_ES" w:bidi="es_ES"/>
         </w:rPr>
-        <w:t>μὴ νοσφιζομένους</w:t>
-      </w:r>
-    </w:p>
-    <w:p>
-      <w:pPr/>
-      <w:r>
-        <w:rPr>
-          <w:lang w:val="es_ES" w:bidi="es_ES"/>
-        </w:rPr>
-      </w:r>
-      <w:r>
-        <w:rPr>
-          <w:b/>
-          <w:lang w:val="es_ES" w:bidi="es_ES"/>
-        </w:rPr>
         <w:t>"no les robes".</w:t>
       </w:r>
     </w:p>
@@ -10677,21 +9179,6 @@
           <w:b/>
           <w:lang w:val="es_ES" w:bidi="es_ES"/>
         </w:rPr>
-        <w:t>ἀλλὰ</w:t>
-      </w:r>
-    </w:p>
-    <w:p>
-      <w:pPr/>
-      <w:r>
-        <w:rPr>
-          <w:lang w:val="es_ES" w:bidi="es_ES"/>
-        </w:rPr>
-      </w:r>
-      <w:r>
-        <w:rPr>
-          <w:b/>
-          <w:lang w:val="es_ES" w:bidi="es_ES"/>
-        </w:rPr>
         <w:t>"sino".</w:t>
       </w:r>
     </w:p>
@@ -10788,21 +9275,6 @@
           <w:b/>
           <w:lang w:val="es_ES" w:bidi="es_ES"/>
         </w:rPr>
-        <w:t>πᾶσαν πίστιν ἐνδεικνυμένους ἀγαθήν</w:t>
-      </w:r>
-    </w:p>
-    <w:p>
-      <w:pPr/>
-      <w:r>
-        <w:rPr>
-          <w:lang w:val="es_ES" w:bidi="es_ES"/>
-        </w:rPr>
-      </w:r>
-      <w:r>
-        <w:rPr>
-          <w:b/>
-          <w:lang w:val="es_ES" w:bidi="es_ES"/>
-        </w:rPr>
         <w:t>"mostrándose fieles en todo".</w:t>
       </w:r>
     </w:p>
@@ -10866,21 +9338,6 @@
           <w:b/>
           <w:lang w:val="es_ES" w:bidi="es_ES"/>
         </w:rPr>
-        <w:t>ἵνα</w:t>
-      </w:r>
-    </w:p>
-    <w:p>
-      <w:pPr/>
-      <w:r>
-        <w:rPr>
-          <w:lang w:val="es_ES" w:bidi="es_ES"/>
-        </w:rPr>
-      </w:r>
-      <w:r>
-        <w:rPr>
-          <w:b/>
-          <w:lang w:val="es_ES" w:bidi="es_ES"/>
-        </w:rPr>
         <w:t>"para que".</w:t>
       </w:r>
     </w:p>
@@ -11003,21 +9460,6 @@
           <w:b/>
           <w:lang w:val="es_ES" w:bidi="es_ES"/>
         </w:rPr>
-        <w:t>ἐν πᾶσιν</w:t>
-      </w:r>
-    </w:p>
-    <w:p>
-      <w:pPr/>
-      <w:r>
-        <w:rPr>
-          <w:lang w:val="es_ES" w:bidi="es_ES"/>
-        </w:rPr>
-      </w:r>
-      <w:r>
-        <w:rPr>
-          <w:b/>
-          <w:lang w:val="es_ES" w:bidi="es_ES"/>
-        </w:rPr>
         <w:t>"en todos los aspectos"</w:t>
       </w:r>
     </w:p>
@@ -11081,21 +9523,6 @@
           <w:b/>
           <w:lang w:val="es_ES" w:bidi="es_ES"/>
         </w:rPr>
-        <w:t>τὴν διδασκαλίαν τὴν τοῦ Σωτῆρος ἡμῶν, Θεοῦ, κοσμῶσιν</w:t>
-      </w:r>
-    </w:p>
-    <w:p>
-      <w:pPr/>
-      <w:r>
-        <w:rPr>
-          <w:lang w:val="es_ES" w:bidi="es_ES"/>
-        </w:rPr>
-      </w:r>
-      <w:r>
-        <w:rPr>
-          <w:b/>
-          <w:lang w:val="es_ES" w:bidi="es_ES"/>
-        </w:rPr>
         <w:t>"adornarán la doctrina acerca de Dios nuestro Salvador"</w:t>
       </w:r>
     </w:p>
@@ -11159,21 +9586,6 @@
           <w:b/>
           <w:lang w:val="es_ES" w:bidi="es_ES"/>
         </w:rPr>
-        <w:t>ἡμῶν</w:t>
-      </w:r>
-    </w:p>
-    <w:p>
-      <w:pPr/>
-      <w:r>
-        <w:rPr>
-          <w:lang w:val="es_ES" w:bidi="es_ES"/>
-        </w:rPr>
-      </w:r>
-      <w:r>
-        <w:rPr>
-          <w:b/>
-          <w:lang w:val="es_ES" w:bidi="es_ES"/>
-        </w:rPr>
         <w:t>"nuestro"</w:t>
       </w:r>
     </w:p>
@@ -11276,21 +9688,6 @@
           <w:b/>
           <w:lang w:val="es_ES" w:bidi="es_ES"/>
         </w:rPr>
-        <w:t>γὰρ</w:t>
-      </w:r>
-    </w:p>
-    <w:p>
-      <w:pPr/>
-      <w:r>
-        <w:rPr>
-          <w:lang w:val="es_ES" w:bidi="es_ES"/>
-        </w:rPr>
-      </w:r>
-      <w:r>
-        <w:rPr>
-          <w:b/>
-          <w:lang w:val="es_ES" w:bidi="es_ES"/>
-        </w:rPr>
         <w:t>"Para"</w:t>
       </w:r>
     </w:p>
@@ -11387,21 +9784,6 @@
           <w:b/>
           <w:lang w:val="es_ES" w:bidi="es_ES"/>
         </w:rPr>
-        <w:t>ἐπεφάνη &amp; ἡ χάρις τοῦ Θεοῦ</w:t>
-      </w:r>
-    </w:p>
-    <w:p>
-      <w:pPr/>
-      <w:r>
-        <w:rPr>
-          <w:lang w:val="es_ES" w:bidi="es_ES"/>
-        </w:rPr>
-      </w:r>
-      <w:r>
-        <w:rPr>
-          <w:b/>
-          <w:lang w:val="es_ES" w:bidi="es_ES"/>
-        </w:rPr>
         <w:t>"ha manifestado"</w:t>
       </w:r>
       <w:r>
@@ -11511,21 +9893,6 @@
           <w:b/>
           <w:lang w:val="es_ES" w:bidi="es_ES"/>
         </w:rPr>
-        <w:t>ἐπεφάνη γὰρ ἡ χάρις τοῦ Θεοῦ σωτήριος πᾶσιν ἀνθρώποις</w:t>
-      </w:r>
-    </w:p>
-    <w:p>
-      <w:pPr/>
-      <w:r>
-        <w:rPr>
-          <w:lang w:val="es_ES" w:bidi="es_ES"/>
-        </w:rPr>
-      </w:r>
-      <w:r>
-        <w:rPr>
-          <w:b/>
-          <w:lang w:val="es_ES" w:bidi="es_ES"/>
-        </w:rPr>
         <w:t>"Porque la gracia de Dios se ha manifestado trayendo salvación a todos".</w:t>
       </w:r>
     </w:p>
@@ -11622,21 +9989,6 @@
           <w:b/>
           <w:lang w:val="es_ES" w:bidi="es_ES"/>
         </w:rPr>
-        <w:t>σωτήριος πᾶσιν ἀνθρώποις</w:t>
-      </w:r>
-    </w:p>
-    <w:p>
-      <w:pPr/>
-      <w:r>
-        <w:rPr>
-          <w:lang w:val="es_ES" w:bidi="es_ES"/>
-        </w:rPr>
-      </w:r>
-      <w:r>
-        <w:rPr>
-          <w:b/>
-          <w:lang w:val="es_ES" w:bidi="es_ES"/>
-        </w:rPr>
         <w:t>"trayendo salvación a todos".</w:t>
       </w:r>
     </w:p>
@@ -11746,21 +10098,6 @@
           <w:b/>
           <w:lang w:val="es_ES" w:bidi="es_ES"/>
         </w:rPr>
-        <w:t>πᾶσιν ἀνθρώποις</w:t>
-      </w:r>
-    </w:p>
-    <w:p>
-      <w:pPr/>
-      <w:r>
-        <w:rPr>
-          <w:lang w:val="es_ES" w:bidi="es_ES"/>
-        </w:rPr>
-      </w:r>
-      <w:r>
-        <w:rPr>
-          <w:b/>
-          <w:lang w:val="es_ES" w:bidi="es_ES"/>
-        </w:rPr>
         <w:t>"a todos"</w:t>
       </w:r>
     </w:p>
@@ -11857,21 +10194,6 @@
           <w:b/>
           <w:lang w:val="es_ES" w:bidi="es_ES"/>
         </w:rPr>
-        <w:t>παιδεύουσα ἡμᾶς</w:t>
-      </w:r>
-    </w:p>
-    <w:p>
-      <w:pPr/>
-      <w:r>
-        <w:rPr>
-          <w:lang w:val="es_ES" w:bidi="es_ES"/>
-        </w:rPr>
-      </w:r>
-      <w:r>
-        <w:rPr>
-          <w:b/>
-          <w:lang w:val="es_ES" w:bidi="es_ES"/>
-        </w:rPr>
         <w:t>"Nos enseña".</w:t>
       </w:r>
     </w:p>
@@ -11955,21 +10277,6 @@
           <w:b/>
           <w:lang w:val="es_ES" w:bidi="es_ES"/>
         </w:rPr>
-        <w:t>ἡμᾶς</w:t>
-      </w:r>
-    </w:p>
-    <w:p>
-      <w:pPr/>
-      <w:r>
-        <w:rPr>
-          <w:lang w:val="es_ES" w:bidi="es_ES"/>
-        </w:rPr>
-      </w:r>
-      <w:r>
-        <w:rPr>
-          <w:b/>
-          <w:lang w:val="es_ES" w:bidi="es_ES"/>
-        </w:rPr>
         <w:t>"nosotros".</w:t>
       </w:r>
     </w:p>
@@ -12066,21 +10373,6 @@
           <w:b/>
           <w:lang w:val="es_ES" w:bidi="es_ES"/>
         </w:rPr>
-        <w:t>τὴν ἀσέβειαν</w:t>
-      </w:r>
-    </w:p>
-    <w:p>
-      <w:pPr/>
-      <w:r>
-        <w:rPr>
-          <w:lang w:val="es_ES" w:bidi="es_ES"/>
-        </w:rPr>
-      </w:r>
-      <w:r>
-        <w:rPr>
-          <w:b/>
-          <w:lang w:val="es_ES" w:bidi="es_ES"/>
-        </w:rPr>
         <w:t>"impiedad".</w:t>
       </w:r>
     </w:p>
@@ -12177,21 +10469,6 @@
           <w:b/>
           <w:lang w:val="es_ES" w:bidi="es_ES"/>
         </w:rPr>
-        <w:t>τὰς κοσμικὰς ἐπιθυμίας</w:t>
-      </w:r>
-    </w:p>
-    <w:p>
-      <w:pPr/>
-      <w:r>
-        <w:rPr>
-          <w:lang w:val="es_ES" w:bidi="es_ES"/>
-        </w:rPr>
-      </w:r>
-      <w:r>
-        <w:rPr>
-          <w:b/>
-          <w:lang w:val="es_ES" w:bidi="es_ES"/>
-        </w:rPr>
         <w:t>"pasiones mundanas".</w:t>
       </w:r>
     </w:p>
@@ -12288,21 +10565,6 @@
           <w:b/>
           <w:lang w:val="es_ES" w:bidi="es_ES"/>
         </w:rPr>
-        <w:t>ἀσέβειαν &amp; εὐσεβῶς</w:t>
-      </w:r>
-    </w:p>
-    <w:p>
-      <w:pPr/>
-      <w:r>
-        <w:rPr>
-          <w:lang w:val="es_ES" w:bidi="es_ES"/>
-        </w:rPr>
-      </w:r>
-      <w:r>
-        <w:rPr>
-          <w:b/>
-          <w:lang w:val="es_ES" w:bidi="es_ES"/>
-        </w:rPr>
         <w:t>"impiedad"</w:t>
       </w:r>
       <w:r>
@@ -12379,21 +10641,6 @@
           <w:b/>
           <w:lang w:val="es_ES" w:bidi="es_ES"/>
         </w:rPr>
-        <w:t>ἐν τῷ νῦν αἰῶνι</w:t>
-      </w:r>
-    </w:p>
-    <w:p>
-      <w:pPr/>
-      <w:r>
-        <w:rPr>
-          <w:lang w:val="es_ES" w:bidi="es_ES"/>
-        </w:rPr>
-      </w:r>
-      <w:r>
-        <w:rPr>
-          <w:b/>
-          <w:lang w:val="es_ES" w:bidi="es_ES"/>
-        </w:rPr>
         <w:t>"en este siglo"</w:t>
       </w:r>
     </w:p>
@@ -12457,21 +10704,6 @@
           <w:b/>
           <w:lang w:val="es_ES" w:bidi="es_ES"/>
         </w:rPr>
-        <w:t>προσδεχόμενοι</w:t>
-      </w:r>
-    </w:p>
-    <w:p>
-      <w:pPr/>
-      <w:r>
-        <w:rPr>
-          <w:lang w:val="es_ES" w:bidi="es_ES"/>
-        </w:rPr>
-      </w:r>
-      <w:r>
-        <w:rPr>
-          <w:b/>
-          <w:lang w:val="es_ES" w:bidi="es_ES"/>
-        </w:rPr>
         <w:t>"mientras aguardamos".</w:t>
       </w:r>
     </w:p>
@@ -12535,21 +10767,6 @@
           <w:b/>
           <w:lang w:val="es_ES" w:bidi="es_ES"/>
         </w:rPr>
-        <w:t>τὴν μακαρίαν ἐλπίδα, καὶ ἐπιφάνειαν τῆς δόξης</w:t>
-      </w:r>
-    </w:p>
-    <w:p>
-      <w:pPr/>
-      <w:r>
-        <w:rPr>
-          <w:lang w:val="es_ES" w:bidi="es_ES"/>
-        </w:rPr>
-      </w:r>
-      <w:r>
-        <w:rPr>
-          <w:b/>
-          <w:lang w:val="es_ES" w:bidi="es_ES"/>
-        </w:rPr>
         <w:t>"la esperanza bienaventurada y la manifestación gloriosa".</w:t>
       </w:r>
     </w:p>
@@ -12685,21 +10902,6 @@
           <w:b/>
           <w:lang w:val="es_ES" w:bidi="es_ES"/>
         </w:rPr>
-        <w:t>τὴν μακαρίαν ἐλπίδα, καὶ ἐπιφάνειαν τῆς δόξης</w:t>
-      </w:r>
-    </w:p>
-    <w:p>
-      <w:pPr/>
-      <w:r>
-        <w:rPr>
-          <w:lang w:val="es_ES" w:bidi="es_ES"/>
-        </w:rPr>
-      </w:r>
-      <w:r>
-        <w:rPr>
-          <w:b/>
-          <w:lang w:val="es_ES" w:bidi="es_ES"/>
-        </w:rPr>
         <w:t>"</w:t>
       </w:r>
       <w:r>
@@ -12823,21 +11025,6 @@
           <w:b/>
           <w:lang w:val="es_ES" w:bidi="es_ES"/>
         </w:rPr>
-        <w:t>τὴν μακαρίαν ἐλπίδα, καὶ ἐπιφάνειαν τῆς δόξης τοῦ μεγάλου Θεοῦ καὶ Σωτῆρος ἡμῶν, Ἰησοῦ Χριστοῦ</w:t>
-      </w:r>
-    </w:p>
-    <w:p>
-      <w:pPr/>
-      <w:r>
-        <w:rPr>
-          <w:lang w:val="es_ES" w:bidi="es_ES"/>
-        </w:rPr>
-      </w:r>
-      <w:r>
-        <w:rPr>
-          <w:b/>
-          <w:lang w:val="es_ES" w:bidi="es_ES"/>
-        </w:rPr>
         <w:t>"l</w:t>
       </w:r>
       <w:r>
@@ -12974,21 +11161,6 @@
           <w:b/>
           <w:lang w:val="es_ES" w:bidi="es_ES"/>
         </w:rPr>
-        <w:t>τοῦ μεγάλου Θεοῦ καὶ Σωτῆρος ἡμῶν, Ἰησοῦ Χριστοῦ</w:t>
-      </w:r>
-    </w:p>
-    <w:p>
-      <w:pPr/>
-      <w:r>
-        <w:rPr>
-          <w:lang w:val="es_ES" w:bidi="es_ES"/>
-        </w:rPr>
-      </w:r>
-      <w:r>
-        <w:rPr>
-          <w:b/>
-          <w:lang w:val="es_ES" w:bidi="es_ES"/>
-        </w:rPr>
         <w:t>"de nuestro gran Dios y Salvador Jesucristo"</w:t>
       </w:r>
     </w:p>
@@ -13111,21 +11283,6 @@
           <w:b/>
           <w:lang w:val="es_ES" w:bidi="es_ES"/>
         </w:rPr>
-        <w:t>ὃς ἔδωκεν ἑαυτὸν ὑπὲρ ἡμῶν</w:t>
-      </w:r>
-    </w:p>
-    <w:p>
-      <w:pPr/>
-      <w:r>
-        <w:rPr>
-          <w:lang w:val="es_ES" w:bidi="es_ES"/>
-        </w:rPr>
-      </w:r>
-      <w:r>
-        <w:rPr>
-          <w:b/>
-          <w:lang w:val="es_ES" w:bidi="es_ES"/>
-        </w:rPr>
         <w:t>"se dio a sí mismo por nosotros".</w:t>
       </w:r>
     </w:p>
@@ -13209,21 +11366,6 @@
           <w:b/>
           <w:lang w:val="es_ES" w:bidi="es_ES"/>
         </w:rPr>
-        <w:t>ἡμῶν</w:t>
-      </w:r>
-    </w:p>
-    <w:p>
-      <w:pPr/>
-      <w:r>
-        <w:rPr>
-          <w:lang w:val="es_ES" w:bidi="es_ES"/>
-        </w:rPr>
-      </w:r>
-      <w:r>
-        <w:rPr>
-          <w:b/>
-          <w:lang w:val="es_ES" w:bidi="es_ES"/>
-        </w:rPr>
         <w:t>"nosotros".</w:t>
       </w:r>
     </w:p>
@@ -13320,21 +11462,6 @@
           <w:b/>
           <w:lang w:val="es_ES" w:bidi="es_ES"/>
         </w:rPr>
-        <w:t>λυτρώσηται ἡμᾶς ἀπὸ πάσης ἀνομίας</w:t>
-      </w:r>
-    </w:p>
-    <w:p>
-      <w:pPr/>
-      <w:r>
-        <w:rPr>
-          <w:lang w:val="es_ES" w:bidi="es_ES"/>
-        </w:rPr>
-      </w:r>
-      <w:r>
-        <w:rPr>
-          <w:b/>
-          <w:lang w:val="es_ES" w:bidi="es_ES"/>
-        </w:rPr>
         <w:t>"</w:t>
       </w:r>
       <w:r>
@@ -13445,21 +11572,6 @@
           <w:b/>
           <w:lang w:val="es_ES" w:bidi="es_ES"/>
         </w:rPr>
-        <w:t>ἡμᾶς</w:t>
-      </w:r>
-    </w:p>
-    <w:p>
-      <w:pPr/>
-      <w:r>
-        <w:rPr>
-          <w:lang w:val="es_ES" w:bidi="es_ES"/>
-        </w:rPr>
-      </w:r>
-      <w:r>
-        <w:rPr>
-          <w:b/>
-          <w:lang w:val="es_ES" w:bidi="es_ES"/>
-        </w:rPr>
         <w:t>"nosotros".</w:t>
       </w:r>
     </w:p>
@@ -13556,21 +11668,6 @@
           <w:b/>
           <w:lang w:val="es_ES" w:bidi="es_ES"/>
         </w:rPr>
-        <w:t>λαὸν περιούσιον</w:t>
-      </w:r>
-    </w:p>
-    <w:p>
-      <w:pPr/>
-      <w:r>
-        <w:rPr>
-          <w:lang w:val="es_ES" w:bidi="es_ES"/>
-        </w:rPr>
-      </w:r>
-      <w:r>
-        <w:rPr>
-          <w:b/>
-          <w:lang w:val="es_ES" w:bidi="es_ES"/>
-        </w:rPr>
         <w:t>"para sí un pueblo propio".</w:t>
       </w:r>
     </w:p>
@@ -13654,21 +11751,6 @@
           <w:b/>
           <w:lang w:val="es_ES" w:bidi="es_ES"/>
         </w:rPr>
-        <w:t>ζηλωτὴν καλῶν ἔργων</w:t>
-      </w:r>
-    </w:p>
-    <w:p>
-      <w:pPr/>
-      <w:r>
-        <w:rPr>
-          <w:lang w:val="es_ES" w:bidi="es_ES"/>
-        </w:rPr>
-      </w:r>
-      <w:r>
-        <w:rPr>
-          <w:b/>
-          <w:lang w:val="es_ES" w:bidi="es_ES"/>
-        </w:rPr>
         <w:t>"celoso de buenas obras".</w:t>
       </w:r>
     </w:p>
@@ -13740,21 +11822,6 @@
           <w:b/>
           <w:lang w:val="es_ES" w:bidi="es_ES"/>
         </w:rPr>
-        <w:t>ταῦτα</w:t>
-      </w:r>
-    </w:p>
-    <w:p>
-      <w:pPr/>
-      <w:r>
-        <w:rPr>
-          <w:lang w:val="es_ES" w:bidi="es_ES"/>
-        </w:rPr>
-      </w:r>
-      <w:r>
-        <w:rPr>
-          <w:b/>
-          <w:lang w:val="es_ES" w:bidi="es_ES"/>
-        </w:rPr>
         <w:t>"esto habla".</w:t>
       </w:r>
     </w:p>
@@ -13851,21 +11918,6 @@
           <w:b/>
           <w:lang w:val="es_ES" w:bidi="es_ES"/>
         </w:rPr>
-        <w:t>παρακάλει</w:t>
-      </w:r>
-    </w:p>
-    <w:p>
-      <w:pPr/>
-      <w:r>
-        <w:rPr>
-          <w:lang w:val="es_ES" w:bidi="es_ES"/>
-        </w:rPr>
-      </w:r>
-      <w:r>
-        <w:rPr>
-          <w:b/>
-          <w:lang w:val="es_ES" w:bidi="es_ES"/>
-        </w:rPr>
         <w:t>"exorta".</w:t>
       </w:r>
     </w:p>
@@ -13962,21 +12014,6 @@
           <w:b/>
           <w:lang w:val="es_ES" w:bidi="es_ES"/>
         </w:rPr>
-        <w:t>ἔλεγχε, μετὰ πάσης ἐπιταγῆς</w:t>
-      </w:r>
-    </w:p>
-    <w:p>
-      <w:pPr/>
-      <w:r>
-        <w:rPr>
-          <w:lang w:val="es_ES" w:bidi="es_ES"/>
-        </w:rPr>
-      </w:r>
-      <w:r>
-        <w:rPr>
-          <w:b/>
-          <w:lang w:val="es_ES" w:bidi="es_ES"/>
-        </w:rPr>
         <w:t>"reprende con toda autoridad".</w:t>
       </w:r>
     </w:p>
@@ -14073,21 +12110,6 @@
           <w:b/>
           <w:lang w:val="es_ES" w:bidi="es_ES"/>
         </w:rPr>
-        <w:t>μετὰ πάσης ἐπιταγῆς</w:t>
-      </w:r>
-    </w:p>
-    <w:p>
-      <w:pPr/>
-      <w:r>
-        <w:rPr>
-          <w:lang w:val="es_ES" w:bidi="es_ES"/>
-        </w:rPr>
-      </w:r>
-      <w:r>
-        <w:rPr>
-          <w:b/>
-          <w:lang w:val="es_ES" w:bidi="es_ES"/>
-        </w:rPr>
         <w:t>"con toda autoridad".</w:t>
       </w:r>
     </w:p>
@@ -14184,21 +12206,6 @@
           <w:b/>
           <w:lang w:val="es_ES" w:bidi="es_ES"/>
         </w:rPr>
-        <w:t>μηδείς σου περιφρονείτω</w:t>
-      </w:r>
-    </w:p>
-    <w:p>
-      <w:pPr/>
-      <w:r>
-        <w:rPr>
-          <w:lang w:val="es_ES" w:bidi="es_ES"/>
-        </w:rPr>
-      </w:r>
-      <w:r>
-        <w:rPr>
-          <w:b/>
-          <w:lang w:val="es_ES" w:bidi="es_ES"/>
-        </w:rPr>
         <w:t>"nadie te desprecie".</w:t>
       </w:r>
     </w:p>
@@ -14262,21 +12269,6 @@
           <w:b/>
           <w:lang w:val="es_ES" w:bidi="es_ES"/>
         </w:rPr>
-        <w:t>μηδείς σου περιφρονείτω</w:t>
-      </w:r>
-    </w:p>
-    <w:p>
-      <w:pPr/>
-      <w:r>
-        <w:rPr>
-          <w:lang w:val="es_ES" w:bidi="es_ES"/>
-        </w:rPr>
-      </w:r>
-      <w:r>
-        <w:rPr>
-          <w:b/>
-          <w:lang w:val="es_ES" w:bidi="es_ES"/>
-        </w:rPr>
         <w:t>"nadie te desprecie".</w:t>
       </w:r>
     </w:p>
@@ -14360,21 +12352,6 @@
           <w:b/>
           <w:lang w:val="es_ES" w:bidi="es_ES"/>
         </w:rPr>
-        <w:t>μηδείς σου περιφρονείτω</w:t>
-      </w:r>
-    </w:p>
-    <w:p>
-      <w:pPr/>
-      <w:r>
-        <w:rPr>
-          <w:lang w:val="es_ES" w:bidi="es_ES"/>
-        </w:rPr>
-      </w:r>
-      <w:r>
-        <w:rPr>
-          <w:b/>
-          <w:lang w:val="es_ES" w:bidi="es_ES"/>
-        </w:rPr>
         <w:t>"Nadie te menosprecie".</w:t>
       </w:r>
     </w:p>
@@ -14458,21 +12435,6 @@
           <w:b/>
           <w:lang w:val="es_ES" w:bidi="es_ES"/>
         </w:rPr>
-        <w:t>ὑπομίμνῃσκε αὐτοὺς &amp; ὑποτάσσεσθαι</w:t>
-      </w:r>
-    </w:p>
-    <w:p>
-      <w:pPr/>
-      <w:r>
-        <w:rPr>
-          <w:lang w:val="es_ES" w:bidi="es_ES"/>
-        </w:rPr>
-      </w:r>
-      <w:r>
-        <w:rPr>
-          <w:b/>
-          <w:lang w:val="es_ES" w:bidi="es_ES"/>
-        </w:rPr>
         <w:t>"Recuérdales" - "que se sujeten".</w:t>
       </w:r>
     </w:p>
@@ -14536,21 +12498,6 @@
           <w:b/>
           <w:lang w:val="es_ES" w:bidi="es_ES"/>
         </w:rPr>
-        <w:t>ἀρχαῖς, ἐξουσίαις, ὑποτάσσεσθαι, πειθαρχεῖν</w:t>
-      </w:r>
-    </w:p>
-    <w:p>
-      <w:pPr/>
-      <w:r>
-        <w:rPr>
-          <w:lang w:val="es_ES" w:bidi="es_ES"/>
-        </w:rPr>
-      </w:r>
-      <w:r>
-        <w:rPr>
-          <w:b/>
-          <w:lang w:val="es_ES" w:bidi="es_ES"/>
-        </w:rPr>
         <w:t>"</w:t>
       </w:r>
       <w:r>
@@ -14674,21 +12621,6 @@
           <w:b/>
           <w:lang w:val="es_ES" w:bidi="es_ES"/>
         </w:rPr>
-        <w:t>ἀρχαῖς, ἐξουσίαις</w:t>
-      </w:r>
-    </w:p>
-    <w:p>
-      <w:pPr/>
-      <w:r>
-        <w:rPr>
-          <w:lang w:val="es_ES" w:bidi="es_ES"/>
-        </w:rPr>
-      </w:r>
-      <w:r>
-        <w:rPr>
-          <w:b/>
-          <w:lang w:val="es_ES" w:bidi="es_ES"/>
-        </w:rPr>
         <w:t>"a los gobernantes y autoridades".</w:t>
       </w:r>
     </w:p>
@@ -14798,21 +12730,6 @@
           <w:b/>
           <w:lang w:val="es_ES" w:bidi="es_ES"/>
         </w:rPr>
-        <w:t>πρὸς πᾶν ἔργον ἀγαθὸν ἑτοίμους εἶναι</w:t>
-      </w:r>
-    </w:p>
-    <w:p>
-      <w:pPr/>
-      <w:r>
-        <w:rPr>
-          <w:lang w:val="es_ES" w:bidi="es_ES"/>
-        </w:rPr>
-      </w:r>
-      <w:r>
-        <w:rPr>
-          <w:b/>
-          <w:lang w:val="es_ES" w:bidi="es_ES"/>
-        </w:rPr>
         <w:t>"</w:t>
       </w:r>
       <w:r>
@@ -14890,21 +12807,6 @@
           <w:b/>
           <w:lang w:val="es_ES" w:bidi="es_ES"/>
         </w:rPr>
-        <w:t>βλασφημεῖν</w:t>
-      </w:r>
-    </w:p>
-    <w:p>
-      <w:pPr/>
-      <w:r>
-        <w:rPr>
-          <w:lang w:val="es_ES" w:bidi="es_ES"/>
-        </w:rPr>
-      </w:r>
-      <w:r>
-        <w:rPr>
-          <w:b/>
-          <w:lang w:val="es_ES" w:bidi="es_ES"/>
-        </w:rPr>
         <w:t>"difamen".</w:t>
       </w:r>
     </w:p>
@@ -14968,21 +12870,6 @@
           <w:b/>
           <w:lang w:val="es_ES" w:bidi="es_ES"/>
         </w:rPr>
-        <w:t>ἀμάχους εἶναι</w:t>
-      </w:r>
-    </w:p>
-    <w:p>
-      <w:pPr/>
-      <w:r>
-        <w:rPr>
-          <w:lang w:val="es_ES" w:bidi="es_ES"/>
-        </w:rPr>
-      </w:r>
-      <w:r>
-        <w:rPr>
-          <w:b/>
-          <w:lang w:val="es_ES" w:bidi="es_ES"/>
-        </w:rPr>
         <w:t>"que no sean pendencieros".</w:t>
       </w:r>
     </w:p>
@@ -15092,21 +12979,6 @@
           <w:b/>
           <w:lang w:val="es_ES" w:bidi="es_ES"/>
         </w:rPr>
-        <w:t>πᾶσαν ἐνδεικνυμένους πραΰτητα</w:t>
-      </w:r>
-    </w:p>
-    <w:p>
-      <w:pPr/>
-      <w:r>
-        <w:rPr>
-          <w:lang w:val="es_ES" w:bidi="es_ES"/>
-        </w:rPr>
-      </w:r>
-      <w:r>
-        <w:rPr>
-          <w:b/>
-          <w:lang w:val="es_ES" w:bidi="es_ES"/>
-        </w:rPr>
         <w:t>"mostrando toda mansedumbre".</w:t>
       </w:r>
     </w:p>
@@ -15203,21 +13075,6 @@
           <w:b/>
           <w:lang w:val="es_ES" w:bidi="es_ES"/>
         </w:rPr>
-        <w:t>πρὸς πάντας ἀνθρώπους</w:t>
-      </w:r>
-    </w:p>
-    <w:p>
-      <w:pPr/>
-      <w:r>
-        <w:rPr>
-          <w:lang w:val="es_ES" w:bidi="es_ES"/>
-        </w:rPr>
-      </w:r>
-      <w:r>
-        <w:rPr>
-          <w:b/>
-          <w:lang w:val="es_ES" w:bidi="es_ES"/>
-        </w:rPr>
         <w:t>"para con todos los hombres".</w:t>
       </w:r>
     </w:p>
@@ -15314,21 +13171,6 @@
           <w:b/>
           <w:lang w:val="es_ES" w:bidi="es_ES"/>
         </w:rPr>
-        <w:t>ἦμεν γάρ ποτε καὶ ἡμεῖς</w:t>
-      </w:r>
-    </w:p>
-    <w:p>
-      <w:pPr/>
-      <w:r>
-        <w:rPr>
-          <w:lang w:val="es_ES" w:bidi="es_ES"/>
-        </w:rPr>
-      </w:r>
-      <w:r>
-        <w:rPr>
-          <w:b/>
-          <w:lang w:val="es_ES" w:bidi="es_ES"/>
-        </w:rPr>
         <w:t>"</w:t>
       </w:r>
       <w:r>
@@ -15452,21 +13294,6 @@
           <w:b/>
           <w:lang w:val="es_ES" w:bidi="es_ES"/>
         </w:rPr>
-        <w:t>ποτε</w:t>
-      </w:r>
-    </w:p>
-    <w:p>
-      <w:pPr/>
-      <w:r>
-        <w:rPr>
-          <w:lang w:val="es_ES" w:bidi="es_ES"/>
-        </w:rPr>
-      </w:r>
-      <w:r>
-        <w:rPr>
-          <w:b/>
-          <w:lang w:val="es_ES" w:bidi="es_ES"/>
-        </w:rPr>
         <w:t>"</w:t>
       </w:r>
       <w:r>
@@ -15544,21 +13371,6 @@
           <w:b/>
           <w:lang w:val="es_ES" w:bidi="es_ES"/>
         </w:rPr>
-        <w:t>ἡμεῖς</w:t>
-      </w:r>
-    </w:p>
-    <w:p>
-      <w:pPr/>
-      <w:r>
-        <w:rPr>
-          <w:lang w:val="es_ES" w:bidi="es_ES"/>
-        </w:rPr>
-      </w:r>
-      <w:r>
-        <w:rPr>
-          <w:b/>
-          <w:lang w:val="es_ES" w:bidi="es_ES"/>
-        </w:rPr>
         <w:t>"nosotros".</w:t>
       </w:r>
     </w:p>
@@ -15655,21 +13467,6 @@
           <w:b/>
           <w:lang w:val="es_ES" w:bidi="es_ES"/>
         </w:rPr>
-        <w:t>ἦμεν &amp; ἀνόητοι</w:t>
-      </w:r>
-    </w:p>
-    <w:p>
-      <w:pPr/>
-      <w:r>
-        <w:rPr>
-          <w:lang w:val="es_ES" w:bidi="es_ES"/>
-        </w:rPr>
-      </w:r>
-      <w:r>
-        <w:rPr>
-          <w:b/>
-          <w:lang w:val="es_ES" w:bidi="es_ES"/>
-        </w:rPr>
         <w:t>"éramos" - "insensatos".</w:t>
       </w:r>
     </w:p>
@@ -15733,21 +13530,6 @@
           <w:b/>
           <w:lang w:val="es_ES" w:bidi="es_ES"/>
         </w:rPr>
-        <w:t>πλανώμενοι, δουλεύοντες ἐπιθυμίαις καὶ ἡδοναῖς ποικίλαις</w:t>
-      </w:r>
-    </w:p>
-    <w:p>
-      <w:pPr/>
-      <w:r>
-        <w:rPr>
-          <w:lang w:val="es_ES" w:bidi="es_ES"/>
-        </w:rPr>
-      </w:r>
-      <w:r>
-        <w:rPr>
-          <w:b/>
-          <w:lang w:val="es_ES" w:bidi="es_ES"/>
-        </w:rPr>
         <w:t>"extraviados, esclavos de concupiscencias y deleites diversos</w:t>
       </w:r>
       <w:r>
@@ -15864,21 +13646,6 @@
           <w:b/>
           <w:lang w:val="es_ES" w:bidi="es_ES"/>
         </w:rPr>
-        <w:t>πλανώμενοι, δουλεύοντες ἐπιθυμίαις καὶ ἡδοναῖς ποικίλαις</w:t>
-      </w:r>
-    </w:p>
-    <w:p>
-      <w:pPr/>
-      <w:r>
-        <w:rPr>
-          <w:lang w:val="es_ES" w:bidi="es_ES"/>
-        </w:rPr>
-      </w:r>
-      <w:r>
-        <w:rPr>
-          <w:b/>
-          <w:lang w:val="es_ES" w:bidi="es_ES"/>
-        </w:rPr>
         <w:t>"extraviados, esclavos de concupiscencias y deleites diversos</w:t>
       </w:r>
       <w:r>
@@ -15969,21 +13736,6 @@
           <w:b/>
           <w:lang w:val="es_ES" w:bidi="es_ES"/>
         </w:rPr>
-        <w:t>ἐπιθυμίαις καὶ ἡδοναῖς ποικίλαις</w:t>
-      </w:r>
-    </w:p>
-    <w:p>
-      <w:pPr/>
-      <w:r>
-        <w:rPr>
-          <w:lang w:val="es_ES" w:bidi="es_ES"/>
-        </w:rPr>
-      </w:r>
-      <w:r>
-        <w:rPr>
-          <w:b/>
-          <w:lang w:val="es_ES" w:bidi="es_ES"/>
-        </w:rPr>
         <w:t>"de concupiscencias y deleites diversos"</w:t>
       </w:r>
       <w:r>
@@ -16100,21 +13852,6 @@
           <w:b/>
           <w:lang w:val="es_ES" w:bidi="es_ES"/>
         </w:rPr>
-        <w:t>ἐν κακίᾳ καὶ φθόνῳ διάγοντες</w:t>
-      </w:r>
-    </w:p>
-    <w:p>
-      <w:pPr/>
-      <w:r>
-        <w:rPr>
-          <w:lang w:val="es_ES" w:bidi="es_ES"/>
-        </w:rPr>
-      </w:r>
-      <w:r>
-        <w:rPr>
-          <w:b/>
-          <w:lang w:val="es_ES" w:bidi="es_ES"/>
-        </w:rPr>
         <w:t>"viviendo en malicia y envidia".</w:t>
       </w:r>
     </w:p>
@@ -16276,21 +14013,6 @@
           <w:b/>
           <w:lang w:val="es_ES" w:bidi="es_ES"/>
         </w:rPr>
-        <w:t>στυγητοί</w:t>
-      </w:r>
-    </w:p>
-    <w:p>
-      <w:pPr/>
-      <w:r>
-        <w:rPr>
-          <w:lang w:val="es_ES" w:bidi="es_ES"/>
-        </w:rPr>
-      </w:r>
-      <w:r>
-        <w:rPr>
-          <w:b/>
-          <w:lang w:val="es_ES" w:bidi="es_ES"/>
-        </w:rPr>
         <w:t>"aborrecibles".</w:t>
       </w:r>
     </w:p>
@@ -16354,21 +14076,6 @@
           <w:b/>
           <w:lang w:val="es_ES" w:bidi="es_ES"/>
         </w:rPr>
-        <w:t>δὲ</w:t>
-      </w:r>
-    </w:p>
-    <w:p>
-      <w:pPr/>
-      <w:r>
-        <w:rPr>
-          <w:lang w:val="es_ES" w:bidi="es_ES"/>
-        </w:rPr>
-      </w:r>
-      <w:r>
-        <w:rPr>
-          <w:b/>
-          <w:lang w:val="es_ES" w:bidi="es_ES"/>
-        </w:rPr>
         <w:t>"Pero"</w:t>
       </w:r>
     </w:p>
@@ -16459,21 +14166,6 @@
           <w:b/>
           <w:lang w:val="es_ES" w:bidi="es_ES"/>
         </w:rPr>
-        <w:t>ὅτε &amp; ἡ χρηστότης καὶ ἡ φιλανθρωπία ἐπεφάνη τοῦ Σωτῆρος ἡμῶν, Θεοῦ</w:t>
-      </w:r>
-    </w:p>
-    <w:p>
-      <w:pPr/>
-      <w:r>
-        <w:rPr>
-          <w:lang w:val="es_ES" w:bidi="es_ES"/>
-        </w:rPr>
-      </w:r>
-      <w:r>
-        <w:rPr>
-          <w:b/>
-          <w:lang w:val="es_ES" w:bidi="es_ES"/>
-        </w:rPr>
         <w:t>"cuando" - "</w:t>
       </w:r>
       <w:r>
@@ -16590,21 +14282,6 @@
           <w:b/>
           <w:lang w:val="es_ES" w:bidi="es_ES"/>
         </w:rPr>
-        <w:t>ὅτε &amp; ἡ χρηστότης καὶ ἡ φιλανθρωπία ἐπεφάνη τοῦ Σωτῆρος ἡμῶν, Θεοῦ</w:t>
-      </w:r>
-    </w:p>
-    <w:p>
-      <w:pPr/>
-      <w:r>
-        <w:rPr>
-          <w:lang w:val="es_ES" w:bidi="es_ES"/>
-        </w:rPr>
-      </w:r>
-      <w:r>
-        <w:rPr>
-          <w:b/>
-          <w:lang w:val="es_ES" w:bidi="es_ES"/>
-        </w:rPr>
         <w:t>"cuando"</w:t>
       </w:r>
       <w:r>
@@ -16741,21 +14418,6 @@
           <w:b/>
           <w:lang w:val="es_ES" w:bidi="es_ES"/>
         </w:rPr>
-        <w:t>ἡμῶν</w:t>
-      </w:r>
-    </w:p>
-    <w:p>
-      <w:pPr/>
-      <w:r>
-        <w:rPr>
-          <w:lang w:val="es_ES" w:bidi="es_ES"/>
-        </w:rPr>
-      </w:r>
-      <w:r>
-        <w:rPr>
-          <w:b/>
-          <w:lang w:val="es_ES" w:bidi="es_ES"/>
-        </w:rPr>
         <w:t>"nuestro"</w:t>
       </w:r>
     </w:p>
@@ -16852,21 +14514,6 @@
           <w:b/>
           <w:lang w:val="es_ES" w:bidi="es_ES"/>
         </w:rPr>
-        <w:t>ἔργων τῶν ἐν δικαιοσύνῃ</w:t>
-      </w:r>
-    </w:p>
-    <w:p>
-      <w:pPr/>
-      <w:r>
-        <w:rPr>
-          <w:lang w:val="es_ES" w:bidi="es_ES"/>
-        </w:rPr>
-      </w:r>
-      <w:r>
-        <w:rPr>
-          <w:b/>
-          <w:lang w:val="es_ES" w:bidi="es_ES"/>
-        </w:rPr>
         <w:t>"obras de justicia".</w:t>
       </w:r>
     </w:p>
@@ -16963,21 +14610,6 @@
           <w:b/>
           <w:lang w:val="es_ES" w:bidi="es_ES"/>
         </w:rPr>
-        <w:t>κατὰ τὸ αὐτοῦ ἔλεος</w:t>
-      </w:r>
-    </w:p>
-    <w:p>
-      <w:pPr/>
-      <w:r>
-        <w:rPr>
-          <w:lang w:val="es_ES" w:bidi="es_ES"/>
-        </w:rPr>
-      </w:r>
-      <w:r>
-        <w:rPr>
-          <w:b/>
-          <w:lang w:val="es_ES" w:bidi="es_ES"/>
-        </w:rPr>
         <w:t>"sino por Su misericordia"</w:t>
       </w:r>
     </w:p>
@@ -17074,21 +14706,6 @@
           <w:b/>
           <w:lang w:val="es_ES" w:bidi="es_ES"/>
         </w:rPr>
-        <w:t>λουτροῦ παλινγενεσίας</w:t>
-      </w:r>
-    </w:p>
-    <w:p>
-      <w:pPr/>
-      <w:r>
-        <w:rPr>
-          <w:lang w:val="es_ES" w:bidi="es_ES"/>
-        </w:rPr>
-      </w:r>
-      <w:r>
-        <w:rPr>
-          <w:b/>
-          <w:lang w:val="es_ES" w:bidi="es_ES"/>
-        </w:rPr>
         <w:t>"el lavamiento".</w:t>
       </w:r>
     </w:p>
@@ -17198,21 +14815,6 @@
           <w:b/>
           <w:lang w:val="es_ES" w:bidi="es_ES"/>
         </w:rPr>
-        <w:t>οὗ ἐξέχεεν ἐφ’ ἡμᾶς πλουσίως,</w:t>
-      </w:r>
-    </w:p>
-    <w:p>
-      <w:pPr/>
-      <w:r>
-        <w:rPr>
-          <w:lang w:val="es_ES" w:bidi="es_ES"/>
-        </w:rPr>
-      </w:r>
-      <w:r>
-        <w:rPr>
-          <w:b/>
-          <w:lang w:val="es_ES" w:bidi="es_ES"/>
-        </w:rPr>
         <w:t>"</w:t>
       </w:r>
       <w:r>
@@ -17310,21 +14912,6 @@
           <w:b/>
           <w:lang w:val="es_ES" w:bidi="es_ES"/>
         </w:rPr>
-        <w:t>ἡμᾶς</w:t>
-      </w:r>
-    </w:p>
-    <w:p>
-      <w:pPr/>
-      <w:r>
-        <w:rPr>
-          <w:lang w:val="es_ES" w:bidi="es_ES"/>
-        </w:rPr>
-      </w:r>
-      <w:r>
-        <w:rPr>
-          <w:b/>
-          <w:lang w:val="es_ES" w:bidi="es_ES"/>
-        </w:rPr>
         <w:t>"nosotros".</w:t>
       </w:r>
     </w:p>
@@ -17421,21 +15008,6 @@
           <w:b/>
           <w:lang w:val="es_ES" w:bidi="es_ES"/>
         </w:rPr>
-        <w:t>διὰ Ἰησοῦ Χριστοῦ, τοῦ Σωτῆρος ἡμῶν</w:t>
-      </w:r>
-    </w:p>
-    <w:p>
-      <w:pPr/>
-      <w:r>
-        <w:rPr>
-          <w:lang w:val="es_ES" w:bidi="es_ES"/>
-        </w:rPr>
-      </w:r>
-      <w:r>
-        <w:rPr>
-          <w:b/>
-          <w:lang w:val="es_ES" w:bidi="es_ES"/>
-        </w:rPr>
         <w:t>"</w:t>
       </w:r>
       <w:r>
@@ -17513,21 +15085,6 @@
           <w:b/>
           <w:lang w:val="es_ES" w:bidi="es_ES"/>
         </w:rPr>
-        <w:t>ἡμῶν</w:t>
-      </w:r>
-    </w:p>
-    <w:p>
-      <w:pPr/>
-      <w:r>
-        <w:rPr>
-          <w:lang w:val="es_ES" w:bidi="es_ES"/>
-        </w:rPr>
-      </w:r>
-      <w:r>
-        <w:rPr>
-          <w:b/>
-          <w:lang w:val="es_ES" w:bidi="es_ES"/>
-        </w:rPr>
         <w:t>"nuestro".</w:t>
       </w:r>
     </w:p>
@@ -17624,21 +15181,6 @@
           <w:b/>
           <w:lang w:val="es_ES" w:bidi="es_ES"/>
         </w:rPr>
-        <w:t>ἵνα</w:t>
-      </w:r>
-    </w:p>
-    <w:p>
-      <w:pPr/>
-      <w:r>
-        <w:rPr>
-          <w:lang w:val="es_ES" w:bidi="es_ES"/>
-        </w:rPr>
-      </w:r>
-      <w:r>
-        <w:rPr>
-          <w:b/>
-          <w:lang w:val="es_ES" w:bidi="es_ES"/>
-        </w:rPr>
         <w:t>"para que".</w:t>
       </w:r>
     </w:p>
@@ -17767,21 +15309,6 @@
           <w:b/>
           <w:lang w:val="es_ES" w:bidi="es_ES"/>
         </w:rPr>
-        <w:t>δικαιωθέντες</w:t>
-      </w:r>
-    </w:p>
-    <w:p>
-      <w:pPr/>
-      <w:r>
-        <w:rPr>
-          <w:lang w:val="es_ES" w:bidi="es_ES"/>
-        </w:rPr>
-      </w:r>
-      <w:r>
-        <w:rPr>
-          <w:b/>
-          <w:lang w:val="es_ES" w:bidi="es_ES"/>
-        </w:rPr>
         <w:t>"justificados".</w:t>
       </w:r>
     </w:p>
@@ -17865,21 +15392,6 @@
           <w:b/>
           <w:lang w:val="es_ES" w:bidi="es_ES"/>
         </w:rPr>
-        <w:t>τῇ ἐκείνου χάριτι</w:t>
-      </w:r>
-    </w:p>
-    <w:p>
-      <w:pPr/>
-      <w:r>
-        <w:rPr>
-          <w:lang w:val="es_ES" w:bidi="es_ES"/>
-        </w:rPr>
-      </w:r>
-      <w:r>
-        <w:rPr>
-          <w:b/>
-          <w:lang w:val="es_ES" w:bidi="es_ES"/>
-        </w:rPr>
         <w:t>"por Su gracia".</w:t>
       </w:r>
     </w:p>
@@ -17976,21 +15488,6 @@
           <w:b/>
           <w:lang w:val="es_ES" w:bidi="es_ES"/>
         </w:rPr>
-        <w:t>ἐκείνου</w:t>
-      </w:r>
-    </w:p>
-    <w:p>
-      <w:pPr/>
-      <w:r>
-        <w:rPr>
-          <w:lang w:val="es_ES" w:bidi="es_ES"/>
-        </w:rPr>
-      </w:r>
-      <w:r>
-        <w:rPr>
-          <w:b/>
-          <w:lang w:val="es_ES" w:bidi="es_ES"/>
-        </w:rPr>
         <w:t>"por Su".</w:t>
       </w:r>
     </w:p>
@@ -18087,21 +15584,6 @@
           <w:b/>
           <w:lang w:val="es_ES" w:bidi="es_ES"/>
         </w:rPr>
-        <w:t>κληρονόμοι γενηθῶμεν, κατ’ ἐλπίδα ζωῆς αἰωνίου</w:t>
-      </w:r>
-    </w:p>
-    <w:p>
-      <w:pPr/>
-      <w:r>
-        <w:rPr>
-          <w:lang w:val="es_ES" w:bidi="es_ES"/>
-        </w:rPr>
-      </w:r>
-      <w:r>
-        <w:rPr>
-          <w:b/>
-          <w:lang w:val="es_ES" w:bidi="es_ES"/>
-        </w:rPr>
         <w:t>"</w:t>
       </w:r>
       <w:r>
@@ -18199,21 +15681,6 @@
           <w:b/>
           <w:lang w:val="es_ES" w:bidi="es_ES"/>
         </w:rPr>
-        <w:t>ὁ λόγος</w:t>
-      </w:r>
-    </w:p>
-    <w:p>
-      <w:pPr/>
-      <w:r>
-        <w:rPr>
-          <w:lang w:val="es_ES" w:bidi="es_ES"/>
-        </w:rPr>
-      </w:r>
-      <w:r>
-        <w:rPr>
-          <w:b/>
-          <w:lang w:val="es_ES" w:bidi="es_ES"/>
-        </w:rPr>
         <w:t>"</w:t>
       </w:r>
       <w:r>
@@ -18324,21 +15791,6 @@
           <w:b/>
           <w:lang w:val="es_ES" w:bidi="es_ES"/>
         </w:rPr>
-        <w:t>τούτων</w:t>
-      </w:r>
-    </w:p>
-    <w:p>
-      <w:pPr/>
-      <w:r>
-        <w:rPr>
-          <w:lang w:val="es_ES" w:bidi="es_ES"/>
-        </w:rPr>
-      </w:r>
-      <w:r>
-        <w:rPr>
-          <w:b/>
-          <w:lang w:val="es_ES" w:bidi="es_ES"/>
-        </w:rPr>
         <w:t>"estas cosas".</w:t>
       </w:r>
     </w:p>
@@ -18435,21 +15887,6 @@
           <w:b/>
           <w:lang w:val="es_ES" w:bidi="es_ES"/>
         </w:rPr>
-        <w:t>φροντίζωσιν καλῶν ἔργων, προΐστασθαι</w:t>
-      </w:r>
-    </w:p>
-    <w:p>
-      <w:pPr/>
-      <w:r>
-        <w:rPr>
-          <w:lang w:val="es_ES" w:bidi="es_ES"/>
-        </w:rPr>
-      </w:r>
-      <w:r>
-        <w:rPr>
-          <w:b/>
-          <w:lang w:val="es_ES" w:bidi="es_ES"/>
-        </w:rPr>
         <w:t>"procuren ocuparse en buenas obras".</w:t>
       </w:r>
     </w:p>
@@ -18513,21 +15950,6 @@
           <w:b/>
           <w:lang w:val="es_ES" w:bidi="es_ES"/>
         </w:rPr>
-        <w:t>τοῖς ἀνθρώποις</w:t>
-      </w:r>
-    </w:p>
-    <w:p>
-      <w:pPr/>
-      <w:r>
-        <w:rPr>
-          <w:lang w:val="es_ES" w:bidi="es_ES"/>
-        </w:rPr>
-      </w:r>
-      <w:r>
-        <w:rPr>
-          <w:b/>
-          <w:lang w:val="es_ES" w:bidi="es_ES"/>
-        </w:rPr>
         <w:t>"</w:t>
       </w:r>
       <w:r>
@@ -18638,21 +16060,6 @@
           <w:b/>
           <w:lang w:val="es_ES" w:bidi="es_ES"/>
         </w:rPr>
-        <w:t>δὲ &amp; περιΐστασο</w:t>
-      </w:r>
-    </w:p>
-    <w:p>
-      <w:pPr/>
-      <w:r>
-        <w:rPr>
-          <w:lang w:val="es_ES" w:bidi="es_ES"/>
-        </w:rPr>
-      </w:r>
-      <w:r>
-        <w:rPr>
-          <w:b/>
-          <w:lang w:val="es_ES" w:bidi="es_ES"/>
-        </w:rPr>
         <w:t>"Pero"</w:t>
       </w:r>
       <w:r>
@@ -18762,21 +16169,6 @@
           <w:b/>
           <w:lang w:val="es_ES" w:bidi="es_ES"/>
         </w:rPr>
-        <w:t>μωρὰς &amp; ζητήσεις</w:t>
-      </w:r>
-    </w:p>
-    <w:p>
-      <w:pPr/>
-      <w:r>
-        <w:rPr>
-          <w:lang w:val="es_ES" w:bidi="es_ES"/>
-        </w:rPr>
-      </w:r>
-      <w:r>
-        <w:rPr>
-          <w:b/>
-          <w:lang w:val="es_ES" w:bidi="es_ES"/>
-        </w:rPr>
         <w:t>"necias"</w:t>
       </w:r>
       <w:r>
@@ -18853,21 +16245,6 @@
           <w:b/>
           <w:lang w:val="es_ES" w:bidi="es_ES"/>
         </w:rPr>
-        <w:t>γενεαλογίας</w:t>
-      </w:r>
-    </w:p>
-    <w:p>
-      <w:pPr/>
-      <w:r>
-        <w:rPr>
-          <w:lang w:val="es_ES" w:bidi="es_ES"/>
-        </w:rPr>
-      </w:r>
-      <w:r>
-        <w:rPr>
-          <w:b/>
-          <w:lang w:val="es_ES" w:bidi="es_ES"/>
-        </w:rPr>
         <w:t>"genealogías".</w:t>
       </w:r>
     </w:p>
@@ -18964,21 +16341,6 @@
           <w:b/>
           <w:lang w:val="es_ES" w:bidi="es_ES"/>
         </w:rPr>
-        <w:t>ἔρεις</w:t>
-      </w:r>
-    </w:p>
-    <w:p>
-      <w:pPr/>
-      <w:r>
-        <w:rPr>
-          <w:lang w:val="es_ES" w:bidi="es_ES"/>
-        </w:rPr>
-      </w:r>
-      <w:r>
-        <w:rPr>
-          <w:b/>
-          <w:lang w:val="es_ES" w:bidi="es_ES"/>
-        </w:rPr>
         <w:t>"contenciones".</w:t>
       </w:r>
     </w:p>
@@ -19075,21 +16437,6 @@
           <w:b/>
           <w:lang w:val="es_ES" w:bidi="es_ES"/>
         </w:rPr>
-        <w:t>νομικὰς</w:t>
-      </w:r>
-    </w:p>
-    <w:p>
-      <w:pPr/>
-      <w:r>
-        <w:rPr>
-          <w:lang w:val="es_ES" w:bidi="es_ES"/>
-        </w:rPr>
-      </w:r>
-      <w:r>
-        <w:rPr>
-          <w:b/>
-          <w:lang w:val="es_ES" w:bidi="es_ES"/>
-        </w:rPr>
         <w:t>"acerca de la ley".</w:t>
       </w:r>
     </w:p>
@@ -19173,21 +16520,6 @@
           <w:b/>
           <w:lang w:val="es_ES" w:bidi="es_ES"/>
         </w:rPr>
-        <w:t>αἱρετικὸν ἄνθρωπον &amp; παραιτοῦ</w:t>
-      </w:r>
-    </w:p>
-    <w:p>
-      <w:pPr/>
-      <w:r>
-        <w:rPr>
-          <w:lang w:val="es_ES" w:bidi="es_ES"/>
-        </w:rPr>
-      </w:r>
-      <w:r>
-        <w:rPr>
-          <w:b/>
-          <w:lang w:val="es_ES" w:bidi="es_ES"/>
-        </w:rPr>
         <w:t>"al hombre que cause divisiones"</w:t>
       </w:r>
       <w:r>
@@ -19298,21 +16630,6 @@
           <w:b/>
           <w:lang w:val="es_ES" w:bidi="es_ES"/>
         </w:rPr>
-        <w:t>μετὰ μίαν καὶ δευτέραν νουθεσίαν</w:t>
-      </w:r>
-    </w:p>
-    <w:p>
-      <w:pPr/>
-      <w:r>
-        <w:rPr>
-          <w:lang w:val="es_ES" w:bidi="es_ES"/>
-        </w:rPr>
-      </w:r>
-      <w:r>
-        <w:rPr>
-          <w:b/>
-          <w:lang w:val="es_ES" w:bidi="es_ES"/>
-        </w:rPr>
         <w:t>"</w:t>
       </w:r>
       <w:r>
@@ -19410,21 +16727,6 @@
           <w:b/>
           <w:lang w:val="es_ES" w:bidi="es_ES"/>
         </w:rPr>
-        <w:t>ὁ τοιοῦτος</w:t>
-      </w:r>
-    </w:p>
-    <w:p>
-      <w:pPr/>
-      <w:r>
-        <w:rPr>
-          <w:lang w:val="es_ES" w:bidi="es_ES"/>
-        </w:rPr>
-      </w:r>
-      <w:r>
-        <w:rPr>
-          <w:b/>
-          <w:lang w:val="es_ES" w:bidi="es_ES"/>
-        </w:rPr>
         <w:t>"</w:t>
       </w:r>
       <w:r>
@@ -19502,21 +16804,6 @@
           <w:b/>
           <w:lang w:val="es_ES" w:bidi="es_ES"/>
         </w:rPr>
-        <w:t>ἐξέστραπται</w:t>
-      </w:r>
-    </w:p>
-    <w:p>
-      <w:pPr/>
-      <w:r>
-        <w:rPr>
-          <w:lang w:val="es_ES" w:bidi="es_ES"/>
-        </w:rPr>
-      </w:r>
-      <w:r>
-        <w:rPr>
-          <w:b/>
-          <w:lang w:val="es_ES" w:bidi="es_ES"/>
-        </w:rPr>
         <w:t>"</w:t>
       </w:r>
       <w:r>
@@ -19627,21 +16914,6 @@
           <w:b/>
           <w:lang w:val="es_ES" w:bidi="es_ES"/>
         </w:rPr>
-        <w:t>ὢν αὐτοκατάκριτος</w:t>
-      </w:r>
-    </w:p>
-    <w:p>
-      <w:pPr/>
-      <w:r>
-        <w:rPr>
-          <w:lang w:val="es_ES" w:bidi="es_ES"/>
-        </w:rPr>
-      </w:r>
-      <w:r>
-        <w:rPr>
-          <w:b/>
-          <w:lang w:val="es_ES" w:bidi="es_ES"/>
-        </w:rPr>
         <w:t>"</w:t>
       </w:r>
       <w:r>
@@ -19719,21 +16991,6 @@
           <w:b/>
           <w:lang w:val="es_ES" w:bidi="es_ES"/>
         </w:rPr>
-        <w:t>ὅταν πέμψω Ἀρτεμᾶν πρὸς σὲ ἢ Τυχικόν</w:t>
-      </w:r>
-    </w:p>
-    <w:p>
-      <w:pPr/>
-      <w:r>
-        <w:rPr>
-          <w:lang w:val="es_ES" w:bidi="es_ES"/>
-        </w:rPr>
-      </w:r>
-      <w:r>
-        <w:rPr>
-          <w:b/>
-          <w:lang w:val="es_ES" w:bidi="es_ES"/>
-        </w:rPr>
         <w:t>"</w:t>
       </w:r>
       <w:r>
@@ -19831,21 +17088,6 @@
           <w:b/>
           <w:lang w:val="es_ES" w:bidi="es_ES"/>
         </w:rPr>
-        <w:t>Ἀρτεμᾶν &amp; Τυχικόν</w:t>
-      </w:r>
-    </w:p>
-    <w:p>
-      <w:pPr/>
-      <w:r>
-        <w:rPr>
-          <w:lang w:val="es_ES" w:bidi="es_ES"/>
-        </w:rPr>
-      </w:r>
-      <w:r>
-        <w:rPr>
-          <w:b/>
-          <w:lang w:val="es_ES" w:bidi="es_ES"/>
-        </w:rPr>
         <w:t>"Artemas"</w:t>
       </w:r>
       <w:r>
@@ -19962,21 +17204,6 @@
           <w:b/>
           <w:lang w:val="es_ES" w:bidi="es_ES"/>
         </w:rPr>
-        <w:t>σπούδασον ἐλθεῖν</w:t>
-      </w:r>
-    </w:p>
-    <w:p>
-      <w:pPr/>
-      <w:r>
-        <w:rPr>
-          <w:lang w:val="es_ES" w:bidi="es_ES"/>
-        </w:rPr>
-      </w:r>
-      <w:r>
-        <w:rPr>
-          <w:b/>
-          <w:lang w:val="es_ES" w:bidi="es_ES"/>
-        </w:rPr>
         <w:t>"</w:t>
       </w:r>
       <w:r>
@@ -20054,21 +17281,6 @@
           <w:b/>
           <w:lang w:val="es_ES" w:bidi="es_ES"/>
         </w:rPr>
-        <w:t>σπούδασον</w:t>
-      </w:r>
-    </w:p>
-    <w:p>
-      <w:pPr/>
-      <w:r>
-        <w:rPr>
-          <w:lang w:val="es_ES" w:bidi="es_ES"/>
-        </w:rPr>
-      </w:r>
-      <w:r>
-        <w:rPr>
-          <w:b/>
-          <w:lang w:val="es_ES" w:bidi="es_ES"/>
-        </w:rPr>
         <w:t>"</w:t>
       </w:r>
       <w:r>
@@ -20179,21 +17391,6 @@
           <w:b/>
           <w:lang w:val="es_ES" w:bidi="es_ES"/>
         </w:rPr>
-        <w:t>σπουδαίως πρόπεμψον</w:t>
-      </w:r>
-    </w:p>
-    <w:p>
-      <w:pPr/>
-      <w:r>
-        <w:rPr>
-          <w:lang w:val="es_ES" w:bidi="es_ES"/>
-        </w:rPr>
-      </w:r>
-      <w:r>
-        <w:rPr>
-          <w:b/>
-          <w:lang w:val="es_ES" w:bidi="es_ES"/>
-        </w:rPr>
         <w:t>"</w:t>
       </w:r>
       <w:r>
@@ -20304,21 +17501,6 @@
           <w:b/>
           <w:lang w:val="es_ES" w:bidi="es_ES"/>
         </w:rPr>
-        <w:t>Ζηνᾶν &amp; Ἀπολλῶν</w:t>
-      </w:r>
-    </w:p>
-    <w:p>
-      <w:pPr/>
-      <w:r>
-        <w:rPr>
-          <w:lang w:val="es_ES" w:bidi="es_ES"/>
-        </w:rPr>
-      </w:r>
-      <w:r>
-        <w:rPr>
-          <w:b/>
-          <w:lang w:val="es_ES" w:bidi="es_ES"/>
-        </w:rPr>
         <w:t>"Zenas"</w:t>
       </w:r>
       <w:r>
@@ -20435,21 +17617,6 @@
           <w:b/>
           <w:lang w:val="es_ES" w:bidi="es_ES"/>
         </w:rPr>
-        <w:t>καὶ Ἀπολλῶν</w:t>
-      </w:r>
-    </w:p>
-    <w:p>
-      <w:pPr/>
-      <w:r>
-        <w:rPr>
-          <w:lang w:val="es_ES" w:bidi="es_ES"/>
-        </w:rPr>
-      </w:r>
-      <w:r>
-        <w:rPr>
-          <w:b/>
-          <w:lang w:val="es_ES" w:bidi="es_ES"/>
-        </w:rPr>
         <w:t>"y a Apolos".</w:t>
       </w:r>
     </w:p>
@@ -20513,21 +17680,6 @@
           <w:b/>
           <w:lang w:val="es_ES" w:bidi="es_ES"/>
         </w:rPr>
-        <w:t>ἵνα μηδὲν αὐτοῖς λείπῃ</w:t>
-      </w:r>
-    </w:p>
-    <w:p>
-      <w:pPr/>
-      <w:r>
-        <w:rPr>
-          <w:lang w:val="es_ES" w:bidi="es_ES"/>
-        </w:rPr>
-      </w:r>
-      <w:r>
-        <w:rPr>
-          <w:b/>
-          <w:lang w:val="es_ES" w:bidi="es_ES"/>
-        </w:rPr>
         <w:t>"</w:t>
       </w:r>
       <w:r>
@@ -20638,21 +17790,6 @@
           <w:b/>
           <w:lang w:val="es_ES" w:bidi="es_ES"/>
         </w:rPr>
-        <w:t>ἵνα μηδὲν αὐτοῖς λείπῃ</w:t>
-      </w:r>
-    </w:p>
-    <w:p>
-      <w:pPr/>
-      <w:r>
-        <w:rPr>
-          <w:lang w:val="es_ES" w:bidi="es_ES"/>
-        </w:rPr>
-      </w:r>
-      <w:r>
-        <w:rPr>
-          <w:b/>
-          <w:lang w:val="es_ES" w:bidi="es_ES"/>
-        </w:rPr>
         <w:t>"</w:t>
       </w:r>
       <w:r>
@@ -20750,21 +17887,6 @@
           <w:b/>
           <w:lang w:val="es_ES" w:bidi="es_ES"/>
         </w:rPr>
-        <w:t>οἱ ἡμέτεροι</w:t>
-      </w:r>
-    </w:p>
-    <w:p>
-      <w:pPr/>
-      <w:r>
-        <w:rPr>
-          <w:lang w:val="es_ES" w:bidi="es_ES"/>
-        </w:rPr>
-      </w:r>
-      <w:r>
-        <w:rPr>
-          <w:b/>
-          <w:lang w:val="es_ES" w:bidi="es_ES"/>
-        </w:rPr>
         <w:t>"</w:t>
       </w:r>
       <w:r>
@@ -20875,21 +17997,6 @@
           <w:b/>
           <w:lang w:val="es_ES" w:bidi="es_ES"/>
         </w:rPr>
-        <w:t>οἱ ἡμέτεροι</w:t>
-      </w:r>
-    </w:p>
-    <w:p>
-      <w:pPr/>
-      <w:r>
-        <w:rPr>
-          <w:lang w:val="es_ES" w:bidi="es_ES"/>
-        </w:rPr>
-      </w:r>
-      <w:r>
-        <w:rPr>
-          <w:b/>
-          <w:lang w:val="es_ES" w:bidi="es_ES"/>
-        </w:rPr>
         <w:t>"</w:t>
       </w:r>
       <w:r>
@@ -21000,21 +18107,6 @@
           <w:b/>
           <w:lang w:val="es_ES" w:bidi="es_ES"/>
         </w:rPr>
-        <w:t>εἰς τὰς ἀναγκαίας χρείας</w:t>
-      </w:r>
-    </w:p>
-    <w:p>
-      <w:pPr/>
-      <w:r>
-        <w:rPr>
-          <w:lang w:val="es_ES" w:bidi="es_ES"/>
-        </w:rPr>
-      </w:r>
-      <w:r>
-        <w:rPr>
-          <w:b/>
-          <w:lang w:val="es_ES" w:bidi="es_ES"/>
-        </w:rPr>
         <w:t>"</w:t>
       </w:r>
       <w:r>
@@ -21125,21 +18217,6 @@
           <w:b/>
           <w:lang w:val="es_ES" w:bidi="es_ES"/>
         </w:rPr>
-        <w:t>ἵνα μὴ ὦσιν ἄκαρποι</w:t>
-      </w:r>
-    </w:p>
-    <w:p>
-      <w:pPr/>
-      <w:r>
-        <w:rPr>
-          <w:lang w:val="es_ES" w:bidi="es_ES"/>
-        </w:rPr>
-      </w:r>
-      <w:r>
-        <w:rPr>
-          <w:b/>
-          <w:lang w:val="es_ES" w:bidi="es_ES"/>
-        </w:rPr>
         <w:t>"</w:t>
       </w:r>
       <w:r>
@@ -21230,21 +18307,6 @@
           <w:b/>
           <w:lang w:val="es_ES" w:bidi="es_ES"/>
         </w:rPr>
-        <w:t>ἵνα μὴ ὦσιν ἄκαρποι</w:t>
-      </w:r>
-    </w:p>
-    <w:p>
-      <w:pPr/>
-      <w:r>
-        <w:rPr>
-          <w:lang w:val="es_ES" w:bidi="es_ES"/>
-        </w:rPr>
-      </w:r>
-      <w:r>
-        <w:rPr>
-          <w:b/>
-          <w:lang w:val="es_ES" w:bidi="es_ES"/>
-        </w:rPr>
         <w:t>"</w:t>
       </w:r>
       <w:r>
@@ -21342,21 +18404,6 @@
           <w:b/>
           <w:lang w:val="es_ES" w:bidi="es_ES"/>
         </w:rPr>
-        <w:t>ἀσπάζονταί σε</w:t>
-      </w:r>
-    </w:p>
-    <w:p>
-      <w:pPr/>
-      <w:r>
-        <w:rPr>
-          <w:lang w:val="es_ES" w:bidi="es_ES"/>
-        </w:rPr>
-      </w:r>
-      <w:r>
-        <w:rPr>
-          <w:b/>
-          <w:lang w:val="es_ES" w:bidi="es_ES"/>
-        </w:rPr>
         <w:t>"</w:t>
       </w:r>
       <w:r>
@@ -21467,21 +18514,6 @@
           <w:b/>
           <w:lang w:val="es_ES" w:bidi="es_ES"/>
         </w:rPr>
-        <w:t>οἱ μετ’ ἐμοῦ πάντες</w:t>
-      </w:r>
-    </w:p>
-    <w:p>
-      <w:pPr/>
-      <w:r>
-        <w:rPr>
-          <w:lang w:val="es_ES" w:bidi="es_ES"/>
-        </w:rPr>
-      </w:r>
-      <w:r>
-        <w:rPr>
-          <w:b/>
-          <w:lang w:val="es_ES" w:bidi="es_ES"/>
-        </w:rPr>
         <w:t>"</w:t>
       </w:r>
       <w:r>
@@ -21579,21 +18611,6 @@
           <w:b/>
           <w:lang w:val="es_ES" w:bidi="es_ES"/>
         </w:rPr>
-        <w:t>τοὺς φιλοῦντας ἡμᾶς ἐν πίστει</w:t>
-      </w:r>
-    </w:p>
-    <w:p>
-      <w:pPr/>
-      <w:r>
-        <w:rPr>
-          <w:lang w:val="es_ES" w:bidi="es_ES"/>
-        </w:rPr>
-      </w:r>
-      <w:r>
-        <w:rPr>
-          <w:b/>
-          <w:lang w:val="es_ES" w:bidi="es_ES"/>
-        </w:rPr>
         <w:t>"</w:t>
       </w:r>
       <w:r>
@@ -21697,21 +18714,6 @@
           <w:b/>
           <w:lang w:val="es_ES" w:bidi="es_ES"/>
         </w:rPr>
-        <w:t>ἡμᾶς</w:t>
-      </w:r>
-    </w:p>
-    <w:p>
-      <w:pPr/>
-      <w:r>
-        <w:rPr>
-          <w:lang w:val="es_ES" w:bidi="es_ES"/>
-        </w:rPr>
-      </w:r>
-      <w:r>
-        <w:rPr>
-          <w:b/>
-          <w:lang w:val="es_ES" w:bidi="es_ES"/>
-        </w:rPr>
         <w:t>"</w:t>
       </w:r>
       <w:r>
@@ -21822,21 +18824,6 @@
           <w:b/>
           <w:lang w:val="es_ES" w:bidi="es_ES"/>
         </w:rPr>
-        <w:t>ἡ χάρις μετὰ πάντων ὑμῶν</w:t>
-      </w:r>
-    </w:p>
-    <w:p>
-      <w:pPr/>
-      <w:r>
-        <w:rPr>
-          <w:lang w:val="es_ES" w:bidi="es_ES"/>
-        </w:rPr>
-      </w:r>
-      <w:r>
-        <w:rPr>
-          <w:b/>
-          <w:lang w:val="es_ES" w:bidi="es_ES"/>
-        </w:rPr>
         <w:t>"</w:t>
       </w:r>
       <w:r>
@@ -21913,21 +18900,6 @@
         <w:rPr>
           <w:lang w:val="es_ES" w:bidi="es_ES"/>
         </w:rPr>
-      </w:r>
-    </w:p>
-    <w:p>
-      <w:pPr/>
-      <w:r>
-        <w:rPr>
-          <w:lang w:val="es_ES" w:bidi="es_ES"/>
-        </w:rPr>
-      </w:r>
-      <w:r>
-        <w:rPr>
-          <w:b/>
-          <w:lang w:val="es_ES" w:bidi="es_ES"/>
-        </w:rPr>
-        <w:t>ὑμῶν</w:t>
       </w:r>
     </w:p>
     <w:p>

--- a/spa/docx/56.content.docx
+++ b/spa/docx/56.content.docx
@@ -19,7 +19,7 @@
         <w:rPr>
           <w:lang w:val="es_ES" w:bidi="es_ES"/>
         </w:rPr>
-        <w:t>Resource: Notas de Traducción (unfoldingWord)</w:t>
+        <w:t>Resource: unfoldingWord® Translation Notes</w:t>
       </w:r>
       <w:r>
         <w:rPr>
@@ -90,7 +90,7 @@
         <w:rPr>
           <w:lang w:val="es_ES" w:bidi="es_ES"/>
         </w:rPr>
-        <w:t>Notas de Traducción (unfoldingWord)</w:t>
+        <w:t>unfoldingWord® Translation Notes</w:t>
       </w:r>
     </w:p>
     <w:p>

--- a/spa/docx/56.content.docx
+++ b/spa/docx/56.content.docx
@@ -210,6 +210,21 @@
           <w:b/>
           <w:lang w:val="es_ES" w:bidi="es_ES"/>
         </w:rPr>
+        <w:t>κατὰ πίστιν ἐκλεκτῶν Θεοῦ καὶ ἐπίγνωσιν ἀληθείας</w:t>
+      </w:r>
+    </w:p>
+    <w:p>
+      <w:pPr/>
+      <w:r>
+        <w:rPr>
+          <w:lang w:val="es_ES" w:bidi="es_ES"/>
+        </w:rPr>
+      </w:r>
+      <w:r>
+        <w:rPr>
+          <w:b/>
+          <w:lang w:val="es_ES" w:bidi="es_ES"/>
+        </w:rPr>
         <w:t>"conforme a la fe de los escogidos de Dios y el conocimiento de la verdad".</w:t>
       </w:r>
     </w:p>
@@ -332,6 +347,21 @@
           <w:b/>
           <w:lang w:val="es_ES" w:bidi="es_ES"/>
         </w:rPr>
+        <w:t>ἐκλεκτῶν Θεοῦ</w:t>
+      </w:r>
+    </w:p>
+    <w:p>
+      <w:pPr/>
+      <w:r>
+        <w:rPr>
+          <w:lang w:val="es_ES" w:bidi="es_ES"/>
+        </w:rPr>
+      </w:r>
+      <w:r>
+        <w:rPr>
+          <w:b/>
+          <w:lang w:val="es_ES" w:bidi="es_ES"/>
+        </w:rPr>
         <w:t>"de los escogidos de Dios".</w:t>
       </w:r>
     </w:p>
@@ -415,6 +445,21 @@
           <w:b/>
           <w:lang w:val="es_ES" w:bidi="es_ES"/>
         </w:rPr>
+        <w:t>καὶ ἐπίγνωσιν ἀληθείας</w:t>
+      </w:r>
+    </w:p>
+    <w:p>
+      <w:pPr/>
+      <w:r>
+        <w:rPr>
+          <w:lang w:val="es_ES" w:bidi="es_ES"/>
+        </w:rPr>
+      </w:r>
+      <w:r>
+        <w:rPr>
+          <w:b/>
+          <w:lang w:val="es_ES" w:bidi="es_ES"/>
+        </w:rPr>
         <w:t>"y el conocimiento de la verdad".</w:t>
       </w:r>
     </w:p>
@@ -498,6 +543,21 @@
           <w:b/>
           <w:lang w:val="es_ES" w:bidi="es_ES"/>
         </w:rPr>
+        <w:t>τῆς κατ’ εὐσέβειαν</w:t>
+      </w:r>
+    </w:p>
+    <w:p>
+      <w:pPr/>
+      <w:r>
+        <w:rPr>
+          <w:lang w:val="es_ES" w:bidi="es_ES"/>
+        </w:rPr>
+      </w:r>
+      <w:r>
+        <w:rPr>
+          <w:b/>
+          <w:lang w:val="es_ES" w:bidi="es_ES"/>
+        </w:rPr>
         <w:t>"que conduce a la piedad".</w:t>
       </w:r>
     </w:p>
@@ -594,6 +654,21 @@
           <w:b/>
           <w:lang w:val="es_ES" w:bidi="es_ES"/>
         </w:rPr>
+        <w:t>ἐπ’ ἐλπίδι ζωῆς αἰωνίου</w:t>
+      </w:r>
+    </w:p>
+    <w:p>
+      <w:pPr/>
+      <w:r>
+        <w:rPr>
+          <w:lang w:val="es_ES" w:bidi="es_ES"/>
+        </w:rPr>
+      </w:r>
+      <w:r>
+        <w:rPr>
+          <w:b/>
+          <w:lang w:val="es_ES" w:bidi="es_ES"/>
+        </w:rPr>
         <w:t>"en la esperanza de la vida eterna".</w:t>
       </w:r>
     </w:p>
@@ -716,6 +791,21 @@
           <w:b/>
           <w:lang w:val="es_ES" w:bidi="es_ES"/>
         </w:rPr>
+        <w:t>ἐπ’ ἐλπίδι ζωῆς αἰωνίου</w:t>
+      </w:r>
+    </w:p>
+    <w:p>
+      <w:pPr/>
+      <w:r>
+        <w:rPr>
+          <w:lang w:val="es_ES" w:bidi="es_ES"/>
+        </w:rPr>
+      </w:r>
+      <w:r>
+        <w:rPr>
+          <w:b/>
+          <w:lang w:val="es_ES" w:bidi="es_ES"/>
+        </w:rPr>
         <w:t>"en la esperanza de la vida eterna".</w:t>
       </w:r>
     </w:p>
@@ -812,6 +902,21 @@
           <w:b/>
           <w:lang w:val="es_ES" w:bidi="es_ES"/>
         </w:rPr>
+        <w:t>ὁ ἀψευδὴς Θεὸς</w:t>
+      </w:r>
+    </w:p>
+    <w:p>
+      <w:pPr/>
+      <w:r>
+        <w:rPr>
+          <w:lang w:val="es_ES" w:bidi="es_ES"/>
+        </w:rPr>
+      </w:r>
+      <w:r>
+        <w:rPr>
+          <w:b/>
+          <w:lang w:val="es_ES" w:bidi="es_ES"/>
+        </w:rPr>
         <w:t>"Dios, que no miente".</w:t>
       </w:r>
     </w:p>
@@ -958,6 +1063,21 @@
           <w:b/>
           <w:lang w:val="es_ES" w:bidi="es_ES"/>
         </w:rPr>
+        <w:t>καιροῖς ἰδίοις</w:t>
+      </w:r>
+    </w:p>
+    <w:p>
+      <w:pPr/>
+      <w:r>
+        <w:rPr>
+          <w:lang w:val="es_ES" w:bidi="es_ES"/>
+        </w:rPr>
+      </w:r>
+      <w:r>
+        <w:rPr>
+          <w:b/>
+          <w:lang w:val="es_ES" w:bidi="es_ES"/>
+        </w:rPr>
         <w:t>"Y a su debido tiempo".</w:t>
       </w:r>
     </w:p>
@@ -1021,6 +1141,21 @@
           <w:b/>
           <w:lang w:val="es_ES" w:bidi="es_ES"/>
         </w:rPr>
+        <w:t>ἐφανέρωσεν &amp; τὸν λόγον αὐτοῦ</w:t>
+      </w:r>
+    </w:p>
+    <w:p>
+      <w:pPr/>
+      <w:r>
+        <w:rPr>
+          <w:lang w:val="es_ES" w:bidi="es_ES"/>
+        </w:rPr>
+      </w:r>
+      <w:r>
+        <w:rPr>
+          <w:b/>
+          <w:lang w:val="es_ES" w:bidi="es_ES"/>
+        </w:rPr>
         <w:t>"Él ha hecho"</w:t>
       </w:r>
       <w:r>
@@ -1117,6 +1252,21 @@
           <w:b/>
           <w:lang w:val="es_ES" w:bidi="es_ES"/>
         </w:rPr>
+        <w:t>ἐν κηρύγματι</w:t>
+      </w:r>
+    </w:p>
+    <w:p>
+      <w:pPr/>
+      <w:r>
+        <w:rPr>
+          <w:lang w:val="es_ES" w:bidi="es_ES"/>
+        </w:rPr>
+      </w:r>
+      <w:r>
+        <w:rPr>
+          <w:b/>
+          <w:lang w:val="es_ES" w:bidi="es_ES"/>
+        </w:rPr>
         <w:t>"de la predicación".</w:t>
       </w:r>
     </w:p>
@@ -1213,6 +1363,21 @@
           <w:b/>
           <w:lang w:val="es_ES" w:bidi="es_ES"/>
         </w:rPr>
+        <w:t>ὃ ἐπιστεύθην ἐγὼ</w:t>
+      </w:r>
+    </w:p>
+    <w:p>
+      <w:pPr/>
+      <w:r>
+        <w:rPr>
+          <w:lang w:val="es_ES" w:bidi="es_ES"/>
+        </w:rPr>
+      </w:r>
+      <w:r>
+        <w:rPr>
+          <w:b/>
+          <w:lang w:val="es_ES" w:bidi="es_ES"/>
+        </w:rPr>
         <w:t>"que me fue encomendada".</w:t>
       </w:r>
     </w:p>
@@ -1296,6 +1461,21 @@
           <w:b/>
           <w:lang w:val="es_ES" w:bidi="es_ES"/>
         </w:rPr>
+        <w:t>ἡμῶν</w:t>
+      </w:r>
+    </w:p>
+    <w:p>
+      <w:pPr/>
+      <w:r>
+        <w:rPr>
+          <w:lang w:val="es_ES" w:bidi="es_ES"/>
+        </w:rPr>
+      </w:r>
+      <w:r>
+        <w:rPr>
+          <w:b/>
+          <w:lang w:val="es_ES" w:bidi="es_ES"/>
+        </w:rPr>
         <w:t>"nuestro".</w:t>
       </w:r>
     </w:p>
@@ -1392,6 +1572,21 @@
           <w:b/>
           <w:lang w:val="es_ES" w:bidi="es_ES"/>
         </w:rPr>
+        <w:t>γνησίῳ τέκνῳ</w:t>
+      </w:r>
+    </w:p>
+    <w:p>
+      <w:pPr/>
+      <w:r>
+        <w:rPr>
+          <w:lang w:val="es_ES" w:bidi="es_ES"/>
+        </w:rPr>
+      </w:r>
+      <w:r>
+        <w:rPr>
+          <w:b/>
+          <w:lang w:val="es_ES" w:bidi="es_ES"/>
+        </w:rPr>
         <w:t>"VERDADERO hijo".</w:t>
       </w:r>
     </w:p>
@@ -1488,6 +1683,21 @@
           <w:b/>
           <w:lang w:val="es_ES" w:bidi="es_ES"/>
         </w:rPr>
+        <w:t>κατὰ κοινὴν πίστιν</w:t>
+      </w:r>
+    </w:p>
+    <w:p>
+      <w:pPr/>
+      <w:r>
+        <w:rPr>
+          <w:lang w:val="es_ES" w:bidi="es_ES"/>
+        </w:rPr>
+      </w:r>
+      <w:r>
+        <w:rPr>
+          <w:b/>
+          <w:lang w:val="es_ES" w:bidi="es_ES"/>
+        </w:rPr>
         <w:t>"en la común fe".</w:t>
       </w:r>
     </w:p>
@@ -1597,6 +1807,21 @@
           <w:b/>
           <w:lang w:val="es_ES" w:bidi="es_ES"/>
         </w:rPr>
+        <w:t>χάρις καὶ εἰρήνη</w:t>
+      </w:r>
+    </w:p>
+    <w:p>
+      <w:pPr/>
+      <w:r>
+        <w:rPr>
+          <w:lang w:val="es_ES" w:bidi="es_ES"/>
+        </w:rPr>
+      </w:r>
+      <w:r>
+        <w:rPr>
+          <w:b/>
+          <w:lang w:val="es_ES" w:bidi="es_ES"/>
+        </w:rPr>
         <w:t>"Gracia, misericordia y paz".</w:t>
       </w:r>
     </w:p>
@@ -1680,6 +1905,21 @@
           <w:b/>
           <w:lang w:val="es_ES" w:bidi="es_ES"/>
         </w:rPr>
+        <w:t>χάρις καὶ εἰρήνη ἀπὸ Θεοῦ Πατρὸς καὶ Χριστοῦ Ἰησοῦ τοῦ Σωτῆρος ἡμῶν</w:t>
+      </w:r>
+    </w:p>
+    <w:p>
+      <w:pPr/>
+      <w:r>
+        <w:rPr>
+          <w:lang w:val="es_ES" w:bidi="es_ES"/>
+        </w:rPr>
+      </w:r>
+      <w:r>
+        <w:rPr>
+          <w:b/>
+          <w:lang w:val="es_ES" w:bidi="es_ES"/>
+        </w:rPr>
         <w:t>"Gracia, misericordia y paz de Dios Padre y del Señor Jesucristo nuestro Salvador".</w:t>
       </w:r>
     </w:p>
@@ -1789,6 +2029,21 @@
           <w:b/>
           <w:lang w:val="es_ES" w:bidi="es_ES"/>
         </w:rPr>
+        <w:t>Χριστοῦ Ἰησοῦ τοῦ Σωτῆρος ἡμῶν</w:t>
+      </w:r>
+    </w:p>
+    <w:p>
+      <w:pPr/>
+      <w:r>
+        <w:rPr>
+          <w:lang w:val="es_ES" w:bidi="es_ES"/>
+        </w:rPr>
+      </w:r>
+      <w:r>
+        <w:rPr>
+          <w:b/>
+          <w:lang w:val="es_ES" w:bidi="es_ES"/>
+        </w:rPr>
         <w:t>"Jesucristo nuestro Salvador".</w:t>
       </w:r>
     </w:p>
@@ -1852,6 +2107,21 @@
           <w:b/>
           <w:lang w:val="es_ES" w:bidi="es_ES"/>
         </w:rPr>
+        <w:t>ἡμῶν</w:t>
+      </w:r>
+    </w:p>
+    <w:p>
+      <w:pPr/>
+      <w:r>
+        <w:rPr>
+          <w:lang w:val="es_ES" w:bidi="es_ES"/>
+        </w:rPr>
+      </w:r>
+      <w:r>
+        <w:rPr>
+          <w:b/>
+          <w:lang w:val="es_ES" w:bidi="es_ES"/>
+        </w:rPr>
         <w:t>"nuestro".</w:t>
       </w:r>
     </w:p>
@@ -1948,6 +2218,21 @@
           <w:b/>
           <w:lang w:val="es_ES" w:bidi="es_ES"/>
         </w:rPr>
+        <w:t>τούτου χάριν</w:t>
+      </w:r>
+    </w:p>
+    <w:p>
+      <w:pPr/>
+      <w:r>
+        <w:rPr>
+          <w:lang w:val="es_ES" w:bidi="es_ES"/>
+        </w:rPr>
+      </w:r>
+      <w:r>
+        <w:rPr>
+          <w:b/>
+          <w:lang w:val="es_ES" w:bidi="es_ES"/>
+        </w:rPr>
         <w:t>"Por esta Causa".</w:t>
       </w:r>
     </w:p>
@@ -2044,6 +2329,21 @@
           <w:b/>
           <w:lang w:val="es_ES" w:bidi="es_ES"/>
         </w:rPr>
+        <w:t>ἀπέλιπόν σε ἐν Κρήτῃ</w:t>
+      </w:r>
+    </w:p>
+    <w:p>
+      <w:pPr/>
+      <w:r>
+        <w:rPr>
+          <w:lang w:val="es_ES" w:bidi="es_ES"/>
+        </w:rPr>
+      </w:r>
+      <w:r>
+        <w:rPr>
+          <w:b/>
+          <w:lang w:val="es_ES" w:bidi="es_ES"/>
+        </w:rPr>
         <w:t>"Te dejé en Creta".</w:t>
       </w:r>
     </w:p>
@@ -2107,6 +2407,21 @@
           <w:b/>
           <w:lang w:val="es_ES" w:bidi="es_ES"/>
         </w:rPr>
+        <w:t>ἵνα τὰ λείποντα ἐπιδιορθώσῃ</w:t>
+      </w:r>
+    </w:p>
+    <w:p>
+      <w:pPr/>
+      <w:r>
+        <w:rPr>
+          <w:lang w:val="es_ES" w:bidi="es_ES"/>
+        </w:rPr>
+      </w:r>
+      <w:r>
+        <w:rPr>
+          <w:b/>
+          <w:lang w:val="es_ES" w:bidi="es_ES"/>
+        </w:rPr>
         <w:t>"para que corrigieses lo deficiente".</w:t>
       </w:r>
     </w:p>
@@ -2170,6 +2485,21 @@
           <w:b/>
           <w:lang w:val="es_ES" w:bidi="es_ES"/>
         </w:rPr>
+        <w:t>καταστήσῃς &amp; πρεσβυτέρους</w:t>
+      </w:r>
+    </w:p>
+    <w:p>
+      <w:pPr/>
+      <w:r>
+        <w:rPr>
+          <w:lang w:val="es_ES" w:bidi="es_ES"/>
+        </w:rPr>
+      </w:r>
+      <w:r>
+        <w:rPr>
+          <w:b/>
+          <w:lang w:val="es_ES" w:bidi="es_ES"/>
+        </w:rPr>
         <w:t>"Y establecieses ancianos".</w:t>
       </w:r>
     </w:p>
@@ -2233,6 +2563,21 @@
           <w:b/>
           <w:lang w:val="es_ES" w:bidi="es_ES"/>
         </w:rPr>
+        <w:t>εἴ τίς ἐστιν ἀνέγκλητος</w:t>
+      </w:r>
+    </w:p>
+    <w:p>
+      <w:pPr/>
+      <w:r>
+        <w:rPr>
+          <w:lang w:val="es_ES" w:bidi="es_ES"/>
+        </w:rPr>
+      </w:r>
+      <w:r>
+        <w:rPr>
+          <w:b/>
+          <w:lang w:val="es_ES" w:bidi="es_ES"/>
+        </w:rPr>
         <w:t>"el que fuere irreprensible".</w:t>
       </w:r>
     </w:p>
@@ -2316,6 +2661,21 @@
           <w:b/>
           <w:lang w:val="es_ES" w:bidi="es_ES"/>
         </w:rPr>
+        <w:t>ἀνέγκλητος</w:t>
+      </w:r>
+    </w:p>
+    <w:p>
+      <w:pPr/>
+      <w:r>
+        <w:rPr>
+          <w:lang w:val="es_ES" w:bidi="es_ES"/>
+        </w:rPr>
+      </w:r>
+      <w:r>
+        <w:rPr>
+          <w:b/>
+          <w:lang w:val="es_ES" w:bidi="es_ES"/>
+        </w:rPr>
         <w:t>"irreprensible".</w:t>
       </w:r>
     </w:p>
@@ -2412,6 +2772,21 @@
           <w:b/>
           <w:lang w:val="es_ES" w:bidi="es_ES"/>
         </w:rPr>
+        <w:t>μιᾶς γυναικὸς ἀνήρ</w:t>
+      </w:r>
+    </w:p>
+    <w:p>
+      <w:pPr/>
+      <w:r>
+        <w:rPr>
+          <w:lang w:val="es_ES" w:bidi="es_ES"/>
+        </w:rPr>
+      </w:r>
+      <w:r>
+        <w:rPr>
+          <w:b/>
+          <w:lang w:val="es_ES" w:bidi="es_ES"/>
+        </w:rPr>
         <w:t>"Marido de una sola Mujer".</w:t>
       </w:r>
     </w:p>
@@ -2508,6 +2883,21 @@
           <w:b/>
           <w:lang w:val="es_ES" w:bidi="es_ES"/>
         </w:rPr>
+        <w:t>τέκνα &amp; πιστά</w:t>
+      </w:r>
+    </w:p>
+    <w:p>
+      <w:pPr/>
+      <w:r>
+        <w:rPr>
+          <w:lang w:val="es_ES" w:bidi="es_ES"/>
+        </w:rPr>
+      </w:r>
+      <w:r>
+        <w:rPr>
+          <w:b/>
+          <w:lang w:val="es_ES" w:bidi="es_ES"/>
+        </w:rPr>
         <w:t>"hijos creyentes".</w:t>
       </w:r>
     </w:p>
@@ -2591,6 +2981,21 @@
           <w:b/>
           <w:lang w:val="es_ES" w:bidi="es_ES"/>
         </w:rPr>
+        <w:t>τὸν ἐπίσκοπον</w:t>
+      </w:r>
+    </w:p>
+    <w:p>
+      <w:pPr/>
+      <w:r>
+        <w:rPr>
+          <w:lang w:val="es_ES" w:bidi="es_ES"/>
+        </w:rPr>
+      </w:r>
+      <w:r>
+        <w:rPr>
+          <w:b/>
+          <w:lang w:val="es_ES" w:bidi="es_ES"/>
+        </w:rPr>
         <w:t>"El obispo".</w:t>
       </w:r>
     </w:p>
@@ -2687,6 +3092,21 @@
           <w:b/>
           <w:lang w:val="es_ES" w:bidi="es_ES"/>
         </w:rPr>
+        <w:t>Θεοῦ οἰκονόμον</w:t>
+      </w:r>
+    </w:p>
+    <w:p>
+      <w:pPr/>
+      <w:r>
+        <w:rPr>
+          <w:lang w:val="es_ES" w:bidi="es_ES"/>
+        </w:rPr>
+      </w:r>
+      <w:r>
+        <w:rPr>
+          <w:b/>
+          <w:lang w:val="es_ES" w:bidi="es_ES"/>
+        </w:rPr>
         <w:t>"como administrador de Dios".</w:t>
       </w:r>
     </w:p>
@@ -2783,6 +3203,21 @@
           <w:b/>
           <w:lang w:val="es_ES" w:bidi="es_ES"/>
         </w:rPr>
+        <w:t>μὴ πάροινον</w:t>
+      </w:r>
+    </w:p>
+    <w:p>
+      <w:pPr/>
+      <w:r>
+        <w:rPr>
+          <w:lang w:val="es_ES" w:bidi="es_ES"/>
+        </w:rPr>
+      </w:r>
+      <w:r>
+        <w:rPr>
+          <w:b/>
+          <w:lang w:val="es_ES" w:bidi="es_ES"/>
+        </w:rPr>
         <w:t>"no dado al vino".</w:t>
       </w:r>
     </w:p>
@@ -2846,6 +3281,21 @@
           <w:b/>
           <w:lang w:val="es_ES" w:bidi="es_ES"/>
         </w:rPr>
+        <w:t>μὴ πλήκτην</w:t>
+      </w:r>
+    </w:p>
+    <w:p>
+      <w:pPr/>
+      <w:r>
+        <w:rPr>
+          <w:lang w:val="es_ES" w:bidi="es_ES"/>
+        </w:rPr>
+      </w:r>
+      <w:r>
+        <w:rPr>
+          <w:b/>
+          <w:lang w:val="es_ES" w:bidi="es_ES"/>
+        </w:rPr>
         <w:t>"no iracundo"</w:t>
       </w:r>
     </w:p>
@@ -2909,6 +3359,21 @@
           <w:b/>
           <w:lang w:val="es_ES" w:bidi="es_ES"/>
         </w:rPr>
+        <w:t>ἀλλὰ</w:t>
+      </w:r>
+    </w:p>
+    <w:p>
+      <w:pPr/>
+      <w:r>
+        <w:rPr>
+          <w:lang w:val="es_ES" w:bidi="es_ES"/>
+        </w:rPr>
+      </w:r>
+      <w:r>
+        <w:rPr>
+          <w:b/>
+          <w:lang w:val="es_ES" w:bidi="es_ES"/>
+        </w:rPr>
         <w:t>"sino".</w:t>
       </w:r>
     </w:p>
@@ -3005,6 +3470,21 @@
           <w:b/>
           <w:lang w:val="es_ES" w:bidi="es_ES"/>
         </w:rPr>
+        <w:t>φιλάγαθον</w:t>
+      </w:r>
+    </w:p>
+    <w:p>
+      <w:pPr/>
+      <w:r>
+        <w:rPr>
+          <w:lang w:val="es_ES" w:bidi="es_ES"/>
+        </w:rPr>
+      </w:r>
+      <w:r>
+        <w:rPr>
+          <w:b/>
+          <w:lang w:val="es_ES" w:bidi="es_ES"/>
+        </w:rPr>
         <w:t>"amante de lo bueno".</w:t>
       </w:r>
     </w:p>
@@ -3111,6 +3591,21 @@
       </w:r>
       <w:r>
         <w:rPr>
+          <w:b/>
+          <w:lang w:val="es_ES" w:bidi="es_ES"/>
+        </w:rPr>
+        <w:t>σώφρονα &amp; ἐγκρατῆ</w:t>
+      </w:r>
+    </w:p>
+    <w:p>
+      <w:pPr/>
+      <w:r>
+        <w:rPr>
+          <w:lang w:val="es_ES" w:bidi="es_ES"/>
+        </w:rPr>
+      </w:r>
+      <w:r>
+        <w:rPr>
           <w:lang w:val="es_ES" w:bidi="es_ES"/>
         </w:rPr>
         <w:t>"</w:t>
@@ -3232,6 +3727,21 @@
       </w:r>
       <w:r>
         <w:rPr>
+          <w:b/>
+          <w:lang w:val="es_ES" w:bidi="es_ES"/>
+        </w:rPr>
+        <w:t>δίκαιον, ὅσιον</w:t>
+      </w:r>
+    </w:p>
+    <w:p>
+      <w:pPr/>
+      <w:r>
+        <w:rPr>
+          <w:lang w:val="es_ES" w:bidi="es_ES"/>
+        </w:rPr>
+      </w:r>
+      <w:r>
+        <w:rPr>
           <w:lang w:val="es_ES" w:bidi="es_ES"/>
         </w:rPr>
         <w:t>"justo, santo".</w:t>
@@ -3343,6 +3853,21 @@
           <w:b/>
           <w:lang w:val="es_ES" w:bidi="es_ES"/>
         </w:rPr>
+        <w:t>ἀντεχόμενον</w:t>
+      </w:r>
+    </w:p>
+    <w:p>
+      <w:pPr/>
+      <w:r>
+        <w:rPr>
+          <w:lang w:val="es_ES" w:bidi="es_ES"/>
+        </w:rPr>
+      </w:r>
+      <w:r>
+        <w:rPr>
+          <w:b/>
+          <w:lang w:val="es_ES" w:bidi="es_ES"/>
+        </w:rPr>
         <w:t>"retenedor de la palabra fiel".</w:t>
       </w:r>
     </w:p>
@@ -3426,6 +3951,21 @@
           <w:b/>
           <w:lang w:val="es_ES" w:bidi="es_ES"/>
         </w:rPr>
+        <w:t>κατὰ τὴν διδαχὴν</w:t>
+      </w:r>
+    </w:p>
+    <w:p>
+      <w:pPr/>
+      <w:r>
+        <w:rPr>
+          <w:lang w:val="es_ES" w:bidi="es_ES"/>
+        </w:rPr>
+      </w:r>
+      <w:r>
+        <w:rPr>
+          <w:b/>
+          <w:lang w:val="es_ES" w:bidi="es_ES"/>
+        </w:rPr>
         <w:t>"tal como ha sido enseñada".</w:t>
       </w:r>
     </w:p>
@@ -3489,6 +4029,21 @@
           <w:b/>
           <w:lang w:val="es_ES" w:bidi="es_ES"/>
         </w:rPr>
+        <w:t>ἵνα</w:t>
+      </w:r>
+    </w:p>
+    <w:p>
+      <w:pPr/>
+      <w:r>
+        <w:rPr>
+          <w:lang w:val="es_ES" w:bidi="es_ES"/>
+        </w:rPr>
+      </w:r>
+      <w:r>
+        <w:rPr>
+          <w:b/>
+          <w:lang w:val="es_ES" w:bidi="es_ES"/>
+        </w:rPr>
         <w:t>"para que".</w:t>
       </w:r>
     </w:p>
@@ -3585,6 +4140,21 @@
           <w:b/>
           <w:lang w:val="es_ES" w:bidi="es_ES"/>
         </w:rPr>
+        <w:t>τῇ διδασκαλίᾳ τῇ ὑγιαινούσῃ</w:t>
+      </w:r>
+    </w:p>
+    <w:p>
+      <w:pPr/>
+      <w:r>
+        <w:rPr>
+          <w:lang w:val="es_ES" w:bidi="es_ES"/>
+        </w:rPr>
+      </w:r>
+      <w:r>
+        <w:rPr>
+          <w:b/>
+          <w:lang w:val="es_ES" w:bidi="es_ES"/>
+        </w:rPr>
         <w:t>"sana enseñanza ".</w:t>
       </w:r>
     </w:p>
@@ -3694,6 +4264,21 @@
           <w:b/>
           <w:lang w:val="es_ES" w:bidi="es_ES"/>
         </w:rPr>
+        <w:t>ματαιολόγοι</w:t>
+      </w:r>
+    </w:p>
+    <w:p>
+      <w:pPr/>
+      <w:r>
+        <w:rPr>
+          <w:lang w:val="es_ES" w:bidi="es_ES"/>
+        </w:rPr>
+      </w:r>
+      <w:r>
+        <w:rPr>
+          <w:b/>
+          <w:lang w:val="es_ES" w:bidi="es_ES"/>
+        </w:rPr>
         <w:t>"habladores de vanidades".</w:t>
       </w:r>
     </w:p>
@@ -3803,6 +4388,21 @@
           <w:b/>
           <w:lang w:val="es_ES" w:bidi="es_ES"/>
         </w:rPr>
+        <w:t>φρεναπάται</w:t>
+      </w:r>
+    </w:p>
+    <w:p>
+      <w:pPr/>
+      <w:r>
+        <w:rPr>
+          <w:lang w:val="es_ES" w:bidi="es_ES"/>
+        </w:rPr>
+      </w:r>
+      <w:r>
+        <w:rPr>
+          <w:b/>
+          <w:lang w:val="es_ES" w:bidi="es_ES"/>
+        </w:rPr>
         <w:t>"engañadores".</w:t>
       </w:r>
     </w:p>
@@ -3896,6 +4496,21 @@
       </w:r>
       <w:r>
         <w:rPr>
+          <w:b/>
+          <w:lang w:val="es_ES" w:bidi="es_ES"/>
+        </w:rPr>
+        <w:t>ματαιολόγοι, καὶ φρεναπάται</w:t>
+      </w:r>
+    </w:p>
+    <w:p>
+      <w:pPr/>
+      <w:r>
+        <w:rPr>
+          <w:lang w:val="es_ES" w:bidi="es_ES"/>
+        </w:rPr>
+      </w:r>
+      <w:r>
+        <w:rPr>
           <w:lang w:val="es_ES" w:bidi="es_ES"/>
         </w:rPr>
         <w:t>"</w:t>
@@ -4027,6 +4642,21 @@
           <w:b/>
           <w:lang w:val="es_ES" w:bidi="es_ES"/>
         </w:rPr>
+        <w:t>οἱ ἐκ τῆς περιτομῆς</w:t>
+      </w:r>
+    </w:p>
+    <w:p>
+      <w:pPr/>
+      <w:r>
+        <w:rPr>
+          <w:lang w:val="es_ES" w:bidi="es_ES"/>
+        </w:rPr>
+      </w:r>
+      <w:r>
+        <w:rPr>
+          <w:b/>
+          <w:lang w:val="es_ES" w:bidi="es_ES"/>
+        </w:rPr>
         <w:t>"mayormente los de la circuncisión".</w:t>
       </w:r>
     </w:p>
@@ -4123,6 +4753,21 @@
           <w:b/>
           <w:lang w:val="es_ES" w:bidi="es_ES"/>
         </w:rPr>
+        <w:t>οὓς δεῖ ἐπιστομίζειν</w:t>
+      </w:r>
+    </w:p>
+    <w:p>
+      <w:pPr/>
+      <w:r>
+        <w:rPr>
+          <w:lang w:val="es_ES" w:bidi="es_ES"/>
+        </w:rPr>
+      </w:r>
+      <w:r>
+        <w:rPr>
+          <w:b/>
+          <w:lang w:val="es_ES" w:bidi="es_ES"/>
+        </w:rPr>
         <w:t>"a los cuales es preciso tapar la boca".</w:t>
       </w:r>
     </w:p>
@@ -4206,6 +4851,21 @@
           <w:b/>
           <w:lang w:val="es_ES" w:bidi="es_ES"/>
         </w:rPr>
+        <w:t>ὅλους οἴκους ἀνατρέπουσιν</w:t>
+      </w:r>
+    </w:p>
+    <w:p>
+      <w:pPr/>
+      <w:r>
+        <w:rPr>
+          <w:lang w:val="es_ES" w:bidi="es_ES"/>
+        </w:rPr>
+      </w:r>
+      <w:r>
+        <w:rPr>
+          <w:b/>
+          <w:lang w:val="es_ES" w:bidi="es_ES"/>
+        </w:rPr>
         <w:t>"que trastornan casas enteras".</w:t>
       </w:r>
     </w:p>
@@ -4289,6 +4949,21 @@
           <w:b/>
           <w:lang w:val="es_ES" w:bidi="es_ES"/>
         </w:rPr>
+        <w:t>αἰσχροῦ κέρδους χάριν</w:t>
+      </w:r>
+    </w:p>
+    <w:p>
+      <w:pPr/>
+      <w:r>
+        <w:rPr>
+          <w:lang w:val="es_ES" w:bidi="es_ES"/>
+        </w:rPr>
+      </w:r>
+      <w:r>
+        <w:rPr>
+          <w:b/>
+          <w:lang w:val="es_ES" w:bidi="es_ES"/>
+        </w:rPr>
         <w:t>"enseñando por ganancia deshonesta".</w:t>
       </w:r>
     </w:p>
@@ -4398,6 +5073,21 @@
           <w:b/>
           <w:lang w:val="es_ES" w:bidi="es_ES"/>
         </w:rPr>
+        <w:t>τις ἐξ αὐτῶν, ἴδιος αὐτῶν προφήτης</w:t>
+      </w:r>
+    </w:p>
+    <w:p>
+      <w:pPr/>
+      <w:r>
+        <w:rPr>
+          <w:lang w:val="es_ES" w:bidi="es_ES"/>
+        </w:rPr>
+      </w:r>
+      <w:r>
+        <w:rPr>
+          <w:b/>
+          <w:lang w:val="es_ES" w:bidi="es_ES"/>
+        </w:rPr>
         <w:t>"Uno de ellos, su propio profeta".</w:t>
       </w:r>
     </w:p>
@@ -4461,6 +5151,21 @@
           <w:b/>
           <w:lang w:val="es_ES" w:bidi="es_ES"/>
         </w:rPr>
+        <w:t>Κρῆτες ἀεὶ ψεῦσται</w:t>
+      </w:r>
+    </w:p>
+    <w:p>
+      <w:pPr/>
+      <w:r>
+        <w:rPr>
+          <w:lang w:val="es_ES" w:bidi="es_ES"/>
+        </w:rPr>
+      </w:r>
+      <w:r>
+        <w:rPr>
+          <w:b/>
+          <w:lang w:val="es_ES" w:bidi="es_ES"/>
+        </w:rPr>
         <w:t>"Los cretenses, siempre mentirosos"</w:t>
       </w:r>
     </w:p>
@@ -4557,6 +5262,21 @@
           <w:b/>
           <w:lang w:val="es_ES" w:bidi="es_ES"/>
         </w:rPr>
+        <w:t>κακὰ θηρία</w:t>
+      </w:r>
+    </w:p>
+    <w:p>
+      <w:pPr/>
+      <w:r>
+        <w:rPr>
+          <w:lang w:val="es_ES" w:bidi="es_ES"/>
+        </w:rPr>
+      </w:r>
+      <w:r>
+        <w:rPr>
+          <w:b/>
+          <w:lang w:val="es_ES" w:bidi="es_ES"/>
+        </w:rPr>
         <w:t>"malas bestias".</w:t>
       </w:r>
     </w:p>
@@ -4666,6 +5386,21 @@
           <w:b/>
           <w:lang w:val="es_ES" w:bidi="es_ES"/>
         </w:rPr>
+        <w:t>γαστέρες ἀργαί</w:t>
+      </w:r>
+    </w:p>
+    <w:p>
+      <w:pPr/>
+      <w:r>
+        <w:rPr>
+          <w:lang w:val="es_ES" w:bidi="es_ES"/>
+        </w:rPr>
+      </w:r>
+      <w:r>
+        <w:rPr>
+          <w:b/>
+          <w:lang w:val="es_ES" w:bidi="es_ES"/>
+        </w:rPr>
         <w:t>"glotones ociosos".</w:t>
       </w:r>
     </w:p>
@@ -4749,6 +5484,21 @@
           <w:b/>
           <w:lang w:val="es_ES" w:bidi="es_ES"/>
         </w:rPr>
+        <w:t>δι’ ἣν αἰτίαν ἔλεγχε αὐτοὺς ἀποτόμως</w:t>
+      </w:r>
+    </w:p>
+    <w:p>
+      <w:pPr/>
+      <w:r>
+        <w:rPr>
+          <w:lang w:val="es_ES" w:bidi="es_ES"/>
+        </w:rPr>
+      </w:r>
+      <w:r>
+        <w:rPr>
+          <w:b/>
+          <w:lang w:val="es_ES" w:bidi="es_ES"/>
+        </w:rPr>
         <w:t>"Por lo tanto, repréndelos duramente".</w:t>
       </w:r>
     </w:p>
@@ -4812,6 +5562,21 @@
           <w:b/>
           <w:lang w:val="es_ES" w:bidi="es_ES"/>
         </w:rPr>
+        <w:t>δι’ ἣν αἰτίαν</w:t>
+      </w:r>
+    </w:p>
+    <w:p>
+      <w:pPr/>
+      <w:r>
+        <w:rPr>
+          <w:lang w:val="es_ES" w:bidi="es_ES"/>
+        </w:rPr>
+      </w:r>
+      <w:r>
+        <w:rPr>
+          <w:b/>
+          <w:lang w:val="es_ES" w:bidi="es_ES"/>
+        </w:rPr>
         <w:t>"Por tanto".</w:t>
       </w:r>
     </w:p>
@@ -4894,6 +5659,21 @@
         <w:rPr>
           <w:lang w:val="es_ES" w:bidi="es_ES"/>
         </w:rPr>
+      </w:r>
+    </w:p>
+    <w:p>
+      <w:pPr/>
+      <w:r>
+        <w:rPr>
+          <w:lang w:val="es_ES" w:bidi="es_ES"/>
+        </w:rPr>
+      </w:r>
+      <w:r>
+        <w:rPr>
+          <w:b/>
+          <w:lang w:val="es_ES" w:bidi="es_ES"/>
+        </w:rPr>
+        <w:t>αὐτοὺς</w:t>
       </w:r>
     </w:p>
     <w:p>
@@ -5057,6 +5837,21 @@
           <w:b/>
           <w:lang w:val="es_ES" w:bidi="es_ES"/>
         </w:rPr>
+        <w:t>ἵνα ὑγιαίνωσιν ἐν τῇ πίστει</w:t>
+      </w:r>
+    </w:p>
+    <w:p>
+      <w:pPr/>
+      <w:r>
+        <w:rPr>
+          <w:lang w:val="es_ES" w:bidi="es_ES"/>
+        </w:rPr>
+      </w:r>
+      <w:r>
+        <w:rPr>
+          <w:b/>
+          <w:lang w:val="es_ES" w:bidi="es_ES"/>
+        </w:rPr>
         <w:t>"para que sean sanos en la fe".</w:t>
       </w:r>
     </w:p>
@@ -5153,6 +5948,21 @@
           <w:b/>
           <w:lang w:val="es_ES" w:bidi="es_ES"/>
         </w:rPr>
+        <w:t>ἵνα</w:t>
+      </w:r>
+    </w:p>
+    <w:p>
+      <w:pPr/>
+      <w:r>
+        <w:rPr>
+          <w:lang w:val="es_ES" w:bidi="es_ES"/>
+        </w:rPr>
+      </w:r>
+      <w:r>
+        <w:rPr>
+          <w:b/>
+          <w:lang w:val="es_ES" w:bidi="es_ES"/>
+        </w:rPr>
         <w:t>"para que"</w:t>
       </w:r>
     </w:p>
@@ -5262,6 +6072,21 @@
           <w:b/>
           <w:lang w:val="es_ES" w:bidi="es_ES"/>
         </w:rPr>
+        <w:t>ἐν τῇ πίστει</w:t>
+      </w:r>
+    </w:p>
+    <w:p>
+      <w:pPr/>
+      <w:r>
+        <w:rPr>
+          <w:lang w:val="es_ES" w:bidi="es_ES"/>
+        </w:rPr>
+      </w:r>
+      <w:r>
+        <w:rPr>
+          <w:b/>
+          <w:lang w:val="es_ES" w:bidi="es_ES"/>
+        </w:rPr>
         <w:t>"en la fe"</w:t>
       </w:r>
     </w:p>
@@ -5358,6 +6183,21 @@
           <w:b/>
           <w:lang w:val="es_ES" w:bidi="es_ES"/>
         </w:rPr>
+        <w:t>Ἰουδαϊκοῖς μύθοις</w:t>
+      </w:r>
+    </w:p>
+    <w:p>
+      <w:pPr/>
+      <w:r>
+        <w:rPr>
+          <w:lang w:val="es_ES" w:bidi="es_ES"/>
+        </w:rPr>
+      </w:r>
+      <w:r>
+        <w:rPr>
+          <w:b/>
+          <w:lang w:val="es_ES" w:bidi="es_ES"/>
+        </w:rPr>
         <w:t>"a mitos judíos"</w:t>
       </w:r>
     </w:p>
@@ -5421,6 +6261,21 @@
           <w:b/>
           <w:lang w:val="es_ES" w:bidi="es_ES"/>
         </w:rPr>
+        <w:t>ἀποστρεφομένων τὴν ἀλήθειαν</w:t>
+      </w:r>
+    </w:p>
+    <w:p>
+      <w:pPr/>
+      <w:r>
+        <w:rPr>
+          <w:lang w:val="es_ES" w:bidi="es_ES"/>
+        </w:rPr>
+      </w:r>
+      <w:r>
+        <w:rPr>
+          <w:b/>
+          <w:lang w:val="es_ES" w:bidi="es_ES"/>
+        </w:rPr>
         <w:t>"quienes han rechazado la verdad"</w:t>
       </w:r>
     </w:p>
@@ -5504,6 +6359,21 @@
           <w:b/>
           <w:lang w:val="es_ES" w:bidi="es_ES"/>
         </w:rPr>
+        <w:t>πάντα καθαρὰ τοῖς καθαροῖς</w:t>
+      </w:r>
+    </w:p>
+    <w:p>
+      <w:pPr/>
+      <w:r>
+        <w:rPr>
+          <w:lang w:val="es_ES" w:bidi="es_ES"/>
+        </w:rPr>
+      </w:r>
+      <w:r>
+        <w:rPr>
+          <w:b/>
+          <w:lang w:val="es_ES" w:bidi="es_ES"/>
+        </w:rPr>
         <w:t>"Para los puros, todas las cosas son puras"</w:t>
       </w:r>
     </w:p>
@@ -5587,6 +6457,21 @@
           <w:b/>
           <w:lang w:val="es_ES" w:bidi="es_ES"/>
         </w:rPr>
+        <w:t>τοῖς καθαροῖς</w:t>
+      </w:r>
+    </w:p>
+    <w:p>
+      <w:pPr/>
+      <w:r>
+        <w:rPr>
+          <w:lang w:val="es_ES" w:bidi="es_ES"/>
+        </w:rPr>
+      </w:r>
+      <w:r>
+        <w:rPr>
+          <w:b/>
+          <w:lang w:val="es_ES" w:bidi="es_ES"/>
+        </w:rPr>
         <w:t>"A los puros"</w:t>
       </w:r>
     </w:p>
@@ -5650,6 +6535,21 @@
           <w:b/>
           <w:lang w:val="es_ES" w:bidi="es_ES"/>
         </w:rPr>
+        <w:t>δὲ</w:t>
+      </w:r>
+    </w:p>
+    <w:p>
+      <w:pPr/>
+      <w:r>
+        <w:rPr>
+          <w:lang w:val="es_ES" w:bidi="es_ES"/>
+        </w:rPr>
+      </w:r>
+      <w:r>
+        <w:rPr>
+          <w:b/>
+          <w:lang w:val="es_ES" w:bidi="es_ES"/>
+        </w:rPr>
         <w:t>"pero"</w:t>
       </w:r>
     </w:p>
@@ -5746,6 +6646,21 @@
           <w:b/>
           <w:lang w:val="es_ES" w:bidi="es_ES"/>
         </w:rPr>
+        <w:t>τοῖς δὲ μεμιαμμένοις καὶ ἀπίστοις, οὐδὲν καθαρόν</w:t>
+      </w:r>
+    </w:p>
+    <w:p>
+      <w:pPr/>
+      <w:r>
+        <w:rPr>
+          <w:lang w:val="es_ES" w:bidi="es_ES"/>
+        </w:rPr>
+      </w:r>
+      <w:r>
+        <w:rPr>
+          <w:b/>
+          <w:lang w:val="es_ES" w:bidi="es_ES"/>
+        </w:rPr>
         <w:t>"pero para los corrompidos e incrédulos nada es puro"</w:t>
       </w:r>
     </w:p>
@@ -5829,6 +6744,21 @@
           <w:b/>
           <w:lang w:val="es_ES" w:bidi="es_ES"/>
         </w:rPr>
+        <w:t>δὲ</w:t>
+      </w:r>
+    </w:p>
+    <w:p>
+      <w:pPr/>
+      <w:r>
+        <w:rPr>
+          <w:lang w:val="es_ES" w:bidi="es_ES"/>
+        </w:rPr>
+      </w:r>
+      <w:r>
+        <w:rPr>
+          <w:b/>
+          <w:lang w:val="es_ES" w:bidi="es_ES"/>
+        </w:rPr>
         <w:t>"pero"</w:t>
       </w:r>
     </w:p>
@@ -5925,6 +6855,21 @@
           <w:b/>
           <w:lang w:val="es_ES" w:bidi="es_ES"/>
         </w:rPr>
+        <w:t>τοῖς &amp; ἔργοις ἀρνοῦνται</w:t>
+      </w:r>
+    </w:p>
+    <w:p>
+      <w:pPr/>
+      <w:r>
+        <w:rPr>
+          <w:lang w:val="es_ES" w:bidi="es_ES"/>
+        </w:rPr>
+      </w:r>
+      <w:r>
+        <w:rPr>
+          <w:b/>
+          <w:lang w:val="es_ES" w:bidi="es_ES"/>
+        </w:rPr>
         <w:t>"por sus"</w:t>
       </w:r>
       <w:r>
@@ -6001,6 +6946,21 @@
           <w:b/>
           <w:lang w:val="es_ES" w:bidi="es_ES"/>
         </w:rPr>
+        <w:t>σὺ δὲ</w:t>
+      </w:r>
+    </w:p>
+    <w:p>
+      <w:pPr/>
+      <w:r>
+        <w:rPr>
+          <w:lang w:val="es_ES" w:bidi="es_ES"/>
+        </w:rPr>
+      </w:r>
+      <w:r>
+        <w:rPr>
+          <w:b/>
+          <w:lang w:val="es_ES" w:bidi="es_ES"/>
+        </w:rPr>
         <w:t>"Pero en cuanto a ti"</w:t>
       </w:r>
     </w:p>
@@ -6097,6 +7057,21 @@
           <w:b/>
           <w:lang w:val="es_ES" w:bidi="es_ES"/>
         </w:rPr>
+        <w:t>τῇ ὑγιαινούσῃ διδασκαλίᾳ</w:t>
+      </w:r>
+    </w:p>
+    <w:p>
+      <w:pPr/>
+      <w:r>
+        <w:rPr>
+          <w:lang w:val="es_ES" w:bidi="es_ES"/>
+        </w:rPr>
+      </w:r>
+      <w:r>
+        <w:rPr>
+          <w:b/>
+          <w:lang w:val="es_ES" w:bidi="es_ES"/>
+        </w:rPr>
         <w:t>"sana doctrina".</w:t>
       </w:r>
     </w:p>
@@ -6193,6 +7168,21 @@
           <w:b/>
           <w:lang w:val="es_ES" w:bidi="es_ES"/>
         </w:rPr>
+        <w:t>πρεσβύτας &amp; εἶναι</w:t>
+      </w:r>
+    </w:p>
+    <w:p>
+      <w:pPr/>
+      <w:r>
+        <w:rPr>
+          <w:lang w:val="es_ES" w:bidi="es_ES"/>
+        </w:rPr>
+      </w:r>
+      <w:r>
+        <w:rPr>
+          <w:b/>
+          <w:lang w:val="es_ES" w:bidi="es_ES"/>
+        </w:rPr>
         <w:t>"Hombres mayores"</w:t>
       </w:r>
       <w:r>
@@ -6289,6 +7279,21 @@
           <w:b/>
           <w:lang w:val="es_ES" w:bidi="es_ES"/>
         </w:rPr>
+        <w:t>νηφαλίους &amp; σεμνούς, σώφρονας</w:t>
+      </w:r>
+    </w:p>
+    <w:p>
+      <w:pPr/>
+      <w:r>
+        <w:rPr>
+          <w:lang w:val="es_ES" w:bidi="es_ES"/>
+        </w:rPr>
+      </w:r>
+      <w:r>
+        <w:rPr>
+          <w:b/>
+          <w:lang w:val="es_ES" w:bidi="es_ES"/>
+        </w:rPr>
         <w:t>"templado"</w:t>
       </w:r>
       <w:r>
@@ -6385,6 +7390,21 @@
           <w:b/>
           <w:lang w:val="es_ES" w:bidi="es_ES"/>
         </w:rPr>
+        <w:t>νηφαλίους</w:t>
+      </w:r>
+    </w:p>
+    <w:p>
+      <w:pPr/>
+      <w:r>
+        <w:rPr>
+          <w:lang w:val="es_ES" w:bidi="es_ES"/>
+        </w:rPr>
+      </w:r>
+      <w:r>
+        <w:rPr>
+          <w:b/>
+          <w:lang w:val="es_ES" w:bidi="es_ES"/>
+        </w:rPr>
         <w:t>"sobrio"</w:t>
       </w:r>
     </w:p>
@@ -6448,6 +7468,21 @@
           <w:b/>
           <w:lang w:val="es_ES" w:bidi="es_ES"/>
         </w:rPr>
+        <w:t>σώφρονας</w:t>
+      </w:r>
+    </w:p>
+    <w:p>
+      <w:pPr/>
+      <w:r>
+        <w:rPr>
+          <w:lang w:val="es_ES" w:bidi="es_ES"/>
+        </w:rPr>
+      </w:r>
+      <w:r>
+        <w:rPr>
+          <w:b/>
+          <w:lang w:val="es_ES" w:bidi="es_ES"/>
+        </w:rPr>
         <w:t>"autocontrolado"</w:t>
       </w:r>
     </w:p>
@@ -6511,6 +7546,21 @@
           <w:b/>
           <w:lang w:val="es_ES" w:bidi="es_ES"/>
         </w:rPr>
+        <w:t>ὑγιαίνοντας τῇ πίστει τῇ ἀγάπῃ, τῇ ὑπομονῇ</w:t>
+      </w:r>
+    </w:p>
+    <w:p>
+      <w:pPr/>
+      <w:r>
+        <w:rPr>
+          <w:lang w:val="es_ES" w:bidi="es_ES"/>
+        </w:rPr>
+      </w:r>
+      <w:r>
+        <w:rPr>
+          <w:b/>
+          <w:lang w:val="es_ES" w:bidi="es_ES"/>
+        </w:rPr>
         <w:t>"y sólidos en la fe, el amor y la perseverancia"</w:t>
       </w:r>
     </w:p>
@@ -6672,6 +7722,21 @@
           <w:b/>
           <w:lang w:val="es_ES" w:bidi="es_ES"/>
         </w:rPr>
+        <w:t>ὑγιαίνοντας τῇ πίστει</w:t>
+      </w:r>
+    </w:p>
+    <w:p>
+      <w:pPr/>
+      <w:r>
+        <w:rPr>
+          <w:lang w:val="es_ES" w:bidi="es_ES"/>
+        </w:rPr>
+      </w:r>
+      <w:r>
+        <w:rPr>
+          <w:b/>
+          <w:lang w:val="es_ES" w:bidi="es_ES"/>
+        </w:rPr>
         <w:t>"y sanos en la fe y"</w:t>
       </w:r>
     </w:p>
@@ -6768,6 +7833,21 @@
           <w:b/>
           <w:lang w:val="es_ES" w:bidi="es_ES"/>
         </w:rPr>
+        <w:t>τῇ ἀγάπῃ</w:t>
+      </w:r>
+    </w:p>
+    <w:p>
+      <w:pPr/>
+      <w:r>
+        <w:rPr>
+          <w:lang w:val="es_ES" w:bidi="es_ES"/>
+        </w:rPr>
+      </w:r>
+      <w:r>
+        <w:rPr>
+          <w:b/>
+          <w:lang w:val="es_ES" w:bidi="es_ES"/>
+        </w:rPr>
         <w:t>"amor y"</w:t>
       </w:r>
     </w:p>
@@ -6864,6 +7944,21 @@
           <w:b/>
           <w:lang w:val="es_ES" w:bidi="es_ES"/>
         </w:rPr>
+        <w:t>τῇ ὑπομονῇ</w:t>
+      </w:r>
+    </w:p>
+    <w:p>
+      <w:pPr/>
+      <w:r>
+        <w:rPr>
+          <w:lang w:val="es_ES" w:bidi="es_ES"/>
+        </w:rPr>
+      </w:r>
+      <w:r>
+        <w:rPr>
+          <w:b/>
+          <w:lang w:val="es_ES" w:bidi="es_ES"/>
+        </w:rPr>
         <w:t>"y perseverancia"</w:t>
       </w:r>
     </w:p>
@@ -6973,6 +8068,21 @@
           <w:b/>
           <w:lang w:val="es_ES" w:bidi="es_ES"/>
         </w:rPr>
+        <w:t>πρεσβύτιδας ὡσαύτως</w:t>
+      </w:r>
+    </w:p>
+    <w:p>
+      <w:pPr/>
+      <w:r>
+        <w:rPr>
+          <w:lang w:val="es_ES" w:bidi="es_ES"/>
+        </w:rPr>
+      </w:r>
+      <w:r>
+        <w:rPr>
+          <w:b/>
+          <w:lang w:val="es_ES" w:bidi="es_ES"/>
+        </w:rPr>
         <w:t>"Las mujeres mayores igualmente"</w:t>
       </w:r>
     </w:p>
@@ -7069,6 +8179,21 @@
           <w:b/>
           <w:lang w:val="es_ES" w:bidi="es_ES"/>
         </w:rPr>
+        <w:t>οἴνῳ πολλῷ δεδουλωμένας</w:t>
+      </w:r>
+    </w:p>
+    <w:p>
+      <w:pPr/>
+      <w:r>
+        <w:rPr>
+          <w:lang w:val="es_ES" w:bidi="es_ES"/>
+        </w:rPr>
+      </w:r>
+      <w:r>
+        <w:rPr>
+          <w:b/>
+          <w:lang w:val="es_ES" w:bidi="es_ES"/>
+        </w:rPr>
         <w:t>"adicto a mucho vino"</w:t>
       </w:r>
     </w:p>
@@ -7152,6 +8277,21 @@
           <w:b/>
           <w:lang w:val="es_ES" w:bidi="es_ES"/>
         </w:rPr>
+        <w:t>οἴνῳ πολλῷ δεδουλωμένας</w:t>
+      </w:r>
+    </w:p>
+    <w:p>
+      <w:pPr/>
+      <w:r>
+        <w:rPr>
+          <w:lang w:val="es_ES" w:bidi="es_ES"/>
+        </w:rPr>
+      </w:r>
+      <w:r>
+        <w:rPr>
+          <w:b/>
+          <w:lang w:val="es_ES" w:bidi="es_ES"/>
+        </w:rPr>
         <w:t>"adicto a mucho vino"</w:t>
       </w:r>
     </w:p>
@@ -7235,6 +8375,21 @@
           <w:b/>
           <w:lang w:val="es_ES" w:bidi="es_ES"/>
         </w:rPr>
+        <w:t>καλοδιδασκάλους</w:t>
+      </w:r>
+    </w:p>
+    <w:p>
+      <w:pPr/>
+      <w:r>
+        <w:rPr>
+          <w:lang w:val="es_ES" w:bidi="es_ES"/>
+        </w:rPr>
+      </w:r>
+      <w:r>
+        <w:rPr>
+          <w:b/>
+          <w:lang w:val="es_ES" w:bidi="es_ES"/>
+        </w:rPr>
         <w:t>"pero maestras del bien"</w:t>
       </w:r>
     </w:p>
@@ -7318,6 +8473,21 @@
           <w:b/>
           <w:lang w:val="es_ES" w:bidi="es_ES"/>
         </w:rPr>
+        <w:t>ἵνα</w:t>
+      </w:r>
+    </w:p>
+    <w:p>
+      <w:pPr/>
+      <w:r>
+        <w:rPr>
+          <w:lang w:val="es_ES" w:bidi="es_ES"/>
+        </w:rPr>
+      </w:r>
+      <w:r>
+        <w:rPr>
+          <w:b/>
+          <w:lang w:val="es_ES" w:bidi="es_ES"/>
+        </w:rPr>
         <w:t>"De esta manera"</w:t>
       </w:r>
     </w:p>
@@ -7440,6 +8610,21 @@
           <w:b/>
           <w:lang w:val="es_ES" w:bidi="es_ES"/>
         </w:rPr>
+        <w:t>φιλάνδρους</w:t>
+      </w:r>
+    </w:p>
+    <w:p>
+      <w:pPr/>
+      <w:r>
+        <w:rPr>
+          <w:lang w:val="es_ES" w:bidi="es_ES"/>
+        </w:rPr>
+      </w:r>
+      <w:r>
+        <w:rPr>
+          <w:b/>
+          <w:lang w:val="es_ES" w:bidi="es_ES"/>
+        </w:rPr>
         <w:t>"aman a sus maridos"</w:t>
       </w:r>
     </w:p>
@@ -7516,6 +8701,21 @@
           <w:b/>
           <w:lang w:val="es_ES" w:bidi="es_ES"/>
         </w:rPr>
+        <w:t>φιλοτέκνους</w:t>
+      </w:r>
+    </w:p>
+    <w:p>
+      <w:pPr/>
+      <w:r>
+        <w:rPr>
+          <w:lang w:val="es_ES" w:bidi="es_ES"/>
+        </w:rPr>
+      </w:r>
+      <w:r>
+        <w:rPr>
+          <w:b/>
+          <w:lang w:val="es_ES" w:bidi="es_ES"/>
+        </w:rPr>
         <w:t>"y niños"</w:t>
       </w:r>
     </w:p>
@@ -7579,6 +8779,21 @@
           <w:b/>
           <w:lang w:val="es_ES" w:bidi="es_ES"/>
         </w:rPr>
+        <w:t>ὑποτασσομένας τοῖς ἰδίοις ἀνδράσιν</w:t>
+      </w:r>
+    </w:p>
+    <w:p>
+      <w:pPr/>
+      <w:r>
+        <w:rPr>
+          <w:lang w:val="es_ES" w:bidi="es_ES"/>
+        </w:rPr>
+      </w:r>
+      <w:r>
+        <w:rPr>
+          <w:b/>
+          <w:lang w:val="es_ES" w:bidi="es_ES"/>
+        </w:rPr>
         <w:t>"y sumisas a sus propios maridos"</w:t>
       </w:r>
     </w:p>
@@ -7642,6 +8857,21 @@
           <w:b/>
           <w:lang w:val="es_ES" w:bidi="es_ES"/>
         </w:rPr>
+        <w:t>ἵνα</w:t>
+      </w:r>
+    </w:p>
+    <w:p>
+      <w:pPr/>
+      <w:r>
+        <w:rPr>
+          <w:lang w:val="es_ES" w:bidi="es_ES"/>
+        </w:rPr>
+      </w:r>
+      <w:r>
+        <w:rPr>
+          <w:b/>
+          <w:lang w:val="es_ES" w:bidi="es_ES"/>
+        </w:rPr>
         <w:t>"para que"</w:t>
       </w:r>
     </w:p>
@@ -7751,6 +8981,21 @@
           <w:b/>
           <w:lang w:val="es_ES" w:bidi="es_ES"/>
         </w:rPr>
+        <w:t>ἵνα μὴ ὁ λόγος τοῦ Θεοῦ βλασφημῆται</w:t>
+      </w:r>
+    </w:p>
+    <w:p>
+      <w:pPr/>
+      <w:r>
+        <w:rPr>
+          <w:lang w:val="es_ES" w:bidi="es_ES"/>
+        </w:rPr>
+      </w:r>
+      <w:r>
+        <w:rPr>
+          <w:b/>
+          <w:lang w:val="es_ES" w:bidi="es_ES"/>
+        </w:rPr>
         <w:t>"para que la palabra de Dios no sea desacreditada"</w:t>
       </w:r>
     </w:p>
@@ -7834,6 +9079,21 @@
           <w:b/>
           <w:lang w:val="es_ES" w:bidi="es_ES"/>
         </w:rPr>
+        <w:t>ὁ λόγος τοῦ Θεοῦ</w:t>
+      </w:r>
+    </w:p>
+    <w:p>
+      <w:pPr/>
+      <w:r>
+        <w:rPr>
+          <w:lang w:val="es_ES" w:bidi="es_ES"/>
+        </w:rPr>
+      </w:r>
+      <w:r>
+        <w:rPr>
+          <w:b/>
+          <w:lang w:val="es_ES" w:bidi="es_ES"/>
+        </w:rPr>
         <w:t>"la palabra de Dios"</w:t>
       </w:r>
     </w:p>
@@ -7930,6 +9190,21 @@
           <w:b/>
           <w:lang w:val="es_ES" w:bidi="es_ES"/>
         </w:rPr>
+        <w:t>ὡσαύτως</w:t>
+      </w:r>
+    </w:p>
+    <w:p>
+      <w:pPr/>
+      <w:r>
+        <w:rPr>
+          <w:lang w:val="es_ES" w:bidi="es_ES"/>
+        </w:rPr>
+      </w:r>
+      <w:r>
+        <w:rPr>
+          <w:b/>
+          <w:lang w:val="es_ES" w:bidi="es_ES"/>
+        </w:rPr>
         <w:t>"De la misma manera".</w:t>
       </w:r>
     </w:p>
@@ -7993,6 +9268,21 @@
           <w:b/>
           <w:lang w:val="es_ES" w:bidi="es_ES"/>
         </w:rPr>
+        <w:t>περὶ πάντα</w:t>
+      </w:r>
+    </w:p>
+    <w:p>
+      <w:pPr/>
+      <w:r>
+        <w:rPr>
+          <w:lang w:val="es_ES" w:bidi="es_ES"/>
+        </w:rPr>
+      </w:r>
+      <w:r>
+        <w:rPr>
+          <w:b/>
+          <w:lang w:val="es_ES" w:bidi="es_ES"/>
+        </w:rPr>
         <w:t>"En todo".</w:t>
       </w:r>
     </w:p>
@@ -8056,6 +9346,21 @@
           <w:b/>
           <w:lang w:val="es_ES" w:bidi="es_ES"/>
         </w:rPr>
+        <w:t>σεαυτὸν παρεχόμενος</w:t>
+      </w:r>
+    </w:p>
+    <w:p>
+      <w:pPr/>
+      <w:r>
+        <w:rPr>
+          <w:lang w:val="es_ES" w:bidi="es_ES"/>
+        </w:rPr>
+      </w:r>
+      <w:r>
+        <w:rPr>
+          <w:b/>
+          <w:lang w:val="es_ES" w:bidi="es_ES"/>
+        </w:rPr>
         <w:t>"preséntate"</w:t>
       </w:r>
     </w:p>
@@ -8119,6 +9424,21 @@
           <w:b/>
           <w:lang w:val="es_ES" w:bidi="es_ES"/>
         </w:rPr>
+        <w:t>τύπον καλῶν ἔργων</w:t>
+      </w:r>
+    </w:p>
+    <w:p>
+      <w:pPr/>
+      <w:r>
+        <w:rPr>
+          <w:lang w:val="es_ES" w:bidi="es_ES"/>
+        </w:rPr>
+      </w:r>
+      <w:r>
+        <w:rPr>
+          <w:b/>
+          <w:lang w:val="es_ES" w:bidi="es_ES"/>
+        </w:rPr>
         <w:t>"ser un ejemplo haciendo buenas obras".</w:t>
       </w:r>
     </w:p>
@@ -8182,6 +9502,21 @@
           <w:b/>
           <w:lang w:val="es_ES" w:bidi="es_ES"/>
         </w:rPr>
+        <w:t>ἐν τῇ διδασκαλίᾳ ἀφθορίαν, σεμνότητα</w:t>
+      </w:r>
+    </w:p>
+    <w:p>
+      <w:pPr/>
+      <w:r>
+        <w:rPr>
+          <w:lang w:val="es_ES" w:bidi="es_ES"/>
+        </w:rPr>
+      </w:r>
+      <w:r>
+        <w:rPr>
+          <w:b/>
+          <w:lang w:val="es_ES" w:bidi="es_ES"/>
+        </w:rPr>
         <w:t>"En tu enseñanza muestra integridad y dignidad".</w:t>
       </w:r>
     </w:p>
@@ -8265,6 +9600,21 @@
           <w:b/>
           <w:lang w:val="es_ES" w:bidi="es_ES"/>
         </w:rPr>
+        <w:t>ἐν τῇ διδασκαλίᾳ ἀφθορίαν, σεμνότητα</w:t>
+      </w:r>
+    </w:p>
+    <w:p>
+      <w:pPr/>
+      <w:r>
+        <w:rPr>
+          <w:lang w:val="es_ES" w:bidi="es_ES"/>
+        </w:rPr>
+      </w:r>
+      <w:r>
+        <w:rPr>
+          <w:b/>
+          <w:lang w:val="es_ES" w:bidi="es_ES"/>
+        </w:rPr>
         <w:t>"En tu enseñanza muestra integridad y dignidad".</w:t>
       </w:r>
     </w:p>
@@ -8374,6 +9724,21 @@
           <w:b/>
           <w:lang w:val="es_ES" w:bidi="es_ES"/>
         </w:rPr>
+        <w:t>ἀφθορίαν</w:t>
+      </w:r>
+    </w:p>
+    <w:p>
+      <w:pPr/>
+      <w:r>
+        <w:rPr>
+          <w:lang w:val="es_ES" w:bidi="es_ES"/>
+        </w:rPr>
+      </w:r>
+      <w:r>
+        <w:rPr>
+          <w:b/>
+          <w:lang w:val="es_ES" w:bidi="es_ES"/>
+        </w:rPr>
         <w:t>"mostrar integridad".</w:t>
       </w:r>
     </w:p>
@@ -8483,6 +9848,21 @@
           <w:b/>
           <w:lang w:val="es_ES" w:bidi="es_ES"/>
         </w:rPr>
+        <w:t>ὑγιῆ</w:t>
+      </w:r>
+    </w:p>
+    <w:p>
+      <w:pPr/>
+      <w:r>
+        <w:rPr>
+          <w:lang w:val="es_ES" w:bidi="es_ES"/>
+        </w:rPr>
+      </w:r>
+      <w:r>
+        <w:rPr>
+          <w:b/>
+          <w:lang w:val="es_ES" w:bidi="es_ES"/>
+        </w:rPr>
         <w:t>"y saludable".</w:t>
       </w:r>
     </w:p>
@@ -8592,6 +9972,21 @@
           <w:b/>
           <w:lang w:val="es_ES" w:bidi="es_ES"/>
         </w:rPr>
+        <w:t>ἵνα</w:t>
+      </w:r>
+    </w:p>
+    <w:p>
+      <w:pPr/>
+      <w:r>
+        <w:rPr>
+          <w:lang w:val="es_ES" w:bidi="es_ES"/>
+        </w:rPr>
+      </w:r>
+      <w:r>
+        <w:rPr>
+          <w:b/>
+          <w:lang w:val="es_ES" w:bidi="es_ES"/>
+        </w:rPr>
         <w:t>"de modo que".</w:t>
       </w:r>
     </w:p>
@@ -8688,6 +10083,21 @@
           <w:b/>
           <w:lang w:val="es_ES" w:bidi="es_ES"/>
         </w:rPr>
+        <w:t>ἵνα ὁ ἐξ ἐναντίας ἐντραπῇ</w:t>
+      </w:r>
+    </w:p>
+    <w:p>
+      <w:pPr/>
+      <w:r>
+        <w:rPr>
+          <w:lang w:val="es_ES" w:bidi="es_ES"/>
+        </w:rPr>
+      </w:r>
+      <w:r>
+        <w:rPr>
+          <w:b/>
+          <w:lang w:val="es_ES" w:bidi="es_ES"/>
+        </w:rPr>
         <w:t>"de modo que el adversario se avergüence".</w:t>
       </w:r>
     </w:p>
@@ -8771,6 +10181,21 @@
           <w:b/>
           <w:lang w:val="es_ES" w:bidi="es_ES"/>
         </w:rPr>
+        <w:t>ἡμῶν</w:t>
+      </w:r>
+    </w:p>
+    <w:p>
+      <w:pPr/>
+      <w:r>
+        <w:rPr>
+          <w:lang w:val="es_ES" w:bidi="es_ES"/>
+        </w:rPr>
+      </w:r>
+      <w:r>
+        <w:rPr>
+          <w:b/>
+          <w:lang w:val="es_ES" w:bidi="es_ES"/>
+        </w:rPr>
         <w:t>"nosotros".</w:t>
       </w:r>
     </w:p>
@@ -8867,6 +10292,21 @@
           <w:b/>
           <w:lang w:val="es_ES" w:bidi="es_ES"/>
         </w:rPr>
+        <w:t>δούλους ἰδίοις δεσπόταις ὑποτάσσεσθαι</w:t>
+      </w:r>
+    </w:p>
+    <w:p>
+      <w:pPr/>
+      <w:r>
+        <w:rPr>
+          <w:lang w:val="es_ES" w:bidi="es_ES"/>
+        </w:rPr>
+      </w:r>
+      <w:r>
+        <w:rPr>
+          <w:b/>
+          <w:lang w:val="es_ES" w:bidi="es_ES"/>
+        </w:rPr>
         <w:t>"Los esclavos deben someterse a sus propios amos"</w:t>
       </w:r>
     </w:p>
@@ -8950,6 +10390,21 @@
           <w:b/>
           <w:lang w:val="es_ES" w:bidi="es_ES"/>
         </w:rPr>
+        <w:t>ἐν πᾶσιν</w:t>
+      </w:r>
+    </w:p>
+    <w:p>
+      <w:pPr/>
+      <w:r>
+        <w:rPr>
+          <w:lang w:val="es_ES" w:bidi="es_ES"/>
+        </w:rPr>
+      </w:r>
+      <w:r>
+        <w:rPr>
+          <w:b/>
+          <w:lang w:val="es_ES" w:bidi="es_ES"/>
+        </w:rPr>
         <w:t>"en todo".</w:t>
       </w:r>
     </w:p>
@@ -9013,6 +10468,21 @@
           <w:b/>
           <w:lang w:val="es_ES" w:bidi="es_ES"/>
         </w:rPr>
+        <w:t>εὐαρέστους εἶναι</w:t>
+      </w:r>
+    </w:p>
+    <w:p>
+      <w:pPr/>
+      <w:r>
+        <w:rPr>
+          <w:lang w:val="es_ES" w:bidi="es_ES"/>
+        </w:rPr>
+      </w:r>
+      <w:r>
+        <w:rPr>
+          <w:b/>
+          <w:lang w:val="es_ES" w:bidi="es_ES"/>
+        </w:rPr>
         <w:t>"que agraden".</w:t>
       </w:r>
     </w:p>
@@ -9096,6 +10566,21 @@
           <w:b/>
           <w:lang w:val="es_ES" w:bidi="es_ES"/>
         </w:rPr>
+        <w:t>μὴ νοσφιζομένους</w:t>
+      </w:r>
+    </w:p>
+    <w:p>
+      <w:pPr/>
+      <w:r>
+        <w:rPr>
+          <w:lang w:val="es_ES" w:bidi="es_ES"/>
+        </w:rPr>
+      </w:r>
+      <w:r>
+        <w:rPr>
+          <w:b/>
+          <w:lang w:val="es_ES" w:bidi="es_ES"/>
+        </w:rPr>
         <w:t>"no les robes".</w:t>
       </w:r>
     </w:p>
@@ -9179,6 +10664,21 @@
           <w:b/>
           <w:lang w:val="es_ES" w:bidi="es_ES"/>
         </w:rPr>
+        <w:t>ἀλλὰ</w:t>
+      </w:r>
+    </w:p>
+    <w:p>
+      <w:pPr/>
+      <w:r>
+        <w:rPr>
+          <w:lang w:val="es_ES" w:bidi="es_ES"/>
+        </w:rPr>
+      </w:r>
+      <w:r>
+        <w:rPr>
+          <w:b/>
+          <w:lang w:val="es_ES" w:bidi="es_ES"/>
+        </w:rPr>
         <w:t>"sino".</w:t>
       </w:r>
     </w:p>
@@ -9275,6 +10775,21 @@
           <w:b/>
           <w:lang w:val="es_ES" w:bidi="es_ES"/>
         </w:rPr>
+        <w:t>πᾶσαν πίστιν ἐνδεικνυμένους ἀγαθήν</w:t>
+      </w:r>
+    </w:p>
+    <w:p>
+      <w:pPr/>
+      <w:r>
+        <w:rPr>
+          <w:lang w:val="es_ES" w:bidi="es_ES"/>
+        </w:rPr>
+      </w:r>
+      <w:r>
+        <w:rPr>
+          <w:b/>
+          <w:lang w:val="es_ES" w:bidi="es_ES"/>
+        </w:rPr>
         <w:t>"mostrándose fieles en todo".</w:t>
       </w:r>
     </w:p>
@@ -9338,6 +10853,21 @@
           <w:b/>
           <w:lang w:val="es_ES" w:bidi="es_ES"/>
         </w:rPr>
+        <w:t>ἵνα</w:t>
+      </w:r>
+    </w:p>
+    <w:p>
+      <w:pPr/>
+      <w:r>
+        <w:rPr>
+          <w:lang w:val="es_ES" w:bidi="es_ES"/>
+        </w:rPr>
+      </w:r>
+      <w:r>
+        <w:rPr>
+          <w:b/>
+          <w:lang w:val="es_ES" w:bidi="es_ES"/>
+        </w:rPr>
         <w:t>"para que".</w:t>
       </w:r>
     </w:p>
@@ -9460,6 +10990,21 @@
           <w:b/>
           <w:lang w:val="es_ES" w:bidi="es_ES"/>
         </w:rPr>
+        <w:t>ἐν πᾶσιν</w:t>
+      </w:r>
+    </w:p>
+    <w:p>
+      <w:pPr/>
+      <w:r>
+        <w:rPr>
+          <w:lang w:val="es_ES" w:bidi="es_ES"/>
+        </w:rPr>
+      </w:r>
+      <w:r>
+        <w:rPr>
+          <w:b/>
+          <w:lang w:val="es_ES" w:bidi="es_ES"/>
+        </w:rPr>
         <w:t>"en todos los aspectos"</w:t>
       </w:r>
     </w:p>
@@ -9523,6 +11068,21 @@
           <w:b/>
           <w:lang w:val="es_ES" w:bidi="es_ES"/>
         </w:rPr>
+        <w:t>τὴν διδασκαλίαν τὴν τοῦ Σωτῆρος ἡμῶν, Θεοῦ, κοσμῶσιν</w:t>
+      </w:r>
+    </w:p>
+    <w:p>
+      <w:pPr/>
+      <w:r>
+        <w:rPr>
+          <w:lang w:val="es_ES" w:bidi="es_ES"/>
+        </w:rPr>
+      </w:r>
+      <w:r>
+        <w:rPr>
+          <w:b/>
+          <w:lang w:val="es_ES" w:bidi="es_ES"/>
+        </w:rPr>
         <w:t>"adornarán la doctrina acerca de Dios nuestro Salvador"</w:t>
       </w:r>
     </w:p>
@@ -9586,6 +11146,21 @@
           <w:b/>
           <w:lang w:val="es_ES" w:bidi="es_ES"/>
         </w:rPr>
+        <w:t>ἡμῶν</w:t>
+      </w:r>
+    </w:p>
+    <w:p>
+      <w:pPr/>
+      <w:r>
+        <w:rPr>
+          <w:lang w:val="es_ES" w:bidi="es_ES"/>
+        </w:rPr>
+      </w:r>
+      <w:r>
+        <w:rPr>
+          <w:b/>
+          <w:lang w:val="es_ES" w:bidi="es_ES"/>
+        </w:rPr>
         <w:t>"nuestro"</w:t>
       </w:r>
     </w:p>
@@ -9688,6 +11263,21 @@
           <w:b/>
           <w:lang w:val="es_ES" w:bidi="es_ES"/>
         </w:rPr>
+        <w:t>γὰρ</w:t>
+      </w:r>
+    </w:p>
+    <w:p>
+      <w:pPr/>
+      <w:r>
+        <w:rPr>
+          <w:lang w:val="es_ES" w:bidi="es_ES"/>
+        </w:rPr>
+      </w:r>
+      <w:r>
+        <w:rPr>
+          <w:b/>
+          <w:lang w:val="es_ES" w:bidi="es_ES"/>
+        </w:rPr>
         <w:t>"Para"</w:t>
       </w:r>
     </w:p>
@@ -9784,6 +11374,21 @@
           <w:b/>
           <w:lang w:val="es_ES" w:bidi="es_ES"/>
         </w:rPr>
+        <w:t>ἐπεφάνη &amp; ἡ χάρις τοῦ Θεοῦ</w:t>
+      </w:r>
+    </w:p>
+    <w:p>
+      <w:pPr/>
+      <w:r>
+        <w:rPr>
+          <w:lang w:val="es_ES" w:bidi="es_ES"/>
+        </w:rPr>
+      </w:r>
+      <w:r>
+        <w:rPr>
+          <w:b/>
+          <w:lang w:val="es_ES" w:bidi="es_ES"/>
+        </w:rPr>
         <w:t>"ha manifestado"</w:t>
       </w:r>
       <w:r>
@@ -9893,6 +11498,21 @@
           <w:b/>
           <w:lang w:val="es_ES" w:bidi="es_ES"/>
         </w:rPr>
+        <w:t>ἐπεφάνη γὰρ ἡ χάρις τοῦ Θεοῦ σωτήριος πᾶσιν ἀνθρώποις</w:t>
+      </w:r>
+    </w:p>
+    <w:p>
+      <w:pPr/>
+      <w:r>
+        <w:rPr>
+          <w:lang w:val="es_ES" w:bidi="es_ES"/>
+        </w:rPr>
+      </w:r>
+      <w:r>
+        <w:rPr>
+          <w:b/>
+          <w:lang w:val="es_ES" w:bidi="es_ES"/>
+        </w:rPr>
         <w:t>"Porque la gracia de Dios se ha manifestado trayendo salvación a todos".</w:t>
       </w:r>
     </w:p>
@@ -9989,6 +11609,21 @@
           <w:b/>
           <w:lang w:val="es_ES" w:bidi="es_ES"/>
         </w:rPr>
+        <w:t>σωτήριος πᾶσιν ἀνθρώποις</w:t>
+      </w:r>
+    </w:p>
+    <w:p>
+      <w:pPr/>
+      <w:r>
+        <w:rPr>
+          <w:lang w:val="es_ES" w:bidi="es_ES"/>
+        </w:rPr>
+      </w:r>
+      <w:r>
+        <w:rPr>
+          <w:b/>
+          <w:lang w:val="es_ES" w:bidi="es_ES"/>
+        </w:rPr>
         <w:t>"trayendo salvación a todos".</w:t>
       </w:r>
     </w:p>
@@ -10098,6 +11733,21 @@
           <w:b/>
           <w:lang w:val="es_ES" w:bidi="es_ES"/>
         </w:rPr>
+        <w:t>πᾶσιν ἀνθρώποις</w:t>
+      </w:r>
+    </w:p>
+    <w:p>
+      <w:pPr/>
+      <w:r>
+        <w:rPr>
+          <w:lang w:val="es_ES" w:bidi="es_ES"/>
+        </w:rPr>
+      </w:r>
+      <w:r>
+        <w:rPr>
+          <w:b/>
+          <w:lang w:val="es_ES" w:bidi="es_ES"/>
+        </w:rPr>
         <w:t>"a todos"</w:t>
       </w:r>
     </w:p>
@@ -10194,6 +11844,21 @@
           <w:b/>
           <w:lang w:val="es_ES" w:bidi="es_ES"/>
         </w:rPr>
+        <w:t>παιδεύουσα ἡμᾶς</w:t>
+      </w:r>
+    </w:p>
+    <w:p>
+      <w:pPr/>
+      <w:r>
+        <w:rPr>
+          <w:lang w:val="es_ES" w:bidi="es_ES"/>
+        </w:rPr>
+      </w:r>
+      <w:r>
+        <w:rPr>
+          <w:b/>
+          <w:lang w:val="es_ES" w:bidi="es_ES"/>
+        </w:rPr>
         <w:t>"Nos enseña".</w:t>
       </w:r>
     </w:p>
@@ -10277,6 +11942,21 @@
           <w:b/>
           <w:lang w:val="es_ES" w:bidi="es_ES"/>
         </w:rPr>
+        <w:t>ἡμᾶς</w:t>
+      </w:r>
+    </w:p>
+    <w:p>
+      <w:pPr/>
+      <w:r>
+        <w:rPr>
+          <w:lang w:val="es_ES" w:bidi="es_ES"/>
+        </w:rPr>
+      </w:r>
+      <w:r>
+        <w:rPr>
+          <w:b/>
+          <w:lang w:val="es_ES" w:bidi="es_ES"/>
+        </w:rPr>
         <w:t>"nosotros".</w:t>
       </w:r>
     </w:p>
@@ -10373,6 +12053,21 @@
           <w:b/>
           <w:lang w:val="es_ES" w:bidi="es_ES"/>
         </w:rPr>
+        <w:t>τὴν ἀσέβειαν</w:t>
+      </w:r>
+    </w:p>
+    <w:p>
+      <w:pPr/>
+      <w:r>
+        <w:rPr>
+          <w:lang w:val="es_ES" w:bidi="es_ES"/>
+        </w:rPr>
+      </w:r>
+      <w:r>
+        <w:rPr>
+          <w:b/>
+          <w:lang w:val="es_ES" w:bidi="es_ES"/>
+        </w:rPr>
         <w:t>"impiedad".</w:t>
       </w:r>
     </w:p>
@@ -10469,6 +12164,21 @@
           <w:b/>
           <w:lang w:val="es_ES" w:bidi="es_ES"/>
         </w:rPr>
+        <w:t>τὰς κοσμικὰς ἐπιθυμίας</w:t>
+      </w:r>
+    </w:p>
+    <w:p>
+      <w:pPr/>
+      <w:r>
+        <w:rPr>
+          <w:lang w:val="es_ES" w:bidi="es_ES"/>
+        </w:rPr>
+      </w:r>
+      <w:r>
+        <w:rPr>
+          <w:b/>
+          <w:lang w:val="es_ES" w:bidi="es_ES"/>
+        </w:rPr>
         <w:t>"pasiones mundanas".</w:t>
       </w:r>
     </w:p>
@@ -10565,6 +12275,21 @@
           <w:b/>
           <w:lang w:val="es_ES" w:bidi="es_ES"/>
         </w:rPr>
+        <w:t>ἀσέβειαν &amp; εὐσεβῶς</w:t>
+      </w:r>
+    </w:p>
+    <w:p>
+      <w:pPr/>
+      <w:r>
+        <w:rPr>
+          <w:lang w:val="es_ES" w:bidi="es_ES"/>
+        </w:rPr>
+      </w:r>
+      <w:r>
+        <w:rPr>
+          <w:b/>
+          <w:lang w:val="es_ES" w:bidi="es_ES"/>
+        </w:rPr>
         <w:t>"impiedad"</w:t>
       </w:r>
       <w:r>
@@ -10641,6 +12366,21 @@
           <w:b/>
           <w:lang w:val="es_ES" w:bidi="es_ES"/>
         </w:rPr>
+        <w:t>ἐν τῷ νῦν αἰῶνι</w:t>
+      </w:r>
+    </w:p>
+    <w:p>
+      <w:pPr/>
+      <w:r>
+        <w:rPr>
+          <w:lang w:val="es_ES" w:bidi="es_ES"/>
+        </w:rPr>
+      </w:r>
+      <w:r>
+        <w:rPr>
+          <w:b/>
+          <w:lang w:val="es_ES" w:bidi="es_ES"/>
+        </w:rPr>
         <w:t>"en este siglo"</w:t>
       </w:r>
     </w:p>
@@ -10704,6 +12444,21 @@
           <w:b/>
           <w:lang w:val="es_ES" w:bidi="es_ES"/>
         </w:rPr>
+        <w:t>προσδεχόμενοι</w:t>
+      </w:r>
+    </w:p>
+    <w:p>
+      <w:pPr/>
+      <w:r>
+        <w:rPr>
+          <w:lang w:val="es_ES" w:bidi="es_ES"/>
+        </w:rPr>
+      </w:r>
+      <w:r>
+        <w:rPr>
+          <w:b/>
+          <w:lang w:val="es_ES" w:bidi="es_ES"/>
+        </w:rPr>
         <w:t>"mientras aguardamos".</w:t>
       </w:r>
     </w:p>
@@ -10767,6 +12522,21 @@
           <w:b/>
           <w:lang w:val="es_ES" w:bidi="es_ES"/>
         </w:rPr>
+        <w:t>τὴν μακαρίαν ἐλπίδα, καὶ ἐπιφάνειαν τῆς δόξης</w:t>
+      </w:r>
+    </w:p>
+    <w:p>
+      <w:pPr/>
+      <w:r>
+        <w:rPr>
+          <w:lang w:val="es_ES" w:bidi="es_ES"/>
+        </w:rPr>
+      </w:r>
+      <w:r>
+        <w:rPr>
+          <w:b/>
+          <w:lang w:val="es_ES" w:bidi="es_ES"/>
+        </w:rPr>
         <w:t>"la esperanza bienaventurada y la manifestación gloriosa".</w:t>
       </w:r>
     </w:p>
@@ -10902,6 +12672,21 @@
           <w:b/>
           <w:lang w:val="es_ES" w:bidi="es_ES"/>
         </w:rPr>
+        <w:t>τὴν μακαρίαν ἐλπίδα, καὶ ἐπιφάνειαν τῆς δόξης</w:t>
+      </w:r>
+    </w:p>
+    <w:p>
+      <w:pPr/>
+      <w:r>
+        <w:rPr>
+          <w:lang w:val="es_ES" w:bidi="es_ES"/>
+        </w:rPr>
+      </w:r>
+      <w:r>
+        <w:rPr>
+          <w:b/>
+          <w:lang w:val="es_ES" w:bidi="es_ES"/>
+        </w:rPr>
         <w:t>"</w:t>
       </w:r>
       <w:r>
@@ -11025,6 +12810,21 @@
           <w:b/>
           <w:lang w:val="es_ES" w:bidi="es_ES"/>
         </w:rPr>
+        <w:t>τὴν μακαρίαν ἐλπίδα, καὶ ἐπιφάνειαν τῆς δόξης τοῦ μεγάλου Θεοῦ καὶ Σωτῆρος ἡμῶν, Ἰησοῦ Χριστοῦ</w:t>
+      </w:r>
+    </w:p>
+    <w:p>
+      <w:pPr/>
+      <w:r>
+        <w:rPr>
+          <w:lang w:val="es_ES" w:bidi="es_ES"/>
+        </w:rPr>
+      </w:r>
+      <w:r>
+        <w:rPr>
+          <w:b/>
+          <w:lang w:val="es_ES" w:bidi="es_ES"/>
+        </w:rPr>
         <w:t>"l</w:t>
       </w:r>
       <w:r>
@@ -11161,6 +12961,21 @@
           <w:b/>
           <w:lang w:val="es_ES" w:bidi="es_ES"/>
         </w:rPr>
+        <w:t>τοῦ μεγάλου Θεοῦ καὶ Σωτῆρος ἡμῶν, Ἰησοῦ Χριστοῦ</w:t>
+      </w:r>
+    </w:p>
+    <w:p>
+      <w:pPr/>
+      <w:r>
+        <w:rPr>
+          <w:lang w:val="es_ES" w:bidi="es_ES"/>
+        </w:rPr>
+      </w:r>
+      <w:r>
+        <w:rPr>
+          <w:b/>
+          <w:lang w:val="es_ES" w:bidi="es_ES"/>
+        </w:rPr>
         <w:t>"de nuestro gran Dios y Salvador Jesucristo"</w:t>
       </w:r>
     </w:p>
@@ -11283,6 +13098,21 @@
           <w:b/>
           <w:lang w:val="es_ES" w:bidi="es_ES"/>
         </w:rPr>
+        <w:t>ὃς ἔδωκεν ἑαυτὸν ὑπὲρ ἡμῶν</w:t>
+      </w:r>
+    </w:p>
+    <w:p>
+      <w:pPr/>
+      <w:r>
+        <w:rPr>
+          <w:lang w:val="es_ES" w:bidi="es_ES"/>
+        </w:rPr>
+      </w:r>
+      <w:r>
+        <w:rPr>
+          <w:b/>
+          <w:lang w:val="es_ES" w:bidi="es_ES"/>
+        </w:rPr>
         <w:t>"se dio a sí mismo por nosotros".</w:t>
       </w:r>
     </w:p>
@@ -11366,6 +13196,21 @@
           <w:b/>
           <w:lang w:val="es_ES" w:bidi="es_ES"/>
         </w:rPr>
+        <w:t>ἡμῶν</w:t>
+      </w:r>
+    </w:p>
+    <w:p>
+      <w:pPr/>
+      <w:r>
+        <w:rPr>
+          <w:lang w:val="es_ES" w:bidi="es_ES"/>
+        </w:rPr>
+      </w:r>
+      <w:r>
+        <w:rPr>
+          <w:b/>
+          <w:lang w:val="es_ES" w:bidi="es_ES"/>
+        </w:rPr>
         <w:t>"nosotros".</w:t>
       </w:r>
     </w:p>
@@ -11462,6 +13307,21 @@
           <w:b/>
           <w:lang w:val="es_ES" w:bidi="es_ES"/>
         </w:rPr>
+        <w:t>λυτρώσηται ἡμᾶς ἀπὸ πάσης ἀνομίας</w:t>
+      </w:r>
+    </w:p>
+    <w:p>
+      <w:pPr/>
+      <w:r>
+        <w:rPr>
+          <w:lang w:val="es_ES" w:bidi="es_ES"/>
+        </w:rPr>
+      </w:r>
+      <w:r>
+        <w:rPr>
+          <w:b/>
+          <w:lang w:val="es_ES" w:bidi="es_ES"/>
+        </w:rPr>
         <w:t>"</w:t>
       </w:r>
       <w:r>
@@ -11572,6 +13432,21 @@
           <w:b/>
           <w:lang w:val="es_ES" w:bidi="es_ES"/>
         </w:rPr>
+        <w:t>ἡμᾶς</w:t>
+      </w:r>
+    </w:p>
+    <w:p>
+      <w:pPr/>
+      <w:r>
+        <w:rPr>
+          <w:lang w:val="es_ES" w:bidi="es_ES"/>
+        </w:rPr>
+      </w:r>
+      <w:r>
+        <w:rPr>
+          <w:b/>
+          <w:lang w:val="es_ES" w:bidi="es_ES"/>
+        </w:rPr>
         <w:t>"nosotros".</w:t>
       </w:r>
     </w:p>
@@ -11668,6 +13543,21 @@
           <w:b/>
           <w:lang w:val="es_ES" w:bidi="es_ES"/>
         </w:rPr>
+        <w:t>λαὸν περιούσιον</w:t>
+      </w:r>
+    </w:p>
+    <w:p>
+      <w:pPr/>
+      <w:r>
+        <w:rPr>
+          <w:lang w:val="es_ES" w:bidi="es_ES"/>
+        </w:rPr>
+      </w:r>
+      <w:r>
+        <w:rPr>
+          <w:b/>
+          <w:lang w:val="es_ES" w:bidi="es_ES"/>
+        </w:rPr>
         <w:t>"para sí un pueblo propio".</w:t>
       </w:r>
     </w:p>
@@ -11751,6 +13641,21 @@
           <w:b/>
           <w:lang w:val="es_ES" w:bidi="es_ES"/>
         </w:rPr>
+        <w:t>ζηλωτὴν καλῶν ἔργων</w:t>
+      </w:r>
+    </w:p>
+    <w:p>
+      <w:pPr/>
+      <w:r>
+        <w:rPr>
+          <w:lang w:val="es_ES" w:bidi="es_ES"/>
+        </w:rPr>
+      </w:r>
+      <w:r>
+        <w:rPr>
+          <w:b/>
+          <w:lang w:val="es_ES" w:bidi="es_ES"/>
+        </w:rPr>
         <w:t>"celoso de buenas obras".</w:t>
       </w:r>
     </w:p>
@@ -11822,6 +13727,21 @@
           <w:b/>
           <w:lang w:val="es_ES" w:bidi="es_ES"/>
         </w:rPr>
+        <w:t>ταῦτα</w:t>
+      </w:r>
+    </w:p>
+    <w:p>
+      <w:pPr/>
+      <w:r>
+        <w:rPr>
+          <w:lang w:val="es_ES" w:bidi="es_ES"/>
+        </w:rPr>
+      </w:r>
+      <w:r>
+        <w:rPr>
+          <w:b/>
+          <w:lang w:val="es_ES" w:bidi="es_ES"/>
+        </w:rPr>
         <w:t>"esto habla".</w:t>
       </w:r>
     </w:p>
@@ -11918,6 +13838,21 @@
           <w:b/>
           <w:lang w:val="es_ES" w:bidi="es_ES"/>
         </w:rPr>
+        <w:t>παρακάλει</w:t>
+      </w:r>
+    </w:p>
+    <w:p>
+      <w:pPr/>
+      <w:r>
+        <w:rPr>
+          <w:lang w:val="es_ES" w:bidi="es_ES"/>
+        </w:rPr>
+      </w:r>
+      <w:r>
+        <w:rPr>
+          <w:b/>
+          <w:lang w:val="es_ES" w:bidi="es_ES"/>
+        </w:rPr>
         <w:t>"exorta".</w:t>
       </w:r>
     </w:p>
@@ -12014,6 +13949,21 @@
           <w:b/>
           <w:lang w:val="es_ES" w:bidi="es_ES"/>
         </w:rPr>
+        <w:t>ἔλεγχε, μετὰ πάσης ἐπιταγῆς</w:t>
+      </w:r>
+    </w:p>
+    <w:p>
+      <w:pPr/>
+      <w:r>
+        <w:rPr>
+          <w:lang w:val="es_ES" w:bidi="es_ES"/>
+        </w:rPr>
+      </w:r>
+      <w:r>
+        <w:rPr>
+          <w:b/>
+          <w:lang w:val="es_ES" w:bidi="es_ES"/>
+        </w:rPr>
         <w:t>"reprende con toda autoridad".</w:t>
       </w:r>
     </w:p>
@@ -12110,6 +14060,21 @@
           <w:b/>
           <w:lang w:val="es_ES" w:bidi="es_ES"/>
         </w:rPr>
+        <w:t>μετὰ πάσης ἐπιταγῆς</w:t>
+      </w:r>
+    </w:p>
+    <w:p>
+      <w:pPr/>
+      <w:r>
+        <w:rPr>
+          <w:lang w:val="es_ES" w:bidi="es_ES"/>
+        </w:rPr>
+      </w:r>
+      <w:r>
+        <w:rPr>
+          <w:b/>
+          <w:lang w:val="es_ES" w:bidi="es_ES"/>
+        </w:rPr>
         <w:t>"con toda autoridad".</w:t>
       </w:r>
     </w:p>
@@ -12206,6 +14171,21 @@
           <w:b/>
           <w:lang w:val="es_ES" w:bidi="es_ES"/>
         </w:rPr>
+        <w:t>μηδείς σου περιφρονείτω</w:t>
+      </w:r>
+    </w:p>
+    <w:p>
+      <w:pPr/>
+      <w:r>
+        <w:rPr>
+          <w:lang w:val="es_ES" w:bidi="es_ES"/>
+        </w:rPr>
+      </w:r>
+      <w:r>
+        <w:rPr>
+          <w:b/>
+          <w:lang w:val="es_ES" w:bidi="es_ES"/>
+        </w:rPr>
         <w:t>"nadie te desprecie".</w:t>
       </w:r>
     </w:p>
@@ -12269,6 +14249,21 @@
           <w:b/>
           <w:lang w:val="es_ES" w:bidi="es_ES"/>
         </w:rPr>
+        <w:t>μηδείς σου περιφρονείτω</w:t>
+      </w:r>
+    </w:p>
+    <w:p>
+      <w:pPr/>
+      <w:r>
+        <w:rPr>
+          <w:lang w:val="es_ES" w:bidi="es_ES"/>
+        </w:rPr>
+      </w:r>
+      <w:r>
+        <w:rPr>
+          <w:b/>
+          <w:lang w:val="es_ES" w:bidi="es_ES"/>
+        </w:rPr>
         <w:t>"nadie te desprecie".</w:t>
       </w:r>
     </w:p>
@@ -12352,6 +14347,21 @@
           <w:b/>
           <w:lang w:val="es_ES" w:bidi="es_ES"/>
         </w:rPr>
+        <w:t>μηδείς σου περιφρονείτω</w:t>
+      </w:r>
+    </w:p>
+    <w:p>
+      <w:pPr/>
+      <w:r>
+        <w:rPr>
+          <w:lang w:val="es_ES" w:bidi="es_ES"/>
+        </w:rPr>
+      </w:r>
+      <w:r>
+        <w:rPr>
+          <w:b/>
+          <w:lang w:val="es_ES" w:bidi="es_ES"/>
+        </w:rPr>
         <w:t>"Nadie te menosprecie".</w:t>
       </w:r>
     </w:p>
@@ -12435,6 +14445,21 @@
           <w:b/>
           <w:lang w:val="es_ES" w:bidi="es_ES"/>
         </w:rPr>
+        <w:t>ὑπομίμνῃσκε αὐτοὺς &amp; ὑποτάσσεσθαι</w:t>
+      </w:r>
+    </w:p>
+    <w:p>
+      <w:pPr/>
+      <w:r>
+        <w:rPr>
+          <w:lang w:val="es_ES" w:bidi="es_ES"/>
+        </w:rPr>
+      </w:r>
+      <w:r>
+        <w:rPr>
+          <w:b/>
+          <w:lang w:val="es_ES" w:bidi="es_ES"/>
+        </w:rPr>
         <w:t>"Recuérdales" - "que se sujeten".</w:t>
       </w:r>
     </w:p>
@@ -12498,6 +14523,21 @@
           <w:b/>
           <w:lang w:val="es_ES" w:bidi="es_ES"/>
         </w:rPr>
+        <w:t>ἀρχαῖς, ἐξουσίαις, ὑποτάσσεσθαι, πειθαρχεῖν</w:t>
+      </w:r>
+    </w:p>
+    <w:p>
+      <w:pPr/>
+      <w:r>
+        <w:rPr>
+          <w:lang w:val="es_ES" w:bidi="es_ES"/>
+        </w:rPr>
+      </w:r>
+      <w:r>
+        <w:rPr>
+          <w:b/>
+          <w:lang w:val="es_ES" w:bidi="es_ES"/>
+        </w:rPr>
         <w:t>"</w:t>
       </w:r>
       <w:r>
@@ -12621,6 +14661,21 @@
           <w:b/>
           <w:lang w:val="es_ES" w:bidi="es_ES"/>
         </w:rPr>
+        <w:t>ἀρχαῖς, ἐξουσίαις</w:t>
+      </w:r>
+    </w:p>
+    <w:p>
+      <w:pPr/>
+      <w:r>
+        <w:rPr>
+          <w:lang w:val="es_ES" w:bidi="es_ES"/>
+        </w:rPr>
+      </w:r>
+      <w:r>
+        <w:rPr>
+          <w:b/>
+          <w:lang w:val="es_ES" w:bidi="es_ES"/>
+        </w:rPr>
         <w:t>"a los gobernantes y autoridades".</w:t>
       </w:r>
     </w:p>
@@ -12730,6 +14785,21 @@
           <w:b/>
           <w:lang w:val="es_ES" w:bidi="es_ES"/>
         </w:rPr>
+        <w:t>πρὸς πᾶν ἔργον ἀγαθὸν ἑτοίμους εἶναι</w:t>
+      </w:r>
+    </w:p>
+    <w:p>
+      <w:pPr/>
+      <w:r>
+        <w:rPr>
+          <w:lang w:val="es_ES" w:bidi="es_ES"/>
+        </w:rPr>
+      </w:r>
+      <w:r>
+        <w:rPr>
+          <w:b/>
+          <w:lang w:val="es_ES" w:bidi="es_ES"/>
+        </w:rPr>
         <w:t>"</w:t>
       </w:r>
       <w:r>
@@ -12807,6 +14877,21 @@
           <w:b/>
           <w:lang w:val="es_ES" w:bidi="es_ES"/>
         </w:rPr>
+        <w:t>βλασφημεῖν</w:t>
+      </w:r>
+    </w:p>
+    <w:p>
+      <w:pPr/>
+      <w:r>
+        <w:rPr>
+          <w:lang w:val="es_ES" w:bidi="es_ES"/>
+        </w:rPr>
+      </w:r>
+      <w:r>
+        <w:rPr>
+          <w:b/>
+          <w:lang w:val="es_ES" w:bidi="es_ES"/>
+        </w:rPr>
         <w:t>"difamen".</w:t>
       </w:r>
     </w:p>
@@ -12870,6 +14955,21 @@
           <w:b/>
           <w:lang w:val="es_ES" w:bidi="es_ES"/>
         </w:rPr>
+        <w:t>ἀμάχους εἶναι</w:t>
+      </w:r>
+    </w:p>
+    <w:p>
+      <w:pPr/>
+      <w:r>
+        <w:rPr>
+          <w:lang w:val="es_ES" w:bidi="es_ES"/>
+        </w:rPr>
+      </w:r>
+      <w:r>
+        <w:rPr>
+          <w:b/>
+          <w:lang w:val="es_ES" w:bidi="es_ES"/>
+        </w:rPr>
         <w:t>"que no sean pendencieros".</w:t>
       </w:r>
     </w:p>
@@ -12979,6 +15079,21 @@
           <w:b/>
           <w:lang w:val="es_ES" w:bidi="es_ES"/>
         </w:rPr>
+        <w:t>πᾶσαν ἐνδεικνυμένους πραΰτητα</w:t>
+      </w:r>
+    </w:p>
+    <w:p>
+      <w:pPr/>
+      <w:r>
+        <w:rPr>
+          <w:lang w:val="es_ES" w:bidi="es_ES"/>
+        </w:rPr>
+      </w:r>
+      <w:r>
+        <w:rPr>
+          <w:b/>
+          <w:lang w:val="es_ES" w:bidi="es_ES"/>
+        </w:rPr>
         <w:t>"mostrando toda mansedumbre".</w:t>
       </w:r>
     </w:p>
@@ -13075,6 +15190,21 @@
           <w:b/>
           <w:lang w:val="es_ES" w:bidi="es_ES"/>
         </w:rPr>
+        <w:t>πρὸς πάντας ἀνθρώπους</w:t>
+      </w:r>
+    </w:p>
+    <w:p>
+      <w:pPr/>
+      <w:r>
+        <w:rPr>
+          <w:lang w:val="es_ES" w:bidi="es_ES"/>
+        </w:rPr>
+      </w:r>
+      <w:r>
+        <w:rPr>
+          <w:b/>
+          <w:lang w:val="es_ES" w:bidi="es_ES"/>
+        </w:rPr>
         <w:t>"para con todos los hombres".</w:t>
       </w:r>
     </w:p>
@@ -13171,6 +15301,21 @@
           <w:b/>
           <w:lang w:val="es_ES" w:bidi="es_ES"/>
         </w:rPr>
+        <w:t>ἦμεν γάρ ποτε καὶ ἡμεῖς</w:t>
+      </w:r>
+    </w:p>
+    <w:p>
+      <w:pPr/>
+      <w:r>
+        <w:rPr>
+          <w:lang w:val="es_ES" w:bidi="es_ES"/>
+        </w:rPr>
+      </w:r>
+      <w:r>
+        <w:rPr>
+          <w:b/>
+          <w:lang w:val="es_ES" w:bidi="es_ES"/>
+        </w:rPr>
         <w:t>"</w:t>
       </w:r>
       <w:r>
@@ -13294,6 +15439,21 @@
           <w:b/>
           <w:lang w:val="es_ES" w:bidi="es_ES"/>
         </w:rPr>
+        <w:t>ποτε</w:t>
+      </w:r>
+    </w:p>
+    <w:p>
+      <w:pPr/>
+      <w:r>
+        <w:rPr>
+          <w:lang w:val="es_ES" w:bidi="es_ES"/>
+        </w:rPr>
+      </w:r>
+      <w:r>
+        <w:rPr>
+          <w:b/>
+          <w:lang w:val="es_ES" w:bidi="es_ES"/>
+        </w:rPr>
         <w:t>"</w:t>
       </w:r>
       <w:r>
@@ -13371,6 +15531,21 @@
           <w:b/>
           <w:lang w:val="es_ES" w:bidi="es_ES"/>
         </w:rPr>
+        <w:t>ἡμεῖς</w:t>
+      </w:r>
+    </w:p>
+    <w:p>
+      <w:pPr/>
+      <w:r>
+        <w:rPr>
+          <w:lang w:val="es_ES" w:bidi="es_ES"/>
+        </w:rPr>
+      </w:r>
+      <w:r>
+        <w:rPr>
+          <w:b/>
+          <w:lang w:val="es_ES" w:bidi="es_ES"/>
+        </w:rPr>
         <w:t>"nosotros".</w:t>
       </w:r>
     </w:p>
@@ -13467,6 +15642,21 @@
           <w:b/>
           <w:lang w:val="es_ES" w:bidi="es_ES"/>
         </w:rPr>
+        <w:t>ἦμεν &amp; ἀνόητοι</w:t>
+      </w:r>
+    </w:p>
+    <w:p>
+      <w:pPr/>
+      <w:r>
+        <w:rPr>
+          <w:lang w:val="es_ES" w:bidi="es_ES"/>
+        </w:rPr>
+      </w:r>
+      <w:r>
+        <w:rPr>
+          <w:b/>
+          <w:lang w:val="es_ES" w:bidi="es_ES"/>
+        </w:rPr>
         <w:t>"éramos" - "insensatos".</w:t>
       </w:r>
     </w:p>
@@ -13530,6 +15720,21 @@
           <w:b/>
           <w:lang w:val="es_ES" w:bidi="es_ES"/>
         </w:rPr>
+        <w:t>πλανώμενοι, δουλεύοντες ἐπιθυμίαις καὶ ἡδοναῖς ποικίλαις</w:t>
+      </w:r>
+    </w:p>
+    <w:p>
+      <w:pPr/>
+      <w:r>
+        <w:rPr>
+          <w:lang w:val="es_ES" w:bidi="es_ES"/>
+        </w:rPr>
+      </w:r>
+      <w:r>
+        <w:rPr>
+          <w:b/>
+          <w:lang w:val="es_ES" w:bidi="es_ES"/>
+        </w:rPr>
         <w:t>"extraviados, esclavos de concupiscencias y deleites diversos</w:t>
       </w:r>
       <w:r>
@@ -13646,6 +15851,21 @@
           <w:b/>
           <w:lang w:val="es_ES" w:bidi="es_ES"/>
         </w:rPr>
+        <w:t>πλανώμενοι, δουλεύοντες ἐπιθυμίαις καὶ ἡδοναῖς ποικίλαις</w:t>
+      </w:r>
+    </w:p>
+    <w:p>
+      <w:pPr/>
+      <w:r>
+        <w:rPr>
+          <w:lang w:val="es_ES" w:bidi="es_ES"/>
+        </w:rPr>
+      </w:r>
+      <w:r>
+        <w:rPr>
+          <w:b/>
+          <w:lang w:val="es_ES" w:bidi="es_ES"/>
+        </w:rPr>
         <w:t>"extraviados, esclavos de concupiscencias y deleites diversos</w:t>
       </w:r>
       <w:r>
@@ -13736,6 +15956,21 @@
           <w:b/>
           <w:lang w:val="es_ES" w:bidi="es_ES"/>
         </w:rPr>
+        <w:t>ἐπιθυμίαις καὶ ἡδοναῖς ποικίλαις</w:t>
+      </w:r>
+    </w:p>
+    <w:p>
+      <w:pPr/>
+      <w:r>
+        <w:rPr>
+          <w:lang w:val="es_ES" w:bidi="es_ES"/>
+        </w:rPr>
+      </w:r>
+      <w:r>
+        <w:rPr>
+          <w:b/>
+          <w:lang w:val="es_ES" w:bidi="es_ES"/>
+        </w:rPr>
         <w:t>"de concupiscencias y deleites diversos"</w:t>
       </w:r>
       <w:r>
@@ -13852,6 +16087,21 @@
           <w:b/>
           <w:lang w:val="es_ES" w:bidi="es_ES"/>
         </w:rPr>
+        <w:t>ἐν κακίᾳ καὶ φθόνῳ διάγοντες</w:t>
+      </w:r>
+    </w:p>
+    <w:p>
+      <w:pPr/>
+      <w:r>
+        <w:rPr>
+          <w:lang w:val="es_ES" w:bidi="es_ES"/>
+        </w:rPr>
+      </w:r>
+      <w:r>
+        <w:rPr>
+          <w:b/>
+          <w:lang w:val="es_ES" w:bidi="es_ES"/>
+        </w:rPr>
         <w:t>"viviendo en malicia y envidia".</w:t>
       </w:r>
     </w:p>
@@ -14013,6 +16263,21 @@
           <w:b/>
           <w:lang w:val="es_ES" w:bidi="es_ES"/>
         </w:rPr>
+        <w:t>στυγητοί</w:t>
+      </w:r>
+    </w:p>
+    <w:p>
+      <w:pPr/>
+      <w:r>
+        <w:rPr>
+          <w:lang w:val="es_ES" w:bidi="es_ES"/>
+        </w:rPr>
+      </w:r>
+      <w:r>
+        <w:rPr>
+          <w:b/>
+          <w:lang w:val="es_ES" w:bidi="es_ES"/>
+        </w:rPr>
         <w:t>"aborrecibles".</w:t>
       </w:r>
     </w:p>
@@ -14076,6 +16341,21 @@
           <w:b/>
           <w:lang w:val="es_ES" w:bidi="es_ES"/>
         </w:rPr>
+        <w:t>δὲ</w:t>
+      </w:r>
+    </w:p>
+    <w:p>
+      <w:pPr/>
+      <w:r>
+        <w:rPr>
+          <w:lang w:val="es_ES" w:bidi="es_ES"/>
+        </w:rPr>
+      </w:r>
+      <w:r>
+        <w:rPr>
+          <w:b/>
+          <w:lang w:val="es_ES" w:bidi="es_ES"/>
+        </w:rPr>
         <w:t>"Pero"</w:t>
       </w:r>
     </w:p>
@@ -14166,6 +16446,21 @@
           <w:b/>
           <w:lang w:val="es_ES" w:bidi="es_ES"/>
         </w:rPr>
+        <w:t>ὅτε &amp; ἡ χρηστότης καὶ ἡ φιλανθρωπία ἐπεφάνη τοῦ Σωτῆρος ἡμῶν, Θεοῦ</w:t>
+      </w:r>
+    </w:p>
+    <w:p>
+      <w:pPr/>
+      <w:r>
+        <w:rPr>
+          <w:lang w:val="es_ES" w:bidi="es_ES"/>
+        </w:rPr>
+      </w:r>
+      <w:r>
+        <w:rPr>
+          <w:b/>
+          <w:lang w:val="es_ES" w:bidi="es_ES"/>
+        </w:rPr>
         <w:t>"cuando" - "</w:t>
       </w:r>
       <w:r>
@@ -14282,6 +16577,21 @@
           <w:b/>
           <w:lang w:val="es_ES" w:bidi="es_ES"/>
         </w:rPr>
+        <w:t>ὅτε &amp; ἡ χρηστότης καὶ ἡ φιλανθρωπία ἐπεφάνη τοῦ Σωτῆρος ἡμῶν, Θεοῦ</w:t>
+      </w:r>
+    </w:p>
+    <w:p>
+      <w:pPr/>
+      <w:r>
+        <w:rPr>
+          <w:lang w:val="es_ES" w:bidi="es_ES"/>
+        </w:rPr>
+      </w:r>
+      <w:r>
+        <w:rPr>
+          <w:b/>
+          <w:lang w:val="es_ES" w:bidi="es_ES"/>
+        </w:rPr>
         <w:t>"cuando"</w:t>
       </w:r>
       <w:r>
@@ -14418,6 +16728,21 @@
           <w:b/>
           <w:lang w:val="es_ES" w:bidi="es_ES"/>
         </w:rPr>
+        <w:t>ἡμῶν</w:t>
+      </w:r>
+    </w:p>
+    <w:p>
+      <w:pPr/>
+      <w:r>
+        <w:rPr>
+          <w:lang w:val="es_ES" w:bidi="es_ES"/>
+        </w:rPr>
+      </w:r>
+      <w:r>
+        <w:rPr>
+          <w:b/>
+          <w:lang w:val="es_ES" w:bidi="es_ES"/>
+        </w:rPr>
         <w:t>"nuestro"</w:t>
       </w:r>
     </w:p>
@@ -14514,6 +16839,21 @@
           <w:b/>
           <w:lang w:val="es_ES" w:bidi="es_ES"/>
         </w:rPr>
+        <w:t>ἔργων τῶν ἐν δικαιοσύνῃ</w:t>
+      </w:r>
+    </w:p>
+    <w:p>
+      <w:pPr/>
+      <w:r>
+        <w:rPr>
+          <w:lang w:val="es_ES" w:bidi="es_ES"/>
+        </w:rPr>
+      </w:r>
+      <w:r>
+        <w:rPr>
+          <w:b/>
+          <w:lang w:val="es_ES" w:bidi="es_ES"/>
+        </w:rPr>
         <w:t>"obras de justicia".</w:t>
       </w:r>
     </w:p>
@@ -14610,6 +16950,21 @@
           <w:b/>
           <w:lang w:val="es_ES" w:bidi="es_ES"/>
         </w:rPr>
+        <w:t>κατὰ τὸ αὐτοῦ ἔλεος</w:t>
+      </w:r>
+    </w:p>
+    <w:p>
+      <w:pPr/>
+      <w:r>
+        <w:rPr>
+          <w:lang w:val="es_ES" w:bidi="es_ES"/>
+        </w:rPr>
+      </w:r>
+      <w:r>
+        <w:rPr>
+          <w:b/>
+          <w:lang w:val="es_ES" w:bidi="es_ES"/>
+        </w:rPr>
         <w:t>"sino por Su misericordia"</w:t>
       </w:r>
     </w:p>
@@ -14706,6 +17061,21 @@
           <w:b/>
           <w:lang w:val="es_ES" w:bidi="es_ES"/>
         </w:rPr>
+        <w:t>λουτροῦ παλινγενεσίας</w:t>
+      </w:r>
+    </w:p>
+    <w:p>
+      <w:pPr/>
+      <w:r>
+        <w:rPr>
+          <w:lang w:val="es_ES" w:bidi="es_ES"/>
+        </w:rPr>
+      </w:r>
+      <w:r>
+        <w:rPr>
+          <w:b/>
+          <w:lang w:val="es_ES" w:bidi="es_ES"/>
+        </w:rPr>
         <w:t>"el lavamiento".</w:t>
       </w:r>
     </w:p>
@@ -14815,6 +17185,21 @@
           <w:b/>
           <w:lang w:val="es_ES" w:bidi="es_ES"/>
         </w:rPr>
+        <w:t>οὗ ἐξέχεεν ἐφ’ ἡμᾶς πλουσίως,</w:t>
+      </w:r>
+    </w:p>
+    <w:p>
+      <w:pPr/>
+      <w:r>
+        <w:rPr>
+          <w:lang w:val="es_ES" w:bidi="es_ES"/>
+        </w:rPr>
+      </w:r>
+      <w:r>
+        <w:rPr>
+          <w:b/>
+          <w:lang w:val="es_ES" w:bidi="es_ES"/>
+        </w:rPr>
         <w:t>"</w:t>
       </w:r>
       <w:r>
@@ -14912,6 +17297,21 @@
           <w:b/>
           <w:lang w:val="es_ES" w:bidi="es_ES"/>
         </w:rPr>
+        <w:t>ἡμᾶς</w:t>
+      </w:r>
+    </w:p>
+    <w:p>
+      <w:pPr/>
+      <w:r>
+        <w:rPr>
+          <w:lang w:val="es_ES" w:bidi="es_ES"/>
+        </w:rPr>
+      </w:r>
+      <w:r>
+        <w:rPr>
+          <w:b/>
+          <w:lang w:val="es_ES" w:bidi="es_ES"/>
+        </w:rPr>
         <w:t>"nosotros".</w:t>
       </w:r>
     </w:p>
@@ -15008,6 +17408,21 @@
           <w:b/>
           <w:lang w:val="es_ES" w:bidi="es_ES"/>
         </w:rPr>
+        <w:t>διὰ Ἰησοῦ Χριστοῦ, τοῦ Σωτῆρος ἡμῶν</w:t>
+      </w:r>
+    </w:p>
+    <w:p>
+      <w:pPr/>
+      <w:r>
+        <w:rPr>
+          <w:lang w:val="es_ES" w:bidi="es_ES"/>
+        </w:rPr>
+      </w:r>
+      <w:r>
+        <w:rPr>
+          <w:b/>
+          <w:lang w:val="es_ES" w:bidi="es_ES"/>
+        </w:rPr>
         <w:t>"</w:t>
       </w:r>
       <w:r>
@@ -15085,6 +17500,21 @@
           <w:b/>
           <w:lang w:val="es_ES" w:bidi="es_ES"/>
         </w:rPr>
+        <w:t>ἡμῶν</w:t>
+      </w:r>
+    </w:p>
+    <w:p>
+      <w:pPr/>
+      <w:r>
+        <w:rPr>
+          <w:lang w:val="es_ES" w:bidi="es_ES"/>
+        </w:rPr>
+      </w:r>
+      <w:r>
+        <w:rPr>
+          <w:b/>
+          <w:lang w:val="es_ES" w:bidi="es_ES"/>
+        </w:rPr>
         <w:t>"nuestro".</w:t>
       </w:r>
     </w:p>
@@ -15181,6 +17611,21 @@
           <w:b/>
           <w:lang w:val="es_ES" w:bidi="es_ES"/>
         </w:rPr>
+        <w:t>ἵνα</w:t>
+      </w:r>
+    </w:p>
+    <w:p>
+      <w:pPr/>
+      <w:r>
+        <w:rPr>
+          <w:lang w:val="es_ES" w:bidi="es_ES"/>
+        </w:rPr>
+      </w:r>
+      <w:r>
+        <w:rPr>
+          <w:b/>
+          <w:lang w:val="es_ES" w:bidi="es_ES"/>
+        </w:rPr>
         <w:t>"para que".</w:t>
       </w:r>
     </w:p>
@@ -15309,6 +17754,21 @@
           <w:b/>
           <w:lang w:val="es_ES" w:bidi="es_ES"/>
         </w:rPr>
+        <w:t>δικαιωθέντες</w:t>
+      </w:r>
+    </w:p>
+    <w:p>
+      <w:pPr/>
+      <w:r>
+        <w:rPr>
+          <w:lang w:val="es_ES" w:bidi="es_ES"/>
+        </w:rPr>
+      </w:r>
+      <w:r>
+        <w:rPr>
+          <w:b/>
+          <w:lang w:val="es_ES" w:bidi="es_ES"/>
+        </w:rPr>
         <w:t>"justificados".</w:t>
       </w:r>
     </w:p>
@@ -15392,6 +17852,21 @@
           <w:b/>
           <w:lang w:val="es_ES" w:bidi="es_ES"/>
         </w:rPr>
+        <w:t>τῇ ἐκείνου χάριτι</w:t>
+      </w:r>
+    </w:p>
+    <w:p>
+      <w:pPr/>
+      <w:r>
+        <w:rPr>
+          <w:lang w:val="es_ES" w:bidi="es_ES"/>
+        </w:rPr>
+      </w:r>
+      <w:r>
+        <w:rPr>
+          <w:b/>
+          <w:lang w:val="es_ES" w:bidi="es_ES"/>
+        </w:rPr>
         <w:t>"por Su gracia".</w:t>
       </w:r>
     </w:p>
@@ -15488,6 +17963,21 @@
           <w:b/>
           <w:lang w:val="es_ES" w:bidi="es_ES"/>
         </w:rPr>
+        <w:t>ἐκείνου</w:t>
+      </w:r>
+    </w:p>
+    <w:p>
+      <w:pPr/>
+      <w:r>
+        <w:rPr>
+          <w:lang w:val="es_ES" w:bidi="es_ES"/>
+        </w:rPr>
+      </w:r>
+      <w:r>
+        <w:rPr>
+          <w:b/>
+          <w:lang w:val="es_ES" w:bidi="es_ES"/>
+        </w:rPr>
         <w:t>"por Su".</w:t>
       </w:r>
     </w:p>
@@ -15584,6 +18074,21 @@
           <w:b/>
           <w:lang w:val="es_ES" w:bidi="es_ES"/>
         </w:rPr>
+        <w:t>κληρονόμοι γενηθῶμεν, κατ’ ἐλπίδα ζωῆς αἰωνίου</w:t>
+      </w:r>
+    </w:p>
+    <w:p>
+      <w:pPr/>
+      <w:r>
+        <w:rPr>
+          <w:lang w:val="es_ES" w:bidi="es_ES"/>
+        </w:rPr>
+      </w:r>
+      <w:r>
+        <w:rPr>
+          <w:b/>
+          <w:lang w:val="es_ES" w:bidi="es_ES"/>
+        </w:rPr>
         <w:t>"</w:t>
       </w:r>
       <w:r>
@@ -15681,6 +18186,21 @@
           <w:b/>
           <w:lang w:val="es_ES" w:bidi="es_ES"/>
         </w:rPr>
+        <w:t>ὁ λόγος</w:t>
+      </w:r>
+    </w:p>
+    <w:p>
+      <w:pPr/>
+      <w:r>
+        <w:rPr>
+          <w:lang w:val="es_ES" w:bidi="es_ES"/>
+        </w:rPr>
+      </w:r>
+      <w:r>
+        <w:rPr>
+          <w:b/>
+          <w:lang w:val="es_ES" w:bidi="es_ES"/>
+        </w:rPr>
         <w:t>"</w:t>
       </w:r>
       <w:r>
@@ -15791,6 +18311,21 @@
           <w:b/>
           <w:lang w:val="es_ES" w:bidi="es_ES"/>
         </w:rPr>
+        <w:t>τούτων</w:t>
+      </w:r>
+    </w:p>
+    <w:p>
+      <w:pPr/>
+      <w:r>
+        <w:rPr>
+          <w:lang w:val="es_ES" w:bidi="es_ES"/>
+        </w:rPr>
+      </w:r>
+      <w:r>
+        <w:rPr>
+          <w:b/>
+          <w:lang w:val="es_ES" w:bidi="es_ES"/>
+        </w:rPr>
         <w:t>"estas cosas".</w:t>
       </w:r>
     </w:p>
@@ -15887,6 +18422,21 @@
           <w:b/>
           <w:lang w:val="es_ES" w:bidi="es_ES"/>
         </w:rPr>
+        <w:t>φροντίζωσιν καλῶν ἔργων, προΐστασθαι</w:t>
+      </w:r>
+    </w:p>
+    <w:p>
+      <w:pPr/>
+      <w:r>
+        <w:rPr>
+          <w:lang w:val="es_ES" w:bidi="es_ES"/>
+        </w:rPr>
+      </w:r>
+      <w:r>
+        <w:rPr>
+          <w:b/>
+          <w:lang w:val="es_ES" w:bidi="es_ES"/>
+        </w:rPr>
         <w:t>"procuren ocuparse en buenas obras".</w:t>
       </w:r>
     </w:p>
@@ -15950,6 +18500,21 @@
           <w:b/>
           <w:lang w:val="es_ES" w:bidi="es_ES"/>
         </w:rPr>
+        <w:t>τοῖς ἀνθρώποις</w:t>
+      </w:r>
+    </w:p>
+    <w:p>
+      <w:pPr/>
+      <w:r>
+        <w:rPr>
+          <w:lang w:val="es_ES" w:bidi="es_ES"/>
+        </w:rPr>
+      </w:r>
+      <w:r>
+        <w:rPr>
+          <w:b/>
+          <w:lang w:val="es_ES" w:bidi="es_ES"/>
+        </w:rPr>
         <w:t>"</w:t>
       </w:r>
       <w:r>
@@ -16060,6 +18625,21 @@
           <w:b/>
           <w:lang w:val="es_ES" w:bidi="es_ES"/>
         </w:rPr>
+        <w:t>δὲ &amp; περιΐστασο</w:t>
+      </w:r>
+    </w:p>
+    <w:p>
+      <w:pPr/>
+      <w:r>
+        <w:rPr>
+          <w:lang w:val="es_ES" w:bidi="es_ES"/>
+        </w:rPr>
+      </w:r>
+      <w:r>
+        <w:rPr>
+          <w:b/>
+          <w:lang w:val="es_ES" w:bidi="es_ES"/>
+        </w:rPr>
         <w:t>"Pero"</w:t>
       </w:r>
       <w:r>
@@ -16169,6 +18749,21 @@
           <w:b/>
           <w:lang w:val="es_ES" w:bidi="es_ES"/>
         </w:rPr>
+        <w:t>μωρὰς &amp; ζητήσεις</w:t>
+      </w:r>
+    </w:p>
+    <w:p>
+      <w:pPr/>
+      <w:r>
+        <w:rPr>
+          <w:lang w:val="es_ES" w:bidi="es_ES"/>
+        </w:rPr>
+      </w:r>
+      <w:r>
+        <w:rPr>
+          <w:b/>
+          <w:lang w:val="es_ES" w:bidi="es_ES"/>
+        </w:rPr>
         <w:t>"necias"</w:t>
       </w:r>
       <w:r>
@@ -16245,6 +18840,21 @@
           <w:b/>
           <w:lang w:val="es_ES" w:bidi="es_ES"/>
         </w:rPr>
+        <w:t>γενεαλογίας</w:t>
+      </w:r>
+    </w:p>
+    <w:p>
+      <w:pPr/>
+      <w:r>
+        <w:rPr>
+          <w:lang w:val="es_ES" w:bidi="es_ES"/>
+        </w:rPr>
+      </w:r>
+      <w:r>
+        <w:rPr>
+          <w:b/>
+          <w:lang w:val="es_ES" w:bidi="es_ES"/>
+        </w:rPr>
         <w:t>"genealogías".</w:t>
       </w:r>
     </w:p>
@@ -16341,6 +18951,21 @@
           <w:b/>
           <w:lang w:val="es_ES" w:bidi="es_ES"/>
         </w:rPr>
+        <w:t>ἔρεις</w:t>
+      </w:r>
+    </w:p>
+    <w:p>
+      <w:pPr/>
+      <w:r>
+        <w:rPr>
+          <w:lang w:val="es_ES" w:bidi="es_ES"/>
+        </w:rPr>
+      </w:r>
+      <w:r>
+        <w:rPr>
+          <w:b/>
+          <w:lang w:val="es_ES" w:bidi="es_ES"/>
+        </w:rPr>
         <w:t>"contenciones".</w:t>
       </w:r>
     </w:p>
@@ -16437,6 +19062,21 @@
           <w:b/>
           <w:lang w:val="es_ES" w:bidi="es_ES"/>
         </w:rPr>
+        <w:t>νομικὰς</w:t>
+      </w:r>
+    </w:p>
+    <w:p>
+      <w:pPr/>
+      <w:r>
+        <w:rPr>
+          <w:lang w:val="es_ES" w:bidi="es_ES"/>
+        </w:rPr>
+      </w:r>
+      <w:r>
+        <w:rPr>
+          <w:b/>
+          <w:lang w:val="es_ES" w:bidi="es_ES"/>
+        </w:rPr>
         <w:t>"acerca de la ley".</w:t>
       </w:r>
     </w:p>
@@ -16520,6 +19160,21 @@
           <w:b/>
           <w:lang w:val="es_ES" w:bidi="es_ES"/>
         </w:rPr>
+        <w:t>αἱρετικὸν ἄνθρωπον &amp; παραιτοῦ</w:t>
+      </w:r>
+    </w:p>
+    <w:p>
+      <w:pPr/>
+      <w:r>
+        <w:rPr>
+          <w:lang w:val="es_ES" w:bidi="es_ES"/>
+        </w:rPr>
+      </w:r>
+      <w:r>
+        <w:rPr>
+          <w:b/>
+          <w:lang w:val="es_ES" w:bidi="es_ES"/>
+        </w:rPr>
         <w:t>"al hombre que cause divisiones"</w:t>
       </w:r>
       <w:r>
@@ -16630,6 +19285,21 @@
           <w:b/>
           <w:lang w:val="es_ES" w:bidi="es_ES"/>
         </w:rPr>
+        <w:t>μετὰ μίαν καὶ δευτέραν νουθεσίαν</w:t>
+      </w:r>
+    </w:p>
+    <w:p>
+      <w:pPr/>
+      <w:r>
+        <w:rPr>
+          <w:lang w:val="es_ES" w:bidi="es_ES"/>
+        </w:rPr>
+      </w:r>
+      <w:r>
+        <w:rPr>
+          <w:b/>
+          <w:lang w:val="es_ES" w:bidi="es_ES"/>
+        </w:rPr>
         <w:t>"</w:t>
       </w:r>
       <w:r>
@@ -16727,6 +19397,21 @@
           <w:b/>
           <w:lang w:val="es_ES" w:bidi="es_ES"/>
         </w:rPr>
+        <w:t>ὁ τοιοῦτος</w:t>
+      </w:r>
+    </w:p>
+    <w:p>
+      <w:pPr/>
+      <w:r>
+        <w:rPr>
+          <w:lang w:val="es_ES" w:bidi="es_ES"/>
+        </w:rPr>
+      </w:r>
+      <w:r>
+        <w:rPr>
+          <w:b/>
+          <w:lang w:val="es_ES" w:bidi="es_ES"/>
+        </w:rPr>
         <w:t>"</w:t>
       </w:r>
       <w:r>
@@ -16804,6 +19489,21 @@
           <w:b/>
           <w:lang w:val="es_ES" w:bidi="es_ES"/>
         </w:rPr>
+        <w:t>ἐξέστραπται</w:t>
+      </w:r>
+    </w:p>
+    <w:p>
+      <w:pPr/>
+      <w:r>
+        <w:rPr>
+          <w:lang w:val="es_ES" w:bidi="es_ES"/>
+        </w:rPr>
+      </w:r>
+      <w:r>
+        <w:rPr>
+          <w:b/>
+          <w:lang w:val="es_ES" w:bidi="es_ES"/>
+        </w:rPr>
         <w:t>"</w:t>
       </w:r>
       <w:r>
@@ -16914,6 +19614,21 @@
           <w:b/>
           <w:lang w:val="es_ES" w:bidi="es_ES"/>
         </w:rPr>
+        <w:t>ὢν αὐτοκατάκριτος</w:t>
+      </w:r>
+    </w:p>
+    <w:p>
+      <w:pPr/>
+      <w:r>
+        <w:rPr>
+          <w:lang w:val="es_ES" w:bidi="es_ES"/>
+        </w:rPr>
+      </w:r>
+      <w:r>
+        <w:rPr>
+          <w:b/>
+          <w:lang w:val="es_ES" w:bidi="es_ES"/>
+        </w:rPr>
         <w:t>"</w:t>
       </w:r>
       <w:r>
@@ -16991,6 +19706,21 @@
           <w:b/>
           <w:lang w:val="es_ES" w:bidi="es_ES"/>
         </w:rPr>
+        <w:t>ὅταν πέμψω Ἀρτεμᾶν πρὸς σὲ ἢ Τυχικόν</w:t>
+      </w:r>
+    </w:p>
+    <w:p>
+      <w:pPr/>
+      <w:r>
+        <w:rPr>
+          <w:lang w:val="es_ES" w:bidi="es_ES"/>
+        </w:rPr>
+      </w:r>
+      <w:r>
+        <w:rPr>
+          <w:b/>
+          <w:lang w:val="es_ES" w:bidi="es_ES"/>
+        </w:rPr>
         <w:t>"</w:t>
       </w:r>
       <w:r>
@@ -17088,6 +19818,21 @@
           <w:b/>
           <w:lang w:val="es_ES" w:bidi="es_ES"/>
         </w:rPr>
+        <w:t>Ἀρτεμᾶν &amp; Τυχικόν</w:t>
+      </w:r>
+    </w:p>
+    <w:p>
+      <w:pPr/>
+      <w:r>
+        <w:rPr>
+          <w:lang w:val="es_ES" w:bidi="es_ES"/>
+        </w:rPr>
+      </w:r>
+      <w:r>
+        <w:rPr>
+          <w:b/>
+          <w:lang w:val="es_ES" w:bidi="es_ES"/>
+        </w:rPr>
         <w:t>"Artemas"</w:t>
       </w:r>
       <w:r>
@@ -17204,6 +19949,21 @@
           <w:b/>
           <w:lang w:val="es_ES" w:bidi="es_ES"/>
         </w:rPr>
+        <w:t>σπούδασον ἐλθεῖν</w:t>
+      </w:r>
+    </w:p>
+    <w:p>
+      <w:pPr/>
+      <w:r>
+        <w:rPr>
+          <w:lang w:val="es_ES" w:bidi="es_ES"/>
+        </w:rPr>
+      </w:r>
+      <w:r>
+        <w:rPr>
+          <w:b/>
+          <w:lang w:val="es_ES" w:bidi="es_ES"/>
+        </w:rPr>
         <w:t>"</w:t>
       </w:r>
       <w:r>
@@ -17281,6 +20041,21 @@
           <w:b/>
           <w:lang w:val="es_ES" w:bidi="es_ES"/>
         </w:rPr>
+        <w:t>σπούδασον</w:t>
+      </w:r>
+    </w:p>
+    <w:p>
+      <w:pPr/>
+      <w:r>
+        <w:rPr>
+          <w:lang w:val="es_ES" w:bidi="es_ES"/>
+        </w:rPr>
+      </w:r>
+      <w:r>
+        <w:rPr>
+          <w:b/>
+          <w:lang w:val="es_ES" w:bidi="es_ES"/>
+        </w:rPr>
         <w:t>"</w:t>
       </w:r>
       <w:r>
@@ -17391,6 +20166,21 @@
           <w:b/>
           <w:lang w:val="es_ES" w:bidi="es_ES"/>
         </w:rPr>
+        <w:t>σπουδαίως πρόπεμψον</w:t>
+      </w:r>
+    </w:p>
+    <w:p>
+      <w:pPr/>
+      <w:r>
+        <w:rPr>
+          <w:lang w:val="es_ES" w:bidi="es_ES"/>
+        </w:rPr>
+      </w:r>
+      <w:r>
+        <w:rPr>
+          <w:b/>
+          <w:lang w:val="es_ES" w:bidi="es_ES"/>
+        </w:rPr>
         <w:t>"</w:t>
       </w:r>
       <w:r>
@@ -17501,6 +20291,21 @@
           <w:b/>
           <w:lang w:val="es_ES" w:bidi="es_ES"/>
         </w:rPr>
+        <w:t>Ζηνᾶν &amp; Ἀπολλῶν</w:t>
+      </w:r>
+    </w:p>
+    <w:p>
+      <w:pPr/>
+      <w:r>
+        <w:rPr>
+          <w:lang w:val="es_ES" w:bidi="es_ES"/>
+        </w:rPr>
+      </w:r>
+      <w:r>
+        <w:rPr>
+          <w:b/>
+          <w:lang w:val="es_ES" w:bidi="es_ES"/>
+        </w:rPr>
         <w:t>"Zenas"</w:t>
       </w:r>
       <w:r>
@@ -17617,6 +20422,21 @@
           <w:b/>
           <w:lang w:val="es_ES" w:bidi="es_ES"/>
         </w:rPr>
+        <w:t>καὶ Ἀπολλῶν</w:t>
+      </w:r>
+    </w:p>
+    <w:p>
+      <w:pPr/>
+      <w:r>
+        <w:rPr>
+          <w:lang w:val="es_ES" w:bidi="es_ES"/>
+        </w:rPr>
+      </w:r>
+      <w:r>
+        <w:rPr>
+          <w:b/>
+          <w:lang w:val="es_ES" w:bidi="es_ES"/>
+        </w:rPr>
         <w:t>"y a Apolos".</w:t>
       </w:r>
     </w:p>
@@ -17680,6 +20500,21 @@
           <w:b/>
           <w:lang w:val="es_ES" w:bidi="es_ES"/>
         </w:rPr>
+        <w:t>ἵνα μηδὲν αὐτοῖς λείπῃ</w:t>
+      </w:r>
+    </w:p>
+    <w:p>
+      <w:pPr/>
+      <w:r>
+        <w:rPr>
+          <w:lang w:val="es_ES" w:bidi="es_ES"/>
+        </w:rPr>
+      </w:r>
+      <w:r>
+        <w:rPr>
+          <w:b/>
+          <w:lang w:val="es_ES" w:bidi="es_ES"/>
+        </w:rPr>
         <w:t>"</w:t>
       </w:r>
       <w:r>
@@ -17790,6 +20625,21 @@
           <w:b/>
           <w:lang w:val="es_ES" w:bidi="es_ES"/>
         </w:rPr>
+        <w:t>ἵνα μηδὲν αὐτοῖς λείπῃ</w:t>
+      </w:r>
+    </w:p>
+    <w:p>
+      <w:pPr/>
+      <w:r>
+        <w:rPr>
+          <w:lang w:val="es_ES" w:bidi="es_ES"/>
+        </w:rPr>
+      </w:r>
+      <w:r>
+        <w:rPr>
+          <w:b/>
+          <w:lang w:val="es_ES" w:bidi="es_ES"/>
+        </w:rPr>
         <w:t>"</w:t>
       </w:r>
       <w:r>
@@ -17887,6 +20737,21 @@
           <w:b/>
           <w:lang w:val="es_ES" w:bidi="es_ES"/>
         </w:rPr>
+        <w:t>οἱ ἡμέτεροι</w:t>
+      </w:r>
+    </w:p>
+    <w:p>
+      <w:pPr/>
+      <w:r>
+        <w:rPr>
+          <w:lang w:val="es_ES" w:bidi="es_ES"/>
+        </w:rPr>
+      </w:r>
+      <w:r>
+        <w:rPr>
+          <w:b/>
+          <w:lang w:val="es_ES" w:bidi="es_ES"/>
+        </w:rPr>
         <w:t>"</w:t>
       </w:r>
       <w:r>
@@ -17997,6 +20862,21 @@
           <w:b/>
           <w:lang w:val="es_ES" w:bidi="es_ES"/>
         </w:rPr>
+        <w:t>οἱ ἡμέτεροι</w:t>
+      </w:r>
+    </w:p>
+    <w:p>
+      <w:pPr/>
+      <w:r>
+        <w:rPr>
+          <w:lang w:val="es_ES" w:bidi="es_ES"/>
+        </w:rPr>
+      </w:r>
+      <w:r>
+        <w:rPr>
+          <w:b/>
+          <w:lang w:val="es_ES" w:bidi="es_ES"/>
+        </w:rPr>
         <w:t>"</w:t>
       </w:r>
       <w:r>
@@ -18107,6 +20987,21 @@
           <w:b/>
           <w:lang w:val="es_ES" w:bidi="es_ES"/>
         </w:rPr>
+        <w:t>εἰς τὰς ἀναγκαίας χρείας</w:t>
+      </w:r>
+    </w:p>
+    <w:p>
+      <w:pPr/>
+      <w:r>
+        <w:rPr>
+          <w:lang w:val="es_ES" w:bidi="es_ES"/>
+        </w:rPr>
+      </w:r>
+      <w:r>
+        <w:rPr>
+          <w:b/>
+          <w:lang w:val="es_ES" w:bidi="es_ES"/>
+        </w:rPr>
         <w:t>"</w:t>
       </w:r>
       <w:r>
@@ -18217,6 +21112,21 @@
           <w:b/>
           <w:lang w:val="es_ES" w:bidi="es_ES"/>
         </w:rPr>
+        <w:t>ἵνα μὴ ὦσιν ἄκαρποι</w:t>
+      </w:r>
+    </w:p>
+    <w:p>
+      <w:pPr/>
+      <w:r>
+        <w:rPr>
+          <w:lang w:val="es_ES" w:bidi="es_ES"/>
+        </w:rPr>
+      </w:r>
+      <w:r>
+        <w:rPr>
+          <w:b/>
+          <w:lang w:val="es_ES" w:bidi="es_ES"/>
+        </w:rPr>
         <w:t>"</w:t>
       </w:r>
       <w:r>
@@ -18307,6 +21217,21 @@
           <w:b/>
           <w:lang w:val="es_ES" w:bidi="es_ES"/>
         </w:rPr>
+        <w:t>ἵνα μὴ ὦσιν ἄκαρποι</w:t>
+      </w:r>
+    </w:p>
+    <w:p>
+      <w:pPr/>
+      <w:r>
+        <w:rPr>
+          <w:lang w:val="es_ES" w:bidi="es_ES"/>
+        </w:rPr>
+      </w:r>
+      <w:r>
+        <w:rPr>
+          <w:b/>
+          <w:lang w:val="es_ES" w:bidi="es_ES"/>
+        </w:rPr>
         <w:t>"</w:t>
       </w:r>
       <w:r>
@@ -18404,6 +21329,21 @@
           <w:b/>
           <w:lang w:val="es_ES" w:bidi="es_ES"/>
         </w:rPr>
+        <w:t>ἀσπάζονταί σε</w:t>
+      </w:r>
+    </w:p>
+    <w:p>
+      <w:pPr/>
+      <w:r>
+        <w:rPr>
+          <w:lang w:val="es_ES" w:bidi="es_ES"/>
+        </w:rPr>
+      </w:r>
+      <w:r>
+        <w:rPr>
+          <w:b/>
+          <w:lang w:val="es_ES" w:bidi="es_ES"/>
+        </w:rPr>
         <w:t>"</w:t>
       </w:r>
       <w:r>
@@ -18514,6 +21454,21 @@
           <w:b/>
           <w:lang w:val="es_ES" w:bidi="es_ES"/>
         </w:rPr>
+        <w:t>οἱ μετ’ ἐμοῦ πάντες</w:t>
+      </w:r>
+    </w:p>
+    <w:p>
+      <w:pPr/>
+      <w:r>
+        <w:rPr>
+          <w:lang w:val="es_ES" w:bidi="es_ES"/>
+        </w:rPr>
+      </w:r>
+      <w:r>
+        <w:rPr>
+          <w:b/>
+          <w:lang w:val="es_ES" w:bidi="es_ES"/>
+        </w:rPr>
         <w:t>"</w:t>
       </w:r>
       <w:r>
@@ -18611,6 +21566,21 @@
           <w:b/>
           <w:lang w:val="es_ES" w:bidi="es_ES"/>
         </w:rPr>
+        <w:t>τοὺς φιλοῦντας ἡμᾶς ἐν πίστει</w:t>
+      </w:r>
+    </w:p>
+    <w:p>
+      <w:pPr/>
+      <w:r>
+        <w:rPr>
+          <w:lang w:val="es_ES" w:bidi="es_ES"/>
+        </w:rPr>
+      </w:r>
+      <w:r>
+        <w:rPr>
+          <w:b/>
+          <w:lang w:val="es_ES" w:bidi="es_ES"/>
+        </w:rPr>
         <w:t>"</w:t>
       </w:r>
       <w:r>
@@ -18714,6 +21684,21 @@
           <w:b/>
           <w:lang w:val="es_ES" w:bidi="es_ES"/>
         </w:rPr>
+        <w:t>ἡμᾶς</w:t>
+      </w:r>
+    </w:p>
+    <w:p>
+      <w:pPr/>
+      <w:r>
+        <w:rPr>
+          <w:lang w:val="es_ES" w:bidi="es_ES"/>
+        </w:rPr>
+      </w:r>
+      <w:r>
+        <w:rPr>
+          <w:b/>
+          <w:lang w:val="es_ES" w:bidi="es_ES"/>
+        </w:rPr>
         <w:t>"</w:t>
       </w:r>
       <w:r>
@@ -18824,6 +21809,21 @@
           <w:b/>
           <w:lang w:val="es_ES" w:bidi="es_ES"/>
         </w:rPr>
+        <w:t>ἡ χάρις μετὰ πάντων ὑμῶν</w:t>
+      </w:r>
+    </w:p>
+    <w:p>
+      <w:pPr/>
+      <w:r>
+        <w:rPr>
+          <w:lang w:val="es_ES" w:bidi="es_ES"/>
+        </w:rPr>
+      </w:r>
+      <w:r>
+        <w:rPr>
+          <w:b/>
+          <w:lang w:val="es_ES" w:bidi="es_ES"/>
+        </w:rPr>
         <w:t>"</w:t>
       </w:r>
       <w:r>
@@ -18900,6 +21900,21 @@
         <w:rPr>
           <w:lang w:val="es_ES" w:bidi="es_ES"/>
         </w:rPr>
+      </w:r>
+    </w:p>
+    <w:p>
+      <w:pPr/>
+      <w:r>
+        <w:rPr>
+          <w:lang w:val="es_ES" w:bidi="es_ES"/>
+        </w:rPr>
+      </w:r>
+      <w:r>
+        <w:rPr>
+          <w:b/>
+          <w:lang w:val="es_ES" w:bidi="es_ES"/>
+        </w:rPr>
+        <w:t>ὑμῶν</w:t>
       </w:r>
     </w:p>
     <w:p>

--- a/spa/docx/56.content.docx
+++ b/spa/docx/56.content.docx
@@ -210,7 +210,7 @@
           <w:b/>
           <w:lang w:val="es_ES" w:bidi="es_ES"/>
         </w:rPr>
-        <w:t>κατὰ πίστιν ἐκλεκτῶν Θεοῦ καὶ ἐπίγνωσιν ἀληθείας</w:t>
+        <w:t>κατὰ πίστιν ἐκλεκτῶν Θεοῦ, καὶ ἐπίγνωσιν ἀληθείας</w:t>
       </w:r>
     </w:p>
     <w:p>
@@ -7546,7 +7546,7 @@
           <w:b/>
           <w:lang w:val="es_ES" w:bidi="es_ES"/>
         </w:rPr>
-        <w:t>ὑγιαίνοντας τῇ πίστει τῇ ἀγάπῃ, τῇ ὑπομονῇ</w:t>
+        <w:t>ὑγιαίνοντας τῇ πίστει, τῇ ἀγάπῃ, τῇ ὑπομονῇ</w:t>
       </w:r>
     </w:p>
     <w:p>
@@ -11498,7 +11498,7 @@
           <w:b/>
           <w:lang w:val="es_ES" w:bidi="es_ES"/>
         </w:rPr>
-        <w:t>ἐπεφάνη γὰρ ἡ χάρις τοῦ Θεοῦ σωτήριος πᾶσιν ἀνθρώποις</w:t>
+        <w:t>ἐπεφάνη γὰρ ἡ χάρις τοῦ Θεοῦ, σωτήριος πᾶσιν ἀνθρώποις</w:t>
       </w:r>
     </w:p>
     <w:p>
@@ -12275,7 +12275,7 @@
           <w:b/>
           <w:lang w:val="es_ES" w:bidi="es_ES"/>
         </w:rPr>
-        <w:t>ἀσέβειαν &amp; εὐσεβῶς</w:t>
+        <w:t>τὴν ἀσέβειαν &amp; εὐσεβῶς</w:t>
       </w:r>
     </w:p>
     <w:p>
@@ -17185,7 +17185,7 @@
           <w:b/>
           <w:lang w:val="es_ES" w:bidi="es_ES"/>
         </w:rPr>
-        <w:t>οὗ ἐξέχεεν ἐφ’ ἡμᾶς πλουσίως,</w:t>
+        <w:t>οὗ ἐξέχεεν ἐφ’ ἡμᾶς πλουσίως</w:t>
       </w:r>
     </w:p>
     <w:p>

--- a/spa/docx/56.content.docx
+++ b/spa/docx/56.content.docx
@@ -210,6 +210,21 @@
           <w:b/>
           <w:lang w:val="es_ES" w:bidi="es_ES"/>
         </w:rPr>
+        <w:t>κατὰ πίστιν ἐκλεκτῶν Θεοῦ, καὶ ἐπίγνωσιν ἀληθείας</w:t>
+      </w:r>
+    </w:p>
+    <w:p>
+      <w:pPr/>
+      <w:r>
+        <w:rPr>
+          <w:lang w:val="es_ES" w:bidi="es_ES"/>
+        </w:rPr>
+      </w:r>
+      <w:r>
+        <w:rPr>
+          <w:b/>
+          <w:lang w:val="es_ES" w:bidi="es_ES"/>
+        </w:rPr>
         <w:t>"conforme a la fe de los escogidos de Dios y el conocimiento de la verdad".</w:t>
       </w:r>
     </w:p>
@@ -528,6 +543,21 @@
           <w:b/>
           <w:lang w:val="es_ES" w:bidi="es_ES"/>
         </w:rPr>
+        <w:t>τῆς κατ’ εὐσέβειαν</w:t>
+      </w:r>
+    </w:p>
+    <w:p>
+      <w:pPr/>
+      <w:r>
+        <w:rPr>
+          <w:lang w:val="es_ES" w:bidi="es_ES"/>
+        </w:rPr>
+      </w:r>
+      <w:r>
+        <w:rPr>
+          <w:b/>
+          <w:lang w:val="es_ES" w:bidi="es_ES"/>
+        </w:rPr>
         <w:t>"que conduce a la piedad".</w:t>
       </w:r>
     </w:p>
@@ -761,6 +791,21 @@
           <w:b/>
           <w:lang w:val="es_ES" w:bidi="es_ES"/>
         </w:rPr>
+        <w:t>ἐπ’ ἐλπίδι ζωῆς αἰωνίου</w:t>
+      </w:r>
+    </w:p>
+    <w:p>
+      <w:pPr/>
+      <w:r>
+        <w:rPr>
+          <w:lang w:val="es_ES" w:bidi="es_ES"/>
+        </w:rPr>
+      </w:r>
+      <w:r>
+        <w:rPr>
+          <w:b/>
+          <w:lang w:val="es_ES" w:bidi="es_ES"/>
+        </w:rPr>
         <w:t>"en la esperanza de la vida eterna".</w:t>
       </w:r>
     </w:p>
@@ -1018,6 +1063,21 @@
           <w:b/>
           <w:lang w:val="es_ES" w:bidi="es_ES"/>
         </w:rPr>
+        <w:t>καιροῖς ἰδίοις</w:t>
+      </w:r>
+    </w:p>
+    <w:p>
+      <w:pPr/>
+      <w:r>
+        <w:rPr>
+          <w:lang w:val="es_ES" w:bidi="es_ES"/>
+        </w:rPr>
+      </w:r>
+      <w:r>
+        <w:rPr>
+          <w:b/>
+          <w:lang w:val="es_ES" w:bidi="es_ES"/>
+        </w:rPr>
         <w:t>"Y a su debido tiempo".</w:t>
       </w:r>
     </w:p>
@@ -1845,6 +1905,21 @@
           <w:b/>
           <w:lang w:val="es_ES" w:bidi="es_ES"/>
         </w:rPr>
+        <w:t>χάρις καὶ εἰρήνη ἀπὸ Θεοῦ Πατρὸς καὶ Χριστοῦ Ἰησοῦ τοῦ Σωτῆρος ἡμῶν</w:t>
+      </w:r>
+    </w:p>
+    <w:p>
+      <w:pPr/>
+      <w:r>
+        <w:rPr>
+          <w:lang w:val="es_ES" w:bidi="es_ES"/>
+        </w:rPr>
+      </w:r>
+      <w:r>
+        <w:rPr>
+          <w:b/>
+          <w:lang w:val="es_ES" w:bidi="es_ES"/>
+        </w:rPr>
         <w:t>"Gracia, misericordia y paz de Dios Padre y del Señor Jesucristo nuestro Salvador".</w:t>
       </w:r>
     </w:p>
@@ -1954,6 +2029,21 @@
           <w:b/>
           <w:lang w:val="es_ES" w:bidi="es_ES"/>
         </w:rPr>
+        <w:t>Χριστοῦ Ἰησοῦ τοῦ Σωτῆρος ἡμῶν</w:t>
+      </w:r>
+    </w:p>
+    <w:p>
+      <w:pPr/>
+      <w:r>
+        <w:rPr>
+          <w:lang w:val="es_ES" w:bidi="es_ES"/>
+        </w:rPr>
+      </w:r>
+      <w:r>
+        <w:rPr>
+          <w:b/>
+          <w:lang w:val="es_ES" w:bidi="es_ES"/>
+        </w:rPr>
         <w:t>"Jesucristo nuestro Salvador".</w:t>
       </w:r>
     </w:p>
@@ -2239,6 +2329,21 @@
           <w:b/>
           <w:lang w:val="es_ES" w:bidi="es_ES"/>
         </w:rPr>
+        <w:t>ἀπέλιπόν σε ἐν Κρήτῃ</w:t>
+      </w:r>
+    </w:p>
+    <w:p>
+      <w:pPr/>
+      <w:r>
+        <w:rPr>
+          <w:lang w:val="es_ES" w:bidi="es_ES"/>
+        </w:rPr>
+      </w:r>
+      <w:r>
+        <w:rPr>
+          <w:b/>
+          <w:lang w:val="es_ES" w:bidi="es_ES"/>
+        </w:rPr>
         <w:t>"Te dejé en Creta".</w:t>
       </w:r>
     </w:p>
@@ -2302,6 +2407,21 @@
           <w:b/>
           <w:lang w:val="es_ES" w:bidi="es_ES"/>
         </w:rPr>
+        <w:t>ἵνα τὰ λείποντα ἐπιδιορθώσῃ</w:t>
+      </w:r>
+    </w:p>
+    <w:p>
+      <w:pPr/>
+      <w:r>
+        <w:rPr>
+          <w:lang w:val="es_ES" w:bidi="es_ES"/>
+        </w:rPr>
+      </w:r>
+      <w:r>
+        <w:rPr>
+          <w:b/>
+          <w:lang w:val="es_ES" w:bidi="es_ES"/>
+        </w:rPr>
         <w:t>"para que corrigieses lo deficiente".</w:t>
       </w:r>
     </w:p>
@@ -2365,6 +2485,21 @@
           <w:b/>
           <w:lang w:val="es_ES" w:bidi="es_ES"/>
         </w:rPr>
+        <w:t>καταστήσῃς &amp; πρεσβυτέρους</w:t>
+      </w:r>
+    </w:p>
+    <w:p>
+      <w:pPr/>
+      <w:r>
+        <w:rPr>
+          <w:lang w:val="es_ES" w:bidi="es_ES"/>
+        </w:rPr>
+      </w:r>
+      <w:r>
+        <w:rPr>
+          <w:b/>
+          <w:lang w:val="es_ES" w:bidi="es_ES"/>
+        </w:rPr>
         <w:t>"Y establecieses ancianos".</w:t>
       </w:r>
     </w:p>
@@ -3068,6 +3203,21 @@
           <w:b/>
           <w:lang w:val="es_ES" w:bidi="es_ES"/>
         </w:rPr>
+        <w:t>μὴ πάροινον</w:t>
+      </w:r>
+    </w:p>
+    <w:p>
+      <w:pPr/>
+      <w:r>
+        <w:rPr>
+          <w:lang w:val="es_ES" w:bidi="es_ES"/>
+        </w:rPr>
+      </w:r>
+      <w:r>
+        <w:rPr>
+          <w:b/>
+          <w:lang w:val="es_ES" w:bidi="es_ES"/>
+        </w:rPr>
         <w:t>"no dado al vino".</w:t>
       </w:r>
     </w:p>
@@ -3131,6 +3281,21 @@
           <w:b/>
           <w:lang w:val="es_ES" w:bidi="es_ES"/>
         </w:rPr>
+        <w:t>μὴ πλήκτην</w:t>
+      </w:r>
+    </w:p>
+    <w:p>
+      <w:pPr/>
+      <w:r>
+        <w:rPr>
+          <w:lang w:val="es_ES" w:bidi="es_ES"/>
+        </w:rPr>
+      </w:r>
+      <w:r>
+        <w:rPr>
+          <w:b/>
+          <w:lang w:val="es_ES" w:bidi="es_ES"/>
+        </w:rPr>
         <w:t>"no iracundo"</w:t>
       </w:r>
     </w:p>
@@ -3426,6 +3591,21 @@
       </w:r>
       <w:r>
         <w:rPr>
+          <w:b/>
+          <w:lang w:val="es_ES" w:bidi="es_ES"/>
+        </w:rPr>
+        <w:t>σώφρονα &amp; ἐγκρατῆ</w:t>
+      </w:r>
+    </w:p>
+    <w:p>
+      <w:pPr/>
+      <w:r>
+        <w:rPr>
+          <w:lang w:val="es_ES" w:bidi="es_ES"/>
+        </w:rPr>
+      </w:r>
+      <w:r>
+        <w:rPr>
           <w:lang w:val="es_ES" w:bidi="es_ES"/>
         </w:rPr>
         <w:t>"</w:t>
@@ -3771,6 +3951,21 @@
           <w:b/>
           <w:lang w:val="es_ES" w:bidi="es_ES"/>
         </w:rPr>
+        <w:t>κατὰ τὴν διδαχὴν</w:t>
+      </w:r>
+    </w:p>
+    <w:p>
+      <w:pPr/>
+      <w:r>
+        <w:rPr>
+          <w:lang w:val="es_ES" w:bidi="es_ES"/>
+        </w:rPr>
+      </w:r>
+      <w:r>
+        <w:rPr>
+          <w:b/>
+          <w:lang w:val="es_ES" w:bidi="es_ES"/>
+        </w:rPr>
         <w:t>"tal como ha sido enseñada".</w:t>
       </w:r>
     </w:p>
@@ -4878,6 +5073,21 @@
           <w:b/>
           <w:lang w:val="es_ES" w:bidi="es_ES"/>
         </w:rPr>
+        <w:t>τις ἐξ αὐτῶν, ἴδιος αὐτῶν προφήτης</w:t>
+      </w:r>
+    </w:p>
+    <w:p>
+      <w:pPr/>
+      <w:r>
+        <w:rPr>
+          <w:lang w:val="es_ES" w:bidi="es_ES"/>
+        </w:rPr>
+      </w:r>
+      <w:r>
+        <w:rPr>
+          <w:b/>
+          <w:lang w:val="es_ES" w:bidi="es_ES"/>
+        </w:rPr>
         <w:t>"Uno de ellos, su propio profeta".</w:t>
       </w:r>
     </w:p>
@@ -5260,6 +5470,21 @@
         <w:rPr>
           <w:lang w:val="es_ES" w:bidi="es_ES"/>
         </w:rPr>
+      </w:r>
+    </w:p>
+    <w:p>
+      <w:pPr/>
+      <w:r>
+        <w:rPr>
+          <w:lang w:val="es_ES" w:bidi="es_ES"/>
+        </w:rPr>
+      </w:r>
+      <w:r>
+        <w:rPr>
+          <w:b/>
+          <w:lang w:val="es_ES" w:bidi="es_ES"/>
+        </w:rPr>
+        <w:t>δι’ ἣν αἰτίαν ἔλεγχε αὐτοὺς ἀποτόμως</w:t>
       </w:r>
     </w:p>
     <w:p>
@@ -5612,6 +5837,21 @@
           <w:b/>
           <w:lang w:val="es_ES" w:bidi="es_ES"/>
         </w:rPr>
+        <w:t>ἵνα ὑγιαίνωσιν ἐν τῇ πίστει</w:t>
+      </w:r>
+    </w:p>
+    <w:p>
+      <w:pPr/>
+      <w:r>
+        <w:rPr>
+          <w:lang w:val="es_ES" w:bidi="es_ES"/>
+        </w:rPr>
+      </w:r>
+      <w:r>
+        <w:rPr>
+          <w:b/>
+          <w:lang w:val="es_ES" w:bidi="es_ES"/>
+        </w:rPr>
         <w:t>"para que sean sanos en la fe".</w:t>
       </w:r>
     </w:p>
@@ -5943,6 +6183,21 @@
           <w:b/>
           <w:lang w:val="es_ES" w:bidi="es_ES"/>
         </w:rPr>
+        <w:t>Ἰουδαϊκοῖς μύθοις</w:t>
+      </w:r>
+    </w:p>
+    <w:p>
+      <w:pPr/>
+      <w:r>
+        <w:rPr>
+          <w:lang w:val="es_ES" w:bidi="es_ES"/>
+        </w:rPr>
+      </w:r>
+      <w:r>
+        <w:rPr>
+          <w:b/>
+          <w:lang w:val="es_ES" w:bidi="es_ES"/>
+        </w:rPr>
         <w:t>"a mitos judíos"</w:t>
       </w:r>
     </w:p>
@@ -6006,6 +6261,21 @@
           <w:b/>
           <w:lang w:val="es_ES" w:bidi="es_ES"/>
         </w:rPr>
+        <w:t>ἀποστρεφομένων τὴν ἀλήθειαν</w:t>
+      </w:r>
+    </w:p>
+    <w:p>
+      <w:pPr/>
+      <w:r>
+        <w:rPr>
+          <w:lang w:val="es_ES" w:bidi="es_ES"/>
+        </w:rPr>
+      </w:r>
+      <w:r>
+        <w:rPr>
+          <w:b/>
+          <w:lang w:val="es_ES" w:bidi="es_ES"/>
+        </w:rPr>
         <w:t>"quienes han rechazado la verdad"</w:t>
       </w:r>
     </w:p>
@@ -6187,6 +6457,21 @@
           <w:b/>
           <w:lang w:val="es_ES" w:bidi="es_ES"/>
         </w:rPr>
+        <w:t>τοῖς καθαροῖς</w:t>
+      </w:r>
+    </w:p>
+    <w:p>
+      <w:pPr/>
+      <w:r>
+        <w:rPr>
+          <w:lang w:val="es_ES" w:bidi="es_ES"/>
+        </w:rPr>
+      </w:r>
+      <w:r>
+        <w:rPr>
+          <w:b/>
+          <w:lang w:val="es_ES" w:bidi="es_ES"/>
+        </w:rPr>
         <w:t>"A los puros"</w:t>
       </w:r>
     </w:p>
@@ -6361,6 +6646,21 @@
           <w:b/>
           <w:lang w:val="es_ES" w:bidi="es_ES"/>
         </w:rPr>
+        <w:t>τοῖς δὲ μεμιαμμένοις καὶ ἀπίστοις, οὐδὲν καθαρόν</w:t>
+      </w:r>
+    </w:p>
+    <w:p>
+      <w:pPr/>
+      <w:r>
+        <w:rPr>
+          <w:lang w:val="es_ES" w:bidi="es_ES"/>
+        </w:rPr>
+      </w:r>
+      <w:r>
+        <w:rPr>
+          <w:b/>
+          <w:lang w:val="es_ES" w:bidi="es_ES"/>
+        </w:rPr>
         <w:t>"pero para los corrompidos e incrédulos nada es puro"</w:t>
       </w:r>
     </w:p>
@@ -6555,6 +6855,21 @@
           <w:b/>
           <w:lang w:val="es_ES" w:bidi="es_ES"/>
         </w:rPr>
+        <w:t>τοῖς &amp; ἔργοις ἀρνοῦνται</w:t>
+      </w:r>
+    </w:p>
+    <w:p>
+      <w:pPr/>
+      <w:r>
+        <w:rPr>
+          <w:lang w:val="es_ES" w:bidi="es_ES"/>
+        </w:rPr>
+      </w:r>
+      <w:r>
+        <w:rPr>
+          <w:b/>
+          <w:lang w:val="es_ES" w:bidi="es_ES"/>
+        </w:rPr>
         <w:t>"por sus"</w:t>
       </w:r>
       <w:r>
@@ -6742,6 +7057,21 @@
           <w:b/>
           <w:lang w:val="es_ES" w:bidi="es_ES"/>
         </w:rPr>
+        <w:t>τῇ ὑγιαινούσῃ διδασκαλίᾳ</w:t>
+      </w:r>
+    </w:p>
+    <w:p>
+      <w:pPr/>
+      <w:r>
+        <w:rPr>
+          <w:lang w:val="es_ES" w:bidi="es_ES"/>
+        </w:rPr>
+      </w:r>
+      <w:r>
+        <w:rPr>
+          <w:b/>
+          <w:lang w:val="es_ES" w:bidi="es_ES"/>
+        </w:rPr>
         <w:t>"sana doctrina".</w:t>
       </w:r>
     </w:p>
@@ -6949,6 +7279,21 @@
           <w:b/>
           <w:lang w:val="es_ES" w:bidi="es_ES"/>
         </w:rPr>
+        <w:t>νηφαλίους &amp; σεμνούς, σώφρονας</w:t>
+      </w:r>
+    </w:p>
+    <w:p>
+      <w:pPr/>
+      <w:r>
+        <w:rPr>
+          <w:lang w:val="es_ES" w:bidi="es_ES"/>
+        </w:rPr>
+      </w:r>
+      <w:r>
+        <w:rPr>
+          <w:b/>
+          <w:lang w:val="es_ES" w:bidi="es_ES"/>
+        </w:rPr>
         <w:t>"templado"</w:t>
       </w:r>
       <w:r>
@@ -7045,6 +7390,21 @@
           <w:b/>
           <w:lang w:val="es_ES" w:bidi="es_ES"/>
         </w:rPr>
+        <w:t>νηφαλίους</w:t>
+      </w:r>
+    </w:p>
+    <w:p>
+      <w:pPr/>
+      <w:r>
+        <w:rPr>
+          <w:lang w:val="es_ES" w:bidi="es_ES"/>
+        </w:rPr>
+      </w:r>
+      <w:r>
+        <w:rPr>
+          <w:b/>
+          <w:lang w:val="es_ES" w:bidi="es_ES"/>
+        </w:rPr>
         <w:t>"sobrio"</w:t>
       </w:r>
     </w:p>
@@ -7108,6 +7468,21 @@
           <w:b/>
           <w:lang w:val="es_ES" w:bidi="es_ES"/>
         </w:rPr>
+        <w:t>σώφρονας</w:t>
+      </w:r>
+    </w:p>
+    <w:p>
+      <w:pPr/>
+      <w:r>
+        <w:rPr>
+          <w:lang w:val="es_ES" w:bidi="es_ES"/>
+        </w:rPr>
+      </w:r>
+      <w:r>
+        <w:rPr>
+          <w:b/>
+          <w:lang w:val="es_ES" w:bidi="es_ES"/>
+        </w:rPr>
         <w:t>"autocontrolado"</w:t>
       </w:r>
     </w:p>
@@ -7902,6 +8277,21 @@
           <w:b/>
           <w:lang w:val="es_ES" w:bidi="es_ES"/>
         </w:rPr>
+        <w:t>οἴνῳ πολλῷ δεδουλωμένας</w:t>
+      </w:r>
+    </w:p>
+    <w:p>
+      <w:pPr/>
+      <w:r>
+        <w:rPr>
+          <w:lang w:val="es_ES" w:bidi="es_ES"/>
+        </w:rPr>
+      </w:r>
+      <w:r>
+        <w:rPr>
+          <w:b/>
+          <w:lang w:val="es_ES" w:bidi="es_ES"/>
+        </w:rPr>
         <w:t>"adicto a mucho vino"</w:t>
       </w:r>
     </w:p>
@@ -8220,6 +8610,21 @@
           <w:b/>
           <w:lang w:val="es_ES" w:bidi="es_ES"/>
         </w:rPr>
+        <w:t>φιλάνδρους</w:t>
+      </w:r>
+    </w:p>
+    <w:p>
+      <w:pPr/>
+      <w:r>
+        <w:rPr>
+          <w:lang w:val="es_ES" w:bidi="es_ES"/>
+        </w:rPr>
+      </w:r>
+      <w:r>
+        <w:rPr>
+          <w:b/>
+          <w:lang w:val="es_ES" w:bidi="es_ES"/>
+        </w:rPr>
         <w:t>"aman a sus maridos"</w:t>
       </w:r>
     </w:p>
@@ -8296,6 +8701,21 @@
           <w:b/>
           <w:lang w:val="es_ES" w:bidi="es_ES"/>
         </w:rPr>
+        <w:t>φιλοτέκνους</w:t>
+      </w:r>
+    </w:p>
+    <w:p>
+      <w:pPr/>
+      <w:r>
+        <w:rPr>
+          <w:lang w:val="es_ES" w:bidi="es_ES"/>
+        </w:rPr>
+      </w:r>
+      <w:r>
+        <w:rPr>
+          <w:b/>
+          <w:lang w:val="es_ES" w:bidi="es_ES"/>
+        </w:rPr>
         <w:t>"y niños"</w:t>
       </w:r>
     </w:p>
@@ -8359,6 +8779,21 @@
           <w:b/>
           <w:lang w:val="es_ES" w:bidi="es_ES"/>
         </w:rPr>
+        <w:t>ὑποτασσομένας τοῖς ἰδίοις ἀνδράσιν</w:t>
+      </w:r>
+    </w:p>
+    <w:p>
+      <w:pPr/>
+      <w:r>
+        <w:rPr>
+          <w:lang w:val="es_ES" w:bidi="es_ES"/>
+        </w:rPr>
+      </w:r>
+      <w:r>
+        <w:rPr>
+          <w:b/>
+          <w:lang w:val="es_ES" w:bidi="es_ES"/>
+        </w:rPr>
         <w:t>"y sumisas a sus propios maridos"</w:t>
       </w:r>
     </w:p>
@@ -8546,6 +8981,21 @@
           <w:b/>
           <w:lang w:val="es_ES" w:bidi="es_ES"/>
         </w:rPr>
+        <w:t>ἵνα μὴ ὁ λόγος τοῦ Θεοῦ βλασφημῆται</w:t>
+      </w:r>
+    </w:p>
+    <w:p>
+      <w:pPr/>
+      <w:r>
+        <w:rPr>
+          <w:lang w:val="es_ES" w:bidi="es_ES"/>
+        </w:rPr>
+      </w:r>
+      <w:r>
+        <w:rPr>
+          <w:b/>
+          <w:lang w:val="es_ES" w:bidi="es_ES"/>
+        </w:rPr>
         <w:t>"para que la palabra de Dios no sea desacreditada"</w:t>
       </w:r>
     </w:p>
@@ -8818,6 +9268,21 @@
           <w:b/>
           <w:lang w:val="es_ES" w:bidi="es_ES"/>
         </w:rPr>
+        <w:t>περὶ πάντα</w:t>
+      </w:r>
+    </w:p>
+    <w:p>
+      <w:pPr/>
+      <w:r>
+        <w:rPr>
+          <w:lang w:val="es_ES" w:bidi="es_ES"/>
+        </w:rPr>
+      </w:r>
+      <w:r>
+        <w:rPr>
+          <w:b/>
+          <w:lang w:val="es_ES" w:bidi="es_ES"/>
+        </w:rPr>
         <w:t>"En todo".</w:t>
       </w:r>
     </w:p>
@@ -8881,6 +9346,21 @@
           <w:b/>
           <w:lang w:val="es_ES" w:bidi="es_ES"/>
         </w:rPr>
+        <w:t>σεαυτὸν παρεχόμενος</w:t>
+      </w:r>
+    </w:p>
+    <w:p>
+      <w:pPr/>
+      <w:r>
+        <w:rPr>
+          <w:lang w:val="es_ES" w:bidi="es_ES"/>
+        </w:rPr>
+      </w:r>
+      <w:r>
+        <w:rPr>
+          <w:b/>
+          <w:lang w:val="es_ES" w:bidi="es_ES"/>
+        </w:rPr>
         <w:t>"preséntate"</w:t>
       </w:r>
     </w:p>
@@ -8944,6 +9424,21 @@
           <w:b/>
           <w:lang w:val="es_ES" w:bidi="es_ES"/>
         </w:rPr>
+        <w:t>τύπον καλῶν ἔργων</w:t>
+      </w:r>
+    </w:p>
+    <w:p>
+      <w:pPr/>
+      <w:r>
+        <w:rPr>
+          <w:lang w:val="es_ES" w:bidi="es_ES"/>
+        </w:rPr>
+      </w:r>
+      <w:r>
+        <w:rPr>
+          <w:b/>
+          <w:lang w:val="es_ES" w:bidi="es_ES"/>
+        </w:rPr>
         <w:t>"ser un ejemplo haciendo buenas obras".</w:t>
       </w:r>
     </w:p>
@@ -9895,6 +10390,21 @@
           <w:b/>
           <w:lang w:val="es_ES" w:bidi="es_ES"/>
         </w:rPr>
+        <w:t>ἐν πᾶσιν</w:t>
+      </w:r>
+    </w:p>
+    <w:p>
+      <w:pPr/>
+      <w:r>
+        <w:rPr>
+          <w:lang w:val="es_ES" w:bidi="es_ES"/>
+        </w:rPr>
+      </w:r>
+      <w:r>
+        <w:rPr>
+          <w:b/>
+          <w:lang w:val="es_ES" w:bidi="es_ES"/>
+        </w:rPr>
         <w:t>"en todo".</w:t>
       </w:r>
     </w:p>
@@ -10265,6 +10775,21 @@
           <w:b/>
           <w:lang w:val="es_ES" w:bidi="es_ES"/>
         </w:rPr>
+        <w:t>πᾶσαν πίστιν ἐνδεικνυμένους ἀγαθήν</w:t>
+      </w:r>
+    </w:p>
+    <w:p>
+      <w:pPr/>
+      <w:r>
+        <w:rPr>
+          <w:lang w:val="es_ES" w:bidi="es_ES"/>
+        </w:rPr>
+      </w:r>
+      <w:r>
+        <w:rPr>
+          <w:b/>
+          <w:lang w:val="es_ES" w:bidi="es_ES"/>
+        </w:rPr>
         <w:t>"mostrándose fieles en todo".</w:t>
       </w:r>
     </w:p>
@@ -10465,6 +10990,21 @@
           <w:b/>
           <w:lang w:val="es_ES" w:bidi="es_ES"/>
         </w:rPr>
+        <w:t>ἐν πᾶσιν</w:t>
+      </w:r>
+    </w:p>
+    <w:p>
+      <w:pPr/>
+      <w:r>
+        <w:rPr>
+          <w:lang w:val="es_ES" w:bidi="es_ES"/>
+        </w:rPr>
+      </w:r>
+      <w:r>
+        <w:rPr>
+          <w:b/>
+          <w:lang w:val="es_ES" w:bidi="es_ES"/>
+        </w:rPr>
         <w:t>"en todos los aspectos"</w:t>
       </w:r>
     </w:p>
@@ -10528,6 +11068,21 @@
           <w:b/>
           <w:lang w:val="es_ES" w:bidi="es_ES"/>
         </w:rPr>
+        <w:t>τὴν διδασκαλίαν τὴν τοῦ Σωτῆρος ἡμῶν, Θεοῦ, κοσμῶσιν</w:t>
+      </w:r>
+    </w:p>
+    <w:p>
+      <w:pPr/>
+      <w:r>
+        <w:rPr>
+          <w:lang w:val="es_ES" w:bidi="es_ES"/>
+        </w:rPr>
+      </w:r>
+      <w:r>
+        <w:rPr>
+          <w:b/>
+          <w:lang w:val="es_ES" w:bidi="es_ES"/>
+        </w:rPr>
         <w:t>"adornarán la doctrina acerca de Dios nuestro Salvador"</w:t>
       </w:r>
     </w:p>
@@ -10819,6 +11374,21 @@
           <w:b/>
           <w:lang w:val="es_ES" w:bidi="es_ES"/>
         </w:rPr>
+        <w:t>ἐπεφάνη &amp; ἡ χάρις τοῦ Θεοῦ</w:t>
+      </w:r>
+    </w:p>
+    <w:p>
+      <w:pPr/>
+      <w:r>
+        <w:rPr>
+          <w:lang w:val="es_ES" w:bidi="es_ES"/>
+        </w:rPr>
+      </w:r>
+      <w:r>
+        <w:rPr>
+          <w:b/>
+          <w:lang w:val="es_ES" w:bidi="es_ES"/>
+        </w:rPr>
         <w:t>"ha manifestado"</w:t>
       </w:r>
       <w:r>
@@ -10928,6 +11498,21 @@
           <w:b/>
           <w:lang w:val="es_ES" w:bidi="es_ES"/>
         </w:rPr>
+        <w:t>ἐπεφάνη γὰρ ἡ χάρις τοῦ Θεοῦ, σωτήριος πᾶσιν ἀνθρώποις</w:t>
+      </w:r>
+    </w:p>
+    <w:p>
+      <w:pPr/>
+      <w:r>
+        <w:rPr>
+          <w:lang w:val="es_ES" w:bidi="es_ES"/>
+        </w:rPr>
+      </w:r>
+      <w:r>
+        <w:rPr>
+          <w:b/>
+          <w:lang w:val="es_ES" w:bidi="es_ES"/>
+        </w:rPr>
         <w:t>"Porque la gracia de Dios se ha manifestado trayendo salvación a todos".</w:t>
       </w:r>
     </w:p>
@@ -11690,6 +12275,21 @@
           <w:b/>
           <w:lang w:val="es_ES" w:bidi="es_ES"/>
         </w:rPr>
+        <w:t>τὴν ἀσέβειαν &amp; εὐσεβῶς</w:t>
+      </w:r>
+    </w:p>
+    <w:p>
+      <w:pPr/>
+      <w:r>
+        <w:rPr>
+          <w:lang w:val="es_ES" w:bidi="es_ES"/>
+        </w:rPr>
+      </w:r>
+      <w:r>
+        <w:rPr>
+          <w:b/>
+          <w:lang w:val="es_ES" w:bidi="es_ES"/>
+        </w:rPr>
         <w:t>"impiedad"</w:t>
       </w:r>
       <w:r>
@@ -11766,6 +12366,21 @@
           <w:b/>
           <w:lang w:val="es_ES" w:bidi="es_ES"/>
         </w:rPr>
+        <w:t>ἐν τῷ νῦν αἰῶνι</w:t>
+      </w:r>
+    </w:p>
+    <w:p>
+      <w:pPr/>
+      <w:r>
+        <w:rPr>
+          <w:lang w:val="es_ES" w:bidi="es_ES"/>
+        </w:rPr>
+      </w:r>
+      <w:r>
+        <w:rPr>
+          <w:b/>
+          <w:lang w:val="es_ES" w:bidi="es_ES"/>
+        </w:rPr>
         <w:t>"en este siglo"</w:t>
       </w:r>
     </w:p>
@@ -11829,6 +12444,21 @@
           <w:b/>
           <w:lang w:val="es_ES" w:bidi="es_ES"/>
         </w:rPr>
+        <w:t>προσδεχόμενοι</w:t>
+      </w:r>
+    </w:p>
+    <w:p>
+      <w:pPr/>
+      <w:r>
+        <w:rPr>
+          <w:lang w:val="es_ES" w:bidi="es_ES"/>
+        </w:rPr>
+      </w:r>
+      <w:r>
+        <w:rPr>
+          <w:b/>
+          <w:lang w:val="es_ES" w:bidi="es_ES"/>
+        </w:rPr>
         <w:t>"mientras aguardamos".</w:t>
       </w:r>
     </w:p>
@@ -12042,6 +12672,21 @@
           <w:b/>
           <w:lang w:val="es_ES" w:bidi="es_ES"/>
         </w:rPr>
+        <w:t>τὴν μακαρίαν ἐλπίδα, καὶ ἐπιφάνειαν τῆς δόξης</w:t>
+      </w:r>
+    </w:p>
+    <w:p>
+      <w:pPr/>
+      <w:r>
+        <w:rPr>
+          <w:lang w:val="es_ES" w:bidi="es_ES"/>
+        </w:rPr>
+      </w:r>
+      <w:r>
+        <w:rPr>
+          <w:b/>
+          <w:lang w:val="es_ES" w:bidi="es_ES"/>
+        </w:rPr>
         <w:t>"</w:t>
       </w:r>
       <w:r>
@@ -12165,6 +12810,21 @@
           <w:b/>
           <w:lang w:val="es_ES" w:bidi="es_ES"/>
         </w:rPr>
+        <w:t>τὴν μακαρίαν ἐλπίδα, καὶ ἐπιφάνειαν τῆς δόξης τοῦ μεγάλου Θεοῦ καὶ Σωτῆρος ἡμῶν, Ἰησοῦ Χριστοῦ</w:t>
+      </w:r>
+    </w:p>
+    <w:p>
+      <w:pPr/>
+      <w:r>
+        <w:rPr>
+          <w:lang w:val="es_ES" w:bidi="es_ES"/>
+        </w:rPr>
+      </w:r>
+      <w:r>
+        <w:rPr>
+          <w:b/>
+          <w:lang w:val="es_ES" w:bidi="es_ES"/>
+        </w:rPr>
         <w:t>"l</w:t>
       </w:r>
       <w:r>
@@ -12301,6 +12961,21 @@
           <w:b/>
           <w:lang w:val="es_ES" w:bidi="es_ES"/>
         </w:rPr>
+        <w:t>τοῦ μεγάλου Θεοῦ καὶ Σωτῆρος ἡμῶν, Ἰησοῦ Χριστοῦ</w:t>
+      </w:r>
+    </w:p>
+    <w:p>
+      <w:pPr/>
+      <w:r>
+        <w:rPr>
+          <w:lang w:val="es_ES" w:bidi="es_ES"/>
+        </w:rPr>
+      </w:r>
+      <w:r>
+        <w:rPr>
+          <w:b/>
+          <w:lang w:val="es_ES" w:bidi="es_ES"/>
+        </w:rPr>
         <w:t>"de nuestro gran Dios y Salvador Jesucristo"</w:t>
       </w:r>
     </w:p>
@@ -12966,6 +13641,21 @@
           <w:b/>
           <w:lang w:val="es_ES" w:bidi="es_ES"/>
         </w:rPr>
+        <w:t>ζηλωτὴν καλῶν ἔργων</w:t>
+      </w:r>
+    </w:p>
+    <w:p>
+      <w:pPr/>
+      <w:r>
+        <w:rPr>
+          <w:lang w:val="es_ES" w:bidi="es_ES"/>
+        </w:rPr>
+      </w:r>
+      <w:r>
+        <w:rPr>
+          <w:b/>
+          <w:lang w:val="es_ES" w:bidi="es_ES"/>
+        </w:rPr>
         <w:t>"celoso de buenas obras".</w:t>
       </w:r>
     </w:p>
@@ -13481,6 +14171,21 @@
           <w:b/>
           <w:lang w:val="es_ES" w:bidi="es_ES"/>
         </w:rPr>
+        <w:t>μηδείς σου περιφρονείτω</w:t>
+      </w:r>
+    </w:p>
+    <w:p>
+      <w:pPr/>
+      <w:r>
+        <w:rPr>
+          <w:lang w:val="es_ES" w:bidi="es_ES"/>
+        </w:rPr>
+      </w:r>
+      <w:r>
+        <w:rPr>
+          <w:b/>
+          <w:lang w:val="es_ES" w:bidi="es_ES"/>
+        </w:rPr>
         <w:t>"nadie te desprecie".</w:t>
       </w:r>
     </w:p>
@@ -13544,6 +14249,21 @@
           <w:b/>
           <w:lang w:val="es_ES" w:bidi="es_ES"/>
         </w:rPr>
+        <w:t>μηδείς σου περιφρονείτω</w:t>
+      </w:r>
+    </w:p>
+    <w:p>
+      <w:pPr/>
+      <w:r>
+        <w:rPr>
+          <w:lang w:val="es_ES" w:bidi="es_ES"/>
+        </w:rPr>
+      </w:r>
+      <w:r>
+        <w:rPr>
+          <w:b/>
+          <w:lang w:val="es_ES" w:bidi="es_ES"/>
+        </w:rPr>
         <w:t>"nadie te desprecie".</w:t>
       </w:r>
     </w:p>
@@ -13725,6 +14445,21 @@
           <w:b/>
           <w:lang w:val="es_ES" w:bidi="es_ES"/>
         </w:rPr>
+        <w:t>ὑπομίμνῃσκε αὐτοὺς &amp; ὑποτάσσεσθαι</w:t>
+      </w:r>
+    </w:p>
+    <w:p>
+      <w:pPr/>
+      <w:r>
+        <w:rPr>
+          <w:lang w:val="es_ES" w:bidi="es_ES"/>
+        </w:rPr>
+      </w:r>
+      <w:r>
+        <w:rPr>
+          <w:b/>
+          <w:lang w:val="es_ES" w:bidi="es_ES"/>
+        </w:rPr>
         <w:t>"Recuérdales" - "que se sujeten".</w:t>
       </w:r>
     </w:p>
@@ -14050,6 +14785,21 @@
           <w:b/>
           <w:lang w:val="es_ES" w:bidi="es_ES"/>
         </w:rPr>
+        <w:t>πρὸς πᾶν ἔργον ἀγαθὸν ἑτοίμους εἶναι</w:t>
+      </w:r>
+    </w:p>
+    <w:p>
+      <w:pPr/>
+      <w:r>
+        <w:rPr>
+          <w:lang w:val="es_ES" w:bidi="es_ES"/>
+        </w:rPr>
+      </w:r>
+      <w:r>
+        <w:rPr>
+          <w:b/>
+          <w:lang w:val="es_ES" w:bidi="es_ES"/>
+        </w:rPr>
         <w:t>"</w:t>
       </w:r>
       <w:r>
@@ -14127,6 +14877,21 @@
           <w:b/>
           <w:lang w:val="es_ES" w:bidi="es_ES"/>
         </w:rPr>
+        <w:t>βλασφημεῖν</w:t>
+      </w:r>
+    </w:p>
+    <w:p>
+      <w:pPr/>
+      <w:r>
+        <w:rPr>
+          <w:lang w:val="es_ES" w:bidi="es_ES"/>
+        </w:rPr>
+      </w:r>
+      <w:r>
+        <w:rPr>
+          <w:b/>
+          <w:lang w:val="es_ES" w:bidi="es_ES"/>
+        </w:rPr>
         <w:t>"difamen".</w:t>
       </w:r>
     </w:p>
@@ -14877,6 +15642,21 @@
           <w:b/>
           <w:lang w:val="es_ES" w:bidi="es_ES"/>
         </w:rPr>
+        <w:t>ἦμεν &amp; ἀνόητοι</w:t>
+      </w:r>
+    </w:p>
+    <w:p>
+      <w:pPr/>
+      <w:r>
+        <w:rPr>
+          <w:lang w:val="es_ES" w:bidi="es_ES"/>
+        </w:rPr>
+      </w:r>
+      <w:r>
+        <w:rPr>
+          <w:b/>
+          <w:lang w:val="es_ES" w:bidi="es_ES"/>
+        </w:rPr>
         <w:t>"éramos" - "insensatos".</w:t>
       </w:r>
     </w:p>
@@ -15071,6 +15851,21 @@
           <w:b/>
           <w:lang w:val="es_ES" w:bidi="es_ES"/>
         </w:rPr>
+        <w:t>πλανώμενοι, δουλεύοντες ἐπιθυμίαις καὶ ἡδοναῖς ποικίλαις</w:t>
+      </w:r>
+    </w:p>
+    <w:p>
+      <w:pPr/>
+      <w:r>
+        <w:rPr>
+          <w:lang w:val="es_ES" w:bidi="es_ES"/>
+        </w:rPr>
+      </w:r>
+      <w:r>
+        <w:rPr>
+          <w:b/>
+          <w:lang w:val="es_ES" w:bidi="es_ES"/>
+        </w:rPr>
         <w:t>"extraviados, esclavos de concupiscencias y deleites diversos</w:t>
       </w:r>
       <w:r>
@@ -15468,6 +16263,21 @@
           <w:b/>
           <w:lang w:val="es_ES" w:bidi="es_ES"/>
         </w:rPr>
+        <w:t>στυγητοί</w:t>
+      </w:r>
+    </w:p>
+    <w:p>
+      <w:pPr/>
+      <w:r>
+        <w:rPr>
+          <w:lang w:val="es_ES" w:bidi="es_ES"/>
+        </w:rPr>
+      </w:r>
+      <w:r>
+        <w:rPr>
+          <w:b/>
+          <w:lang w:val="es_ES" w:bidi="es_ES"/>
+        </w:rPr>
         <w:t>"aborrecibles".</w:t>
       </w:r>
     </w:p>
@@ -15636,6 +16446,21 @@
           <w:b/>
           <w:lang w:val="es_ES" w:bidi="es_ES"/>
         </w:rPr>
+        <w:t>ὅτε &amp; ἡ χρηστότης καὶ ἡ φιλανθρωπία ἐπεφάνη τοῦ Σωτῆρος ἡμῶν, Θεοῦ</w:t>
+      </w:r>
+    </w:p>
+    <w:p>
+      <w:pPr/>
+      <w:r>
+        <w:rPr>
+          <w:lang w:val="es_ES" w:bidi="es_ES"/>
+        </w:rPr>
+      </w:r>
+      <w:r>
+        <w:rPr>
+          <w:b/>
+          <w:lang w:val="es_ES" w:bidi="es_ES"/>
+        </w:rPr>
         <w:t>"cuando" - "</w:t>
       </w:r>
       <w:r>
@@ -15752,6 +16577,21 @@
           <w:b/>
           <w:lang w:val="es_ES" w:bidi="es_ES"/>
         </w:rPr>
+        <w:t>ὅτε &amp; ἡ χρηστότης καὶ ἡ φιλανθρωπία ἐπεφάνη τοῦ Σωτῆρος ἡμῶν, Θεοῦ</w:t>
+      </w:r>
+    </w:p>
+    <w:p>
+      <w:pPr/>
+      <w:r>
+        <w:rPr>
+          <w:lang w:val="es_ES" w:bidi="es_ES"/>
+        </w:rPr>
+      </w:r>
+      <w:r>
+        <w:rPr>
+          <w:b/>
+          <w:lang w:val="es_ES" w:bidi="es_ES"/>
+        </w:rPr>
         <w:t>"cuando"</w:t>
       </w:r>
       <w:r>
@@ -16568,6 +17408,21 @@
           <w:b/>
           <w:lang w:val="es_ES" w:bidi="es_ES"/>
         </w:rPr>
+        <w:t>διὰ Ἰησοῦ Χριστοῦ, τοῦ Σωτῆρος ἡμῶν</w:t>
+      </w:r>
+    </w:p>
+    <w:p>
+      <w:pPr/>
+      <w:r>
+        <w:rPr>
+          <w:lang w:val="es_ES" w:bidi="es_ES"/>
+        </w:rPr>
+      </w:r>
+      <w:r>
+        <w:rPr>
+          <w:b/>
+          <w:lang w:val="es_ES" w:bidi="es_ES"/>
+        </w:rPr>
         <w:t>"</w:t>
       </w:r>
       <w:r>
@@ -17219,6 +18074,21 @@
           <w:b/>
           <w:lang w:val="es_ES" w:bidi="es_ES"/>
         </w:rPr>
+        <w:t>κληρονόμοι γενηθῶμεν, κατ’ ἐλπίδα ζωῆς αἰωνίου</w:t>
+      </w:r>
+    </w:p>
+    <w:p>
+      <w:pPr/>
+      <w:r>
+        <w:rPr>
+          <w:lang w:val="es_ES" w:bidi="es_ES"/>
+        </w:rPr>
+      </w:r>
+      <w:r>
+        <w:rPr>
+          <w:b/>
+          <w:lang w:val="es_ES" w:bidi="es_ES"/>
+        </w:rPr>
         <w:t>"</w:t>
       </w:r>
       <w:r>
@@ -17552,6 +18422,21 @@
           <w:b/>
           <w:lang w:val="es_ES" w:bidi="es_ES"/>
         </w:rPr>
+        <w:t>φροντίζωσιν καλῶν ἔργων, προΐστασθαι</w:t>
+      </w:r>
+    </w:p>
+    <w:p>
+      <w:pPr/>
+      <w:r>
+        <w:rPr>
+          <w:lang w:val="es_ES" w:bidi="es_ES"/>
+        </w:rPr>
+      </w:r>
+      <w:r>
+        <w:rPr>
+          <w:b/>
+          <w:lang w:val="es_ES" w:bidi="es_ES"/>
+        </w:rPr>
         <w:t>"procuren ocuparse en buenas obras".</w:t>
       </w:r>
     </w:p>
@@ -17864,6 +18749,21 @@
           <w:b/>
           <w:lang w:val="es_ES" w:bidi="es_ES"/>
         </w:rPr>
+        <w:t>μωρὰς &amp; ζητήσεις</w:t>
+      </w:r>
+    </w:p>
+    <w:p>
+      <w:pPr/>
+      <w:r>
+        <w:rPr>
+          <w:lang w:val="es_ES" w:bidi="es_ES"/>
+        </w:rPr>
+      </w:r>
+      <w:r>
+        <w:rPr>
+          <w:b/>
+          <w:lang w:val="es_ES" w:bidi="es_ES"/>
+        </w:rPr>
         <w:t>"necias"</w:t>
       </w:r>
       <w:r>
@@ -18497,6 +19397,21 @@
           <w:b/>
           <w:lang w:val="es_ES" w:bidi="es_ES"/>
         </w:rPr>
+        <w:t>ὁ τοιοῦτος</w:t>
+      </w:r>
+    </w:p>
+    <w:p>
+      <w:pPr/>
+      <w:r>
+        <w:rPr>
+          <w:lang w:val="es_ES" w:bidi="es_ES"/>
+        </w:rPr>
+      </w:r>
+      <w:r>
+        <w:rPr>
+          <w:b/>
+          <w:lang w:val="es_ES" w:bidi="es_ES"/>
+        </w:rPr>
         <w:t>"</w:t>
       </w:r>
       <w:r>
@@ -18699,6 +19614,21 @@
           <w:b/>
           <w:lang w:val="es_ES" w:bidi="es_ES"/>
         </w:rPr>
+        <w:t>ὢν αὐτοκατάκριτος</w:t>
+      </w:r>
+    </w:p>
+    <w:p>
+      <w:pPr/>
+      <w:r>
+        <w:rPr>
+          <w:lang w:val="es_ES" w:bidi="es_ES"/>
+        </w:rPr>
+      </w:r>
+      <w:r>
+        <w:rPr>
+          <w:b/>
+          <w:lang w:val="es_ES" w:bidi="es_ES"/>
+        </w:rPr>
         <w:t>"</w:t>
       </w:r>
       <w:r>
@@ -18888,6 +19818,21 @@
           <w:b/>
           <w:lang w:val="es_ES" w:bidi="es_ES"/>
         </w:rPr>
+        <w:t>Ἀρτεμᾶν &amp; Τυχικόν</w:t>
+      </w:r>
+    </w:p>
+    <w:p>
+      <w:pPr/>
+      <w:r>
+        <w:rPr>
+          <w:lang w:val="es_ES" w:bidi="es_ES"/>
+        </w:rPr>
+      </w:r>
+      <w:r>
+        <w:rPr>
+          <w:b/>
+          <w:lang w:val="es_ES" w:bidi="es_ES"/>
+        </w:rPr>
         <w:t>"Artemas"</w:t>
       </w:r>
       <w:r>
@@ -19004,6 +19949,21 @@
           <w:b/>
           <w:lang w:val="es_ES" w:bidi="es_ES"/>
         </w:rPr>
+        <w:t>σπούδασον ἐλθεῖν</w:t>
+      </w:r>
+    </w:p>
+    <w:p>
+      <w:pPr/>
+      <w:r>
+        <w:rPr>
+          <w:lang w:val="es_ES" w:bidi="es_ES"/>
+        </w:rPr>
+      </w:r>
+      <w:r>
+        <w:rPr>
+          <w:b/>
+          <w:lang w:val="es_ES" w:bidi="es_ES"/>
+        </w:rPr>
         <w:t>"</w:t>
       </w:r>
       <w:r>
@@ -19331,6 +20291,21 @@
           <w:b/>
           <w:lang w:val="es_ES" w:bidi="es_ES"/>
         </w:rPr>
+        <w:t>Ζηνᾶν &amp; Ἀπολλῶν</w:t>
+      </w:r>
+    </w:p>
+    <w:p>
+      <w:pPr/>
+      <w:r>
+        <w:rPr>
+          <w:lang w:val="es_ES" w:bidi="es_ES"/>
+        </w:rPr>
+      </w:r>
+      <w:r>
+        <w:rPr>
+          <w:b/>
+          <w:lang w:val="es_ES" w:bidi="es_ES"/>
+        </w:rPr>
         <w:t>"Zenas"</w:t>
       </w:r>
       <w:r>
@@ -19447,6 +20422,21 @@
           <w:b/>
           <w:lang w:val="es_ES" w:bidi="es_ES"/>
         </w:rPr>
+        <w:t>καὶ Ἀπολλῶν</w:t>
+      </w:r>
+    </w:p>
+    <w:p>
+      <w:pPr/>
+      <w:r>
+        <w:rPr>
+          <w:lang w:val="es_ES" w:bidi="es_ES"/>
+        </w:rPr>
+      </w:r>
+      <w:r>
+        <w:rPr>
+          <w:b/>
+          <w:lang w:val="es_ES" w:bidi="es_ES"/>
+        </w:rPr>
         <w:t>"y a Apolos".</w:t>
       </w:r>
     </w:p>
@@ -19510,6 +20500,21 @@
           <w:b/>
           <w:lang w:val="es_ES" w:bidi="es_ES"/>
         </w:rPr>
+        <w:t>ἵνα μηδὲν αὐτοῖς λείπῃ</w:t>
+      </w:r>
+    </w:p>
+    <w:p>
+      <w:pPr/>
+      <w:r>
+        <w:rPr>
+          <w:lang w:val="es_ES" w:bidi="es_ES"/>
+        </w:rPr>
+      </w:r>
+      <w:r>
+        <w:rPr>
+          <w:b/>
+          <w:lang w:val="es_ES" w:bidi="es_ES"/>
+        </w:rPr>
         <w:t>"</w:t>
       </w:r>
       <w:r>
@@ -19620,6 +20625,21 @@
           <w:b/>
           <w:lang w:val="es_ES" w:bidi="es_ES"/>
         </w:rPr>
+        <w:t>ἵνα μηδὲν αὐτοῖς λείπῃ</w:t>
+      </w:r>
+    </w:p>
+    <w:p>
+      <w:pPr/>
+      <w:r>
+        <w:rPr>
+          <w:lang w:val="es_ES" w:bidi="es_ES"/>
+        </w:rPr>
+      </w:r>
+      <w:r>
+        <w:rPr>
+          <w:b/>
+          <w:lang w:val="es_ES" w:bidi="es_ES"/>
+        </w:rPr>
         <w:t>"</w:t>
       </w:r>
       <w:r>
@@ -20092,6 +21112,21 @@
           <w:b/>
           <w:lang w:val="es_ES" w:bidi="es_ES"/>
         </w:rPr>
+        <w:t>ἵνα μὴ ὦσιν ἄκαρποι</w:t>
+      </w:r>
+    </w:p>
+    <w:p>
+      <w:pPr/>
+      <w:r>
+        <w:rPr>
+          <w:lang w:val="es_ES" w:bidi="es_ES"/>
+        </w:rPr>
+      </w:r>
+      <w:r>
+        <w:rPr>
+          <w:b/>
+          <w:lang w:val="es_ES" w:bidi="es_ES"/>
+        </w:rPr>
         <w:t>"</w:t>
       </w:r>
       <w:r>
@@ -20182,6 +21217,21 @@
           <w:b/>
           <w:lang w:val="es_ES" w:bidi="es_ES"/>
         </w:rPr>
+        <w:t>ἵνα μὴ ὦσιν ἄκαρποι</w:t>
+      </w:r>
+    </w:p>
+    <w:p>
+      <w:pPr/>
+      <w:r>
+        <w:rPr>
+          <w:lang w:val="es_ES" w:bidi="es_ES"/>
+        </w:rPr>
+      </w:r>
+      <w:r>
+        <w:rPr>
+          <w:b/>
+          <w:lang w:val="es_ES" w:bidi="es_ES"/>
+        </w:rPr>
         <w:t>"</w:t>
       </w:r>
       <w:r>
@@ -20279,6 +21329,21 @@
           <w:b/>
           <w:lang w:val="es_ES" w:bidi="es_ES"/>
         </w:rPr>
+        <w:t>ἀσπάζονταί σε</w:t>
+      </w:r>
+    </w:p>
+    <w:p>
+      <w:pPr/>
+      <w:r>
+        <w:rPr>
+          <w:lang w:val="es_ES" w:bidi="es_ES"/>
+        </w:rPr>
+      </w:r>
+      <w:r>
+        <w:rPr>
+          <w:b/>
+          <w:lang w:val="es_ES" w:bidi="es_ES"/>
+        </w:rPr>
         <w:t>"</w:t>
       </w:r>
       <w:r>
@@ -20375,6 +21440,21 @@
         <w:rPr>
           <w:lang w:val="es_ES" w:bidi="es_ES"/>
         </w:rPr>
+      </w:r>
+    </w:p>
+    <w:p>
+      <w:pPr/>
+      <w:r>
+        <w:rPr>
+          <w:lang w:val="es_ES" w:bidi="es_ES"/>
+        </w:rPr>
+      </w:r>
+      <w:r>
+        <w:rPr>
+          <w:b/>
+          <w:lang w:val="es_ES" w:bidi="es_ES"/>
+        </w:rPr>
+        <w:t>οἱ μετ’ ἐμοῦ πάντες</w:t>
       </w:r>
     </w:p>
     <w:p>
